--- a/CV_Cyrille.docx
+++ b/CV_Cyrille.docx
@@ -8324,7 +8324,39 @@
           <w:sz w:val="21"/>
           <w:szCs w:val="21"/>
         </w:rPr>
-        <w:t>Summa Cum Laude – University of Paris Cité</w:t>
+        <w:t>Summa Cum Laude</w:t>
+      </w:r>
+      <w:r>
+        <w:rPr>
+          <w:rFonts w:ascii="Times New Roman" w:hAnsi="Times New Roman" w:cs="Times New Roman"/>
+          <w:sz w:val="21"/>
+          <w:szCs w:val="21"/>
+        </w:rPr>
+        <w:t>,</w:t>
+      </w:r>
+      <w:r>
+        <w:rPr>
+          <w:rFonts w:ascii="Times New Roman" w:hAnsi="Times New Roman" w:cs="Times New Roman"/>
+          <w:sz w:val="21"/>
+          <w:szCs w:val="21"/>
+        </w:rPr>
+        <w:t xml:space="preserve"> University of Paris </w:t>
+      </w:r>
+      <w:r>
+        <w:rPr>
+          <w:rFonts w:ascii="Times New Roman" w:hAnsi="Times New Roman" w:cs="Times New Roman"/>
+          <w:sz w:val="21"/>
+          <w:szCs w:val="21"/>
+        </w:rPr>
+        <w:t xml:space="preserve">– </w:t>
+      </w:r>
+      <w:r>
+        <w:rPr>
+          <w:rFonts w:ascii="Times New Roman" w:hAnsi="Times New Roman" w:cs="Times New Roman"/>
+          <w:sz w:val="21"/>
+          <w:szCs w:val="21"/>
+        </w:rPr>
+        <w:t>Cité</w:t>
       </w:r>
       <w:r>
         <w:rPr>
@@ -8450,7 +8482,39 @@
           <w:sz w:val="21"/>
           <w:szCs w:val="21"/>
         </w:rPr>
-        <w:t>Magna Cum Laude – University of Paris Cité</w:t>
+        <w:t>Magna Cum Laude</w:t>
+      </w:r>
+      <w:r>
+        <w:rPr>
+          <w:rFonts w:ascii="Times New Roman" w:hAnsi="Times New Roman" w:cs="Times New Roman"/>
+          <w:sz w:val="21"/>
+          <w:szCs w:val="21"/>
+        </w:rPr>
+        <w:t>,</w:t>
+      </w:r>
+      <w:r>
+        <w:rPr>
+          <w:rFonts w:ascii="Times New Roman" w:hAnsi="Times New Roman" w:cs="Times New Roman"/>
+          <w:sz w:val="21"/>
+          <w:szCs w:val="21"/>
+        </w:rPr>
+        <w:t xml:space="preserve"> University of Paris</w:t>
+      </w:r>
+      <w:r>
+        <w:rPr>
+          <w:rFonts w:ascii="Times New Roman" w:hAnsi="Times New Roman" w:cs="Times New Roman"/>
+          <w:sz w:val="21"/>
+          <w:szCs w:val="21"/>
+        </w:rPr>
+        <w:t xml:space="preserve"> –</w:t>
+      </w:r>
+      <w:r>
+        <w:rPr>
+          <w:rFonts w:ascii="Times New Roman" w:hAnsi="Times New Roman" w:cs="Times New Roman"/>
+          <w:sz w:val="21"/>
+          <w:szCs w:val="21"/>
+        </w:rPr>
+        <w:t xml:space="preserve"> Cité</w:t>
       </w:r>
       <w:r>
         <w:rPr>

--- a/CV_Cyrille.docx
+++ b/CV_Cyrille.docx
@@ -24979,6 +24979,7 @@
           <w:tab w:val="right" w:pos="9356"/>
         </w:tabs>
         <w:spacing w:before="80" w:after="0" w:line="240" w:lineRule="auto"/>
+        <w:ind w:left="1843" w:hanging="1843"/>
         <w:jc w:val="both"/>
         <w:rPr>
           <w:rFonts w:ascii="Times New Roman" w:hAnsi="Times New Roman" w:cs="Times New Roman"/>
@@ -24986,15 +24987,17 @@
           <w:iCs/>
           <w:sz w:val="21"/>
           <w:szCs w:val="21"/>
+          <w:lang w:val="en-CA"/>
         </w:rPr>
       </w:pPr>
       <w:r>
         <w:rPr>
           <w:rFonts w:ascii="Times New Roman" w:hAnsi="Times New Roman" w:cs="Times New Roman"/>
-          <w:i/>
-          <w:iCs/>
-          <w:sz w:val="21"/>
-          <w:szCs w:val="21"/>
+          <w:b/>
+          <w:bCs/>
+          <w:sz w:val="21"/>
+          <w:szCs w:val="21"/>
+          <w:lang w:val="fr-CA"/>
         </w:rPr>
         <w:tab/>
       </w:r>
@@ -25008,10 +25011,10 @@
           <w:szCs w:val="21"/>
         </w:rPr>
         <w:drawing>
-          <wp:inline distT="0" distB="0" distL="0" distR="0" wp14:anchorId="6A950245" wp14:editId="718508E0">
+          <wp:inline distT="0" distB="0" distL="0" distR="0" wp14:anchorId="08D2A7E7" wp14:editId="148000D1">
             <wp:extent cx="108000" cy="108000"/>
             <wp:effectExtent l="0" t="0" r="6350" b="6350"/>
-            <wp:docPr id="850741840" name="Graphic 2" descr="Earth globe: Americas with solid fill"/>
+            <wp:docPr id="609880871" name="Graphic 2" descr="Earth globe: Americas with solid fill"/>
             <wp:cNvGraphicFramePr>
               <a:graphicFrameLocks xmlns:a="http://schemas.openxmlformats.org/drawingml/2006/main" noChangeAspect="1"/>
             </wp:cNvGraphicFramePr>
@@ -25052,10 +25055,11 @@
       <w:r>
         <w:rPr>
           <w:rFonts w:ascii="Times New Roman" w:hAnsi="Times New Roman" w:cs="Times New Roman"/>
-          <w:i/>
-          <w:iCs/>
-          <w:sz w:val="21"/>
-          <w:szCs w:val="21"/>
+          <w:b/>
+          <w:bCs/>
+          <w:sz w:val="21"/>
+          <w:szCs w:val="21"/>
+          <w:lang w:val="en-CA"/>
         </w:rPr>
         <w:t xml:space="preserve"> </w:t>
       </w:r>
@@ -25066,27 +25070,31 @@
           <w:iCs/>
           <w:sz w:val="21"/>
           <w:szCs w:val="21"/>
-        </w:rPr>
-        <w:t>P.01</w:t>
-      </w:r>
-      <w:r>
-        <w:rPr>
-          <w:rFonts w:ascii="Times New Roman" w:hAnsi="Times New Roman" w:cs="Times New Roman"/>
-          <w:i/>
-          <w:iCs/>
-          <w:sz w:val="21"/>
-          <w:szCs w:val="21"/>
-        </w:rPr>
-        <w:tab/>
-      </w:r>
-      <w:r>
-        <w:rPr>
-          <w:rFonts w:ascii="Times New Roman" w:hAnsi="Times New Roman" w:cs="Times New Roman"/>
-          <w:b/>
-          <w:bCs/>
-          <w:sz w:val="21"/>
-          <w:szCs w:val="21"/>
-        </w:rPr>
+          <w:lang w:val="en-CA"/>
+        </w:rPr>
+        <w:t>P.</w:t>
+      </w:r>
+      <w:r>
+        <w:rPr>
+          <w:rFonts w:ascii="Times New Roman" w:hAnsi="Times New Roman" w:cs="Times New Roman"/>
+          <w:i/>
+          <w:iCs/>
+          <w:sz w:val="21"/>
+          <w:szCs w:val="21"/>
+          <w:lang w:val="en-CA"/>
+        </w:rPr>
+        <w:t>01</w:t>
+      </w:r>
+      <w:r>
+        <w:rPr>
+          <w:rFonts w:ascii="Times New Roman" w:hAnsi="Times New Roman" w:cs="Times New Roman"/>
+          <w:b/>
+          <w:bCs/>
+          <w:sz w:val="21"/>
+          <w:szCs w:val="21"/>
+          <w:lang w:val="en-CA"/>
+        </w:rPr>
+        <w:tab/>
         <w:t>Cyrille E. Mvomo</w:t>
       </w:r>
       <w:r>
@@ -25094,126 +25102,66 @@
           <w:rFonts w:ascii="Times New Roman" w:hAnsi="Times New Roman" w:cs="Times New Roman"/>
           <w:sz w:val="21"/>
           <w:szCs w:val="21"/>
-        </w:rPr>
-        <w:t xml:space="preserve">, Deepak Ravi, Friederike Schulte, Lorenz Assländer, Chris A. Easthope. </w:t>
-      </w:r>
-      <w:r>
-        <w:rPr>
-          <w:rFonts w:ascii="Times New Roman" w:hAnsi="Times New Roman" w:cs="Times New Roman"/>
-          <w:sz w:val="21"/>
-          <w:szCs w:val="21"/>
-        </w:rPr>
-        <w:tab/>
-      </w:r>
-      <w:r>
-        <w:rPr>
-          <w:rFonts w:ascii="Times New Roman" w:hAnsi="Times New Roman" w:cs="Times New Roman"/>
-          <w:sz w:val="21"/>
-          <w:szCs w:val="21"/>
-        </w:rPr>
-        <w:tab/>
-      </w:r>
-      <w:r>
-        <w:rPr>
-          <w:rFonts w:ascii="Times New Roman" w:hAnsi="Times New Roman" w:cs="Times New Roman"/>
-          <w:sz w:val="21"/>
-          <w:szCs w:val="21"/>
-          <w:u w:val="single"/>
-        </w:rPr>
-        <w:t xml:space="preserve">Does </w:t>
-      </w:r>
-      <w:r>
-        <w:rPr>
-          <w:rFonts w:ascii="Times New Roman" w:hAnsi="Times New Roman" w:cs="Times New Roman"/>
-          <w:sz w:val="21"/>
-          <w:szCs w:val="21"/>
-          <w:u w:val="single"/>
-        </w:rPr>
-        <w:tab/>
-        <w:t xml:space="preserve">locomotor perturbation training induce a change in relative sensory contribution to </w:t>
-      </w:r>
-      <w:r>
-        <w:rPr>
-          <w:rFonts w:ascii="Times New Roman" w:hAnsi="Times New Roman" w:cs="Times New Roman"/>
-          <w:sz w:val="21"/>
-          <w:szCs w:val="21"/>
-        </w:rPr>
-        <w:tab/>
-      </w:r>
-      <w:r>
-        <w:rPr>
-          <w:rFonts w:ascii="Times New Roman" w:hAnsi="Times New Roman" w:cs="Times New Roman"/>
-          <w:sz w:val="21"/>
-          <w:szCs w:val="21"/>
-        </w:rPr>
-        <w:tab/>
-      </w:r>
-      <w:r>
-        <w:rPr>
-          <w:rFonts w:ascii="Times New Roman" w:hAnsi="Times New Roman" w:cs="Times New Roman"/>
-          <w:sz w:val="21"/>
-          <w:szCs w:val="21"/>
-          <w:u w:val="single"/>
-        </w:rPr>
-        <w:t>balance? A pilot study.</w:t>
-      </w:r>
-      <w:r>
-        <w:rPr>
-          <w:rFonts w:ascii="Times New Roman" w:hAnsi="Times New Roman" w:cs="Times New Roman"/>
-          <w:sz w:val="21"/>
-          <w:szCs w:val="21"/>
-        </w:rPr>
-        <w:t xml:space="preserve"> </w:t>
-      </w:r>
-      <w:r>
-        <w:rPr>
-          <w:rFonts w:ascii="Times New Roman" w:hAnsi="Times New Roman" w:cs="Times New Roman"/>
-          <w:i/>
-          <w:iCs/>
-          <w:sz w:val="21"/>
-          <w:szCs w:val="21"/>
-        </w:rPr>
-        <w:t>At</w:t>
-      </w:r>
-      <w:r>
-        <w:rPr>
-          <w:rFonts w:ascii="Times New Roman" w:hAnsi="Times New Roman" w:cs="Times New Roman"/>
-          <w:i/>
-          <w:iCs/>
-          <w:sz w:val="21"/>
-          <w:szCs w:val="21"/>
-        </w:rPr>
-        <w:t xml:space="preserve"> RehabWeek </w:t>
-      </w:r>
-      <w:r>
-        <w:rPr>
-          <w:rFonts w:ascii="Times New Roman" w:hAnsi="Times New Roman" w:cs="Times New Roman"/>
-          <w:i/>
-          <w:iCs/>
-          <w:sz w:val="21"/>
-          <w:szCs w:val="21"/>
-        </w:rPr>
-        <w:t>(International NeuroRehabilitation Symposium) (</w:t>
-      </w:r>
-      <w:r>
-        <w:rPr>
-          <w:rFonts w:ascii="Times New Roman" w:hAnsi="Times New Roman" w:cs="Times New Roman"/>
-          <w:i/>
-          <w:iCs/>
-          <w:sz w:val="21"/>
-          <w:szCs w:val="21"/>
-        </w:rPr>
-        <w:t>2022</w:t>
-      </w:r>
-      <w:r>
-        <w:rPr>
-          <w:rFonts w:ascii="Times New Roman" w:hAnsi="Times New Roman" w:cs="Times New Roman"/>
-          <w:i/>
-          <w:iCs/>
-          <w:sz w:val="21"/>
-          <w:szCs w:val="21"/>
-        </w:rPr>
-        <w:t>)</w:t>
+          <w:lang w:val="en-CA"/>
+        </w:rPr>
+        <w:t>, Deepak Ravi, Friederike Schulte, Lorenz Assländer, Chris A</w:t>
+      </w:r>
+      <w:r>
+        <w:rPr>
+          <w:rFonts w:ascii="Times New Roman" w:hAnsi="Times New Roman" w:cs="Times New Roman"/>
+          <w:sz w:val="21"/>
+          <w:szCs w:val="21"/>
+          <w:lang w:val="en-CA"/>
+        </w:rPr>
+        <w:t>wai</w:t>
+      </w:r>
+      <w:r>
+        <w:rPr>
+          <w:rFonts w:ascii="Times New Roman" w:hAnsi="Times New Roman" w:cs="Times New Roman"/>
+          <w:sz w:val="21"/>
+          <w:szCs w:val="21"/>
+          <w:lang w:val="en-CA"/>
+        </w:rPr>
+        <w:t xml:space="preserve"> Eastho</w:t>
+      </w:r>
+      <w:r>
+        <w:rPr>
+          <w:rFonts w:ascii="Times New Roman" w:hAnsi="Times New Roman" w:cs="Times New Roman"/>
+          <w:sz w:val="21"/>
+          <w:szCs w:val="21"/>
+          <w:lang w:val="en-CA"/>
+        </w:rPr>
+        <w:t xml:space="preserve">pe. </w:t>
+      </w:r>
+      <w:r>
+        <w:rPr>
+          <w:rFonts w:ascii="Times New Roman" w:hAnsi="Times New Roman" w:cs="Times New Roman"/>
+          <w:sz w:val="21"/>
+          <w:szCs w:val="21"/>
+          <w:lang w:val="en-CA"/>
+        </w:rPr>
+        <w:t xml:space="preserve">“Does </w:t>
+      </w:r>
+      <w:r>
+        <w:rPr>
+          <w:rFonts w:ascii="Times New Roman" w:hAnsi="Times New Roman" w:cs="Times New Roman"/>
+          <w:sz w:val="21"/>
+          <w:szCs w:val="21"/>
+          <w:lang w:val="en-CA"/>
+        </w:rPr>
+        <w:tab/>
+        <w:t xml:space="preserve">locomotor perturbation training induce a change in relative sensory contribution to balance? A pilot study”. </w:t>
+      </w:r>
+      <w:r>
+        <w:rPr>
+          <w:rFonts w:ascii="Times New Roman" w:hAnsi="Times New Roman" w:cs="Times New Roman"/>
+          <w:i/>
+          <w:iCs/>
+          <w:sz w:val="21"/>
+          <w:szCs w:val="21"/>
+          <w:lang w:val="en-CA"/>
+        </w:rPr>
+        <w:t>At RehabWeek (International NeuroRehabilitation Symposium) (2022)</w:t>
       </w:r>
     </w:p>
     <w:p>
@@ -37631,7 +37579,7 @@
   <w:style w:type="paragraph" w:default="1" w:styleId="Normal">
     <w:name w:val="Normal"/>
     <w:qFormat/>
-    <w:rsid w:val="00E137DD"/>
+    <w:rsid w:val="00B14108"/>
     <w:rPr>
       <w:lang w:val="en-US"/>
     </w:rPr>

--- a/CV_Cyrille.docx
+++ b/CV_Cyrille.docx
@@ -20085,6 +20085,9 @@
         </w:rPr>
         <w:t>[Poster + Abstract]</w:t>
       </w:r>
+      <w:r>
+        <w:t xml:space="preserve"> </w:t>
+      </w:r>
     </w:p>
     <w:p>
       <w:pPr>
@@ -21102,6 +21105,7 @@
           <w:tab w:val="right" w:pos="9356"/>
         </w:tabs>
         <w:spacing w:before="80" w:after="0" w:line="240" w:lineRule="auto"/>
+        <w:ind w:left="1843" w:hanging="1843"/>
         <w:jc w:val="both"/>
         <w:rPr>
           <w:rFonts w:ascii="Times New Roman" w:hAnsi="Times New Roman" w:cs="Times New Roman"/>
@@ -21218,7 +21222,43 @@
           <w:sz w:val="21"/>
           <w:szCs w:val="21"/>
         </w:rPr>
-        <w:t xml:space="preserve">Jordan Bedime, </w:t>
+        <w:t xml:space="preserve">Jordan Bedime </w:t>
+      </w:r>
+      <w:proofErr w:type="spellStart"/>
+      <w:r>
+        <w:rPr>
+          <w:rFonts w:ascii="Times New Roman" w:hAnsi="Times New Roman" w:cs="Times New Roman"/>
+          <w:sz w:val="21"/>
+          <w:szCs w:val="21"/>
+        </w:rPr>
+        <w:t>Songue</w:t>
+      </w:r>
+      <w:proofErr w:type="spellEnd"/>
+      <w:r>
+        <w:rPr>
+          <w:rFonts w:ascii="Times New Roman" w:hAnsi="Times New Roman" w:cs="Times New Roman"/>
+          <w:sz w:val="21"/>
+          <w:szCs w:val="21"/>
+        </w:rPr>
+        <w:t xml:space="preserve"> </w:t>
+      </w:r>
+      <w:proofErr w:type="spellStart"/>
+      <w:r>
+        <w:rPr>
+          <w:rFonts w:ascii="Times New Roman" w:hAnsi="Times New Roman" w:cs="Times New Roman"/>
+          <w:sz w:val="21"/>
+          <w:szCs w:val="21"/>
+        </w:rPr>
+        <w:t>Nijki</w:t>
+      </w:r>
+      <w:proofErr w:type="spellEnd"/>
+      <w:r>
+        <w:rPr>
+          <w:rFonts w:ascii="Times New Roman" w:hAnsi="Times New Roman" w:cs="Times New Roman"/>
+          <w:sz w:val="21"/>
+          <w:szCs w:val="21"/>
+        </w:rPr>
+        <w:t xml:space="preserve">, </w:t>
       </w:r>
       <w:r>
         <w:rPr>
@@ -21236,39 +21276,15 @@
           <w:sz w:val="21"/>
           <w:szCs w:val="21"/>
         </w:rPr>
-        <w:t xml:space="preserve">, Sara Perfetto, Isabella Sierra, Henri Lajeunesse, </w:t>
-      </w:r>
-      <w:r>
-        <w:rPr>
-          <w:rFonts w:ascii="Times New Roman" w:hAnsi="Times New Roman" w:cs="Times New Roman"/>
-          <w:sz w:val="21"/>
-          <w:szCs w:val="21"/>
-        </w:rPr>
-        <w:tab/>
-      </w:r>
-      <w:r>
-        <w:rPr>
-          <w:rFonts w:ascii="Times New Roman" w:hAnsi="Times New Roman" w:cs="Times New Roman"/>
-          <w:sz w:val="21"/>
-          <w:szCs w:val="21"/>
-        </w:rPr>
-        <w:tab/>
-      </w:r>
-      <w:r>
-        <w:rPr>
-          <w:rFonts w:ascii="Times New Roman" w:hAnsi="Times New Roman" w:cs="Times New Roman"/>
-          <w:sz w:val="21"/>
-          <w:szCs w:val="21"/>
-        </w:rPr>
-        <w:tab/>
-      </w:r>
-      <w:r>
-        <w:rPr>
-          <w:rFonts w:ascii="Times New Roman" w:hAnsi="Times New Roman" w:cs="Times New Roman"/>
-          <w:sz w:val="21"/>
-          <w:szCs w:val="21"/>
-        </w:rPr>
-        <w:tab/>
+        <w:t>, Sara Perfetto, Isabella Sierra, Henri Lajeunesse,</w:t>
+      </w:r>
+      <w:r>
+        <w:rPr>
+          <w:rFonts w:ascii="Times New Roman" w:hAnsi="Times New Roman" w:cs="Times New Roman"/>
+          <w:sz w:val="21"/>
+          <w:szCs w:val="21"/>
+        </w:rPr>
+        <w:t xml:space="preserve"> </w:t>
       </w:r>
       <w:proofErr w:type="spellStart"/>
       <w:r>
@@ -21320,23 +21336,7 @@
           <w:sz w:val="21"/>
           <w:szCs w:val="21"/>
         </w:rPr>
-        <w:t>, Madeleine Sharp, Marie-</w:t>
-      </w:r>
-      <w:r>
-        <w:rPr>
-          <w:rFonts w:ascii="Times New Roman" w:hAnsi="Times New Roman" w:cs="Times New Roman"/>
-          <w:sz w:val="21"/>
-          <w:szCs w:val="21"/>
-        </w:rPr>
-        <w:tab/>
-      </w:r>
-      <w:r>
-        <w:rPr>
-          <w:rFonts w:ascii="Times New Roman" w:hAnsi="Times New Roman" w:cs="Times New Roman"/>
-          <w:sz w:val="21"/>
-          <w:szCs w:val="21"/>
-        </w:rPr>
-        <w:t>Hélène</w:t>
+        <w:t>, Madeleine Sharp, Marie-Hélène</w:t>
       </w:r>
       <w:r>
         <w:rPr>
@@ -21360,31 +21360,7 @@
           <w:sz w:val="21"/>
           <w:szCs w:val="21"/>
         </w:rPr>
-        <w:tab/>
-      </w:r>
-      <w:r>
-        <w:rPr>
-          <w:rFonts w:ascii="Times New Roman" w:hAnsi="Times New Roman" w:cs="Times New Roman"/>
-          <w:sz w:val="21"/>
-          <w:szCs w:val="21"/>
-        </w:rPr>
-        <w:t xml:space="preserve">Pennestri, Alexandra Potvin-Desrochers, Bruno G. G. da Costa, Audrey Parent, </w:t>
-      </w:r>
-      <w:r>
-        <w:rPr>
-          <w:rFonts w:ascii="Times New Roman" w:hAnsi="Times New Roman" w:cs="Times New Roman"/>
-          <w:sz w:val="21"/>
-          <w:szCs w:val="21"/>
-        </w:rPr>
-        <w:tab/>
-      </w:r>
-      <w:r>
-        <w:rPr>
-          <w:rFonts w:ascii="Times New Roman" w:hAnsi="Times New Roman" w:cs="Times New Roman"/>
-          <w:sz w:val="21"/>
-          <w:szCs w:val="21"/>
-        </w:rPr>
-        <w:t>Caroline</w:t>
+        <w:t>Pennestri,</w:t>
       </w:r>
       <w:r>
         <w:rPr>
@@ -21400,7 +21376,31 @@
           <w:sz w:val="21"/>
           <w:szCs w:val="21"/>
         </w:rPr>
-        <w:tab/>
+        <w:t>Alexandra</w:t>
+      </w:r>
+      <w:r>
+        <w:rPr>
+          <w:rFonts w:ascii="Times New Roman" w:hAnsi="Times New Roman" w:cs="Times New Roman"/>
+          <w:sz w:val="21"/>
+          <w:szCs w:val="21"/>
+        </w:rPr>
+        <w:t xml:space="preserve"> </w:t>
+      </w:r>
+      <w:r>
+        <w:rPr>
+          <w:rFonts w:ascii="Times New Roman" w:hAnsi="Times New Roman" w:cs="Times New Roman"/>
+          <w:sz w:val="21"/>
+          <w:szCs w:val="21"/>
+        </w:rPr>
+        <w:t>Potvin-Desrochers, Bruno G. G. da Costa, Audrey Parent, Caroline</w:t>
+      </w:r>
+      <w:r>
+        <w:rPr>
+          <w:rFonts w:ascii="Times New Roman" w:hAnsi="Times New Roman" w:cs="Times New Roman"/>
+          <w:sz w:val="21"/>
+          <w:szCs w:val="21"/>
+        </w:rPr>
+        <w:t xml:space="preserve"> </w:t>
       </w:r>
       <w:r>
         <w:rPr>
@@ -21469,47 +21469,23 @@
           <w:szCs w:val="21"/>
         </w:rPr>
         <w:tab/>
-        <w:t xml:space="preserve">Parkinson's </w:t>
-      </w:r>
-      <w:r>
-        <w:rPr>
-          <w:rFonts w:ascii="Times New Roman" w:hAnsi="Times New Roman" w:cs="Times New Roman"/>
-          <w:sz w:val="21"/>
-          <w:szCs w:val="21"/>
-        </w:rPr>
-        <w:tab/>
-      </w:r>
-      <w:r>
-        <w:rPr>
-          <w:rFonts w:ascii="Times New Roman" w:hAnsi="Times New Roman" w:cs="Times New Roman"/>
-          <w:sz w:val="21"/>
-          <w:szCs w:val="21"/>
-        </w:rPr>
-        <w:tab/>
-      </w:r>
-      <w:r>
-        <w:rPr>
-          <w:rFonts w:ascii="Times New Roman" w:hAnsi="Times New Roman" w:cs="Times New Roman"/>
-          <w:sz w:val="21"/>
-          <w:szCs w:val="21"/>
-        </w:rPr>
-        <w:t xml:space="preserve">disease </w:t>
-      </w:r>
-      <w:r>
-        <w:rPr>
-          <w:rFonts w:ascii="Times New Roman" w:hAnsi="Times New Roman" w:cs="Times New Roman"/>
-          <w:sz w:val="21"/>
-          <w:szCs w:val="21"/>
-        </w:rPr>
-        <w:tab/>
-      </w:r>
-      <w:r>
-        <w:rPr>
-          <w:rFonts w:ascii="Times New Roman" w:hAnsi="Times New Roman" w:cs="Times New Roman"/>
-          <w:sz w:val="21"/>
-          <w:szCs w:val="21"/>
-        </w:rPr>
-        <w:t>and fatigue</w:t>
+        <w:t>Parkinson's</w:t>
+      </w:r>
+      <w:r>
+        <w:rPr>
+          <w:rFonts w:ascii="Times New Roman" w:hAnsi="Times New Roman" w:cs="Times New Roman"/>
+          <w:sz w:val="21"/>
+          <w:szCs w:val="21"/>
+        </w:rPr>
+        <w:t xml:space="preserve"> </w:t>
+      </w:r>
+      <w:r>
+        <w:rPr>
+          <w:rFonts w:ascii="Times New Roman" w:hAnsi="Times New Roman" w:cs="Times New Roman"/>
+          <w:sz w:val="21"/>
+          <w:szCs w:val="21"/>
+        </w:rPr>
+        <w:t>disease and fatigue</w:t>
       </w:r>
       <w:r>
         <w:rPr>
@@ -21545,6 +21521,26 @@
           <w:sz w:val="21"/>
           <w:szCs w:val="21"/>
         </w:rPr>
+        <w:t>(2025)</w:t>
+      </w:r>
+      <w:r>
+        <w:rPr>
+          <w:rFonts w:ascii="Times New Roman" w:hAnsi="Times New Roman" w:cs="Times New Roman"/>
+          <w:i/>
+          <w:iCs/>
+          <w:sz w:val="21"/>
+          <w:szCs w:val="21"/>
+        </w:rPr>
+        <w:t xml:space="preserve">. </w:t>
+      </w:r>
+      <w:r>
+        <w:rPr>
+          <w:rFonts w:ascii="Times New Roman" w:hAnsi="Times New Roman" w:cs="Times New Roman"/>
+          <w:i/>
+          <w:iCs/>
+          <w:sz w:val="21"/>
+          <w:szCs w:val="21"/>
+        </w:rPr>
         <w:t>At</w:t>
       </w:r>
       <w:r>
@@ -21605,37 +21601,7 @@
           <w:sz w:val="21"/>
           <w:szCs w:val="21"/>
         </w:rPr>
-        <w:t xml:space="preserve">Research (ISPGR) - World </w:t>
-      </w:r>
-      <w:r>
-        <w:rPr>
-          <w:rFonts w:ascii="Times New Roman" w:hAnsi="Times New Roman" w:cs="Times New Roman"/>
-          <w:i/>
-          <w:iCs/>
-          <w:sz w:val="21"/>
-          <w:szCs w:val="21"/>
-        </w:rPr>
-        <w:tab/>
-      </w:r>
-      <w:r>
-        <w:rPr>
-          <w:rFonts w:ascii="Times New Roman" w:hAnsi="Times New Roman" w:cs="Times New Roman"/>
-          <w:i/>
-          <w:iCs/>
-          <w:sz w:val="21"/>
-          <w:szCs w:val="21"/>
-        </w:rPr>
-        <w:tab/>
-      </w:r>
-      <w:r>
-        <w:rPr>
-          <w:rFonts w:ascii="Times New Roman" w:hAnsi="Times New Roman" w:cs="Times New Roman"/>
-          <w:i/>
-          <w:iCs/>
-          <w:sz w:val="21"/>
-          <w:szCs w:val="21"/>
-        </w:rPr>
-        <w:t>Congress</w:t>
+        <w:t>Research</w:t>
       </w:r>
       <w:r>
         <w:rPr>
@@ -21655,27 +21621,7 @@
           <w:sz w:val="21"/>
           <w:szCs w:val="21"/>
         </w:rPr>
-        <w:t>(</w:t>
-      </w:r>
-      <w:r>
-        <w:rPr>
-          <w:rFonts w:ascii="Times New Roman" w:hAnsi="Times New Roman" w:cs="Times New Roman"/>
-          <w:i/>
-          <w:iCs/>
-          <w:sz w:val="21"/>
-          <w:szCs w:val="21"/>
-        </w:rPr>
-        <w:t>2025</w:t>
-      </w:r>
-      <w:r>
-        <w:rPr>
-          <w:rFonts w:ascii="Times New Roman" w:hAnsi="Times New Roman" w:cs="Times New Roman"/>
-          <w:i/>
-          <w:iCs/>
-          <w:sz w:val="21"/>
-          <w:szCs w:val="21"/>
-        </w:rPr>
-        <w:t>)</w:t>
+        <w:t>(ISPGR) - World Congress</w:t>
       </w:r>
     </w:p>
     <w:p>
@@ -21686,6 +21632,7 @@
           <w:tab w:val="right" w:pos="9356"/>
         </w:tabs>
         <w:spacing w:before="80" w:after="0" w:line="240" w:lineRule="auto"/>
+        <w:ind w:left="1843" w:hanging="1843"/>
         <w:jc w:val="both"/>
         <w:rPr>
           <w:rFonts w:ascii="Times New Roman" w:hAnsi="Times New Roman" w:cs="Times New Roman"/>
@@ -21796,17 +21743,57 @@
           <w:szCs w:val="21"/>
           <w:lang w:val="fr-CA"/>
         </w:rPr>
-        <w:t xml:space="preserve">Jordan Bedime, </w:t>
-      </w:r>
-      <w:r>
-        <w:rPr>
-          <w:rFonts w:ascii="Times New Roman" w:hAnsi="Times New Roman" w:cs="Times New Roman"/>
-          <w:b/>
-          <w:bCs/>
+        <w:t xml:space="preserve">Jordan Bedime </w:t>
+      </w:r>
+      <w:proofErr w:type="spellStart"/>
+      <w:r>
+        <w:rPr>
+          <w:rFonts w:ascii="Times New Roman" w:hAnsi="Times New Roman" w:cs="Times New Roman"/>
           <w:sz w:val="21"/>
           <w:szCs w:val="21"/>
           <w:lang w:val="fr-CA"/>
         </w:rPr>
+        <w:t>Songue</w:t>
+      </w:r>
+      <w:proofErr w:type="spellEnd"/>
+      <w:r>
+        <w:rPr>
+          <w:rFonts w:ascii="Times New Roman" w:hAnsi="Times New Roman" w:cs="Times New Roman"/>
+          <w:sz w:val="21"/>
+          <w:szCs w:val="21"/>
+          <w:lang w:val="fr-CA"/>
+        </w:rPr>
+        <w:t xml:space="preserve"> </w:t>
+      </w:r>
+      <w:proofErr w:type="spellStart"/>
+      <w:r>
+        <w:rPr>
+          <w:rFonts w:ascii="Times New Roman" w:hAnsi="Times New Roman" w:cs="Times New Roman"/>
+          <w:sz w:val="21"/>
+          <w:szCs w:val="21"/>
+          <w:lang w:val="fr-CA"/>
+        </w:rPr>
+        <w:t>Nijki</w:t>
+      </w:r>
+      <w:proofErr w:type="spellEnd"/>
+      <w:r>
+        <w:rPr>
+          <w:rFonts w:ascii="Times New Roman" w:hAnsi="Times New Roman" w:cs="Times New Roman"/>
+          <w:sz w:val="21"/>
+          <w:szCs w:val="21"/>
+          <w:lang w:val="fr-CA"/>
+        </w:rPr>
+        <w:t xml:space="preserve">, </w:t>
+      </w:r>
+      <w:r>
+        <w:rPr>
+          <w:rFonts w:ascii="Times New Roman" w:hAnsi="Times New Roman" w:cs="Times New Roman"/>
+          <w:b/>
+          <w:bCs/>
+          <w:sz w:val="21"/>
+          <w:szCs w:val="21"/>
+          <w:lang w:val="fr-CA"/>
+        </w:rPr>
         <w:t>Cyrille E. Mvomo</w:t>
       </w:r>
       <w:r>
@@ -21856,7 +21843,7 @@
           <w:szCs w:val="21"/>
           <w:lang w:val="fr-CA"/>
         </w:rPr>
-        <w:t>, Jean-</w:t>
+        <w:t xml:space="preserve">, Jean-Paul Soucy, </w:t>
       </w:r>
       <w:r>
         <w:rPr>
@@ -21866,6 +21853,7 @@
           <w:lang w:val="fr-CA"/>
         </w:rPr>
         <w:tab/>
+        <w:t xml:space="preserve">Alexandra Potvin-Desrochers, Madeleine Sharp, Annie Rochette, Audrey Parent, </w:t>
       </w:r>
       <w:r>
         <w:rPr>
@@ -21883,7 +21871,7 @@
           <w:szCs w:val="21"/>
           <w:lang w:val="fr-CA"/>
         </w:rPr>
-        <w:t xml:space="preserve">Paul Soucy, </w:t>
+        <w:t>Caroline Paquette.</w:t>
       </w:r>
       <w:r>
         <w:rPr>
@@ -21892,109 +21880,39 @@
           <w:szCs w:val="21"/>
           <w:lang w:val="fr-CA"/>
         </w:rPr>
-        <w:tab/>
-        <w:t xml:space="preserve">Alexandra Potvin-Desrochers, Madeleine Sharp, Annie Rochette, Audrey Parent, </w:t>
-      </w:r>
-      <w:r>
-        <w:rPr>
-          <w:rFonts w:ascii="Times New Roman" w:hAnsi="Times New Roman" w:cs="Times New Roman"/>
-          <w:sz w:val="21"/>
-          <w:szCs w:val="21"/>
-          <w:lang w:val="fr-CA"/>
-        </w:rPr>
-        <w:tab/>
-      </w:r>
-      <w:r>
-        <w:rPr>
-          <w:rFonts w:ascii="Times New Roman" w:hAnsi="Times New Roman" w:cs="Times New Roman"/>
-          <w:sz w:val="21"/>
-          <w:szCs w:val="21"/>
-          <w:lang w:val="fr-CA"/>
-        </w:rPr>
-        <w:tab/>
-      </w:r>
-      <w:r>
-        <w:rPr>
-          <w:rFonts w:ascii="Times New Roman" w:hAnsi="Times New Roman" w:cs="Times New Roman"/>
-          <w:sz w:val="21"/>
-          <w:szCs w:val="21"/>
-          <w:lang w:val="fr-CA"/>
-        </w:rPr>
-        <w:t xml:space="preserve">Caroline Paquette. </w:t>
-      </w:r>
-      <w:r>
-        <w:rPr>
-          <w:rFonts w:ascii="Times New Roman" w:hAnsi="Times New Roman" w:cs="Times New Roman"/>
-          <w:sz w:val="21"/>
-          <w:szCs w:val="21"/>
-          <w:lang w:val="en-CA"/>
-        </w:rPr>
-        <w:t>"</w:t>
-      </w:r>
-      <w:r>
-        <w:rPr>
-          <w:rFonts w:ascii="Times New Roman" w:hAnsi="Times New Roman" w:cs="Times New Roman"/>
-          <w:sz w:val="21"/>
-          <w:szCs w:val="21"/>
-        </w:rPr>
-        <w:t xml:space="preserve">Fatigue </w:t>
-      </w:r>
-      <w:r>
-        <w:rPr>
-          <w:rFonts w:ascii="Times New Roman" w:hAnsi="Times New Roman" w:cs="Times New Roman"/>
-          <w:sz w:val="21"/>
-          <w:szCs w:val="21"/>
-        </w:rPr>
-        <w:tab/>
-        <w:t xml:space="preserve">in Parkinson's disease is linked to enhanced activity of the fornix </w:t>
-      </w:r>
-      <w:r>
-        <w:rPr>
-          <w:rFonts w:ascii="Times New Roman" w:hAnsi="Times New Roman" w:cs="Times New Roman"/>
-          <w:sz w:val="21"/>
-          <w:szCs w:val="21"/>
-        </w:rPr>
-        <w:tab/>
-      </w:r>
-      <w:r>
-        <w:rPr>
-          <w:rFonts w:ascii="Times New Roman" w:hAnsi="Times New Roman" w:cs="Times New Roman"/>
-          <w:sz w:val="21"/>
-          <w:szCs w:val="21"/>
-        </w:rPr>
-        <w:tab/>
-      </w:r>
-      <w:r>
-        <w:rPr>
-          <w:rFonts w:ascii="Times New Roman" w:hAnsi="Times New Roman" w:cs="Times New Roman"/>
-          <w:sz w:val="21"/>
-          <w:szCs w:val="21"/>
-        </w:rPr>
-        <w:t xml:space="preserve">and dysregulation of the dorsal attention and central executive networks during complex </w:t>
-      </w:r>
-      <w:r>
-        <w:rPr>
-          <w:rFonts w:ascii="Times New Roman" w:hAnsi="Times New Roman" w:cs="Times New Roman"/>
-          <w:sz w:val="21"/>
-          <w:szCs w:val="21"/>
-        </w:rPr>
-        <w:tab/>
-      </w:r>
-      <w:r>
-        <w:rPr>
-          <w:rFonts w:ascii="Times New Roman" w:hAnsi="Times New Roman" w:cs="Times New Roman"/>
-          <w:sz w:val="21"/>
-          <w:szCs w:val="21"/>
-        </w:rPr>
-        <w:tab/>
-      </w:r>
-      <w:r>
-        <w:rPr>
-          <w:rFonts w:ascii="Times New Roman" w:hAnsi="Times New Roman" w:cs="Times New Roman"/>
-          <w:sz w:val="21"/>
-          <w:szCs w:val="21"/>
-        </w:rPr>
-        <w:tab/>
+        <w:t xml:space="preserve"> </w:t>
+      </w:r>
+      <w:r>
+        <w:rPr>
+          <w:rFonts w:ascii="Times New Roman" w:hAnsi="Times New Roman" w:cs="Times New Roman"/>
+          <w:sz w:val="21"/>
+          <w:szCs w:val="21"/>
+        </w:rPr>
+        <w:t>“F</w:t>
+      </w:r>
+      <w:r>
+        <w:rPr>
+          <w:rFonts w:ascii="Times New Roman" w:hAnsi="Times New Roman" w:cs="Times New Roman"/>
+          <w:sz w:val="21"/>
+          <w:szCs w:val="21"/>
+        </w:rPr>
+        <w:t>atigue in Parkinson's disease is linked to enhanced activity of the fornix and dysregulation of the dorsal attention and</w:t>
+      </w:r>
+      <w:r>
+        <w:rPr>
+          <w:rFonts w:ascii="Times New Roman" w:hAnsi="Times New Roman" w:cs="Times New Roman"/>
+          <w:sz w:val="21"/>
+          <w:szCs w:val="21"/>
+        </w:rPr>
+        <w:t xml:space="preserve"> </w:t>
+      </w:r>
+      <w:r>
+        <w:rPr>
+          <w:rFonts w:ascii="Times New Roman" w:hAnsi="Times New Roman" w:cs="Times New Roman"/>
+          <w:sz w:val="21"/>
+          <w:szCs w:val="21"/>
+        </w:rPr>
+        <w:t xml:space="preserve">central executive networks during complex </w:t>
       </w:r>
       <w:r>
         <w:rPr>
@@ -22044,6 +21962,26 @@
           <w:sz w:val="21"/>
           <w:szCs w:val="21"/>
         </w:rPr>
+        <w:t>(2024)</w:t>
+      </w:r>
+      <w:r>
+        <w:rPr>
+          <w:rFonts w:ascii="Times New Roman" w:hAnsi="Times New Roman" w:cs="Times New Roman"/>
+          <w:i/>
+          <w:iCs/>
+          <w:sz w:val="21"/>
+          <w:szCs w:val="21"/>
+        </w:rPr>
+        <w:t xml:space="preserve">. </w:t>
+      </w:r>
+      <w:r>
+        <w:rPr>
+          <w:rFonts w:ascii="Times New Roman" w:hAnsi="Times New Roman" w:cs="Times New Roman"/>
+          <w:i/>
+          <w:iCs/>
+          <w:sz w:val="21"/>
+          <w:szCs w:val="21"/>
+        </w:rPr>
         <w:t xml:space="preserve">At </w:t>
       </w:r>
       <w:r>
@@ -22064,57 +22002,47 @@
           <w:sz w:val="21"/>
           <w:szCs w:val="21"/>
         </w:rPr>
-        <w:t xml:space="preserve">Annual Canadian Movement Disorders Meeting </w:t>
-      </w:r>
-      <w:r>
-        <w:rPr>
-          <w:rFonts w:ascii="Times New Roman" w:hAnsi="Times New Roman" w:cs="Times New Roman"/>
-          <w:i/>
-          <w:iCs/>
-          <w:sz w:val="21"/>
-          <w:szCs w:val="21"/>
-        </w:rPr>
-        <w:tab/>
-      </w:r>
-      <w:r>
-        <w:rPr>
-          <w:rFonts w:ascii="Times New Roman" w:hAnsi="Times New Roman" w:cs="Times New Roman"/>
-          <w:i/>
-          <w:iCs/>
-          <w:sz w:val="21"/>
-          <w:szCs w:val="21"/>
-        </w:rPr>
-        <w:tab/>
-      </w:r>
-      <w:r>
-        <w:rPr>
-          <w:rFonts w:ascii="Times New Roman" w:hAnsi="Times New Roman" w:cs="Times New Roman"/>
-          <w:i/>
-          <w:iCs/>
-          <w:sz w:val="21"/>
-          <w:szCs w:val="21"/>
-        </w:rPr>
-        <w:t>(</w:t>
-      </w:r>
-      <w:r>
-        <w:rPr>
-          <w:rFonts w:ascii="Times New Roman" w:hAnsi="Times New Roman" w:cs="Times New Roman"/>
-          <w:i/>
-          <w:iCs/>
-          <w:sz w:val="21"/>
-          <w:szCs w:val="21"/>
-        </w:rPr>
-        <w:t>2024</w:t>
-      </w:r>
-      <w:r>
-        <w:rPr>
-          <w:rFonts w:ascii="Times New Roman" w:hAnsi="Times New Roman" w:cs="Times New Roman"/>
-          <w:i/>
-          <w:iCs/>
-          <w:sz w:val="21"/>
-          <w:szCs w:val="21"/>
-        </w:rPr>
-        <w:t>)</w:t>
+        <w:t>Annual Canadian Movement</w:t>
+      </w:r>
+      <w:r>
+        <w:rPr>
+          <w:rFonts w:ascii="Times New Roman" w:hAnsi="Times New Roman" w:cs="Times New Roman"/>
+          <w:i/>
+          <w:iCs/>
+          <w:sz w:val="21"/>
+          <w:szCs w:val="21"/>
+        </w:rPr>
+        <w:t xml:space="preserve"> </w:t>
+      </w:r>
+      <w:r>
+        <w:rPr>
+          <w:rFonts w:ascii="Times New Roman" w:hAnsi="Times New Roman" w:cs="Times New Roman"/>
+          <w:i/>
+          <w:iCs/>
+          <w:sz w:val="21"/>
+          <w:szCs w:val="21"/>
+        </w:rPr>
+        <w:t xml:space="preserve">Disorders Meeting </w:t>
+      </w:r>
+      <w:r>
+        <w:rPr>
+          <w:rFonts w:ascii="Times New Roman" w:hAnsi="Times New Roman" w:cs="Times New Roman"/>
+          <w:i/>
+          <w:iCs/>
+          <w:sz w:val="21"/>
+          <w:szCs w:val="21"/>
+        </w:rPr>
+        <w:tab/>
+      </w:r>
+      <w:r>
+        <w:rPr>
+          <w:rFonts w:ascii="Times New Roman" w:hAnsi="Times New Roman" w:cs="Times New Roman"/>
+          <w:i/>
+          <w:iCs/>
+          <w:sz w:val="21"/>
+          <w:szCs w:val="21"/>
+        </w:rPr>
+        <w:tab/>
       </w:r>
     </w:p>
     <w:p>
@@ -22125,6 +22053,7 @@
           <w:tab w:val="right" w:pos="9356"/>
         </w:tabs>
         <w:spacing w:before="80" w:after="0" w:line="240" w:lineRule="auto"/>
+        <w:ind w:left="1843" w:hanging="1843"/>
         <w:jc w:val="both"/>
         <w:rPr>
           <w:rFonts w:ascii="Times New Roman" w:hAnsi="Times New Roman" w:cs="Times New Roman"/>
@@ -22203,6 +22132,7 @@
           <w:iCs/>
           <w:sz w:val="21"/>
           <w:szCs w:val="21"/>
+          <w:lang w:val="fr-CA"/>
         </w:rPr>
         <w:t xml:space="preserve"> </w:t>
       </w:r>
@@ -22213,6 +22143,7 @@
           <w:iCs/>
           <w:sz w:val="21"/>
           <w:szCs w:val="21"/>
+          <w:lang w:val="fr-CA"/>
         </w:rPr>
         <w:t>P.</w:t>
       </w:r>
@@ -22223,6 +22154,7 @@
           <w:iCs/>
           <w:sz w:val="21"/>
           <w:szCs w:val="21"/>
+          <w:lang w:val="fr-CA"/>
         </w:rPr>
         <w:t>09</w:t>
       </w:r>
@@ -22233,16 +22165,18 @@
           <w:iCs/>
           <w:sz w:val="21"/>
           <w:szCs w:val="21"/>
-        </w:rPr>
-        <w:tab/>
-      </w:r>
-      <w:r>
-        <w:rPr>
-          <w:rFonts w:ascii="Times New Roman" w:hAnsi="Times New Roman" w:cs="Times New Roman"/>
-          <w:b/>
-          <w:bCs/>
-          <w:sz w:val="21"/>
-          <w:szCs w:val="21"/>
+          <w:lang w:val="fr-CA"/>
+        </w:rPr>
+        <w:tab/>
+      </w:r>
+      <w:r>
+        <w:rPr>
+          <w:rFonts w:ascii="Times New Roman" w:hAnsi="Times New Roman" w:cs="Times New Roman"/>
+          <w:b/>
+          <w:bCs/>
+          <w:sz w:val="21"/>
+          <w:szCs w:val="21"/>
+          <w:lang w:val="fr-CA"/>
         </w:rPr>
         <w:t>Cyrille E. Mvomo</w:t>
       </w:r>
@@ -22251,63 +22185,235 @@
           <w:rFonts w:ascii="Times New Roman" w:hAnsi="Times New Roman" w:cs="Times New Roman"/>
           <w:sz w:val="21"/>
           <w:szCs w:val="21"/>
-        </w:rPr>
-        <w:t xml:space="preserve">, Isabella Sierra, Jordan Bedime, Sara Perfetto, Henri Lajeunesse, </w:t>
-      </w:r>
-      <w:r>
-        <w:rPr>
-          <w:rFonts w:ascii="Times New Roman" w:hAnsi="Times New Roman" w:cs="Times New Roman"/>
-          <w:sz w:val="21"/>
-          <w:szCs w:val="21"/>
-        </w:rPr>
-        <w:tab/>
-      </w:r>
-      <w:r>
-        <w:rPr>
-          <w:rFonts w:ascii="Times New Roman" w:hAnsi="Times New Roman" w:cs="Times New Roman"/>
-          <w:sz w:val="21"/>
-          <w:szCs w:val="21"/>
-        </w:rPr>
-        <w:tab/>
-      </w:r>
-      <w:r>
-        <w:rPr>
-          <w:rFonts w:ascii="Times New Roman" w:hAnsi="Times New Roman" w:cs="Times New Roman"/>
-          <w:sz w:val="21"/>
-          <w:szCs w:val="21"/>
-        </w:rPr>
-        <w:tab/>
-      </w:r>
-      <w:r>
-        <w:rPr>
-          <w:rFonts w:ascii="Times New Roman" w:hAnsi="Times New Roman" w:cs="Times New Roman"/>
-          <w:sz w:val="21"/>
-          <w:szCs w:val="21"/>
-        </w:rPr>
-        <w:tab/>
-      </w:r>
-      <w:r>
-        <w:rPr>
-          <w:rFonts w:ascii="Times New Roman" w:hAnsi="Times New Roman" w:cs="Times New Roman"/>
-          <w:sz w:val="21"/>
-          <w:szCs w:val="21"/>
-        </w:rPr>
-        <w:t>Alexandra Potvin-</w:t>
-      </w:r>
-      <w:r>
-        <w:rPr>
-          <w:rFonts w:ascii="Times New Roman" w:hAnsi="Times New Roman" w:cs="Times New Roman"/>
-          <w:sz w:val="21"/>
-          <w:szCs w:val="21"/>
-        </w:rPr>
-        <w:tab/>
-        <w:t>Desrochers, Chris A. Easthope, Caroline Paquette</w:t>
-      </w:r>
-      <w:r>
-        <w:rPr>
-          <w:rFonts w:ascii="Times New Roman" w:hAnsi="Times New Roman" w:cs="Times New Roman"/>
-          <w:sz w:val="21"/>
-          <w:szCs w:val="21"/>
+          <w:lang w:val="fr-CA"/>
+        </w:rPr>
+        <w:t xml:space="preserve">, </w:t>
+      </w:r>
+      <w:r>
+        <w:rPr>
+          <w:rFonts w:ascii="Times New Roman" w:hAnsi="Times New Roman" w:cs="Times New Roman"/>
+          <w:sz w:val="21"/>
+          <w:szCs w:val="21"/>
+          <w:lang w:val="fr-CA"/>
+        </w:rPr>
+        <w:t xml:space="preserve">Jordan Bedime </w:t>
+      </w:r>
+      <w:proofErr w:type="spellStart"/>
+      <w:r>
+        <w:rPr>
+          <w:rFonts w:ascii="Times New Roman" w:hAnsi="Times New Roman" w:cs="Times New Roman"/>
+          <w:sz w:val="21"/>
+          <w:szCs w:val="21"/>
+          <w:lang w:val="fr-CA"/>
+        </w:rPr>
+        <w:t>Songue</w:t>
+      </w:r>
+      <w:proofErr w:type="spellEnd"/>
+      <w:r>
+        <w:rPr>
+          <w:rFonts w:ascii="Times New Roman" w:hAnsi="Times New Roman" w:cs="Times New Roman"/>
+          <w:sz w:val="21"/>
+          <w:szCs w:val="21"/>
+          <w:lang w:val="fr-CA"/>
+        </w:rPr>
+        <w:t xml:space="preserve"> </w:t>
+      </w:r>
+      <w:proofErr w:type="spellStart"/>
+      <w:r>
+        <w:rPr>
+          <w:rFonts w:ascii="Times New Roman" w:hAnsi="Times New Roman" w:cs="Times New Roman"/>
+          <w:sz w:val="21"/>
+          <w:szCs w:val="21"/>
+          <w:lang w:val="fr-CA"/>
+        </w:rPr>
+        <w:t>Nijki</w:t>
+      </w:r>
+      <w:proofErr w:type="spellEnd"/>
+      <w:r>
+        <w:rPr>
+          <w:rFonts w:ascii="Times New Roman" w:hAnsi="Times New Roman" w:cs="Times New Roman"/>
+          <w:sz w:val="21"/>
+          <w:szCs w:val="21"/>
+          <w:lang w:val="fr-CA"/>
+        </w:rPr>
+        <w:t xml:space="preserve">, Sara </w:t>
+      </w:r>
+      <w:proofErr w:type="spellStart"/>
+      <w:r>
+        <w:rPr>
+          <w:rFonts w:ascii="Times New Roman" w:hAnsi="Times New Roman" w:cs="Times New Roman"/>
+          <w:sz w:val="21"/>
+          <w:szCs w:val="21"/>
+          <w:lang w:val="fr-CA"/>
+        </w:rPr>
+        <w:t>Perfetto</w:t>
+      </w:r>
+      <w:proofErr w:type="spellEnd"/>
+      <w:r>
+        <w:rPr>
+          <w:rFonts w:ascii="Times New Roman" w:hAnsi="Times New Roman" w:cs="Times New Roman"/>
+          <w:sz w:val="21"/>
+          <w:szCs w:val="21"/>
+          <w:lang w:val="fr-CA"/>
+        </w:rPr>
+        <w:t xml:space="preserve">, </w:t>
+      </w:r>
+      <w:r>
+        <w:rPr>
+          <w:rFonts w:ascii="Times New Roman" w:hAnsi="Times New Roman" w:cs="Times New Roman"/>
+          <w:sz w:val="21"/>
+          <w:szCs w:val="21"/>
+          <w:lang w:val="fr-CA"/>
+        </w:rPr>
+        <w:t xml:space="preserve">Isabella Sierra, </w:t>
+      </w:r>
+      <w:r>
+        <w:rPr>
+          <w:rFonts w:ascii="Times New Roman" w:hAnsi="Times New Roman" w:cs="Times New Roman"/>
+          <w:sz w:val="21"/>
+          <w:szCs w:val="21"/>
+          <w:lang w:val="fr-CA"/>
+        </w:rPr>
+        <w:t xml:space="preserve">Henri </w:t>
+      </w:r>
+      <w:proofErr w:type="spellStart"/>
+      <w:r>
+        <w:rPr>
+          <w:rFonts w:ascii="Times New Roman" w:hAnsi="Times New Roman" w:cs="Times New Roman"/>
+          <w:sz w:val="21"/>
+          <w:szCs w:val="21"/>
+          <w:lang w:val="fr-CA"/>
+        </w:rPr>
+        <w:t>Lajeunesse</w:t>
+      </w:r>
+      <w:proofErr w:type="spellEnd"/>
+      <w:r>
+        <w:rPr>
+          <w:rFonts w:ascii="Times New Roman" w:hAnsi="Times New Roman" w:cs="Times New Roman"/>
+          <w:sz w:val="21"/>
+          <w:szCs w:val="21"/>
+          <w:lang w:val="fr-CA"/>
+        </w:rPr>
+        <w:t xml:space="preserve">, </w:t>
+      </w:r>
+      <w:r>
+        <w:rPr>
+          <w:rFonts w:ascii="Times New Roman" w:hAnsi="Times New Roman" w:cs="Times New Roman"/>
+          <w:sz w:val="21"/>
+          <w:szCs w:val="21"/>
+          <w:lang w:val="fr-CA"/>
+        </w:rPr>
+        <w:tab/>
+      </w:r>
+      <w:r>
+        <w:rPr>
+          <w:rFonts w:ascii="Times New Roman" w:hAnsi="Times New Roman" w:cs="Times New Roman"/>
+          <w:sz w:val="21"/>
+          <w:szCs w:val="21"/>
+          <w:lang w:val="fr-CA"/>
+        </w:rPr>
+        <w:t>Alexandra</w:t>
+      </w:r>
+      <w:r>
+        <w:rPr>
+          <w:rFonts w:ascii="Times New Roman" w:hAnsi="Times New Roman" w:cs="Times New Roman"/>
+          <w:sz w:val="21"/>
+          <w:szCs w:val="21"/>
+          <w:lang w:val="fr-CA"/>
+        </w:rPr>
+        <w:t xml:space="preserve"> </w:t>
+      </w:r>
+      <w:r>
+        <w:rPr>
+          <w:rFonts w:ascii="Times New Roman" w:hAnsi="Times New Roman" w:cs="Times New Roman"/>
+          <w:sz w:val="21"/>
+          <w:szCs w:val="21"/>
+          <w:lang w:val="fr-CA"/>
+        </w:rPr>
+        <w:t>Potvin</w:t>
+      </w:r>
+      <w:r>
+        <w:rPr>
+          <w:rFonts w:ascii="Times New Roman" w:hAnsi="Times New Roman" w:cs="Times New Roman"/>
+          <w:sz w:val="21"/>
+          <w:szCs w:val="21"/>
+          <w:lang w:val="fr-CA"/>
+        </w:rPr>
+        <w:t xml:space="preserve"> </w:t>
+      </w:r>
+      <w:r>
+        <w:rPr>
+          <w:rFonts w:ascii="Times New Roman" w:hAnsi="Times New Roman" w:cs="Times New Roman"/>
+          <w:sz w:val="21"/>
+          <w:szCs w:val="21"/>
+          <w:lang w:val="fr-CA"/>
+        </w:rPr>
+        <w:t>Desrochers,</w:t>
+      </w:r>
+      <w:r>
+        <w:rPr>
+          <w:rFonts w:ascii="Times New Roman" w:hAnsi="Times New Roman" w:cs="Times New Roman"/>
+          <w:sz w:val="21"/>
+          <w:szCs w:val="21"/>
+          <w:lang w:val="fr-CA"/>
+        </w:rPr>
+        <w:t xml:space="preserve"> </w:t>
+      </w:r>
+      <w:r>
+        <w:rPr>
+          <w:rFonts w:ascii="Times New Roman" w:hAnsi="Times New Roman" w:cs="Times New Roman"/>
+          <w:sz w:val="21"/>
+          <w:szCs w:val="21"/>
+          <w:lang w:val="fr-CA"/>
+        </w:rPr>
+        <w:t xml:space="preserve">Chris </w:t>
+      </w:r>
+      <w:proofErr w:type="spellStart"/>
+      <w:r>
+        <w:rPr>
+          <w:rFonts w:ascii="Times New Roman" w:hAnsi="Times New Roman" w:cs="Times New Roman"/>
+          <w:sz w:val="21"/>
+          <w:szCs w:val="21"/>
+          <w:lang w:val="fr-CA"/>
+        </w:rPr>
+        <w:t>Easthope</w:t>
+      </w:r>
+      <w:proofErr w:type="spellEnd"/>
+      <w:r>
+        <w:rPr>
+          <w:rFonts w:ascii="Times New Roman" w:hAnsi="Times New Roman" w:cs="Times New Roman"/>
+          <w:sz w:val="21"/>
+          <w:szCs w:val="21"/>
+          <w:lang w:val="fr-CA"/>
+        </w:rPr>
+        <w:t xml:space="preserve"> </w:t>
+      </w:r>
+      <w:proofErr w:type="spellStart"/>
+      <w:r>
+        <w:rPr>
+          <w:rFonts w:ascii="Times New Roman" w:hAnsi="Times New Roman" w:cs="Times New Roman"/>
+          <w:sz w:val="21"/>
+          <w:szCs w:val="21"/>
+          <w:lang w:val="fr-CA"/>
+        </w:rPr>
+        <w:t>Awai</w:t>
+      </w:r>
+      <w:proofErr w:type="spellEnd"/>
+      <w:r>
+        <w:rPr>
+          <w:rFonts w:ascii="Times New Roman" w:hAnsi="Times New Roman" w:cs="Times New Roman"/>
+          <w:sz w:val="21"/>
+          <w:szCs w:val="21"/>
+          <w:lang w:val="fr-CA"/>
+        </w:rPr>
+        <w:t>, Caroline Paquette</w:t>
+      </w:r>
+      <w:r>
+        <w:rPr>
+          <w:rFonts w:ascii="Times New Roman" w:hAnsi="Times New Roman" w:cs="Times New Roman"/>
+          <w:sz w:val="21"/>
+          <w:szCs w:val="21"/>
+          <w:lang w:val="fr-CA"/>
         </w:rPr>
         <w:t xml:space="preserve">. </w:t>
       </w:r>
@@ -22316,41 +22422,54 @@
           <w:rFonts w:ascii="Times New Roman" w:hAnsi="Times New Roman" w:cs="Times New Roman"/>
           <w:sz w:val="21"/>
           <w:szCs w:val="21"/>
-          <w:u w:val="single"/>
-        </w:rPr>
-        <w:t xml:space="preserve">Model-Based Gait </w:t>
-      </w:r>
-      <w:r>
-        <w:rPr>
-          <w:rFonts w:ascii="Times New Roman" w:hAnsi="Times New Roman" w:cs="Times New Roman"/>
-          <w:sz w:val="21"/>
-          <w:szCs w:val="21"/>
-        </w:rPr>
-        <w:tab/>
-      </w:r>
-      <w:r>
-        <w:rPr>
-          <w:rFonts w:ascii="Times New Roman" w:hAnsi="Times New Roman" w:cs="Times New Roman"/>
-          <w:sz w:val="21"/>
-          <w:szCs w:val="21"/>
-        </w:rPr>
-        <w:tab/>
-      </w:r>
-      <w:r>
-        <w:rPr>
-          <w:rFonts w:ascii="Times New Roman" w:hAnsi="Times New Roman" w:cs="Times New Roman"/>
-          <w:sz w:val="21"/>
-          <w:szCs w:val="21"/>
-          <w:u w:val="single"/>
-        </w:rPr>
-        <w:t xml:space="preserve">Outcomes to Track Parkinson’s </w:t>
-      </w:r>
-      <w:r>
-        <w:rPr>
-          <w:rFonts w:ascii="Times New Roman" w:hAnsi="Times New Roman" w:cs="Times New Roman"/>
-          <w:sz w:val="21"/>
-          <w:szCs w:val="21"/>
-          <w:u w:val="single"/>
+        </w:rPr>
+        <w:t>“</w:t>
+      </w:r>
+      <w:r>
+        <w:rPr>
+          <w:rFonts w:ascii="Times New Roman" w:hAnsi="Times New Roman" w:cs="Times New Roman"/>
+          <w:sz w:val="21"/>
+          <w:szCs w:val="21"/>
+        </w:rPr>
+        <w:t>Model-Based Gait</w:t>
+      </w:r>
+      <w:r>
+        <w:rPr>
+          <w:rFonts w:ascii="Times New Roman" w:hAnsi="Times New Roman" w:cs="Times New Roman"/>
+          <w:sz w:val="21"/>
+          <w:szCs w:val="21"/>
+        </w:rPr>
+        <w:t xml:space="preserve"> </w:t>
+      </w:r>
+      <w:r>
+        <w:rPr>
+          <w:rFonts w:ascii="Times New Roman" w:hAnsi="Times New Roman" w:cs="Times New Roman"/>
+          <w:sz w:val="21"/>
+          <w:szCs w:val="21"/>
+        </w:rPr>
+        <w:t>Outcomes to Track</w:t>
+      </w:r>
+      <w:r>
+        <w:rPr>
+          <w:rFonts w:ascii="Times New Roman" w:hAnsi="Times New Roman" w:cs="Times New Roman"/>
+          <w:sz w:val="21"/>
+          <w:szCs w:val="21"/>
+        </w:rPr>
+        <w:t xml:space="preserve"> </w:t>
+      </w:r>
+      <w:r>
+        <w:rPr>
+          <w:rFonts w:ascii="Times New Roman" w:hAnsi="Times New Roman" w:cs="Times New Roman"/>
+          <w:sz w:val="21"/>
+          <w:szCs w:val="21"/>
+        </w:rPr>
+        <w:t xml:space="preserve">Parkinson’s </w:t>
+      </w:r>
+      <w:r>
+        <w:rPr>
+          <w:rFonts w:ascii="Times New Roman" w:hAnsi="Times New Roman" w:cs="Times New Roman"/>
+          <w:sz w:val="21"/>
+          <w:szCs w:val="21"/>
         </w:rPr>
         <w:tab/>
         <w:t>Disease Progression ?</w:t>
@@ -22361,6 +22480,14 @@
           <w:sz w:val="21"/>
           <w:szCs w:val="21"/>
         </w:rPr>
+        <w:t>”</w:t>
+      </w:r>
+      <w:r>
+        <w:rPr>
+          <w:rFonts w:ascii="Times New Roman" w:hAnsi="Times New Roman" w:cs="Times New Roman"/>
+          <w:sz w:val="21"/>
+          <w:szCs w:val="21"/>
+        </w:rPr>
         <w:t xml:space="preserve"> </w:t>
       </w:r>
       <w:r>
@@ -22371,37 +22498,47 @@
           <w:sz w:val="21"/>
           <w:szCs w:val="21"/>
         </w:rPr>
-        <w:t xml:space="preserve">At the International Parkinson and </w:t>
-      </w:r>
-      <w:r>
-        <w:rPr>
-          <w:rFonts w:ascii="Times New Roman" w:hAnsi="Times New Roman" w:cs="Times New Roman"/>
-          <w:i/>
-          <w:iCs/>
-          <w:sz w:val="21"/>
-          <w:szCs w:val="21"/>
-        </w:rPr>
-        <w:tab/>
-      </w:r>
-      <w:r>
-        <w:rPr>
-          <w:rFonts w:ascii="Times New Roman" w:hAnsi="Times New Roman" w:cs="Times New Roman"/>
-          <w:i/>
-          <w:iCs/>
-          <w:sz w:val="21"/>
-          <w:szCs w:val="21"/>
-        </w:rPr>
-        <w:tab/>
-      </w:r>
-      <w:r>
-        <w:rPr>
-          <w:rFonts w:ascii="Times New Roman" w:hAnsi="Times New Roman" w:cs="Times New Roman"/>
-          <w:i/>
-          <w:iCs/>
-          <w:sz w:val="21"/>
-          <w:szCs w:val="21"/>
-        </w:rPr>
-        <w:t>Movement Disorder Society (MDS) Congress (2024)</w:t>
+        <w:t>(2024)</w:t>
+      </w:r>
+      <w:r>
+        <w:rPr>
+          <w:rFonts w:ascii="Times New Roman" w:hAnsi="Times New Roman" w:cs="Times New Roman"/>
+          <w:i/>
+          <w:iCs/>
+          <w:sz w:val="21"/>
+          <w:szCs w:val="21"/>
+        </w:rPr>
+        <w:t xml:space="preserve">. </w:t>
+      </w:r>
+      <w:r>
+        <w:rPr>
+          <w:rFonts w:ascii="Times New Roman" w:hAnsi="Times New Roman" w:cs="Times New Roman"/>
+          <w:i/>
+          <w:iCs/>
+          <w:sz w:val="21"/>
+          <w:szCs w:val="21"/>
+        </w:rPr>
+        <w:t>At the International Parkinson and</w:t>
+      </w:r>
+      <w:r>
+        <w:rPr>
+          <w:rFonts w:ascii="Times New Roman" w:hAnsi="Times New Roman" w:cs="Times New Roman"/>
+          <w:i/>
+          <w:iCs/>
+          <w:sz w:val="21"/>
+          <w:szCs w:val="21"/>
+        </w:rPr>
+        <w:t xml:space="preserve"> </w:t>
+      </w:r>
+      <w:r>
+        <w:rPr>
+          <w:rFonts w:ascii="Times New Roman" w:hAnsi="Times New Roman" w:cs="Times New Roman"/>
+          <w:i/>
+          <w:iCs/>
+          <w:sz w:val="21"/>
+          <w:szCs w:val="21"/>
+        </w:rPr>
+        <w:t xml:space="preserve">Movement Disorder Society (MDS) Congress </w:t>
       </w:r>
       <w:r>
         <w:rPr>
@@ -22462,7 +22599,46 @@
           <w:szCs w:val="21"/>
           <w:lang w:val="en-CA"/>
         </w:rPr>
-        <w:t>Travel Awards]</w:t>
+        <w:t>Travel Awards</w:t>
+      </w:r>
+      <w:r>
+        <w:rPr>
+          <w:rFonts w:ascii="Times New Roman" w:hAnsi="Times New Roman" w:cs="Times New Roman"/>
+          <w:b/>
+          <w:bCs/>
+          <w:i/>
+          <w:iCs/>
+          <w:sz w:val="21"/>
+          <w:szCs w:val="21"/>
+          <w:lang w:val="en-CA"/>
+        </w:rPr>
+        <w:t xml:space="preserve">, </w:t>
+      </w:r>
+      <w:r>
+        <w:rPr>
+          <w:rFonts w:ascii="Times New Roman" w:hAnsi="Times New Roman" w:cs="Times New Roman"/>
+          <w:b/>
+          <w:bCs/>
+          <w:i/>
+          <w:iCs/>
+          <w:sz w:val="21"/>
+          <w:szCs w:val="21"/>
+          <w:lang w:val="en-CA"/>
+        </w:rPr>
+        <w:t>Top venue in Parkinson’s Disease</w:t>
+      </w:r>
+      <w:r>
+        <w:rPr>
+          <w:rFonts w:ascii="Times New Roman" w:hAnsi="Times New Roman" w:cs="Times New Roman"/>
+          <w:b/>
+          <w:bCs/>
+          <w:i/>
+          <w:iCs/>
+          <w:sz w:val="21"/>
+          <w:szCs w:val="21"/>
+          <w:lang w:val="en-CA"/>
+        </w:rPr>
+        <w:t>]</w:t>
       </w:r>
     </w:p>
     <w:p>
@@ -22473,6 +22649,7 @@
           <w:tab w:val="right" w:pos="9356"/>
         </w:tabs>
         <w:spacing w:before="80" w:after="0" w:line="240" w:lineRule="auto"/>
+        <w:ind w:left="1843" w:hanging="1843"/>
         <w:jc w:val="both"/>
         <w:rPr>
           <w:rFonts w:ascii="Times New Roman" w:hAnsi="Times New Roman" w:cs="Times New Roman"/>
@@ -22634,7 +22811,7 @@
           <w:szCs w:val="21"/>
           <w:lang w:val="fr-CA"/>
         </w:rPr>
-        <w:t>, Jordan Bedime,</w:t>
+        <w:t xml:space="preserve">, </w:t>
       </w:r>
       <w:r>
         <w:rPr>
@@ -22643,8 +22820,29 @@
           <w:szCs w:val="21"/>
           <w:lang w:val="fr-CA"/>
         </w:rPr>
+        <w:t xml:space="preserve">Jordan Bedime </w:t>
+      </w:r>
+      <w:proofErr w:type="spellStart"/>
+      <w:r>
+        <w:rPr>
+          <w:rFonts w:ascii="Times New Roman" w:hAnsi="Times New Roman" w:cs="Times New Roman"/>
+          <w:sz w:val="21"/>
+          <w:szCs w:val="21"/>
+          <w:lang w:val="fr-CA"/>
+        </w:rPr>
+        <w:t>Songue</w:t>
+      </w:r>
+      <w:proofErr w:type="spellEnd"/>
+      <w:r>
+        <w:rPr>
+          <w:rFonts w:ascii="Times New Roman" w:hAnsi="Times New Roman" w:cs="Times New Roman"/>
+          <w:sz w:val="21"/>
+          <w:szCs w:val="21"/>
+          <w:lang w:val="fr-CA"/>
+        </w:rPr>
         <w:t xml:space="preserve"> </w:t>
       </w:r>
+      <w:proofErr w:type="spellStart"/>
       <w:r>
         <w:rPr>
           <w:rFonts w:ascii="Times New Roman" w:hAnsi="Times New Roman" w:cs="Times New Roman"/>
@@ -22652,8 +22850,9 @@
           <w:szCs w:val="21"/>
           <w:lang w:val="fr-CA"/>
         </w:rPr>
-        <w:tab/>
-      </w:r>
+        <w:t>Nijki</w:t>
+      </w:r>
+      <w:proofErr w:type="spellEnd"/>
       <w:r>
         <w:rPr>
           <w:rFonts w:ascii="Times New Roman" w:hAnsi="Times New Roman" w:cs="Times New Roman"/>
@@ -22661,7 +22860,7 @@
           <w:szCs w:val="21"/>
           <w:lang w:val="fr-CA"/>
         </w:rPr>
-        <w:tab/>
+        <w:t>,</w:t>
       </w:r>
       <w:r>
         <w:rPr>
@@ -22670,6 +22869,15 @@
           <w:szCs w:val="21"/>
           <w:lang w:val="fr-CA"/>
         </w:rPr>
+        <w:t xml:space="preserve"> </w:t>
+      </w:r>
+      <w:r>
+        <w:rPr>
+          <w:rFonts w:ascii="Times New Roman" w:hAnsi="Times New Roman" w:cs="Times New Roman"/>
+          <w:sz w:val="21"/>
+          <w:szCs w:val="21"/>
+          <w:lang w:val="fr-CA"/>
+        </w:rPr>
         <w:t xml:space="preserve">Henri </w:t>
       </w:r>
       <w:r>
@@ -22739,14 +22947,32 @@
           <w:szCs w:val="21"/>
           <w:lang w:val="fr-CA"/>
         </w:rPr>
-        <w:t xml:space="preserve">, Caroline Paquette. </w:t>
-      </w:r>
-      <w:r>
-        <w:rPr>
-          <w:rFonts w:ascii="Times New Roman" w:hAnsi="Times New Roman" w:cs="Times New Roman"/>
-          <w:sz w:val="21"/>
-          <w:szCs w:val="21"/>
-          <w:u w:val="single"/>
+        <w:t>, Caroline Paquette</w:t>
+      </w:r>
+      <w:r>
+        <w:rPr>
+          <w:rFonts w:ascii="Times New Roman" w:hAnsi="Times New Roman" w:cs="Times New Roman"/>
+          <w:i/>
+          <w:iCs/>
+          <w:sz w:val="21"/>
+          <w:szCs w:val="21"/>
+          <w:lang w:val="fr-CA"/>
+        </w:rPr>
+        <w:t xml:space="preserve">. </w:t>
+      </w:r>
+      <w:r>
+        <w:rPr>
+          <w:rFonts w:ascii="Times New Roman" w:hAnsi="Times New Roman" w:cs="Times New Roman"/>
+          <w:sz w:val="21"/>
+          <w:szCs w:val="21"/>
+        </w:rPr>
+        <w:t>“</w:t>
+      </w:r>
+      <w:r>
+        <w:rPr>
+          <w:rFonts w:ascii="Times New Roman" w:hAnsi="Times New Roman" w:cs="Times New Roman"/>
+          <w:sz w:val="21"/>
+          <w:szCs w:val="21"/>
         </w:rPr>
         <w:t xml:space="preserve">Influence of </w:t>
       </w:r>
@@ -22757,23 +22983,23 @@
           <w:szCs w:val="21"/>
         </w:rPr>
         <w:tab/>
-      </w:r>
-      <w:r>
-        <w:rPr>
-          <w:rFonts w:ascii="Times New Roman" w:hAnsi="Times New Roman" w:cs="Times New Roman"/>
-          <w:sz w:val="21"/>
-          <w:szCs w:val="21"/>
-        </w:rPr>
-        <w:tab/>
-      </w:r>
-      <w:r>
-        <w:rPr>
-          <w:rFonts w:ascii="Times New Roman" w:hAnsi="Times New Roman" w:cs="Times New Roman"/>
-          <w:sz w:val="21"/>
-          <w:szCs w:val="21"/>
-          <w:u w:val="single"/>
-        </w:rPr>
-        <w:t>Fatigue in Parkinson’s Disease on Variability of Gait Measures.</w:t>
+        <w:t>Fatigue in Parkinson’s Disease on Variability of Gait Measures</w:t>
+      </w:r>
+      <w:r>
+        <w:rPr>
+          <w:rFonts w:ascii="Times New Roman" w:hAnsi="Times New Roman" w:cs="Times New Roman"/>
+          <w:sz w:val="21"/>
+          <w:szCs w:val="21"/>
+        </w:rPr>
+        <w:t>”</w:t>
+      </w:r>
+      <w:r>
+        <w:rPr>
+          <w:rFonts w:ascii="Times New Roman" w:hAnsi="Times New Roman" w:cs="Times New Roman"/>
+          <w:sz w:val="21"/>
+          <w:szCs w:val="21"/>
+        </w:rPr>
+        <w:t>.</w:t>
       </w:r>
       <w:r>
         <w:rPr>
@@ -22791,57 +23017,100 @@
           <w:sz w:val="21"/>
           <w:szCs w:val="21"/>
         </w:rPr>
-        <w:t xml:space="preserve">At the International </w:t>
-      </w:r>
-      <w:r>
-        <w:rPr>
-          <w:rFonts w:ascii="Times New Roman" w:hAnsi="Times New Roman" w:cs="Times New Roman"/>
-          <w:i/>
-          <w:iCs/>
-          <w:sz w:val="21"/>
-          <w:szCs w:val="21"/>
-        </w:rPr>
-        <w:tab/>
-      </w:r>
-      <w:r>
-        <w:rPr>
-          <w:rFonts w:ascii="Times New Roman" w:hAnsi="Times New Roman" w:cs="Times New Roman"/>
-          <w:i/>
-          <w:iCs/>
-          <w:sz w:val="21"/>
-          <w:szCs w:val="21"/>
-        </w:rPr>
-        <w:tab/>
-      </w:r>
-      <w:r>
-        <w:rPr>
-          <w:rFonts w:ascii="Times New Roman" w:hAnsi="Times New Roman" w:cs="Times New Roman"/>
-          <w:i/>
-          <w:iCs/>
-          <w:sz w:val="21"/>
-          <w:szCs w:val="21"/>
-        </w:rPr>
-        <w:tab/>
-      </w:r>
-      <w:r>
-        <w:rPr>
-          <w:rFonts w:ascii="Times New Roman" w:hAnsi="Times New Roman" w:cs="Times New Roman"/>
-          <w:i/>
-          <w:iCs/>
-          <w:sz w:val="21"/>
-          <w:szCs w:val="21"/>
-        </w:rPr>
-        <w:tab/>
-      </w:r>
-      <w:r>
-        <w:rPr>
-          <w:rFonts w:ascii="Times New Roman" w:hAnsi="Times New Roman" w:cs="Times New Roman"/>
-          <w:i/>
-          <w:iCs/>
-          <w:sz w:val="21"/>
-          <w:szCs w:val="21"/>
-        </w:rPr>
-        <w:t>Parkinson and Movement Disorder Society (MDS) Congress (2024)</w:t>
+        <w:t>(2024</w:t>
+      </w:r>
+      <w:r>
+        <w:rPr>
+          <w:rFonts w:ascii="Times New Roman" w:hAnsi="Times New Roman" w:cs="Times New Roman"/>
+          <w:i/>
+          <w:iCs/>
+          <w:sz w:val="21"/>
+          <w:szCs w:val="21"/>
+        </w:rPr>
+        <w:t xml:space="preserve">). </w:t>
+      </w:r>
+      <w:r>
+        <w:rPr>
+          <w:rFonts w:ascii="Times New Roman" w:hAnsi="Times New Roman" w:cs="Times New Roman"/>
+          <w:i/>
+          <w:iCs/>
+          <w:sz w:val="21"/>
+          <w:szCs w:val="21"/>
+        </w:rPr>
+        <w:t xml:space="preserve">At the International Parkinson and Movement Disorder Society (MDS) Congress </w:t>
+      </w:r>
+      <w:r>
+        <w:rPr>
+          <w:rFonts w:ascii="Times New Roman" w:hAnsi="Times New Roman" w:cs="Times New Roman"/>
+          <w:i/>
+          <w:iCs/>
+          <w:sz w:val="21"/>
+          <w:szCs w:val="21"/>
+        </w:rPr>
+        <w:t>)</w:t>
+      </w:r>
+      <w:r>
+        <w:rPr>
+          <w:rFonts w:ascii="Times New Roman" w:hAnsi="Times New Roman" w:cs="Times New Roman"/>
+          <w:i/>
+          <w:iCs/>
+          <w:sz w:val="21"/>
+          <w:szCs w:val="21"/>
+          <w:lang w:val="en-CA"/>
+        </w:rPr>
+        <w:t xml:space="preserve"> </w:t>
+      </w:r>
+      <w:r>
+        <w:rPr>
+          <w:rFonts w:ascii="Times New Roman" w:hAnsi="Times New Roman" w:cs="Times New Roman"/>
+          <w:b/>
+          <w:bCs/>
+          <w:i/>
+          <w:iCs/>
+          <w:sz w:val="21"/>
+          <w:szCs w:val="21"/>
+          <w:lang w:val="en-CA"/>
+        </w:rPr>
+        <w:t>[</w:t>
+      </w:r>
+      <w:r>
+        <w:rPr>
+          <w:rFonts w:ascii="Times New Roman" w:hAnsi="Times New Roman" w:cs="Times New Roman"/>
+          <w:b/>
+          <w:bCs/>
+          <w:i/>
+          <w:iCs/>
+          <w:sz w:val="21"/>
+          <w:szCs w:val="21"/>
+          <w:lang w:val="en-CA"/>
+        </w:rPr>
+        <w:t xml:space="preserve">Top venue in </w:t>
+      </w:r>
+      <w:r>
+        <w:rPr>
+          <w:rFonts w:ascii="Times New Roman" w:hAnsi="Times New Roman" w:cs="Times New Roman"/>
+          <w:b/>
+          <w:bCs/>
+          <w:i/>
+          <w:iCs/>
+          <w:sz w:val="21"/>
+          <w:szCs w:val="21"/>
+          <w:lang w:val="en-CA"/>
+        </w:rPr>
+        <w:t>Parkinson’s Disease</w:t>
+      </w:r>
+      <w:r>
+        <w:rPr>
+          <w:rFonts w:ascii="Times New Roman" w:hAnsi="Times New Roman" w:cs="Times New Roman"/>
+          <w:b/>
+          <w:bCs/>
+          <w:i/>
+          <w:iCs/>
+          <w:sz w:val="21"/>
+          <w:szCs w:val="21"/>
+          <w:lang w:val="en-CA"/>
+        </w:rPr>
+        <w:t>]</w:t>
       </w:r>
     </w:p>
     <w:p>
@@ -22852,6 +23121,7 @@
           <w:tab w:val="right" w:pos="9356"/>
         </w:tabs>
         <w:spacing w:before="80" w:after="0" w:line="240" w:lineRule="auto"/>
+        <w:ind w:left="1843" w:hanging="1843"/>
         <w:jc w:val="both"/>
         <w:rPr>
           <w:rFonts w:ascii="Times New Roman" w:hAnsi="Times New Roman" w:cs="Times New Roman"/>
@@ -22986,39 +23256,15 @@
           <w:sz w:val="21"/>
           <w:szCs w:val="21"/>
         </w:rPr>
-        <w:t xml:space="preserve">, Kevin </w:t>
-      </w:r>
-      <w:r>
-        <w:rPr>
-          <w:rFonts w:ascii="Times New Roman" w:hAnsi="Times New Roman" w:cs="Times New Roman"/>
-          <w:sz w:val="21"/>
-          <w:szCs w:val="21"/>
-        </w:rPr>
-        <w:tab/>
-      </w:r>
-      <w:r>
-        <w:rPr>
-          <w:rFonts w:ascii="Times New Roman" w:hAnsi="Times New Roman" w:cs="Times New Roman"/>
-          <w:sz w:val="21"/>
-          <w:szCs w:val="21"/>
-        </w:rPr>
-        <w:tab/>
-      </w:r>
-      <w:r>
-        <w:rPr>
-          <w:rFonts w:ascii="Times New Roman" w:hAnsi="Times New Roman" w:cs="Times New Roman"/>
-          <w:sz w:val="21"/>
-          <w:szCs w:val="21"/>
-        </w:rPr>
-        <w:tab/>
-      </w:r>
-      <w:r>
-        <w:rPr>
-          <w:rFonts w:ascii="Times New Roman" w:hAnsi="Times New Roman" w:cs="Times New Roman"/>
-          <w:sz w:val="21"/>
-          <w:szCs w:val="21"/>
-        </w:rPr>
-        <w:tab/>
+        <w:t>, Kevin</w:t>
+      </w:r>
+      <w:r>
+        <w:rPr>
+          <w:rFonts w:ascii="Times New Roman" w:hAnsi="Times New Roman" w:cs="Times New Roman"/>
+          <w:sz w:val="21"/>
+          <w:szCs w:val="21"/>
+        </w:rPr>
+        <w:t xml:space="preserve"> </w:t>
       </w:r>
       <w:r>
         <w:rPr>
@@ -23042,14 +23288,29 @@
           <w:sz w:val="21"/>
           <w:szCs w:val="21"/>
         </w:rPr>
-        <w:t xml:space="preserve">Chakravarty, Caroline Paquette. </w:t>
-      </w:r>
-      <w:r>
-        <w:rPr>
-          <w:rFonts w:ascii="Times New Roman" w:hAnsi="Times New Roman" w:cs="Times New Roman"/>
-          <w:sz w:val="21"/>
-          <w:szCs w:val="21"/>
-          <w:u w:val="single"/>
+        <w:t>Chakravarty, Caroline Paquette.</w:t>
+      </w:r>
+      <w:r>
+        <w:rPr>
+          <w:rFonts w:ascii="Times New Roman" w:hAnsi="Times New Roman" w:cs="Times New Roman"/>
+          <w:sz w:val="21"/>
+          <w:szCs w:val="21"/>
+        </w:rPr>
+        <w:t xml:space="preserve"> </w:t>
+      </w:r>
+      <w:r>
+        <w:rPr>
+          <w:rFonts w:ascii="Times New Roman" w:hAnsi="Times New Roman" w:cs="Times New Roman"/>
+          <w:sz w:val="21"/>
+          <w:szCs w:val="21"/>
+        </w:rPr>
+        <w:t>“</w:t>
+      </w:r>
+      <w:r>
+        <w:rPr>
+          <w:rFonts w:ascii="Times New Roman" w:hAnsi="Times New Roman" w:cs="Times New Roman"/>
+          <w:sz w:val="21"/>
+          <w:szCs w:val="21"/>
         </w:rPr>
         <w:t xml:space="preserve">Long-term, high-level aerobic training and </w:t>
       </w:r>
@@ -23067,23 +23328,13 @@
           <w:sz w:val="21"/>
           <w:szCs w:val="21"/>
         </w:rPr>
-        <w:tab/>
-      </w:r>
-      <w:r>
-        <w:rPr>
-          <w:rFonts w:ascii="Times New Roman" w:hAnsi="Times New Roman" w:cs="Times New Roman"/>
-          <w:sz w:val="21"/>
-          <w:szCs w:val="21"/>
-          <w:u w:val="single"/>
-        </w:rPr>
-        <w:t>the age-related decline in cortical</w:t>
-      </w:r>
-      <w:r>
-        <w:rPr>
-          <w:rFonts w:ascii="Times New Roman" w:hAnsi="Times New Roman" w:cs="Times New Roman"/>
-          <w:sz w:val="21"/>
-          <w:szCs w:val="21"/>
-          <w:u w:val="single"/>
+        <w:t>the</w:t>
+      </w:r>
+      <w:r>
+        <w:rPr>
+          <w:rFonts w:ascii="Times New Roman" w:hAnsi="Times New Roman" w:cs="Times New Roman"/>
+          <w:sz w:val="21"/>
+          <w:szCs w:val="21"/>
         </w:rPr>
         <w:t xml:space="preserve"> </w:t>
       </w:r>
@@ -23092,9 +23343,100 @@
           <w:rFonts w:ascii="Times New Roman" w:hAnsi="Times New Roman" w:cs="Times New Roman"/>
           <w:sz w:val="21"/>
           <w:szCs w:val="21"/>
-          <w:u w:val="single"/>
-        </w:rPr>
-        <w:t xml:space="preserve">thickness. </w:t>
+        </w:rPr>
+        <w:t>age</w:t>
+      </w:r>
+      <w:r>
+        <w:rPr>
+          <w:rFonts w:ascii="Times New Roman" w:hAnsi="Times New Roman" w:cs="Times New Roman"/>
+          <w:sz w:val="21"/>
+          <w:szCs w:val="21"/>
+        </w:rPr>
+        <w:t>-</w:t>
+      </w:r>
+      <w:r>
+        <w:rPr>
+          <w:rFonts w:ascii="Times New Roman" w:hAnsi="Times New Roman" w:cs="Times New Roman"/>
+          <w:sz w:val="21"/>
+          <w:szCs w:val="21"/>
+        </w:rPr>
+        <w:t>related decline</w:t>
+      </w:r>
+      <w:r>
+        <w:rPr>
+          <w:rFonts w:ascii="Times New Roman" w:hAnsi="Times New Roman" w:cs="Times New Roman"/>
+          <w:sz w:val="21"/>
+          <w:szCs w:val="21"/>
+        </w:rPr>
+        <w:t xml:space="preserve"> </w:t>
+      </w:r>
+      <w:r>
+        <w:rPr>
+          <w:rFonts w:ascii="Times New Roman" w:hAnsi="Times New Roman" w:cs="Times New Roman"/>
+          <w:sz w:val="21"/>
+          <w:szCs w:val="21"/>
+        </w:rPr>
+        <w:t>in cortical</w:t>
+      </w:r>
+      <w:r>
+        <w:rPr>
+          <w:rFonts w:ascii="Times New Roman" w:hAnsi="Times New Roman" w:cs="Times New Roman"/>
+          <w:sz w:val="21"/>
+          <w:szCs w:val="21"/>
+        </w:rPr>
+        <w:t xml:space="preserve"> </w:t>
+      </w:r>
+      <w:r>
+        <w:rPr>
+          <w:rFonts w:ascii="Times New Roman" w:hAnsi="Times New Roman" w:cs="Times New Roman"/>
+          <w:sz w:val="21"/>
+          <w:szCs w:val="21"/>
+        </w:rPr>
+        <w:t>thickness</w:t>
+      </w:r>
+      <w:r>
+        <w:rPr>
+          <w:rFonts w:ascii="Times New Roman" w:hAnsi="Times New Roman" w:cs="Times New Roman"/>
+          <w:sz w:val="21"/>
+          <w:szCs w:val="21"/>
+        </w:rPr>
+        <w:t>”</w:t>
+      </w:r>
+      <w:r>
+        <w:rPr>
+          <w:rFonts w:ascii="Times New Roman" w:hAnsi="Times New Roman" w:cs="Times New Roman"/>
+          <w:sz w:val="21"/>
+          <w:szCs w:val="21"/>
+        </w:rPr>
+        <w:t>.</w:t>
+      </w:r>
+      <w:r>
+        <w:rPr>
+          <w:rFonts w:ascii="Times New Roman" w:hAnsi="Times New Roman" w:cs="Times New Roman"/>
+          <w:sz w:val="21"/>
+          <w:szCs w:val="21"/>
+        </w:rPr>
+        <w:t xml:space="preserve"> </w:t>
+      </w:r>
+      <w:r>
+        <w:rPr>
+          <w:rFonts w:ascii="Times New Roman" w:hAnsi="Times New Roman" w:cs="Times New Roman"/>
+          <w:i/>
+          <w:iCs/>
+          <w:sz w:val="21"/>
+          <w:szCs w:val="21"/>
+        </w:rPr>
+        <w:t>(2024)</w:t>
+      </w:r>
+      <w:r>
+        <w:rPr>
+          <w:rFonts w:ascii="Times New Roman" w:hAnsi="Times New Roman" w:cs="Times New Roman"/>
+          <w:i/>
+          <w:iCs/>
+          <w:sz w:val="21"/>
+          <w:szCs w:val="21"/>
+        </w:rPr>
+        <w:t xml:space="preserve">. </w:t>
       </w:r>
       <w:r>
         <w:rPr>
@@ -23136,27 +23478,17 @@
           <w:sz w:val="21"/>
           <w:szCs w:val="21"/>
         </w:rPr>
-        <w:t xml:space="preserve">) World </w:t>
-      </w:r>
-      <w:r>
-        <w:rPr>
-          <w:rFonts w:ascii="Times New Roman" w:hAnsi="Times New Roman" w:cs="Times New Roman"/>
-          <w:i/>
-          <w:iCs/>
-          <w:sz w:val="21"/>
-          <w:szCs w:val="21"/>
-        </w:rPr>
-        <w:tab/>
-      </w:r>
-      <w:r>
-        <w:rPr>
-          <w:rFonts w:ascii="Times New Roman" w:hAnsi="Times New Roman" w:cs="Times New Roman"/>
-          <w:i/>
-          <w:iCs/>
-          <w:sz w:val="21"/>
-          <w:szCs w:val="21"/>
-        </w:rPr>
-        <w:tab/>
+        <w:t>) World</w:t>
+      </w:r>
+      <w:r>
+        <w:rPr>
+          <w:rFonts w:ascii="Times New Roman" w:hAnsi="Times New Roman" w:cs="Times New Roman"/>
+          <w:i/>
+          <w:iCs/>
+          <w:sz w:val="21"/>
+          <w:szCs w:val="21"/>
+        </w:rPr>
+        <w:t xml:space="preserve"> </w:t>
       </w:r>
       <w:r>
         <w:rPr>
@@ -23176,27 +23508,70 @@
           <w:sz w:val="21"/>
           <w:szCs w:val="21"/>
         </w:rPr>
-        <w:t>(</w:t>
-      </w:r>
-      <w:r>
-        <w:rPr>
-          <w:rFonts w:ascii="Times New Roman" w:hAnsi="Times New Roman" w:cs="Times New Roman"/>
-          <w:i/>
-          <w:iCs/>
-          <w:sz w:val="21"/>
-          <w:szCs w:val="21"/>
-        </w:rPr>
-        <w:t>2024</w:t>
-      </w:r>
-      <w:r>
-        <w:rPr>
-          <w:rFonts w:ascii="Times New Roman" w:hAnsi="Times New Roman" w:cs="Times New Roman"/>
-          <w:i/>
-          <w:iCs/>
-          <w:sz w:val="21"/>
-          <w:szCs w:val="21"/>
-        </w:rPr>
         <w:t>)</w:t>
+      </w:r>
+      <w:r>
+        <w:rPr>
+          <w:rFonts w:ascii="Times New Roman" w:hAnsi="Times New Roman" w:cs="Times New Roman"/>
+          <w:i/>
+          <w:iCs/>
+          <w:sz w:val="21"/>
+          <w:szCs w:val="21"/>
+          <w:lang w:val="en-CA"/>
+        </w:rPr>
+        <w:t xml:space="preserve"> </w:t>
+      </w:r>
+      <w:r>
+        <w:rPr>
+          <w:rFonts w:ascii="Times New Roman" w:hAnsi="Times New Roman" w:cs="Times New Roman"/>
+          <w:b/>
+          <w:bCs/>
+          <w:i/>
+          <w:iCs/>
+          <w:sz w:val="21"/>
+          <w:szCs w:val="21"/>
+          <w:lang w:val="en-CA"/>
+        </w:rPr>
+        <w:t>[</w:t>
+      </w:r>
+      <w:r>
+        <w:rPr>
+          <w:rFonts w:ascii="Times New Roman" w:hAnsi="Times New Roman" w:cs="Times New Roman"/>
+          <w:b/>
+          <w:bCs/>
+          <w:i/>
+          <w:iCs/>
+          <w:sz w:val="21"/>
+          <w:szCs w:val="21"/>
+          <w:lang w:val="en-CA"/>
+        </w:rPr>
+        <w:t xml:space="preserve">Top venue in </w:t>
+      </w:r>
+      <w:r>
+        <w:rPr>
+          <w:rFonts w:ascii="Times New Roman" w:hAnsi="Times New Roman" w:cs="Times New Roman"/>
+          <w:b/>
+          <w:bCs/>
+          <w:i/>
+          <w:iCs/>
+          <w:sz w:val="21"/>
+          <w:szCs w:val="21"/>
+          <w:lang w:val="en-CA"/>
+        </w:rPr>
+        <w:t>Neurosciences</w:t>
+      </w:r>
+      <w:r>
+        <w:rPr>
+          <w:rFonts w:ascii="Times New Roman" w:hAnsi="Times New Roman" w:cs="Times New Roman"/>
+          <w:b/>
+          <w:bCs/>
+          <w:i/>
+          <w:iCs/>
+          <w:sz w:val="21"/>
+          <w:szCs w:val="21"/>
+          <w:lang w:val="en-CA"/>
+        </w:rPr>
+        <w:t>]</w:t>
       </w:r>
     </w:p>
     <w:p>
@@ -23207,6 +23582,7 @@
           <w:tab w:val="right" w:pos="9356"/>
         </w:tabs>
         <w:spacing w:before="80" w:after="0" w:line="240" w:lineRule="auto"/>
+        <w:ind w:left="1843" w:hanging="1843"/>
         <w:jc w:val="both"/>
         <w:rPr>
           <w:rFonts w:ascii="Times New Roman" w:hAnsi="Times New Roman" w:cs="Times New Roman"/>
@@ -23284,6 +23660,7 @@
           <w:iCs/>
           <w:sz w:val="21"/>
           <w:szCs w:val="21"/>
+          <w:lang w:val="fr-CA"/>
         </w:rPr>
         <w:t xml:space="preserve"> </w:t>
       </w:r>
@@ -23294,6 +23671,7 @@
           <w:iCs/>
           <w:sz w:val="21"/>
           <w:szCs w:val="21"/>
+          <w:lang w:val="fr-CA"/>
         </w:rPr>
         <w:t>P.</w:t>
       </w:r>
@@ -23304,6 +23682,7 @@
           <w:iCs/>
           <w:sz w:val="21"/>
           <w:szCs w:val="21"/>
+          <w:lang w:val="fr-CA"/>
         </w:rPr>
         <w:t>06</w:t>
       </w:r>
@@ -23314,24 +23693,67 @@
           <w:iCs/>
           <w:sz w:val="21"/>
           <w:szCs w:val="21"/>
-        </w:rPr>
-        <w:tab/>
-      </w:r>
-      <w:r>
-        <w:rPr>
-          <w:rFonts w:ascii="Times New Roman" w:hAnsi="Times New Roman" w:cs="Times New Roman"/>
-          <w:sz w:val="21"/>
-          <w:szCs w:val="21"/>
-        </w:rPr>
-        <w:t xml:space="preserve">Jordan Bedime, </w:t>
-      </w:r>
-      <w:r>
-        <w:rPr>
-          <w:rFonts w:ascii="Times New Roman" w:hAnsi="Times New Roman" w:cs="Times New Roman"/>
-          <w:b/>
-          <w:bCs/>
-          <w:sz w:val="21"/>
-          <w:szCs w:val="21"/>
+          <w:lang w:val="fr-CA"/>
+        </w:rPr>
+        <w:tab/>
+      </w:r>
+      <w:r>
+        <w:rPr>
+          <w:rFonts w:ascii="Times New Roman" w:hAnsi="Times New Roman" w:cs="Times New Roman"/>
+          <w:sz w:val="21"/>
+          <w:szCs w:val="21"/>
+          <w:lang w:val="fr-CA"/>
+        </w:rPr>
+        <w:t xml:space="preserve">Jordan Bedime </w:t>
+      </w:r>
+      <w:proofErr w:type="spellStart"/>
+      <w:r>
+        <w:rPr>
+          <w:rFonts w:ascii="Times New Roman" w:hAnsi="Times New Roman" w:cs="Times New Roman"/>
+          <w:sz w:val="21"/>
+          <w:szCs w:val="21"/>
+          <w:lang w:val="fr-CA"/>
+        </w:rPr>
+        <w:t>Songue</w:t>
+      </w:r>
+      <w:proofErr w:type="spellEnd"/>
+      <w:r>
+        <w:rPr>
+          <w:rFonts w:ascii="Times New Roman" w:hAnsi="Times New Roman" w:cs="Times New Roman"/>
+          <w:sz w:val="21"/>
+          <w:szCs w:val="21"/>
+          <w:lang w:val="fr-CA"/>
+        </w:rPr>
+        <w:t xml:space="preserve"> </w:t>
+      </w:r>
+      <w:proofErr w:type="spellStart"/>
+      <w:r>
+        <w:rPr>
+          <w:rFonts w:ascii="Times New Roman" w:hAnsi="Times New Roman" w:cs="Times New Roman"/>
+          <w:sz w:val="21"/>
+          <w:szCs w:val="21"/>
+          <w:lang w:val="fr-CA"/>
+        </w:rPr>
+        <w:t>Nijki</w:t>
+      </w:r>
+      <w:proofErr w:type="spellEnd"/>
+      <w:r>
+        <w:rPr>
+          <w:rFonts w:ascii="Times New Roman" w:hAnsi="Times New Roman" w:cs="Times New Roman"/>
+          <w:sz w:val="21"/>
+          <w:szCs w:val="21"/>
+          <w:lang w:val="fr-CA"/>
+        </w:rPr>
+        <w:t xml:space="preserve">, </w:t>
+      </w:r>
+      <w:r>
+        <w:rPr>
+          <w:rFonts w:ascii="Times New Roman" w:hAnsi="Times New Roman" w:cs="Times New Roman"/>
+          <w:b/>
+          <w:bCs/>
+          <w:sz w:val="21"/>
+          <w:szCs w:val="21"/>
+          <w:lang w:val="fr-CA"/>
         </w:rPr>
         <w:t>Cyrille E. Mvomo</w:t>
       </w:r>
@@ -23340,88 +23762,109 @@
           <w:rFonts w:ascii="Times New Roman" w:hAnsi="Times New Roman" w:cs="Times New Roman"/>
           <w:sz w:val="21"/>
           <w:szCs w:val="21"/>
-        </w:rPr>
-        <w:t xml:space="preserve">, Sara Perfetto, Henri Lajeunesse, Isabella Sierra, </w:t>
-      </w:r>
-      <w:r>
-        <w:rPr>
-          <w:rFonts w:ascii="Times New Roman" w:hAnsi="Times New Roman" w:cs="Times New Roman"/>
-          <w:sz w:val="21"/>
-          <w:szCs w:val="21"/>
-        </w:rPr>
-        <w:tab/>
-      </w:r>
-      <w:r>
-        <w:rPr>
-          <w:rFonts w:ascii="Times New Roman" w:hAnsi="Times New Roman" w:cs="Times New Roman"/>
-          <w:sz w:val="21"/>
-          <w:szCs w:val="21"/>
-        </w:rPr>
-        <w:tab/>
-      </w:r>
-      <w:r>
-        <w:rPr>
-          <w:rFonts w:ascii="Times New Roman" w:hAnsi="Times New Roman" w:cs="Times New Roman"/>
-          <w:sz w:val="21"/>
-          <w:szCs w:val="21"/>
-        </w:rPr>
-        <w:tab/>
-      </w:r>
-      <w:r>
-        <w:rPr>
-          <w:rFonts w:ascii="Times New Roman" w:hAnsi="Times New Roman" w:cs="Times New Roman"/>
-          <w:sz w:val="21"/>
-          <w:szCs w:val="21"/>
-        </w:rPr>
-        <w:tab/>
-      </w:r>
-      <w:r>
-        <w:rPr>
-          <w:rFonts w:ascii="Times New Roman" w:hAnsi="Times New Roman" w:cs="Times New Roman"/>
-          <w:sz w:val="21"/>
-          <w:szCs w:val="21"/>
-        </w:rPr>
-        <w:t>Alexandra Potvin-</w:t>
-      </w:r>
-      <w:r>
-        <w:rPr>
-          <w:rFonts w:ascii="Times New Roman" w:hAnsi="Times New Roman" w:cs="Times New Roman"/>
-          <w:sz w:val="21"/>
-          <w:szCs w:val="21"/>
-        </w:rPr>
-        <w:tab/>
-        <w:t xml:space="preserve">Desrochers, Madeleine Sharp, Rochette Annie, Jean-Paul Soucy, Audrey </w:t>
-      </w:r>
-      <w:r>
-        <w:rPr>
-          <w:rFonts w:ascii="Times New Roman" w:hAnsi="Times New Roman" w:cs="Times New Roman"/>
-          <w:sz w:val="21"/>
-          <w:szCs w:val="21"/>
-        </w:rPr>
-        <w:tab/>
-      </w:r>
-      <w:r>
-        <w:rPr>
-          <w:rFonts w:ascii="Times New Roman" w:hAnsi="Times New Roman" w:cs="Times New Roman"/>
-          <w:sz w:val="21"/>
-          <w:szCs w:val="21"/>
-        </w:rPr>
-        <w:tab/>
-      </w:r>
-      <w:r>
-        <w:rPr>
-          <w:rFonts w:ascii="Times New Roman" w:hAnsi="Times New Roman" w:cs="Times New Roman"/>
-          <w:sz w:val="21"/>
-          <w:szCs w:val="21"/>
-        </w:rPr>
-        <w:t xml:space="preserve">Parent, Caroline Paquette. </w:t>
-      </w:r>
-      <w:r>
-        <w:rPr>
-          <w:rFonts w:ascii="Times New Roman" w:hAnsi="Times New Roman" w:cs="Times New Roman"/>
-          <w:sz w:val="21"/>
-          <w:szCs w:val="21"/>
-          <w:u w:val="single"/>
+          <w:lang w:val="fr-CA"/>
+        </w:rPr>
+        <w:t xml:space="preserve">, Sara </w:t>
+      </w:r>
+      <w:proofErr w:type="spellStart"/>
+      <w:r>
+        <w:rPr>
+          <w:rFonts w:ascii="Times New Roman" w:hAnsi="Times New Roman" w:cs="Times New Roman"/>
+          <w:sz w:val="21"/>
+          <w:szCs w:val="21"/>
+          <w:lang w:val="fr-CA"/>
+        </w:rPr>
+        <w:t>Perfetto</w:t>
+      </w:r>
+      <w:proofErr w:type="spellEnd"/>
+      <w:r>
+        <w:rPr>
+          <w:rFonts w:ascii="Times New Roman" w:hAnsi="Times New Roman" w:cs="Times New Roman"/>
+          <w:sz w:val="21"/>
+          <w:szCs w:val="21"/>
+          <w:lang w:val="fr-CA"/>
+        </w:rPr>
+        <w:t xml:space="preserve">, Henri </w:t>
+      </w:r>
+      <w:proofErr w:type="spellStart"/>
+      <w:r>
+        <w:rPr>
+          <w:rFonts w:ascii="Times New Roman" w:hAnsi="Times New Roman" w:cs="Times New Roman"/>
+          <w:sz w:val="21"/>
+          <w:szCs w:val="21"/>
+          <w:lang w:val="fr-CA"/>
+        </w:rPr>
+        <w:t>Lajeunesse</w:t>
+      </w:r>
+      <w:proofErr w:type="spellEnd"/>
+      <w:r>
+        <w:rPr>
+          <w:rFonts w:ascii="Times New Roman" w:hAnsi="Times New Roman" w:cs="Times New Roman"/>
+          <w:sz w:val="21"/>
+          <w:szCs w:val="21"/>
+          <w:lang w:val="fr-CA"/>
+        </w:rPr>
+        <w:t xml:space="preserve">, Isabella Sierra, </w:t>
+      </w:r>
+      <w:r>
+        <w:rPr>
+          <w:rFonts w:ascii="Times New Roman" w:hAnsi="Times New Roman" w:cs="Times New Roman"/>
+          <w:sz w:val="21"/>
+          <w:szCs w:val="21"/>
+          <w:lang w:val="fr-CA"/>
+        </w:rPr>
+        <w:tab/>
+      </w:r>
+      <w:r>
+        <w:rPr>
+          <w:rFonts w:ascii="Times New Roman" w:hAnsi="Times New Roman" w:cs="Times New Roman"/>
+          <w:sz w:val="21"/>
+          <w:szCs w:val="21"/>
+          <w:lang w:val="fr-CA"/>
+        </w:rPr>
+        <w:t>Alexandra Potvin-Desrochers, Madeleine Sharp, Rochette Annie, Jean-Paul Soucy, Audrey Parent,</w:t>
+      </w:r>
+      <w:r>
+        <w:rPr>
+          <w:rFonts w:ascii="Times New Roman" w:hAnsi="Times New Roman" w:cs="Times New Roman"/>
+          <w:sz w:val="21"/>
+          <w:szCs w:val="21"/>
+          <w:lang w:val="fr-CA"/>
+        </w:rPr>
+        <w:t xml:space="preserve"> </w:t>
+      </w:r>
+      <w:r>
+        <w:rPr>
+          <w:rFonts w:ascii="Times New Roman" w:hAnsi="Times New Roman" w:cs="Times New Roman"/>
+          <w:sz w:val="21"/>
+          <w:szCs w:val="21"/>
+          <w:lang w:val="fr-CA"/>
+        </w:rPr>
+        <w:t>Caroline Paquette.</w:t>
+      </w:r>
+      <w:r>
+        <w:rPr>
+          <w:rFonts w:ascii="Times New Roman" w:hAnsi="Times New Roman" w:cs="Times New Roman"/>
+          <w:sz w:val="21"/>
+          <w:szCs w:val="21"/>
+          <w:lang w:val="fr-CA"/>
+        </w:rPr>
+        <w:t xml:space="preserve"> </w:t>
+      </w:r>
+      <w:r>
+        <w:rPr>
+          <w:rFonts w:ascii="Times New Roman" w:hAnsi="Times New Roman" w:cs="Times New Roman"/>
+          <w:sz w:val="21"/>
+          <w:szCs w:val="21"/>
+          <w:lang w:val="en-CA"/>
+        </w:rPr>
+        <w:t>“</w:t>
+      </w:r>
+      <w:r>
+        <w:rPr>
+          <w:rFonts w:ascii="Times New Roman" w:hAnsi="Times New Roman" w:cs="Times New Roman"/>
+          <w:sz w:val="21"/>
+          <w:szCs w:val="21"/>
         </w:rPr>
         <w:t xml:space="preserve">Brain </w:t>
       </w:r>
@@ -23430,7 +23873,6 @@
           <w:rFonts w:ascii="Times New Roman" w:hAnsi="Times New Roman" w:cs="Times New Roman"/>
           <w:sz w:val="21"/>
           <w:szCs w:val="21"/>
-          <w:u w:val="single"/>
         </w:rPr>
         <w:tab/>
         <w:t xml:space="preserve">metabolism in Parkinson’s disease with and without Fatigue </w:t>
@@ -23449,24 +23891,43 @@
           <w:sz w:val="21"/>
           <w:szCs w:val="21"/>
         </w:rPr>
-        <w:tab/>
-      </w:r>
-      <w:r>
-        <w:rPr>
-          <w:rFonts w:ascii="Times New Roman" w:hAnsi="Times New Roman" w:cs="Times New Roman"/>
-          <w:sz w:val="21"/>
-          <w:szCs w:val="21"/>
-          <w:u w:val="single"/>
-        </w:rPr>
-        <w:t>during complex walking: An [18F]-FDG PET study.</w:t>
-      </w:r>
-      <w:r>
-        <w:rPr>
-          <w:rFonts w:ascii="Times New Roman" w:hAnsi="Times New Roman" w:cs="Times New Roman"/>
-          <w:sz w:val="21"/>
-          <w:szCs w:val="21"/>
-        </w:rPr>
-        <w:t xml:space="preserve"> </w:t>
+        <w:t>during complex walking: An [18F]-FDG PET study</w:t>
+      </w:r>
+      <w:r>
+        <w:rPr>
+          <w:rFonts w:ascii="Times New Roman" w:hAnsi="Times New Roman" w:cs="Times New Roman"/>
+          <w:sz w:val="21"/>
+          <w:szCs w:val="21"/>
+        </w:rPr>
+        <w:t>”</w:t>
+      </w:r>
+      <w:r>
+        <w:rPr>
+          <w:rFonts w:ascii="Times New Roman" w:hAnsi="Times New Roman" w:cs="Times New Roman"/>
+          <w:sz w:val="21"/>
+          <w:szCs w:val="21"/>
+        </w:rPr>
+        <w:t xml:space="preserve">. </w:t>
+      </w:r>
+      <w:r>
+        <w:rPr>
+          <w:rFonts w:ascii="Times New Roman" w:hAnsi="Times New Roman" w:cs="Times New Roman"/>
+          <w:i/>
+          <w:iCs/>
+          <w:sz w:val="21"/>
+          <w:szCs w:val="21"/>
+        </w:rPr>
+        <w:t>(2024)</w:t>
+      </w:r>
+      <w:r>
+        <w:rPr>
+          <w:rFonts w:ascii="Times New Roman" w:hAnsi="Times New Roman" w:cs="Times New Roman"/>
+          <w:i/>
+          <w:iCs/>
+          <w:sz w:val="21"/>
+          <w:szCs w:val="21"/>
+        </w:rPr>
+        <w:t xml:space="preserve">. </w:t>
       </w:r>
       <w:r>
         <w:rPr>
@@ -23486,57 +23947,7 @@
           <w:sz w:val="21"/>
           <w:szCs w:val="21"/>
         </w:rPr>
-        <w:t xml:space="preserve"> Quebec Bioimaging Network </w:t>
-      </w:r>
-      <w:r>
-        <w:rPr>
-          <w:rFonts w:ascii="Times New Roman" w:hAnsi="Times New Roman" w:cs="Times New Roman"/>
-          <w:i/>
-          <w:iCs/>
-          <w:sz w:val="21"/>
-          <w:szCs w:val="21"/>
-        </w:rPr>
-        <w:tab/>
-      </w:r>
-      <w:r>
-        <w:rPr>
-          <w:rFonts w:ascii="Times New Roman" w:hAnsi="Times New Roman" w:cs="Times New Roman"/>
-          <w:i/>
-          <w:iCs/>
-          <w:sz w:val="21"/>
-          <w:szCs w:val="21"/>
-        </w:rPr>
-        <w:tab/>
-      </w:r>
-      <w:r>
-        <w:rPr>
-          <w:rFonts w:ascii="Times New Roman" w:hAnsi="Times New Roman" w:cs="Times New Roman"/>
-          <w:i/>
-          <w:iCs/>
-          <w:sz w:val="21"/>
-          <w:szCs w:val="21"/>
-        </w:rPr>
-        <w:tab/>
-      </w:r>
-      <w:r>
-        <w:rPr>
-          <w:rFonts w:ascii="Times New Roman" w:hAnsi="Times New Roman" w:cs="Times New Roman"/>
-          <w:i/>
-          <w:iCs/>
-          <w:sz w:val="21"/>
-          <w:szCs w:val="21"/>
-        </w:rPr>
-        <w:tab/>
-      </w:r>
-      <w:r>
-        <w:rPr>
-          <w:rFonts w:ascii="Times New Roman" w:hAnsi="Times New Roman" w:cs="Times New Roman"/>
-          <w:i/>
-          <w:iCs/>
-          <w:sz w:val="21"/>
-          <w:szCs w:val="21"/>
-        </w:rPr>
-        <w:t>(</w:t>
+        <w:t xml:space="preserve"> Quebec Bioimaging Network (</w:t>
       </w:r>
       <w:r>
         <w:rPr>
@@ -23557,26 +23968,6 @@
           <w:szCs w:val="21"/>
         </w:rPr>
         <w:t xml:space="preserve">) Scientific Day </w:t>
-      </w:r>
-      <w:r>
-        <w:rPr>
-          <w:rFonts w:ascii="Times New Roman" w:hAnsi="Times New Roman" w:cs="Times New Roman"/>
-          <w:i/>
-          <w:iCs/>
-          <w:sz w:val="21"/>
-          <w:szCs w:val="21"/>
-        </w:rPr>
-        <w:t>(</w:t>
-      </w:r>
-      <w:r>
-        <w:rPr>
-          <w:rFonts w:ascii="Times New Roman" w:hAnsi="Times New Roman" w:cs="Times New Roman"/>
-          <w:i/>
-          <w:iCs/>
-          <w:sz w:val="21"/>
-          <w:szCs w:val="21"/>
-        </w:rPr>
-        <w:t>2024</w:t>
       </w:r>
       <w:r>
         <w:rPr>
@@ -23597,6 +23988,7 @@
           <w:tab w:val="right" w:pos="9356"/>
         </w:tabs>
         <w:spacing w:before="80" w:after="0" w:line="240" w:lineRule="auto"/>
+        <w:ind w:left="1843" w:hanging="1843"/>
         <w:jc w:val="both"/>
         <w:rPr>
           <w:rFonts w:ascii="Times New Roman" w:hAnsi="Times New Roman" w:cs="Times New Roman"/>
@@ -23679,6 +24071,7 @@
           <w:iCs/>
           <w:sz w:val="21"/>
           <w:szCs w:val="21"/>
+          <w:lang w:val="fr-CA"/>
         </w:rPr>
         <w:t xml:space="preserve"> </w:t>
       </w:r>
@@ -23689,6 +24082,7 @@
           <w:iCs/>
           <w:sz w:val="21"/>
           <w:szCs w:val="21"/>
+          <w:lang w:val="fr-CA"/>
         </w:rPr>
         <w:t>P.</w:t>
       </w:r>
@@ -23699,6 +24093,7 @@
           <w:iCs/>
           <w:sz w:val="21"/>
           <w:szCs w:val="21"/>
+          <w:lang w:val="fr-CA"/>
         </w:rPr>
         <w:t>05</w:t>
       </w:r>
@@ -23709,16 +24104,18 @@
           <w:iCs/>
           <w:sz w:val="21"/>
           <w:szCs w:val="21"/>
-        </w:rPr>
-        <w:tab/>
-      </w:r>
-      <w:r>
-        <w:rPr>
-          <w:rFonts w:ascii="Times New Roman" w:hAnsi="Times New Roman" w:cs="Times New Roman"/>
-          <w:b/>
-          <w:bCs/>
-          <w:sz w:val="21"/>
-          <w:szCs w:val="21"/>
+          <w:lang w:val="fr-CA"/>
+        </w:rPr>
+        <w:tab/>
+      </w:r>
+      <w:r>
+        <w:rPr>
+          <w:rFonts w:ascii="Times New Roman" w:hAnsi="Times New Roman" w:cs="Times New Roman"/>
+          <w:b/>
+          <w:bCs/>
+          <w:sz w:val="21"/>
+          <w:szCs w:val="21"/>
+          <w:lang w:val="fr-CA"/>
         </w:rPr>
         <w:t>Cyrille E. Mvomo</w:t>
       </w:r>
@@ -23727,89 +24124,156 @@
           <w:rFonts w:ascii="Times New Roman" w:hAnsi="Times New Roman" w:cs="Times New Roman"/>
           <w:sz w:val="21"/>
           <w:szCs w:val="21"/>
-        </w:rPr>
-        <w:t xml:space="preserve">, Jordan Bedime, Sara Perfetto, Henri Lajeunesse, Isabella Sierra, </w:t>
-      </w:r>
-      <w:r>
-        <w:rPr>
-          <w:rFonts w:ascii="Times New Roman" w:hAnsi="Times New Roman" w:cs="Times New Roman"/>
-          <w:sz w:val="21"/>
-          <w:szCs w:val="21"/>
-        </w:rPr>
-        <w:tab/>
-      </w:r>
-      <w:r>
-        <w:rPr>
-          <w:rFonts w:ascii="Times New Roman" w:hAnsi="Times New Roman" w:cs="Times New Roman"/>
-          <w:sz w:val="21"/>
-          <w:szCs w:val="21"/>
-        </w:rPr>
-        <w:tab/>
-      </w:r>
-      <w:r>
-        <w:rPr>
-          <w:rFonts w:ascii="Times New Roman" w:hAnsi="Times New Roman" w:cs="Times New Roman"/>
-          <w:sz w:val="21"/>
-          <w:szCs w:val="21"/>
-        </w:rPr>
-        <w:tab/>
-      </w:r>
-      <w:r>
-        <w:rPr>
-          <w:rFonts w:ascii="Times New Roman" w:hAnsi="Times New Roman" w:cs="Times New Roman"/>
-          <w:sz w:val="21"/>
-          <w:szCs w:val="21"/>
-        </w:rPr>
-        <w:tab/>
-      </w:r>
-      <w:r>
-        <w:rPr>
-          <w:rFonts w:ascii="Times New Roman" w:hAnsi="Times New Roman" w:cs="Times New Roman"/>
-          <w:sz w:val="21"/>
-          <w:szCs w:val="21"/>
-        </w:rPr>
-        <w:t>Alexandra Potvin-</w:t>
-      </w:r>
-      <w:r>
-        <w:rPr>
-          <w:rFonts w:ascii="Times New Roman" w:hAnsi="Times New Roman" w:cs="Times New Roman"/>
-          <w:sz w:val="21"/>
-          <w:szCs w:val="21"/>
-        </w:rPr>
-        <w:tab/>
-        <w:t xml:space="preserve">Desrochers, Caroline Paquette. </w:t>
-      </w:r>
-      <w:r>
-        <w:rPr>
-          <w:rFonts w:ascii="Times New Roman" w:hAnsi="Times New Roman" w:cs="Times New Roman"/>
-          <w:sz w:val="21"/>
-          <w:szCs w:val="21"/>
-          <w:u w:val="single"/>
-        </w:rPr>
-        <w:t xml:space="preserve">A gait model that reflects measures of </w:t>
-      </w:r>
-      <w:r>
-        <w:rPr>
-          <w:rFonts w:ascii="Times New Roman" w:hAnsi="Times New Roman" w:cs="Times New Roman"/>
-          <w:sz w:val="21"/>
-          <w:szCs w:val="21"/>
-        </w:rPr>
-        <w:tab/>
-      </w:r>
-      <w:r>
-        <w:rPr>
-          <w:rFonts w:ascii="Times New Roman" w:hAnsi="Times New Roman" w:cs="Times New Roman"/>
-          <w:sz w:val="21"/>
-          <w:szCs w:val="21"/>
-        </w:rPr>
-        <w:tab/>
-      </w:r>
-      <w:r>
-        <w:rPr>
-          <w:rFonts w:ascii="Times New Roman" w:hAnsi="Times New Roman" w:cs="Times New Roman"/>
-          <w:sz w:val="21"/>
-          <w:szCs w:val="21"/>
-          <w:u w:val="single"/>
+          <w:lang w:val="fr-CA"/>
+        </w:rPr>
+        <w:t xml:space="preserve">, </w:t>
+      </w:r>
+      <w:r>
+        <w:rPr>
+          <w:rFonts w:ascii="Times New Roman" w:hAnsi="Times New Roman" w:cs="Times New Roman"/>
+          <w:sz w:val="21"/>
+          <w:szCs w:val="21"/>
+          <w:lang w:val="fr-CA"/>
+        </w:rPr>
+        <w:t xml:space="preserve">Jordan Bedime </w:t>
+      </w:r>
+      <w:proofErr w:type="spellStart"/>
+      <w:r>
+        <w:rPr>
+          <w:rFonts w:ascii="Times New Roman" w:hAnsi="Times New Roman" w:cs="Times New Roman"/>
+          <w:sz w:val="21"/>
+          <w:szCs w:val="21"/>
+          <w:lang w:val="fr-CA"/>
+        </w:rPr>
+        <w:t>Songue</w:t>
+      </w:r>
+      <w:proofErr w:type="spellEnd"/>
+      <w:r>
+        <w:rPr>
+          <w:rFonts w:ascii="Times New Roman" w:hAnsi="Times New Roman" w:cs="Times New Roman"/>
+          <w:sz w:val="21"/>
+          <w:szCs w:val="21"/>
+          <w:lang w:val="fr-CA"/>
+        </w:rPr>
+        <w:t xml:space="preserve"> </w:t>
+      </w:r>
+      <w:proofErr w:type="spellStart"/>
+      <w:r>
+        <w:rPr>
+          <w:rFonts w:ascii="Times New Roman" w:hAnsi="Times New Roman" w:cs="Times New Roman"/>
+          <w:sz w:val="21"/>
+          <w:szCs w:val="21"/>
+          <w:lang w:val="fr-CA"/>
+        </w:rPr>
+        <w:t>Nijki</w:t>
+      </w:r>
+      <w:proofErr w:type="spellEnd"/>
+      <w:r>
+        <w:rPr>
+          <w:rFonts w:ascii="Times New Roman" w:hAnsi="Times New Roman" w:cs="Times New Roman"/>
+          <w:sz w:val="21"/>
+          <w:szCs w:val="21"/>
+          <w:lang w:val="fr-CA"/>
+        </w:rPr>
+        <w:t xml:space="preserve">, Sara </w:t>
+      </w:r>
+      <w:proofErr w:type="spellStart"/>
+      <w:r>
+        <w:rPr>
+          <w:rFonts w:ascii="Times New Roman" w:hAnsi="Times New Roman" w:cs="Times New Roman"/>
+          <w:sz w:val="21"/>
+          <w:szCs w:val="21"/>
+          <w:lang w:val="fr-CA"/>
+        </w:rPr>
+        <w:t>Perfetto</w:t>
+      </w:r>
+      <w:proofErr w:type="spellEnd"/>
+      <w:r>
+        <w:rPr>
+          <w:rFonts w:ascii="Times New Roman" w:hAnsi="Times New Roman" w:cs="Times New Roman"/>
+          <w:sz w:val="21"/>
+          <w:szCs w:val="21"/>
+          <w:lang w:val="fr-CA"/>
+        </w:rPr>
+        <w:t xml:space="preserve">, Henri </w:t>
+      </w:r>
+      <w:proofErr w:type="spellStart"/>
+      <w:r>
+        <w:rPr>
+          <w:rFonts w:ascii="Times New Roman" w:hAnsi="Times New Roman" w:cs="Times New Roman"/>
+          <w:sz w:val="21"/>
+          <w:szCs w:val="21"/>
+          <w:lang w:val="fr-CA"/>
+        </w:rPr>
+        <w:t>Lajeunesse</w:t>
+      </w:r>
+      <w:proofErr w:type="spellEnd"/>
+      <w:r>
+        <w:rPr>
+          <w:rFonts w:ascii="Times New Roman" w:hAnsi="Times New Roman" w:cs="Times New Roman"/>
+          <w:sz w:val="21"/>
+          <w:szCs w:val="21"/>
+          <w:lang w:val="fr-CA"/>
+        </w:rPr>
+        <w:t xml:space="preserve">, Isabella Sierra, </w:t>
+      </w:r>
+      <w:r>
+        <w:rPr>
+          <w:rFonts w:ascii="Times New Roman" w:hAnsi="Times New Roman" w:cs="Times New Roman"/>
+          <w:sz w:val="21"/>
+          <w:szCs w:val="21"/>
+          <w:lang w:val="fr-CA"/>
+        </w:rPr>
+        <w:tab/>
+      </w:r>
+      <w:r>
+        <w:rPr>
+          <w:rFonts w:ascii="Times New Roman" w:hAnsi="Times New Roman" w:cs="Times New Roman"/>
+          <w:sz w:val="21"/>
+          <w:szCs w:val="21"/>
+          <w:lang w:val="fr-CA"/>
+        </w:rPr>
+        <w:t>Alexandra Potvin-Desrochers, Caroline Paquette</w:t>
+      </w:r>
+      <w:r>
+        <w:rPr>
+          <w:rFonts w:ascii="Times New Roman" w:hAnsi="Times New Roman" w:cs="Times New Roman"/>
+          <w:sz w:val="21"/>
+          <w:szCs w:val="21"/>
+          <w:lang w:val="fr-CA"/>
+        </w:rPr>
+        <w:t xml:space="preserve">. </w:t>
+      </w:r>
+      <w:r>
+        <w:rPr>
+          <w:rFonts w:ascii="Times New Roman" w:hAnsi="Times New Roman" w:cs="Times New Roman"/>
+          <w:sz w:val="21"/>
+          <w:szCs w:val="21"/>
+          <w:lang w:val="en-CA"/>
+        </w:rPr>
+        <w:t>“</w:t>
+      </w:r>
+      <w:r>
+        <w:rPr>
+          <w:rFonts w:ascii="Times New Roman" w:hAnsi="Times New Roman" w:cs="Times New Roman"/>
+          <w:sz w:val="21"/>
+          <w:szCs w:val="21"/>
+        </w:rPr>
+        <w:t>A gait model that reflects measures of</w:t>
+      </w:r>
+      <w:r>
+        <w:rPr>
+          <w:rFonts w:ascii="Times New Roman" w:hAnsi="Times New Roman" w:cs="Times New Roman"/>
+          <w:sz w:val="21"/>
+          <w:szCs w:val="21"/>
+        </w:rPr>
+        <w:t xml:space="preserve"> </w:t>
+      </w:r>
+      <w:r>
+        <w:rPr>
+          <w:rFonts w:ascii="Times New Roman" w:hAnsi="Times New Roman" w:cs="Times New Roman"/>
+          <w:sz w:val="21"/>
+          <w:szCs w:val="21"/>
         </w:rPr>
         <w:t xml:space="preserve">symptoms severity in Parkinson’s </w:t>
       </w:r>
@@ -23818,10 +24282,25 @@
           <w:rFonts w:ascii="Times New Roman" w:hAnsi="Times New Roman" w:cs="Times New Roman"/>
           <w:sz w:val="21"/>
           <w:szCs w:val="21"/>
-          <w:u w:val="single"/>
-        </w:rPr>
-        <w:tab/>
-        <w:t>disease.</w:t>
+        </w:rPr>
+        <w:tab/>
+        <w:t>disease</w:t>
+      </w:r>
+      <w:r>
+        <w:rPr>
+          <w:rFonts w:ascii="Times New Roman" w:hAnsi="Times New Roman" w:cs="Times New Roman"/>
+          <w:sz w:val="21"/>
+          <w:szCs w:val="21"/>
+        </w:rPr>
+        <w:t>”</w:t>
+      </w:r>
+      <w:r>
+        <w:rPr>
+          <w:rFonts w:ascii="Times New Roman" w:hAnsi="Times New Roman" w:cs="Times New Roman"/>
+          <w:sz w:val="21"/>
+          <w:szCs w:val="21"/>
+        </w:rPr>
+        <w:t>.</w:t>
       </w:r>
       <w:r>
         <w:rPr>
@@ -23839,6 +24318,26 @@
           <w:sz w:val="21"/>
           <w:szCs w:val="21"/>
         </w:rPr>
+        <w:t>(2024)</w:t>
+      </w:r>
+      <w:r>
+        <w:rPr>
+          <w:rFonts w:ascii="Times New Roman" w:hAnsi="Times New Roman" w:cs="Times New Roman"/>
+          <w:i/>
+          <w:iCs/>
+          <w:sz w:val="21"/>
+          <w:szCs w:val="21"/>
+        </w:rPr>
+        <w:t xml:space="preserve">. </w:t>
+      </w:r>
+      <w:r>
+        <w:rPr>
+          <w:rFonts w:ascii="Times New Roman" w:hAnsi="Times New Roman" w:cs="Times New Roman"/>
+          <w:i/>
+          <w:iCs/>
+          <w:sz w:val="21"/>
+          <w:szCs w:val="21"/>
+        </w:rPr>
         <w:t>At</w:t>
       </w:r>
       <w:r>
@@ -23849,67 +24348,7 @@
           <w:sz w:val="21"/>
           <w:szCs w:val="21"/>
         </w:rPr>
-        <w:t xml:space="preserve"> the 5th Quebec Congress in </w:t>
-      </w:r>
-      <w:r>
-        <w:rPr>
-          <w:rFonts w:ascii="Times New Roman" w:hAnsi="Times New Roman" w:cs="Times New Roman"/>
-          <w:i/>
-          <w:iCs/>
-          <w:sz w:val="21"/>
-          <w:szCs w:val="21"/>
-        </w:rPr>
-        <w:tab/>
-      </w:r>
-      <w:r>
-        <w:rPr>
-          <w:rFonts w:ascii="Times New Roman" w:hAnsi="Times New Roman" w:cs="Times New Roman"/>
-          <w:i/>
-          <w:iCs/>
-          <w:sz w:val="21"/>
-          <w:szCs w:val="21"/>
-        </w:rPr>
-        <w:tab/>
-      </w:r>
-      <w:r>
-        <w:rPr>
-          <w:rFonts w:ascii="Times New Roman" w:hAnsi="Times New Roman" w:cs="Times New Roman"/>
-          <w:i/>
-          <w:iCs/>
-          <w:sz w:val="21"/>
-          <w:szCs w:val="21"/>
-        </w:rPr>
-        <w:t xml:space="preserve">Adaptation-Rehabilitation Research </w:t>
-      </w:r>
-      <w:r>
-        <w:rPr>
-          <w:rFonts w:ascii="Times New Roman" w:hAnsi="Times New Roman" w:cs="Times New Roman"/>
-          <w:i/>
-          <w:iCs/>
-          <w:sz w:val="21"/>
-          <w:szCs w:val="21"/>
-        </w:rPr>
-        <w:t>(</w:t>
-      </w:r>
-      <w:r>
-        <w:rPr>
-          <w:rFonts w:ascii="Times New Roman" w:hAnsi="Times New Roman" w:cs="Times New Roman"/>
-          <w:i/>
-          <w:iCs/>
-          <w:sz w:val="21"/>
-          <w:szCs w:val="21"/>
-        </w:rPr>
-        <w:t>2024</w:t>
-      </w:r>
-      <w:r>
-        <w:rPr>
-          <w:rFonts w:ascii="Times New Roman" w:hAnsi="Times New Roman" w:cs="Times New Roman"/>
-          <w:i/>
-          <w:iCs/>
-          <w:sz w:val="21"/>
-          <w:szCs w:val="21"/>
-        </w:rPr>
-        <w:t>)</w:t>
+        <w:t xml:space="preserve"> the 5th Quebec Congress in Adaptation-Rehabilitation Research</w:t>
       </w:r>
     </w:p>
     <w:p>
@@ -23920,7 +24359,7 @@
           <w:tab w:val="right" w:pos="9356"/>
         </w:tabs>
         <w:spacing w:before="80" w:after="0" w:line="240" w:lineRule="auto"/>
-        <w:ind w:left="720" w:hanging="720"/>
+        <w:ind w:left="1843" w:hanging="1843"/>
         <w:jc w:val="both"/>
         <w:rPr>
           <w:rFonts w:ascii="Times New Roman" w:hAnsi="Times New Roman" w:cs="Times New Roman"/>
@@ -23928,7 +24367,7 @@
           <w:iCs/>
           <w:sz w:val="21"/>
           <w:szCs w:val="21"/>
-          <w:lang w:val="fr-CA"/>
+          <w:lang w:val="en-CA"/>
         </w:rPr>
       </w:pPr>
       <w:r>
@@ -23946,22 +24385,12 @@
           <w:rFonts w:ascii="Times New Roman" w:hAnsi="Times New Roman" w:cs="Times New Roman"/>
           <w:i/>
           <w:iCs/>
-          <w:sz w:val="21"/>
-          <w:szCs w:val="21"/>
-        </w:rPr>
-        <w:tab/>
-      </w:r>
-      <w:r>
-        <w:rPr>
-          <w:rFonts w:ascii="Times New Roman" w:hAnsi="Times New Roman" w:cs="Times New Roman"/>
-          <w:i/>
-          <w:iCs/>
           <w:noProof/>
           <w:sz w:val="21"/>
           <w:szCs w:val="21"/>
         </w:rPr>
         <w:drawing>
-          <wp:inline distT="0" distB="0" distL="0" distR="0" wp14:anchorId="3DEF8C84" wp14:editId="29EE6F8F">
+          <wp:inline distT="0" distB="0" distL="0" distR="0" wp14:anchorId="465E8917" wp14:editId="33BE031C">
             <wp:extent cx="108000" cy="108000"/>
             <wp:effectExtent l="0" t="0" r="6350" b="6350"/>
             <wp:docPr id="2110846363" name="Graphic 2" descr="House with solid fill"/>
@@ -24009,112 +24438,165 @@
           <w:iCs/>
           <w:sz w:val="21"/>
           <w:szCs w:val="21"/>
+          <w:lang w:val="fr-CA"/>
+        </w:rPr>
+        <w:t xml:space="preserve"> P.04</w:t>
+      </w:r>
+      <w:r>
+        <w:rPr>
+          <w:rFonts w:ascii="Times New Roman" w:hAnsi="Times New Roman" w:cs="Times New Roman"/>
+          <w:i/>
+          <w:iCs/>
+          <w:sz w:val="21"/>
+          <w:szCs w:val="21"/>
+          <w:lang w:val="fr-CA"/>
+        </w:rPr>
+        <w:tab/>
+      </w:r>
+      <w:r>
+        <w:rPr>
+          <w:rFonts w:ascii="Times New Roman" w:hAnsi="Times New Roman" w:cs="Times New Roman"/>
+          <w:i/>
+          <w:iCs/>
+          <w:sz w:val="21"/>
+          <w:szCs w:val="21"/>
+          <w:lang w:val="fr-CA"/>
+        </w:rPr>
+        <w:tab/>
+      </w:r>
+      <w:r>
+        <w:rPr>
+          <w:rFonts w:ascii="Times New Roman" w:hAnsi="Times New Roman" w:cs="Times New Roman"/>
+          <w:b/>
+          <w:bCs/>
+          <w:sz w:val="21"/>
+          <w:szCs w:val="21"/>
+          <w:lang w:val="fr-CA"/>
+        </w:rPr>
+        <w:t>Cyrille E. Mvomo</w:t>
+      </w:r>
+      <w:r>
+        <w:rPr>
+          <w:rFonts w:ascii="Times New Roman" w:hAnsi="Times New Roman" w:cs="Times New Roman"/>
+          <w:sz w:val="21"/>
+          <w:szCs w:val="21"/>
+          <w:lang w:val="fr-CA"/>
+        </w:rPr>
+        <w:t xml:space="preserve">, </w:t>
+      </w:r>
+      <w:r>
+        <w:rPr>
+          <w:rFonts w:ascii="Times New Roman" w:hAnsi="Times New Roman" w:cs="Times New Roman"/>
+          <w:sz w:val="21"/>
+          <w:szCs w:val="21"/>
+          <w:lang w:val="fr-CA"/>
+        </w:rPr>
+        <w:t xml:space="preserve">Jordan Bedime </w:t>
+      </w:r>
+      <w:proofErr w:type="spellStart"/>
+      <w:r>
+        <w:rPr>
+          <w:rFonts w:ascii="Times New Roman" w:hAnsi="Times New Roman" w:cs="Times New Roman"/>
+          <w:sz w:val="21"/>
+          <w:szCs w:val="21"/>
+          <w:lang w:val="fr-CA"/>
+        </w:rPr>
+        <w:t>Songue</w:t>
+      </w:r>
+      <w:proofErr w:type="spellEnd"/>
+      <w:r>
+        <w:rPr>
+          <w:rFonts w:ascii="Times New Roman" w:hAnsi="Times New Roman" w:cs="Times New Roman"/>
+          <w:sz w:val="21"/>
+          <w:szCs w:val="21"/>
+          <w:lang w:val="fr-CA"/>
         </w:rPr>
         <w:t xml:space="preserve"> </w:t>
       </w:r>
-      <w:r>
-        <w:rPr>
-          <w:rFonts w:ascii="Times New Roman" w:hAnsi="Times New Roman" w:cs="Times New Roman"/>
-          <w:i/>
-          <w:iCs/>
-          <w:sz w:val="21"/>
-          <w:szCs w:val="21"/>
-        </w:rPr>
-        <w:t>P.</w:t>
-      </w:r>
-      <w:r>
-        <w:rPr>
-          <w:rFonts w:ascii="Times New Roman" w:hAnsi="Times New Roman" w:cs="Times New Roman"/>
-          <w:i/>
-          <w:iCs/>
-          <w:sz w:val="21"/>
-          <w:szCs w:val="21"/>
-        </w:rPr>
-        <w:t>04</w:t>
-      </w:r>
-      <w:r>
-        <w:rPr>
-          <w:rFonts w:ascii="Times New Roman" w:hAnsi="Times New Roman" w:cs="Times New Roman"/>
-          <w:i/>
-          <w:iCs/>
-          <w:sz w:val="21"/>
-          <w:szCs w:val="21"/>
-        </w:rPr>
-        <w:tab/>
-      </w:r>
-      <w:r>
-        <w:rPr>
-          <w:rFonts w:ascii="Times New Roman" w:hAnsi="Times New Roman" w:cs="Times New Roman"/>
-          <w:i/>
-          <w:iCs/>
-          <w:sz w:val="21"/>
-          <w:szCs w:val="21"/>
-        </w:rPr>
-        <w:tab/>
-      </w:r>
-      <w:r>
-        <w:rPr>
-          <w:rFonts w:ascii="Times New Roman" w:hAnsi="Times New Roman" w:cs="Times New Roman"/>
-          <w:b/>
-          <w:bCs/>
-          <w:sz w:val="21"/>
-          <w:szCs w:val="21"/>
-        </w:rPr>
-        <w:t>Cyrille E. Mvomo</w:t>
-      </w:r>
-      <w:r>
-        <w:rPr>
-          <w:rFonts w:ascii="Times New Roman" w:hAnsi="Times New Roman" w:cs="Times New Roman"/>
-          <w:sz w:val="21"/>
-          <w:szCs w:val="21"/>
-        </w:rPr>
-        <w:t xml:space="preserve">, Jordan Bedime, Sara Perfetto, Henri Lajeunesse, Isabella Sierra, </w:t>
-      </w:r>
-      <w:r>
-        <w:rPr>
-          <w:rFonts w:ascii="Times New Roman" w:hAnsi="Times New Roman" w:cs="Times New Roman"/>
-          <w:sz w:val="21"/>
-          <w:szCs w:val="21"/>
-        </w:rPr>
-        <w:tab/>
-      </w:r>
-      <w:r>
-        <w:rPr>
-          <w:rFonts w:ascii="Times New Roman" w:hAnsi="Times New Roman" w:cs="Times New Roman"/>
-          <w:sz w:val="21"/>
-          <w:szCs w:val="21"/>
-        </w:rPr>
-        <w:tab/>
-      </w:r>
-      <w:r>
-        <w:rPr>
-          <w:rFonts w:ascii="Times New Roman" w:hAnsi="Times New Roman" w:cs="Times New Roman"/>
-          <w:sz w:val="21"/>
-          <w:szCs w:val="21"/>
-        </w:rPr>
-        <w:tab/>
-      </w:r>
-      <w:r>
-        <w:rPr>
-          <w:rFonts w:ascii="Times New Roman" w:hAnsi="Times New Roman" w:cs="Times New Roman"/>
-          <w:sz w:val="21"/>
-          <w:szCs w:val="21"/>
-        </w:rPr>
-        <w:t>Alexandr</w:t>
-      </w:r>
-      <w:r>
-        <w:rPr>
-          <w:rFonts w:ascii="Times New Roman" w:hAnsi="Times New Roman" w:cs="Times New Roman"/>
-          <w:sz w:val="21"/>
-          <w:szCs w:val="21"/>
-        </w:rPr>
-        <w:t xml:space="preserve">a </w:t>
-      </w:r>
-      <w:r>
-        <w:rPr>
-          <w:rFonts w:ascii="Times New Roman" w:hAnsi="Times New Roman" w:cs="Times New Roman"/>
-          <w:sz w:val="21"/>
-          <w:szCs w:val="21"/>
+      <w:proofErr w:type="spellStart"/>
+      <w:r>
+        <w:rPr>
+          <w:rFonts w:ascii="Times New Roman" w:hAnsi="Times New Roman" w:cs="Times New Roman"/>
+          <w:sz w:val="21"/>
+          <w:szCs w:val="21"/>
+          <w:lang w:val="fr-CA"/>
+        </w:rPr>
+        <w:t>Nijki</w:t>
+      </w:r>
+      <w:proofErr w:type="spellEnd"/>
+      <w:r>
+        <w:rPr>
+          <w:rFonts w:ascii="Times New Roman" w:hAnsi="Times New Roman" w:cs="Times New Roman"/>
+          <w:sz w:val="21"/>
+          <w:szCs w:val="21"/>
+          <w:lang w:val="fr-CA"/>
+        </w:rPr>
+        <w:t xml:space="preserve">, Sara </w:t>
+      </w:r>
+      <w:proofErr w:type="spellStart"/>
+      <w:r>
+        <w:rPr>
+          <w:rFonts w:ascii="Times New Roman" w:hAnsi="Times New Roman" w:cs="Times New Roman"/>
+          <w:sz w:val="21"/>
+          <w:szCs w:val="21"/>
+          <w:lang w:val="fr-CA"/>
+        </w:rPr>
+        <w:t>Perfetto</w:t>
+      </w:r>
+      <w:proofErr w:type="spellEnd"/>
+      <w:r>
+        <w:rPr>
+          <w:rFonts w:ascii="Times New Roman" w:hAnsi="Times New Roman" w:cs="Times New Roman"/>
+          <w:sz w:val="21"/>
+          <w:szCs w:val="21"/>
+          <w:lang w:val="fr-CA"/>
+        </w:rPr>
+        <w:t xml:space="preserve">, Henri </w:t>
+      </w:r>
+      <w:proofErr w:type="spellStart"/>
+      <w:r>
+        <w:rPr>
+          <w:rFonts w:ascii="Times New Roman" w:hAnsi="Times New Roman" w:cs="Times New Roman"/>
+          <w:sz w:val="21"/>
+          <w:szCs w:val="21"/>
+          <w:lang w:val="fr-CA"/>
+        </w:rPr>
+        <w:t>Lajeunesse</w:t>
+      </w:r>
+      <w:proofErr w:type="spellEnd"/>
+      <w:r>
+        <w:rPr>
+          <w:rFonts w:ascii="Times New Roman" w:hAnsi="Times New Roman" w:cs="Times New Roman"/>
+          <w:sz w:val="21"/>
+          <w:szCs w:val="21"/>
+          <w:lang w:val="fr-CA"/>
+        </w:rPr>
+        <w:t>, Isabella Sierra, Alexandr</w:t>
+      </w:r>
+      <w:r>
+        <w:rPr>
+          <w:rFonts w:ascii="Times New Roman" w:hAnsi="Times New Roman" w:cs="Times New Roman"/>
+          <w:sz w:val="21"/>
+          <w:szCs w:val="21"/>
+          <w:lang w:val="fr-CA"/>
+        </w:rPr>
+        <w:t>a</w:t>
+      </w:r>
+      <w:r>
+        <w:rPr>
+          <w:rFonts w:ascii="Times New Roman" w:hAnsi="Times New Roman" w:cs="Times New Roman"/>
+          <w:sz w:val="21"/>
+          <w:szCs w:val="21"/>
+          <w:lang w:val="fr-CA"/>
+        </w:rPr>
+        <w:t xml:space="preserve"> </w:t>
+      </w:r>
+      <w:r>
+        <w:rPr>
+          <w:rFonts w:ascii="Times New Roman" w:hAnsi="Times New Roman" w:cs="Times New Roman"/>
+          <w:sz w:val="21"/>
+          <w:szCs w:val="21"/>
+          <w:lang w:val="fr-CA"/>
         </w:rPr>
         <w:t xml:space="preserve">Potvin-Desrochers, Caroline Paquette. </w:t>
       </w:r>
@@ -24123,51 +24605,55 @@
           <w:rFonts w:ascii="Times New Roman" w:hAnsi="Times New Roman" w:cs="Times New Roman"/>
           <w:sz w:val="21"/>
           <w:szCs w:val="21"/>
-          <w:u w:val="single"/>
-        </w:rPr>
-        <w:t xml:space="preserve">A gait model that reflects measures of </w:t>
-      </w:r>
-      <w:r>
-        <w:rPr>
-          <w:rFonts w:ascii="Times New Roman" w:hAnsi="Times New Roman" w:cs="Times New Roman"/>
-          <w:sz w:val="21"/>
-          <w:szCs w:val="21"/>
-        </w:rPr>
-        <w:tab/>
-      </w:r>
-      <w:r>
-        <w:rPr>
-          <w:rFonts w:ascii="Times New Roman" w:hAnsi="Times New Roman" w:cs="Times New Roman"/>
-          <w:sz w:val="21"/>
-          <w:szCs w:val="21"/>
-        </w:rPr>
-        <w:tab/>
-      </w:r>
-      <w:r>
-        <w:rPr>
-          <w:rFonts w:ascii="Times New Roman" w:hAnsi="Times New Roman" w:cs="Times New Roman"/>
-          <w:sz w:val="21"/>
-          <w:szCs w:val="21"/>
-          <w:u w:val="single"/>
-        </w:rPr>
-        <w:t xml:space="preserve">symptoms severity in Parkinson’s </w:t>
-      </w:r>
-      <w:r>
-        <w:rPr>
-          <w:rFonts w:ascii="Times New Roman" w:hAnsi="Times New Roman" w:cs="Times New Roman"/>
-          <w:sz w:val="21"/>
-          <w:szCs w:val="21"/>
-          <w:u w:val="single"/>
-        </w:rPr>
-        <w:tab/>
-        <w:t>disease</w:t>
-      </w:r>
-      <w:r>
-        <w:rPr>
-          <w:rFonts w:ascii="Times New Roman" w:hAnsi="Times New Roman" w:cs="Times New Roman"/>
-          <w:sz w:val="21"/>
-          <w:szCs w:val="21"/>
-          <w:u w:val="single"/>
+          <w:lang w:val="en-CA"/>
+        </w:rPr>
+        <w:t>“</w:t>
+      </w:r>
+      <w:r>
+        <w:rPr>
+          <w:rFonts w:ascii="Times New Roman" w:hAnsi="Times New Roman" w:cs="Times New Roman"/>
+          <w:sz w:val="21"/>
+          <w:szCs w:val="21"/>
+        </w:rPr>
+        <w:t>A gait model that reflects measures of</w:t>
+      </w:r>
+      <w:r>
+        <w:rPr>
+          <w:rFonts w:ascii="Times New Roman" w:hAnsi="Times New Roman" w:cs="Times New Roman"/>
+          <w:sz w:val="21"/>
+          <w:szCs w:val="21"/>
+        </w:rPr>
+        <w:t xml:space="preserve"> </w:t>
+      </w:r>
+      <w:r>
+        <w:rPr>
+          <w:rFonts w:ascii="Times New Roman" w:hAnsi="Times New Roman" w:cs="Times New Roman"/>
+          <w:sz w:val="21"/>
+          <w:szCs w:val="21"/>
+        </w:rPr>
+        <w:t>symptoms severity</w:t>
+      </w:r>
+      <w:r>
+        <w:rPr>
+          <w:rFonts w:ascii="Times New Roman" w:hAnsi="Times New Roman" w:cs="Times New Roman"/>
+          <w:sz w:val="21"/>
+          <w:szCs w:val="21"/>
+        </w:rPr>
+        <w:t xml:space="preserve"> </w:t>
+      </w:r>
+      <w:r>
+        <w:rPr>
+          <w:rFonts w:ascii="Times New Roman" w:hAnsi="Times New Roman" w:cs="Times New Roman"/>
+          <w:sz w:val="21"/>
+          <w:szCs w:val="21"/>
+        </w:rPr>
+        <w:t>in Parkinson’s disease</w:t>
+      </w:r>
+      <w:r>
+        <w:rPr>
+          <w:rFonts w:ascii="Times New Roman" w:hAnsi="Times New Roman" w:cs="Times New Roman"/>
+          <w:sz w:val="21"/>
+          <w:szCs w:val="21"/>
         </w:rPr>
         <w:t xml:space="preserve"> : A Pilot Study</w:t>
       </w:r>
@@ -24176,26 +24662,47 @@
           <w:rFonts w:ascii="Times New Roman" w:hAnsi="Times New Roman" w:cs="Times New Roman"/>
           <w:sz w:val="21"/>
           <w:szCs w:val="21"/>
-          <w:u w:val="single"/>
-        </w:rPr>
-        <w:t>.</w:t>
-      </w:r>
-      <w:r>
-        <w:rPr>
-          <w:rFonts w:ascii="Times New Roman" w:hAnsi="Times New Roman" w:cs="Times New Roman"/>
-          <w:sz w:val="21"/>
-          <w:szCs w:val="21"/>
-        </w:rPr>
-        <w:t xml:space="preserve"> </w:t>
-      </w:r>
-      <w:r>
-        <w:rPr>
-          <w:rFonts w:ascii="Times New Roman" w:hAnsi="Times New Roman" w:cs="Times New Roman"/>
-          <w:i/>
-          <w:iCs/>
-          <w:sz w:val="21"/>
-          <w:szCs w:val="21"/>
-          <w:lang w:val="fr-CA"/>
+        </w:rPr>
+        <w:t>”</w:t>
+      </w:r>
+      <w:r>
+        <w:rPr>
+          <w:rFonts w:ascii="Times New Roman" w:hAnsi="Times New Roman" w:cs="Times New Roman"/>
+          <w:sz w:val="21"/>
+          <w:szCs w:val="21"/>
+        </w:rPr>
+        <w:t xml:space="preserve">. </w:t>
+      </w:r>
+      <w:r>
+        <w:rPr>
+          <w:rFonts w:ascii="Times New Roman" w:hAnsi="Times New Roman" w:cs="Times New Roman"/>
+          <w:i/>
+          <w:iCs/>
+          <w:sz w:val="21"/>
+          <w:szCs w:val="21"/>
+          <w:lang w:val="en-CA"/>
+        </w:rPr>
+        <w:t>(2024)</w:t>
+      </w:r>
+      <w:r>
+        <w:rPr>
+          <w:rFonts w:ascii="Times New Roman" w:hAnsi="Times New Roman" w:cs="Times New Roman"/>
+          <w:i/>
+          <w:iCs/>
+          <w:sz w:val="21"/>
+          <w:szCs w:val="21"/>
+          <w:lang w:val="en-CA"/>
+        </w:rPr>
+        <w:t xml:space="preserve">. </w:t>
+      </w:r>
+      <w:r>
+        <w:rPr>
+          <w:rFonts w:ascii="Times New Roman" w:hAnsi="Times New Roman" w:cs="Times New Roman"/>
+          <w:i/>
+          <w:iCs/>
+          <w:sz w:val="21"/>
+          <w:szCs w:val="21"/>
+          <w:lang w:val="en-CA"/>
         </w:rPr>
         <w:t>At</w:t>
       </w:r>
@@ -24206,88 +24713,9 @@
           <w:iCs/>
           <w:sz w:val="21"/>
           <w:szCs w:val="21"/>
-          <w:lang w:val="fr-CA"/>
-        </w:rPr>
-        <w:t xml:space="preserve"> McGill </w:t>
-      </w:r>
-      <w:proofErr w:type="spellStart"/>
-      <w:r>
-        <w:rPr>
-          <w:rFonts w:ascii="Times New Roman" w:hAnsi="Times New Roman" w:cs="Times New Roman"/>
-          <w:i/>
-          <w:iCs/>
-          <w:sz w:val="21"/>
-          <w:szCs w:val="21"/>
-          <w:lang w:val="fr-CA"/>
-        </w:rPr>
-        <w:t>Minds</w:t>
-      </w:r>
-      <w:proofErr w:type="spellEnd"/>
-      <w:r>
-        <w:rPr>
-          <w:rFonts w:ascii="Times New Roman" w:hAnsi="Times New Roman" w:cs="Times New Roman"/>
-          <w:i/>
-          <w:iCs/>
-          <w:sz w:val="21"/>
-          <w:szCs w:val="21"/>
-          <w:lang w:val="fr-CA"/>
-        </w:rPr>
-        <w:t xml:space="preserve"> in Motion Conference </w:t>
-      </w:r>
-      <w:r>
-        <w:rPr>
-          <w:rFonts w:ascii="Times New Roman" w:hAnsi="Times New Roman" w:cs="Times New Roman"/>
-          <w:i/>
-          <w:iCs/>
-          <w:sz w:val="21"/>
-          <w:szCs w:val="21"/>
-          <w:lang w:val="fr-CA"/>
-        </w:rPr>
-        <w:tab/>
-      </w:r>
-      <w:r>
-        <w:rPr>
-          <w:rFonts w:ascii="Times New Roman" w:hAnsi="Times New Roman" w:cs="Times New Roman"/>
-          <w:i/>
-          <w:iCs/>
-          <w:sz w:val="21"/>
-          <w:szCs w:val="21"/>
-          <w:lang w:val="fr-CA"/>
-        </w:rPr>
-        <w:tab/>
-      </w:r>
-      <w:r>
-        <w:rPr>
-          <w:rFonts w:ascii="Times New Roman" w:hAnsi="Times New Roman" w:cs="Times New Roman"/>
-          <w:i/>
-          <w:iCs/>
-          <w:sz w:val="21"/>
-          <w:szCs w:val="21"/>
-          <w:lang w:val="fr-CA"/>
-        </w:rPr>
-        <w:t>(</w:t>
-      </w:r>
-      <w:r>
-        <w:rPr>
-          <w:rFonts w:ascii="Times New Roman" w:hAnsi="Times New Roman" w:cs="Times New Roman"/>
-          <w:i/>
-          <w:iCs/>
-          <w:sz w:val="21"/>
-          <w:szCs w:val="21"/>
-          <w:lang w:val="fr-CA"/>
-        </w:rPr>
-        <w:t>2024</w:t>
-      </w:r>
-      <w:r>
-        <w:rPr>
-          <w:rFonts w:ascii="Times New Roman" w:hAnsi="Times New Roman" w:cs="Times New Roman"/>
-          <w:i/>
-          <w:iCs/>
-          <w:sz w:val="21"/>
-          <w:szCs w:val="21"/>
-          <w:lang w:val="fr-CA"/>
-        </w:rPr>
-        <w:t>)</w:t>
+          <w:lang w:val="en-CA"/>
+        </w:rPr>
+        <w:t xml:space="preserve"> McGill Minds in Motion Conference</w:t>
       </w:r>
     </w:p>
     <w:p>
@@ -24298,6 +24726,7 @@
           <w:tab w:val="right" w:pos="9356"/>
         </w:tabs>
         <w:spacing w:before="80" w:after="0" w:line="240" w:lineRule="auto"/>
+        <w:ind w:left="1843" w:hanging="1843"/>
         <w:jc w:val="both"/>
         <w:rPr>
           <w:rFonts w:ascii="Times New Roman" w:hAnsi="Times New Roman" w:cs="Times New Roman"/>
@@ -24314,7 +24743,7 @@
           <w:iCs/>
           <w:sz w:val="21"/>
           <w:szCs w:val="21"/>
-          <w:lang w:val="fr-CA"/>
+          <w:lang w:val="en-CA"/>
         </w:rPr>
         <w:tab/>
       </w:r>
@@ -24431,17 +24860,57 @@
           <w:szCs w:val="21"/>
           <w:lang w:val="fr-CA"/>
         </w:rPr>
-        <w:t xml:space="preserve">Jordan Bedime, </w:t>
-      </w:r>
-      <w:r>
-        <w:rPr>
-          <w:rFonts w:ascii="Times New Roman" w:hAnsi="Times New Roman" w:cs="Times New Roman"/>
-          <w:b/>
-          <w:bCs/>
+        <w:t xml:space="preserve">Jordan Bedime </w:t>
+      </w:r>
+      <w:proofErr w:type="spellStart"/>
+      <w:r>
+        <w:rPr>
+          <w:rFonts w:ascii="Times New Roman" w:hAnsi="Times New Roman" w:cs="Times New Roman"/>
           <w:sz w:val="21"/>
           <w:szCs w:val="21"/>
           <w:lang w:val="fr-CA"/>
         </w:rPr>
+        <w:t>Songue</w:t>
+      </w:r>
+      <w:proofErr w:type="spellEnd"/>
+      <w:r>
+        <w:rPr>
+          <w:rFonts w:ascii="Times New Roman" w:hAnsi="Times New Roman" w:cs="Times New Roman"/>
+          <w:sz w:val="21"/>
+          <w:szCs w:val="21"/>
+          <w:lang w:val="fr-CA"/>
+        </w:rPr>
+        <w:t xml:space="preserve"> </w:t>
+      </w:r>
+      <w:proofErr w:type="spellStart"/>
+      <w:r>
+        <w:rPr>
+          <w:rFonts w:ascii="Times New Roman" w:hAnsi="Times New Roman" w:cs="Times New Roman"/>
+          <w:sz w:val="21"/>
+          <w:szCs w:val="21"/>
+          <w:lang w:val="fr-CA"/>
+        </w:rPr>
+        <w:t>Nijki</w:t>
+      </w:r>
+      <w:proofErr w:type="spellEnd"/>
+      <w:r>
+        <w:rPr>
+          <w:rFonts w:ascii="Times New Roman" w:hAnsi="Times New Roman" w:cs="Times New Roman"/>
+          <w:sz w:val="21"/>
+          <w:szCs w:val="21"/>
+          <w:lang w:val="fr-CA"/>
+        </w:rPr>
+        <w:t xml:space="preserve">, </w:t>
+      </w:r>
+      <w:r>
+        <w:rPr>
+          <w:rFonts w:ascii="Times New Roman" w:hAnsi="Times New Roman" w:cs="Times New Roman"/>
+          <w:b/>
+          <w:bCs/>
+          <w:sz w:val="21"/>
+          <w:szCs w:val="21"/>
+          <w:lang w:val="fr-CA"/>
+        </w:rPr>
         <w:t>Cyrille E. Mvomo</w:t>
       </w:r>
       <w:r>
@@ -24509,7 +24978,7 @@
           <w:szCs w:val="21"/>
           <w:lang w:val="fr-CA"/>
         </w:rPr>
-        <w:tab/>
+        <w:t>Alexandra Potvin-Desrochers,</w:t>
       </w:r>
       <w:r>
         <w:rPr>
@@ -24518,7 +24987,7 @@
           <w:szCs w:val="21"/>
           <w:lang w:val="fr-CA"/>
         </w:rPr>
-        <w:tab/>
+        <w:t xml:space="preserve"> </w:t>
       </w:r>
       <w:r>
         <w:rPr>
@@ -24527,7 +24996,7 @@
           <w:szCs w:val="21"/>
           <w:lang w:val="fr-CA"/>
         </w:rPr>
-        <w:tab/>
+        <w:t>Caroline Paquette.</w:t>
       </w:r>
       <w:r>
         <w:rPr>
@@ -24536,73 +25005,89 @@
           <w:szCs w:val="21"/>
           <w:lang w:val="fr-CA"/>
         </w:rPr>
-        <w:t>Alexandra Potvin-</w:t>
-      </w:r>
-      <w:r>
-        <w:rPr>
-          <w:rFonts w:ascii="Times New Roman" w:hAnsi="Times New Roman" w:cs="Times New Roman"/>
-          <w:sz w:val="21"/>
-          <w:szCs w:val="21"/>
-          <w:lang w:val="fr-CA"/>
-        </w:rPr>
-        <w:tab/>
-        <w:t xml:space="preserve">Desrochers, Caroline Paquette. </w:t>
-      </w:r>
-      <w:r>
-        <w:rPr>
-          <w:rFonts w:ascii="Times New Roman" w:hAnsi="Times New Roman" w:cs="Times New Roman"/>
-          <w:sz w:val="21"/>
-          <w:szCs w:val="21"/>
-          <w:u w:val="single"/>
-        </w:rPr>
-        <w:t xml:space="preserve">The influence of cognitive load on </w:t>
-      </w:r>
-      <w:r>
-        <w:rPr>
-          <w:rFonts w:ascii="Times New Roman" w:hAnsi="Times New Roman" w:cs="Times New Roman"/>
-          <w:sz w:val="21"/>
-          <w:szCs w:val="21"/>
-        </w:rPr>
-        <w:tab/>
-      </w:r>
-      <w:r>
-        <w:rPr>
-          <w:rFonts w:ascii="Times New Roman" w:hAnsi="Times New Roman" w:cs="Times New Roman"/>
-          <w:sz w:val="21"/>
-          <w:szCs w:val="21"/>
-        </w:rPr>
-        <w:tab/>
-      </w:r>
-      <w:r>
-        <w:rPr>
-          <w:rFonts w:ascii="Times New Roman" w:hAnsi="Times New Roman" w:cs="Times New Roman"/>
-          <w:sz w:val="21"/>
-          <w:szCs w:val="21"/>
-          <w:u w:val="single"/>
-        </w:rPr>
-        <w:t xml:space="preserve">locomotor adaptation to split-belt </w:t>
-      </w:r>
-      <w:r>
-        <w:rPr>
-          <w:rFonts w:ascii="Times New Roman" w:hAnsi="Times New Roman" w:cs="Times New Roman"/>
-          <w:sz w:val="21"/>
-          <w:szCs w:val="21"/>
-          <w:u w:val="single"/>
-        </w:rPr>
-        <w:tab/>
-        <w:t>treadmill in Parkinson’s disease with freezing of gait.</w:t>
-      </w:r>
-      <w:r>
-        <w:rPr>
-          <w:rFonts w:ascii="Times New Roman" w:hAnsi="Times New Roman" w:cs="Times New Roman"/>
-          <w:sz w:val="21"/>
-          <w:szCs w:val="21"/>
-        </w:rPr>
         <w:t xml:space="preserve"> </w:t>
       </w:r>
       <w:r>
         <w:rPr>
           <w:rFonts w:ascii="Times New Roman" w:hAnsi="Times New Roman" w:cs="Times New Roman"/>
+          <w:sz w:val="21"/>
+          <w:szCs w:val="21"/>
+          <w:lang w:val="en-CA"/>
+        </w:rPr>
+        <w:t>“</w:t>
+      </w:r>
+      <w:r>
+        <w:rPr>
+          <w:rFonts w:ascii="Times New Roman" w:hAnsi="Times New Roman" w:cs="Times New Roman"/>
+          <w:sz w:val="21"/>
+          <w:szCs w:val="21"/>
+        </w:rPr>
+        <w:t>The influence of cognitive load on locomotor</w:t>
+      </w:r>
+      <w:r>
+        <w:rPr>
+          <w:rFonts w:ascii="Times New Roman" w:hAnsi="Times New Roman" w:cs="Times New Roman"/>
+          <w:sz w:val="21"/>
+          <w:szCs w:val="21"/>
+        </w:rPr>
+        <w:t xml:space="preserve"> </w:t>
+      </w:r>
+      <w:r>
+        <w:rPr>
+          <w:rFonts w:ascii="Times New Roman" w:hAnsi="Times New Roman" w:cs="Times New Roman"/>
+          <w:sz w:val="21"/>
+          <w:szCs w:val="21"/>
+        </w:rPr>
+        <w:t>adaptation to split-belt treadmill in Parkinson’s disease with freezing of gait</w:t>
+      </w:r>
+      <w:r>
+        <w:rPr>
+          <w:rFonts w:ascii="Times New Roman" w:hAnsi="Times New Roman" w:cs="Times New Roman"/>
+          <w:sz w:val="21"/>
+          <w:szCs w:val="21"/>
+          <w:lang w:val="en-CA"/>
+        </w:rPr>
+        <w:t>”</w:t>
+      </w:r>
+      <w:r>
+        <w:rPr>
+          <w:rFonts w:ascii="Times New Roman" w:hAnsi="Times New Roman" w:cs="Times New Roman"/>
+          <w:sz w:val="21"/>
+          <w:szCs w:val="21"/>
+        </w:rPr>
+        <w:t>.</w:t>
+      </w:r>
+      <w:r>
+        <w:rPr>
+          <w:rFonts w:ascii="Times New Roman" w:hAnsi="Times New Roman" w:cs="Times New Roman"/>
+          <w:sz w:val="21"/>
+          <w:szCs w:val="21"/>
+        </w:rPr>
+        <w:t xml:space="preserve"> </w:t>
+      </w:r>
+      <w:r>
+        <w:rPr>
+          <w:rFonts w:ascii="Times New Roman" w:hAnsi="Times New Roman" w:cs="Times New Roman"/>
+          <w:i/>
+          <w:iCs/>
+          <w:sz w:val="21"/>
+          <w:szCs w:val="21"/>
+        </w:rPr>
+        <w:t>(2024)</w:t>
+      </w:r>
+      <w:r>
+        <w:rPr>
+          <w:rFonts w:ascii="Times New Roman" w:hAnsi="Times New Roman" w:cs="Times New Roman"/>
+          <w:i/>
+          <w:iCs/>
+          <w:sz w:val="21"/>
+          <w:szCs w:val="21"/>
+        </w:rPr>
+        <w:t xml:space="preserve">. </w:t>
+      </w:r>
+      <w:r>
+        <w:rPr>
+          <w:rFonts w:ascii="Times New Roman" w:hAnsi="Times New Roman" w:cs="Times New Roman"/>
           <w:i/>
           <w:iCs/>
           <w:sz w:val="21"/>
@@ -24618,67 +25103,27 @@
           <w:sz w:val="21"/>
           <w:szCs w:val="21"/>
         </w:rPr>
-        <w:t xml:space="preserve"> </w:t>
-      </w:r>
-      <w:r>
-        <w:rPr>
-          <w:rFonts w:ascii="Times New Roman" w:hAnsi="Times New Roman" w:cs="Times New Roman"/>
-          <w:i/>
-          <w:iCs/>
-          <w:sz w:val="21"/>
-          <w:szCs w:val="21"/>
-        </w:rPr>
-        <w:tab/>
-      </w:r>
-      <w:r>
-        <w:rPr>
-          <w:rFonts w:ascii="Times New Roman" w:hAnsi="Times New Roman" w:cs="Times New Roman"/>
-          <w:i/>
-          <w:iCs/>
-          <w:sz w:val="21"/>
-          <w:szCs w:val="21"/>
-        </w:rPr>
-        <w:tab/>
-      </w:r>
-      <w:r>
-        <w:rPr>
-          <w:rFonts w:ascii="Times New Roman" w:hAnsi="Times New Roman" w:cs="Times New Roman"/>
-          <w:i/>
-          <w:iCs/>
-          <w:sz w:val="21"/>
-          <w:szCs w:val="21"/>
-        </w:rPr>
-        <w:t xml:space="preserve">McGill Minds in Motion Conference </w:t>
-      </w:r>
-      <w:r>
-        <w:rPr>
-          <w:rFonts w:ascii="Times New Roman" w:hAnsi="Times New Roman" w:cs="Times New Roman"/>
-          <w:i/>
-          <w:iCs/>
-          <w:sz w:val="21"/>
-          <w:szCs w:val="21"/>
-        </w:rPr>
-        <w:t>(</w:t>
-      </w:r>
-      <w:r>
-        <w:rPr>
-          <w:rFonts w:ascii="Times New Roman" w:hAnsi="Times New Roman" w:cs="Times New Roman"/>
-          <w:i/>
-          <w:iCs/>
-          <w:sz w:val="21"/>
-          <w:szCs w:val="21"/>
-        </w:rPr>
-        <w:t>2024</w:t>
-      </w:r>
-      <w:r>
-        <w:rPr>
-          <w:rFonts w:ascii="Times New Roman" w:hAnsi="Times New Roman" w:cs="Times New Roman"/>
-          <w:i/>
-          <w:iCs/>
-          <w:sz w:val="21"/>
-          <w:szCs w:val="21"/>
-        </w:rPr>
-        <w:t>)</w:t>
+        <w:t xml:space="preserve"> McGil</w:t>
+      </w:r>
+      <w:r>
+        <w:rPr>
+          <w:rFonts w:ascii="Times New Roman" w:hAnsi="Times New Roman" w:cs="Times New Roman"/>
+          <w:i/>
+          <w:iCs/>
+          <w:sz w:val="21"/>
+          <w:szCs w:val="21"/>
+        </w:rPr>
+        <w:t xml:space="preserve">l </w:t>
+      </w:r>
+      <w:r>
+        <w:rPr>
+          <w:rFonts w:ascii="Times New Roman" w:hAnsi="Times New Roman" w:cs="Times New Roman"/>
+          <w:i/>
+          <w:iCs/>
+          <w:sz w:val="21"/>
+          <w:szCs w:val="21"/>
+        </w:rPr>
+        <w:t>Minds in Motion Conference</w:t>
       </w:r>
     </w:p>
     <w:p>
@@ -24689,6 +25134,7 @@
           <w:tab w:val="right" w:pos="9356"/>
         </w:tabs>
         <w:spacing w:before="80" w:after="0" w:line="240" w:lineRule="auto"/>
+        <w:ind w:left="1843" w:hanging="1843"/>
         <w:jc w:val="both"/>
         <w:rPr>
           <w:rFonts w:ascii="Times New Roman" w:hAnsi="Times New Roman" w:cs="Times New Roman"/>
@@ -24696,15 +25142,17 @@
           <w:iCs/>
           <w:sz w:val="21"/>
           <w:szCs w:val="21"/>
+          <w:lang w:val="en-CA"/>
         </w:rPr>
       </w:pPr>
       <w:r>
         <w:rPr>
           <w:rFonts w:ascii="Times New Roman" w:hAnsi="Times New Roman" w:cs="Times New Roman"/>
-          <w:i/>
-          <w:iCs/>
-          <w:sz w:val="21"/>
-          <w:szCs w:val="21"/>
+          <w:b/>
+          <w:bCs/>
+          <w:sz w:val="21"/>
+          <w:szCs w:val="21"/>
+          <w:lang w:val="en-CA"/>
         </w:rPr>
         <w:tab/>
       </w:r>
@@ -24718,10 +25166,10 @@
           <w:szCs w:val="21"/>
         </w:rPr>
         <w:drawing>
-          <wp:inline distT="0" distB="0" distL="0" distR="0" wp14:anchorId="5168FD60" wp14:editId="43CD27BD">
+          <wp:inline distT="0" distB="0" distL="0" distR="0" wp14:anchorId="0B672534" wp14:editId="0F0AE986">
             <wp:extent cx="108000" cy="108000"/>
             <wp:effectExtent l="0" t="0" r="6350" b="6350"/>
-            <wp:docPr id="1994855146" name="Graphic 2" descr="Earth globe: Americas with solid fill"/>
+            <wp:docPr id="260392438" name="Graphic 2" descr="Earth globe: Americas with solid fill"/>
             <wp:cNvGraphicFramePr>
               <a:graphicFrameLocks xmlns:a="http://schemas.openxmlformats.org/drawingml/2006/main" noChangeAspect="1"/>
             </wp:cNvGraphicFramePr>
@@ -24762,10 +25210,11 @@
       <w:r>
         <w:rPr>
           <w:rFonts w:ascii="Times New Roman" w:hAnsi="Times New Roman" w:cs="Times New Roman"/>
-          <w:i/>
-          <w:iCs/>
-          <w:sz w:val="21"/>
-          <w:szCs w:val="21"/>
+          <w:b/>
+          <w:bCs/>
+          <w:sz w:val="21"/>
+          <w:szCs w:val="21"/>
+          <w:lang w:val="en-CA"/>
         </w:rPr>
         <w:t xml:space="preserve"> </w:t>
       </w:r>
@@ -24776,6 +25225,7 @@
           <w:iCs/>
           <w:sz w:val="21"/>
           <w:szCs w:val="21"/>
+          <w:lang w:val="en-CA"/>
         </w:rPr>
         <w:t>P.</w:t>
       </w:r>
@@ -24786,189 +25236,361 @@
           <w:iCs/>
           <w:sz w:val="21"/>
           <w:szCs w:val="21"/>
-        </w:rPr>
-        <w:t>02</w:t>
-      </w:r>
-      <w:r>
-        <w:rPr>
-          <w:rFonts w:ascii="Times New Roman" w:hAnsi="Times New Roman" w:cs="Times New Roman"/>
-          <w:i/>
-          <w:iCs/>
-          <w:sz w:val="21"/>
-          <w:szCs w:val="21"/>
-        </w:rPr>
-        <w:tab/>
-      </w:r>
-      <w:r>
-        <w:rPr>
-          <w:rFonts w:ascii="Times New Roman" w:hAnsi="Times New Roman" w:cs="Times New Roman"/>
-          <w:sz w:val="21"/>
-          <w:szCs w:val="21"/>
-        </w:rPr>
-        <w:t xml:space="preserve">Saskia Neumann, </w:t>
-      </w:r>
-      <w:r>
-        <w:rPr>
-          <w:rFonts w:ascii="Times New Roman" w:hAnsi="Times New Roman" w:cs="Times New Roman"/>
-          <w:b/>
-          <w:bCs/>
-          <w:sz w:val="21"/>
-          <w:szCs w:val="21"/>
-        </w:rPr>
-        <w:t>Cyrille E. Mvomo</w:t>
-      </w:r>
-      <w:r>
-        <w:rPr>
-          <w:rFonts w:ascii="Times New Roman" w:hAnsi="Times New Roman" w:cs="Times New Roman"/>
-          <w:sz w:val="21"/>
-          <w:szCs w:val="21"/>
-        </w:rPr>
-        <w:t xml:space="preserve">, Deepak Ravi, Friederike Schulte, Lorenz Assländer, </w:t>
-      </w:r>
-      <w:r>
-        <w:rPr>
-          <w:rFonts w:ascii="Times New Roman" w:hAnsi="Times New Roman" w:cs="Times New Roman"/>
-          <w:sz w:val="21"/>
-          <w:szCs w:val="21"/>
-        </w:rPr>
-        <w:tab/>
-      </w:r>
-      <w:r>
-        <w:rPr>
-          <w:rFonts w:ascii="Times New Roman" w:hAnsi="Times New Roman" w:cs="Times New Roman"/>
-          <w:sz w:val="21"/>
-          <w:szCs w:val="21"/>
-        </w:rPr>
-        <w:tab/>
-      </w:r>
-      <w:r>
-        <w:rPr>
-          <w:rFonts w:ascii="Times New Roman" w:hAnsi="Times New Roman" w:cs="Times New Roman"/>
-          <w:sz w:val="21"/>
-          <w:szCs w:val="21"/>
-        </w:rPr>
-        <w:t xml:space="preserve">Chris A. </w:t>
-      </w:r>
-      <w:r>
-        <w:rPr>
-          <w:rFonts w:ascii="Times New Roman" w:hAnsi="Times New Roman" w:cs="Times New Roman"/>
-          <w:sz w:val="21"/>
-          <w:szCs w:val="21"/>
-        </w:rPr>
-        <w:tab/>
-        <w:t xml:space="preserve">Easthope. </w:t>
-      </w:r>
-      <w:r>
-        <w:rPr>
-          <w:rFonts w:ascii="Times New Roman" w:hAnsi="Times New Roman" w:cs="Times New Roman"/>
-          <w:sz w:val="21"/>
-          <w:szCs w:val="21"/>
-          <w:u w:val="single"/>
-        </w:rPr>
-        <w:t xml:space="preserve">Relative importance of the visual system for balance control is reflected </w:t>
-      </w:r>
-      <w:r>
-        <w:rPr>
-          <w:rFonts w:ascii="Times New Roman" w:hAnsi="Times New Roman" w:cs="Times New Roman"/>
-          <w:sz w:val="21"/>
-          <w:szCs w:val="21"/>
-        </w:rPr>
-        <w:tab/>
-      </w:r>
-      <w:r>
-        <w:rPr>
-          <w:rFonts w:ascii="Times New Roman" w:hAnsi="Times New Roman" w:cs="Times New Roman"/>
-          <w:sz w:val="21"/>
-          <w:szCs w:val="21"/>
-        </w:rPr>
-        <w:tab/>
-      </w:r>
-      <w:r>
-        <w:rPr>
-          <w:rFonts w:ascii="Times New Roman" w:hAnsi="Times New Roman" w:cs="Times New Roman"/>
-          <w:sz w:val="21"/>
-          <w:szCs w:val="21"/>
-          <w:u w:val="single"/>
-        </w:rPr>
-        <w:t xml:space="preserve">in the continuous margins </w:t>
-      </w:r>
-      <w:r>
-        <w:rPr>
-          <w:rFonts w:ascii="Times New Roman" w:hAnsi="Times New Roman" w:cs="Times New Roman"/>
-          <w:sz w:val="21"/>
-          <w:szCs w:val="21"/>
-          <w:u w:val="single"/>
-        </w:rPr>
-        <w:tab/>
-        <w:t>of stability while walking.</w:t>
-      </w:r>
-      <w:r>
-        <w:rPr>
-          <w:rFonts w:ascii="Times New Roman" w:hAnsi="Times New Roman" w:cs="Times New Roman"/>
-          <w:sz w:val="21"/>
-          <w:szCs w:val="21"/>
+          <w:lang w:val="en-CA"/>
+        </w:rPr>
+        <w:t>0</w:t>
+      </w:r>
+      <w:r>
+        <w:rPr>
+          <w:rFonts w:ascii="Times New Roman" w:hAnsi="Times New Roman" w:cs="Times New Roman"/>
+          <w:i/>
+          <w:iCs/>
+          <w:sz w:val="21"/>
+          <w:szCs w:val="21"/>
+          <w:lang w:val="en-CA"/>
+        </w:rPr>
+        <w:t>2</w:t>
+      </w:r>
+      <w:r>
+        <w:rPr>
+          <w:rFonts w:ascii="Times New Roman" w:hAnsi="Times New Roman" w:cs="Times New Roman"/>
+          <w:b/>
+          <w:bCs/>
+          <w:sz w:val="21"/>
+          <w:szCs w:val="21"/>
+          <w:lang w:val="en-CA"/>
+        </w:rPr>
+        <w:tab/>
+      </w:r>
+      <w:r>
+        <w:rPr>
+          <w:rFonts w:ascii="Times New Roman" w:hAnsi="Times New Roman" w:cs="Times New Roman"/>
+          <w:sz w:val="21"/>
+          <w:szCs w:val="21"/>
+          <w:lang w:val="en-CA"/>
+        </w:rPr>
+        <w:t>Saskia Neumann,</w:t>
+      </w:r>
+      <w:r>
+        <w:rPr>
+          <w:rFonts w:ascii="Times New Roman" w:hAnsi="Times New Roman" w:cs="Times New Roman"/>
+          <w:b/>
+          <w:bCs/>
+          <w:sz w:val="21"/>
+          <w:szCs w:val="21"/>
+          <w:lang w:val="en-CA"/>
+        </w:rPr>
+        <w:t xml:space="preserve"> Cyrille E. Mvomo, </w:t>
+      </w:r>
+      <w:r>
+        <w:rPr>
+          <w:rFonts w:ascii="Times New Roman" w:hAnsi="Times New Roman" w:cs="Times New Roman"/>
+          <w:sz w:val="21"/>
+          <w:szCs w:val="21"/>
+          <w:lang w:val="en-CA"/>
+        </w:rPr>
+        <w:t>Deepak Ravi, Friederike Schulte, Lorenz Asslände</w:t>
+      </w:r>
+      <w:r>
+        <w:rPr>
+          <w:rFonts w:ascii="Times New Roman" w:hAnsi="Times New Roman" w:cs="Times New Roman"/>
+          <w:sz w:val="21"/>
+          <w:szCs w:val="21"/>
+          <w:lang w:val="en-CA"/>
+        </w:rPr>
+        <w:t>r,</w:t>
+      </w:r>
+      <w:r>
+        <w:rPr>
+          <w:rFonts w:ascii="Times New Roman" w:hAnsi="Times New Roman" w:cs="Times New Roman"/>
+          <w:sz w:val="21"/>
+          <w:szCs w:val="21"/>
+          <w:lang w:val="en-CA"/>
+        </w:rPr>
+        <w:tab/>
+        <w:t>Chris</w:t>
+      </w:r>
+      <w:r>
+        <w:rPr>
+          <w:rFonts w:ascii="Times New Roman" w:hAnsi="Times New Roman" w:cs="Times New Roman"/>
+          <w:sz w:val="21"/>
+          <w:szCs w:val="21"/>
+          <w:lang w:val="en-CA"/>
+        </w:rPr>
+        <w:t xml:space="preserve"> Awai </w:t>
+      </w:r>
+      <w:r>
+        <w:rPr>
+          <w:rFonts w:ascii="Times New Roman" w:hAnsi="Times New Roman" w:cs="Times New Roman"/>
+          <w:sz w:val="21"/>
+          <w:szCs w:val="21"/>
+          <w:lang w:val="en-CA"/>
+        </w:rPr>
+        <w:t>Easthope.</w:t>
+      </w:r>
+      <w:r>
+        <w:rPr>
+          <w:rFonts w:ascii="Times New Roman" w:hAnsi="Times New Roman" w:cs="Times New Roman"/>
+          <w:b/>
+          <w:bCs/>
+          <w:sz w:val="21"/>
+          <w:szCs w:val="21"/>
+          <w:lang w:val="en-CA"/>
         </w:rPr>
         <w:t xml:space="preserve"> </w:t>
       </w:r>
       <w:r>
         <w:rPr>
           <w:rFonts w:ascii="Times New Roman" w:hAnsi="Times New Roman" w:cs="Times New Roman"/>
-          <w:i/>
-          <w:iCs/>
-          <w:sz w:val="21"/>
-          <w:szCs w:val="21"/>
-        </w:rPr>
-        <w:t>At the</w:t>
-      </w:r>
-      <w:r>
-        <w:rPr>
-          <w:rFonts w:ascii="Times New Roman" w:hAnsi="Times New Roman" w:cs="Times New Roman"/>
-          <w:i/>
-          <w:iCs/>
-          <w:sz w:val="21"/>
-          <w:szCs w:val="21"/>
-        </w:rPr>
-        <w:t xml:space="preserve"> XXIX Congress of International </w:t>
-      </w:r>
-      <w:r>
-        <w:rPr>
-          <w:rFonts w:ascii="Times New Roman" w:hAnsi="Times New Roman" w:cs="Times New Roman"/>
-          <w:i/>
-          <w:iCs/>
-          <w:sz w:val="21"/>
-          <w:szCs w:val="21"/>
-        </w:rPr>
-        <w:tab/>
-      </w:r>
-      <w:r>
-        <w:rPr>
-          <w:rFonts w:ascii="Times New Roman" w:hAnsi="Times New Roman" w:cs="Times New Roman"/>
-          <w:i/>
-          <w:iCs/>
-          <w:sz w:val="21"/>
-          <w:szCs w:val="21"/>
-        </w:rPr>
-        <w:tab/>
-      </w:r>
-      <w:r>
-        <w:rPr>
-          <w:rFonts w:ascii="Times New Roman" w:hAnsi="Times New Roman" w:cs="Times New Roman"/>
-          <w:i/>
-          <w:iCs/>
-          <w:sz w:val="21"/>
-          <w:szCs w:val="21"/>
-        </w:rPr>
-        <w:t>Society of Biomechanics (ISB)</w:t>
-      </w:r>
-      <w:r>
-        <w:rPr>
-          <w:rFonts w:ascii="Times New Roman" w:hAnsi="Times New Roman" w:cs="Times New Roman"/>
-          <w:i/>
-          <w:iCs/>
-          <w:sz w:val="21"/>
-          <w:szCs w:val="21"/>
-        </w:rPr>
-        <w:t xml:space="preserve"> (2023)</w:t>
+          <w:sz w:val="21"/>
+          <w:szCs w:val="21"/>
+          <w:lang w:val="en-CA"/>
+        </w:rPr>
+        <w:t>“</w:t>
+      </w:r>
+      <w:r>
+        <w:rPr>
+          <w:rFonts w:ascii="Times New Roman" w:hAnsi="Times New Roman" w:cs="Times New Roman"/>
+          <w:sz w:val="21"/>
+          <w:szCs w:val="21"/>
+        </w:rPr>
+        <w:t>Relative importance of the visual system for balance control is reflected</w:t>
+      </w:r>
+      <w:r>
+        <w:rPr>
+          <w:rFonts w:ascii="Times New Roman" w:hAnsi="Times New Roman" w:cs="Times New Roman"/>
+          <w:sz w:val="21"/>
+          <w:szCs w:val="21"/>
+        </w:rPr>
+        <w:t xml:space="preserve"> </w:t>
+      </w:r>
+      <w:r>
+        <w:rPr>
+          <w:rFonts w:ascii="Times New Roman" w:hAnsi="Times New Roman" w:cs="Times New Roman"/>
+          <w:sz w:val="21"/>
+          <w:szCs w:val="21"/>
+        </w:rPr>
+        <w:t>in</w:t>
+      </w:r>
+      <w:r>
+        <w:rPr>
+          <w:rFonts w:ascii="Times New Roman" w:hAnsi="Times New Roman" w:cs="Times New Roman"/>
+          <w:sz w:val="21"/>
+          <w:szCs w:val="21"/>
+        </w:rPr>
+        <w:t xml:space="preserve"> </w:t>
+      </w:r>
+      <w:r>
+        <w:rPr>
+          <w:rFonts w:ascii="Times New Roman" w:hAnsi="Times New Roman" w:cs="Times New Roman"/>
+          <w:sz w:val="21"/>
+          <w:szCs w:val="21"/>
+        </w:rPr>
+        <w:t>the</w:t>
+      </w:r>
+      <w:r>
+        <w:rPr>
+          <w:rFonts w:ascii="Times New Roman" w:hAnsi="Times New Roman" w:cs="Times New Roman"/>
+          <w:sz w:val="21"/>
+          <w:szCs w:val="21"/>
+        </w:rPr>
+        <w:t xml:space="preserve"> </w:t>
+      </w:r>
+      <w:r>
+        <w:rPr>
+          <w:rFonts w:ascii="Times New Roman" w:hAnsi="Times New Roman" w:cs="Times New Roman"/>
+          <w:sz w:val="21"/>
+          <w:szCs w:val="21"/>
+        </w:rPr>
+        <w:t>continuous</w:t>
+      </w:r>
+      <w:r>
+        <w:rPr>
+          <w:rFonts w:ascii="Times New Roman" w:hAnsi="Times New Roman" w:cs="Times New Roman"/>
+          <w:sz w:val="21"/>
+          <w:szCs w:val="21"/>
+        </w:rPr>
+        <w:t xml:space="preserve"> </w:t>
+      </w:r>
+      <w:r>
+        <w:rPr>
+          <w:rFonts w:ascii="Times New Roman" w:hAnsi="Times New Roman" w:cs="Times New Roman"/>
+          <w:sz w:val="21"/>
+          <w:szCs w:val="21"/>
+        </w:rPr>
+        <w:t>margins</w:t>
+      </w:r>
+      <w:r>
+        <w:rPr>
+          <w:rFonts w:ascii="Times New Roman" w:hAnsi="Times New Roman" w:cs="Times New Roman"/>
+          <w:sz w:val="21"/>
+          <w:szCs w:val="21"/>
+        </w:rPr>
+        <w:t xml:space="preserve"> </w:t>
+      </w:r>
+      <w:r>
+        <w:rPr>
+          <w:rFonts w:ascii="Times New Roman" w:hAnsi="Times New Roman" w:cs="Times New Roman"/>
+          <w:sz w:val="21"/>
+          <w:szCs w:val="21"/>
+        </w:rPr>
+        <w:tab/>
+        <w:t>of</w:t>
+      </w:r>
+      <w:r>
+        <w:rPr>
+          <w:rFonts w:ascii="Times New Roman" w:hAnsi="Times New Roman" w:cs="Times New Roman"/>
+          <w:sz w:val="21"/>
+          <w:szCs w:val="21"/>
+        </w:rPr>
+        <w:t xml:space="preserve"> </w:t>
+      </w:r>
+      <w:r>
+        <w:rPr>
+          <w:rFonts w:ascii="Times New Roman" w:hAnsi="Times New Roman" w:cs="Times New Roman"/>
+          <w:sz w:val="21"/>
+          <w:szCs w:val="21"/>
+        </w:rPr>
+        <w:t>stability while walking</w:t>
+      </w:r>
+      <w:r>
+        <w:rPr>
+          <w:rFonts w:ascii="Times New Roman" w:hAnsi="Times New Roman" w:cs="Times New Roman"/>
+          <w:sz w:val="21"/>
+          <w:szCs w:val="21"/>
+          <w:lang w:val="en-CA"/>
+        </w:rPr>
+        <w:t>”.</w:t>
+      </w:r>
+      <w:r>
+        <w:rPr>
+          <w:rFonts w:ascii="Times New Roman" w:hAnsi="Times New Roman" w:cs="Times New Roman"/>
+          <w:sz w:val="21"/>
+          <w:szCs w:val="21"/>
+          <w:lang w:val="en-CA"/>
+        </w:rPr>
+        <w:t xml:space="preserve"> </w:t>
+      </w:r>
+      <w:r>
+        <w:rPr>
+          <w:rFonts w:ascii="Times New Roman" w:hAnsi="Times New Roman" w:cs="Times New Roman"/>
+          <w:i/>
+          <w:iCs/>
+          <w:sz w:val="21"/>
+          <w:szCs w:val="21"/>
+          <w:lang w:val="en-CA"/>
+        </w:rPr>
+        <w:t>(202</w:t>
+      </w:r>
+      <w:r>
+        <w:rPr>
+          <w:rFonts w:ascii="Times New Roman" w:hAnsi="Times New Roman" w:cs="Times New Roman"/>
+          <w:i/>
+          <w:iCs/>
+          <w:sz w:val="21"/>
+          <w:szCs w:val="21"/>
+          <w:lang w:val="en-CA"/>
+        </w:rPr>
+        <w:t>3</w:t>
+      </w:r>
+      <w:r>
+        <w:rPr>
+          <w:rFonts w:ascii="Times New Roman" w:hAnsi="Times New Roman" w:cs="Times New Roman"/>
+          <w:i/>
+          <w:iCs/>
+          <w:sz w:val="21"/>
+          <w:szCs w:val="21"/>
+          <w:lang w:val="en-CA"/>
+        </w:rPr>
+        <w:t>)</w:t>
+      </w:r>
+      <w:r>
+        <w:rPr>
+          <w:rFonts w:ascii="Times New Roman" w:hAnsi="Times New Roman" w:cs="Times New Roman"/>
+          <w:i/>
+          <w:iCs/>
+          <w:sz w:val="21"/>
+          <w:szCs w:val="21"/>
+          <w:lang w:val="en-CA"/>
+        </w:rPr>
+        <w:t xml:space="preserve">. </w:t>
+      </w:r>
+      <w:r>
+        <w:rPr>
+          <w:rFonts w:ascii="Times New Roman" w:hAnsi="Times New Roman" w:cs="Times New Roman"/>
+          <w:i/>
+          <w:iCs/>
+          <w:sz w:val="21"/>
+          <w:szCs w:val="21"/>
+        </w:rPr>
+        <w:t>At the XXIX Congress of International</w:t>
+      </w:r>
+      <w:r>
+        <w:rPr>
+          <w:rFonts w:ascii="Times New Roman" w:hAnsi="Times New Roman" w:cs="Times New Roman"/>
+          <w:i/>
+          <w:iCs/>
+          <w:sz w:val="21"/>
+          <w:szCs w:val="21"/>
+        </w:rPr>
+        <w:t xml:space="preserve"> </w:t>
+      </w:r>
+      <w:r>
+        <w:rPr>
+          <w:rFonts w:ascii="Times New Roman" w:hAnsi="Times New Roman" w:cs="Times New Roman"/>
+          <w:i/>
+          <w:iCs/>
+          <w:sz w:val="21"/>
+          <w:szCs w:val="21"/>
+        </w:rPr>
+        <w:t>Society of Biomechanics (ISB</w:t>
+      </w:r>
+      <w:r>
+        <w:rPr>
+          <w:rFonts w:ascii="Times New Roman" w:hAnsi="Times New Roman" w:cs="Times New Roman"/>
+          <w:i/>
+          <w:iCs/>
+          <w:sz w:val="21"/>
+          <w:szCs w:val="21"/>
+        </w:rPr>
+        <w:t>)</w:t>
+      </w:r>
+      <w:r>
+        <w:rPr>
+          <w:rFonts w:ascii="Times New Roman" w:hAnsi="Times New Roman" w:cs="Times New Roman"/>
+          <w:i/>
+          <w:iCs/>
+          <w:sz w:val="21"/>
+          <w:szCs w:val="21"/>
+          <w:lang w:val="en-CA"/>
+        </w:rPr>
+        <w:t xml:space="preserve"> </w:t>
+      </w:r>
+      <w:r>
+        <w:rPr>
+          <w:rFonts w:ascii="Times New Roman" w:hAnsi="Times New Roman" w:cs="Times New Roman"/>
+          <w:b/>
+          <w:bCs/>
+          <w:i/>
+          <w:iCs/>
+          <w:sz w:val="21"/>
+          <w:szCs w:val="21"/>
+          <w:lang w:val="en-CA"/>
+        </w:rPr>
+        <w:t>[</w:t>
+      </w:r>
+      <w:r>
+        <w:rPr>
+          <w:rFonts w:ascii="Times New Roman" w:hAnsi="Times New Roman" w:cs="Times New Roman"/>
+          <w:b/>
+          <w:bCs/>
+          <w:i/>
+          <w:iCs/>
+          <w:sz w:val="21"/>
+          <w:szCs w:val="21"/>
+          <w:lang w:val="en-CA"/>
+        </w:rPr>
+        <w:t>Top venue in Movement Biomechanics]</w:t>
       </w:r>
     </w:p>
     <w:p>
@@ -24997,7 +25619,7 @@
           <w:bCs/>
           <w:sz w:val="21"/>
           <w:szCs w:val="21"/>
-          <w:lang w:val="fr-CA"/>
+          <w:lang w:val="en-CA"/>
         </w:rPr>
         <w:tab/>
       </w:r>
@@ -25161,7 +25783,79 @@
           <w:szCs w:val="21"/>
           <w:lang w:val="en-CA"/>
         </w:rPr>
-        <w:t>At RehabWeek (International NeuroRehabilitation Symposium) (2022)</w:t>
+        <w:t>(2022)</w:t>
+      </w:r>
+      <w:r>
+        <w:rPr>
+          <w:rFonts w:ascii="Times New Roman" w:hAnsi="Times New Roman" w:cs="Times New Roman"/>
+          <w:i/>
+          <w:iCs/>
+          <w:sz w:val="21"/>
+          <w:szCs w:val="21"/>
+          <w:lang w:val="en-CA"/>
+        </w:rPr>
+        <w:t xml:space="preserve">. </w:t>
+      </w:r>
+      <w:r>
+        <w:rPr>
+          <w:rFonts w:ascii="Times New Roman" w:hAnsi="Times New Roman" w:cs="Times New Roman"/>
+          <w:i/>
+          <w:iCs/>
+          <w:sz w:val="21"/>
+          <w:szCs w:val="21"/>
+          <w:lang w:val="en-CA"/>
+        </w:rPr>
+        <w:t>At RehabWeek</w:t>
+      </w:r>
+      <w:r>
+        <w:rPr>
+          <w:rFonts w:ascii="Times New Roman" w:hAnsi="Times New Roman" w:cs="Times New Roman"/>
+          <w:i/>
+          <w:iCs/>
+          <w:sz w:val="21"/>
+          <w:szCs w:val="21"/>
+          <w:lang w:val="en-CA"/>
+        </w:rPr>
+        <w:t xml:space="preserve"> </w:t>
+      </w:r>
+      <w:r>
+        <w:rPr>
+          <w:rFonts w:ascii="Times New Roman" w:hAnsi="Times New Roman" w:cs="Times New Roman"/>
+          <w:b/>
+          <w:bCs/>
+          <w:i/>
+          <w:iCs/>
+          <w:sz w:val="21"/>
+          <w:szCs w:val="21"/>
+          <w:lang w:val="en-CA"/>
+        </w:rPr>
+        <w:t>[</w:t>
+      </w:r>
+      <w:r>
+        <w:rPr>
+          <w:rFonts w:ascii="Times New Roman" w:hAnsi="Times New Roman" w:cs="Times New Roman"/>
+          <w:b/>
+          <w:bCs/>
+          <w:i/>
+          <w:iCs/>
+          <w:sz w:val="21"/>
+          <w:szCs w:val="21"/>
+          <w:lang w:val="en-CA"/>
+        </w:rPr>
+        <w:t>Top venue in Rehabilitation Engineering</w:t>
+      </w:r>
+      <w:r>
+        <w:rPr>
+          <w:rFonts w:ascii="Times New Roman" w:hAnsi="Times New Roman" w:cs="Times New Roman"/>
+          <w:b/>
+          <w:bCs/>
+          <w:i/>
+          <w:iCs/>
+          <w:sz w:val="21"/>
+          <w:szCs w:val="21"/>
+          <w:lang w:val="en-CA"/>
+        </w:rPr>
+        <w:t>]</w:t>
       </w:r>
     </w:p>
     <w:p>
@@ -37579,7 +38273,7 @@
   <w:style w:type="paragraph" w:default="1" w:styleId="Normal">
     <w:name w:val="Normal"/>
     <w:qFormat/>
-    <w:rsid w:val="00B14108"/>
+    <w:rsid w:val="00704C51"/>
     <w:rPr>
       <w:lang w:val="en-US"/>
     </w:rPr>

--- a/CV_Cyrille.docx
+++ b/CV_Cyrille.docx
@@ -27009,6 +27009,365 @@
           <w:tab w:val="right" w:pos="9356"/>
         </w:tabs>
         <w:spacing w:before="160" w:after="0" w:line="240" w:lineRule="auto"/>
+        <w:ind w:left="1843" w:hanging="1843"/>
+        <w:jc w:val="both"/>
+        <w:rPr>
+          <w:rFonts w:ascii="Times New Roman" w:hAnsi="Times New Roman" w:cs="Times New Roman"/>
+          <w:i/>
+          <w:iCs/>
+          <w:sz w:val="21"/>
+          <w:szCs w:val="21"/>
+          <w:lang w:val="en-CA"/>
+        </w:rPr>
+      </w:pPr>
+      <w:r>
+        <w:rPr>
+          <w:rFonts w:ascii="Times New Roman" w:hAnsi="Times New Roman" w:cs="Times New Roman"/>
+          <w:b/>
+          <w:bCs/>
+          <w:sz w:val="21"/>
+          <w:szCs w:val="21"/>
+        </w:rPr>
+        <w:tab/>
+      </w:r>
+      <w:r>
+        <w:rPr>
+          <w:rFonts w:ascii="Times New Roman" w:hAnsi="Times New Roman" w:cs="Times New Roman"/>
+          <w:i/>
+          <w:iCs/>
+          <w:noProof/>
+          <w:sz w:val="21"/>
+          <w:szCs w:val="21"/>
+        </w:rPr>
+        <w:drawing>
+          <wp:inline distT="0" distB="0" distL="0" distR="0" wp14:anchorId="0D5B5DBB" wp14:editId="052782DD">
+            <wp:extent cx="108000" cy="108000"/>
+            <wp:effectExtent l="0" t="0" r="6350" b="6350"/>
+            <wp:docPr id="763270666" name="Graphic 2" descr="Earth globe: Americas with solid fill"/>
+            <wp:cNvGraphicFramePr>
+              <a:graphicFrameLocks xmlns:a="http://schemas.openxmlformats.org/drawingml/2006/main" noChangeAspect="1"/>
+            </wp:cNvGraphicFramePr>
+            <a:graphic xmlns:a="http://schemas.openxmlformats.org/drawingml/2006/main">
+              <a:graphicData uri="http://schemas.openxmlformats.org/drawingml/2006/picture">
+                <pic:pic xmlns:pic="http://schemas.openxmlformats.org/drawingml/2006/picture">
+                  <pic:nvPicPr>
+                    <pic:cNvPr id="490814127" name="Graphic 2" descr="Earth globe: Americas with solid fill"/>
+                    <pic:cNvPicPr/>
+                  </pic:nvPicPr>
+                  <pic:blipFill>
+                    <a:blip r:embed="rId46">
+                      <a:extLst>
+                        <a:ext uri="{96DAC541-7B7A-43D3-8B79-37D633B846F1}">
+                          <asvg:svgBlip xmlns:asvg="http://schemas.microsoft.com/office/drawing/2016/SVG/main" r:embed="rId47"/>
+                        </a:ext>
+                      </a:extLst>
+                    </a:blip>
+                    <a:stretch>
+                      <a:fillRect/>
+                    </a:stretch>
+                  </pic:blipFill>
+                  <pic:spPr>
+                    <a:xfrm>
+                      <a:off x="0" y="0"/>
+                      <a:ext cx="108000" cy="108000"/>
+                    </a:xfrm>
+                    <a:prstGeom prst="rect">
+                      <a:avLst/>
+                    </a:prstGeom>
+                  </pic:spPr>
+                </pic:pic>
+              </a:graphicData>
+            </a:graphic>
+          </wp:inline>
+        </w:drawing>
+      </w:r>
+      <w:r>
+        <w:rPr>
+          <w:rFonts w:ascii="Times New Roman" w:hAnsi="Times New Roman" w:cs="Times New Roman"/>
+          <w:b/>
+          <w:bCs/>
+          <w:sz w:val="21"/>
+          <w:szCs w:val="21"/>
+        </w:rPr>
+        <w:t xml:space="preserve"> </w:t>
+      </w:r>
+      <w:r>
+        <w:rPr>
+          <w:rFonts w:ascii="Times New Roman" w:hAnsi="Times New Roman" w:cs="Times New Roman"/>
+          <w:i/>
+          <w:iCs/>
+          <w:sz w:val="21"/>
+          <w:szCs w:val="21"/>
+          <w:lang w:val="en-CA"/>
+        </w:rPr>
+        <w:t>T</w:t>
+      </w:r>
+      <w:r>
+        <w:rPr>
+          <w:rFonts w:ascii="Times New Roman" w:hAnsi="Times New Roman" w:cs="Times New Roman"/>
+          <w:i/>
+          <w:iCs/>
+          <w:sz w:val="21"/>
+          <w:szCs w:val="21"/>
+          <w:lang w:val="en-CA"/>
+        </w:rPr>
+        <w:t>.</w:t>
+      </w:r>
+      <w:r>
+        <w:rPr>
+          <w:rFonts w:ascii="Times New Roman" w:hAnsi="Times New Roman" w:cs="Times New Roman"/>
+          <w:i/>
+          <w:iCs/>
+          <w:sz w:val="21"/>
+          <w:szCs w:val="21"/>
+          <w:lang w:val="en-CA"/>
+        </w:rPr>
+        <w:t>0</w:t>
+      </w:r>
+      <w:r>
+        <w:rPr>
+          <w:rFonts w:ascii="Times New Roman" w:hAnsi="Times New Roman" w:cs="Times New Roman"/>
+          <w:i/>
+          <w:iCs/>
+          <w:sz w:val="21"/>
+          <w:szCs w:val="21"/>
+          <w:lang w:val="en-CA"/>
+        </w:rPr>
+        <w:t>4</w:t>
+      </w:r>
+      <w:r>
+        <w:rPr>
+          <w:rFonts w:ascii="Times New Roman" w:hAnsi="Times New Roman" w:cs="Times New Roman"/>
+          <w:b/>
+          <w:bCs/>
+          <w:sz w:val="21"/>
+          <w:szCs w:val="21"/>
+          <w:lang w:val="en-CA"/>
+        </w:rPr>
+        <w:tab/>
+        <w:t>Cyrille E. Mvomo</w:t>
+      </w:r>
+      <w:r>
+        <w:rPr>
+          <w:rFonts w:ascii="Times New Roman" w:hAnsi="Times New Roman" w:cs="Times New Roman"/>
+          <w:sz w:val="21"/>
+          <w:szCs w:val="21"/>
+          <w:lang w:val="en-CA"/>
+        </w:rPr>
+        <w:t xml:space="preserve">, </w:t>
+      </w:r>
+      <w:r>
+        <w:rPr>
+          <w:rFonts w:ascii="Times New Roman" w:hAnsi="Times New Roman" w:cs="Times New Roman"/>
+          <w:sz w:val="21"/>
+          <w:szCs w:val="21"/>
+          <w:lang w:val="en-CA"/>
+        </w:rPr>
+        <w:t xml:space="preserve">Mohamed </w:t>
+      </w:r>
+      <w:proofErr w:type="spellStart"/>
+      <w:r>
+        <w:rPr>
+          <w:rFonts w:ascii="Times New Roman" w:hAnsi="Times New Roman" w:cs="Times New Roman"/>
+          <w:sz w:val="21"/>
+          <w:szCs w:val="21"/>
+          <w:lang w:val="en-CA"/>
+        </w:rPr>
+        <w:t>Elgend</w:t>
+      </w:r>
+      <w:r>
+        <w:rPr>
+          <w:rFonts w:ascii="Times New Roman" w:hAnsi="Times New Roman" w:cs="Times New Roman"/>
+          <w:sz w:val="21"/>
+          <w:szCs w:val="21"/>
+          <w:lang w:val="en-CA"/>
+        </w:rPr>
+        <w:t>i</w:t>
+      </w:r>
+      <w:proofErr w:type="spellEnd"/>
+      <w:r>
+        <w:rPr>
+          <w:rFonts w:ascii="Times New Roman" w:hAnsi="Times New Roman" w:cs="Times New Roman"/>
+          <w:sz w:val="21"/>
+          <w:szCs w:val="21"/>
+          <w:lang w:val="en-CA"/>
+        </w:rPr>
+        <w:t xml:space="preserve">, </w:t>
+      </w:r>
+      <w:r>
+        <w:rPr>
+          <w:rFonts w:ascii="Times New Roman" w:hAnsi="Times New Roman" w:cs="Times New Roman"/>
+          <w:sz w:val="21"/>
+          <w:szCs w:val="21"/>
+          <w:lang w:val="en-CA"/>
+        </w:rPr>
+        <w:tab/>
+        <w:t xml:space="preserve">Chris Easthope Awai. </w:t>
+      </w:r>
+      <w:r>
+        <w:rPr>
+          <w:rFonts w:ascii="Times New Roman" w:hAnsi="Times New Roman" w:cs="Times New Roman"/>
+          <w:sz w:val="21"/>
+          <w:szCs w:val="21"/>
+          <w:lang w:val="en-CA"/>
+        </w:rPr>
+        <w:t>Contribution to “</w:t>
+      </w:r>
+      <w:r>
+        <w:rPr>
+          <w:rFonts w:ascii="Times New Roman" w:hAnsi="Times New Roman" w:cs="Times New Roman"/>
+          <w:sz w:val="21"/>
+          <w:szCs w:val="21"/>
+          <w:lang w:val="en-CA"/>
+        </w:rPr>
+        <w:t>AI and Computational Methods in Rehabilitation</w:t>
+      </w:r>
+      <w:r>
+        <w:rPr>
+          <w:rFonts w:ascii="Times New Roman" w:hAnsi="Times New Roman" w:cs="Times New Roman"/>
+          <w:sz w:val="21"/>
+          <w:szCs w:val="21"/>
+          <w:lang w:val="en-CA"/>
+        </w:rPr>
+        <w:t>”.</w:t>
+      </w:r>
+      <w:r>
+        <w:rPr>
+          <w:rFonts w:ascii="Times New Roman" w:hAnsi="Times New Roman" w:cs="Times New Roman"/>
+          <w:sz w:val="21"/>
+          <w:szCs w:val="21"/>
+          <w:lang w:val="en-CA"/>
+        </w:rPr>
+        <w:t xml:space="preserve"> (202</w:t>
+      </w:r>
+      <w:r>
+        <w:rPr>
+          <w:rFonts w:ascii="Times New Roman" w:hAnsi="Times New Roman" w:cs="Times New Roman"/>
+          <w:sz w:val="21"/>
+          <w:szCs w:val="21"/>
+          <w:lang w:val="en-CA"/>
+        </w:rPr>
+        <w:t>6</w:t>
+      </w:r>
+      <w:r>
+        <w:rPr>
+          <w:rFonts w:ascii="Times New Roman" w:hAnsi="Times New Roman" w:cs="Times New Roman"/>
+          <w:sz w:val="21"/>
+          <w:szCs w:val="21"/>
+          <w:lang w:val="en-CA"/>
+        </w:rPr>
+        <w:t>).</w:t>
+      </w:r>
+      <w:r>
+        <w:rPr>
+          <w:rFonts w:ascii="Times New Roman" w:hAnsi="Times New Roman" w:cs="Times New Roman"/>
+          <w:sz w:val="21"/>
+          <w:szCs w:val="21"/>
+          <w:lang w:val="en-CA"/>
+        </w:rPr>
+        <w:t xml:space="preserve"> </w:t>
+      </w:r>
+      <w:hyperlink r:id="rId121" w:history="1">
+        <w:r>
+          <w:rPr>
+            <w:rStyle w:val="Hyperlink"/>
+            <w:rFonts w:ascii="Times New Roman" w:hAnsi="Times New Roman" w:cs="Times New Roman"/>
+            <w:i/>
+            <w:iCs/>
+            <w:color w:val="C00000"/>
+            <w:sz w:val="21"/>
+            <w:szCs w:val="21"/>
+            <w:u w:val="none"/>
+            <w:lang w:val="en-CA"/>
+          </w:rPr>
+          <w:t>Under review for Converging Clinical and Engineering Research on Neurorehabilitation (ICNR 2026)</w:t>
+        </w:r>
+      </w:hyperlink>
+      <w:r>
+        <w:rPr>
+          <w:rFonts w:ascii="Times New Roman" w:hAnsi="Times New Roman" w:cs="Times New Roman"/>
+          <w:i/>
+          <w:iCs/>
+          <w:sz w:val="21"/>
+          <w:szCs w:val="21"/>
+          <w:lang w:val="en-CA"/>
+        </w:rPr>
+        <w:t xml:space="preserve">. </w:t>
+      </w:r>
+      <w:r>
+        <w:rPr>
+          <w:rFonts w:ascii="Times New Roman" w:hAnsi="Times New Roman" w:cs="Times New Roman"/>
+          <w:b/>
+          <w:bCs/>
+          <w:i/>
+          <w:iCs/>
+          <w:sz w:val="21"/>
+          <w:szCs w:val="21"/>
+          <w:lang w:val="en-CA"/>
+        </w:rPr>
+        <w:t>[</w:t>
+      </w:r>
+      <w:r>
+        <w:rPr>
+          <w:rFonts w:ascii="Times New Roman" w:hAnsi="Times New Roman" w:cs="Times New Roman"/>
+          <w:b/>
+          <w:bCs/>
+          <w:i/>
+          <w:iCs/>
+          <w:sz w:val="21"/>
+          <w:szCs w:val="21"/>
+          <w:lang w:val="en-CA"/>
+        </w:rPr>
+        <w:t xml:space="preserve">Book chapter contribution </w:t>
+      </w:r>
+      <w:r>
+        <w:rPr>
+          <w:rFonts w:ascii="Times New Roman" w:hAnsi="Times New Roman" w:cs="Times New Roman"/>
+          <w:b/>
+          <w:bCs/>
+          <w:i/>
+          <w:iCs/>
+          <w:sz w:val="21"/>
+          <w:szCs w:val="21"/>
+          <w:lang w:val="en-CA"/>
+        </w:rPr>
+        <w:t xml:space="preserve">+ </w:t>
+      </w:r>
+      <w:r>
+        <w:rPr>
+          <w:rFonts w:ascii="Times New Roman" w:hAnsi="Times New Roman" w:cs="Times New Roman"/>
+          <w:b/>
+          <w:bCs/>
+          <w:i/>
+          <w:iCs/>
+          <w:sz w:val="21"/>
+          <w:szCs w:val="21"/>
+          <w:lang w:val="en-CA"/>
+        </w:rPr>
+        <w:t>Oral if accepted</w:t>
+      </w:r>
+      <w:r>
+        <w:rPr>
+          <w:rFonts w:ascii="Times New Roman" w:hAnsi="Times New Roman" w:cs="Times New Roman"/>
+          <w:b/>
+          <w:bCs/>
+          <w:i/>
+          <w:iCs/>
+          <w:sz w:val="21"/>
+          <w:szCs w:val="21"/>
+          <w:lang w:val="en-CA"/>
+        </w:rPr>
+        <w:t>]</w:t>
+      </w:r>
+    </w:p>
+    <w:p>
+      <w:pPr>
+        <w:tabs>
+          <w:tab w:val="right" w:pos="1701"/>
+          <w:tab w:val="left" w:pos="1843"/>
+          <w:tab w:val="right" w:pos="9356"/>
+        </w:tabs>
+        <w:spacing w:before="160" w:after="0" w:line="240" w:lineRule="auto"/>
         <w:jc w:val="both"/>
         <w:rPr>
           <w:rFonts w:ascii="Times New Roman" w:hAnsi="Times New Roman" w:cs="Times New Roman"/>
@@ -27141,7 +27500,7 @@
         </w:rPr>
         <w:t xml:space="preserve"> </w:t>
       </w:r>
-      <w:hyperlink r:id="rId121" w:history="1">
+      <w:hyperlink r:id="rId122" w:history="1">
         <w:r>
           <w:rPr>
             <w:rStyle w:val="Hyperlink"/>
@@ -27489,7 +27848,7 @@
         </w:rPr>
         <w:t xml:space="preserve"> </w:t>
       </w:r>
-      <w:hyperlink r:id="rId122" w:history="1">
+      <w:hyperlink r:id="rId123" w:history="1">
         <w:r>
           <w:rPr>
             <w:rStyle w:val="Hyperlink"/>
@@ -27783,7 +28142,7 @@
         </w:rPr>
         <w:t xml:space="preserve"> </w:t>
       </w:r>
-      <w:hyperlink r:id="rId123" w:history="1">
+      <w:hyperlink r:id="rId124" w:history="1">
         <w:r>
           <w:rPr>
             <w:rStyle w:val="Hyperlink"/>
@@ -28144,7 +28503,7 @@
         </w:rPr>
         <w:t xml:space="preserve"> </w:t>
       </w:r>
-      <w:hyperlink r:id="rId124" w:history="1">
+      <w:hyperlink r:id="rId125" w:history="1">
         <w:r>
           <w:rPr>
             <w:rStyle w:val="Hyperlink"/>
@@ -28361,7 +28720,7 @@
         </w:rPr>
         <w:t xml:space="preserve"> </w:t>
       </w:r>
-      <w:hyperlink r:id="rId125" w:history="1">
+      <w:hyperlink r:id="rId126" w:history="1">
         <w:r>
           <w:rPr>
             <w:rStyle w:val="Hyperlink"/>
@@ -28744,7 +29103,7 @@
         </w:rPr>
         <w:t xml:space="preserve"> </w:t>
       </w:r>
-      <w:hyperlink r:id="rId126" w:history="1">
+      <w:hyperlink r:id="rId127" w:history="1">
         <w:r>
           <w:rPr>
             <w:rStyle w:val="Hyperlink"/>
@@ -29044,7 +29403,7 @@
         </w:rPr>
         <w:t xml:space="preserve"> </w:t>
       </w:r>
-      <w:hyperlink r:id="rId127" w:history="1">
+      <w:hyperlink r:id="rId128" w:history="1">
         <w:r>
           <w:rPr>
             <w:rStyle w:val="Hyperlink"/>
@@ -29738,6 +30097,7 @@
           <w:sz w:val="28"/>
           <w:szCs w:val="28"/>
         </w:rPr>
+        <w:lastRenderedPageBreak/>
         <w:tab/>
       </w:r>
       <w:r>
@@ -29778,7 +30138,7 @@
         </w:rPr>
         <w:t xml:space="preserve">(On going) </w:t>
       </w:r>
-      <w:hyperlink r:id="rId128" w:history="1">
+      <w:hyperlink r:id="rId129" w:history="1">
         <w:r>
           <w:rPr>
             <w:rStyle w:val="Hyperlink"/>
@@ -29960,7 +30320,7 @@
         </w:rPr>
         <w:t xml:space="preserve">(2023) </w:t>
       </w:r>
-      <w:hyperlink r:id="rId129" w:history="1">
+      <w:hyperlink r:id="rId130" w:history="1">
         <w:r>
           <w:rPr>
             <w:rStyle w:val="Hyperlink"/>
@@ -30126,7 +30486,6 @@
           <w:sz w:val="21"/>
           <w:szCs w:val="21"/>
         </w:rPr>
-        <w:lastRenderedPageBreak/>
         <w:tab/>
       </w:r>
       <w:r>
@@ -30167,7 +30526,7 @@
         </w:rPr>
         <w:t xml:space="preserve">(2023) </w:t>
       </w:r>
-      <w:hyperlink r:id="rId130" w:history="1">
+      <w:hyperlink r:id="rId131" w:history="1">
         <w:r>
           <w:rPr>
             <w:rStyle w:val="Hyperlink"/>
@@ -30416,7 +30775,7 @@
         </w:rPr>
         <w:t xml:space="preserve">) </w:t>
       </w:r>
-      <w:hyperlink r:id="rId131" w:history="1">
+      <w:hyperlink r:id="rId132" w:history="1">
         <w:r>
           <w:rPr>
             <w:rStyle w:val="Hyperlink"/>
@@ -30942,7 +31301,7 @@
         </w:rPr>
         <w:tab/>
       </w:r>
-      <w:hyperlink r:id="rId132" w:history="1">
+      <w:hyperlink r:id="rId133" w:history="1">
         <w:proofErr w:type="spellStart"/>
         <w:r>
           <w:rPr>
@@ -31104,7 +31463,7 @@
         </w:rPr>
         <w:tab/>
       </w:r>
-      <w:hyperlink r:id="rId133" w:history="1">
+      <w:hyperlink r:id="rId134" w:history="1">
         <w:proofErr w:type="spellStart"/>
         <w:r>
           <w:rPr>
@@ -31253,7 +31612,7 @@
         </w:rPr>
         <w:tab/>
       </w:r>
-      <w:hyperlink r:id="rId134" w:history="1">
+      <w:hyperlink r:id="rId135" w:history="1">
         <w:r>
           <w:rPr>
             <w:rStyle w:val="Hyperlink"/>
@@ -31384,7 +31743,7 @@
         </w:rPr>
         <w:tab/>
       </w:r>
-      <w:hyperlink r:id="rId135" w:history="1">
+      <w:hyperlink r:id="rId136" w:history="1">
         <w:r>
           <w:rPr>
             <w:rStyle w:val="Hyperlink"/>
@@ -31536,7 +31895,7 @@
         </w:rPr>
         <w:tab/>
       </w:r>
-      <w:hyperlink r:id="rId136" w:history="1">
+      <w:hyperlink r:id="rId137" w:history="1">
         <w:r>
           <w:rPr>
             <w:rStyle w:val="Hyperlink"/>
@@ -32766,6 +33125,7 @@
           <w:sz w:val="21"/>
           <w:szCs w:val="21"/>
         </w:rPr>
+        <w:lastRenderedPageBreak/>
         <w:tab/>
         <w:t xml:space="preserve">Winter </w:t>
       </w:r>
@@ -33034,7 +33394,6 @@
           <w:sz w:val="21"/>
           <w:szCs w:val="21"/>
         </w:rPr>
-        <w:lastRenderedPageBreak/>
         <w:tab/>
       </w:r>
       <w:r>
@@ -35602,6 +35961,7 @@
           <w:sz w:val="22"/>
           <w:szCs w:val="22"/>
         </w:rPr>
+        <w:lastRenderedPageBreak/>
         <w:tab/>
       </w:r>
       <w:r>
@@ -35905,7 +36265,6 @@
           <w:sz w:val="22"/>
           <w:szCs w:val="22"/>
         </w:rPr>
-        <w:lastRenderedPageBreak/>
         <w:tab/>
       </w:r>
       <w:r>
@@ -37535,8 +37894,8 @@
       </w:pPr>
     </w:p>
     <w:sectPr>
-      <w:footerReference w:type="even" r:id="rId137"/>
-      <w:footerReference w:type="default" r:id="rId138"/>
+      <w:footerReference w:type="even" r:id="rId138"/>
+      <w:footerReference w:type="default" r:id="rId139"/>
       <w:pgSz w:w="12240" w:h="15840"/>
       <w:pgMar w:top="1134" w:right="1134" w:bottom="1134" w:left="1134" w:header="709" w:footer="709" w:gutter="0"/>
       <w:cols w:space="708"/>
@@ -38273,7 +38632,7 @@
   <w:style w:type="paragraph" w:default="1" w:styleId="Normal">
     <w:name w:val="Normal"/>
     <w:qFormat/>
-    <w:rsid w:val="00704C51"/>
+    <w:rsid w:val="00D5702F"/>
     <w:rPr>
       <w:lang w:val="en-US"/>
     </w:rPr>

--- a/CV_Cyrille.docx
+++ b/CV_Cyrille.docx
@@ -27154,55 +27154,7 @@
           <w:szCs w:val="21"/>
           <w:lang w:val="en-CA"/>
         </w:rPr>
-        <w:t xml:space="preserve">, </w:t>
-      </w:r>
-      <w:r>
-        <w:rPr>
-          <w:rFonts w:ascii="Times New Roman" w:hAnsi="Times New Roman" w:cs="Times New Roman"/>
-          <w:sz w:val="21"/>
-          <w:szCs w:val="21"/>
-          <w:lang w:val="en-CA"/>
-        </w:rPr>
-        <w:t xml:space="preserve">Mohamed </w:t>
-      </w:r>
-      <w:proofErr w:type="spellStart"/>
-      <w:r>
-        <w:rPr>
-          <w:rFonts w:ascii="Times New Roman" w:hAnsi="Times New Roman" w:cs="Times New Roman"/>
-          <w:sz w:val="21"/>
-          <w:szCs w:val="21"/>
-          <w:lang w:val="en-CA"/>
-        </w:rPr>
-        <w:t>Elgend</w:t>
-      </w:r>
-      <w:r>
-        <w:rPr>
-          <w:rFonts w:ascii="Times New Roman" w:hAnsi="Times New Roman" w:cs="Times New Roman"/>
-          <w:sz w:val="21"/>
-          <w:szCs w:val="21"/>
-          <w:lang w:val="en-CA"/>
-        </w:rPr>
-        <w:t>i</w:t>
-      </w:r>
-      <w:proofErr w:type="spellEnd"/>
-      <w:r>
-        <w:rPr>
-          <w:rFonts w:ascii="Times New Roman" w:hAnsi="Times New Roman" w:cs="Times New Roman"/>
-          <w:sz w:val="21"/>
-          <w:szCs w:val="21"/>
-          <w:lang w:val="en-CA"/>
-        </w:rPr>
-        <w:t xml:space="preserve">, </w:t>
-      </w:r>
-      <w:r>
-        <w:rPr>
-          <w:rFonts w:ascii="Times New Roman" w:hAnsi="Times New Roman" w:cs="Times New Roman"/>
-          <w:sz w:val="21"/>
-          <w:szCs w:val="21"/>
-          <w:lang w:val="en-CA"/>
-        </w:rPr>
-        <w:tab/>
-        <w:t xml:space="preserve">Chris Easthope Awai. </w:t>
+        <w:t xml:space="preserve">. </w:t>
       </w:r>
       <w:r>
         <w:rPr>
@@ -27229,43 +27181,7 @@
           <w:szCs w:val="21"/>
           <w:lang w:val="en-CA"/>
         </w:rPr>
-        <w:t>”.</w:t>
-      </w:r>
-      <w:r>
-        <w:rPr>
-          <w:rFonts w:ascii="Times New Roman" w:hAnsi="Times New Roman" w:cs="Times New Roman"/>
-          <w:sz w:val="21"/>
-          <w:szCs w:val="21"/>
-          <w:lang w:val="en-CA"/>
-        </w:rPr>
-        <w:t xml:space="preserve"> (202</w:t>
-      </w:r>
-      <w:r>
-        <w:rPr>
-          <w:rFonts w:ascii="Times New Roman" w:hAnsi="Times New Roman" w:cs="Times New Roman"/>
-          <w:sz w:val="21"/>
-          <w:szCs w:val="21"/>
-          <w:lang w:val="en-CA"/>
-        </w:rPr>
-        <w:t>6</w:t>
-      </w:r>
-      <w:r>
-        <w:rPr>
-          <w:rFonts w:ascii="Times New Roman" w:hAnsi="Times New Roman" w:cs="Times New Roman"/>
-          <w:sz w:val="21"/>
-          <w:szCs w:val="21"/>
-          <w:lang w:val="en-CA"/>
-        </w:rPr>
-        <w:t>).</w:t>
-      </w:r>
-      <w:r>
-        <w:rPr>
-          <w:rFonts w:ascii="Times New Roman" w:hAnsi="Times New Roman" w:cs="Times New Roman"/>
-          <w:sz w:val="21"/>
-          <w:szCs w:val="21"/>
-          <w:lang w:val="en-CA"/>
-        </w:rPr>
-        <w:t xml:space="preserve"> </w:t>
+        <w:t xml:space="preserve">”. </w:t>
       </w:r>
       <w:hyperlink r:id="rId121" w:history="1">
         <w:r>
@@ -27293,71 +27209,6 @@
           <w:lang w:val="en-CA"/>
         </w:rPr>
         <w:t xml:space="preserve">. </w:t>
-      </w:r>
-      <w:r>
-        <w:rPr>
-          <w:rFonts w:ascii="Times New Roman" w:hAnsi="Times New Roman" w:cs="Times New Roman"/>
-          <w:b/>
-          <w:bCs/>
-          <w:i/>
-          <w:iCs/>
-          <w:sz w:val="21"/>
-          <w:szCs w:val="21"/>
-          <w:lang w:val="en-CA"/>
-        </w:rPr>
-        <w:t>[</w:t>
-      </w:r>
-      <w:r>
-        <w:rPr>
-          <w:rFonts w:ascii="Times New Roman" w:hAnsi="Times New Roman" w:cs="Times New Roman"/>
-          <w:b/>
-          <w:bCs/>
-          <w:i/>
-          <w:iCs/>
-          <w:sz w:val="21"/>
-          <w:szCs w:val="21"/>
-          <w:lang w:val="en-CA"/>
-        </w:rPr>
-        <w:t xml:space="preserve">Book chapter contribution </w:t>
-      </w:r>
-      <w:r>
-        <w:rPr>
-          <w:rFonts w:ascii="Times New Roman" w:hAnsi="Times New Roman" w:cs="Times New Roman"/>
-          <w:b/>
-          <w:bCs/>
-          <w:i/>
-          <w:iCs/>
-          <w:sz w:val="21"/>
-          <w:szCs w:val="21"/>
-          <w:lang w:val="en-CA"/>
-        </w:rPr>
-        <w:t xml:space="preserve">+ </w:t>
-      </w:r>
-      <w:r>
-        <w:rPr>
-          <w:rFonts w:ascii="Times New Roman" w:hAnsi="Times New Roman" w:cs="Times New Roman"/>
-          <w:b/>
-          <w:bCs/>
-          <w:i/>
-          <w:iCs/>
-          <w:sz w:val="21"/>
-          <w:szCs w:val="21"/>
-          <w:lang w:val="en-CA"/>
-        </w:rPr>
-        <w:t>Oral if accepted</w:t>
-      </w:r>
-      <w:r>
-        <w:rPr>
-          <w:rFonts w:ascii="Times New Roman" w:hAnsi="Times New Roman" w:cs="Times New Roman"/>
-          <w:b/>
-          <w:bCs/>
-          <w:i/>
-          <w:iCs/>
-          <w:sz w:val="21"/>
-          <w:szCs w:val="21"/>
-          <w:lang w:val="en-CA"/>
-        </w:rPr>
-        <w:t>]</w:t>
       </w:r>
     </w:p>
     <w:p>
@@ -30097,7 +29948,6 @@
           <w:sz w:val="28"/>
           <w:szCs w:val="28"/>
         </w:rPr>
-        <w:lastRenderedPageBreak/>
         <w:tab/>
       </w:r>
       <w:r>
@@ -30280,6 +30130,7 @@
           <w:sz w:val="21"/>
           <w:szCs w:val="21"/>
         </w:rPr>
+        <w:lastRenderedPageBreak/>
         <w:tab/>
       </w:r>
       <w:r>
@@ -33125,7 +32976,6 @@
           <w:sz w:val="21"/>
           <w:szCs w:val="21"/>
         </w:rPr>
-        <w:lastRenderedPageBreak/>
         <w:tab/>
         <w:t xml:space="preserve">Winter </w:t>
       </w:r>
@@ -33256,6 +33106,7 @@
           <w:sz w:val="21"/>
           <w:szCs w:val="21"/>
         </w:rPr>
+        <w:lastRenderedPageBreak/>
         <w:tab/>
         <w:t xml:space="preserve">Winter </w:t>
       </w:r>
@@ -35961,7 +35812,6 @@
           <w:sz w:val="22"/>
           <w:szCs w:val="22"/>
         </w:rPr>
-        <w:lastRenderedPageBreak/>
         <w:tab/>
       </w:r>
       <w:r>
@@ -36118,6 +35968,7 @@
           <w:sz w:val="22"/>
           <w:szCs w:val="22"/>
         </w:rPr>
+        <w:lastRenderedPageBreak/>
         <w:tab/>
       </w:r>
       <w:r>

--- a/CV_Cyrille.docx
+++ b/CV_Cyrille.docx
@@ -1790,17 +1790,7 @@
           <w:sz w:val="21"/>
           <w:szCs w:val="21"/>
         </w:rPr>
-        <w:t>202</w:t>
-      </w:r>
-      <w:r>
-        <w:rPr>
-          <w:rFonts w:ascii="Times New Roman" w:hAnsi="Times New Roman" w:cs="Times New Roman"/>
-          <w:i/>
-          <w:iCs/>
-          <w:sz w:val="21"/>
-          <w:szCs w:val="21"/>
-        </w:rPr>
-        <w:t>8</w:t>
+        <w:t>Now</w:t>
       </w:r>
       <w:r>
         <w:rPr>
@@ -22132,7 +22122,6 @@
           <w:iCs/>
           <w:sz w:val="21"/>
           <w:szCs w:val="21"/>
-          <w:lang w:val="fr-CA"/>
         </w:rPr>
         <w:t xml:space="preserve"> </w:t>
       </w:r>
@@ -22143,7 +22132,6 @@
           <w:iCs/>
           <w:sz w:val="21"/>
           <w:szCs w:val="21"/>
-          <w:lang w:val="fr-CA"/>
         </w:rPr>
         <w:t>P.</w:t>
       </w:r>
@@ -22154,7 +22142,6 @@
           <w:iCs/>
           <w:sz w:val="21"/>
           <w:szCs w:val="21"/>
-          <w:lang w:val="fr-CA"/>
         </w:rPr>
         <w:t>09</w:t>
       </w:r>
@@ -22165,18 +22152,16 @@
           <w:iCs/>
           <w:sz w:val="21"/>
           <w:szCs w:val="21"/>
-          <w:lang w:val="fr-CA"/>
-        </w:rPr>
-        <w:tab/>
-      </w:r>
-      <w:r>
-        <w:rPr>
-          <w:rFonts w:ascii="Times New Roman" w:hAnsi="Times New Roman" w:cs="Times New Roman"/>
-          <w:b/>
-          <w:bCs/>
-          <w:sz w:val="21"/>
-          <w:szCs w:val="21"/>
-          <w:lang w:val="fr-CA"/>
+        </w:rPr>
+        <w:tab/>
+      </w:r>
+      <w:r>
+        <w:rPr>
+          <w:rFonts w:ascii="Times New Roman" w:hAnsi="Times New Roman" w:cs="Times New Roman"/>
+          <w:b/>
+          <w:bCs/>
+          <w:sz w:val="21"/>
+          <w:szCs w:val="21"/>
         </w:rPr>
         <w:t>Cyrille E. Mvomo</w:t>
       </w:r>
@@ -22185,7 +22170,6 @@
           <w:rFonts w:ascii="Times New Roman" w:hAnsi="Times New Roman" w:cs="Times New Roman"/>
           <w:sz w:val="21"/>
           <w:szCs w:val="21"/>
-          <w:lang w:val="fr-CA"/>
         </w:rPr>
         <w:t xml:space="preserve">, </w:t>
       </w:r>
@@ -22194,7 +22178,6 @@
           <w:rFonts w:ascii="Times New Roman" w:hAnsi="Times New Roman" w:cs="Times New Roman"/>
           <w:sz w:val="21"/>
           <w:szCs w:val="21"/>
-          <w:lang w:val="fr-CA"/>
         </w:rPr>
         <w:t xml:space="preserve">Jordan Bedime </w:t>
       </w:r>
@@ -22204,7 +22187,6 @@
           <w:rFonts w:ascii="Times New Roman" w:hAnsi="Times New Roman" w:cs="Times New Roman"/>
           <w:sz w:val="21"/>
           <w:szCs w:val="21"/>
-          <w:lang w:val="fr-CA"/>
         </w:rPr>
         <w:t>Songue</w:t>
       </w:r>
@@ -22214,7 +22196,6 @@
           <w:rFonts w:ascii="Times New Roman" w:hAnsi="Times New Roman" w:cs="Times New Roman"/>
           <w:sz w:val="21"/>
           <w:szCs w:val="21"/>
-          <w:lang w:val="fr-CA"/>
         </w:rPr>
         <w:t xml:space="preserve"> </w:t>
       </w:r>
@@ -22224,7 +22205,6 @@
           <w:rFonts w:ascii="Times New Roman" w:hAnsi="Times New Roman" w:cs="Times New Roman"/>
           <w:sz w:val="21"/>
           <w:szCs w:val="21"/>
-          <w:lang w:val="fr-CA"/>
         </w:rPr>
         <w:t>Nijki</w:t>
       </w:r>
@@ -22234,36 +22214,14 @@
           <w:rFonts w:ascii="Times New Roman" w:hAnsi="Times New Roman" w:cs="Times New Roman"/>
           <w:sz w:val="21"/>
           <w:szCs w:val="21"/>
-          <w:lang w:val="fr-CA"/>
-        </w:rPr>
-        <w:t xml:space="preserve">, Sara </w:t>
-      </w:r>
-      <w:proofErr w:type="spellStart"/>
-      <w:r>
-        <w:rPr>
-          <w:rFonts w:ascii="Times New Roman" w:hAnsi="Times New Roman" w:cs="Times New Roman"/>
-          <w:sz w:val="21"/>
-          <w:szCs w:val="21"/>
-          <w:lang w:val="fr-CA"/>
-        </w:rPr>
-        <w:t>Perfetto</w:t>
-      </w:r>
-      <w:proofErr w:type="spellEnd"/>
-      <w:r>
-        <w:rPr>
-          <w:rFonts w:ascii="Times New Roman" w:hAnsi="Times New Roman" w:cs="Times New Roman"/>
-          <w:sz w:val="21"/>
-          <w:szCs w:val="21"/>
-          <w:lang w:val="fr-CA"/>
-        </w:rPr>
-        <w:t xml:space="preserve">, </w:t>
-      </w:r>
-      <w:r>
-        <w:rPr>
-          <w:rFonts w:ascii="Times New Roman" w:hAnsi="Times New Roman" w:cs="Times New Roman"/>
-          <w:sz w:val="21"/>
-          <w:szCs w:val="21"/>
-          <w:lang w:val="fr-CA"/>
+        </w:rPr>
+        <w:t xml:space="preserve">, Sara Perfetto, </w:t>
+      </w:r>
+      <w:r>
+        <w:rPr>
+          <w:rFonts w:ascii="Times New Roman" w:hAnsi="Times New Roman" w:cs="Times New Roman"/>
+          <w:sz w:val="21"/>
+          <w:szCs w:val="21"/>
         </w:rPr>
         <w:t xml:space="preserve">Isabella Sierra, </w:t>
       </w:r>
@@ -22272,45 +22230,22 @@
           <w:rFonts w:ascii="Times New Roman" w:hAnsi="Times New Roman" w:cs="Times New Roman"/>
           <w:sz w:val="21"/>
           <w:szCs w:val="21"/>
-          <w:lang w:val="fr-CA"/>
-        </w:rPr>
-        <w:t xml:space="preserve">Henri </w:t>
-      </w:r>
-      <w:proofErr w:type="spellStart"/>
-      <w:r>
-        <w:rPr>
-          <w:rFonts w:ascii="Times New Roman" w:hAnsi="Times New Roman" w:cs="Times New Roman"/>
-          <w:sz w:val="21"/>
-          <w:szCs w:val="21"/>
-          <w:lang w:val="fr-CA"/>
-        </w:rPr>
-        <w:t>Lajeunesse</w:t>
-      </w:r>
-      <w:proofErr w:type="spellEnd"/>
-      <w:r>
-        <w:rPr>
-          <w:rFonts w:ascii="Times New Roman" w:hAnsi="Times New Roman" w:cs="Times New Roman"/>
-          <w:sz w:val="21"/>
-          <w:szCs w:val="21"/>
-          <w:lang w:val="fr-CA"/>
-        </w:rPr>
-        <w:t xml:space="preserve">, </w:t>
-      </w:r>
-      <w:r>
-        <w:rPr>
-          <w:rFonts w:ascii="Times New Roman" w:hAnsi="Times New Roman" w:cs="Times New Roman"/>
-          <w:sz w:val="21"/>
-          <w:szCs w:val="21"/>
-          <w:lang w:val="fr-CA"/>
-        </w:rPr>
-        <w:tab/>
-      </w:r>
-      <w:r>
-        <w:rPr>
-          <w:rFonts w:ascii="Times New Roman" w:hAnsi="Times New Roman" w:cs="Times New Roman"/>
-          <w:sz w:val="21"/>
-          <w:szCs w:val="21"/>
-          <w:lang w:val="fr-CA"/>
+        </w:rPr>
+        <w:t xml:space="preserve">Henri Lajeunesse, </w:t>
+      </w:r>
+      <w:r>
+        <w:rPr>
+          <w:rFonts w:ascii="Times New Roman" w:hAnsi="Times New Roman" w:cs="Times New Roman"/>
+          <w:sz w:val="21"/>
+          <w:szCs w:val="21"/>
+        </w:rPr>
+        <w:tab/>
+      </w:r>
+      <w:r>
+        <w:rPr>
+          <w:rFonts w:ascii="Times New Roman" w:hAnsi="Times New Roman" w:cs="Times New Roman"/>
+          <w:sz w:val="21"/>
+          <w:szCs w:val="21"/>
         </w:rPr>
         <w:t>Alexandra</w:t>
       </w:r>
@@ -22319,7 +22254,6 @@
           <w:rFonts w:ascii="Times New Roman" w:hAnsi="Times New Roman" w:cs="Times New Roman"/>
           <w:sz w:val="21"/>
           <w:szCs w:val="21"/>
-          <w:lang w:val="fr-CA"/>
         </w:rPr>
         <w:t xml:space="preserve"> </w:t>
       </w:r>
@@ -22328,7 +22262,6 @@
           <w:rFonts w:ascii="Times New Roman" w:hAnsi="Times New Roman" w:cs="Times New Roman"/>
           <w:sz w:val="21"/>
           <w:szCs w:val="21"/>
-          <w:lang w:val="fr-CA"/>
         </w:rPr>
         <w:t>Potvin</w:t>
       </w:r>
@@ -22337,7 +22270,6 @@
           <w:rFonts w:ascii="Times New Roman" w:hAnsi="Times New Roman" w:cs="Times New Roman"/>
           <w:sz w:val="21"/>
           <w:szCs w:val="21"/>
-          <w:lang w:val="fr-CA"/>
         </w:rPr>
         <w:t xml:space="preserve"> </w:t>
       </w:r>
@@ -22346,7 +22278,6 @@
           <w:rFonts w:ascii="Times New Roman" w:hAnsi="Times New Roman" w:cs="Times New Roman"/>
           <w:sz w:val="21"/>
           <w:szCs w:val="21"/>
-          <w:lang w:val="fr-CA"/>
         </w:rPr>
         <w:t>Desrochers,</w:t>
       </w:r>
@@ -22355,7 +22286,6 @@
           <w:rFonts w:ascii="Times New Roman" w:hAnsi="Times New Roman" w:cs="Times New Roman"/>
           <w:sz w:val="21"/>
           <w:szCs w:val="21"/>
-          <w:lang w:val="fr-CA"/>
         </w:rPr>
         <w:t xml:space="preserve"> </w:t>
       </w:r>
@@ -22364,78 +22294,141 @@
           <w:rFonts w:ascii="Times New Roman" w:hAnsi="Times New Roman" w:cs="Times New Roman"/>
           <w:sz w:val="21"/>
           <w:szCs w:val="21"/>
-          <w:lang w:val="fr-CA"/>
-        </w:rPr>
-        <w:t xml:space="preserve">Chris </w:t>
-      </w:r>
-      <w:proofErr w:type="spellStart"/>
-      <w:r>
-        <w:rPr>
-          <w:rFonts w:ascii="Times New Roman" w:hAnsi="Times New Roman" w:cs="Times New Roman"/>
-          <w:sz w:val="21"/>
-          <w:szCs w:val="21"/>
-          <w:lang w:val="fr-CA"/>
-        </w:rPr>
-        <w:t>Easthope</w:t>
-      </w:r>
-      <w:proofErr w:type="spellEnd"/>
-      <w:r>
-        <w:rPr>
-          <w:rFonts w:ascii="Times New Roman" w:hAnsi="Times New Roman" w:cs="Times New Roman"/>
-          <w:sz w:val="21"/>
-          <w:szCs w:val="21"/>
-          <w:lang w:val="fr-CA"/>
+        </w:rPr>
+        <w:t>Chris Easthope</w:t>
+      </w:r>
+      <w:r>
+        <w:rPr>
+          <w:rFonts w:ascii="Times New Roman" w:hAnsi="Times New Roman" w:cs="Times New Roman"/>
+          <w:sz w:val="21"/>
+          <w:szCs w:val="21"/>
+        </w:rPr>
+        <w:t xml:space="preserve"> Awai</w:t>
+      </w:r>
+      <w:r>
+        <w:rPr>
+          <w:rFonts w:ascii="Times New Roman" w:hAnsi="Times New Roman" w:cs="Times New Roman"/>
+          <w:sz w:val="21"/>
+          <w:szCs w:val="21"/>
+        </w:rPr>
+        <w:t>, Caroline Paquette</w:t>
+      </w:r>
+      <w:r>
+        <w:rPr>
+          <w:rFonts w:ascii="Times New Roman" w:hAnsi="Times New Roman" w:cs="Times New Roman"/>
+          <w:sz w:val="21"/>
+          <w:szCs w:val="21"/>
+        </w:rPr>
+        <w:t xml:space="preserve">. </w:t>
+      </w:r>
+      <w:r>
+        <w:rPr>
+          <w:rFonts w:ascii="Times New Roman" w:hAnsi="Times New Roman" w:cs="Times New Roman"/>
+          <w:sz w:val="21"/>
+          <w:szCs w:val="21"/>
+        </w:rPr>
+        <w:t>“</w:t>
+      </w:r>
+      <w:r>
+        <w:rPr>
+          <w:rFonts w:ascii="Times New Roman" w:hAnsi="Times New Roman" w:cs="Times New Roman"/>
+          <w:sz w:val="21"/>
+          <w:szCs w:val="21"/>
+        </w:rPr>
+        <w:t>Model-Based Gait</w:t>
+      </w:r>
+      <w:r>
+        <w:rPr>
+          <w:rFonts w:ascii="Times New Roman" w:hAnsi="Times New Roman" w:cs="Times New Roman"/>
+          <w:sz w:val="21"/>
+          <w:szCs w:val="21"/>
         </w:rPr>
         <w:t xml:space="preserve"> </w:t>
       </w:r>
-      <w:proofErr w:type="spellStart"/>
-      <w:r>
-        <w:rPr>
-          <w:rFonts w:ascii="Times New Roman" w:hAnsi="Times New Roman" w:cs="Times New Roman"/>
-          <w:sz w:val="21"/>
-          <w:szCs w:val="21"/>
-          <w:lang w:val="fr-CA"/>
-        </w:rPr>
-        <w:t>Awai</w:t>
-      </w:r>
-      <w:proofErr w:type="spellEnd"/>
-      <w:r>
-        <w:rPr>
-          <w:rFonts w:ascii="Times New Roman" w:hAnsi="Times New Roman" w:cs="Times New Roman"/>
-          <w:sz w:val="21"/>
-          <w:szCs w:val="21"/>
-          <w:lang w:val="fr-CA"/>
-        </w:rPr>
-        <w:t>, Caroline Paquette</w:t>
-      </w:r>
-      <w:r>
-        <w:rPr>
-          <w:rFonts w:ascii="Times New Roman" w:hAnsi="Times New Roman" w:cs="Times New Roman"/>
-          <w:sz w:val="21"/>
-          <w:szCs w:val="21"/>
-          <w:lang w:val="fr-CA"/>
+      <w:r>
+        <w:rPr>
+          <w:rFonts w:ascii="Times New Roman" w:hAnsi="Times New Roman" w:cs="Times New Roman"/>
+          <w:sz w:val="21"/>
+          <w:szCs w:val="21"/>
+        </w:rPr>
+        <w:t>Outcomes to Track</w:t>
+      </w:r>
+      <w:r>
+        <w:rPr>
+          <w:rFonts w:ascii="Times New Roman" w:hAnsi="Times New Roman" w:cs="Times New Roman"/>
+          <w:sz w:val="21"/>
+          <w:szCs w:val="21"/>
+        </w:rPr>
+        <w:t xml:space="preserve"> </w:t>
+      </w:r>
+      <w:r>
+        <w:rPr>
+          <w:rFonts w:ascii="Times New Roman" w:hAnsi="Times New Roman" w:cs="Times New Roman"/>
+          <w:sz w:val="21"/>
+          <w:szCs w:val="21"/>
+        </w:rPr>
+        <w:t xml:space="preserve">Parkinson’s </w:t>
+      </w:r>
+      <w:r>
+        <w:rPr>
+          <w:rFonts w:ascii="Times New Roman" w:hAnsi="Times New Roman" w:cs="Times New Roman"/>
+          <w:sz w:val="21"/>
+          <w:szCs w:val="21"/>
+        </w:rPr>
+        <w:tab/>
+        <w:t>Disease Progression ?</w:t>
+      </w:r>
+      <w:r>
+        <w:rPr>
+          <w:rFonts w:ascii="Times New Roman" w:hAnsi="Times New Roman" w:cs="Times New Roman"/>
+          <w:sz w:val="21"/>
+          <w:szCs w:val="21"/>
+        </w:rPr>
+        <w:t>”</w:t>
+      </w:r>
+      <w:r>
+        <w:rPr>
+          <w:rFonts w:ascii="Times New Roman" w:hAnsi="Times New Roman" w:cs="Times New Roman"/>
+          <w:sz w:val="21"/>
+          <w:szCs w:val="21"/>
+        </w:rPr>
+        <w:t xml:space="preserve"> </w:t>
+      </w:r>
+      <w:r>
+        <w:rPr>
+          <w:rFonts w:ascii="Times New Roman" w:hAnsi="Times New Roman" w:cs="Times New Roman"/>
+          <w:i/>
+          <w:iCs/>
+          <w:sz w:val="21"/>
+          <w:szCs w:val="21"/>
+        </w:rPr>
+        <w:t>(2024)</w:t>
+      </w:r>
+      <w:r>
+        <w:rPr>
+          <w:rFonts w:ascii="Times New Roman" w:hAnsi="Times New Roman" w:cs="Times New Roman"/>
+          <w:i/>
+          <w:iCs/>
+          <w:sz w:val="21"/>
+          <w:szCs w:val="21"/>
         </w:rPr>
         <w:t xml:space="preserve">. </w:t>
       </w:r>
       <w:r>
         <w:rPr>
           <w:rFonts w:ascii="Times New Roman" w:hAnsi="Times New Roman" w:cs="Times New Roman"/>
-          <w:sz w:val="21"/>
-          <w:szCs w:val="21"/>
-        </w:rPr>
-        <w:t>“</w:t>
-      </w:r>
-      <w:r>
-        <w:rPr>
-          <w:rFonts w:ascii="Times New Roman" w:hAnsi="Times New Roman" w:cs="Times New Roman"/>
-          <w:sz w:val="21"/>
-          <w:szCs w:val="21"/>
-        </w:rPr>
-        <w:t>Model-Based Gait</w:t>
-      </w:r>
-      <w:r>
-        <w:rPr>
-          <w:rFonts w:ascii="Times New Roman" w:hAnsi="Times New Roman" w:cs="Times New Roman"/>
+          <w:i/>
+          <w:iCs/>
+          <w:sz w:val="21"/>
+          <w:szCs w:val="21"/>
+        </w:rPr>
+        <w:t>At the International Parkinson and</w:t>
+      </w:r>
+      <w:r>
+        <w:rPr>
+          <w:rFonts w:ascii="Times New Roman" w:hAnsi="Times New Roman" w:cs="Times New Roman"/>
+          <w:i/>
+          <w:iCs/>
           <w:sz w:val="21"/>
           <w:szCs w:val="21"/>
         </w:rPr>
@@ -22444,14 +22437,17 @@
       <w:r>
         <w:rPr>
           <w:rFonts w:ascii="Times New Roman" w:hAnsi="Times New Roman" w:cs="Times New Roman"/>
-          <w:sz w:val="21"/>
-          <w:szCs w:val="21"/>
-        </w:rPr>
-        <w:t>Outcomes to Track</w:t>
-      </w:r>
-      <w:r>
-        <w:rPr>
-          <w:rFonts w:ascii="Times New Roman" w:hAnsi="Times New Roman" w:cs="Times New Roman"/>
+          <w:i/>
+          <w:iCs/>
+          <w:sz w:val="21"/>
+          <w:szCs w:val="21"/>
+        </w:rPr>
+        <w:t xml:space="preserve">Movement Disorder Society (MDS) Congress </w:t>
+      </w:r>
+      <w:r>
+        <w:rPr>
+          <w:rFonts w:ascii="Times New Roman" w:hAnsi="Times New Roman" w:cs="Times New Roman"/>
+          <w:color w:val="C00000"/>
           <w:sz w:val="21"/>
           <w:szCs w:val="21"/>
         </w:rPr>
@@ -22460,137 +22456,45 @@
       <w:r>
         <w:rPr>
           <w:rFonts w:ascii="Times New Roman" w:hAnsi="Times New Roman" w:cs="Times New Roman"/>
-          <w:sz w:val="21"/>
-          <w:szCs w:val="21"/>
-        </w:rPr>
-        <w:t xml:space="preserve">Parkinson’s </w:t>
-      </w:r>
-      <w:r>
-        <w:rPr>
-          <w:rFonts w:ascii="Times New Roman" w:hAnsi="Times New Roman" w:cs="Times New Roman"/>
-          <w:sz w:val="21"/>
-          <w:szCs w:val="21"/>
-        </w:rPr>
-        <w:tab/>
-        <w:t>Disease Progression ?</w:t>
-      </w:r>
-      <w:r>
-        <w:rPr>
-          <w:rFonts w:ascii="Times New Roman" w:hAnsi="Times New Roman" w:cs="Times New Roman"/>
-          <w:sz w:val="21"/>
-          <w:szCs w:val="21"/>
-        </w:rPr>
-        <w:t>”</w:t>
-      </w:r>
-      <w:r>
-        <w:rPr>
-          <w:rFonts w:ascii="Times New Roman" w:hAnsi="Times New Roman" w:cs="Times New Roman"/>
-          <w:sz w:val="21"/>
-          <w:szCs w:val="21"/>
+          <w:b/>
+          <w:bCs/>
+          <w:i/>
+          <w:iCs/>
+          <w:sz w:val="21"/>
+          <w:szCs w:val="21"/>
+          <w:lang w:val="en-CA"/>
+        </w:rPr>
+        <w:t>[</w:t>
+      </w:r>
+      <w:r>
+        <w:rPr>
+          <w:rFonts w:ascii="Times New Roman" w:hAnsi="Times New Roman" w:cs="Times New Roman"/>
+          <w:b/>
+          <w:bCs/>
+          <w:i/>
+          <w:iCs/>
+          <w:sz w:val="21"/>
+          <w:szCs w:val="21"/>
+          <w:lang w:val="en-CA"/>
+        </w:rPr>
+        <w:t>2</w:t>
+      </w:r>
+      <w:r>
+        <w:rPr>
+          <w:rFonts w:ascii="Times New Roman" w:hAnsi="Times New Roman" w:cs="Times New Roman"/>
+          <w:b/>
+          <w:bCs/>
+          <w:i/>
+          <w:iCs/>
+          <w:sz w:val="21"/>
+          <w:szCs w:val="21"/>
+          <w:lang w:val="en-CA"/>
         </w:rPr>
         <w:t xml:space="preserve"> </w:t>
       </w:r>
       <w:r>
         <w:rPr>
           <w:rFonts w:ascii="Times New Roman" w:hAnsi="Times New Roman" w:cs="Times New Roman"/>
-          <w:i/>
-          <w:iCs/>
-          <w:sz w:val="21"/>
-          <w:szCs w:val="21"/>
-        </w:rPr>
-        <w:t>(2024)</w:t>
-      </w:r>
-      <w:r>
-        <w:rPr>
-          <w:rFonts w:ascii="Times New Roman" w:hAnsi="Times New Roman" w:cs="Times New Roman"/>
-          <w:i/>
-          <w:iCs/>
-          <w:sz w:val="21"/>
-          <w:szCs w:val="21"/>
-        </w:rPr>
-        <w:t xml:space="preserve">. </w:t>
-      </w:r>
-      <w:r>
-        <w:rPr>
-          <w:rFonts w:ascii="Times New Roman" w:hAnsi="Times New Roman" w:cs="Times New Roman"/>
-          <w:i/>
-          <w:iCs/>
-          <w:sz w:val="21"/>
-          <w:szCs w:val="21"/>
-        </w:rPr>
-        <w:t>At the International Parkinson and</w:t>
-      </w:r>
-      <w:r>
-        <w:rPr>
-          <w:rFonts w:ascii="Times New Roman" w:hAnsi="Times New Roman" w:cs="Times New Roman"/>
-          <w:i/>
-          <w:iCs/>
-          <w:sz w:val="21"/>
-          <w:szCs w:val="21"/>
-        </w:rPr>
-        <w:t xml:space="preserve"> </w:t>
-      </w:r>
-      <w:r>
-        <w:rPr>
-          <w:rFonts w:ascii="Times New Roman" w:hAnsi="Times New Roman" w:cs="Times New Roman"/>
-          <w:i/>
-          <w:iCs/>
-          <w:sz w:val="21"/>
-          <w:szCs w:val="21"/>
-        </w:rPr>
-        <w:t xml:space="preserve">Movement Disorder Society (MDS) Congress </w:t>
-      </w:r>
-      <w:r>
-        <w:rPr>
-          <w:rFonts w:ascii="Times New Roman" w:hAnsi="Times New Roman" w:cs="Times New Roman"/>
-          <w:color w:val="C00000"/>
-          <w:sz w:val="21"/>
-          <w:szCs w:val="21"/>
-        </w:rPr>
-        <w:t xml:space="preserve"> </w:t>
-      </w:r>
-      <w:r>
-        <w:rPr>
-          <w:rFonts w:ascii="Times New Roman" w:hAnsi="Times New Roman" w:cs="Times New Roman"/>
-          <w:b/>
-          <w:bCs/>
-          <w:i/>
-          <w:iCs/>
-          <w:sz w:val="21"/>
-          <w:szCs w:val="21"/>
-          <w:lang w:val="en-CA"/>
-        </w:rPr>
-        <w:t>[</w:t>
-      </w:r>
-      <w:r>
-        <w:rPr>
-          <w:rFonts w:ascii="Times New Roman" w:hAnsi="Times New Roman" w:cs="Times New Roman"/>
-          <w:b/>
-          <w:bCs/>
-          <w:i/>
-          <w:iCs/>
-          <w:sz w:val="21"/>
-          <w:szCs w:val="21"/>
-          <w:lang w:val="en-CA"/>
-        </w:rPr>
-        <w:t>2</w:t>
-      </w:r>
-      <w:r>
-        <w:rPr>
-          <w:rFonts w:ascii="Times New Roman" w:hAnsi="Times New Roman" w:cs="Times New Roman"/>
-          <w:b/>
-          <w:bCs/>
-          <w:i/>
-          <w:iCs/>
-          <w:sz w:val="21"/>
-          <w:szCs w:val="21"/>
-          <w:lang w:val="en-CA"/>
-        </w:rPr>
-        <w:t xml:space="preserve"> </w:t>
-      </w:r>
-      <w:r>
-        <w:rPr>
-          <w:rFonts w:ascii="Times New Roman" w:hAnsi="Times New Roman" w:cs="Times New Roman"/>
           <w:b/>
           <w:bCs/>
           <w:i/>
@@ -22612,20 +22516,7 @@
           <w:szCs w:val="21"/>
           <w:lang w:val="en-CA"/>
         </w:rPr>
-        <w:t xml:space="preserve">, </w:t>
-      </w:r>
-      <w:r>
-        <w:rPr>
-          <w:rFonts w:ascii="Times New Roman" w:hAnsi="Times New Roman" w:cs="Times New Roman"/>
-          <w:b/>
-          <w:bCs/>
-          <w:i/>
-          <w:iCs/>
-          <w:sz w:val="21"/>
-          <w:szCs w:val="21"/>
-          <w:lang w:val="en-CA"/>
-        </w:rPr>
-        <w:t>Top venue in Parkinson’s Disease</w:t>
+        <w:t>, Top venue in Parkinson’s Disease</w:t>
       </w:r>
       <w:r>
         <w:rPr>
@@ -23084,33 +22975,7 @@
           <w:szCs w:val="21"/>
           <w:lang w:val="en-CA"/>
         </w:rPr>
-        <w:t xml:space="preserve">Top venue in </w:t>
-      </w:r>
-      <w:r>
-        <w:rPr>
-          <w:rFonts w:ascii="Times New Roman" w:hAnsi="Times New Roman" w:cs="Times New Roman"/>
-          <w:b/>
-          <w:bCs/>
-          <w:i/>
-          <w:iCs/>
-          <w:sz w:val="21"/>
-          <w:szCs w:val="21"/>
-          <w:lang w:val="en-CA"/>
-        </w:rPr>
-        <w:t>Parkinson’s Disease</w:t>
-      </w:r>
-      <w:r>
-        <w:rPr>
-          <w:rFonts w:ascii="Times New Roman" w:hAnsi="Times New Roman" w:cs="Times New Roman"/>
-          <w:b/>
-          <w:bCs/>
-          <w:i/>
-          <w:iCs/>
-          <w:sz w:val="21"/>
-          <w:szCs w:val="21"/>
-          <w:lang w:val="en-CA"/>
-        </w:rPr>
-        <w:t>]</w:t>
+        <w:t>Top venue in Parkinson’s Disease]</w:t>
       </w:r>
     </w:p>
     <w:p>
@@ -23545,33 +23410,7 @@
           <w:szCs w:val="21"/>
           <w:lang w:val="en-CA"/>
         </w:rPr>
-        <w:t xml:space="preserve">Top venue in </w:t>
-      </w:r>
-      <w:r>
-        <w:rPr>
-          <w:rFonts w:ascii="Times New Roman" w:hAnsi="Times New Roman" w:cs="Times New Roman"/>
-          <w:b/>
-          <w:bCs/>
-          <w:i/>
-          <w:iCs/>
-          <w:sz w:val="21"/>
-          <w:szCs w:val="21"/>
-          <w:lang w:val="en-CA"/>
-        </w:rPr>
-        <w:t>Neurosciences</w:t>
-      </w:r>
-      <w:r>
-        <w:rPr>
-          <w:rFonts w:ascii="Times New Roman" w:hAnsi="Times New Roman" w:cs="Times New Roman"/>
-          <w:b/>
-          <w:bCs/>
-          <w:i/>
-          <w:iCs/>
-          <w:sz w:val="21"/>
-          <w:szCs w:val="21"/>
-          <w:lang w:val="en-CA"/>
-        </w:rPr>
-        <w:t>]</w:t>
+        <w:t>Top venue in Neurosciences]</w:t>
       </w:r>
     </w:p>
     <w:p>
@@ -24071,7 +23910,6 @@
           <w:iCs/>
           <w:sz w:val="21"/>
           <w:szCs w:val="21"/>
-          <w:lang w:val="fr-CA"/>
         </w:rPr>
         <w:t xml:space="preserve"> </w:t>
       </w:r>
@@ -24082,7 +23920,6 @@
           <w:iCs/>
           <w:sz w:val="21"/>
           <w:szCs w:val="21"/>
-          <w:lang w:val="fr-CA"/>
         </w:rPr>
         <w:t>P.</w:t>
       </w:r>
@@ -24093,7 +23930,6 @@
           <w:iCs/>
           <w:sz w:val="21"/>
           <w:szCs w:val="21"/>
-          <w:lang w:val="fr-CA"/>
         </w:rPr>
         <w:t>05</w:t>
       </w:r>
@@ -24104,18 +23940,16 @@
           <w:iCs/>
           <w:sz w:val="21"/>
           <w:szCs w:val="21"/>
-          <w:lang w:val="fr-CA"/>
-        </w:rPr>
-        <w:tab/>
-      </w:r>
-      <w:r>
-        <w:rPr>
-          <w:rFonts w:ascii="Times New Roman" w:hAnsi="Times New Roman" w:cs="Times New Roman"/>
-          <w:b/>
-          <w:bCs/>
-          <w:sz w:val="21"/>
-          <w:szCs w:val="21"/>
-          <w:lang w:val="fr-CA"/>
+        </w:rPr>
+        <w:tab/>
+      </w:r>
+      <w:r>
+        <w:rPr>
+          <w:rFonts w:ascii="Times New Roman" w:hAnsi="Times New Roman" w:cs="Times New Roman"/>
+          <w:b/>
+          <w:bCs/>
+          <w:sz w:val="21"/>
+          <w:szCs w:val="21"/>
         </w:rPr>
         <w:t>Cyrille E. Mvomo</w:t>
       </w:r>
@@ -24124,7 +23958,6 @@
           <w:rFonts w:ascii="Times New Roman" w:hAnsi="Times New Roman" w:cs="Times New Roman"/>
           <w:sz w:val="21"/>
           <w:szCs w:val="21"/>
-          <w:lang w:val="fr-CA"/>
         </w:rPr>
         <w:t xml:space="preserve">, </w:t>
       </w:r>
@@ -24133,7 +23966,6 @@
           <w:rFonts w:ascii="Times New Roman" w:hAnsi="Times New Roman" w:cs="Times New Roman"/>
           <w:sz w:val="21"/>
           <w:szCs w:val="21"/>
-          <w:lang w:val="fr-CA"/>
         </w:rPr>
         <w:t xml:space="preserve">Jordan Bedime </w:t>
       </w:r>
@@ -24143,7 +23975,6 @@
           <w:rFonts w:ascii="Times New Roman" w:hAnsi="Times New Roman" w:cs="Times New Roman"/>
           <w:sz w:val="21"/>
           <w:szCs w:val="21"/>
-          <w:lang w:val="fr-CA"/>
         </w:rPr>
         <w:t>Songue</w:t>
       </w:r>
@@ -24153,7 +23984,6 @@
           <w:rFonts w:ascii="Times New Roman" w:hAnsi="Times New Roman" w:cs="Times New Roman"/>
           <w:sz w:val="21"/>
           <w:szCs w:val="21"/>
-          <w:lang w:val="fr-CA"/>
         </w:rPr>
         <w:t xml:space="preserve"> </w:t>
       </w:r>
@@ -24163,7 +23993,6 @@
           <w:rFonts w:ascii="Times New Roman" w:hAnsi="Times New Roman" w:cs="Times New Roman"/>
           <w:sz w:val="21"/>
           <w:szCs w:val="21"/>
-          <w:lang w:val="fr-CA"/>
         </w:rPr>
         <w:t>Nijki</w:t>
       </w:r>
@@ -24173,65 +24002,22 @@
           <w:rFonts w:ascii="Times New Roman" w:hAnsi="Times New Roman" w:cs="Times New Roman"/>
           <w:sz w:val="21"/>
           <w:szCs w:val="21"/>
-          <w:lang w:val="fr-CA"/>
-        </w:rPr>
-        <w:t xml:space="preserve">, Sara </w:t>
-      </w:r>
-      <w:proofErr w:type="spellStart"/>
-      <w:r>
-        <w:rPr>
-          <w:rFonts w:ascii="Times New Roman" w:hAnsi="Times New Roman" w:cs="Times New Roman"/>
-          <w:sz w:val="21"/>
-          <w:szCs w:val="21"/>
-          <w:lang w:val="fr-CA"/>
-        </w:rPr>
-        <w:t>Perfetto</w:t>
-      </w:r>
-      <w:proofErr w:type="spellEnd"/>
-      <w:r>
-        <w:rPr>
-          <w:rFonts w:ascii="Times New Roman" w:hAnsi="Times New Roman" w:cs="Times New Roman"/>
-          <w:sz w:val="21"/>
-          <w:szCs w:val="21"/>
-          <w:lang w:val="fr-CA"/>
-        </w:rPr>
-        <w:t xml:space="preserve">, Henri </w:t>
-      </w:r>
-      <w:proofErr w:type="spellStart"/>
-      <w:r>
-        <w:rPr>
-          <w:rFonts w:ascii="Times New Roman" w:hAnsi="Times New Roman" w:cs="Times New Roman"/>
-          <w:sz w:val="21"/>
-          <w:szCs w:val="21"/>
-          <w:lang w:val="fr-CA"/>
-        </w:rPr>
-        <w:t>Lajeunesse</w:t>
-      </w:r>
-      <w:proofErr w:type="spellEnd"/>
-      <w:r>
-        <w:rPr>
-          <w:rFonts w:ascii="Times New Roman" w:hAnsi="Times New Roman" w:cs="Times New Roman"/>
-          <w:sz w:val="21"/>
-          <w:szCs w:val="21"/>
-          <w:lang w:val="fr-CA"/>
-        </w:rPr>
-        <w:t xml:space="preserve">, Isabella Sierra, </w:t>
-      </w:r>
-      <w:r>
-        <w:rPr>
-          <w:rFonts w:ascii="Times New Roman" w:hAnsi="Times New Roman" w:cs="Times New Roman"/>
-          <w:sz w:val="21"/>
-          <w:szCs w:val="21"/>
-          <w:lang w:val="fr-CA"/>
-        </w:rPr>
-        <w:tab/>
-      </w:r>
-      <w:r>
-        <w:rPr>
-          <w:rFonts w:ascii="Times New Roman" w:hAnsi="Times New Roman" w:cs="Times New Roman"/>
-          <w:sz w:val="21"/>
-          <w:szCs w:val="21"/>
-          <w:lang w:val="fr-CA"/>
+        </w:rPr>
+        <w:t xml:space="preserve">, Sara Perfetto, Henri Lajeunesse, Isabella Sierra, </w:t>
+      </w:r>
+      <w:r>
+        <w:rPr>
+          <w:rFonts w:ascii="Times New Roman" w:hAnsi="Times New Roman" w:cs="Times New Roman"/>
+          <w:sz w:val="21"/>
+          <w:szCs w:val="21"/>
+        </w:rPr>
+        <w:tab/>
+      </w:r>
+      <w:r>
+        <w:rPr>
+          <w:rFonts w:ascii="Times New Roman" w:hAnsi="Times New Roman" w:cs="Times New Roman"/>
+          <w:sz w:val="21"/>
+          <w:szCs w:val="21"/>
         </w:rPr>
         <w:t>Alexandra Potvin-Desrochers, Caroline Paquette</w:t>
       </w:r>
@@ -24240,7 +24026,6 @@
           <w:rFonts w:ascii="Times New Roman" w:hAnsi="Times New Roman" w:cs="Times New Roman"/>
           <w:sz w:val="21"/>
           <w:szCs w:val="21"/>
-          <w:lang w:val="fr-CA"/>
         </w:rPr>
         <w:t xml:space="preserve">. </w:t>
       </w:r>
@@ -24367,7 +24152,7 @@
           <w:iCs/>
           <w:sz w:val="21"/>
           <w:szCs w:val="21"/>
-          <w:lang w:val="en-CA"/>
+          <w:lang w:val="fr-CA"/>
         </w:rPr>
       </w:pPr>
       <w:r>
@@ -24438,9 +24223,198 @@
           <w:iCs/>
           <w:sz w:val="21"/>
           <w:szCs w:val="21"/>
+        </w:rPr>
+        <w:t xml:space="preserve"> P.04</w:t>
+      </w:r>
+      <w:r>
+        <w:rPr>
+          <w:rFonts w:ascii="Times New Roman" w:hAnsi="Times New Roman" w:cs="Times New Roman"/>
+          <w:i/>
+          <w:iCs/>
+          <w:sz w:val="21"/>
+          <w:szCs w:val="21"/>
+        </w:rPr>
+        <w:tab/>
+      </w:r>
+      <w:r>
+        <w:rPr>
+          <w:rFonts w:ascii="Times New Roman" w:hAnsi="Times New Roman" w:cs="Times New Roman"/>
+          <w:i/>
+          <w:iCs/>
+          <w:sz w:val="21"/>
+          <w:szCs w:val="21"/>
+        </w:rPr>
+        <w:tab/>
+      </w:r>
+      <w:r>
+        <w:rPr>
+          <w:rFonts w:ascii="Times New Roman" w:hAnsi="Times New Roman" w:cs="Times New Roman"/>
+          <w:b/>
+          <w:bCs/>
+          <w:sz w:val="21"/>
+          <w:szCs w:val="21"/>
+        </w:rPr>
+        <w:t>Cyrille E. Mvomo</w:t>
+      </w:r>
+      <w:r>
+        <w:rPr>
+          <w:rFonts w:ascii="Times New Roman" w:hAnsi="Times New Roman" w:cs="Times New Roman"/>
+          <w:sz w:val="21"/>
+          <w:szCs w:val="21"/>
+        </w:rPr>
+        <w:t xml:space="preserve">, </w:t>
+      </w:r>
+      <w:r>
+        <w:rPr>
+          <w:rFonts w:ascii="Times New Roman" w:hAnsi="Times New Roman" w:cs="Times New Roman"/>
+          <w:sz w:val="21"/>
+          <w:szCs w:val="21"/>
+        </w:rPr>
+        <w:t xml:space="preserve">Jordan Bedime </w:t>
+      </w:r>
+      <w:proofErr w:type="spellStart"/>
+      <w:r>
+        <w:rPr>
+          <w:rFonts w:ascii="Times New Roman" w:hAnsi="Times New Roman" w:cs="Times New Roman"/>
+          <w:sz w:val="21"/>
+          <w:szCs w:val="21"/>
+        </w:rPr>
+        <w:t>Songue</w:t>
+      </w:r>
+      <w:proofErr w:type="spellEnd"/>
+      <w:r>
+        <w:rPr>
+          <w:rFonts w:ascii="Times New Roman" w:hAnsi="Times New Roman" w:cs="Times New Roman"/>
+          <w:sz w:val="21"/>
+          <w:szCs w:val="21"/>
+        </w:rPr>
+        <w:t xml:space="preserve"> </w:t>
+      </w:r>
+      <w:proofErr w:type="spellStart"/>
+      <w:r>
+        <w:rPr>
+          <w:rFonts w:ascii="Times New Roman" w:hAnsi="Times New Roman" w:cs="Times New Roman"/>
+          <w:sz w:val="21"/>
+          <w:szCs w:val="21"/>
+        </w:rPr>
+        <w:t>Nijki</w:t>
+      </w:r>
+      <w:proofErr w:type="spellEnd"/>
+      <w:r>
+        <w:rPr>
+          <w:rFonts w:ascii="Times New Roman" w:hAnsi="Times New Roman" w:cs="Times New Roman"/>
+          <w:sz w:val="21"/>
+          <w:szCs w:val="21"/>
+        </w:rPr>
+        <w:t>, Sara Perfetto, Henri Lajeunesse, Isabella Sierra, Alexandr</w:t>
+      </w:r>
+      <w:r>
+        <w:rPr>
+          <w:rFonts w:ascii="Times New Roman" w:hAnsi="Times New Roman" w:cs="Times New Roman"/>
+          <w:sz w:val="21"/>
+          <w:szCs w:val="21"/>
+        </w:rPr>
+        <w:t>a</w:t>
+      </w:r>
+      <w:r>
+        <w:rPr>
+          <w:rFonts w:ascii="Times New Roman" w:hAnsi="Times New Roman" w:cs="Times New Roman"/>
+          <w:sz w:val="21"/>
+          <w:szCs w:val="21"/>
+        </w:rPr>
+        <w:t xml:space="preserve"> </w:t>
+      </w:r>
+      <w:r>
+        <w:rPr>
+          <w:rFonts w:ascii="Times New Roman" w:hAnsi="Times New Roman" w:cs="Times New Roman"/>
+          <w:sz w:val="21"/>
+          <w:szCs w:val="21"/>
+        </w:rPr>
+        <w:t xml:space="preserve">Potvin-Desrochers, Caroline Paquette. </w:t>
+      </w:r>
+      <w:r>
+        <w:rPr>
+          <w:rFonts w:ascii="Times New Roman" w:hAnsi="Times New Roman" w:cs="Times New Roman"/>
+          <w:sz w:val="21"/>
+          <w:szCs w:val="21"/>
+          <w:lang w:val="en-CA"/>
+        </w:rPr>
+        <w:t>“</w:t>
+      </w:r>
+      <w:r>
+        <w:rPr>
+          <w:rFonts w:ascii="Times New Roman" w:hAnsi="Times New Roman" w:cs="Times New Roman"/>
+          <w:sz w:val="21"/>
+          <w:szCs w:val="21"/>
+        </w:rPr>
+        <w:t>A gait model that reflects measures of</w:t>
+      </w:r>
+      <w:r>
+        <w:rPr>
+          <w:rFonts w:ascii="Times New Roman" w:hAnsi="Times New Roman" w:cs="Times New Roman"/>
+          <w:sz w:val="21"/>
+          <w:szCs w:val="21"/>
+        </w:rPr>
+        <w:t xml:space="preserve"> </w:t>
+      </w:r>
+      <w:r>
+        <w:rPr>
+          <w:rFonts w:ascii="Times New Roman" w:hAnsi="Times New Roman" w:cs="Times New Roman"/>
+          <w:sz w:val="21"/>
+          <w:szCs w:val="21"/>
+        </w:rPr>
+        <w:t>symptoms severity</w:t>
+      </w:r>
+      <w:r>
+        <w:rPr>
+          <w:rFonts w:ascii="Times New Roman" w:hAnsi="Times New Roman" w:cs="Times New Roman"/>
+          <w:sz w:val="21"/>
+          <w:szCs w:val="21"/>
+        </w:rPr>
+        <w:t xml:space="preserve"> </w:t>
+      </w:r>
+      <w:r>
+        <w:rPr>
+          <w:rFonts w:ascii="Times New Roman" w:hAnsi="Times New Roman" w:cs="Times New Roman"/>
+          <w:sz w:val="21"/>
+          <w:szCs w:val="21"/>
+        </w:rPr>
+        <w:t>in Parkinson’s disease</w:t>
+      </w:r>
+      <w:r>
+        <w:rPr>
+          <w:rFonts w:ascii="Times New Roman" w:hAnsi="Times New Roman" w:cs="Times New Roman"/>
+          <w:sz w:val="21"/>
+          <w:szCs w:val="21"/>
+        </w:rPr>
+        <w:t xml:space="preserve"> : A Pilot Study</w:t>
+      </w:r>
+      <w:r>
+        <w:rPr>
+          <w:rFonts w:ascii="Times New Roman" w:hAnsi="Times New Roman" w:cs="Times New Roman"/>
+          <w:sz w:val="21"/>
+          <w:szCs w:val="21"/>
+        </w:rPr>
+        <w:t>”</w:t>
+      </w:r>
+      <w:r>
+        <w:rPr>
+          <w:rFonts w:ascii="Times New Roman" w:hAnsi="Times New Roman" w:cs="Times New Roman"/>
+          <w:sz w:val="21"/>
+          <w:szCs w:val="21"/>
+        </w:rPr>
+        <w:t xml:space="preserve">. </w:t>
+      </w:r>
+      <w:r>
+        <w:rPr>
+          <w:rFonts w:ascii="Times New Roman" w:hAnsi="Times New Roman" w:cs="Times New Roman"/>
+          <w:i/>
+          <w:iCs/>
+          <w:sz w:val="21"/>
+          <w:szCs w:val="21"/>
           <w:lang w:val="fr-CA"/>
         </w:rPr>
-        <w:t xml:space="preserve"> P.04</w:t>
+        <w:t xml:space="preserve">(2024). </w:t>
       </w:r>
       <w:r>
         <w:rPr>
@@ -24451,7 +24425,7 @@
           <w:szCs w:val="21"/>
           <w:lang w:val="fr-CA"/>
         </w:rPr>
-        <w:tab/>
+        <w:t>At</w:t>
       </w:r>
       <w:r>
         <w:rPr>
@@ -24462,260 +24436,31 @@
           <w:szCs w:val="21"/>
           <w:lang w:val="fr-CA"/>
         </w:rPr>
-        <w:tab/>
-      </w:r>
-      <w:r>
-        <w:rPr>
-          <w:rFonts w:ascii="Times New Roman" w:hAnsi="Times New Roman" w:cs="Times New Roman"/>
-          <w:b/>
-          <w:bCs/>
+        <w:t xml:space="preserve"> McGill </w:t>
+      </w:r>
+      <w:proofErr w:type="spellStart"/>
+      <w:r>
+        <w:rPr>
+          <w:rFonts w:ascii="Times New Roman" w:hAnsi="Times New Roman" w:cs="Times New Roman"/>
+          <w:i/>
+          <w:iCs/>
           <w:sz w:val="21"/>
           <w:szCs w:val="21"/>
           <w:lang w:val="fr-CA"/>
         </w:rPr>
-        <w:t>Cyrille E. Mvomo</w:t>
-      </w:r>
-      <w:r>
-        <w:rPr>
-          <w:rFonts w:ascii="Times New Roman" w:hAnsi="Times New Roman" w:cs="Times New Roman"/>
+        <w:t>Minds</w:t>
+      </w:r>
+      <w:proofErr w:type="spellEnd"/>
+      <w:r>
+        <w:rPr>
+          <w:rFonts w:ascii="Times New Roman" w:hAnsi="Times New Roman" w:cs="Times New Roman"/>
+          <w:i/>
+          <w:iCs/>
           <w:sz w:val="21"/>
           <w:szCs w:val="21"/>
           <w:lang w:val="fr-CA"/>
         </w:rPr>
-        <w:t xml:space="preserve">, </w:t>
-      </w:r>
-      <w:r>
-        <w:rPr>
-          <w:rFonts w:ascii="Times New Roman" w:hAnsi="Times New Roman" w:cs="Times New Roman"/>
-          <w:sz w:val="21"/>
-          <w:szCs w:val="21"/>
-          <w:lang w:val="fr-CA"/>
-        </w:rPr>
-        <w:t xml:space="preserve">Jordan Bedime </w:t>
-      </w:r>
-      <w:proofErr w:type="spellStart"/>
-      <w:r>
-        <w:rPr>
-          <w:rFonts w:ascii="Times New Roman" w:hAnsi="Times New Roman" w:cs="Times New Roman"/>
-          <w:sz w:val="21"/>
-          <w:szCs w:val="21"/>
-          <w:lang w:val="fr-CA"/>
-        </w:rPr>
-        <w:t>Songue</w:t>
-      </w:r>
-      <w:proofErr w:type="spellEnd"/>
-      <w:r>
-        <w:rPr>
-          <w:rFonts w:ascii="Times New Roman" w:hAnsi="Times New Roman" w:cs="Times New Roman"/>
-          <w:sz w:val="21"/>
-          <w:szCs w:val="21"/>
-          <w:lang w:val="fr-CA"/>
-        </w:rPr>
-        <w:t xml:space="preserve"> </w:t>
-      </w:r>
-      <w:proofErr w:type="spellStart"/>
-      <w:r>
-        <w:rPr>
-          <w:rFonts w:ascii="Times New Roman" w:hAnsi="Times New Roman" w:cs="Times New Roman"/>
-          <w:sz w:val="21"/>
-          <w:szCs w:val="21"/>
-          <w:lang w:val="fr-CA"/>
-        </w:rPr>
-        <w:t>Nijki</w:t>
-      </w:r>
-      <w:proofErr w:type="spellEnd"/>
-      <w:r>
-        <w:rPr>
-          <w:rFonts w:ascii="Times New Roman" w:hAnsi="Times New Roman" w:cs="Times New Roman"/>
-          <w:sz w:val="21"/>
-          <w:szCs w:val="21"/>
-          <w:lang w:val="fr-CA"/>
-        </w:rPr>
-        <w:t xml:space="preserve">, Sara </w:t>
-      </w:r>
-      <w:proofErr w:type="spellStart"/>
-      <w:r>
-        <w:rPr>
-          <w:rFonts w:ascii="Times New Roman" w:hAnsi="Times New Roman" w:cs="Times New Roman"/>
-          <w:sz w:val="21"/>
-          <w:szCs w:val="21"/>
-          <w:lang w:val="fr-CA"/>
-        </w:rPr>
-        <w:t>Perfetto</w:t>
-      </w:r>
-      <w:proofErr w:type="spellEnd"/>
-      <w:r>
-        <w:rPr>
-          <w:rFonts w:ascii="Times New Roman" w:hAnsi="Times New Roman" w:cs="Times New Roman"/>
-          <w:sz w:val="21"/>
-          <w:szCs w:val="21"/>
-          <w:lang w:val="fr-CA"/>
-        </w:rPr>
-        <w:t xml:space="preserve">, Henri </w:t>
-      </w:r>
-      <w:proofErr w:type="spellStart"/>
-      <w:r>
-        <w:rPr>
-          <w:rFonts w:ascii="Times New Roman" w:hAnsi="Times New Roman" w:cs="Times New Roman"/>
-          <w:sz w:val="21"/>
-          <w:szCs w:val="21"/>
-          <w:lang w:val="fr-CA"/>
-        </w:rPr>
-        <w:t>Lajeunesse</w:t>
-      </w:r>
-      <w:proofErr w:type="spellEnd"/>
-      <w:r>
-        <w:rPr>
-          <w:rFonts w:ascii="Times New Roman" w:hAnsi="Times New Roman" w:cs="Times New Roman"/>
-          <w:sz w:val="21"/>
-          <w:szCs w:val="21"/>
-          <w:lang w:val="fr-CA"/>
-        </w:rPr>
-        <w:t>, Isabella Sierra, Alexandr</w:t>
-      </w:r>
-      <w:r>
-        <w:rPr>
-          <w:rFonts w:ascii="Times New Roman" w:hAnsi="Times New Roman" w:cs="Times New Roman"/>
-          <w:sz w:val="21"/>
-          <w:szCs w:val="21"/>
-          <w:lang w:val="fr-CA"/>
-        </w:rPr>
-        <w:t>a</w:t>
-      </w:r>
-      <w:r>
-        <w:rPr>
-          <w:rFonts w:ascii="Times New Roman" w:hAnsi="Times New Roman" w:cs="Times New Roman"/>
-          <w:sz w:val="21"/>
-          <w:szCs w:val="21"/>
-          <w:lang w:val="fr-CA"/>
-        </w:rPr>
-        <w:t xml:space="preserve"> </w:t>
-      </w:r>
-      <w:r>
-        <w:rPr>
-          <w:rFonts w:ascii="Times New Roman" w:hAnsi="Times New Roman" w:cs="Times New Roman"/>
-          <w:sz w:val="21"/>
-          <w:szCs w:val="21"/>
-          <w:lang w:val="fr-CA"/>
-        </w:rPr>
-        <w:t xml:space="preserve">Potvin-Desrochers, Caroline Paquette. </w:t>
-      </w:r>
-      <w:r>
-        <w:rPr>
-          <w:rFonts w:ascii="Times New Roman" w:hAnsi="Times New Roman" w:cs="Times New Roman"/>
-          <w:sz w:val="21"/>
-          <w:szCs w:val="21"/>
-          <w:lang w:val="en-CA"/>
-        </w:rPr>
-        <w:t>“</w:t>
-      </w:r>
-      <w:r>
-        <w:rPr>
-          <w:rFonts w:ascii="Times New Roman" w:hAnsi="Times New Roman" w:cs="Times New Roman"/>
-          <w:sz w:val="21"/>
-          <w:szCs w:val="21"/>
-        </w:rPr>
-        <w:t>A gait model that reflects measures of</w:t>
-      </w:r>
-      <w:r>
-        <w:rPr>
-          <w:rFonts w:ascii="Times New Roman" w:hAnsi="Times New Roman" w:cs="Times New Roman"/>
-          <w:sz w:val="21"/>
-          <w:szCs w:val="21"/>
-        </w:rPr>
-        <w:t xml:space="preserve"> </w:t>
-      </w:r>
-      <w:r>
-        <w:rPr>
-          <w:rFonts w:ascii="Times New Roman" w:hAnsi="Times New Roman" w:cs="Times New Roman"/>
-          <w:sz w:val="21"/>
-          <w:szCs w:val="21"/>
-        </w:rPr>
-        <w:t>symptoms severity</w:t>
-      </w:r>
-      <w:r>
-        <w:rPr>
-          <w:rFonts w:ascii="Times New Roman" w:hAnsi="Times New Roman" w:cs="Times New Roman"/>
-          <w:sz w:val="21"/>
-          <w:szCs w:val="21"/>
-        </w:rPr>
-        <w:t xml:space="preserve"> </w:t>
-      </w:r>
-      <w:r>
-        <w:rPr>
-          <w:rFonts w:ascii="Times New Roman" w:hAnsi="Times New Roman" w:cs="Times New Roman"/>
-          <w:sz w:val="21"/>
-          <w:szCs w:val="21"/>
-        </w:rPr>
-        <w:t>in Parkinson’s disease</w:t>
-      </w:r>
-      <w:r>
-        <w:rPr>
-          <w:rFonts w:ascii="Times New Roman" w:hAnsi="Times New Roman" w:cs="Times New Roman"/>
-          <w:sz w:val="21"/>
-          <w:szCs w:val="21"/>
-        </w:rPr>
-        <w:t xml:space="preserve"> : A Pilot Study</w:t>
-      </w:r>
-      <w:r>
-        <w:rPr>
-          <w:rFonts w:ascii="Times New Roman" w:hAnsi="Times New Roman" w:cs="Times New Roman"/>
-          <w:sz w:val="21"/>
-          <w:szCs w:val="21"/>
-        </w:rPr>
-        <w:t>”</w:t>
-      </w:r>
-      <w:r>
-        <w:rPr>
-          <w:rFonts w:ascii="Times New Roman" w:hAnsi="Times New Roman" w:cs="Times New Roman"/>
-          <w:sz w:val="21"/>
-          <w:szCs w:val="21"/>
-        </w:rPr>
-        <w:t xml:space="preserve">. </w:t>
-      </w:r>
-      <w:r>
-        <w:rPr>
-          <w:rFonts w:ascii="Times New Roman" w:hAnsi="Times New Roman" w:cs="Times New Roman"/>
-          <w:i/>
-          <w:iCs/>
-          <w:sz w:val="21"/>
-          <w:szCs w:val="21"/>
-          <w:lang w:val="en-CA"/>
-        </w:rPr>
-        <w:t>(2024)</w:t>
-      </w:r>
-      <w:r>
-        <w:rPr>
-          <w:rFonts w:ascii="Times New Roman" w:hAnsi="Times New Roman" w:cs="Times New Roman"/>
-          <w:i/>
-          <w:iCs/>
-          <w:sz w:val="21"/>
-          <w:szCs w:val="21"/>
-          <w:lang w:val="en-CA"/>
-        </w:rPr>
-        <w:t xml:space="preserve">. </w:t>
-      </w:r>
-      <w:r>
-        <w:rPr>
-          <w:rFonts w:ascii="Times New Roman" w:hAnsi="Times New Roman" w:cs="Times New Roman"/>
-          <w:i/>
-          <w:iCs/>
-          <w:sz w:val="21"/>
-          <w:szCs w:val="21"/>
-          <w:lang w:val="en-CA"/>
-        </w:rPr>
-        <w:t>At</w:t>
-      </w:r>
-      <w:r>
-        <w:rPr>
-          <w:rFonts w:ascii="Times New Roman" w:hAnsi="Times New Roman" w:cs="Times New Roman"/>
-          <w:i/>
-          <w:iCs/>
-          <w:sz w:val="21"/>
-          <w:szCs w:val="21"/>
-          <w:lang w:val="en-CA"/>
-        </w:rPr>
-        <w:t xml:space="preserve"> McGill Minds in Motion Conference</w:t>
+        <w:t xml:space="preserve"> in Motion Conference</w:t>
       </w:r>
     </w:p>
     <w:p>
@@ -24743,7 +24488,7 @@
           <w:iCs/>
           <w:sz w:val="21"/>
           <w:szCs w:val="21"/>
-          <w:lang w:val="en-CA"/>
+          <w:lang w:val="fr-CA"/>
         </w:rPr>
         <w:tab/>
       </w:r>
@@ -25842,20 +25587,7 @@
           <w:szCs w:val="21"/>
           <w:lang w:val="en-CA"/>
         </w:rPr>
-        <w:t>Top venue in Rehabilitation Engineering</w:t>
-      </w:r>
-      <w:r>
-        <w:rPr>
-          <w:rFonts w:ascii="Times New Roman" w:hAnsi="Times New Roman" w:cs="Times New Roman"/>
-          <w:b/>
-          <w:bCs/>
-          <w:i/>
-          <w:iCs/>
-          <w:sz w:val="21"/>
-          <w:szCs w:val="21"/>
-          <w:lang w:val="en-CA"/>
-        </w:rPr>
-        <w:t>]</w:t>
+        <w:t>Top venue in Rehabilitation Engineering]</w:t>
       </w:r>
     </w:p>
     <w:p>
@@ -26340,27 +26072,6 @@
     </w:p>
     <w:p>
       <w:pPr>
-        <w:rPr>
-          <w:rFonts w:ascii="Times New Roman" w:hAnsi="Times New Roman" w:cs="Times New Roman"/>
-          <w:b/>
-          <w:bCs/>
-          <w:sz w:val="28"/>
-          <w:szCs w:val="28"/>
-        </w:rPr>
-      </w:pPr>
-      <w:r>
-        <w:rPr>
-          <w:rFonts w:ascii="Times New Roman" w:hAnsi="Times New Roman" w:cs="Times New Roman"/>
-          <w:b/>
-          <w:bCs/>
-          <w:sz w:val="28"/>
-          <w:szCs w:val="28"/>
-        </w:rPr>
-        <w:br w:type="page"/>
-      </w:r>
-    </w:p>
-    <w:p>
-      <w:pPr>
         <w:tabs>
           <w:tab w:val="right" w:pos="1701"/>
           <w:tab w:val="left" w:pos="1843"/>
@@ -26384,7 +26095,6 @@
           <w:sz w:val="28"/>
           <w:szCs w:val="28"/>
         </w:rPr>
-        <w:lastRenderedPageBreak/>
         <w:tab/>
       </w:r>
       <w:r>
@@ -26687,6 +26397,7 @@
           <w:sz w:val="21"/>
           <w:szCs w:val="21"/>
         </w:rPr>
+        <w:lastRenderedPageBreak/>
         <w:tab/>
       </w:r>
       <w:r>
@@ -27122,18 +26833,7 @@
           <w:szCs w:val="21"/>
           <w:lang w:val="en-CA"/>
         </w:rPr>
-        <w:t>0</w:t>
-      </w:r>
-      <w:r>
-        <w:rPr>
-          <w:rFonts w:ascii="Times New Roman" w:hAnsi="Times New Roman" w:cs="Times New Roman"/>
-          <w:i/>
-          <w:iCs/>
-          <w:sz w:val="21"/>
-          <w:szCs w:val="21"/>
-          <w:lang w:val="en-CA"/>
-        </w:rPr>
-        <w:t>4</w:t>
+        <w:t>04</w:t>
       </w:r>
       <w:r>
         <w:rPr>
@@ -27163,25 +26863,16 @@
           <w:szCs w:val="21"/>
           <w:lang w:val="en-CA"/>
         </w:rPr>
-        <w:t>Contribution to “</w:t>
-      </w:r>
-      <w:r>
-        <w:rPr>
-          <w:rFonts w:ascii="Times New Roman" w:hAnsi="Times New Roman" w:cs="Times New Roman"/>
-          <w:sz w:val="21"/>
-          <w:szCs w:val="21"/>
-          <w:lang w:val="en-CA"/>
-        </w:rPr>
-        <w:t>AI and Computational Methods in Rehabilitation</w:t>
-      </w:r>
-      <w:r>
-        <w:rPr>
-          <w:rFonts w:ascii="Times New Roman" w:hAnsi="Times New Roman" w:cs="Times New Roman"/>
-          <w:sz w:val="21"/>
-          <w:szCs w:val="21"/>
-          <w:lang w:val="en-CA"/>
-        </w:rPr>
-        <w:t xml:space="preserve">”. </w:t>
+        <w:t>Epistemic Uncertainty as a Driver of Performance in Wearable Monitoring of Parkinson’s Disease: A Real-World Proof-of-Concept Study</w:t>
+      </w:r>
+      <w:r>
+        <w:rPr>
+          <w:rFonts w:ascii="Times New Roman" w:hAnsi="Times New Roman" w:cs="Times New Roman"/>
+          <w:sz w:val="21"/>
+          <w:szCs w:val="21"/>
+          <w:lang w:val="en-CA"/>
+        </w:rPr>
+        <w:t xml:space="preserve">. </w:t>
       </w:r>
       <w:hyperlink r:id="rId121" w:history="1">
         <w:r>
@@ -27196,7 +26887,7 @@
             <w:u w:val="none"/>
             <w:lang w:val="en-CA"/>
           </w:rPr>
-          <w:t>Under review for Converging Clinical and Engineering Research on Neurorehabilitation (ICNR 2026)</w:t>
+          <w:t>Under review for the International Conference on NeuroRehabilitation (ICNR 2026), Seoul, Korea (Fall 2026) – Technical Audience in AI in Neurorehabilitation</w:t>
         </w:r>
       </w:hyperlink>
       <w:r>
@@ -27478,7 +27169,27 @@
           <w:sz w:val="21"/>
           <w:szCs w:val="21"/>
         </w:rPr>
-        <w:t>Montreal Canada</w:t>
+        <w:t>Montreal</w:t>
+      </w:r>
+      <w:r>
+        <w:rPr>
+          <w:rFonts w:ascii="Times New Roman" w:hAnsi="Times New Roman" w:cs="Times New Roman"/>
+          <w:i/>
+          <w:iCs/>
+          <w:sz w:val="21"/>
+          <w:szCs w:val="21"/>
+        </w:rPr>
+        <w:t>,</w:t>
+      </w:r>
+      <w:r>
+        <w:rPr>
+          <w:rFonts w:ascii="Times New Roman" w:hAnsi="Times New Roman" w:cs="Times New Roman"/>
+          <w:i/>
+          <w:iCs/>
+          <w:sz w:val="21"/>
+          <w:szCs w:val="21"/>
+        </w:rPr>
+        <w:t xml:space="preserve"> Canada</w:t>
       </w:r>
       <w:r>
         <w:rPr>
@@ -27589,6 +27300,7 @@
           <w:tab w:val="right" w:pos="9356"/>
         </w:tabs>
         <w:spacing w:before="80" w:after="0" w:line="240" w:lineRule="auto"/>
+        <w:ind w:left="1843" w:hanging="1843"/>
         <w:jc w:val="both"/>
         <w:rPr>
           <w:rFonts w:ascii="Times New Roman" w:hAnsi="Times New Roman" w:cs="Times New Roman"/>
@@ -27762,27 +27474,17 @@
           <w:sz w:val="21"/>
           <w:szCs w:val="21"/>
         </w:rPr>
-        <w:t xml:space="preserve">IEEE-EMBS BHI’25, </w:t>
-      </w:r>
-      <w:r>
-        <w:rPr>
-          <w:rFonts w:ascii="Times New Roman" w:hAnsi="Times New Roman" w:cs="Times New Roman"/>
-          <w:i/>
-          <w:iCs/>
-          <w:sz w:val="21"/>
-          <w:szCs w:val="21"/>
-        </w:rPr>
-        <w:tab/>
-      </w:r>
-      <w:r>
-        <w:rPr>
-          <w:rFonts w:ascii="Times New Roman" w:hAnsi="Times New Roman" w:cs="Times New Roman"/>
-          <w:i/>
-          <w:iCs/>
-          <w:sz w:val="21"/>
-          <w:szCs w:val="21"/>
-        </w:rPr>
-        <w:tab/>
+        <w:t>IEEE-EMBS BHI’25,</w:t>
+      </w:r>
+      <w:r>
+        <w:rPr>
+          <w:rFonts w:ascii="Times New Roman" w:hAnsi="Times New Roman" w:cs="Times New Roman"/>
+          <w:i/>
+          <w:iCs/>
+          <w:sz w:val="21"/>
+          <w:szCs w:val="21"/>
+        </w:rPr>
+        <w:t xml:space="preserve"> </w:t>
       </w:r>
       <w:r>
         <w:rPr>
@@ -27825,31 +27527,19 @@
           <w:sz w:val="21"/>
           <w:szCs w:val="21"/>
         </w:rPr>
-        <w:t xml:space="preserve">[Selected among Top </w:t>
-      </w:r>
-      <w:r>
-        <w:rPr>
-          <w:rFonts w:ascii="Times New Roman" w:hAnsi="Times New Roman" w:cs="Times New Roman"/>
-          <w:b/>
-          <w:bCs/>
-          <w:i/>
-          <w:iCs/>
-          <w:sz w:val="21"/>
-          <w:szCs w:val="21"/>
-        </w:rPr>
-        <w:tab/>
-      </w:r>
-      <w:r>
-        <w:rPr>
-          <w:rFonts w:ascii="Times New Roman" w:hAnsi="Times New Roman" w:cs="Times New Roman"/>
-          <w:b/>
-          <w:bCs/>
-          <w:i/>
-          <w:iCs/>
-          <w:sz w:val="21"/>
-          <w:szCs w:val="21"/>
-        </w:rPr>
-        <w:tab/>
+        <w:t>[Selected among Top</w:t>
+      </w:r>
+      <w:r>
+        <w:rPr>
+          <w:rFonts w:ascii="Times New Roman" w:hAnsi="Times New Roman" w:cs="Times New Roman"/>
+          <w:b/>
+          <w:bCs/>
+          <w:i/>
+          <w:iCs/>
+          <w:sz w:val="21"/>
+          <w:szCs w:val="21"/>
+        </w:rPr>
+        <w:t xml:space="preserve"> </w:t>
       </w:r>
       <w:r>
         <w:rPr>
@@ -30130,7 +29820,6 @@
           <w:sz w:val="21"/>
           <w:szCs w:val="21"/>
         </w:rPr>
-        <w:lastRenderedPageBreak/>
         <w:tab/>
       </w:r>
       <w:r>
@@ -30337,6 +30026,7 @@
           <w:sz w:val="21"/>
           <w:szCs w:val="21"/>
         </w:rPr>
+        <w:lastRenderedPageBreak/>
         <w:tab/>
       </w:r>
       <w:r>
@@ -33106,7 +32796,6 @@
           <w:sz w:val="21"/>
           <w:szCs w:val="21"/>
         </w:rPr>
-        <w:lastRenderedPageBreak/>
         <w:tab/>
         <w:t xml:space="preserve">Winter </w:t>
       </w:r>
@@ -33245,6 +32934,7 @@
           <w:sz w:val="21"/>
           <w:szCs w:val="21"/>
         </w:rPr>
+        <w:lastRenderedPageBreak/>
         <w:tab/>
       </w:r>
       <w:r>
@@ -34917,6 +34607,28 @@
         </w:rPr>
         <w:t>.</w:t>
       </w:r>
+      <w:r>
+        <w:rPr>
+          <w:rFonts w:ascii="Times New Roman" w:hAnsi="Times New Roman" w:cs="Times New Roman"/>
+          <w:i/>
+          <w:iCs/>
+          <w:sz w:val="21"/>
+          <w:szCs w:val="21"/>
+        </w:rPr>
+        <w:t xml:space="preserve"> </w:t>
+      </w:r>
+      <w:r>
+        <w:rPr>
+          <w:rFonts w:ascii="Times New Roman" w:hAnsi="Times New Roman" w:cs="Times New Roman"/>
+          <w:b/>
+          <w:bCs/>
+          <w:i/>
+          <w:iCs/>
+          <w:sz w:val="21"/>
+          <w:szCs w:val="21"/>
+        </w:rPr>
+        <w:t>[Reviewer Recognition]</w:t>
+      </w:r>
     </w:p>
     <w:p>
       <w:pPr>
@@ -35968,7 +35680,6 @@
           <w:sz w:val="22"/>
           <w:szCs w:val="22"/>
         </w:rPr>
-        <w:lastRenderedPageBreak/>
         <w:tab/>
       </w:r>
       <w:r>
@@ -36116,6 +35827,7 @@
           <w:sz w:val="22"/>
           <w:szCs w:val="22"/>
         </w:rPr>
+        <w:lastRenderedPageBreak/>
         <w:tab/>
       </w:r>
       <w:r>
@@ -36462,7 +36174,7 @@
           <w:tab w:val="left" w:pos="1843"/>
           <w:tab w:val="right" w:pos="9923"/>
         </w:tabs>
-        <w:spacing w:before="120" w:after="0" w:line="240" w:lineRule="auto"/>
+        <w:spacing w:before="80" w:after="0" w:line="240" w:lineRule="auto"/>
         <w:rPr>
           <w:rFonts w:ascii="Times New Roman" w:hAnsi="Times New Roman" w:cs="Times New Roman"/>
           <w:i/>
@@ -36562,6 +36274,69 @@
           <w:szCs w:val="22"/>
         </w:rPr>
         <w:t xml:space="preserve">.S. Student in Kinesiology, McGill U. </w:t>
+      </w:r>
+    </w:p>
+    <w:p>
+      <w:pPr>
+        <w:tabs>
+          <w:tab w:val="right" w:pos="1701"/>
+          <w:tab w:val="left" w:pos="1843"/>
+          <w:tab w:val="right" w:pos="9923"/>
+        </w:tabs>
+        <w:spacing w:after="0" w:line="240" w:lineRule="auto"/>
+        <w:rPr>
+          <w:rFonts w:ascii="Times New Roman" w:hAnsi="Times New Roman" w:cs="Times New Roman"/>
+          <w:b/>
+          <w:bCs/>
+          <w:i/>
+          <w:iCs/>
+          <w:sz w:val="22"/>
+          <w:szCs w:val="22"/>
+        </w:rPr>
+      </w:pPr>
+      <w:r>
+        <w:rPr>
+          <w:rFonts w:ascii="Times New Roman" w:hAnsi="Times New Roman" w:cs="Times New Roman"/>
+          <w:i/>
+          <w:iCs/>
+          <w:sz w:val="22"/>
+          <w:szCs w:val="22"/>
+        </w:rPr>
+        <w:tab/>
+      </w:r>
+      <w:r>
+        <w:rPr>
+          <w:rFonts w:ascii="Times New Roman" w:hAnsi="Times New Roman" w:cs="Times New Roman"/>
+          <w:i/>
+          <w:iCs/>
+          <w:sz w:val="22"/>
+          <w:szCs w:val="22"/>
+        </w:rPr>
+        <w:tab/>
+      </w:r>
+      <w:r>
+        <w:rPr>
+          <w:rFonts w:ascii="Times New Roman" w:hAnsi="Times New Roman" w:cs="Times New Roman"/>
+          <w:b/>
+          <w:bCs/>
+          <w:i/>
+          <w:iCs/>
+          <w:sz w:val="22"/>
+          <w:szCs w:val="22"/>
+        </w:rPr>
+        <w:t xml:space="preserve">[2026 </w:t>
+      </w:r>
+      <w:r>
+        <w:rPr>
+          <w:rFonts w:ascii="Times New Roman" w:hAnsi="Times New Roman" w:cs="Times New Roman"/>
+          <w:b/>
+          <w:bCs/>
+          <w:i/>
+          <w:iCs/>
+          <w:sz w:val="21"/>
+          <w:szCs w:val="21"/>
+        </w:rPr>
+        <w:t>Canada Master Research Scholarship Recipient]</w:t>
       </w:r>
     </w:p>
     <w:p>
@@ -36574,6 +36349,8 @@
         <w:spacing w:before="80" w:after="0" w:line="240" w:lineRule="auto"/>
         <w:rPr>
           <w:rFonts w:ascii="Times New Roman" w:hAnsi="Times New Roman" w:cs="Times New Roman"/>
+          <w:b/>
+          <w:bCs/>
           <w:i/>
           <w:iCs/>
           <w:sz w:val="22"/>
@@ -36600,6 +36377,514 @@
         </w:rPr>
         <w:tab/>
         <w:t>Project: Fatigue-Related White Matter Changes in Parkinson’s Disease</w:t>
+      </w:r>
+    </w:p>
+    <w:p>
+      <w:pPr>
+        <w:tabs>
+          <w:tab w:val="right" w:pos="1701"/>
+          <w:tab w:val="left" w:pos="1843"/>
+          <w:tab w:val="right" w:pos="9923"/>
+        </w:tabs>
+        <w:spacing w:before="120" w:after="0" w:line="240" w:lineRule="auto"/>
+        <w:rPr>
+          <w:rFonts w:ascii="Times New Roman" w:hAnsi="Times New Roman" w:cs="Times New Roman"/>
+          <w:i/>
+          <w:iCs/>
+          <w:sz w:val="22"/>
+          <w:szCs w:val="22"/>
+        </w:rPr>
+      </w:pPr>
+      <w:r>
+        <w:rPr>
+          <w:rFonts w:ascii="Times New Roman" w:hAnsi="Times New Roman" w:cs="Times New Roman"/>
+          <w:b/>
+          <w:bCs/>
+          <w:sz w:val="28"/>
+          <w:szCs w:val="28"/>
+        </w:rPr>
+        <w:tab/>
+      </w:r>
+      <w:r>
+        <w:rPr>
+          <w:rFonts w:ascii="Times New Roman" w:hAnsi="Times New Roman" w:cs="Times New Roman"/>
+          <w:i/>
+          <w:iCs/>
+          <w:sz w:val="22"/>
+          <w:szCs w:val="22"/>
+        </w:rPr>
+        <w:t>2024</w:t>
+      </w:r>
+      <w:r>
+        <w:rPr>
+          <w:rFonts w:ascii="Times New Roman" w:hAnsi="Times New Roman" w:cs="Times New Roman"/>
+          <w:i/>
+          <w:iCs/>
+          <w:sz w:val="22"/>
+          <w:szCs w:val="22"/>
+        </w:rPr>
+        <w:t>-</w:t>
+      </w:r>
+      <w:r>
+        <w:rPr>
+          <w:rFonts w:ascii="Times New Roman" w:hAnsi="Times New Roman" w:cs="Times New Roman"/>
+          <w:i/>
+          <w:iCs/>
+          <w:sz w:val="22"/>
+          <w:szCs w:val="22"/>
+        </w:rPr>
+        <w:t>Now</w:t>
+      </w:r>
+      <w:r>
+        <w:rPr>
+          <w:rFonts w:ascii="Times New Roman" w:hAnsi="Times New Roman" w:cs="Times New Roman"/>
+          <w:i/>
+          <w:iCs/>
+          <w:sz w:val="22"/>
+          <w:szCs w:val="22"/>
+        </w:rPr>
+        <w:tab/>
+      </w:r>
+      <w:r>
+        <w:rPr>
+          <w:rFonts w:ascii="Times New Roman" w:hAnsi="Times New Roman" w:cs="Times New Roman"/>
+          <w:b/>
+          <w:bCs/>
+          <w:i/>
+          <w:iCs/>
+          <w:sz w:val="22"/>
+          <w:szCs w:val="22"/>
+        </w:rPr>
+        <w:t>Dahlia Leibovich</w:t>
+      </w:r>
+      <w:r>
+        <w:rPr>
+          <w:rFonts w:ascii="Times New Roman" w:hAnsi="Times New Roman" w:cs="Times New Roman"/>
+          <w:i/>
+          <w:iCs/>
+          <w:sz w:val="22"/>
+          <w:szCs w:val="22"/>
+        </w:rPr>
+        <w:t xml:space="preserve">, B.S. Student in Kinesiology, McGill U. </w:t>
+      </w:r>
+    </w:p>
+    <w:p>
+      <w:pPr>
+        <w:tabs>
+          <w:tab w:val="right" w:pos="1701"/>
+          <w:tab w:val="left" w:pos="1843"/>
+          <w:tab w:val="right" w:pos="9923"/>
+        </w:tabs>
+        <w:spacing w:before="80" w:after="0" w:line="240" w:lineRule="auto"/>
+        <w:rPr>
+          <w:rFonts w:ascii="Times New Roman" w:hAnsi="Times New Roman" w:cs="Times New Roman"/>
+          <w:i/>
+          <w:iCs/>
+          <w:sz w:val="22"/>
+          <w:szCs w:val="22"/>
+        </w:rPr>
+      </w:pPr>
+      <w:r>
+        <w:rPr>
+          <w:rFonts w:ascii="Times New Roman" w:hAnsi="Times New Roman" w:cs="Times New Roman"/>
+          <w:i/>
+          <w:iCs/>
+          <w:sz w:val="22"/>
+          <w:szCs w:val="22"/>
+        </w:rPr>
+        <w:tab/>
+      </w:r>
+      <w:r>
+        <w:rPr>
+          <w:rFonts w:ascii="Times New Roman" w:hAnsi="Times New Roman" w:cs="Times New Roman"/>
+          <w:i/>
+          <w:iCs/>
+          <w:sz w:val="22"/>
+          <w:szCs w:val="22"/>
+        </w:rPr>
+        <w:tab/>
+        <w:t xml:space="preserve">Project: Evaluating Freezing </w:t>
+      </w:r>
+      <w:r>
+        <w:rPr>
+          <w:rFonts w:ascii="Times New Roman" w:hAnsi="Times New Roman" w:cs="Times New Roman"/>
+          <w:i/>
+          <w:iCs/>
+          <w:sz w:val="22"/>
+          <w:szCs w:val="22"/>
+        </w:rPr>
+        <w:t>Severity</w:t>
+      </w:r>
+      <w:r>
+        <w:rPr>
+          <w:rFonts w:ascii="Times New Roman" w:hAnsi="Times New Roman" w:cs="Times New Roman"/>
+          <w:i/>
+          <w:iCs/>
+          <w:sz w:val="22"/>
+          <w:szCs w:val="22"/>
+        </w:rPr>
+        <w:t xml:space="preserve"> in Parkinson’s Disease</w:t>
+      </w:r>
+    </w:p>
+    <w:p>
+      <w:pPr>
+        <w:tabs>
+          <w:tab w:val="right" w:pos="1701"/>
+          <w:tab w:val="left" w:pos="1843"/>
+          <w:tab w:val="right" w:pos="9923"/>
+        </w:tabs>
+        <w:spacing w:before="120" w:after="0" w:line="240" w:lineRule="auto"/>
+        <w:rPr>
+          <w:rFonts w:ascii="Times New Roman" w:hAnsi="Times New Roman" w:cs="Times New Roman"/>
+          <w:i/>
+          <w:iCs/>
+          <w:sz w:val="22"/>
+          <w:szCs w:val="22"/>
+        </w:rPr>
+      </w:pPr>
+      <w:r>
+        <w:rPr>
+          <w:rFonts w:ascii="Times New Roman" w:hAnsi="Times New Roman" w:cs="Times New Roman"/>
+          <w:i/>
+          <w:iCs/>
+          <w:sz w:val="22"/>
+          <w:szCs w:val="22"/>
+        </w:rPr>
+        <w:tab/>
+      </w:r>
+      <w:r>
+        <w:rPr>
+          <w:rFonts w:ascii="Times New Roman" w:hAnsi="Times New Roman" w:cs="Times New Roman"/>
+          <w:i/>
+          <w:iCs/>
+          <w:sz w:val="22"/>
+          <w:szCs w:val="22"/>
+        </w:rPr>
+        <w:t>2024</w:t>
+      </w:r>
+      <w:r>
+        <w:rPr>
+          <w:rFonts w:ascii="Times New Roman" w:hAnsi="Times New Roman" w:cs="Times New Roman"/>
+          <w:i/>
+          <w:iCs/>
+          <w:sz w:val="22"/>
+          <w:szCs w:val="22"/>
+        </w:rPr>
+        <w:tab/>
+      </w:r>
+      <w:r>
+        <w:rPr>
+          <w:rFonts w:ascii="Times New Roman" w:hAnsi="Times New Roman" w:cs="Times New Roman"/>
+          <w:b/>
+          <w:bCs/>
+          <w:i/>
+          <w:iCs/>
+          <w:sz w:val="22"/>
+          <w:szCs w:val="22"/>
+        </w:rPr>
+        <w:t>Laura Higuita</w:t>
+      </w:r>
+      <w:r>
+        <w:rPr>
+          <w:rFonts w:ascii="Times New Roman" w:hAnsi="Times New Roman" w:cs="Times New Roman"/>
+          <w:i/>
+          <w:iCs/>
+          <w:sz w:val="22"/>
+          <w:szCs w:val="22"/>
+        </w:rPr>
+        <w:t>, MITACS B.S</w:t>
+      </w:r>
+      <w:r>
+        <w:rPr>
+          <w:rFonts w:ascii="Times New Roman" w:hAnsi="Times New Roman" w:cs="Times New Roman"/>
+          <w:i/>
+          <w:iCs/>
+          <w:sz w:val="22"/>
+          <w:szCs w:val="22"/>
+        </w:rPr>
+        <w:t>.</w:t>
+      </w:r>
+      <w:r>
+        <w:rPr>
+          <w:rFonts w:ascii="Times New Roman" w:hAnsi="Times New Roman" w:cs="Times New Roman"/>
+          <w:i/>
+          <w:iCs/>
+          <w:sz w:val="22"/>
+          <w:szCs w:val="22"/>
+        </w:rPr>
+        <w:t xml:space="preserve"> Student in BioEngineering</w:t>
+      </w:r>
+      <w:r>
+        <w:rPr>
+          <w:rFonts w:ascii="Times New Roman" w:hAnsi="Times New Roman" w:cs="Times New Roman"/>
+          <w:i/>
+          <w:iCs/>
+          <w:sz w:val="22"/>
+          <w:szCs w:val="22"/>
+        </w:rPr>
+        <w:t>, UAO, Columbia</w:t>
+      </w:r>
+    </w:p>
+    <w:p>
+      <w:pPr>
+        <w:tabs>
+          <w:tab w:val="right" w:pos="1701"/>
+          <w:tab w:val="left" w:pos="1843"/>
+          <w:tab w:val="right" w:pos="9923"/>
+        </w:tabs>
+        <w:spacing w:before="80" w:after="0" w:line="240" w:lineRule="auto"/>
+        <w:rPr>
+          <w:rFonts w:ascii="Times New Roman" w:hAnsi="Times New Roman" w:cs="Times New Roman"/>
+          <w:i/>
+          <w:iCs/>
+          <w:sz w:val="22"/>
+          <w:szCs w:val="22"/>
+        </w:rPr>
+      </w:pPr>
+      <w:r>
+        <w:rPr>
+          <w:rFonts w:ascii="Times New Roman" w:hAnsi="Times New Roman" w:cs="Times New Roman"/>
+          <w:i/>
+          <w:iCs/>
+          <w:sz w:val="22"/>
+          <w:szCs w:val="22"/>
+        </w:rPr>
+        <w:tab/>
+      </w:r>
+      <w:r>
+        <w:rPr>
+          <w:rFonts w:ascii="Times New Roman" w:hAnsi="Times New Roman" w:cs="Times New Roman"/>
+          <w:i/>
+          <w:iCs/>
+          <w:sz w:val="22"/>
+          <w:szCs w:val="22"/>
+        </w:rPr>
+        <w:tab/>
+        <w:t xml:space="preserve">Project: </w:t>
+      </w:r>
+      <w:r>
+        <w:rPr>
+          <w:rFonts w:ascii="Times New Roman" w:hAnsi="Times New Roman" w:cs="Times New Roman"/>
+          <w:i/>
+          <w:iCs/>
+          <w:sz w:val="22"/>
+          <w:szCs w:val="22"/>
+        </w:rPr>
+        <w:t>Detecting</w:t>
+      </w:r>
+      <w:r>
+        <w:rPr>
+          <w:rFonts w:ascii="Times New Roman" w:hAnsi="Times New Roman" w:cs="Times New Roman"/>
+          <w:i/>
+          <w:iCs/>
+          <w:sz w:val="22"/>
+          <w:szCs w:val="22"/>
+        </w:rPr>
+        <w:t xml:space="preserve"> Freezing of Gait in Parkinson’s Disease</w:t>
+      </w:r>
+    </w:p>
+    <w:p>
+      <w:pPr>
+        <w:tabs>
+          <w:tab w:val="right" w:pos="1701"/>
+          <w:tab w:val="left" w:pos="1843"/>
+          <w:tab w:val="right" w:pos="9923"/>
+        </w:tabs>
+        <w:spacing w:before="80" w:after="0" w:line="240" w:lineRule="auto"/>
+        <w:rPr>
+          <w:rFonts w:ascii="Times New Roman" w:hAnsi="Times New Roman" w:cs="Times New Roman"/>
+          <w:i/>
+          <w:iCs/>
+          <w:sz w:val="22"/>
+          <w:szCs w:val="22"/>
+        </w:rPr>
+      </w:pPr>
+      <w:r>
+        <w:rPr>
+          <w:rFonts w:ascii="Times New Roman" w:hAnsi="Times New Roman" w:cs="Times New Roman"/>
+          <w:i/>
+          <w:iCs/>
+          <w:sz w:val="22"/>
+          <w:szCs w:val="22"/>
+        </w:rPr>
+        <w:tab/>
+      </w:r>
+      <w:r>
+        <w:rPr>
+          <w:rFonts w:ascii="Times New Roman" w:hAnsi="Times New Roman" w:cs="Times New Roman"/>
+          <w:i/>
+          <w:iCs/>
+          <w:sz w:val="22"/>
+          <w:szCs w:val="22"/>
+        </w:rPr>
+        <w:tab/>
+        <w:t>Now:</w:t>
+      </w:r>
+      <w:r>
+        <w:rPr>
+          <w:rFonts w:ascii="Times New Roman" w:hAnsi="Times New Roman" w:cs="Times New Roman"/>
+          <w:i/>
+          <w:iCs/>
+          <w:sz w:val="22"/>
+          <w:szCs w:val="22"/>
+        </w:rPr>
+        <w:t xml:space="preserve"> Bio</w:t>
+      </w:r>
+      <w:r>
+        <w:rPr>
+          <w:rFonts w:ascii="Times New Roman" w:hAnsi="Times New Roman" w:cs="Times New Roman"/>
+          <w:i/>
+          <w:iCs/>
+          <w:sz w:val="22"/>
+          <w:szCs w:val="22"/>
+        </w:rPr>
+        <w:t>e</w:t>
+      </w:r>
+      <w:r>
+        <w:rPr>
+          <w:rFonts w:ascii="Times New Roman" w:hAnsi="Times New Roman" w:cs="Times New Roman"/>
+          <w:i/>
+          <w:iCs/>
+          <w:sz w:val="22"/>
+          <w:szCs w:val="22"/>
+        </w:rPr>
+        <w:t>ngineer</w:t>
+      </w:r>
+      <w:r>
+        <w:rPr>
+          <w:rFonts w:ascii="Times New Roman" w:hAnsi="Times New Roman" w:cs="Times New Roman"/>
+          <w:i/>
+          <w:iCs/>
+          <w:sz w:val="22"/>
+          <w:szCs w:val="22"/>
+        </w:rPr>
+        <w:tab/>
+      </w:r>
+    </w:p>
+    <w:p>
+      <w:pPr>
+        <w:tabs>
+          <w:tab w:val="right" w:pos="1701"/>
+          <w:tab w:val="left" w:pos="1843"/>
+          <w:tab w:val="right" w:pos="9923"/>
+        </w:tabs>
+        <w:spacing w:before="240" w:after="240" w:line="240" w:lineRule="auto"/>
+        <w:rPr>
+          <w:rFonts w:ascii="Times New Roman" w:hAnsi="Times New Roman" w:cs="Times New Roman"/>
+          <w:b/>
+          <w:bCs/>
+          <w:sz w:val="28"/>
+          <w:szCs w:val="28"/>
+        </w:rPr>
+      </w:pPr>
+      <w:r>
+        <w:rPr>
+          <w:rFonts w:ascii="Times New Roman" w:hAnsi="Times New Roman" w:cs="Times New Roman"/>
+          <w:sz w:val="22"/>
+          <w:szCs w:val="22"/>
+        </w:rPr>
+        <w:tab/>
+      </w:r>
+      <w:r>
+        <w:rPr>
+          <w:rFonts w:ascii="Times New Roman" w:hAnsi="Times New Roman" w:cs="Times New Roman"/>
+          <w:sz w:val="22"/>
+          <w:szCs w:val="22"/>
+        </w:rPr>
+        <w:tab/>
+      </w:r>
+      <w:r>
+        <w:rPr>
+          <w:rFonts w:ascii="Times New Roman" w:hAnsi="Times New Roman" w:cs="Times New Roman"/>
+          <w:b/>
+          <w:bCs/>
+          <w:sz w:val="28"/>
+          <w:szCs w:val="28"/>
+        </w:rPr>
+        <w:t>Relevant Training</w:t>
+      </w:r>
+    </w:p>
+    <w:p>
+      <w:pPr>
+        <w:tabs>
+          <w:tab w:val="right" w:pos="1701"/>
+          <w:tab w:val="left" w:pos="1843"/>
+          <w:tab w:val="right" w:pos="9923"/>
+        </w:tabs>
+        <w:spacing w:before="120" w:after="0" w:line="240" w:lineRule="auto"/>
+        <w:rPr>
+          <w:rFonts w:ascii="Times New Roman" w:hAnsi="Times New Roman" w:cs="Times New Roman"/>
+          <w:i/>
+          <w:iCs/>
+          <w:sz w:val="22"/>
+          <w:szCs w:val="22"/>
+        </w:rPr>
+      </w:pPr>
+      <w:r>
+        <w:rPr>
+          <w:rFonts w:ascii="Times New Roman" w:hAnsi="Times New Roman" w:cs="Times New Roman"/>
+          <w:b/>
+          <w:bCs/>
+          <w:sz w:val="28"/>
+          <w:szCs w:val="28"/>
+        </w:rPr>
+        <w:tab/>
+      </w:r>
+      <w:r>
+        <w:rPr>
+          <w:rFonts w:ascii="Times New Roman" w:hAnsi="Times New Roman" w:cs="Times New Roman"/>
+          <w:i/>
+          <w:iCs/>
+          <w:sz w:val="21"/>
+          <w:szCs w:val="21"/>
+        </w:rPr>
+        <w:t>2024</w:t>
+      </w:r>
+      <w:r>
+        <w:rPr>
+          <w:rFonts w:ascii="Times New Roman" w:hAnsi="Times New Roman" w:cs="Times New Roman"/>
+          <w:i/>
+          <w:iCs/>
+          <w:sz w:val="21"/>
+          <w:szCs w:val="21"/>
+        </w:rPr>
+        <w:t>-Now</w:t>
+      </w:r>
+      <w:r>
+        <w:rPr>
+          <w:rFonts w:ascii="Times New Roman" w:hAnsi="Times New Roman" w:cs="Times New Roman"/>
+          <w:i/>
+          <w:iCs/>
+          <w:sz w:val="21"/>
+          <w:szCs w:val="21"/>
+        </w:rPr>
+        <w:tab/>
+      </w:r>
+      <w:r>
+        <w:rPr>
+          <w:rFonts w:ascii="Times New Roman" w:hAnsi="Times New Roman" w:cs="Times New Roman"/>
+          <w:b/>
+          <w:bCs/>
+          <w:sz w:val="21"/>
+          <w:szCs w:val="21"/>
+        </w:rPr>
+        <w:t>McGill Science Education Fellow Program</w:t>
+      </w:r>
+      <w:r>
+        <w:rPr>
+          <w:rFonts w:ascii="Times New Roman" w:hAnsi="Times New Roman" w:cs="Times New Roman"/>
+          <w:sz w:val="21"/>
+          <w:szCs w:val="21"/>
+        </w:rPr>
+        <w:t xml:space="preserve">, </w:t>
+      </w:r>
+      <w:r>
+        <w:rPr>
+          <w:rFonts w:ascii="Times New Roman" w:hAnsi="Times New Roman" w:cs="Times New Roman"/>
+          <w:sz w:val="21"/>
+          <w:szCs w:val="21"/>
+        </w:rPr>
+        <w:t>McGill University</w:t>
       </w:r>
     </w:p>
     <w:p>
@@ -36612,14 +36897,22 @@
         <w:spacing w:after="0" w:line="240" w:lineRule="auto"/>
         <w:rPr>
           <w:rFonts w:ascii="Times New Roman" w:hAnsi="Times New Roman" w:cs="Times New Roman"/>
-          <w:b/>
-          <w:bCs/>
+          <w:i/>
+          <w:iCs/>
+          <w:sz w:val="21"/>
+          <w:szCs w:val="21"/>
+        </w:rPr>
+      </w:pPr>
+      <w:r>
+        <w:rPr>
+          <w:rFonts w:ascii="Times New Roman" w:hAnsi="Times New Roman" w:cs="Times New Roman"/>
           <w:i/>
           <w:iCs/>
           <w:sz w:val="22"/>
           <w:szCs w:val="22"/>
         </w:rPr>
-      </w:pPr>
+        <w:tab/>
+      </w:r>
       <w:r>
         <w:rPr>
           <w:rFonts w:ascii="Times New Roman" w:hAnsi="Times New Roman" w:cs="Times New Roman"/>
@@ -36629,40 +36922,7 @@
           <w:szCs w:val="22"/>
         </w:rPr>
         <w:tab/>
-      </w:r>
-      <w:r>
-        <w:rPr>
-          <w:rFonts w:ascii="Times New Roman" w:hAnsi="Times New Roman" w:cs="Times New Roman"/>
-          <w:i/>
-          <w:iCs/>
-          <w:sz w:val="22"/>
-          <w:szCs w:val="22"/>
-        </w:rPr>
-        <w:tab/>
-      </w:r>
-      <w:r>
-        <w:rPr>
-          <w:rFonts w:ascii="Times New Roman" w:hAnsi="Times New Roman" w:cs="Times New Roman"/>
-          <w:b/>
-          <w:bCs/>
-          <w:i/>
-          <w:iCs/>
-          <w:sz w:val="22"/>
-          <w:szCs w:val="22"/>
-        </w:rPr>
-        <w:t xml:space="preserve">[2026 </w:t>
-      </w:r>
-      <w:r>
-        <w:rPr>
-          <w:rFonts w:ascii="Times New Roman" w:hAnsi="Times New Roman" w:cs="Times New Roman"/>
-          <w:b/>
-          <w:bCs/>
-          <w:i/>
-          <w:iCs/>
-          <w:sz w:val="21"/>
-          <w:szCs w:val="21"/>
-        </w:rPr>
-        <w:t>Canada Master Research Scholarship Recipient]</w:t>
+        <w:t>Comprehensive training as future instructor</w:t>
       </w:r>
     </w:p>
     <w:p>
@@ -36696,10 +36956,65 @@
           <w:rFonts w:ascii="Times New Roman" w:hAnsi="Times New Roman" w:cs="Times New Roman"/>
           <w:i/>
           <w:iCs/>
+          <w:sz w:val="21"/>
+          <w:szCs w:val="21"/>
+        </w:rPr>
+        <w:t>2024</w:t>
+      </w:r>
+      <w:r>
+        <w:rPr>
+          <w:rFonts w:ascii="Times New Roman" w:hAnsi="Times New Roman" w:cs="Times New Roman"/>
+          <w:i/>
+          <w:iCs/>
+          <w:sz w:val="21"/>
+          <w:szCs w:val="21"/>
+        </w:rPr>
+        <w:tab/>
+      </w:r>
+      <w:r>
+        <w:rPr>
+          <w:rFonts w:ascii="Times New Roman" w:hAnsi="Times New Roman" w:cs="Times New Roman"/>
+          <w:b/>
+          <w:bCs/>
+          <w:sz w:val="21"/>
+          <w:szCs w:val="21"/>
+        </w:rPr>
+        <w:t>Researchers and Entrepreneurs Network Program (RCE)</w:t>
+      </w:r>
+      <w:r>
+        <w:rPr>
+          <w:rFonts w:ascii="Times New Roman" w:hAnsi="Times New Roman" w:cs="Times New Roman"/>
+          <w:sz w:val="21"/>
+          <w:szCs w:val="21"/>
+        </w:rPr>
+        <w:t>, V1 Studio</w:t>
+      </w:r>
+    </w:p>
+    <w:p>
+      <w:pPr>
+        <w:tabs>
+          <w:tab w:val="right" w:pos="1701"/>
+          <w:tab w:val="left" w:pos="1843"/>
+          <w:tab w:val="right" w:pos="9923"/>
+        </w:tabs>
+        <w:spacing w:after="0" w:line="240" w:lineRule="auto"/>
+        <w:rPr>
+          <w:rFonts w:ascii="Times New Roman" w:hAnsi="Times New Roman" w:cs="Times New Roman"/>
+          <w:i/>
+          <w:iCs/>
+          <w:sz w:val="21"/>
+          <w:szCs w:val="21"/>
+        </w:rPr>
+      </w:pPr>
+      <w:r>
+        <w:rPr>
+          <w:rFonts w:ascii="Times New Roman" w:hAnsi="Times New Roman" w:cs="Times New Roman"/>
+          <w:i/>
+          <w:iCs/>
           <w:sz w:val="22"/>
           <w:szCs w:val="22"/>
         </w:rPr>
-        <w:t>2024</w:t>
+        <w:tab/>
       </w:r>
       <w:r>
         <w:rPr>
@@ -36709,9 +37024,18 @@
           <w:sz w:val="22"/>
           <w:szCs w:val="22"/>
         </w:rPr>
-        <w:t>-</w:t>
-      </w:r>
-      <w:r>
+        <w:tab/>
+        <w:t>Entrepreneurship training to translate research into real-world impact</w:t>
+      </w:r>
+    </w:p>
+    <w:p>
+      <w:pPr>
+        <w:tabs>
+          <w:tab w:val="right" w:pos="1701"/>
+          <w:tab w:val="left" w:pos="1843"/>
+          <w:tab w:val="right" w:pos="9923"/>
+        </w:tabs>
+        <w:spacing w:before="120" w:after="0" w:line="240" w:lineRule="auto"/>
         <w:rPr>
           <w:rFonts w:ascii="Times New Roman" w:hAnsi="Times New Roman" w:cs="Times New Roman"/>
           <w:i/>
@@ -36719,8 +37043,81 @@
           <w:sz w:val="22"/>
           <w:szCs w:val="22"/>
         </w:rPr>
-        <w:t>Now</w:t>
-      </w:r>
+      </w:pPr>
+      <w:r>
+        <w:rPr>
+          <w:rFonts w:ascii="Times New Roman" w:hAnsi="Times New Roman" w:cs="Times New Roman"/>
+          <w:i/>
+          <w:iCs/>
+          <w:sz w:val="21"/>
+          <w:szCs w:val="21"/>
+        </w:rPr>
+        <w:tab/>
+        <w:t>202</w:t>
+      </w:r>
+      <w:r>
+        <w:rPr>
+          <w:rFonts w:ascii="Times New Roman" w:hAnsi="Times New Roman" w:cs="Times New Roman"/>
+          <w:i/>
+          <w:iCs/>
+          <w:sz w:val="21"/>
+          <w:szCs w:val="21"/>
+        </w:rPr>
+        <w:t>3</w:t>
+      </w:r>
+      <w:r>
+        <w:rPr>
+          <w:rFonts w:ascii="Times New Roman" w:hAnsi="Times New Roman" w:cs="Times New Roman"/>
+          <w:i/>
+          <w:iCs/>
+          <w:sz w:val="21"/>
+          <w:szCs w:val="21"/>
+        </w:rPr>
+        <w:tab/>
+      </w:r>
+      <w:r>
+        <w:rPr>
+          <w:rFonts w:ascii="Times New Roman" w:hAnsi="Times New Roman" w:cs="Times New Roman"/>
+          <w:b/>
+          <w:bCs/>
+          <w:sz w:val="21"/>
+          <w:szCs w:val="21"/>
+        </w:rPr>
+        <w:t>Integrating sex and gender into health research</w:t>
+      </w:r>
+      <w:r>
+        <w:rPr>
+          <w:rFonts w:ascii="Times New Roman" w:hAnsi="Times New Roman" w:cs="Times New Roman"/>
+          <w:sz w:val="21"/>
+          <w:szCs w:val="21"/>
+        </w:rPr>
+        <w:t xml:space="preserve">, </w:t>
+      </w:r>
+      <w:r>
+        <w:rPr>
+          <w:rFonts w:ascii="Times New Roman" w:hAnsi="Times New Roman" w:cs="Times New Roman"/>
+          <w:sz w:val="21"/>
+          <w:szCs w:val="21"/>
+        </w:rPr>
+        <w:t>Canadian Institute of Health Research</w:t>
+      </w:r>
+    </w:p>
+    <w:p>
+      <w:pPr>
+        <w:tabs>
+          <w:tab w:val="right" w:pos="1701"/>
+          <w:tab w:val="left" w:pos="1843"/>
+          <w:tab w:val="right" w:pos="9923"/>
+        </w:tabs>
+        <w:spacing w:after="0" w:line="240" w:lineRule="auto"/>
+        <w:rPr>
+          <w:rFonts w:ascii="Times New Roman" w:hAnsi="Times New Roman" w:cs="Times New Roman"/>
+          <w:i/>
+          <w:iCs/>
+          <w:sz w:val="21"/>
+          <w:szCs w:val="21"/>
+        </w:rPr>
+      </w:pPr>
       <w:r>
         <w:rPr>
           <w:rFonts w:ascii="Times New Roman" w:hAnsi="Times New Roman" w:cs="Times New Roman"/>
@@ -36734,16 +37131,23 @@
       <w:r>
         <w:rPr>
           <w:rFonts w:ascii="Times New Roman" w:hAnsi="Times New Roman" w:cs="Times New Roman"/>
-          <w:b/>
-          <w:bCs/>
           <w:i/>
           <w:iCs/>
           <w:sz w:val="22"/>
           <w:szCs w:val="22"/>
         </w:rPr>
-        <w:t>Dahlia Leibovich</w:t>
-      </w:r>
-      <w:r>
+        <w:tab/>
+        <w:t>Training on fairness in research</w:t>
+      </w:r>
+    </w:p>
+    <w:p>
+      <w:pPr>
+        <w:tabs>
+          <w:tab w:val="right" w:pos="1701"/>
+          <w:tab w:val="left" w:pos="1843"/>
+          <w:tab w:val="right" w:pos="9923"/>
+        </w:tabs>
+        <w:spacing w:before="120" w:after="0" w:line="240" w:lineRule="auto"/>
         <w:rPr>
           <w:rFonts w:ascii="Times New Roman" w:hAnsi="Times New Roman" w:cs="Times New Roman"/>
           <w:i/>
@@ -36751,7 +37155,205 @@
           <w:sz w:val="22"/>
           <w:szCs w:val="22"/>
         </w:rPr>
-        <w:t xml:space="preserve">, B.S. Student in Kinesiology, McGill U. </w:t>
+      </w:pPr>
+      <w:r>
+        <w:rPr>
+          <w:rFonts w:ascii="Times New Roman" w:hAnsi="Times New Roman" w:cs="Times New Roman"/>
+          <w:sz w:val="21"/>
+          <w:szCs w:val="21"/>
+        </w:rPr>
+        <w:tab/>
+      </w:r>
+      <w:r>
+        <w:rPr>
+          <w:rFonts w:ascii="Times New Roman" w:hAnsi="Times New Roman" w:cs="Times New Roman"/>
+          <w:i/>
+          <w:iCs/>
+          <w:sz w:val="21"/>
+          <w:szCs w:val="21"/>
+        </w:rPr>
+        <w:t>2023</w:t>
+      </w:r>
+      <w:r>
+        <w:rPr>
+          <w:rFonts w:ascii="Times New Roman" w:hAnsi="Times New Roman" w:cs="Times New Roman"/>
+          <w:sz w:val="21"/>
+          <w:szCs w:val="21"/>
+        </w:rPr>
+        <w:tab/>
+      </w:r>
+      <w:r>
+        <w:rPr>
+          <w:rFonts w:ascii="Times New Roman" w:hAnsi="Times New Roman" w:cs="Times New Roman"/>
+          <w:b/>
+          <w:bCs/>
+          <w:sz w:val="21"/>
+          <w:szCs w:val="21"/>
+        </w:rPr>
+        <w:t>TCPS 2 CORE-2022 (Research Ethics)</w:t>
+      </w:r>
+      <w:r>
+        <w:rPr>
+          <w:rFonts w:ascii="Times New Roman" w:hAnsi="Times New Roman" w:cs="Times New Roman"/>
+          <w:sz w:val="21"/>
+          <w:szCs w:val="21"/>
+        </w:rPr>
+        <w:t>, Government of Canada</w:t>
+      </w:r>
+    </w:p>
+    <w:p>
+      <w:pPr>
+        <w:tabs>
+          <w:tab w:val="right" w:pos="1701"/>
+          <w:tab w:val="left" w:pos="1843"/>
+          <w:tab w:val="right" w:pos="9923"/>
+        </w:tabs>
+        <w:spacing w:after="0" w:line="240" w:lineRule="auto"/>
+        <w:rPr>
+          <w:rFonts w:ascii="Times New Roman" w:hAnsi="Times New Roman" w:cs="Times New Roman"/>
+          <w:i/>
+          <w:iCs/>
+          <w:sz w:val="21"/>
+          <w:szCs w:val="21"/>
+        </w:rPr>
+      </w:pPr>
+      <w:r>
+        <w:rPr>
+          <w:rFonts w:ascii="Times New Roman" w:hAnsi="Times New Roman" w:cs="Times New Roman"/>
+          <w:i/>
+          <w:iCs/>
+          <w:sz w:val="22"/>
+          <w:szCs w:val="22"/>
+        </w:rPr>
+        <w:tab/>
+      </w:r>
+      <w:r>
+        <w:rPr>
+          <w:rFonts w:ascii="Times New Roman" w:hAnsi="Times New Roman" w:cs="Times New Roman"/>
+          <w:i/>
+          <w:iCs/>
+          <w:sz w:val="22"/>
+          <w:szCs w:val="22"/>
+        </w:rPr>
+        <w:tab/>
+        <w:t>Training on ethics in research</w:t>
+      </w:r>
+    </w:p>
+    <w:p>
+      <w:pPr>
+        <w:tabs>
+          <w:tab w:val="right" w:pos="1701"/>
+          <w:tab w:val="left" w:pos="1843"/>
+          <w:tab w:val="right" w:pos="9923"/>
+        </w:tabs>
+        <w:spacing w:before="120" w:after="0" w:line="240" w:lineRule="auto"/>
+        <w:rPr>
+          <w:rFonts w:ascii="Times New Roman" w:hAnsi="Times New Roman" w:cs="Times New Roman"/>
+          <w:i/>
+          <w:iCs/>
+          <w:sz w:val="22"/>
+          <w:szCs w:val="22"/>
+        </w:rPr>
+      </w:pPr>
+      <w:r>
+        <w:rPr>
+          <w:rFonts w:ascii="Times New Roman" w:hAnsi="Times New Roman" w:cs="Times New Roman"/>
+          <w:sz w:val="21"/>
+          <w:szCs w:val="21"/>
+        </w:rPr>
+        <w:tab/>
+      </w:r>
+      <w:r>
+        <w:rPr>
+          <w:rFonts w:ascii="Times New Roman" w:hAnsi="Times New Roman" w:cs="Times New Roman"/>
+          <w:i/>
+          <w:iCs/>
+          <w:sz w:val="21"/>
+          <w:szCs w:val="21"/>
+        </w:rPr>
+        <w:t>20</w:t>
+      </w:r>
+      <w:r>
+        <w:rPr>
+          <w:rFonts w:ascii="Times New Roman" w:hAnsi="Times New Roman" w:cs="Times New Roman"/>
+          <w:i/>
+          <w:iCs/>
+          <w:sz w:val="21"/>
+          <w:szCs w:val="21"/>
+        </w:rPr>
+        <w:t>22</w:t>
+      </w:r>
+      <w:r>
+        <w:rPr>
+          <w:rFonts w:ascii="Times New Roman" w:hAnsi="Times New Roman" w:cs="Times New Roman"/>
+          <w:sz w:val="21"/>
+          <w:szCs w:val="21"/>
+        </w:rPr>
+        <w:tab/>
+      </w:r>
+      <w:r>
+        <w:rPr>
+          <w:rFonts w:ascii="Times New Roman" w:hAnsi="Times New Roman" w:cs="Times New Roman"/>
+          <w:b/>
+          <w:bCs/>
+          <w:sz w:val="21"/>
+          <w:szCs w:val="21"/>
+        </w:rPr>
+        <w:t>Gait Analysis &amp; Rehabilitation using CAREN (Operator Level 1)</w:t>
+      </w:r>
+      <w:r>
+        <w:rPr>
+          <w:rFonts w:ascii="Times New Roman" w:hAnsi="Times New Roman" w:cs="Times New Roman"/>
+          <w:sz w:val="21"/>
+          <w:szCs w:val="21"/>
+        </w:rPr>
+        <w:t xml:space="preserve">, </w:t>
+      </w:r>
+      <w:r>
+        <w:rPr>
+          <w:rFonts w:ascii="Times New Roman" w:hAnsi="Times New Roman" w:cs="Times New Roman"/>
+          <w:sz w:val="21"/>
+          <w:szCs w:val="21"/>
+        </w:rPr>
+        <w:t>Motek Medical</w:t>
+      </w:r>
+    </w:p>
+    <w:p>
+      <w:pPr>
+        <w:tabs>
+          <w:tab w:val="right" w:pos="1701"/>
+          <w:tab w:val="left" w:pos="1843"/>
+          <w:tab w:val="right" w:pos="9923"/>
+        </w:tabs>
+        <w:spacing w:after="0" w:line="240" w:lineRule="auto"/>
+        <w:rPr>
+          <w:rFonts w:ascii="Times New Roman" w:hAnsi="Times New Roman" w:cs="Times New Roman"/>
+          <w:i/>
+          <w:iCs/>
+          <w:sz w:val="21"/>
+          <w:szCs w:val="21"/>
+        </w:rPr>
+      </w:pPr>
+      <w:r>
+        <w:rPr>
+          <w:rFonts w:ascii="Times New Roman" w:hAnsi="Times New Roman" w:cs="Times New Roman"/>
+          <w:i/>
+          <w:iCs/>
+          <w:sz w:val="22"/>
+          <w:szCs w:val="22"/>
+        </w:rPr>
+        <w:tab/>
+      </w:r>
+      <w:r>
+        <w:rPr>
+          <w:rFonts w:ascii="Times New Roman" w:hAnsi="Times New Roman" w:cs="Times New Roman"/>
+          <w:i/>
+          <w:iCs/>
+          <w:sz w:val="22"/>
+          <w:szCs w:val="22"/>
+        </w:rPr>
+        <w:tab/>
+        <w:t>Training on fully immersive motion analysis</w:t>
       </w:r>
     </w:p>
     <w:p>
@@ -36773,268 +37375,46 @@
       <w:r>
         <w:rPr>
           <w:rFonts w:ascii="Times New Roman" w:hAnsi="Times New Roman" w:cs="Times New Roman"/>
-          <w:i/>
-          <w:iCs/>
-          <w:sz w:val="22"/>
-          <w:szCs w:val="22"/>
-        </w:rPr>
-        <w:tab/>
-      </w:r>
-      <w:r>
-        <w:rPr>
-          <w:rFonts w:ascii="Times New Roman" w:hAnsi="Times New Roman" w:cs="Times New Roman"/>
-          <w:i/>
-          <w:iCs/>
-          <w:sz w:val="22"/>
-          <w:szCs w:val="22"/>
-        </w:rPr>
-        <w:tab/>
-        <w:t xml:space="preserve">Project: Evaluating Freezing </w:t>
-      </w:r>
-      <w:r>
-        <w:rPr>
-          <w:rFonts w:ascii="Times New Roman" w:hAnsi="Times New Roman" w:cs="Times New Roman"/>
-          <w:i/>
-          <w:iCs/>
-          <w:sz w:val="22"/>
-          <w:szCs w:val="22"/>
-        </w:rPr>
-        <w:t>Severity</w:t>
-      </w:r>
-      <w:r>
-        <w:rPr>
-          <w:rFonts w:ascii="Times New Roman" w:hAnsi="Times New Roman" w:cs="Times New Roman"/>
-          <w:i/>
-          <w:iCs/>
-          <w:sz w:val="22"/>
-          <w:szCs w:val="22"/>
-        </w:rPr>
-        <w:t xml:space="preserve"> in Parkinson’s Disease</w:t>
-      </w:r>
-    </w:p>
-    <w:p>
-      <w:pPr>
-        <w:tabs>
-          <w:tab w:val="right" w:pos="1701"/>
-          <w:tab w:val="left" w:pos="1843"/>
-          <w:tab w:val="right" w:pos="9923"/>
-        </w:tabs>
-        <w:spacing w:before="120" w:after="0" w:line="240" w:lineRule="auto"/>
-        <w:rPr>
-          <w:rFonts w:ascii="Times New Roman" w:hAnsi="Times New Roman" w:cs="Times New Roman"/>
-          <w:i/>
-          <w:iCs/>
-          <w:sz w:val="22"/>
-          <w:szCs w:val="22"/>
-        </w:rPr>
-      </w:pPr>
-      <w:r>
-        <w:rPr>
-          <w:rFonts w:ascii="Times New Roman" w:hAnsi="Times New Roman" w:cs="Times New Roman"/>
-          <w:i/>
-          <w:iCs/>
-          <w:sz w:val="22"/>
-          <w:szCs w:val="22"/>
-        </w:rPr>
-        <w:tab/>
-      </w:r>
-      <w:r>
-        <w:rPr>
-          <w:rFonts w:ascii="Times New Roman" w:hAnsi="Times New Roman" w:cs="Times New Roman"/>
-          <w:i/>
-          <w:iCs/>
-          <w:sz w:val="22"/>
-          <w:szCs w:val="22"/>
-        </w:rPr>
-        <w:t>2024</w:t>
-      </w:r>
-      <w:r>
-        <w:rPr>
-          <w:rFonts w:ascii="Times New Roman" w:hAnsi="Times New Roman" w:cs="Times New Roman"/>
-          <w:i/>
-          <w:iCs/>
-          <w:sz w:val="22"/>
-          <w:szCs w:val="22"/>
-        </w:rPr>
-        <w:tab/>
-      </w:r>
-      <w:r>
-        <w:rPr>
-          <w:rFonts w:ascii="Times New Roman" w:hAnsi="Times New Roman" w:cs="Times New Roman"/>
-          <w:b/>
-          <w:bCs/>
-          <w:i/>
-          <w:iCs/>
-          <w:sz w:val="22"/>
-          <w:szCs w:val="22"/>
-        </w:rPr>
-        <w:t>Laura Higuita</w:t>
-      </w:r>
-      <w:r>
-        <w:rPr>
-          <w:rFonts w:ascii="Times New Roman" w:hAnsi="Times New Roman" w:cs="Times New Roman"/>
-          <w:i/>
-          <w:iCs/>
-          <w:sz w:val="22"/>
-          <w:szCs w:val="22"/>
-        </w:rPr>
-        <w:t>, MITACS B.S</w:t>
-      </w:r>
-      <w:r>
-        <w:rPr>
-          <w:rFonts w:ascii="Times New Roman" w:hAnsi="Times New Roman" w:cs="Times New Roman"/>
-          <w:i/>
-          <w:iCs/>
-          <w:sz w:val="22"/>
-          <w:szCs w:val="22"/>
-        </w:rPr>
-        <w:t>.</w:t>
-      </w:r>
-      <w:r>
-        <w:rPr>
-          <w:rFonts w:ascii="Times New Roman" w:hAnsi="Times New Roman" w:cs="Times New Roman"/>
-          <w:i/>
-          <w:iCs/>
-          <w:sz w:val="22"/>
-          <w:szCs w:val="22"/>
-        </w:rPr>
-        <w:t xml:space="preserve"> Student in BioEngineering</w:t>
-      </w:r>
-      <w:r>
-        <w:rPr>
-          <w:rFonts w:ascii="Times New Roman" w:hAnsi="Times New Roman" w:cs="Times New Roman"/>
-          <w:i/>
-          <w:iCs/>
-          <w:sz w:val="22"/>
-          <w:szCs w:val="22"/>
-        </w:rPr>
-        <w:t>, UAO, Columbia</w:t>
-      </w:r>
-    </w:p>
-    <w:p>
-      <w:pPr>
-        <w:tabs>
-          <w:tab w:val="right" w:pos="1701"/>
-          <w:tab w:val="left" w:pos="1843"/>
-          <w:tab w:val="right" w:pos="9923"/>
-        </w:tabs>
-        <w:spacing w:before="80" w:after="0" w:line="240" w:lineRule="auto"/>
-        <w:rPr>
-          <w:rFonts w:ascii="Times New Roman" w:hAnsi="Times New Roman" w:cs="Times New Roman"/>
-          <w:i/>
-          <w:iCs/>
-          <w:sz w:val="22"/>
-          <w:szCs w:val="22"/>
-        </w:rPr>
-      </w:pPr>
-      <w:r>
-        <w:rPr>
-          <w:rFonts w:ascii="Times New Roman" w:hAnsi="Times New Roman" w:cs="Times New Roman"/>
-          <w:i/>
-          <w:iCs/>
-          <w:sz w:val="22"/>
-          <w:szCs w:val="22"/>
-        </w:rPr>
-        <w:tab/>
-      </w:r>
-      <w:r>
-        <w:rPr>
-          <w:rFonts w:ascii="Times New Roman" w:hAnsi="Times New Roman" w:cs="Times New Roman"/>
-          <w:i/>
-          <w:iCs/>
-          <w:sz w:val="22"/>
-          <w:szCs w:val="22"/>
-        </w:rPr>
-        <w:tab/>
-        <w:t xml:space="preserve">Project: </w:t>
-      </w:r>
-      <w:r>
-        <w:rPr>
-          <w:rFonts w:ascii="Times New Roman" w:hAnsi="Times New Roman" w:cs="Times New Roman"/>
-          <w:i/>
-          <w:iCs/>
-          <w:sz w:val="22"/>
-          <w:szCs w:val="22"/>
-        </w:rPr>
-        <w:t>Detecting</w:t>
-      </w:r>
-      <w:r>
-        <w:rPr>
-          <w:rFonts w:ascii="Times New Roman" w:hAnsi="Times New Roman" w:cs="Times New Roman"/>
-          <w:i/>
-          <w:iCs/>
-          <w:sz w:val="22"/>
-          <w:szCs w:val="22"/>
-        </w:rPr>
-        <w:t xml:space="preserve"> Freezing of Gait in Parkinson’s Disease</w:t>
-      </w:r>
-    </w:p>
-    <w:p>
-      <w:pPr>
-        <w:tabs>
-          <w:tab w:val="right" w:pos="1701"/>
-          <w:tab w:val="left" w:pos="1843"/>
-          <w:tab w:val="right" w:pos="9923"/>
-        </w:tabs>
-        <w:spacing w:before="80" w:after="0" w:line="240" w:lineRule="auto"/>
-        <w:rPr>
-          <w:rFonts w:ascii="Times New Roman" w:hAnsi="Times New Roman" w:cs="Times New Roman"/>
-          <w:i/>
-          <w:iCs/>
-          <w:sz w:val="22"/>
-          <w:szCs w:val="22"/>
-        </w:rPr>
-      </w:pPr>
-      <w:r>
-        <w:rPr>
-          <w:rFonts w:ascii="Times New Roman" w:hAnsi="Times New Roman" w:cs="Times New Roman"/>
-          <w:i/>
-          <w:iCs/>
-          <w:sz w:val="22"/>
-          <w:szCs w:val="22"/>
-        </w:rPr>
-        <w:tab/>
-      </w:r>
-      <w:r>
-        <w:rPr>
-          <w:rFonts w:ascii="Times New Roman" w:hAnsi="Times New Roman" w:cs="Times New Roman"/>
-          <w:i/>
-          <w:iCs/>
-          <w:sz w:val="22"/>
-          <w:szCs w:val="22"/>
-        </w:rPr>
-        <w:tab/>
-        <w:t>Now:</w:t>
-      </w:r>
-      <w:r>
-        <w:rPr>
-          <w:rFonts w:ascii="Times New Roman" w:hAnsi="Times New Roman" w:cs="Times New Roman"/>
-          <w:i/>
-          <w:iCs/>
-          <w:sz w:val="22"/>
-          <w:szCs w:val="22"/>
-        </w:rPr>
-        <w:t xml:space="preserve"> Bio</w:t>
-      </w:r>
-      <w:r>
-        <w:rPr>
-          <w:rFonts w:ascii="Times New Roman" w:hAnsi="Times New Roman" w:cs="Times New Roman"/>
-          <w:i/>
-          <w:iCs/>
-          <w:sz w:val="22"/>
-          <w:szCs w:val="22"/>
-        </w:rPr>
-        <w:t>e</w:t>
-      </w:r>
-      <w:r>
-        <w:rPr>
-          <w:rFonts w:ascii="Times New Roman" w:hAnsi="Times New Roman" w:cs="Times New Roman"/>
-          <w:i/>
-          <w:iCs/>
-          <w:sz w:val="22"/>
-          <w:szCs w:val="22"/>
-        </w:rPr>
-        <w:t>ngineer</w:t>
+          <w:sz w:val="21"/>
+          <w:szCs w:val="21"/>
+        </w:rPr>
+        <w:tab/>
+      </w:r>
+      <w:r>
+        <w:rPr>
+          <w:rFonts w:ascii="Times New Roman" w:hAnsi="Times New Roman" w:cs="Times New Roman"/>
+          <w:i/>
+          <w:iCs/>
+          <w:sz w:val="21"/>
+          <w:szCs w:val="21"/>
+        </w:rPr>
+        <w:t>2021</w:t>
+      </w:r>
+      <w:r>
+        <w:rPr>
+          <w:rFonts w:ascii="Times New Roman" w:hAnsi="Times New Roman" w:cs="Times New Roman"/>
+          <w:sz w:val="21"/>
+          <w:szCs w:val="21"/>
+        </w:rPr>
+        <w:tab/>
+      </w:r>
+      <w:r>
+        <w:rPr>
+          <w:rFonts w:ascii="Times New Roman" w:hAnsi="Times New Roman" w:cs="Times New Roman"/>
+          <w:b/>
+          <w:bCs/>
+          <w:sz w:val="21"/>
+          <w:szCs w:val="21"/>
+        </w:rPr>
+        <w:t>AFGSU 1/2 (emergency care)</w:t>
+      </w:r>
+      <w:r>
+        <w:rPr>
+          <w:rFonts w:ascii="Times New Roman" w:hAnsi="Times New Roman" w:cs="Times New Roman"/>
+          <w:sz w:val="21"/>
+          <w:szCs w:val="21"/>
+        </w:rPr>
+        <w:t>, French Ministry of Health</w:t>
       </w:r>
       <w:r>
         <w:rPr>
@@ -37086,8 +37466,9 @@
           <w:bCs/>
           <w:sz w:val="28"/>
           <w:szCs w:val="28"/>
-        </w:rPr>
-        <w:t>Relevant Training</w:t>
+          <w:lang w:val="fr-CA"/>
+        </w:rPr>
+        <w:t>Professional Affiliations</w:t>
       </w:r>
     </w:p>
     <w:p>
@@ -37097,13 +37478,13 @@
           <w:tab w:val="left" w:pos="1843"/>
           <w:tab w:val="right" w:pos="9923"/>
         </w:tabs>
-        <w:spacing w:before="120" w:after="0" w:line="240" w:lineRule="auto"/>
-        <w:rPr>
-          <w:rFonts w:ascii="Times New Roman" w:hAnsi="Times New Roman" w:cs="Times New Roman"/>
-          <w:i/>
-          <w:iCs/>
-          <w:sz w:val="22"/>
-          <w:szCs w:val="22"/>
+        <w:spacing w:after="80" w:line="240" w:lineRule="auto"/>
+        <w:rPr>
+          <w:rFonts w:ascii="Times New Roman" w:hAnsi="Times New Roman" w:cs="Times New Roman"/>
+          <w:i/>
+          <w:iCs/>
+          <w:sz w:val="21"/>
+          <w:szCs w:val="21"/>
         </w:rPr>
       </w:pPr>
       <w:r>
@@ -37124,7 +37505,17 @@
           <w:sz w:val="21"/>
           <w:szCs w:val="21"/>
         </w:rPr>
-        <w:t>2024</w:t>
+        <w:t>202</w:t>
+      </w:r>
+      <w:r>
+        <w:rPr>
+          <w:rFonts w:ascii="Times New Roman" w:hAnsi="Times New Roman" w:cs="Times New Roman"/>
+          <w:i/>
+          <w:iCs/>
+          <w:sz w:val="21"/>
+          <w:szCs w:val="21"/>
+        </w:rPr>
+        <w:t>5</w:t>
       </w:r>
       <w:r>
         <w:rPr>
@@ -37139,38 +37530,33 @@
       <w:r>
         <w:rPr>
           <w:rFonts w:ascii="Times New Roman" w:hAnsi="Times New Roman" w:cs="Times New Roman"/>
-          <w:i/>
-          <w:iCs/>
-          <w:sz w:val="21"/>
-          <w:szCs w:val="21"/>
-        </w:rPr>
-        <w:tab/>
-      </w:r>
-      <w:r>
-        <w:rPr>
-          <w:rFonts w:ascii="Times New Roman" w:hAnsi="Times New Roman" w:cs="Times New Roman"/>
-          <w:b/>
-          <w:bCs/>
-          <w:sz w:val="21"/>
-          <w:szCs w:val="21"/>
-        </w:rPr>
-        <w:t>McGill Science Education Fellow Program</w:t>
-      </w:r>
-      <w:r>
-        <w:rPr>
-          <w:rFonts w:ascii="Times New Roman" w:hAnsi="Times New Roman" w:cs="Times New Roman"/>
-          <w:sz w:val="21"/>
-          <w:szCs w:val="21"/>
-        </w:rPr>
-        <w:t xml:space="preserve">, </w:t>
-      </w:r>
-      <w:r>
-        <w:rPr>
-          <w:rFonts w:ascii="Times New Roman" w:hAnsi="Times New Roman" w:cs="Times New Roman"/>
-          <w:sz w:val="21"/>
-          <w:szCs w:val="21"/>
-        </w:rPr>
-        <w:t>McGill University</w:t>
+          <w:b/>
+          <w:bCs/>
+          <w:sz w:val="28"/>
+          <w:szCs w:val="28"/>
+          <w:lang w:val="en-CA"/>
+        </w:rPr>
+        <w:tab/>
+      </w:r>
+      <w:r>
+        <w:rPr>
+          <w:rFonts w:ascii="Times New Roman" w:hAnsi="Times New Roman" w:cs="Times New Roman"/>
+          <w:b/>
+          <w:bCs/>
+          <w:sz w:val="21"/>
+          <w:szCs w:val="21"/>
+          <w:lang w:val="en-CA"/>
+        </w:rPr>
+        <w:t>Student Member</w:t>
+      </w:r>
+      <w:r>
+        <w:rPr>
+          <w:rFonts w:ascii="Times New Roman" w:hAnsi="Times New Roman" w:cs="Times New Roman"/>
+          <w:sz w:val="21"/>
+          <w:szCs w:val="21"/>
+          <w:lang w:val="en-CA"/>
+        </w:rPr>
+        <w:t>, Institute of Electrical and Electronics Engineers (IEEE)</w:t>
       </w:r>
     </w:p>
     <w:p>
@@ -37180,7 +37566,7 @@
           <w:tab w:val="left" w:pos="1843"/>
           <w:tab w:val="right" w:pos="9923"/>
         </w:tabs>
-        <w:spacing w:after="0" w:line="240" w:lineRule="auto"/>
+        <w:spacing w:after="80" w:line="240" w:lineRule="auto"/>
         <w:rPr>
           <w:rFonts w:ascii="Times New Roman" w:hAnsi="Times New Roman" w:cs="Times New Roman"/>
           <w:i/>
@@ -37192,23 +37578,72 @@
       <w:r>
         <w:rPr>
           <w:rFonts w:ascii="Times New Roman" w:hAnsi="Times New Roman" w:cs="Times New Roman"/>
-          <w:i/>
-          <w:iCs/>
-          <w:sz w:val="22"/>
-          <w:szCs w:val="22"/>
-        </w:rPr>
-        <w:tab/>
-      </w:r>
-      <w:r>
-        <w:rPr>
-          <w:rFonts w:ascii="Times New Roman" w:hAnsi="Times New Roman" w:cs="Times New Roman"/>
-          <w:i/>
-          <w:iCs/>
-          <w:sz w:val="22"/>
-          <w:szCs w:val="22"/>
-        </w:rPr>
-        <w:tab/>
-        <w:t>Comprehensive training as future instructor</w:t>
+          <w:b/>
+          <w:bCs/>
+          <w:sz w:val="28"/>
+          <w:szCs w:val="28"/>
+        </w:rPr>
+        <w:tab/>
+      </w:r>
+      <w:r>
+        <w:rPr>
+          <w:rFonts w:ascii="Times New Roman" w:hAnsi="Times New Roman" w:cs="Times New Roman"/>
+          <w:i/>
+          <w:iCs/>
+          <w:sz w:val="21"/>
+          <w:szCs w:val="21"/>
+        </w:rPr>
+        <w:t>202</w:t>
+      </w:r>
+      <w:r>
+        <w:rPr>
+          <w:rFonts w:ascii="Times New Roman" w:hAnsi="Times New Roman" w:cs="Times New Roman"/>
+          <w:i/>
+          <w:iCs/>
+          <w:sz w:val="21"/>
+          <w:szCs w:val="21"/>
+        </w:rPr>
+        <w:t>5</w:t>
+      </w:r>
+      <w:r>
+        <w:rPr>
+          <w:rFonts w:ascii="Times New Roman" w:hAnsi="Times New Roman" w:cs="Times New Roman"/>
+          <w:i/>
+          <w:iCs/>
+          <w:sz w:val="21"/>
+          <w:szCs w:val="21"/>
+        </w:rPr>
+        <w:t>-Now</w:t>
+      </w:r>
+      <w:r>
+        <w:rPr>
+          <w:rFonts w:ascii="Times New Roman" w:hAnsi="Times New Roman" w:cs="Times New Roman"/>
+          <w:b/>
+          <w:bCs/>
+          <w:sz w:val="21"/>
+          <w:szCs w:val="21"/>
+          <w:lang w:val="en-CA"/>
+        </w:rPr>
+        <w:tab/>
+        <w:t>Student Member</w:t>
+      </w:r>
+      <w:r>
+        <w:rPr>
+          <w:rFonts w:ascii="Times New Roman" w:hAnsi="Times New Roman" w:cs="Times New Roman"/>
+          <w:sz w:val="21"/>
+          <w:szCs w:val="21"/>
+          <w:lang w:val="en-CA"/>
+        </w:rPr>
+        <w:t xml:space="preserve">, </w:t>
+      </w:r>
+      <w:r>
+        <w:rPr>
+          <w:rFonts w:ascii="Times New Roman" w:hAnsi="Times New Roman" w:cs="Times New Roman"/>
+          <w:sz w:val="21"/>
+          <w:szCs w:val="21"/>
+          <w:lang w:val="en-CA"/>
+        </w:rPr>
+        <w:t>IEEE Engineering in Medicine and Biology Society (EMBS)</w:t>
       </w:r>
     </w:p>
     <w:p>
@@ -37218,13 +37653,13 @@
           <w:tab w:val="left" w:pos="1843"/>
           <w:tab w:val="right" w:pos="9923"/>
         </w:tabs>
-        <w:spacing w:before="120" w:after="0" w:line="240" w:lineRule="auto"/>
-        <w:rPr>
-          <w:rFonts w:ascii="Times New Roman" w:hAnsi="Times New Roman" w:cs="Times New Roman"/>
-          <w:i/>
-          <w:iCs/>
-          <w:sz w:val="22"/>
-          <w:szCs w:val="22"/>
+        <w:spacing w:after="80" w:line="240" w:lineRule="auto"/>
+        <w:rPr>
+          <w:rFonts w:ascii="Times New Roman" w:hAnsi="Times New Roman" w:cs="Times New Roman"/>
+          <w:i/>
+          <w:iCs/>
+          <w:sz w:val="21"/>
+          <w:szCs w:val="21"/>
         </w:rPr>
       </w:pPr>
       <w:r>
@@ -37255,25 +37690,28 @@
           <w:sz w:val="21"/>
           <w:szCs w:val="21"/>
         </w:rPr>
-        <w:tab/>
-      </w:r>
-      <w:r>
-        <w:rPr>
-          <w:rFonts w:ascii="Times New Roman" w:hAnsi="Times New Roman" w:cs="Times New Roman"/>
-          <w:b/>
-          <w:bCs/>
-          <w:sz w:val="21"/>
-          <w:szCs w:val="21"/>
-        </w:rPr>
-        <w:t>Researchers and Entrepreneurs Network Program (RCE)</w:t>
-      </w:r>
-      <w:r>
-        <w:rPr>
-          <w:rFonts w:ascii="Times New Roman" w:hAnsi="Times New Roman" w:cs="Times New Roman"/>
-          <w:sz w:val="21"/>
-          <w:szCs w:val="21"/>
-        </w:rPr>
-        <w:t>, V1 Studio</w:t>
+        <w:t>-Now</w:t>
+      </w:r>
+      <w:r>
+        <w:rPr>
+          <w:rFonts w:ascii="Times New Roman" w:hAnsi="Times New Roman" w:cs="Times New Roman"/>
+          <w:b/>
+          <w:bCs/>
+          <w:sz w:val="21"/>
+          <w:szCs w:val="21"/>
+          <w:lang w:val="en-CA"/>
+        </w:rPr>
+        <w:tab/>
+        <w:t>Student Member</w:t>
+      </w:r>
+      <w:r>
+        <w:rPr>
+          <w:rFonts w:ascii="Times New Roman" w:hAnsi="Times New Roman" w:cs="Times New Roman"/>
+          <w:sz w:val="21"/>
+          <w:szCs w:val="21"/>
+          <w:lang w:val="en-CA"/>
+        </w:rPr>
+        <w:t>, Movement Disorders Society (MDS)</w:t>
       </w:r>
     </w:p>
     <w:p>
@@ -37283,7 +37721,7 @@
           <w:tab w:val="left" w:pos="1843"/>
           <w:tab w:val="right" w:pos="9923"/>
         </w:tabs>
-        <w:spacing w:after="0" w:line="240" w:lineRule="auto"/>
+        <w:spacing w:after="80" w:line="240" w:lineRule="auto"/>
         <w:rPr>
           <w:rFonts w:ascii="Times New Roman" w:hAnsi="Times New Roman" w:cs="Times New Roman"/>
           <w:i/>
@@ -37295,23 +37733,62 @@
       <w:r>
         <w:rPr>
           <w:rFonts w:ascii="Times New Roman" w:hAnsi="Times New Roman" w:cs="Times New Roman"/>
-          <w:i/>
-          <w:iCs/>
-          <w:sz w:val="22"/>
-          <w:szCs w:val="22"/>
-        </w:rPr>
-        <w:tab/>
-      </w:r>
-      <w:r>
-        <w:rPr>
-          <w:rFonts w:ascii="Times New Roman" w:hAnsi="Times New Roman" w:cs="Times New Roman"/>
-          <w:i/>
-          <w:iCs/>
-          <w:sz w:val="22"/>
-          <w:szCs w:val="22"/>
-        </w:rPr>
-        <w:tab/>
-        <w:t>Entrepreneurship training to translate research into real-world impact</w:t>
+          <w:b/>
+          <w:bCs/>
+          <w:sz w:val="28"/>
+          <w:szCs w:val="28"/>
+        </w:rPr>
+        <w:tab/>
+      </w:r>
+      <w:r>
+        <w:rPr>
+          <w:rFonts w:ascii="Times New Roman" w:hAnsi="Times New Roman" w:cs="Times New Roman"/>
+          <w:i/>
+          <w:iCs/>
+          <w:sz w:val="21"/>
+          <w:szCs w:val="21"/>
+        </w:rPr>
+        <w:t>202</w:t>
+      </w:r>
+      <w:r>
+        <w:rPr>
+          <w:rFonts w:ascii="Times New Roman" w:hAnsi="Times New Roman" w:cs="Times New Roman"/>
+          <w:i/>
+          <w:iCs/>
+          <w:sz w:val="21"/>
+          <w:szCs w:val="21"/>
+        </w:rPr>
+        <w:t>3-Now</w:t>
+      </w:r>
+      <w:r>
+        <w:rPr>
+          <w:rFonts w:ascii="Times New Roman" w:hAnsi="Times New Roman" w:cs="Times New Roman"/>
+          <w:i/>
+          <w:iCs/>
+          <w:sz w:val="21"/>
+          <w:szCs w:val="21"/>
+        </w:rPr>
+        <w:tab/>
+      </w:r>
+      <w:r>
+        <w:rPr>
+          <w:rFonts w:ascii="Times New Roman" w:hAnsi="Times New Roman" w:cs="Times New Roman"/>
+          <w:b/>
+          <w:bCs/>
+          <w:sz w:val="21"/>
+          <w:szCs w:val="21"/>
+          <w:lang w:val="en-CA"/>
+        </w:rPr>
+        <w:t>Student Member</w:t>
+      </w:r>
+      <w:r>
+        <w:rPr>
+          <w:rFonts w:ascii="Times New Roman" w:hAnsi="Times New Roman" w:cs="Times New Roman"/>
+          <w:sz w:val="21"/>
+          <w:szCs w:val="21"/>
+          <w:lang w:val="en-CA"/>
+        </w:rPr>
+        <w:t>, Centre for Interdisciplinary Research in Rehabilitation (CRIR) Montreal</w:t>
       </w:r>
     </w:p>
     <w:p>
@@ -37321,71 +37798,107 @@
           <w:tab w:val="left" w:pos="1843"/>
           <w:tab w:val="right" w:pos="9923"/>
         </w:tabs>
-        <w:spacing w:before="120" w:after="0" w:line="240" w:lineRule="auto"/>
-        <w:rPr>
-          <w:rFonts w:ascii="Times New Roman" w:hAnsi="Times New Roman" w:cs="Times New Roman"/>
-          <w:i/>
-          <w:iCs/>
-          <w:sz w:val="22"/>
-          <w:szCs w:val="22"/>
+        <w:spacing w:after="80" w:line="240" w:lineRule="auto"/>
+        <w:rPr>
+          <w:rFonts w:ascii="Times New Roman" w:hAnsi="Times New Roman" w:cs="Times New Roman"/>
+          <w:i/>
+          <w:iCs/>
+          <w:sz w:val="21"/>
+          <w:szCs w:val="21"/>
         </w:rPr>
       </w:pPr>
       <w:r>
         <w:rPr>
           <w:rFonts w:ascii="Times New Roman" w:hAnsi="Times New Roman" w:cs="Times New Roman"/>
-          <w:i/>
-          <w:iCs/>
-          <w:sz w:val="21"/>
-          <w:szCs w:val="21"/>
-        </w:rPr>
-        <w:tab/>
-        <w:t>202</w:t>
-      </w:r>
-      <w:r>
-        <w:rPr>
-          <w:rFonts w:ascii="Times New Roman" w:hAnsi="Times New Roman" w:cs="Times New Roman"/>
-          <w:i/>
-          <w:iCs/>
-          <w:sz w:val="21"/>
-          <w:szCs w:val="21"/>
-        </w:rPr>
-        <w:t>3</w:t>
-      </w:r>
-      <w:r>
-        <w:rPr>
-          <w:rFonts w:ascii="Times New Roman" w:hAnsi="Times New Roman" w:cs="Times New Roman"/>
-          <w:i/>
-          <w:iCs/>
-          <w:sz w:val="21"/>
-          <w:szCs w:val="21"/>
-        </w:rPr>
-        <w:tab/>
-      </w:r>
-      <w:r>
-        <w:rPr>
-          <w:rFonts w:ascii="Times New Roman" w:hAnsi="Times New Roman" w:cs="Times New Roman"/>
-          <w:b/>
-          <w:bCs/>
-          <w:sz w:val="21"/>
-          <w:szCs w:val="21"/>
-        </w:rPr>
-        <w:t>Integrating sex and gender into health research</w:t>
-      </w:r>
-      <w:r>
-        <w:rPr>
-          <w:rFonts w:ascii="Times New Roman" w:hAnsi="Times New Roman" w:cs="Times New Roman"/>
-          <w:sz w:val="21"/>
-          <w:szCs w:val="21"/>
-        </w:rPr>
-        <w:t xml:space="preserve">, </w:t>
-      </w:r>
-      <w:r>
-        <w:rPr>
-          <w:rFonts w:ascii="Times New Roman" w:hAnsi="Times New Roman" w:cs="Times New Roman"/>
-          <w:sz w:val="21"/>
-          <w:szCs w:val="21"/>
-        </w:rPr>
-        <w:t>Canadian Institute of Health Research</w:t>
+          <w:b/>
+          <w:bCs/>
+          <w:sz w:val="28"/>
+          <w:szCs w:val="28"/>
+        </w:rPr>
+        <w:tab/>
+      </w:r>
+      <w:r>
+        <w:rPr>
+          <w:rFonts w:ascii="Times New Roman" w:hAnsi="Times New Roman" w:cs="Times New Roman"/>
+          <w:i/>
+          <w:iCs/>
+          <w:sz w:val="21"/>
+          <w:szCs w:val="21"/>
+        </w:rPr>
+        <w:t>2024</w:t>
+      </w:r>
+      <w:r>
+        <w:rPr>
+          <w:rFonts w:ascii="Times New Roman" w:hAnsi="Times New Roman" w:cs="Times New Roman"/>
+          <w:i/>
+          <w:iCs/>
+          <w:sz w:val="21"/>
+          <w:szCs w:val="21"/>
+        </w:rPr>
+        <w:t>-Now</w:t>
+      </w:r>
+      <w:r>
+        <w:rPr>
+          <w:rFonts w:ascii="Times New Roman" w:hAnsi="Times New Roman" w:cs="Times New Roman"/>
+          <w:i/>
+          <w:iCs/>
+          <w:sz w:val="21"/>
+          <w:szCs w:val="21"/>
+        </w:rPr>
+        <w:tab/>
+      </w:r>
+      <w:r>
+        <w:rPr>
+          <w:rFonts w:ascii="Times New Roman" w:hAnsi="Times New Roman" w:cs="Times New Roman"/>
+          <w:b/>
+          <w:bCs/>
+          <w:sz w:val="21"/>
+          <w:szCs w:val="21"/>
+          <w:lang w:val="en-CA"/>
+        </w:rPr>
+        <w:t>Student Member of the Committee on Innovative Practice</w:t>
+      </w:r>
+      <w:r>
+        <w:rPr>
+          <w:rFonts w:ascii="Times New Roman" w:hAnsi="Times New Roman" w:cs="Times New Roman"/>
+          <w:b/>
+          <w:bCs/>
+          <w:sz w:val="21"/>
+          <w:szCs w:val="21"/>
+          <w:lang w:val="en-CA"/>
+        </w:rPr>
+        <w:t>s</w:t>
+      </w:r>
+      <w:r>
+        <w:rPr>
+          <w:rFonts w:ascii="Times New Roman" w:hAnsi="Times New Roman" w:cs="Times New Roman"/>
+          <w:b/>
+          <w:bCs/>
+          <w:sz w:val="21"/>
+          <w:szCs w:val="21"/>
+          <w:lang w:val="en-CA"/>
+        </w:rPr>
+        <w:t xml:space="preserve"> in Research E</w:t>
+      </w:r>
+      <w:r>
+        <w:rPr>
+          <w:rFonts w:ascii="Times New Roman" w:hAnsi="Times New Roman" w:cs="Times New Roman"/>
+          <w:b/>
+          <w:bCs/>
+          <w:sz w:val="21"/>
+          <w:szCs w:val="21"/>
+          <w:lang w:val="en-CA"/>
+        </w:rPr>
+        <w:t>thics</w:t>
+      </w:r>
+      <w:r>
+        <w:rPr>
+          <w:rFonts w:ascii="Times New Roman" w:hAnsi="Times New Roman" w:cs="Times New Roman"/>
+          <w:sz w:val="21"/>
+          <w:szCs w:val="21"/>
+          <w:lang w:val="en-CA"/>
+        </w:rPr>
+        <w:t>, CRIR</w:t>
       </w:r>
     </w:p>
     <w:p>
@@ -37395,7 +37908,7 @@
           <w:tab w:val="left" w:pos="1843"/>
           <w:tab w:val="right" w:pos="9923"/>
         </w:tabs>
-        <w:spacing w:after="0" w:line="240" w:lineRule="auto"/>
+        <w:spacing w:after="80" w:line="240" w:lineRule="auto"/>
         <w:rPr>
           <w:rFonts w:ascii="Times New Roman" w:hAnsi="Times New Roman" w:cs="Times New Roman"/>
           <w:i/>
@@ -37407,23 +37920,89 @@
       <w:r>
         <w:rPr>
           <w:rFonts w:ascii="Times New Roman" w:hAnsi="Times New Roman" w:cs="Times New Roman"/>
-          <w:i/>
-          <w:iCs/>
-          <w:sz w:val="22"/>
-          <w:szCs w:val="22"/>
-        </w:rPr>
-        <w:tab/>
-      </w:r>
-      <w:r>
-        <w:rPr>
-          <w:rFonts w:ascii="Times New Roman" w:hAnsi="Times New Roman" w:cs="Times New Roman"/>
-          <w:i/>
-          <w:iCs/>
-          <w:sz w:val="22"/>
-          <w:szCs w:val="22"/>
-        </w:rPr>
-        <w:tab/>
-        <w:t>Training on fairness in research</w:t>
+          <w:b/>
+          <w:bCs/>
+          <w:sz w:val="28"/>
+          <w:szCs w:val="28"/>
+        </w:rPr>
+        <w:tab/>
+      </w:r>
+      <w:r>
+        <w:rPr>
+          <w:rFonts w:ascii="Times New Roman" w:hAnsi="Times New Roman" w:cs="Times New Roman"/>
+          <w:i/>
+          <w:iCs/>
+          <w:sz w:val="21"/>
+          <w:szCs w:val="21"/>
+        </w:rPr>
+        <w:t>202</w:t>
+      </w:r>
+      <w:r>
+        <w:rPr>
+          <w:rFonts w:ascii="Times New Roman" w:hAnsi="Times New Roman" w:cs="Times New Roman"/>
+          <w:i/>
+          <w:iCs/>
+          <w:sz w:val="21"/>
+          <w:szCs w:val="21"/>
+        </w:rPr>
+        <w:t>3-Now</w:t>
+      </w:r>
+      <w:r>
+        <w:rPr>
+          <w:rFonts w:ascii="Times New Roman" w:hAnsi="Times New Roman" w:cs="Times New Roman"/>
+          <w:i/>
+          <w:iCs/>
+          <w:sz w:val="21"/>
+          <w:szCs w:val="21"/>
+        </w:rPr>
+        <w:tab/>
+      </w:r>
+      <w:r>
+        <w:rPr>
+          <w:rFonts w:ascii="Times New Roman" w:hAnsi="Times New Roman" w:cs="Times New Roman"/>
+          <w:b/>
+          <w:bCs/>
+          <w:sz w:val="21"/>
+          <w:szCs w:val="21"/>
+          <w:lang w:val="en-CA"/>
+        </w:rPr>
+        <w:t>Student Member</w:t>
+      </w:r>
+      <w:r>
+        <w:rPr>
+          <w:rFonts w:ascii="Times New Roman" w:hAnsi="Times New Roman" w:cs="Times New Roman"/>
+          <w:sz w:val="21"/>
+          <w:szCs w:val="21"/>
+          <w:lang w:val="en-CA"/>
+        </w:rPr>
+        <w:t>, CRBLM, Faculty of Medicine and Health Sciences</w:t>
+      </w:r>
+      <w:r>
+        <w:rPr>
+          <w:rFonts w:ascii="Times New Roman" w:hAnsi="Times New Roman" w:cs="Times New Roman"/>
+          <w:sz w:val="21"/>
+          <w:szCs w:val="21"/>
+          <w:lang w:val="en-CA"/>
+        </w:rPr>
+        <w:t xml:space="preserve">, </w:t>
+      </w:r>
+      <w:r>
+        <w:rPr>
+          <w:rFonts w:ascii="Times New Roman" w:hAnsi="Times New Roman" w:cs="Times New Roman"/>
+          <w:sz w:val="21"/>
+          <w:szCs w:val="21"/>
+          <w:lang w:val="en-CA"/>
+        </w:rPr>
+        <w:t>McGill</w:t>
+      </w:r>
+      <w:r>
+        <w:rPr>
+          <w:rFonts w:ascii="Times New Roman" w:hAnsi="Times New Roman" w:cs="Times New Roman"/>
+          <w:sz w:val="21"/>
+          <w:szCs w:val="21"/>
+          <w:lang w:val="en-CA"/>
+        </w:rPr>
+        <w:t xml:space="preserve"> University</w:t>
       </w:r>
     </w:p>
     <w:p>
@@ -37433,58 +38012,92 @@
           <w:tab w:val="left" w:pos="1843"/>
           <w:tab w:val="right" w:pos="9923"/>
         </w:tabs>
-        <w:spacing w:before="120" w:after="0" w:line="240" w:lineRule="auto"/>
-        <w:rPr>
-          <w:rFonts w:ascii="Times New Roman" w:hAnsi="Times New Roman" w:cs="Times New Roman"/>
-          <w:i/>
-          <w:iCs/>
-          <w:sz w:val="22"/>
-          <w:szCs w:val="22"/>
+        <w:spacing w:after="80" w:line="240" w:lineRule="auto"/>
+        <w:rPr>
+          <w:rFonts w:ascii="Times New Roman" w:hAnsi="Times New Roman" w:cs="Times New Roman"/>
+          <w:i/>
+          <w:iCs/>
+          <w:sz w:val="21"/>
+          <w:szCs w:val="21"/>
         </w:rPr>
       </w:pPr>
       <w:r>
         <w:rPr>
           <w:rFonts w:ascii="Times New Roman" w:hAnsi="Times New Roman" w:cs="Times New Roman"/>
-          <w:sz w:val="21"/>
-          <w:szCs w:val="21"/>
-        </w:rPr>
-        <w:tab/>
-      </w:r>
-      <w:r>
-        <w:rPr>
-          <w:rFonts w:ascii="Times New Roman" w:hAnsi="Times New Roman" w:cs="Times New Roman"/>
-          <w:i/>
-          <w:iCs/>
-          <w:sz w:val="21"/>
-          <w:szCs w:val="21"/>
-        </w:rPr>
-        <w:t>2023</w:t>
-      </w:r>
-      <w:r>
-        <w:rPr>
-          <w:rFonts w:ascii="Times New Roman" w:hAnsi="Times New Roman" w:cs="Times New Roman"/>
-          <w:sz w:val="21"/>
-          <w:szCs w:val="21"/>
-        </w:rPr>
-        <w:tab/>
-      </w:r>
-      <w:r>
-        <w:rPr>
-          <w:rFonts w:ascii="Times New Roman" w:hAnsi="Times New Roman" w:cs="Times New Roman"/>
-          <w:b/>
-          <w:bCs/>
-          <w:sz w:val="21"/>
-          <w:szCs w:val="21"/>
-        </w:rPr>
-        <w:t>TCPS 2 CORE-2022 (Research Ethics)</w:t>
-      </w:r>
-      <w:r>
-        <w:rPr>
-          <w:rFonts w:ascii="Times New Roman" w:hAnsi="Times New Roman" w:cs="Times New Roman"/>
-          <w:sz w:val="21"/>
-          <w:szCs w:val="21"/>
-        </w:rPr>
-        <w:t>, Government of Canada</w:t>
+          <w:b/>
+          <w:bCs/>
+          <w:sz w:val="28"/>
+          <w:szCs w:val="28"/>
+        </w:rPr>
+        <w:tab/>
+      </w:r>
+      <w:r>
+        <w:rPr>
+          <w:rFonts w:ascii="Times New Roman" w:hAnsi="Times New Roman" w:cs="Times New Roman"/>
+          <w:i/>
+          <w:iCs/>
+          <w:sz w:val="21"/>
+          <w:szCs w:val="21"/>
+        </w:rPr>
+        <w:t>202</w:t>
+      </w:r>
+      <w:r>
+        <w:rPr>
+          <w:rFonts w:ascii="Times New Roman" w:hAnsi="Times New Roman" w:cs="Times New Roman"/>
+          <w:i/>
+          <w:iCs/>
+          <w:sz w:val="21"/>
+          <w:szCs w:val="21"/>
+        </w:rPr>
+        <w:t>3-2026</w:t>
+      </w:r>
+      <w:r>
+        <w:rPr>
+          <w:rFonts w:ascii="Times New Roman" w:hAnsi="Times New Roman" w:cs="Times New Roman"/>
+          <w:i/>
+          <w:iCs/>
+          <w:sz w:val="21"/>
+          <w:szCs w:val="21"/>
+        </w:rPr>
+        <w:tab/>
+      </w:r>
+      <w:r>
+        <w:rPr>
+          <w:rFonts w:ascii="Times New Roman" w:hAnsi="Times New Roman" w:cs="Times New Roman"/>
+          <w:b/>
+          <w:bCs/>
+          <w:sz w:val="21"/>
+          <w:szCs w:val="21"/>
+          <w:lang w:val="en-CA"/>
+        </w:rPr>
+        <w:t>Student Member</w:t>
+      </w:r>
+      <w:r>
+        <w:rPr>
+          <w:rFonts w:ascii="Times New Roman" w:hAnsi="Times New Roman" w:cs="Times New Roman"/>
+          <w:sz w:val="21"/>
+          <w:szCs w:val="21"/>
+          <w:lang w:val="en-CA"/>
+        </w:rPr>
+        <w:t xml:space="preserve">, </w:t>
+      </w:r>
+      <w:r>
+        <w:rPr>
+          <w:rFonts w:ascii="Times New Roman" w:hAnsi="Times New Roman" w:cs="Times New Roman"/>
+          <w:sz w:val="21"/>
+          <w:szCs w:val="21"/>
+          <w:lang w:val="en-CA"/>
+        </w:rPr>
+        <w:t>Quebec BioImaging Ne</w:t>
+      </w:r>
+      <w:r>
+        <w:rPr>
+          <w:rFonts w:ascii="Times New Roman" w:hAnsi="Times New Roman" w:cs="Times New Roman"/>
+          <w:sz w:val="21"/>
+          <w:szCs w:val="21"/>
+          <w:lang w:val="en-CA"/>
+        </w:rPr>
+        <w:t>twork (QBIN)</w:t>
       </w:r>
     </w:p>
     <w:p>
@@ -37494,104 +38107,107 @@
           <w:tab w:val="left" w:pos="1843"/>
           <w:tab w:val="right" w:pos="9923"/>
         </w:tabs>
-        <w:spacing w:after="0" w:line="240" w:lineRule="auto"/>
-        <w:rPr>
-          <w:rFonts w:ascii="Times New Roman" w:hAnsi="Times New Roman" w:cs="Times New Roman"/>
-          <w:i/>
-          <w:iCs/>
-          <w:sz w:val="21"/>
-          <w:szCs w:val="21"/>
+        <w:spacing w:after="80" w:line="240" w:lineRule="auto"/>
+        <w:rPr>
+          <w:rFonts w:ascii="Times New Roman" w:hAnsi="Times New Roman" w:cs="Times New Roman"/>
+          <w:b/>
+          <w:bCs/>
+          <w:sz w:val="28"/>
+          <w:szCs w:val="28"/>
+          <w:lang w:val="en-CA"/>
         </w:rPr>
       </w:pPr>
       <w:r>
         <w:rPr>
           <w:rFonts w:ascii="Times New Roman" w:hAnsi="Times New Roman" w:cs="Times New Roman"/>
-          <w:i/>
-          <w:iCs/>
-          <w:sz w:val="22"/>
-          <w:szCs w:val="22"/>
-        </w:rPr>
-        <w:tab/>
-      </w:r>
-      <w:r>
-        <w:rPr>
-          <w:rFonts w:ascii="Times New Roman" w:hAnsi="Times New Roman" w:cs="Times New Roman"/>
-          <w:i/>
-          <w:iCs/>
-          <w:sz w:val="22"/>
-          <w:szCs w:val="22"/>
-        </w:rPr>
-        <w:tab/>
-        <w:t>Training on ethics in research</w:t>
-      </w:r>
-    </w:p>
-    <w:p>
-      <w:pPr>
-        <w:tabs>
-          <w:tab w:val="right" w:pos="1701"/>
-          <w:tab w:val="left" w:pos="1843"/>
-          <w:tab w:val="right" w:pos="9923"/>
-        </w:tabs>
-        <w:spacing w:before="120" w:after="0" w:line="240" w:lineRule="auto"/>
-        <w:rPr>
-          <w:rFonts w:ascii="Times New Roman" w:hAnsi="Times New Roman" w:cs="Times New Roman"/>
-          <w:i/>
-          <w:iCs/>
-          <w:sz w:val="22"/>
-          <w:szCs w:val="22"/>
-        </w:rPr>
-      </w:pPr>
-      <w:r>
-        <w:rPr>
-          <w:rFonts w:ascii="Times New Roman" w:hAnsi="Times New Roman" w:cs="Times New Roman"/>
-          <w:sz w:val="21"/>
-          <w:szCs w:val="21"/>
-        </w:rPr>
-        <w:tab/>
-      </w:r>
-      <w:r>
-        <w:rPr>
-          <w:rFonts w:ascii="Times New Roman" w:hAnsi="Times New Roman" w:cs="Times New Roman"/>
-          <w:i/>
-          <w:iCs/>
-          <w:sz w:val="21"/>
-          <w:szCs w:val="21"/>
-        </w:rPr>
-        <w:t>20</w:t>
-      </w:r>
-      <w:r>
-        <w:rPr>
-          <w:rFonts w:ascii="Times New Roman" w:hAnsi="Times New Roman" w:cs="Times New Roman"/>
-          <w:i/>
-          <w:iCs/>
-          <w:sz w:val="21"/>
-          <w:szCs w:val="21"/>
-        </w:rPr>
-        <w:t>22</w:t>
-      </w:r>
-      <w:r>
-        <w:rPr>
-          <w:rFonts w:ascii="Times New Roman" w:hAnsi="Times New Roman" w:cs="Times New Roman"/>
-          <w:sz w:val="21"/>
-          <w:szCs w:val="21"/>
-        </w:rPr>
-        <w:tab/>
-      </w:r>
-      <w:r>
-        <w:rPr>
-          <w:rFonts w:ascii="Times New Roman" w:hAnsi="Times New Roman" w:cs="Times New Roman"/>
-          <w:b/>
-          <w:bCs/>
-          <w:sz w:val="21"/>
-          <w:szCs w:val="21"/>
-        </w:rPr>
-        <w:t>Gait Analysis &amp; Rehabilitation using CAREN (Operator Level 1)</w:t>
-      </w:r>
-      <w:r>
-        <w:rPr>
-          <w:rFonts w:ascii="Times New Roman" w:hAnsi="Times New Roman" w:cs="Times New Roman"/>
-          <w:sz w:val="21"/>
-          <w:szCs w:val="21"/>
+          <w:b/>
+          <w:bCs/>
+          <w:sz w:val="28"/>
+          <w:szCs w:val="28"/>
+        </w:rPr>
+        <w:tab/>
+      </w:r>
+      <w:r>
+        <w:rPr>
+          <w:rFonts w:ascii="Times New Roman" w:hAnsi="Times New Roman" w:cs="Times New Roman"/>
+          <w:i/>
+          <w:iCs/>
+          <w:sz w:val="21"/>
+          <w:szCs w:val="21"/>
+        </w:rPr>
+        <w:t>202</w:t>
+      </w:r>
+      <w:r>
+        <w:rPr>
+          <w:rFonts w:ascii="Times New Roman" w:hAnsi="Times New Roman" w:cs="Times New Roman"/>
+          <w:i/>
+          <w:iCs/>
+          <w:sz w:val="21"/>
+          <w:szCs w:val="21"/>
+        </w:rPr>
+        <w:t>3-Now</w:t>
+      </w:r>
+      <w:r>
+        <w:rPr>
+          <w:rFonts w:ascii="Times New Roman" w:hAnsi="Times New Roman" w:cs="Times New Roman"/>
+          <w:b/>
+          <w:bCs/>
+          <w:sz w:val="21"/>
+          <w:szCs w:val="21"/>
+          <w:lang w:val="en-CA"/>
+        </w:rPr>
+        <w:tab/>
+      </w:r>
+      <w:r>
+        <w:rPr>
+          <w:rFonts w:ascii="Times New Roman" w:hAnsi="Times New Roman" w:cs="Times New Roman"/>
+          <w:b/>
+          <w:bCs/>
+          <w:sz w:val="21"/>
+          <w:szCs w:val="21"/>
+          <w:lang w:val="en-CA"/>
+        </w:rPr>
+        <w:t>Member of the Research Committee, Rehabilitation</w:t>
+      </w:r>
+      <w:r>
+        <w:rPr>
+          <w:rFonts w:ascii="Times New Roman" w:hAnsi="Times New Roman" w:cs="Times New Roman"/>
+          <w:b/>
+          <w:bCs/>
+          <w:sz w:val="21"/>
+          <w:szCs w:val="21"/>
+          <w:lang w:val="en-CA"/>
+        </w:rPr>
+        <w:t xml:space="preserve"> </w:t>
+      </w:r>
+      <w:r>
+        <w:rPr>
+          <w:rFonts w:ascii="Times New Roman" w:hAnsi="Times New Roman" w:cs="Times New Roman"/>
+          <w:b/>
+          <w:bCs/>
+          <w:sz w:val="21"/>
+          <w:szCs w:val="21"/>
+          <w:lang w:val="en-CA"/>
+        </w:rPr>
+        <w:t>Depart</w:t>
+      </w:r>
+      <w:r>
+        <w:rPr>
+          <w:rFonts w:ascii="Times New Roman" w:hAnsi="Times New Roman" w:cs="Times New Roman"/>
+          <w:b/>
+          <w:bCs/>
+          <w:sz w:val="21"/>
+          <w:szCs w:val="21"/>
+          <w:lang w:val="en-CA"/>
+        </w:rPr>
+        <w:t>ment</w:t>
+      </w:r>
+      <w:r>
+        <w:rPr>
+          <w:rFonts w:ascii="Times New Roman" w:hAnsi="Times New Roman" w:cs="Times New Roman"/>
+          <w:sz w:val="21"/>
+          <w:szCs w:val="21"/>
+          <w:lang w:val="en-CA"/>
         </w:rPr>
         <w:t xml:space="preserve">, </w:t>
       </w:r>
@@ -37600,149 +38216,21 @@
           <w:rFonts w:ascii="Times New Roman" w:hAnsi="Times New Roman" w:cs="Times New Roman"/>
           <w:sz w:val="21"/>
           <w:szCs w:val="21"/>
-        </w:rPr>
-        <w:t>Motek Medical</w:t>
-      </w:r>
-    </w:p>
-    <w:p>
-      <w:pPr>
-        <w:tabs>
-          <w:tab w:val="right" w:pos="1701"/>
-          <w:tab w:val="left" w:pos="1843"/>
-          <w:tab w:val="right" w:pos="9923"/>
-        </w:tabs>
-        <w:spacing w:after="0" w:line="240" w:lineRule="auto"/>
-        <w:rPr>
-          <w:rFonts w:ascii="Times New Roman" w:hAnsi="Times New Roman" w:cs="Times New Roman"/>
-          <w:i/>
-          <w:iCs/>
-          <w:sz w:val="21"/>
-          <w:szCs w:val="21"/>
-        </w:rPr>
-      </w:pPr>
-      <w:r>
-        <w:rPr>
-          <w:rFonts w:ascii="Times New Roman" w:hAnsi="Times New Roman" w:cs="Times New Roman"/>
-          <w:i/>
-          <w:iCs/>
-          <w:sz w:val="22"/>
-          <w:szCs w:val="22"/>
-        </w:rPr>
-        <w:tab/>
-      </w:r>
-      <w:r>
-        <w:rPr>
-          <w:rFonts w:ascii="Times New Roman" w:hAnsi="Times New Roman" w:cs="Times New Roman"/>
-          <w:i/>
-          <w:iCs/>
-          <w:sz w:val="22"/>
-          <w:szCs w:val="22"/>
-        </w:rPr>
-        <w:tab/>
-        <w:t>Training on fully immersive motion analysis</w:t>
-      </w:r>
-    </w:p>
-    <w:p>
-      <w:pPr>
-        <w:tabs>
-          <w:tab w:val="right" w:pos="1701"/>
-          <w:tab w:val="left" w:pos="1843"/>
-          <w:tab w:val="right" w:pos="9923"/>
-        </w:tabs>
-        <w:spacing w:before="80" w:after="0" w:line="240" w:lineRule="auto"/>
-        <w:rPr>
-          <w:rFonts w:ascii="Times New Roman" w:hAnsi="Times New Roman" w:cs="Times New Roman"/>
-          <w:sz w:val="21"/>
-          <w:szCs w:val="21"/>
-        </w:rPr>
-      </w:pPr>
-      <w:r>
-        <w:rPr>
-          <w:rFonts w:ascii="Times New Roman" w:hAnsi="Times New Roman" w:cs="Times New Roman"/>
-          <w:sz w:val="21"/>
-          <w:szCs w:val="21"/>
-        </w:rPr>
-        <w:tab/>
-      </w:r>
-      <w:r>
-        <w:rPr>
-          <w:rFonts w:ascii="Times New Roman" w:hAnsi="Times New Roman" w:cs="Times New Roman"/>
-          <w:i/>
-          <w:iCs/>
-          <w:sz w:val="21"/>
-          <w:szCs w:val="21"/>
-        </w:rPr>
-        <w:t>2021</w:t>
-      </w:r>
-      <w:r>
-        <w:rPr>
-          <w:rFonts w:ascii="Times New Roman" w:hAnsi="Times New Roman" w:cs="Times New Roman"/>
-          <w:sz w:val="21"/>
-          <w:szCs w:val="21"/>
-        </w:rPr>
-        <w:tab/>
-      </w:r>
-      <w:r>
-        <w:rPr>
-          <w:rFonts w:ascii="Times New Roman" w:hAnsi="Times New Roman" w:cs="Times New Roman"/>
-          <w:b/>
-          <w:bCs/>
-          <w:sz w:val="21"/>
-          <w:szCs w:val="21"/>
-        </w:rPr>
-        <w:t>AFGSU 1/2 (emergency care)</w:t>
-      </w:r>
-      <w:r>
-        <w:rPr>
-          <w:rFonts w:ascii="Times New Roman" w:hAnsi="Times New Roman" w:cs="Times New Roman"/>
-          <w:sz w:val="21"/>
-          <w:szCs w:val="21"/>
-        </w:rPr>
-        <w:t>, French Ministry of Health</w:t>
-      </w:r>
-    </w:p>
-    <w:p>
-      <w:pPr>
-        <w:tabs>
-          <w:tab w:val="right" w:pos="1701"/>
-          <w:tab w:val="left" w:pos="1843"/>
-          <w:tab w:val="right" w:pos="9923"/>
-        </w:tabs>
-        <w:spacing w:before="80" w:after="0" w:line="240" w:lineRule="auto"/>
-        <w:rPr>
-          <w:rFonts w:ascii="Times New Roman" w:hAnsi="Times New Roman" w:cs="Times New Roman"/>
-          <w:sz w:val="22"/>
-          <w:szCs w:val="22"/>
-        </w:rPr>
-      </w:pPr>
-    </w:p>
-    <w:p>
-      <w:pPr>
-        <w:tabs>
-          <w:tab w:val="right" w:pos="1701"/>
-          <w:tab w:val="left" w:pos="1843"/>
-          <w:tab w:val="right" w:pos="9923"/>
-        </w:tabs>
-        <w:spacing w:before="80" w:after="0" w:line="240" w:lineRule="auto"/>
-        <w:rPr>
-          <w:rFonts w:ascii="Times New Roman" w:hAnsi="Times New Roman" w:cs="Times New Roman"/>
-          <w:sz w:val="22"/>
-          <w:szCs w:val="22"/>
-        </w:rPr>
-      </w:pPr>
-    </w:p>
-    <w:p>
-      <w:pPr>
-        <w:tabs>
-          <w:tab w:val="right" w:pos="1701"/>
-        </w:tabs>
-        <w:spacing w:line="240" w:lineRule="auto"/>
-        <w:rPr>
-          <w:rFonts w:ascii="Times New Roman" w:hAnsi="Times New Roman" w:cs="Times New Roman"/>
-          <w:sz w:val="40"/>
-          <w:szCs w:val="40"/>
-        </w:rPr>
-      </w:pPr>
+          <w:lang w:val="en-CA"/>
+        </w:rPr>
+        <w:t>University of Paris – Cité</w:t>
+      </w:r>
+      <w:r>
+        <w:rPr>
+          <w:rFonts w:ascii="Times New Roman" w:hAnsi="Times New Roman" w:cs="Times New Roman"/>
+          <w:b/>
+          <w:bCs/>
+          <w:sz w:val="21"/>
+          <w:szCs w:val="21"/>
+          <w:lang w:val="en-CA"/>
+        </w:rPr>
+        <w:tab/>
+      </w:r>
     </w:p>
     <w:sectPr>
       <w:footerReference w:type="even" r:id="rId138"/>
@@ -38483,7 +38971,7 @@
   <w:style w:type="paragraph" w:default="1" w:styleId="Normal">
     <w:name w:val="Normal"/>
     <w:qFormat/>
-    <w:rsid w:val="00D5702F"/>
+    <w:rsid w:val="00CF7E1D"/>
     <w:rPr>
       <w:lang w:val="en-US"/>
     </w:rPr>
@@ -38690,7 +39178,6 @@
   <w:style w:type="character" w:default="1" w:styleId="DefaultParagraphFont">
     <w:name w:val="Default Paragraph Font"/>
     <w:uiPriority w:val="1"/>
-    <w:semiHidden/>
     <w:unhideWhenUsed/>
   </w:style>
   <w:style w:type="table" w:default="1" w:styleId="TableNormal">

--- a/CV_Cyrille.docx
+++ b/CV_Cyrille.docx
@@ -477,10 +477,10 @@
                                     <pic:cNvPicPr/>
                                   </pic:nvPicPr>
                                   <pic:blipFill>
-                                    <a:blip r:embed="rId16">
+                                    <a:blip r:embed="rId7">
                                       <a:extLst>
                                         <a:ext uri="{96DAC541-7B7A-43D3-8B79-37D633B846F1}">
-                                          <asvg:svgBlip xmlns:asvg="http://schemas.microsoft.com/office/drawing/2016/SVG/main" r:embed="rId17"/>
+                                          <asvg:svgBlip xmlns:asvg="http://schemas.microsoft.com/office/drawing/2016/SVG/main" r:embed="rId8"/>
                                         </a:ext>
                                       </a:extLst>
                                     </a:blip>
@@ -549,10 +549,10 @@
                                     <pic:cNvPicPr/>
                                   </pic:nvPicPr>
                                   <pic:blipFill>
-                                    <a:blip r:embed="rId18">
+                                    <a:blip r:embed="rId9">
                                       <a:extLst>
                                         <a:ext uri="{96DAC541-7B7A-43D3-8B79-37D633B846F1}">
-                                          <asvg:svgBlip xmlns:asvg="http://schemas.microsoft.com/office/drawing/2016/SVG/main" r:embed="rId19"/>
+                                          <asvg:svgBlip xmlns:asvg="http://schemas.microsoft.com/office/drawing/2016/SVG/main" r:embed="rId10"/>
                                         </a:ext>
                                       </a:extLst>
                                     </a:blip>
@@ -583,7 +583,7 @@
                         </w:rPr>
                         <w:t xml:space="preserve"> </w:t>
                       </w:r>
-                      <w:hyperlink r:id="rId20" w:history="1">
+                      <w:hyperlink r:id="rId16" w:history="1">
                         <w:r>
                           <w:rPr>
                             <w:rStyle w:val="Hyperlink"/>
@@ -627,10 +627,10 @@
                                     <pic:cNvPicPr/>
                                   </pic:nvPicPr>
                                   <pic:blipFill rotWithShape="1">
-                                    <a:blip r:embed="rId21">
+                                    <a:blip r:embed="rId12">
                                       <a:extLst>
                                         <a:ext uri="{96DAC541-7B7A-43D3-8B79-37D633B846F1}">
-                                          <asvg:svgBlip xmlns:asvg="http://schemas.microsoft.com/office/drawing/2016/SVG/main" r:embed="rId22"/>
+                                          <asvg:svgBlip xmlns:asvg="http://schemas.microsoft.com/office/drawing/2016/SVG/main" r:embed="rId13"/>
                                         </a:ext>
                                       </a:extLst>
                                     </a:blip>
@@ -701,10 +701,10 @@
                                     <pic:cNvPicPr/>
                                   </pic:nvPicPr>
                                   <pic:blipFill>
-                                    <a:blip r:embed="rId23">
+                                    <a:blip r:embed="rId14">
                                       <a:extLst>
                                         <a:ext uri="{96DAC541-7B7A-43D3-8B79-37D633B846F1}">
-                                          <asvg:svgBlip xmlns:asvg="http://schemas.microsoft.com/office/drawing/2016/SVG/main" r:embed="rId24"/>
+                                          <asvg:svgBlip xmlns:asvg="http://schemas.microsoft.com/office/drawing/2016/SVG/main" r:embed="rId15"/>
                                         </a:ext>
                                       </a:extLst>
                                     </a:blip>
@@ -1280,7 +1280,7 @@
         </w:rPr>
         <w:t xml:space="preserve">To further discover Cyrille, visit: </w:t>
       </w:r>
-      <w:hyperlink r:id="rId25" w:history="1">
+      <w:hyperlink r:id="rId17" w:history="1">
         <w:r>
           <w:rPr>
             <w:rStyle w:val="Hyperlink"/>
@@ -1517,10 +1517,10 @@
                     <pic:cNvPicPr/>
                   </pic:nvPicPr>
                   <pic:blipFill>
-                    <a:blip r:embed="rId26">
+                    <a:blip r:embed="rId18">
                       <a:extLst>
                         <a:ext uri="{96DAC541-7B7A-43D3-8B79-37D633B846F1}">
-                          <asvg:svgBlip xmlns:asvg="http://schemas.microsoft.com/office/drawing/2016/SVG/main" r:embed="rId27"/>
+                          <asvg:svgBlip xmlns:asvg="http://schemas.microsoft.com/office/drawing/2016/SVG/main" r:embed="rId19"/>
                         </a:ext>
                       </a:extLst>
                     </a:blip>
@@ -1625,10 +1625,10 @@
                     <pic:cNvPicPr/>
                   </pic:nvPicPr>
                   <pic:blipFill>
-                    <a:blip r:embed="rId28">
+                    <a:blip r:embed="rId20">
                       <a:extLst>
                         <a:ext uri="{96DAC541-7B7A-43D3-8B79-37D633B846F1}">
-                          <asvg:svgBlip xmlns:asvg="http://schemas.microsoft.com/office/drawing/2016/SVG/main" r:embed="rId29"/>
+                          <asvg:svgBlip xmlns:asvg="http://schemas.microsoft.com/office/drawing/2016/SVG/main" r:embed="rId21"/>
                         </a:ext>
                       </a:extLst>
                     </a:blip>
@@ -1921,7 +1921,7 @@
         </w:rPr>
         <w:t xml:space="preserve">Committee: </w:t>
       </w:r>
-      <w:hyperlink r:id="rId30" w:history="1">
+      <w:hyperlink r:id="rId22" w:history="1">
         <w:r>
           <w:rPr>
             <w:rStyle w:val="Hyperlink"/>
@@ -1953,7 +1953,7 @@
         </w:rPr>
         <w:t xml:space="preserve">, </w:t>
       </w:r>
-      <w:hyperlink r:id="rId31" w:history="1">
+      <w:hyperlink r:id="rId23" w:history="1">
         <w:r>
           <w:rPr>
             <w:rStyle w:val="Hyperlink"/>
@@ -1993,7 +1993,7 @@
         </w:rPr>
         <w:t xml:space="preserve"> </w:t>
       </w:r>
-      <w:hyperlink r:id="rId32" w:history="1">
+      <w:hyperlink r:id="rId24" w:history="1">
         <w:r>
           <w:rPr>
             <w:rStyle w:val="Hyperlink"/>
@@ -2056,7 +2056,7 @@
             <wp:extent cx="108000" cy="108000"/>
             <wp:effectExtent l="0" t="0" r="6350" b="6350"/>
             <wp:docPr id="1195055233" name="Graphic 2" descr="List with solid fill">
-              <a:hlinkClick xmlns:a="http://schemas.openxmlformats.org/drawingml/2006/main" r:id="rId33"/>
+              <a:hlinkClick xmlns:a="http://schemas.openxmlformats.org/drawingml/2006/main" r:id="rId25"/>
             </wp:docPr>
             <wp:cNvGraphicFramePr>
               <a:graphicFrameLocks xmlns:a="http://schemas.openxmlformats.org/drawingml/2006/main" noChangeAspect="1"/>
@@ -2066,15 +2066,15 @@
                 <pic:pic xmlns:pic="http://schemas.openxmlformats.org/drawingml/2006/picture">
                   <pic:nvPicPr>
                     <pic:cNvPr id="1195055233" name="Graphic 2" descr="List with solid fill">
-                      <a:hlinkClick r:id="rId33"/>
+                      <a:hlinkClick r:id="rId25"/>
                     </pic:cNvPr>
                     <pic:cNvPicPr/>
                   </pic:nvPicPr>
                   <pic:blipFill>
-                    <a:blip r:embed="rId34">
+                    <a:blip r:embed="rId26">
                       <a:extLst>
                         <a:ext uri="{96DAC541-7B7A-43D3-8B79-37D633B846F1}">
-                          <asvg:svgBlip xmlns:asvg="http://schemas.microsoft.com/office/drawing/2016/SVG/main" r:embed="rId35"/>
+                          <asvg:svgBlip xmlns:asvg="http://schemas.microsoft.com/office/drawing/2016/SVG/main" r:embed="rId27"/>
                         </a:ext>
                       </a:extLst>
                     </a:blip>
@@ -2304,7 +2304,7 @@
         </w:rPr>
         <w:t xml:space="preserve">: </w:t>
       </w:r>
-      <w:hyperlink r:id="rId36" w:history="1">
+      <w:hyperlink r:id="rId28" w:history="1">
         <w:r>
           <w:rPr>
             <w:rStyle w:val="Hyperlink"/>
@@ -2325,7 +2325,7 @@
         </w:rPr>
         <w:t xml:space="preserve"> and </w:t>
       </w:r>
-      <w:hyperlink r:id="rId37" w:history="1">
+      <w:hyperlink r:id="rId29" w:history="1">
         <w:r>
           <w:rPr>
             <w:rStyle w:val="Hyperlink"/>
@@ -2379,7 +2379,7 @@
             <wp:extent cx="108000" cy="108000"/>
             <wp:effectExtent l="0" t="0" r="6350" b="6350"/>
             <wp:docPr id="1561644019" name="Graphic 2" descr="List with solid fill">
-              <a:hlinkClick xmlns:a="http://schemas.openxmlformats.org/drawingml/2006/main" r:id="rId38"/>
+              <a:hlinkClick xmlns:a="http://schemas.openxmlformats.org/drawingml/2006/main" r:id="rId30"/>
             </wp:docPr>
             <wp:cNvGraphicFramePr>
               <a:graphicFrameLocks xmlns:a="http://schemas.openxmlformats.org/drawingml/2006/main" noChangeAspect="1"/>
@@ -2389,15 +2389,15 @@
                 <pic:pic xmlns:pic="http://schemas.openxmlformats.org/drawingml/2006/picture">
                   <pic:nvPicPr>
                     <pic:cNvPr id="1561644019" name="Graphic 2" descr="List with solid fill">
-                      <a:hlinkClick r:id="rId38"/>
+                      <a:hlinkClick r:id="rId30"/>
                     </pic:cNvPr>
                     <pic:cNvPicPr/>
                   </pic:nvPicPr>
                   <pic:blipFill>
-                    <a:blip r:embed="rId34">
+                    <a:blip r:embed="rId26">
                       <a:extLst>
                         <a:ext uri="{96DAC541-7B7A-43D3-8B79-37D633B846F1}">
-                          <asvg:svgBlip xmlns:asvg="http://schemas.microsoft.com/office/drawing/2016/SVG/main" r:embed="rId35"/>
+                          <asvg:svgBlip xmlns:asvg="http://schemas.microsoft.com/office/drawing/2016/SVG/main" r:embed="rId27"/>
                         </a:ext>
                       </a:extLst>
                     </a:blip>
@@ -2444,7 +2444,7 @@
             <wp:extent cx="108000" cy="108000"/>
             <wp:effectExtent l="0" t="0" r="6350" b="6350"/>
             <wp:docPr id="1710957919" name="Graphic 1" descr="Diploma roll with solid fill">
-              <a:hlinkClick xmlns:a="http://schemas.openxmlformats.org/drawingml/2006/main" r:id="rId39"/>
+              <a:hlinkClick xmlns:a="http://schemas.openxmlformats.org/drawingml/2006/main" r:id="rId31"/>
             </wp:docPr>
             <wp:cNvGraphicFramePr>
               <a:graphicFrameLocks xmlns:a="http://schemas.openxmlformats.org/drawingml/2006/main" noChangeAspect="1"/>
@@ -2454,8 +2454,1428 @@
                 <pic:pic xmlns:pic="http://schemas.openxmlformats.org/drawingml/2006/picture">
                   <pic:nvPicPr>
                     <pic:cNvPr id="1710957919" name="Graphic 1" descr="Diploma roll with solid fill">
-                      <a:hlinkClick r:id="rId39"/>
+                      <a:hlinkClick r:id="rId31"/>
                     </pic:cNvPr>
+                    <pic:cNvPicPr/>
+                  </pic:nvPicPr>
+                  <pic:blipFill>
+                    <a:blip r:embed="rId32">
+                      <a:extLst>
+                        <a:ext uri="{96DAC541-7B7A-43D3-8B79-37D633B846F1}">
+                          <asvg:svgBlip xmlns:asvg="http://schemas.microsoft.com/office/drawing/2016/SVG/main" r:embed="rId33"/>
+                        </a:ext>
+                      </a:extLst>
+                    </a:blip>
+                    <a:stretch>
+                      <a:fillRect/>
+                    </a:stretch>
+                  </pic:blipFill>
+                  <pic:spPr>
+                    <a:xfrm>
+                      <a:off x="0" y="0"/>
+                      <a:ext cx="108000" cy="108000"/>
+                    </a:xfrm>
+                    <a:prstGeom prst="rect">
+                      <a:avLst/>
+                    </a:prstGeom>
+                  </pic:spPr>
+                </pic:pic>
+              </a:graphicData>
+            </a:graphic>
+          </wp:inline>
+        </w:drawing>
+      </w:r>
+      <w:r>
+        <w:rPr>
+          <w:rFonts w:ascii="Times New Roman" w:hAnsi="Times New Roman" w:cs="Times New Roman"/>
+          <w:b/>
+          <w:bCs/>
+          <w:sz w:val="21"/>
+          <w:szCs w:val="21"/>
+        </w:rPr>
+        <w:tab/>
+      </w:r>
+      <w:r>
+        <w:rPr>
+          <w:rFonts w:ascii="Times New Roman" w:hAnsi="Times New Roman" w:cs="Times New Roman"/>
+          <w:i/>
+          <w:iCs/>
+          <w:sz w:val="21"/>
+          <w:szCs w:val="21"/>
+        </w:rPr>
+        <w:t>Project GPA: 4.0/4.0</w:t>
+      </w:r>
+    </w:p>
+    <w:p>
+      <w:pPr>
+        <w:tabs>
+          <w:tab w:val="right" w:pos="1701"/>
+          <w:tab w:val="left" w:pos="1843"/>
+          <w:tab w:val="right" w:pos="9356"/>
+        </w:tabs>
+        <w:spacing w:before="160" w:after="0" w:line="240" w:lineRule="auto"/>
+        <w:rPr>
+          <w:rFonts w:ascii="Times New Roman" w:hAnsi="Times New Roman" w:cs="Times New Roman"/>
+          <w:b/>
+          <w:bCs/>
+          <w:sz w:val="21"/>
+          <w:szCs w:val="21"/>
+        </w:rPr>
+      </w:pPr>
+      <w:r>
+        <w:rPr>
+          <w:rFonts w:ascii="Times New Roman" w:hAnsi="Times New Roman" w:cs="Times New Roman"/>
+          <w:i/>
+          <w:iCs/>
+          <w:sz w:val="21"/>
+          <w:szCs w:val="21"/>
+        </w:rPr>
+        <w:tab/>
+      </w:r>
+      <w:r>
+        <w:rPr>
+          <w:rFonts w:ascii="Times New Roman" w:hAnsi="Times New Roman" w:cs="Times New Roman"/>
+          <w:i/>
+          <w:iCs/>
+          <w:sz w:val="21"/>
+          <w:szCs w:val="21"/>
+        </w:rPr>
+        <w:t xml:space="preserve">Paris, </w:t>
+      </w:r>
+      <w:r>
+        <w:rPr>
+          <w:rFonts w:ascii="Times New Roman" w:hAnsi="Times New Roman" w:cs="Times New Roman"/>
+          <w:i/>
+          <w:iCs/>
+          <w:sz w:val="21"/>
+          <w:szCs w:val="21"/>
+        </w:rPr>
+        <w:t>France</w:t>
+      </w:r>
+      <w:r>
+        <w:rPr>
+          <w:rFonts w:ascii="Times New Roman" w:hAnsi="Times New Roman" w:cs="Times New Roman"/>
+          <w:sz w:val="21"/>
+          <w:szCs w:val="21"/>
+        </w:rPr>
+        <w:tab/>
+      </w:r>
+      <w:r>
+        <w:rPr>
+          <w:rFonts w:ascii="Times New Roman" w:hAnsi="Times New Roman" w:cs="Times New Roman"/>
+          <w:b/>
+          <w:bCs/>
+          <w:sz w:val="21"/>
+          <w:szCs w:val="21"/>
+        </w:rPr>
+        <w:t>University</w:t>
+      </w:r>
+      <w:r>
+        <w:rPr>
+          <w:rFonts w:ascii="Times New Roman" w:hAnsi="Times New Roman" w:cs="Times New Roman"/>
+          <w:b/>
+          <w:bCs/>
+          <w:sz w:val="21"/>
+          <w:szCs w:val="21"/>
+        </w:rPr>
+        <w:t xml:space="preserve"> of Paris – Cité</w:t>
+      </w:r>
+    </w:p>
+    <w:p>
+      <w:pPr>
+        <w:tabs>
+          <w:tab w:val="right" w:pos="1701"/>
+          <w:tab w:val="left" w:pos="1843"/>
+          <w:tab w:val="right" w:pos="9356"/>
+        </w:tabs>
+        <w:spacing w:after="0" w:line="240" w:lineRule="auto"/>
+        <w:rPr>
+          <w:rFonts w:ascii="Times New Roman" w:hAnsi="Times New Roman" w:cs="Times New Roman"/>
+          <w:sz w:val="21"/>
+          <w:szCs w:val="21"/>
+        </w:rPr>
+      </w:pPr>
+      <w:r>
+        <w:rPr>
+          <w:rFonts w:ascii="Times New Roman" w:hAnsi="Times New Roman" w:cs="Times New Roman"/>
+          <w:i/>
+          <w:iCs/>
+          <w:sz w:val="21"/>
+          <w:szCs w:val="21"/>
+        </w:rPr>
+        <w:tab/>
+      </w:r>
+      <w:r>
+        <w:rPr>
+          <w:rFonts w:ascii="Times New Roman" w:hAnsi="Times New Roman" w:cs="Times New Roman"/>
+          <w:i/>
+          <w:iCs/>
+          <w:sz w:val="21"/>
+          <w:szCs w:val="21"/>
+        </w:rPr>
+        <w:t>2021-</w:t>
+      </w:r>
+      <w:r>
+        <w:rPr>
+          <w:rFonts w:ascii="Times New Roman" w:hAnsi="Times New Roman" w:cs="Times New Roman"/>
+          <w:i/>
+          <w:iCs/>
+          <w:sz w:val="21"/>
+          <w:szCs w:val="21"/>
+        </w:rPr>
+        <w:t>2023</w:t>
+      </w:r>
+      <w:r>
+        <w:rPr>
+          <w:rFonts w:ascii="Times New Roman" w:hAnsi="Times New Roman" w:cs="Times New Roman"/>
+          <w:i/>
+          <w:iCs/>
+          <w:sz w:val="21"/>
+          <w:szCs w:val="21"/>
+        </w:rPr>
+        <w:tab/>
+      </w:r>
+      <w:r>
+        <w:rPr>
+          <w:rFonts w:ascii="Times New Roman" w:hAnsi="Times New Roman" w:cs="Times New Roman"/>
+          <w:sz w:val="21"/>
+          <w:szCs w:val="21"/>
+        </w:rPr>
+        <w:t>M.S</w:t>
+      </w:r>
+      <w:r>
+        <w:rPr>
+          <w:rFonts w:ascii="Times New Roman" w:hAnsi="Times New Roman" w:cs="Times New Roman"/>
+          <w:sz w:val="21"/>
+          <w:szCs w:val="21"/>
+        </w:rPr>
+        <w:t>c</w:t>
+      </w:r>
+      <w:r>
+        <w:rPr>
+          <w:rFonts w:ascii="Times New Roman" w:hAnsi="Times New Roman" w:cs="Times New Roman"/>
+          <w:sz w:val="21"/>
+          <w:szCs w:val="21"/>
+        </w:rPr>
+        <w:t xml:space="preserve">. </w:t>
+      </w:r>
+      <w:r>
+        <w:rPr>
+          <w:rFonts w:ascii="Times New Roman" w:hAnsi="Times New Roman" w:cs="Times New Roman"/>
+          <w:sz w:val="21"/>
+          <w:szCs w:val="21"/>
+        </w:rPr>
+        <w:t xml:space="preserve">in </w:t>
+      </w:r>
+      <w:r>
+        <w:rPr>
+          <w:rFonts w:ascii="Times New Roman" w:hAnsi="Times New Roman" w:cs="Times New Roman"/>
+          <w:sz w:val="21"/>
+          <w:szCs w:val="21"/>
+        </w:rPr>
+        <w:t xml:space="preserve">Informatics – </w:t>
+      </w:r>
+      <w:r>
+        <w:rPr>
+          <w:rFonts w:ascii="Times New Roman" w:hAnsi="Times New Roman" w:cs="Times New Roman"/>
+          <w:sz w:val="21"/>
+          <w:szCs w:val="21"/>
+        </w:rPr>
+        <w:t>Digital</w:t>
+      </w:r>
+      <w:r>
+        <w:rPr>
+          <w:rFonts w:ascii="Times New Roman" w:hAnsi="Times New Roman" w:cs="Times New Roman"/>
+          <w:sz w:val="21"/>
+          <w:szCs w:val="21"/>
+        </w:rPr>
+        <w:t xml:space="preserve"> </w:t>
+      </w:r>
+      <w:r>
+        <w:rPr>
+          <w:rFonts w:ascii="Times New Roman" w:hAnsi="Times New Roman" w:cs="Times New Roman"/>
+          <w:sz w:val="21"/>
+          <w:szCs w:val="21"/>
+        </w:rPr>
+        <w:t>Sciences</w:t>
+      </w:r>
+      <w:r>
+        <w:rPr>
+          <w:rFonts w:ascii="Times New Roman" w:hAnsi="Times New Roman" w:cs="Times New Roman"/>
+          <w:sz w:val="21"/>
+          <w:szCs w:val="21"/>
+        </w:rPr>
+        <w:t xml:space="preserve"> (project </w:t>
+      </w:r>
+      <w:hyperlink w:anchor="Research" w:history="1">
+        <w:r>
+          <w:rPr>
+            <w:rStyle w:val="Hyperlink"/>
+            <w:rFonts w:ascii="Times New Roman" w:hAnsi="Times New Roman" w:cs="Times New Roman"/>
+            <w:color w:val="C00000"/>
+            <w:sz w:val="21"/>
+            <w:szCs w:val="21"/>
+            <w:u w:val="none"/>
+            <w:bdr w:val="single" w:sz="4" w:space="0" w:color="C00000"/>
+          </w:rPr>
+          <w:t>R.03</w:t>
+        </w:r>
+      </w:hyperlink>
+      <w:r>
+        <w:rPr>
+          <w:rFonts w:ascii="Times New Roman" w:hAnsi="Times New Roman" w:cs="Times New Roman"/>
+          <w:sz w:val="21"/>
+          <w:szCs w:val="21"/>
+        </w:rPr>
+        <w:t>/</w:t>
+      </w:r>
+      <w:hyperlink w:anchor="Research" w:history="1">
+        <w:r>
+          <w:rPr>
+            <w:rStyle w:val="Hyperlink"/>
+            <w:rFonts w:ascii="Times New Roman" w:hAnsi="Times New Roman" w:cs="Times New Roman"/>
+            <w:color w:val="C00000"/>
+            <w:sz w:val="21"/>
+            <w:szCs w:val="21"/>
+            <w:u w:val="none"/>
+            <w:bdr w:val="single" w:sz="4" w:space="0" w:color="C00000"/>
+          </w:rPr>
+          <w:t>R.04</w:t>
+        </w:r>
+      </w:hyperlink>
+      <w:r>
+        <w:rPr>
+          <w:rFonts w:ascii="Times New Roman" w:hAnsi="Times New Roman" w:cs="Times New Roman"/>
+          <w:sz w:val="21"/>
+          <w:szCs w:val="21"/>
+        </w:rPr>
+        <w:t xml:space="preserve"> below)</w:t>
+      </w:r>
+    </w:p>
+    <w:p>
+      <w:pPr>
+        <w:tabs>
+          <w:tab w:val="right" w:pos="1701"/>
+          <w:tab w:val="left" w:pos="1843"/>
+          <w:tab w:val="right" w:pos="9356"/>
+        </w:tabs>
+        <w:spacing w:after="0" w:line="240" w:lineRule="auto"/>
+        <w:rPr>
+          <w:rFonts w:ascii="Times New Roman" w:hAnsi="Times New Roman" w:cs="Times New Roman"/>
+          <w:sz w:val="21"/>
+          <w:szCs w:val="21"/>
+        </w:rPr>
+      </w:pPr>
+      <w:r>
+        <w:rPr>
+          <w:rFonts w:ascii="Times New Roman" w:hAnsi="Times New Roman" w:cs="Times New Roman"/>
+          <w:sz w:val="21"/>
+          <w:szCs w:val="21"/>
+        </w:rPr>
+        <w:tab/>
+      </w:r>
+      <w:r>
+        <w:rPr>
+          <w:rFonts w:ascii="Times New Roman" w:hAnsi="Times New Roman" w:cs="Times New Roman"/>
+          <w:sz w:val="21"/>
+          <w:szCs w:val="21"/>
+        </w:rPr>
+        <w:tab/>
+      </w:r>
+      <w:r>
+        <w:rPr>
+          <w:rFonts w:ascii="Times New Roman" w:hAnsi="Times New Roman" w:cs="Times New Roman"/>
+          <w:i/>
+          <w:iCs/>
+          <w:sz w:val="21"/>
+          <w:szCs w:val="21"/>
+        </w:rPr>
+        <w:t>Concentration</w:t>
+      </w:r>
+      <w:r>
+        <w:rPr>
+          <w:rFonts w:ascii="Times New Roman" w:hAnsi="Times New Roman" w:cs="Times New Roman"/>
+          <w:i/>
+          <w:iCs/>
+          <w:sz w:val="21"/>
+          <w:szCs w:val="21"/>
+        </w:rPr>
+        <w:t xml:space="preserve"> in</w:t>
+      </w:r>
+      <w:r>
+        <w:rPr>
+          <w:rFonts w:ascii="Times New Roman" w:hAnsi="Times New Roman" w:cs="Times New Roman"/>
+          <w:i/>
+          <w:iCs/>
+          <w:sz w:val="21"/>
+          <w:szCs w:val="21"/>
+        </w:rPr>
+        <w:t xml:space="preserve"> </w:t>
+      </w:r>
+      <w:r>
+        <w:rPr>
+          <w:rFonts w:ascii="Times New Roman" w:hAnsi="Times New Roman" w:cs="Times New Roman"/>
+          <w:i/>
+          <w:iCs/>
+          <w:sz w:val="21"/>
+          <w:szCs w:val="21"/>
+        </w:rPr>
+        <w:t xml:space="preserve">Biomedical </w:t>
+      </w:r>
+      <w:r>
+        <w:rPr>
+          <w:rFonts w:ascii="Times New Roman" w:hAnsi="Times New Roman" w:cs="Times New Roman"/>
+          <w:i/>
+          <w:iCs/>
+          <w:sz w:val="21"/>
+          <w:szCs w:val="21"/>
+        </w:rPr>
+        <w:t>Data Science</w:t>
+      </w:r>
+    </w:p>
+    <w:p>
+      <w:pPr>
+        <w:tabs>
+          <w:tab w:val="right" w:pos="1701"/>
+          <w:tab w:val="left" w:pos="1843"/>
+          <w:tab w:val="right" w:pos="9356"/>
+        </w:tabs>
+        <w:spacing w:after="0" w:line="240" w:lineRule="auto"/>
+        <w:rPr>
+          <w:rFonts w:ascii="Times New Roman" w:hAnsi="Times New Roman" w:cs="Times New Roman"/>
+          <w:sz w:val="21"/>
+          <w:szCs w:val="21"/>
+        </w:rPr>
+      </w:pPr>
+      <w:r>
+        <w:rPr>
+          <w:rFonts w:ascii="Times New Roman" w:hAnsi="Times New Roman" w:cs="Times New Roman"/>
+          <w:i/>
+          <w:iCs/>
+          <w:sz w:val="21"/>
+          <w:szCs w:val="21"/>
+        </w:rPr>
+        <w:tab/>
+      </w:r>
+      <w:r>
+        <w:rPr>
+          <w:rFonts w:ascii="Times New Roman" w:hAnsi="Times New Roman" w:cs="Times New Roman"/>
+          <w:i/>
+          <w:iCs/>
+          <w:noProof/>
+          <w:sz w:val="21"/>
+          <w:szCs w:val="21"/>
+        </w:rPr>
+        <w:drawing>
+          <wp:inline distT="0" distB="0" distL="0" distR="0" wp14:anchorId="09509753" wp14:editId="43A42DB5">
+            <wp:extent cx="108000" cy="108000"/>
+            <wp:effectExtent l="0" t="0" r="6350" b="6350"/>
+            <wp:docPr id="293434303" name="Graphic 2" descr="List with solid fill">
+              <a:hlinkClick xmlns:a="http://schemas.openxmlformats.org/drawingml/2006/main" r:id="rId34"/>
+            </wp:docPr>
+            <wp:cNvGraphicFramePr>
+              <a:graphicFrameLocks xmlns:a="http://schemas.openxmlformats.org/drawingml/2006/main" noChangeAspect="1"/>
+            </wp:cNvGraphicFramePr>
+            <a:graphic xmlns:a="http://schemas.openxmlformats.org/drawingml/2006/main">
+              <a:graphicData uri="http://schemas.openxmlformats.org/drawingml/2006/picture">
+                <pic:pic xmlns:pic="http://schemas.openxmlformats.org/drawingml/2006/picture">
+                  <pic:nvPicPr>
+                    <pic:cNvPr id="293434303" name="Graphic 2" descr="List with solid fill">
+                      <a:hlinkClick r:id="rId34"/>
+                    </pic:cNvPr>
+                    <pic:cNvPicPr/>
+                  </pic:nvPicPr>
+                  <pic:blipFill>
+                    <a:blip r:embed="rId26">
+                      <a:extLst>
+                        <a:ext uri="{96DAC541-7B7A-43D3-8B79-37D633B846F1}">
+                          <asvg:svgBlip xmlns:asvg="http://schemas.microsoft.com/office/drawing/2016/SVG/main" r:embed="rId27"/>
+                        </a:ext>
+                      </a:extLst>
+                    </a:blip>
+                    <a:stretch>
+                      <a:fillRect/>
+                    </a:stretch>
+                  </pic:blipFill>
+                  <pic:spPr>
+                    <a:xfrm>
+                      <a:off x="0" y="0"/>
+                      <a:ext cx="108000" cy="108000"/>
+                    </a:xfrm>
+                    <a:prstGeom prst="rect">
+                      <a:avLst/>
+                    </a:prstGeom>
+                  </pic:spPr>
+                </pic:pic>
+              </a:graphicData>
+            </a:graphic>
+          </wp:inline>
+        </w:drawing>
+      </w:r>
+      <w:r>
+        <w:rPr>
+          <w:rFonts w:ascii="Times New Roman" w:hAnsi="Times New Roman" w:cs="Times New Roman"/>
+          <w:i/>
+          <w:iCs/>
+          <w:sz w:val="21"/>
+          <w:szCs w:val="21"/>
+        </w:rPr>
+        <w:t xml:space="preserve"> </w:t>
+      </w:r>
+      <w:r>
+        <w:rPr>
+          <w:rFonts w:ascii="Times New Roman" w:hAnsi="Times New Roman" w:cs="Times New Roman"/>
+          <w:b/>
+          <w:bCs/>
+          <w:noProof/>
+          <w:sz w:val="21"/>
+          <w:szCs w:val="21"/>
+        </w:rPr>
+        <w:drawing>
+          <wp:inline distT="0" distB="0" distL="0" distR="0" wp14:anchorId="25E4278D" wp14:editId="5C4DA394">
+            <wp:extent cx="108000" cy="108000"/>
+            <wp:effectExtent l="0" t="0" r="6350" b="6350"/>
+            <wp:docPr id="1811059072" name="Graphic 1" descr="Diploma roll with solid fill">
+              <a:hlinkClick xmlns:a="http://schemas.openxmlformats.org/drawingml/2006/main" r:id="rId35"/>
+            </wp:docPr>
+            <wp:cNvGraphicFramePr>
+              <a:graphicFrameLocks xmlns:a="http://schemas.openxmlformats.org/drawingml/2006/main" noChangeAspect="1"/>
+            </wp:cNvGraphicFramePr>
+            <a:graphic xmlns:a="http://schemas.openxmlformats.org/drawingml/2006/main">
+              <a:graphicData uri="http://schemas.openxmlformats.org/drawingml/2006/picture">
+                <pic:pic xmlns:pic="http://schemas.openxmlformats.org/drawingml/2006/picture">
+                  <pic:nvPicPr>
+                    <pic:cNvPr id="1811059072" name="Graphic 1" descr="Diploma roll with solid fill">
+                      <a:hlinkClick r:id="rId35"/>
+                    </pic:cNvPr>
+                    <pic:cNvPicPr/>
+                  </pic:nvPicPr>
+                  <pic:blipFill>
+                    <a:blip r:embed="rId32">
+                      <a:extLst>
+                        <a:ext uri="{96DAC541-7B7A-43D3-8B79-37D633B846F1}">
+                          <asvg:svgBlip xmlns:asvg="http://schemas.microsoft.com/office/drawing/2016/SVG/main" r:embed="rId33"/>
+                        </a:ext>
+                      </a:extLst>
+                    </a:blip>
+                    <a:stretch>
+                      <a:fillRect/>
+                    </a:stretch>
+                  </pic:blipFill>
+                  <pic:spPr>
+                    <a:xfrm>
+                      <a:off x="0" y="0"/>
+                      <a:ext cx="108000" cy="108000"/>
+                    </a:xfrm>
+                    <a:prstGeom prst="rect">
+                      <a:avLst/>
+                    </a:prstGeom>
+                  </pic:spPr>
+                </pic:pic>
+              </a:graphicData>
+            </a:graphic>
+          </wp:inline>
+        </w:drawing>
+      </w:r>
+      <w:r>
+        <w:rPr>
+          <w:rFonts w:ascii="Times New Roman" w:hAnsi="Times New Roman" w:cs="Times New Roman"/>
+          <w:b/>
+          <w:bCs/>
+          <w:sz w:val="21"/>
+          <w:szCs w:val="21"/>
+        </w:rPr>
+        <w:tab/>
+      </w:r>
+      <w:r>
+        <w:rPr>
+          <w:rFonts w:ascii="Times New Roman" w:hAnsi="Times New Roman" w:cs="Times New Roman"/>
+          <w:i/>
+          <w:iCs/>
+          <w:sz w:val="21"/>
+          <w:szCs w:val="21"/>
+        </w:rPr>
+        <w:t>cGPA: 4.0/4.0</w:t>
+      </w:r>
+      <w:r>
+        <w:rPr>
+          <w:rFonts w:ascii="Times New Roman" w:hAnsi="Times New Roman" w:cs="Times New Roman"/>
+          <w:sz w:val="21"/>
+          <w:szCs w:val="21"/>
+        </w:rPr>
+        <w:t xml:space="preserve"> </w:t>
+      </w:r>
+      <w:r>
+        <w:rPr>
+          <w:rFonts w:ascii="Times New Roman" w:hAnsi="Times New Roman" w:cs="Times New Roman"/>
+          <w:i/>
+          <w:iCs/>
+          <w:sz w:val="21"/>
+          <w:szCs w:val="21"/>
+        </w:rPr>
+        <w:t>(summa cum laude)</w:t>
+      </w:r>
+    </w:p>
+    <w:p>
+      <w:pPr>
+        <w:tabs>
+          <w:tab w:val="right" w:pos="1701"/>
+          <w:tab w:val="left" w:pos="1843"/>
+          <w:tab w:val="right" w:pos="9356"/>
+        </w:tabs>
+        <w:spacing w:before="160" w:after="0" w:line="240" w:lineRule="auto"/>
+        <w:rPr>
+          <w:rFonts w:ascii="Times New Roman" w:hAnsi="Times New Roman" w:cs="Times New Roman"/>
+          <w:i/>
+          <w:iCs/>
+          <w:sz w:val="21"/>
+          <w:szCs w:val="21"/>
+        </w:rPr>
+      </w:pPr>
+      <w:r>
+        <w:rPr>
+          <w:rFonts w:ascii="Times New Roman" w:hAnsi="Times New Roman" w:cs="Times New Roman"/>
+          <w:i/>
+          <w:iCs/>
+          <w:sz w:val="21"/>
+          <w:szCs w:val="21"/>
+        </w:rPr>
+        <w:tab/>
+        <w:t>Paris, France</w:t>
+      </w:r>
+      <w:r>
+        <w:rPr>
+          <w:rFonts w:ascii="Times New Roman" w:hAnsi="Times New Roman" w:cs="Times New Roman"/>
+          <w:sz w:val="21"/>
+          <w:szCs w:val="21"/>
+        </w:rPr>
+        <w:tab/>
+      </w:r>
+      <w:r>
+        <w:rPr>
+          <w:rFonts w:ascii="Times New Roman" w:hAnsi="Times New Roman" w:cs="Times New Roman"/>
+          <w:b/>
+          <w:bCs/>
+          <w:sz w:val="21"/>
+          <w:szCs w:val="21"/>
+        </w:rPr>
+        <w:t>University of Paris – Cité</w:t>
+      </w:r>
+    </w:p>
+    <w:p>
+      <w:pPr>
+        <w:tabs>
+          <w:tab w:val="right" w:pos="1701"/>
+          <w:tab w:val="left" w:pos="1843"/>
+          <w:tab w:val="right" w:pos="9356"/>
+        </w:tabs>
+        <w:spacing w:after="0" w:line="240" w:lineRule="auto"/>
+        <w:rPr>
+          <w:rFonts w:ascii="Times New Roman" w:hAnsi="Times New Roman" w:cs="Times New Roman"/>
+          <w:i/>
+          <w:iCs/>
+          <w:sz w:val="21"/>
+          <w:szCs w:val="21"/>
+        </w:rPr>
+      </w:pPr>
+      <w:r>
+        <w:rPr>
+          <w:rFonts w:ascii="Times New Roman" w:hAnsi="Times New Roman" w:cs="Times New Roman"/>
+          <w:i/>
+          <w:iCs/>
+          <w:sz w:val="21"/>
+          <w:szCs w:val="21"/>
+        </w:rPr>
+        <w:tab/>
+      </w:r>
+      <w:r>
+        <w:rPr>
+          <w:rFonts w:ascii="Times New Roman" w:hAnsi="Times New Roman" w:cs="Times New Roman"/>
+          <w:i/>
+          <w:iCs/>
+          <w:sz w:val="21"/>
+          <w:szCs w:val="21"/>
+        </w:rPr>
+        <w:t>2018-</w:t>
+      </w:r>
+      <w:r>
+        <w:rPr>
+          <w:rFonts w:ascii="Times New Roman" w:hAnsi="Times New Roman" w:cs="Times New Roman"/>
+          <w:i/>
+          <w:iCs/>
+          <w:sz w:val="21"/>
+          <w:szCs w:val="21"/>
+        </w:rPr>
+        <w:t>2021</w:t>
+      </w:r>
+      <w:r>
+        <w:rPr>
+          <w:rFonts w:ascii="Times New Roman" w:hAnsi="Times New Roman" w:cs="Times New Roman"/>
+          <w:i/>
+          <w:iCs/>
+          <w:sz w:val="21"/>
+          <w:szCs w:val="21"/>
+        </w:rPr>
+        <w:tab/>
+      </w:r>
+      <w:r>
+        <w:rPr>
+          <w:rFonts w:ascii="Times New Roman" w:hAnsi="Times New Roman" w:cs="Times New Roman"/>
+          <w:sz w:val="21"/>
+          <w:szCs w:val="21"/>
+        </w:rPr>
+        <w:t>B.S</w:t>
+      </w:r>
+      <w:r>
+        <w:rPr>
+          <w:rFonts w:ascii="Times New Roman" w:hAnsi="Times New Roman" w:cs="Times New Roman"/>
+          <w:sz w:val="21"/>
+          <w:szCs w:val="21"/>
+        </w:rPr>
+        <w:t>c</w:t>
+      </w:r>
+      <w:r>
+        <w:rPr>
+          <w:rFonts w:ascii="Times New Roman" w:hAnsi="Times New Roman" w:cs="Times New Roman"/>
+          <w:sz w:val="21"/>
+          <w:szCs w:val="21"/>
+        </w:rPr>
+        <w:t xml:space="preserve">. in Allied Health </w:t>
+      </w:r>
+      <w:r>
+        <w:rPr>
+          <w:rFonts w:ascii="Times New Roman" w:hAnsi="Times New Roman" w:cs="Times New Roman"/>
+          <w:i/>
+          <w:iCs/>
+          <w:sz w:val="21"/>
+          <w:szCs w:val="21"/>
+        </w:rPr>
+        <w:t>(university title)</w:t>
+      </w:r>
+      <w:r>
+        <w:rPr>
+          <w:rFonts w:ascii="Times New Roman" w:hAnsi="Times New Roman" w:cs="Times New Roman"/>
+          <w:i/>
+          <w:iCs/>
+          <w:sz w:val="21"/>
+          <w:szCs w:val="21"/>
+        </w:rPr>
+        <w:t xml:space="preserve"> </w:t>
+      </w:r>
+      <w:r>
+        <w:rPr>
+          <w:rFonts w:ascii="Times New Roman" w:hAnsi="Times New Roman" w:cs="Times New Roman"/>
+          <w:sz w:val="21"/>
+          <w:szCs w:val="21"/>
+        </w:rPr>
+        <w:t xml:space="preserve">(project </w:t>
+      </w:r>
+      <w:hyperlink w:anchor="Research" w:history="1">
+        <w:r>
+          <w:rPr>
+            <w:rStyle w:val="Hyperlink"/>
+            <w:rFonts w:ascii="Times New Roman" w:hAnsi="Times New Roman" w:cs="Times New Roman"/>
+            <w:color w:val="C00000"/>
+            <w:sz w:val="21"/>
+            <w:szCs w:val="21"/>
+            <w:u w:val="none"/>
+            <w:bdr w:val="single" w:sz="4" w:space="0" w:color="C00000"/>
+          </w:rPr>
+          <w:t>R.01</w:t>
+        </w:r>
+      </w:hyperlink>
+      <w:r>
+        <w:rPr>
+          <w:rFonts w:ascii="Times New Roman" w:hAnsi="Times New Roman" w:cs="Times New Roman"/>
+          <w:sz w:val="21"/>
+          <w:szCs w:val="21"/>
+        </w:rPr>
+        <w:t>/</w:t>
+      </w:r>
+      <w:hyperlink w:anchor="Research" w:history="1">
+        <w:r>
+          <w:rPr>
+            <w:rStyle w:val="Hyperlink"/>
+            <w:rFonts w:ascii="Times New Roman" w:hAnsi="Times New Roman" w:cs="Times New Roman"/>
+            <w:color w:val="C00000"/>
+            <w:sz w:val="21"/>
+            <w:szCs w:val="21"/>
+            <w:u w:val="none"/>
+            <w:bdr w:val="single" w:sz="4" w:space="0" w:color="C00000"/>
+          </w:rPr>
+          <w:t>R.02</w:t>
+        </w:r>
+      </w:hyperlink>
+      <w:r>
+        <w:rPr>
+          <w:rFonts w:ascii="Times New Roman" w:hAnsi="Times New Roman" w:cs="Times New Roman"/>
+          <w:sz w:val="21"/>
+          <w:szCs w:val="21"/>
+        </w:rPr>
+        <w:t xml:space="preserve"> below)</w:t>
+      </w:r>
+    </w:p>
+    <w:p>
+      <w:pPr>
+        <w:tabs>
+          <w:tab w:val="right" w:pos="1701"/>
+          <w:tab w:val="left" w:pos="1843"/>
+          <w:tab w:val="right" w:pos="9356"/>
+        </w:tabs>
+        <w:spacing w:after="0" w:line="240" w:lineRule="auto"/>
+        <w:rPr>
+          <w:rFonts w:ascii="Times New Roman" w:hAnsi="Times New Roman" w:cs="Times New Roman"/>
+          <w:sz w:val="21"/>
+          <w:szCs w:val="21"/>
+        </w:rPr>
+      </w:pPr>
+      <w:r>
+        <w:rPr>
+          <w:rFonts w:ascii="Times New Roman" w:hAnsi="Times New Roman" w:cs="Times New Roman"/>
+          <w:i/>
+          <w:iCs/>
+          <w:sz w:val="21"/>
+          <w:szCs w:val="21"/>
+        </w:rPr>
+        <w:tab/>
+      </w:r>
+      <w:r>
+        <w:rPr>
+          <w:rFonts w:ascii="Times New Roman" w:hAnsi="Times New Roman" w:cs="Times New Roman"/>
+          <w:i/>
+          <w:iCs/>
+          <w:sz w:val="21"/>
+          <w:szCs w:val="21"/>
+        </w:rPr>
+        <w:tab/>
+      </w:r>
+      <w:r>
+        <w:rPr>
+          <w:rFonts w:ascii="Times New Roman" w:hAnsi="Times New Roman" w:cs="Times New Roman"/>
+          <w:sz w:val="21"/>
+          <w:szCs w:val="21"/>
+        </w:rPr>
+        <w:t xml:space="preserve">B.Med. in Podiatric Medicine </w:t>
+      </w:r>
+      <w:r>
+        <w:rPr>
+          <w:rFonts w:ascii="Times New Roman" w:hAnsi="Times New Roman" w:cs="Times New Roman"/>
+          <w:i/>
+          <w:iCs/>
+          <w:sz w:val="21"/>
+          <w:szCs w:val="21"/>
+        </w:rPr>
+        <w:t xml:space="preserve">(clinical </w:t>
+      </w:r>
+      <w:r>
+        <w:rPr>
+          <w:rFonts w:ascii="Times New Roman" w:hAnsi="Times New Roman" w:cs="Times New Roman"/>
+          <w:i/>
+          <w:iCs/>
+          <w:sz w:val="21"/>
+          <w:szCs w:val="21"/>
+        </w:rPr>
+        <w:t>title</w:t>
+      </w:r>
+      <w:r>
+        <w:rPr>
+          <w:rFonts w:ascii="Times New Roman" w:hAnsi="Times New Roman" w:cs="Times New Roman"/>
+          <w:i/>
+          <w:iCs/>
+          <w:sz w:val="21"/>
+          <w:szCs w:val="21"/>
+        </w:rPr>
+        <w:t>)</w:t>
+      </w:r>
+    </w:p>
+    <w:p>
+      <w:pPr>
+        <w:tabs>
+          <w:tab w:val="right" w:pos="1701"/>
+          <w:tab w:val="left" w:pos="1843"/>
+          <w:tab w:val="right" w:pos="9356"/>
+        </w:tabs>
+        <w:spacing w:after="0" w:line="240" w:lineRule="auto"/>
+        <w:rPr>
+          <w:rFonts w:ascii="Times New Roman" w:hAnsi="Times New Roman" w:cs="Times New Roman"/>
+          <w:i/>
+          <w:iCs/>
+          <w:sz w:val="21"/>
+          <w:szCs w:val="21"/>
+        </w:rPr>
+      </w:pPr>
+      <w:r>
+        <w:rPr>
+          <w:rFonts w:ascii="Times New Roman" w:hAnsi="Times New Roman" w:cs="Times New Roman"/>
+          <w:i/>
+          <w:iCs/>
+          <w:sz w:val="21"/>
+          <w:szCs w:val="21"/>
+        </w:rPr>
+        <w:tab/>
+      </w:r>
+      <w:r>
+        <w:rPr>
+          <w:rFonts w:ascii="Times New Roman" w:hAnsi="Times New Roman" w:cs="Times New Roman"/>
+          <w:i/>
+          <w:iCs/>
+          <w:noProof/>
+          <w:sz w:val="21"/>
+          <w:szCs w:val="21"/>
+        </w:rPr>
+        <w:drawing>
+          <wp:inline distT="0" distB="0" distL="0" distR="0" wp14:anchorId="29874E77" wp14:editId="4B100AC7">
+            <wp:extent cx="108000" cy="108000"/>
+            <wp:effectExtent l="0" t="0" r="6350" b="6350"/>
+            <wp:docPr id="1077735343" name="Graphic 2" descr="List with solid fill">
+              <a:hlinkClick xmlns:a="http://schemas.openxmlformats.org/drawingml/2006/main" r:id="rId36"/>
+            </wp:docPr>
+            <wp:cNvGraphicFramePr>
+              <a:graphicFrameLocks xmlns:a="http://schemas.openxmlformats.org/drawingml/2006/main" noChangeAspect="1"/>
+            </wp:cNvGraphicFramePr>
+            <a:graphic xmlns:a="http://schemas.openxmlformats.org/drawingml/2006/main">
+              <a:graphicData uri="http://schemas.openxmlformats.org/drawingml/2006/picture">
+                <pic:pic xmlns:pic="http://schemas.openxmlformats.org/drawingml/2006/picture">
+                  <pic:nvPicPr>
+                    <pic:cNvPr id="1077735343" name="Graphic 2" descr="List with solid fill">
+                      <a:hlinkClick r:id="rId36"/>
+                    </pic:cNvPr>
+                    <pic:cNvPicPr/>
+                  </pic:nvPicPr>
+                  <pic:blipFill>
+                    <a:blip r:embed="rId26">
+                      <a:extLst>
+                        <a:ext uri="{96DAC541-7B7A-43D3-8B79-37D633B846F1}">
+                          <asvg:svgBlip xmlns:asvg="http://schemas.microsoft.com/office/drawing/2016/SVG/main" r:embed="rId27"/>
+                        </a:ext>
+                      </a:extLst>
+                    </a:blip>
+                    <a:stretch>
+                      <a:fillRect/>
+                    </a:stretch>
+                  </pic:blipFill>
+                  <pic:spPr>
+                    <a:xfrm>
+                      <a:off x="0" y="0"/>
+                      <a:ext cx="108000" cy="108000"/>
+                    </a:xfrm>
+                    <a:prstGeom prst="rect">
+                      <a:avLst/>
+                    </a:prstGeom>
+                  </pic:spPr>
+                </pic:pic>
+              </a:graphicData>
+            </a:graphic>
+          </wp:inline>
+        </w:drawing>
+      </w:r>
+      <w:r>
+        <w:rPr>
+          <w:rFonts w:ascii="Times New Roman" w:hAnsi="Times New Roman" w:cs="Times New Roman"/>
+          <w:i/>
+          <w:iCs/>
+          <w:sz w:val="21"/>
+          <w:szCs w:val="21"/>
+        </w:rPr>
+        <w:t xml:space="preserve"> </w:t>
+      </w:r>
+      <w:r>
+        <w:rPr>
+          <w:rFonts w:ascii="Times New Roman" w:hAnsi="Times New Roman" w:cs="Times New Roman"/>
+          <w:b/>
+          <w:bCs/>
+          <w:noProof/>
+          <w:sz w:val="21"/>
+          <w:szCs w:val="21"/>
+        </w:rPr>
+        <w:drawing>
+          <wp:inline distT="0" distB="0" distL="0" distR="0" wp14:anchorId="32667337" wp14:editId="0C7A4E07">
+            <wp:extent cx="108000" cy="108000"/>
+            <wp:effectExtent l="0" t="0" r="6350" b="6350"/>
+            <wp:docPr id="1186395254" name="Graphic 1" descr="Diploma roll with solid fill">
+              <a:hlinkClick xmlns:a="http://schemas.openxmlformats.org/drawingml/2006/main" r:id="rId37"/>
+            </wp:docPr>
+            <wp:cNvGraphicFramePr>
+              <a:graphicFrameLocks xmlns:a="http://schemas.openxmlformats.org/drawingml/2006/main" noChangeAspect="1"/>
+            </wp:cNvGraphicFramePr>
+            <a:graphic xmlns:a="http://schemas.openxmlformats.org/drawingml/2006/main">
+              <a:graphicData uri="http://schemas.openxmlformats.org/drawingml/2006/picture">
+                <pic:pic xmlns:pic="http://schemas.openxmlformats.org/drawingml/2006/picture">
+                  <pic:nvPicPr>
+                    <pic:cNvPr id="1186395254" name="Graphic 1" descr="Diploma roll with solid fill">
+                      <a:hlinkClick r:id="rId37"/>
+                    </pic:cNvPr>
+                    <pic:cNvPicPr/>
+                  </pic:nvPicPr>
+                  <pic:blipFill>
+                    <a:blip r:embed="rId32">
+                      <a:extLst>
+                        <a:ext uri="{96DAC541-7B7A-43D3-8B79-37D633B846F1}">
+                          <asvg:svgBlip xmlns:asvg="http://schemas.microsoft.com/office/drawing/2016/SVG/main" r:embed="rId33"/>
+                        </a:ext>
+                      </a:extLst>
+                    </a:blip>
+                    <a:stretch>
+                      <a:fillRect/>
+                    </a:stretch>
+                  </pic:blipFill>
+                  <pic:spPr>
+                    <a:xfrm>
+                      <a:off x="0" y="0"/>
+                      <a:ext cx="108000" cy="108000"/>
+                    </a:xfrm>
+                    <a:prstGeom prst="rect">
+                      <a:avLst/>
+                    </a:prstGeom>
+                  </pic:spPr>
+                </pic:pic>
+              </a:graphicData>
+            </a:graphic>
+          </wp:inline>
+        </w:drawing>
+      </w:r>
+      <w:r>
+        <w:rPr>
+          <w:rFonts w:ascii="Times New Roman" w:hAnsi="Times New Roman" w:cs="Times New Roman"/>
+          <w:b/>
+          <w:bCs/>
+          <w:sz w:val="21"/>
+          <w:szCs w:val="21"/>
+        </w:rPr>
+        <w:tab/>
+      </w:r>
+      <w:r>
+        <w:rPr>
+          <w:rFonts w:ascii="Times New Roman" w:hAnsi="Times New Roman" w:cs="Times New Roman"/>
+          <w:i/>
+          <w:iCs/>
+          <w:sz w:val="21"/>
+          <w:szCs w:val="21"/>
+        </w:rPr>
+        <w:t>cGPA: 3.7/4.0</w:t>
+      </w:r>
+      <w:r>
+        <w:rPr>
+          <w:rFonts w:ascii="Times New Roman" w:hAnsi="Times New Roman" w:cs="Times New Roman"/>
+          <w:i/>
+          <w:iCs/>
+          <w:sz w:val="21"/>
+          <w:szCs w:val="21"/>
+        </w:rPr>
+        <w:t xml:space="preserve"> (magna cum laude)</w:t>
+      </w:r>
+    </w:p>
+    <w:p>
+      <w:pPr>
+        <w:tabs>
+          <w:tab w:val="right" w:pos="1701"/>
+          <w:tab w:val="left" w:pos="1843"/>
+          <w:tab w:val="right" w:pos="9356"/>
+        </w:tabs>
+        <w:spacing w:before="240" w:after="240" w:line="240" w:lineRule="auto"/>
+        <w:rPr>
+          <w:rFonts w:ascii="Times New Roman" w:hAnsi="Times New Roman" w:cs="Times New Roman"/>
+          <w:b/>
+          <w:bCs/>
+          <w:sz w:val="28"/>
+          <w:szCs w:val="28"/>
+        </w:rPr>
+      </w:pPr>
+      <w:r>
+        <w:rPr>
+          <w:rFonts w:ascii="Times New Roman" w:hAnsi="Times New Roman" w:cs="Times New Roman"/>
+          <w:b/>
+          <w:bCs/>
+          <w:sz w:val="28"/>
+          <w:szCs w:val="28"/>
+        </w:rPr>
+        <w:lastRenderedPageBreak/>
+        <w:tab/>
+      </w:r>
+      <w:r>
+        <w:rPr>
+          <w:rFonts w:ascii="Times New Roman" w:hAnsi="Times New Roman" w:cs="Times New Roman"/>
+          <w:b/>
+          <w:bCs/>
+          <w:sz w:val="28"/>
+          <w:szCs w:val="28"/>
+        </w:rPr>
+        <w:tab/>
+      </w:r>
+      <w:r>
+        <w:rPr>
+          <w:rFonts w:ascii="Times New Roman" w:hAnsi="Times New Roman" w:cs="Times New Roman"/>
+          <w:b/>
+          <w:bCs/>
+          <w:sz w:val="28"/>
+          <w:szCs w:val="28"/>
+        </w:rPr>
+        <w:t>Recognitions</w:t>
+      </w:r>
+    </w:p>
+    <w:p>
+      <w:pPr>
+        <w:tabs>
+          <w:tab w:val="right" w:pos="1701"/>
+          <w:tab w:val="left" w:pos="1843"/>
+          <w:tab w:val="left" w:pos="2268"/>
+          <w:tab w:val="right" w:pos="9356"/>
+        </w:tabs>
+        <w:spacing w:after="240" w:line="240" w:lineRule="auto"/>
+        <w:ind w:left="1843"/>
+        <w:jc w:val="both"/>
+        <w:rPr>
+          <w:rFonts w:ascii="Times New Roman" w:hAnsi="Times New Roman" w:cs="Times New Roman"/>
+          <w:i/>
+          <w:iCs/>
+          <w:sz w:val="21"/>
+          <w:szCs w:val="21"/>
+        </w:rPr>
+      </w:pPr>
+      <w:r>
+        <w:rPr>
+          <w:rFonts w:ascii="Times New Roman" w:hAnsi="Times New Roman" w:cs="Times New Roman"/>
+          <w:b/>
+          <w:bCs/>
+          <w:sz w:val="21"/>
+          <w:szCs w:val="21"/>
+        </w:rPr>
+        <w:tab/>
+      </w:r>
+      <w:r>
+        <w:rPr>
+          <w:rFonts w:ascii="Times New Roman" w:hAnsi="Times New Roman" w:cs="Times New Roman"/>
+          <w:i/>
+          <w:iCs/>
+          <w:sz w:val="21"/>
+          <w:szCs w:val="21"/>
+        </w:rPr>
+        <w:t>2</w:t>
+      </w:r>
+      <w:r>
+        <w:rPr>
+          <w:rFonts w:ascii="Times New Roman" w:hAnsi="Times New Roman" w:cs="Times New Roman"/>
+          <w:i/>
+          <w:iCs/>
+          <w:sz w:val="21"/>
+          <w:szCs w:val="21"/>
+        </w:rPr>
+        <w:t>4</w:t>
+      </w:r>
+      <w:r>
+        <w:rPr>
+          <w:rFonts w:ascii="Times New Roman" w:hAnsi="Times New Roman" w:cs="Times New Roman"/>
+          <w:i/>
+          <w:iCs/>
+          <w:sz w:val="21"/>
+          <w:szCs w:val="21"/>
+        </w:rPr>
+        <w:t xml:space="preserve"> recognitions across France, Canada, and Switzerland</w:t>
+      </w:r>
+      <w:r>
+        <w:rPr>
+          <w:rFonts w:ascii="Times New Roman" w:hAnsi="Times New Roman" w:cs="Times New Roman"/>
+          <w:i/>
+          <w:iCs/>
+          <w:sz w:val="21"/>
+          <w:szCs w:val="21"/>
+        </w:rPr>
+        <w:t>, spanning institutional to global levels</w:t>
+      </w:r>
+      <w:r>
+        <w:rPr>
+          <w:rFonts w:ascii="Times New Roman" w:hAnsi="Times New Roman" w:cs="Times New Roman"/>
+          <w:i/>
+          <w:iCs/>
+          <w:sz w:val="21"/>
+          <w:szCs w:val="21"/>
+        </w:rPr>
+        <w:t xml:space="preserve">. Secured full PhD funding (CA$120,000), covering </w:t>
+      </w:r>
+      <w:r>
+        <w:rPr>
+          <w:rFonts w:ascii="Times New Roman" w:hAnsi="Times New Roman" w:cs="Times New Roman"/>
+          <w:i/>
+          <w:iCs/>
+          <w:sz w:val="21"/>
+          <w:szCs w:val="21"/>
+        </w:rPr>
+        <w:t xml:space="preserve">living and </w:t>
+      </w:r>
+      <w:r>
+        <w:rPr>
+          <w:rFonts w:ascii="Times New Roman" w:hAnsi="Times New Roman" w:cs="Times New Roman"/>
+          <w:i/>
+          <w:iCs/>
+          <w:sz w:val="21"/>
+          <w:szCs w:val="21"/>
+        </w:rPr>
+        <w:t>tuition expenses (Québec resident rate through the France–Québec agreement). Not eligible for major Canadian federal doctoral awards during the first three years of the PhD due to international student status; eligibility restored following a policy change for the 2026–2029 cycle</w:t>
+      </w:r>
+      <w:r>
+        <w:rPr>
+          <w:rFonts w:ascii="Times New Roman" w:hAnsi="Times New Roman" w:cs="Times New Roman"/>
+          <w:i/>
+          <w:iCs/>
+          <w:sz w:val="21"/>
+          <w:szCs w:val="21"/>
+        </w:rPr>
+        <w:t xml:space="preserve"> (application under review)</w:t>
+      </w:r>
+      <w:r>
+        <w:rPr>
+          <w:rFonts w:ascii="Times New Roman" w:hAnsi="Times New Roman" w:cs="Times New Roman"/>
+          <w:i/>
+          <w:iCs/>
+          <w:sz w:val="21"/>
+          <w:szCs w:val="21"/>
+        </w:rPr>
+        <w:t xml:space="preserve">. Undergraduate and </w:t>
+      </w:r>
+      <w:r>
+        <w:rPr>
+          <w:rFonts w:ascii="Times New Roman" w:hAnsi="Times New Roman" w:cs="Times New Roman"/>
+          <w:i/>
+          <w:iCs/>
+          <w:sz w:val="21"/>
+          <w:szCs w:val="21"/>
+        </w:rPr>
+        <w:t>master’s</w:t>
+      </w:r>
+      <w:r>
+        <w:rPr>
+          <w:rFonts w:ascii="Times New Roman" w:hAnsi="Times New Roman" w:cs="Times New Roman"/>
+          <w:i/>
+          <w:iCs/>
+          <w:sz w:val="21"/>
+          <w:szCs w:val="21"/>
+        </w:rPr>
+        <w:t xml:space="preserve"> studies in France were fully state-funded based on financial need, explaining the absence of major fellowships; fund</w:t>
+      </w:r>
+      <w:r>
+        <w:rPr>
+          <w:rFonts w:ascii="Times New Roman" w:hAnsi="Times New Roman" w:cs="Times New Roman"/>
+          <w:i/>
+          <w:iCs/>
+          <w:sz w:val="21"/>
+          <w:szCs w:val="21"/>
+        </w:rPr>
+        <w:t xml:space="preserve">ed </w:t>
+      </w:r>
+      <w:r>
+        <w:rPr>
+          <w:rFonts w:ascii="Times New Roman" w:hAnsi="Times New Roman" w:cs="Times New Roman"/>
+          <w:i/>
+          <w:iCs/>
+          <w:sz w:val="21"/>
+          <w:szCs w:val="21"/>
+        </w:rPr>
+        <w:t>only to support stays in Switzerland.</w:t>
+      </w:r>
+    </w:p>
+    <w:p>
+      <w:pPr>
+        <w:tabs>
+          <w:tab w:val="right" w:pos="1701"/>
+          <w:tab w:val="left" w:pos="1843"/>
+          <w:tab w:val="right" w:pos="9356"/>
+        </w:tabs>
+        <w:spacing w:after="0" w:line="240" w:lineRule="auto"/>
+        <w:rPr>
+          <w:rFonts w:ascii="Times New Roman" w:hAnsi="Times New Roman" w:cs="Times New Roman"/>
+          <w:b/>
+          <w:bCs/>
+          <w:sz w:val="21"/>
+          <w:szCs w:val="21"/>
+        </w:rPr>
+      </w:pPr>
+      <w:r>
+        <w:rPr>
+          <w:rFonts w:ascii="Times New Roman" w:hAnsi="Times New Roman" w:cs="Times New Roman"/>
+          <w:b/>
+          <w:bCs/>
+          <w:sz w:val="21"/>
+          <w:szCs w:val="21"/>
+        </w:rPr>
+        <w:tab/>
+      </w:r>
+      <w:r>
+        <w:rPr>
+          <w:rFonts w:ascii="Times New Roman" w:hAnsi="Times New Roman" w:cs="Times New Roman"/>
+          <w:b/>
+          <w:bCs/>
+          <w:sz w:val="21"/>
+          <w:szCs w:val="21"/>
+        </w:rPr>
+        <w:tab/>
+      </w:r>
+      <w:r>
+        <w:rPr>
+          <w:rFonts w:ascii="Times New Roman" w:hAnsi="Times New Roman" w:cs="Times New Roman"/>
+          <w:b/>
+          <w:bCs/>
+          <w:sz w:val="21"/>
+          <w:szCs w:val="21"/>
+        </w:rPr>
+        <w:t>Labels</w:t>
+      </w:r>
+      <w:r>
+        <w:rPr>
+          <w:rFonts w:ascii="Times New Roman" w:hAnsi="Times New Roman" w:cs="Times New Roman"/>
+          <w:b/>
+          <w:bCs/>
+          <w:sz w:val="21"/>
+          <w:szCs w:val="21"/>
+        </w:rPr>
+        <w:t>:</w:t>
+      </w:r>
+    </w:p>
+    <w:p>
+      <w:pPr>
+        <w:tabs>
+          <w:tab w:val="right" w:pos="1701"/>
+          <w:tab w:val="left" w:pos="1843"/>
+          <w:tab w:val="right" w:pos="9356"/>
+        </w:tabs>
+        <w:spacing w:after="0" w:line="240" w:lineRule="auto"/>
+        <w:rPr>
+          <w:rFonts w:ascii="Times New Roman" w:hAnsi="Times New Roman" w:cs="Times New Roman"/>
+          <w:i/>
+          <w:iCs/>
+          <w:sz w:val="21"/>
+          <w:szCs w:val="21"/>
+        </w:rPr>
+      </w:pPr>
+      <w:r>
+        <w:rPr>
+          <w:rFonts w:ascii="Times New Roman" w:hAnsi="Times New Roman" w:cs="Times New Roman"/>
+          <w:i/>
+          <w:iCs/>
+          <w:sz w:val="21"/>
+          <w:szCs w:val="21"/>
+        </w:rPr>
+        <w:tab/>
+      </w:r>
+      <w:r>
+        <w:rPr>
+          <w:rFonts w:ascii="Times New Roman" w:hAnsi="Times New Roman" w:cs="Times New Roman"/>
+          <w:i/>
+          <w:iCs/>
+          <w:noProof/>
+          <w:sz w:val="21"/>
+          <w:szCs w:val="21"/>
+        </w:rPr>
+        <w:drawing>
+          <wp:inline distT="0" distB="0" distL="0" distR="0" wp14:anchorId="1BA1C2F7" wp14:editId="3FDAF6AB">
+            <wp:extent cx="108000" cy="108000"/>
+            <wp:effectExtent l="0" t="0" r="6350" b="6350"/>
+            <wp:docPr id="490814127" name="Graphic 2" descr="Earth globe: Americas with solid fill"/>
+            <wp:cNvGraphicFramePr>
+              <a:graphicFrameLocks xmlns:a="http://schemas.openxmlformats.org/drawingml/2006/main" noChangeAspect="1"/>
+            </wp:cNvGraphicFramePr>
+            <a:graphic xmlns:a="http://schemas.openxmlformats.org/drawingml/2006/main">
+              <a:graphicData uri="http://schemas.openxmlformats.org/drawingml/2006/picture">
+                <pic:pic xmlns:pic="http://schemas.openxmlformats.org/drawingml/2006/picture">
+                  <pic:nvPicPr>
+                    <pic:cNvPr id="490814127" name="Graphic 2" descr="Earth globe: Americas with solid fill"/>
+                    <pic:cNvPicPr/>
+                  </pic:nvPicPr>
+                  <pic:blipFill>
+                    <a:blip r:embed="rId38">
+                      <a:extLst>
+                        <a:ext uri="{96DAC541-7B7A-43D3-8B79-37D633B846F1}">
+                          <asvg:svgBlip xmlns:asvg="http://schemas.microsoft.com/office/drawing/2016/SVG/main" r:embed="rId39"/>
+                        </a:ext>
+                      </a:extLst>
+                    </a:blip>
+                    <a:stretch>
+                      <a:fillRect/>
+                    </a:stretch>
+                  </pic:blipFill>
+                  <pic:spPr>
+                    <a:xfrm>
+                      <a:off x="0" y="0"/>
+                      <a:ext cx="108000" cy="108000"/>
+                    </a:xfrm>
+                    <a:prstGeom prst="rect">
+                      <a:avLst/>
+                    </a:prstGeom>
+                  </pic:spPr>
+                </pic:pic>
+              </a:graphicData>
+            </a:graphic>
+          </wp:inline>
+        </w:drawing>
+      </w:r>
+      <w:r>
+        <w:rPr>
+          <w:rFonts w:ascii="Times New Roman" w:hAnsi="Times New Roman" w:cs="Times New Roman"/>
+          <w:i/>
+          <w:iCs/>
+          <w:sz w:val="21"/>
+          <w:szCs w:val="21"/>
+        </w:rPr>
+        <w:tab/>
+      </w:r>
+      <w:r>
+        <w:rPr>
+          <w:rFonts w:ascii="Times New Roman" w:hAnsi="Times New Roman" w:cs="Times New Roman"/>
+          <w:i/>
+          <w:iCs/>
+          <w:sz w:val="21"/>
+          <w:szCs w:val="21"/>
+        </w:rPr>
+        <w:t>International scope</w:t>
+      </w:r>
+    </w:p>
+    <w:p>
+      <w:pPr>
+        <w:tabs>
+          <w:tab w:val="right" w:pos="1701"/>
+          <w:tab w:val="left" w:pos="1843"/>
+          <w:tab w:val="right" w:pos="9356"/>
+        </w:tabs>
+        <w:spacing w:after="0" w:line="240" w:lineRule="auto"/>
+        <w:rPr>
+          <w:rFonts w:ascii="Times New Roman" w:hAnsi="Times New Roman" w:cs="Times New Roman"/>
+          <w:i/>
+          <w:iCs/>
+          <w:sz w:val="21"/>
+          <w:szCs w:val="21"/>
+        </w:rPr>
+      </w:pPr>
+      <w:r>
+        <w:rPr>
+          <w:rFonts w:ascii="Times New Roman" w:hAnsi="Times New Roman" w:cs="Times New Roman"/>
+          <w:i/>
+          <w:iCs/>
+          <w:sz w:val="21"/>
+          <w:szCs w:val="21"/>
+        </w:rPr>
+        <w:tab/>
+      </w:r>
+      <w:r>
+        <w:rPr>
+          <w:rFonts w:ascii="Times New Roman" w:hAnsi="Times New Roman" w:cs="Times New Roman"/>
+          <w:i/>
+          <w:iCs/>
+          <w:noProof/>
+          <w:sz w:val="21"/>
+          <w:szCs w:val="21"/>
+        </w:rPr>
+        <w:drawing>
+          <wp:inline distT="0" distB="0" distL="0" distR="0" wp14:anchorId="3811D12D" wp14:editId="0DAC23D2">
+            <wp:extent cx="108000" cy="108000"/>
+            <wp:effectExtent l="0" t="0" r="6350" b="6350"/>
+            <wp:docPr id="1988305937" name="Graphic 2" descr="Map with pin with solid fill"/>
+            <wp:cNvGraphicFramePr>
+              <a:graphicFrameLocks xmlns:a="http://schemas.openxmlformats.org/drawingml/2006/main" noChangeAspect="1"/>
+            </wp:cNvGraphicFramePr>
+            <a:graphic xmlns:a="http://schemas.openxmlformats.org/drawingml/2006/main">
+              <a:graphicData uri="http://schemas.openxmlformats.org/drawingml/2006/picture">
+                <pic:pic xmlns:pic="http://schemas.openxmlformats.org/drawingml/2006/picture">
+                  <pic:nvPicPr>
+                    <pic:cNvPr id="1988305937" name="Graphic 2" descr="Map with pin with solid fill"/>
                     <pic:cNvPicPr/>
                   </pic:nvPicPr>
                   <pic:blipFill>
@@ -2488,1426 +3908,6 @@
       <w:r>
         <w:rPr>
           <w:rFonts w:ascii="Times New Roman" w:hAnsi="Times New Roman" w:cs="Times New Roman"/>
-          <w:b/>
-          <w:bCs/>
-          <w:sz w:val="21"/>
-          <w:szCs w:val="21"/>
-        </w:rPr>
-        <w:tab/>
-      </w:r>
-      <w:r>
-        <w:rPr>
-          <w:rFonts w:ascii="Times New Roman" w:hAnsi="Times New Roman" w:cs="Times New Roman"/>
-          <w:i/>
-          <w:iCs/>
-          <w:sz w:val="21"/>
-          <w:szCs w:val="21"/>
-        </w:rPr>
-        <w:t>Project GPA: 4.0/4.0</w:t>
-      </w:r>
-    </w:p>
-    <w:p>
-      <w:pPr>
-        <w:tabs>
-          <w:tab w:val="right" w:pos="1701"/>
-          <w:tab w:val="left" w:pos="1843"/>
-          <w:tab w:val="right" w:pos="9356"/>
-        </w:tabs>
-        <w:spacing w:before="160" w:after="0" w:line="240" w:lineRule="auto"/>
-        <w:rPr>
-          <w:rFonts w:ascii="Times New Roman" w:hAnsi="Times New Roman" w:cs="Times New Roman"/>
-          <w:b/>
-          <w:bCs/>
-          <w:sz w:val="21"/>
-          <w:szCs w:val="21"/>
-        </w:rPr>
-      </w:pPr>
-      <w:r>
-        <w:rPr>
-          <w:rFonts w:ascii="Times New Roman" w:hAnsi="Times New Roman" w:cs="Times New Roman"/>
-          <w:i/>
-          <w:iCs/>
-          <w:sz w:val="21"/>
-          <w:szCs w:val="21"/>
-        </w:rPr>
-        <w:tab/>
-      </w:r>
-      <w:r>
-        <w:rPr>
-          <w:rFonts w:ascii="Times New Roman" w:hAnsi="Times New Roman" w:cs="Times New Roman"/>
-          <w:i/>
-          <w:iCs/>
-          <w:sz w:val="21"/>
-          <w:szCs w:val="21"/>
-        </w:rPr>
-        <w:t xml:space="preserve">Paris, </w:t>
-      </w:r>
-      <w:r>
-        <w:rPr>
-          <w:rFonts w:ascii="Times New Roman" w:hAnsi="Times New Roman" w:cs="Times New Roman"/>
-          <w:i/>
-          <w:iCs/>
-          <w:sz w:val="21"/>
-          <w:szCs w:val="21"/>
-        </w:rPr>
-        <w:t>France</w:t>
-      </w:r>
-      <w:r>
-        <w:rPr>
-          <w:rFonts w:ascii="Times New Roman" w:hAnsi="Times New Roman" w:cs="Times New Roman"/>
-          <w:sz w:val="21"/>
-          <w:szCs w:val="21"/>
-        </w:rPr>
-        <w:tab/>
-      </w:r>
-      <w:r>
-        <w:rPr>
-          <w:rFonts w:ascii="Times New Roman" w:hAnsi="Times New Roman" w:cs="Times New Roman"/>
-          <w:b/>
-          <w:bCs/>
-          <w:sz w:val="21"/>
-          <w:szCs w:val="21"/>
-        </w:rPr>
-        <w:t>University</w:t>
-      </w:r>
-      <w:r>
-        <w:rPr>
-          <w:rFonts w:ascii="Times New Roman" w:hAnsi="Times New Roman" w:cs="Times New Roman"/>
-          <w:b/>
-          <w:bCs/>
-          <w:sz w:val="21"/>
-          <w:szCs w:val="21"/>
-        </w:rPr>
-        <w:t xml:space="preserve"> of Paris – Cité</w:t>
-      </w:r>
-    </w:p>
-    <w:p>
-      <w:pPr>
-        <w:tabs>
-          <w:tab w:val="right" w:pos="1701"/>
-          <w:tab w:val="left" w:pos="1843"/>
-          <w:tab w:val="right" w:pos="9356"/>
-        </w:tabs>
-        <w:spacing w:after="0" w:line="240" w:lineRule="auto"/>
-        <w:rPr>
-          <w:rFonts w:ascii="Times New Roman" w:hAnsi="Times New Roman" w:cs="Times New Roman"/>
-          <w:sz w:val="21"/>
-          <w:szCs w:val="21"/>
-        </w:rPr>
-      </w:pPr>
-      <w:r>
-        <w:rPr>
-          <w:rFonts w:ascii="Times New Roman" w:hAnsi="Times New Roman" w:cs="Times New Roman"/>
-          <w:i/>
-          <w:iCs/>
-          <w:sz w:val="21"/>
-          <w:szCs w:val="21"/>
-        </w:rPr>
-        <w:tab/>
-      </w:r>
-      <w:r>
-        <w:rPr>
-          <w:rFonts w:ascii="Times New Roman" w:hAnsi="Times New Roman" w:cs="Times New Roman"/>
-          <w:i/>
-          <w:iCs/>
-          <w:sz w:val="21"/>
-          <w:szCs w:val="21"/>
-        </w:rPr>
-        <w:t>2021-</w:t>
-      </w:r>
-      <w:r>
-        <w:rPr>
-          <w:rFonts w:ascii="Times New Roman" w:hAnsi="Times New Roman" w:cs="Times New Roman"/>
-          <w:i/>
-          <w:iCs/>
-          <w:sz w:val="21"/>
-          <w:szCs w:val="21"/>
-        </w:rPr>
-        <w:t>2023</w:t>
-      </w:r>
-      <w:r>
-        <w:rPr>
-          <w:rFonts w:ascii="Times New Roman" w:hAnsi="Times New Roman" w:cs="Times New Roman"/>
-          <w:i/>
-          <w:iCs/>
-          <w:sz w:val="21"/>
-          <w:szCs w:val="21"/>
-        </w:rPr>
-        <w:tab/>
-      </w:r>
-      <w:r>
-        <w:rPr>
-          <w:rFonts w:ascii="Times New Roman" w:hAnsi="Times New Roman" w:cs="Times New Roman"/>
-          <w:sz w:val="21"/>
-          <w:szCs w:val="21"/>
-        </w:rPr>
-        <w:t>M.S</w:t>
-      </w:r>
-      <w:r>
-        <w:rPr>
-          <w:rFonts w:ascii="Times New Roman" w:hAnsi="Times New Roman" w:cs="Times New Roman"/>
-          <w:sz w:val="21"/>
-          <w:szCs w:val="21"/>
-        </w:rPr>
-        <w:t>c</w:t>
-      </w:r>
-      <w:r>
-        <w:rPr>
-          <w:rFonts w:ascii="Times New Roman" w:hAnsi="Times New Roman" w:cs="Times New Roman"/>
-          <w:sz w:val="21"/>
-          <w:szCs w:val="21"/>
-        </w:rPr>
-        <w:t xml:space="preserve">. </w:t>
-      </w:r>
-      <w:r>
-        <w:rPr>
-          <w:rFonts w:ascii="Times New Roman" w:hAnsi="Times New Roman" w:cs="Times New Roman"/>
-          <w:sz w:val="21"/>
-          <w:szCs w:val="21"/>
-        </w:rPr>
-        <w:t xml:space="preserve">in </w:t>
-      </w:r>
-      <w:r>
-        <w:rPr>
-          <w:rFonts w:ascii="Times New Roman" w:hAnsi="Times New Roman" w:cs="Times New Roman"/>
-          <w:sz w:val="21"/>
-          <w:szCs w:val="21"/>
-        </w:rPr>
-        <w:t xml:space="preserve">Informatics – </w:t>
-      </w:r>
-      <w:r>
-        <w:rPr>
-          <w:rFonts w:ascii="Times New Roman" w:hAnsi="Times New Roman" w:cs="Times New Roman"/>
-          <w:sz w:val="21"/>
-          <w:szCs w:val="21"/>
-        </w:rPr>
-        <w:t>Digital</w:t>
-      </w:r>
-      <w:r>
-        <w:rPr>
-          <w:rFonts w:ascii="Times New Roman" w:hAnsi="Times New Roman" w:cs="Times New Roman"/>
-          <w:sz w:val="21"/>
-          <w:szCs w:val="21"/>
-        </w:rPr>
-        <w:t xml:space="preserve"> </w:t>
-      </w:r>
-      <w:r>
-        <w:rPr>
-          <w:rFonts w:ascii="Times New Roman" w:hAnsi="Times New Roman" w:cs="Times New Roman"/>
-          <w:sz w:val="21"/>
-          <w:szCs w:val="21"/>
-        </w:rPr>
-        <w:t>Sciences</w:t>
-      </w:r>
-      <w:r>
-        <w:rPr>
-          <w:rFonts w:ascii="Times New Roman" w:hAnsi="Times New Roman" w:cs="Times New Roman"/>
-          <w:sz w:val="21"/>
-          <w:szCs w:val="21"/>
-        </w:rPr>
-        <w:t xml:space="preserve"> (project </w:t>
-      </w:r>
-      <w:hyperlink w:anchor="Research" w:history="1">
-        <w:r>
-          <w:rPr>
-            <w:rStyle w:val="Hyperlink"/>
-            <w:rFonts w:ascii="Times New Roman" w:hAnsi="Times New Roman" w:cs="Times New Roman"/>
-            <w:color w:val="C00000"/>
-            <w:sz w:val="21"/>
-            <w:szCs w:val="21"/>
-            <w:u w:val="none"/>
-            <w:bdr w:val="single" w:sz="4" w:space="0" w:color="C00000"/>
-          </w:rPr>
-          <w:t>R.03</w:t>
-        </w:r>
-      </w:hyperlink>
-      <w:r>
-        <w:rPr>
-          <w:rFonts w:ascii="Times New Roman" w:hAnsi="Times New Roman" w:cs="Times New Roman"/>
-          <w:sz w:val="21"/>
-          <w:szCs w:val="21"/>
-        </w:rPr>
-        <w:t>/</w:t>
-      </w:r>
-      <w:hyperlink w:anchor="Research" w:history="1">
-        <w:r>
-          <w:rPr>
-            <w:rStyle w:val="Hyperlink"/>
-            <w:rFonts w:ascii="Times New Roman" w:hAnsi="Times New Roman" w:cs="Times New Roman"/>
-            <w:color w:val="C00000"/>
-            <w:sz w:val="21"/>
-            <w:szCs w:val="21"/>
-            <w:u w:val="none"/>
-            <w:bdr w:val="single" w:sz="4" w:space="0" w:color="C00000"/>
-          </w:rPr>
-          <w:t>R.04</w:t>
-        </w:r>
-      </w:hyperlink>
-      <w:r>
-        <w:rPr>
-          <w:rFonts w:ascii="Times New Roman" w:hAnsi="Times New Roman" w:cs="Times New Roman"/>
-          <w:sz w:val="21"/>
-          <w:szCs w:val="21"/>
-        </w:rPr>
-        <w:t xml:space="preserve"> below)</w:t>
-      </w:r>
-    </w:p>
-    <w:p>
-      <w:pPr>
-        <w:tabs>
-          <w:tab w:val="right" w:pos="1701"/>
-          <w:tab w:val="left" w:pos="1843"/>
-          <w:tab w:val="right" w:pos="9356"/>
-        </w:tabs>
-        <w:spacing w:after="0" w:line="240" w:lineRule="auto"/>
-        <w:rPr>
-          <w:rFonts w:ascii="Times New Roman" w:hAnsi="Times New Roman" w:cs="Times New Roman"/>
-          <w:sz w:val="21"/>
-          <w:szCs w:val="21"/>
-        </w:rPr>
-      </w:pPr>
-      <w:r>
-        <w:rPr>
-          <w:rFonts w:ascii="Times New Roman" w:hAnsi="Times New Roman" w:cs="Times New Roman"/>
-          <w:sz w:val="21"/>
-          <w:szCs w:val="21"/>
-        </w:rPr>
-        <w:tab/>
-      </w:r>
-      <w:r>
-        <w:rPr>
-          <w:rFonts w:ascii="Times New Roman" w:hAnsi="Times New Roman" w:cs="Times New Roman"/>
-          <w:sz w:val="21"/>
-          <w:szCs w:val="21"/>
-        </w:rPr>
-        <w:tab/>
-      </w:r>
-      <w:r>
-        <w:rPr>
-          <w:rFonts w:ascii="Times New Roman" w:hAnsi="Times New Roman" w:cs="Times New Roman"/>
-          <w:i/>
-          <w:iCs/>
-          <w:sz w:val="21"/>
-          <w:szCs w:val="21"/>
-        </w:rPr>
-        <w:t>Concentration</w:t>
-      </w:r>
-      <w:r>
-        <w:rPr>
-          <w:rFonts w:ascii="Times New Roman" w:hAnsi="Times New Roman" w:cs="Times New Roman"/>
-          <w:i/>
-          <w:iCs/>
-          <w:sz w:val="21"/>
-          <w:szCs w:val="21"/>
-        </w:rPr>
-        <w:t xml:space="preserve"> in</w:t>
-      </w:r>
-      <w:r>
-        <w:rPr>
-          <w:rFonts w:ascii="Times New Roman" w:hAnsi="Times New Roman" w:cs="Times New Roman"/>
-          <w:i/>
-          <w:iCs/>
-          <w:sz w:val="21"/>
-          <w:szCs w:val="21"/>
-        </w:rPr>
-        <w:t xml:space="preserve"> </w:t>
-      </w:r>
-      <w:r>
-        <w:rPr>
-          <w:rFonts w:ascii="Times New Roman" w:hAnsi="Times New Roman" w:cs="Times New Roman"/>
-          <w:i/>
-          <w:iCs/>
-          <w:sz w:val="21"/>
-          <w:szCs w:val="21"/>
-        </w:rPr>
-        <w:t xml:space="preserve">Biomedical </w:t>
-      </w:r>
-      <w:r>
-        <w:rPr>
-          <w:rFonts w:ascii="Times New Roman" w:hAnsi="Times New Roman" w:cs="Times New Roman"/>
-          <w:i/>
-          <w:iCs/>
-          <w:sz w:val="21"/>
-          <w:szCs w:val="21"/>
-        </w:rPr>
-        <w:t>Data Science</w:t>
-      </w:r>
-    </w:p>
-    <w:p>
-      <w:pPr>
-        <w:tabs>
-          <w:tab w:val="right" w:pos="1701"/>
-          <w:tab w:val="left" w:pos="1843"/>
-          <w:tab w:val="right" w:pos="9356"/>
-        </w:tabs>
-        <w:spacing w:after="0" w:line="240" w:lineRule="auto"/>
-        <w:rPr>
-          <w:rFonts w:ascii="Times New Roman" w:hAnsi="Times New Roman" w:cs="Times New Roman"/>
-          <w:sz w:val="21"/>
-          <w:szCs w:val="21"/>
-        </w:rPr>
-      </w:pPr>
-      <w:r>
-        <w:rPr>
-          <w:rFonts w:ascii="Times New Roman" w:hAnsi="Times New Roman" w:cs="Times New Roman"/>
-          <w:i/>
-          <w:iCs/>
-          <w:sz w:val="21"/>
-          <w:szCs w:val="21"/>
-        </w:rPr>
-        <w:tab/>
-      </w:r>
-      <w:r>
-        <w:rPr>
-          <w:rFonts w:ascii="Times New Roman" w:hAnsi="Times New Roman" w:cs="Times New Roman"/>
-          <w:i/>
-          <w:iCs/>
-          <w:noProof/>
-          <w:sz w:val="21"/>
-          <w:szCs w:val="21"/>
-        </w:rPr>
-        <w:drawing>
-          <wp:inline distT="0" distB="0" distL="0" distR="0" wp14:anchorId="09509753" wp14:editId="43A42DB5">
-            <wp:extent cx="108000" cy="108000"/>
-            <wp:effectExtent l="0" t="0" r="6350" b="6350"/>
-            <wp:docPr id="293434303" name="Graphic 2" descr="List with solid fill">
-              <a:hlinkClick xmlns:a="http://schemas.openxmlformats.org/drawingml/2006/main" r:id="rId42"/>
-            </wp:docPr>
-            <wp:cNvGraphicFramePr>
-              <a:graphicFrameLocks xmlns:a="http://schemas.openxmlformats.org/drawingml/2006/main" noChangeAspect="1"/>
-            </wp:cNvGraphicFramePr>
-            <a:graphic xmlns:a="http://schemas.openxmlformats.org/drawingml/2006/main">
-              <a:graphicData uri="http://schemas.openxmlformats.org/drawingml/2006/picture">
-                <pic:pic xmlns:pic="http://schemas.openxmlformats.org/drawingml/2006/picture">
-                  <pic:nvPicPr>
-                    <pic:cNvPr id="293434303" name="Graphic 2" descr="List with solid fill">
-                      <a:hlinkClick r:id="rId42"/>
-                    </pic:cNvPr>
-                    <pic:cNvPicPr/>
-                  </pic:nvPicPr>
-                  <pic:blipFill>
-                    <a:blip r:embed="rId34">
-                      <a:extLst>
-                        <a:ext uri="{96DAC541-7B7A-43D3-8B79-37D633B846F1}">
-                          <asvg:svgBlip xmlns:asvg="http://schemas.microsoft.com/office/drawing/2016/SVG/main" r:embed="rId35"/>
-                        </a:ext>
-                      </a:extLst>
-                    </a:blip>
-                    <a:stretch>
-                      <a:fillRect/>
-                    </a:stretch>
-                  </pic:blipFill>
-                  <pic:spPr>
-                    <a:xfrm>
-                      <a:off x="0" y="0"/>
-                      <a:ext cx="108000" cy="108000"/>
-                    </a:xfrm>
-                    <a:prstGeom prst="rect">
-                      <a:avLst/>
-                    </a:prstGeom>
-                  </pic:spPr>
-                </pic:pic>
-              </a:graphicData>
-            </a:graphic>
-          </wp:inline>
-        </w:drawing>
-      </w:r>
-      <w:r>
-        <w:rPr>
-          <w:rFonts w:ascii="Times New Roman" w:hAnsi="Times New Roman" w:cs="Times New Roman"/>
-          <w:i/>
-          <w:iCs/>
-          <w:sz w:val="21"/>
-          <w:szCs w:val="21"/>
-        </w:rPr>
-        <w:t xml:space="preserve"> </w:t>
-      </w:r>
-      <w:r>
-        <w:rPr>
-          <w:rFonts w:ascii="Times New Roman" w:hAnsi="Times New Roman" w:cs="Times New Roman"/>
-          <w:b/>
-          <w:bCs/>
-          <w:noProof/>
-          <w:sz w:val="21"/>
-          <w:szCs w:val="21"/>
-        </w:rPr>
-        <w:drawing>
-          <wp:inline distT="0" distB="0" distL="0" distR="0" wp14:anchorId="25E4278D" wp14:editId="5C4DA394">
-            <wp:extent cx="108000" cy="108000"/>
-            <wp:effectExtent l="0" t="0" r="6350" b="6350"/>
-            <wp:docPr id="1811059072" name="Graphic 1" descr="Diploma roll with solid fill">
-              <a:hlinkClick xmlns:a="http://schemas.openxmlformats.org/drawingml/2006/main" r:id="rId43"/>
-            </wp:docPr>
-            <wp:cNvGraphicFramePr>
-              <a:graphicFrameLocks xmlns:a="http://schemas.openxmlformats.org/drawingml/2006/main" noChangeAspect="1"/>
-            </wp:cNvGraphicFramePr>
-            <a:graphic xmlns:a="http://schemas.openxmlformats.org/drawingml/2006/main">
-              <a:graphicData uri="http://schemas.openxmlformats.org/drawingml/2006/picture">
-                <pic:pic xmlns:pic="http://schemas.openxmlformats.org/drawingml/2006/picture">
-                  <pic:nvPicPr>
-                    <pic:cNvPr id="1811059072" name="Graphic 1" descr="Diploma roll with solid fill">
-                      <a:hlinkClick r:id="rId43"/>
-                    </pic:cNvPr>
-                    <pic:cNvPicPr/>
-                  </pic:nvPicPr>
-                  <pic:blipFill>
-                    <a:blip r:embed="rId40">
-                      <a:extLst>
-                        <a:ext uri="{96DAC541-7B7A-43D3-8B79-37D633B846F1}">
-                          <asvg:svgBlip xmlns:asvg="http://schemas.microsoft.com/office/drawing/2016/SVG/main" r:embed="rId41"/>
-                        </a:ext>
-                      </a:extLst>
-                    </a:blip>
-                    <a:stretch>
-                      <a:fillRect/>
-                    </a:stretch>
-                  </pic:blipFill>
-                  <pic:spPr>
-                    <a:xfrm>
-                      <a:off x="0" y="0"/>
-                      <a:ext cx="108000" cy="108000"/>
-                    </a:xfrm>
-                    <a:prstGeom prst="rect">
-                      <a:avLst/>
-                    </a:prstGeom>
-                  </pic:spPr>
-                </pic:pic>
-              </a:graphicData>
-            </a:graphic>
-          </wp:inline>
-        </w:drawing>
-      </w:r>
-      <w:r>
-        <w:rPr>
-          <w:rFonts w:ascii="Times New Roman" w:hAnsi="Times New Roman" w:cs="Times New Roman"/>
-          <w:b/>
-          <w:bCs/>
-          <w:sz w:val="21"/>
-          <w:szCs w:val="21"/>
-        </w:rPr>
-        <w:tab/>
-      </w:r>
-      <w:r>
-        <w:rPr>
-          <w:rFonts w:ascii="Times New Roman" w:hAnsi="Times New Roman" w:cs="Times New Roman"/>
-          <w:i/>
-          <w:iCs/>
-          <w:sz w:val="21"/>
-          <w:szCs w:val="21"/>
-        </w:rPr>
-        <w:t>cGPA: 4.0/4.0</w:t>
-      </w:r>
-      <w:r>
-        <w:rPr>
-          <w:rFonts w:ascii="Times New Roman" w:hAnsi="Times New Roman" w:cs="Times New Roman"/>
-          <w:sz w:val="21"/>
-          <w:szCs w:val="21"/>
-        </w:rPr>
-        <w:t xml:space="preserve"> </w:t>
-      </w:r>
-      <w:r>
-        <w:rPr>
-          <w:rFonts w:ascii="Times New Roman" w:hAnsi="Times New Roman" w:cs="Times New Roman"/>
-          <w:i/>
-          <w:iCs/>
-          <w:sz w:val="21"/>
-          <w:szCs w:val="21"/>
-        </w:rPr>
-        <w:t>(summa cum laude)</w:t>
-      </w:r>
-    </w:p>
-    <w:p>
-      <w:pPr>
-        <w:tabs>
-          <w:tab w:val="right" w:pos="1701"/>
-          <w:tab w:val="left" w:pos="1843"/>
-          <w:tab w:val="right" w:pos="9356"/>
-        </w:tabs>
-        <w:spacing w:before="160" w:after="0" w:line="240" w:lineRule="auto"/>
-        <w:rPr>
-          <w:rFonts w:ascii="Times New Roman" w:hAnsi="Times New Roman" w:cs="Times New Roman"/>
-          <w:i/>
-          <w:iCs/>
-          <w:sz w:val="21"/>
-          <w:szCs w:val="21"/>
-        </w:rPr>
-      </w:pPr>
-      <w:r>
-        <w:rPr>
-          <w:rFonts w:ascii="Times New Roman" w:hAnsi="Times New Roman" w:cs="Times New Roman"/>
-          <w:i/>
-          <w:iCs/>
-          <w:sz w:val="21"/>
-          <w:szCs w:val="21"/>
-        </w:rPr>
-        <w:tab/>
-        <w:t>Paris, France</w:t>
-      </w:r>
-      <w:r>
-        <w:rPr>
-          <w:rFonts w:ascii="Times New Roman" w:hAnsi="Times New Roman" w:cs="Times New Roman"/>
-          <w:sz w:val="21"/>
-          <w:szCs w:val="21"/>
-        </w:rPr>
-        <w:tab/>
-      </w:r>
-      <w:r>
-        <w:rPr>
-          <w:rFonts w:ascii="Times New Roman" w:hAnsi="Times New Roman" w:cs="Times New Roman"/>
-          <w:b/>
-          <w:bCs/>
-          <w:sz w:val="21"/>
-          <w:szCs w:val="21"/>
-        </w:rPr>
-        <w:t>University of Paris – Cité</w:t>
-      </w:r>
-    </w:p>
-    <w:p>
-      <w:pPr>
-        <w:tabs>
-          <w:tab w:val="right" w:pos="1701"/>
-          <w:tab w:val="left" w:pos="1843"/>
-          <w:tab w:val="right" w:pos="9356"/>
-        </w:tabs>
-        <w:spacing w:after="0" w:line="240" w:lineRule="auto"/>
-        <w:rPr>
-          <w:rFonts w:ascii="Times New Roman" w:hAnsi="Times New Roman" w:cs="Times New Roman"/>
-          <w:i/>
-          <w:iCs/>
-          <w:sz w:val="21"/>
-          <w:szCs w:val="21"/>
-        </w:rPr>
-      </w:pPr>
-      <w:r>
-        <w:rPr>
-          <w:rFonts w:ascii="Times New Roman" w:hAnsi="Times New Roman" w:cs="Times New Roman"/>
-          <w:i/>
-          <w:iCs/>
-          <w:sz w:val="21"/>
-          <w:szCs w:val="21"/>
-        </w:rPr>
-        <w:tab/>
-      </w:r>
-      <w:r>
-        <w:rPr>
-          <w:rFonts w:ascii="Times New Roman" w:hAnsi="Times New Roman" w:cs="Times New Roman"/>
-          <w:i/>
-          <w:iCs/>
-          <w:sz w:val="21"/>
-          <w:szCs w:val="21"/>
-        </w:rPr>
-        <w:t>2018-</w:t>
-      </w:r>
-      <w:r>
-        <w:rPr>
-          <w:rFonts w:ascii="Times New Roman" w:hAnsi="Times New Roman" w:cs="Times New Roman"/>
-          <w:i/>
-          <w:iCs/>
-          <w:sz w:val="21"/>
-          <w:szCs w:val="21"/>
-        </w:rPr>
-        <w:t>2021</w:t>
-      </w:r>
-      <w:r>
-        <w:rPr>
-          <w:rFonts w:ascii="Times New Roman" w:hAnsi="Times New Roman" w:cs="Times New Roman"/>
-          <w:i/>
-          <w:iCs/>
-          <w:sz w:val="21"/>
-          <w:szCs w:val="21"/>
-        </w:rPr>
-        <w:tab/>
-      </w:r>
-      <w:r>
-        <w:rPr>
-          <w:rFonts w:ascii="Times New Roman" w:hAnsi="Times New Roman" w:cs="Times New Roman"/>
-          <w:sz w:val="21"/>
-          <w:szCs w:val="21"/>
-        </w:rPr>
-        <w:t>B.S</w:t>
-      </w:r>
-      <w:r>
-        <w:rPr>
-          <w:rFonts w:ascii="Times New Roman" w:hAnsi="Times New Roman" w:cs="Times New Roman"/>
-          <w:sz w:val="21"/>
-          <w:szCs w:val="21"/>
-        </w:rPr>
-        <w:t>c</w:t>
-      </w:r>
-      <w:r>
-        <w:rPr>
-          <w:rFonts w:ascii="Times New Roman" w:hAnsi="Times New Roman" w:cs="Times New Roman"/>
-          <w:sz w:val="21"/>
-          <w:szCs w:val="21"/>
-        </w:rPr>
-        <w:t xml:space="preserve">. in Allied Health </w:t>
-      </w:r>
-      <w:r>
-        <w:rPr>
-          <w:rFonts w:ascii="Times New Roman" w:hAnsi="Times New Roman" w:cs="Times New Roman"/>
-          <w:i/>
-          <w:iCs/>
-          <w:sz w:val="21"/>
-          <w:szCs w:val="21"/>
-        </w:rPr>
-        <w:t>(university title)</w:t>
-      </w:r>
-      <w:r>
-        <w:rPr>
-          <w:rFonts w:ascii="Times New Roman" w:hAnsi="Times New Roman" w:cs="Times New Roman"/>
-          <w:i/>
-          <w:iCs/>
-          <w:sz w:val="21"/>
-          <w:szCs w:val="21"/>
-        </w:rPr>
-        <w:t xml:space="preserve"> </w:t>
-      </w:r>
-      <w:r>
-        <w:rPr>
-          <w:rFonts w:ascii="Times New Roman" w:hAnsi="Times New Roman" w:cs="Times New Roman"/>
-          <w:sz w:val="21"/>
-          <w:szCs w:val="21"/>
-        </w:rPr>
-        <w:t xml:space="preserve">(project </w:t>
-      </w:r>
-      <w:hyperlink w:anchor="Research" w:history="1">
-        <w:r>
-          <w:rPr>
-            <w:rStyle w:val="Hyperlink"/>
-            <w:rFonts w:ascii="Times New Roman" w:hAnsi="Times New Roman" w:cs="Times New Roman"/>
-            <w:color w:val="C00000"/>
-            <w:sz w:val="21"/>
-            <w:szCs w:val="21"/>
-            <w:u w:val="none"/>
-            <w:bdr w:val="single" w:sz="4" w:space="0" w:color="C00000"/>
-          </w:rPr>
-          <w:t>R.01</w:t>
-        </w:r>
-      </w:hyperlink>
-      <w:r>
-        <w:rPr>
-          <w:rFonts w:ascii="Times New Roman" w:hAnsi="Times New Roman" w:cs="Times New Roman"/>
-          <w:sz w:val="21"/>
-          <w:szCs w:val="21"/>
-        </w:rPr>
-        <w:t>/</w:t>
-      </w:r>
-      <w:hyperlink w:anchor="Research" w:history="1">
-        <w:r>
-          <w:rPr>
-            <w:rStyle w:val="Hyperlink"/>
-            <w:rFonts w:ascii="Times New Roman" w:hAnsi="Times New Roman" w:cs="Times New Roman"/>
-            <w:color w:val="C00000"/>
-            <w:sz w:val="21"/>
-            <w:szCs w:val="21"/>
-            <w:u w:val="none"/>
-            <w:bdr w:val="single" w:sz="4" w:space="0" w:color="C00000"/>
-          </w:rPr>
-          <w:t>R.02</w:t>
-        </w:r>
-      </w:hyperlink>
-      <w:r>
-        <w:rPr>
-          <w:rFonts w:ascii="Times New Roman" w:hAnsi="Times New Roman" w:cs="Times New Roman"/>
-          <w:sz w:val="21"/>
-          <w:szCs w:val="21"/>
-        </w:rPr>
-        <w:t xml:space="preserve"> below)</w:t>
-      </w:r>
-    </w:p>
-    <w:p>
-      <w:pPr>
-        <w:tabs>
-          <w:tab w:val="right" w:pos="1701"/>
-          <w:tab w:val="left" w:pos="1843"/>
-          <w:tab w:val="right" w:pos="9356"/>
-        </w:tabs>
-        <w:spacing w:after="0" w:line="240" w:lineRule="auto"/>
-        <w:rPr>
-          <w:rFonts w:ascii="Times New Roman" w:hAnsi="Times New Roman" w:cs="Times New Roman"/>
-          <w:sz w:val="21"/>
-          <w:szCs w:val="21"/>
-        </w:rPr>
-      </w:pPr>
-      <w:r>
-        <w:rPr>
-          <w:rFonts w:ascii="Times New Roman" w:hAnsi="Times New Roman" w:cs="Times New Roman"/>
-          <w:i/>
-          <w:iCs/>
-          <w:sz w:val="21"/>
-          <w:szCs w:val="21"/>
-        </w:rPr>
-        <w:tab/>
-      </w:r>
-      <w:r>
-        <w:rPr>
-          <w:rFonts w:ascii="Times New Roman" w:hAnsi="Times New Roman" w:cs="Times New Roman"/>
-          <w:i/>
-          <w:iCs/>
-          <w:sz w:val="21"/>
-          <w:szCs w:val="21"/>
-        </w:rPr>
-        <w:tab/>
-      </w:r>
-      <w:r>
-        <w:rPr>
-          <w:rFonts w:ascii="Times New Roman" w:hAnsi="Times New Roman" w:cs="Times New Roman"/>
-          <w:sz w:val="21"/>
-          <w:szCs w:val="21"/>
-        </w:rPr>
-        <w:t xml:space="preserve">B.Med. in Podiatric Medicine </w:t>
-      </w:r>
-      <w:r>
-        <w:rPr>
-          <w:rFonts w:ascii="Times New Roman" w:hAnsi="Times New Roman" w:cs="Times New Roman"/>
-          <w:i/>
-          <w:iCs/>
-          <w:sz w:val="21"/>
-          <w:szCs w:val="21"/>
-        </w:rPr>
-        <w:t xml:space="preserve">(clinical </w:t>
-      </w:r>
-      <w:r>
-        <w:rPr>
-          <w:rFonts w:ascii="Times New Roman" w:hAnsi="Times New Roman" w:cs="Times New Roman"/>
-          <w:i/>
-          <w:iCs/>
-          <w:sz w:val="21"/>
-          <w:szCs w:val="21"/>
-        </w:rPr>
-        <w:t>title</w:t>
-      </w:r>
-      <w:r>
-        <w:rPr>
-          <w:rFonts w:ascii="Times New Roman" w:hAnsi="Times New Roman" w:cs="Times New Roman"/>
-          <w:i/>
-          <w:iCs/>
-          <w:sz w:val="21"/>
-          <w:szCs w:val="21"/>
-        </w:rPr>
-        <w:t>)</w:t>
-      </w:r>
-    </w:p>
-    <w:p>
-      <w:pPr>
-        <w:tabs>
-          <w:tab w:val="right" w:pos="1701"/>
-          <w:tab w:val="left" w:pos="1843"/>
-          <w:tab w:val="right" w:pos="9356"/>
-        </w:tabs>
-        <w:spacing w:after="0" w:line="240" w:lineRule="auto"/>
-        <w:rPr>
-          <w:rFonts w:ascii="Times New Roman" w:hAnsi="Times New Roman" w:cs="Times New Roman"/>
-          <w:i/>
-          <w:iCs/>
-          <w:sz w:val="21"/>
-          <w:szCs w:val="21"/>
-        </w:rPr>
-      </w:pPr>
-      <w:r>
-        <w:rPr>
-          <w:rFonts w:ascii="Times New Roman" w:hAnsi="Times New Roman" w:cs="Times New Roman"/>
-          <w:i/>
-          <w:iCs/>
-          <w:sz w:val="21"/>
-          <w:szCs w:val="21"/>
-        </w:rPr>
-        <w:tab/>
-      </w:r>
-      <w:r>
-        <w:rPr>
-          <w:rFonts w:ascii="Times New Roman" w:hAnsi="Times New Roman" w:cs="Times New Roman"/>
-          <w:i/>
-          <w:iCs/>
-          <w:noProof/>
-          <w:sz w:val="21"/>
-          <w:szCs w:val="21"/>
-        </w:rPr>
-        <w:drawing>
-          <wp:inline distT="0" distB="0" distL="0" distR="0" wp14:anchorId="29874E77" wp14:editId="4B100AC7">
-            <wp:extent cx="108000" cy="108000"/>
-            <wp:effectExtent l="0" t="0" r="6350" b="6350"/>
-            <wp:docPr id="1077735343" name="Graphic 2" descr="List with solid fill">
-              <a:hlinkClick xmlns:a="http://schemas.openxmlformats.org/drawingml/2006/main" r:id="rId44"/>
-            </wp:docPr>
-            <wp:cNvGraphicFramePr>
-              <a:graphicFrameLocks xmlns:a="http://schemas.openxmlformats.org/drawingml/2006/main" noChangeAspect="1"/>
-            </wp:cNvGraphicFramePr>
-            <a:graphic xmlns:a="http://schemas.openxmlformats.org/drawingml/2006/main">
-              <a:graphicData uri="http://schemas.openxmlformats.org/drawingml/2006/picture">
-                <pic:pic xmlns:pic="http://schemas.openxmlformats.org/drawingml/2006/picture">
-                  <pic:nvPicPr>
-                    <pic:cNvPr id="1077735343" name="Graphic 2" descr="List with solid fill">
-                      <a:hlinkClick r:id="rId44"/>
-                    </pic:cNvPr>
-                    <pic:cNvPicPr/>
-                  </pic:nvPicPr>
-                  <pic:blipFill>
-                    <a:blip r:embed="rId34">
-                      <a:extLst>
-                        <a:ext uri="{96DAC541-7B7A-43D3-8B79-37D633B846F1}">
-                          <asvg:svgBlip xmlns:asvg="http://schemas.microsoft.com/office/drawing/2016/SVG/main" r:embed="rId35"/>
-                        </a:ext>
-                      </a:extLst>
-                    </a:blip>
-                    <a:stretch>
-                      <a:fillRect/>
-                    </a:stretch>
-                  </pic:blipFill>
-                  <pic:spPr>
-                    <a:xfrm>
-                      <a:off x="0" y="0"/>
-                      <a:ext cx="108000" cy="108000"/>
-                    </a:xfrm>
-                    <a:prstGeom prst="rect">
-                      <a:avLst/>
-                    </a:prstGeom>
-                  </pic:spPr>
-                </pic:pic>
-              </a:graphicData>
-            </a:graphic>
-          </wp:inline>
-        </w:drawing>
-      </w:r>
-      <w:r>
-        <w:rPr>
-          <w:rFonts w:ascii="Times New Roman" w:hAnsi="Times New Roman" w:cs="Times New Roman"/>
-          <w:i/>
-          <w:iCs/>
-          <w:sz w:val="21"/>
-          <w:szCs w:val="21"/>
-        </w:rPr>
-        <w:t xml:space="preserve"> </w:t>
-      </w:r>
-      <w:r>
-        <w:rPr>
-          <w:rFonts w:ascii="Times New Roman" w:hAnsi="Times New Roman" w:cs="Times New Roman"/>
-          <w:b/>
-          <w:bCs/>
-          <w:noProof/>
-          <w:sz w:val="21"/>
-          <w:szCs w:val="21"/>
-        </w:rPr>
-        <w:drawing>
-          <wp:inline distT="0" distB="0" distL="0" distR="0" wp14:anchorId="32667337" wp14:editId="0C7A4E07">
-            <wp:extent cx="108000" cy="108000"/>
-            <wp:effectExtent l="0" t="0" r="6350" b="6350"/>
-            <wp:docPr id="1186395254" name="Graphic 1" descr="Diploma roll with solid fill">
-              <a:hlinkClick xmlns:a="http://schemas.openxmlformats.org/drawingml/2006/main" r:id="rId45"/>
-            </wp:docPr>
-            <wp:cNvGraphicFramePr>
-              <a:graphicFrameLocks xmlns:a="http://schemas.openxmlformats.org/drawingml/2006/main" noChangeAspect="1"/>
-            </wp:cNvGraphicFramePr>
-            <a:graphic xmlns:a="http://schemas.openxmlformats.org/drawingml/2006/main">
-              <a:graphicData uri="http://schemas.openxmlformats.org/drawingml/2006/picture">
-                <pic:pic xmlns:pic="http://schemas.openxmlformats.org/drawingml/2006/picture">
-                  <pic:nvPicPr>
-                    <pic:cNvPr id="1186395254" name="Graphic 1" descr="Diploma roll with solid fill">
-                      <a:hlinkClick r:id="rId45"/>
-                    </pic:cNvPr>
-                    <pic:cNvPicPr/>
-                  </pic:nvPicPr>
-                  <pic:blipFill>
-                    <a:blip r:embed="rId40">
-                      <a:extLst>
-                        <a:ext uri="{96DAC541-7B7A-43D3-8B79-37D633B846F1}">
-                          <asvg:svgBlip xmlns:asvg="http://schemas.microsoft.com/office/drawing/2016/SVG/main" r:embed="rId41"/>
-                        </a:ext>
-                      </a:extLst>
-                    </a:blip>
-                    <a:stretch>
-                      <a:fillRect/>
-                    </a:stretch>
-                  </pic:blipFill>
-                  <pic:spPr>
-                    <a:xfrm>
-                      <a:off x="0" y="0"/>
-                      <a:ext cx="108000" cy="108000"/>
-                    </a:xfrm>
-                    <a:prstGeom prst="rect">
-                      <a:avLst/>
-                    </a:prstGeom>
-                  </pic:spPr>
-                </pic:pic>
-              </a:graphicData>
-            </a:graphic>
-          </wp:inline>
-        </w:drawing>
-      </w:r>
-      <w:r>
-        <w:rPr>
-          <w:rFonts w:ascii="Times New Roman" w:hAnsi="Times New Roman" w:cs="Times New Roman"/>
-          <w:b/>
-          <w:bCs/>
-          <w:sz w:val="21"/>
-          <w:szCs w:val="21"/>
-        </w:rPr>
-        <w:tab/>
-      </w:r>
-      <w:r>
-        <w:rPr>
-          <w:rFonts w:ascii="Times New Roman" w:hAnsi="Times New Roman" w:cs="Times New Roman"/>
-          <w:i/>
-          <w:iCs/>
-          <w:sz w:val="21"/>
-          <w:szCs w:val="21"/>
-        </w:rPr>
-        <w:t>cGPA: 3.7/4.0</w:t>
-      </w:r>
-      <w:r>
-        <w:rPr>
-          <w:rFonts w:ascii="Times New Roman" w:hAnsi="Times New Roman" w:cs="Times New Roman"/>
-          <w:i/>
-          <w:iCs/>
-          <w:sz w:val="21"/>
-          <w:szCs w:val="21"/>
-        </w:rPr>
-        <w:t xml:space="preserve"> (magna cum laude)</w:t>
-      </w:r>
-    </w:p>
-    <w:p>
-      <w:pPr>
-        <w:tabs>
-          <w:tab w:val="right" w:pos="1701"/>
-          <w:tab w:val="left" w:pos="1843"/>
-          <w:tab w:val="right" w:pos="9356"/>
-        </w:tabs>
-        <w:spacing w:before="240" w:after="240" w:line="240" w:lineRule="auto"/>
-        <w:rPr>
-          <w:rFonts w:ascii="Times New Roman" w:hAnsi="Times New Roman" w:cs="Times New Roman"/>
-          <w:b/>
-          <w:bCs/>
-          <w:sz w:val="28"/>
-          <w:szCs w:val="28"/>
-        </w:rPr>
-      </w:pPr>
-      <w:r>
-        <w:rPr>
-          <w:rFonts w:ascii="Times New Roman" w:hAnsi="Times New Roman" w:cs="Times New Roman"/>
-          <w:b/>
-          <w:bCs/>
-          <w:sz w:val="28"/>
-          <w:szCs w:val="28"/>
-        </w:rPr>
-        <w:lastRenderedPageBreak/>
-        <w:tab/>
-      </w:r>
-      <w:r>
-        <w:rPr>
-          <w:rFonts w:ascii="Times New Roman" w:hAnsi="Times New Roman" w:cs="Times New Roman"/>
-          <w:b/>
-          <w:bCs/>
-          <w:sz w:val="28"/>
-          <w:szCs w:val="28"/>
-        </w:rPr>
-        <w:tab/>
-      </w:r>
-      <w:r>
-        <w:rPr>
-          <w:rFonts w:ascii="Times New Roman" w:hAnsi="Times New Roman" w:cs="Times New Roman"/>
-          <w:b/>
-          <w:bCs/>
-          <w:sz w:val="28"/>
-          <w:szCs w:val="28"/>
-        </w:rPr>
-        <w:t>Recognitions</w:t>
-      </w:r>
-    </w:p>
-    <w:p>
-      <w:pPr>
-        <w:tabs>
-          <w:tab w:val="right" w:pos="1701"/>
-          <w:tab w:val="left" w:pos="1843"/>
-          <w:tab w:val="left" w:pos="2268"/>
-          <w:tab w:val="right" w:pos="9356"/>
-        </w:tabs>
-        <w:spacing w:after="240" w:line="240" w:lineRule="auto"/>
-        <w:ind w:left="1843"/>
-        <w:jc w:val="both"/>
-        <w:rPr>
-          <w:rFonts w:ascii="Times New Roman" w:hAnsi="Times New Roman" w:cs="Times New Roman"/>
-          <w:i/>
-          <w:iCs/>
-          <w:sz w:val="21"/>
-          <w:szCs w:val="21"/>
-        </w:rPr>
-      </w:pPr>
-      <w:r>
-        <w:rPr>
-          <w:rFonts w:ascii="Times New Roman" w:hAnsi="Times New Roman" w:cs="Times New Roman"/>
-          <w:b/>
-          <w:bCs/>
-          <w:sz w:val="21"/>
-          <w:szCs w:val="21"/>
-        </w:rPr>
-        <w:tab/>
-      </w:r>
-      <w:r>
-        <w:rPr>
-          <w:rFonts w:ascii="Times New Roman" w:hAnsi="Times New Roman" w:cs="Times New Roman"/>
-          <w:i/>
-          <w:iCs/>
-          <w:sz w:val="21"/>
-          <w:szCs w:val="21"/>
-        </w:rPr>
-        <w:t>2</w:t>
-      </w:r>
-      <w:r>
-        <w:rPr>
-          <w:rFonts w:ascii="Times New Roman" w:hAnsi="Times New Roman" w:cs="Times New Roman"/>
-          <w:i/>
-          <w:iCs/>
-          <w:sz w:val="21"/>
-          <w:szCs w:val="21"/>
-        </w:rPr>
-        <w:t>4</w:t>
-      </w:r>
-      <w:r>
-        <w:rPr>
-          <w:rFonts w:ascii="Times New Roman" w:hAnsi="Times New Roman" w:cs="Times New Roman"/>
-          <w:i/>
-          <w:iCs/>
-          <w:sz w:val="21"/>
-          <w:szCs w:val="21"/>
-        </w:rPr>
-        <w:t xml:space="preserve"> recognitions across France, Canada, and Switzerland</w:t>
-      </w:r>
-      <w:r>
-        <w:rPr>
-          <w:rFonts w:ascii="Times New Roman" w:hAnsi="Times New Roman" w:cs="Times New Roman"/>
-          <w:i/>
-          <w:iCs/>
-          <w:sz w:val="21"/>
-          <w:szCs w:val="21"/>
-        </w:rPr>
-        <w:t>, spanning institutional to global levels</w:t>
-      </w:r>
-      <w:r>
-        <w:rPr>
-          <w:rFonts w:ascii="Times New Roman" w:hAnsi="Times New Roman" w:cs="Times New Roman"/>
-          <w:i/>
-          <w:iCs/>
-          <w:sz w:val="21"/>
-          <w:szCs w:val="21"/>
-        </w:rPr>
-        <w:t xml:space="preserve">. Secured full PhD funding (CA$120,000), covering </w:t>
-      </w:r>
-      <w:r>
-        <w:rPr>
-          <w:rFonts w:ascii="Times New Roman" w:hAnsi="Times New Roman" w:cs="Times New Roman"/>
-          <w:i/>
-          <w:iCs/>
-          <w:sz w:val="21"/>
-          <w:szCs w:val="21"/>
-        </w:rPr>
-        <w:t xml:space="preserve">living and </w:t>
-      </w:r>
-      <w:r>
-        <w:rPr>
-          <w:rFonts w:ascii="Times New Roman" w:hAnsi="Times New Roman" w:cs="Times New Roman"/>
-          <w:i/>
-          <w:iCs/>
-          <w:sz w:val="21"/>
-          <w:szCs w:val="21"/>
-        </w:rPr>
-        <w:t>tuition expenses (Québec resident rate through the France–Québec agreement). Not eligible for major Canadian federal doctoral awards during the first three years of the PhD due to international student status; eligibility restored following a policy change for the 2026–2029 cycle</w:t>
-      </w:r>
-      <w:r>
-        <w:rPr>
-          <w:rFonts w:ascii="Times New Roman" w:hAnsi="Times New Roman" w:cs="Times New Roman"/>
-          <w:i/>
-          <w:iCs/>
-          <w:sz w:val="21"/>
-          <w:szCs w:val="21"/>
-        </w:rPr>
-        <w:t xml:space="preserve"> (application under review)</w:t>
-      </w:r>
-      <w:r>
-        <w:rPr>
-          <w:rFonts w:ascii="Times New Roman" w:hAnsi="Times New Roman" w:cs="Times New Roman"/>
-          <w:i/>
-          <w:iCs/>
-          <w:sz w:val="21"/>
-          <w:szCs w:val="21"/>
-        </w:rPr>
-        <w:t xml:space="preserve">. Undergraduate and </w:t>
-      </w:r>
-      <w:r>
-        <w:rPr>
-          <w:rFonts w:ascii="Times New Roman" w:hAnsi="Times New Roman" w:cs="Times New Roman"/>
-          <w:i/>
-          <w:iCs/>
-          <w:sz w:val="21"/>
-          <w:szCs w:val="21"/>
-        </w:rPr>
-        <w:t>master’s</w:t>
-      </w:r>
-      <w:r>
-        <w:rPr>
-          <w:rFonts w:ascii="Times New Roman" w:hAnsi="Times New Roman" w:cs="Times New Roman"/>
-          <w:i/>
-          <w:iCs/>
-          <w:sz w:val="21"/>
-          <w:szCs w:val="21"/>
-        </w:rPr>
-        <w:t xml:space="preserve"> studies in France were fully state-funded based on financial need, explaining the absence of major fellowships; fund</w:t>
-      </w:r>
-      <w:r>
-        <w:rPr>
-          <w:rFonts w:ascii="Times New Roman" w:hAnsi="Times New Roman" w:cs="Times New Roman"/>
-          <w:i/>
-          <w:iCs/>
-          <w:sz w:val="21"/>
-          <w:szCs w:val="21"/>
-        </w:rPr>
-        <w:t xml:space="preserve">ed </w:t>
-      </w:r>
-      <w:r>
-        <w:rPr>
-          <w:rFonts w:ascii="Times New Roman" w:hAnsi="Times New Roman" w:cs="Times New Roman"/>
-          <w:i/>
-          <w:iCs/>
-          <w:sz w:val="21"/>
-          <w:szCs w:val="21"/>
-        </w:rPr>
-        <w:t>only to support stays in Switzerland.</w:t>
-      </w:r>
-    </w:p>
-    <w:p>
-      <w:pPr>
-        <w:tabs>
-          <w:tab w:val="right" w:pos="1701"/>
-          <w:tab w:val="left" w:pos="1843"/>
-          <w:tab w:val="right" w:pos="9356"/>
-        </w:tabs>
-        <w:spacing w:after="0" w:line="240" w:lineRule="auto"/>
-        <w:rPr>
-          <w:rFonts w:ascii="Times New Roman" w:hAnsi="Times New Roman" w:cs="Times New Roman"/>
-          <w:b/>
-          <w:bCs/>
-          <w:sz w:val="21"/>
-          <w:szCs w:val="21"/>
-        </w:rPr>
-      </w:pPr>
-      <w:r>
-        <w:rPr>
-          <w:rFonts w:ascii="Times New Roman" w:hAnsi="Times New Roman" w:cs="Times New Roman"/>
-          <w:b/>
-          <w:bCs/>
-          <w:sz w:val="21"/>
-          <w:szCs w:val="21"/>
-        </w:rPr>
-        <w:tab/>
-      </w:r>
-      <w:r>
-        <w:rPr>
-          <w:rFonts w:ascii="Times New Roman" w:hAnsi="Times New Roman" w:cs="Times New Roman"/>
-          <w:b/>
-          <w:bCs/>
-          <w:sz w:val="21"/>
-          <w:szCs w:val="21"/>
-        </w:rPr>
-        <w:tab/>
-      </w:r>
-      <w:r>
-        <w:rPr>
-          <w:rFonts w:ascii="Times New Roman" w:hAnsi="Times New Roman" w:cs="Times New Roman"/>
-          <w:b/>
-          <w:bCs/>
-          <w:sz w:val="21"/>
-          <w:szCs w:val="21"/>
-        </w:rPr>
-        <w:t>Labels</w:t>
-      </w:r>
-      <w:r>
-        <w:rPr>
-          <w:rFonts w:ascii="Times New Roman" w:hAnsi="Times New Roman" w:cs="Times New Roman"/>
-          <w:b/>
-          <w:bCs/>
-          <w:sz w:val="21"/>
-          <w:szCs w:val="21"/>
-        </w:rPr>
-        <w:t>:</w:t>
-      </w:r>
-    </w:p>
-    <w:p>
-      <w:pPr>
-        <w:tabs>
-          <w:tab w:val="right" w:pos="1701"/>
-          <w:tab w:val="left" w:pos="1843"/>
-          <w:tab w:val="right" w:pos="9356"/>
-        </w:tabs>
-        <w:spacing w:after="0" w:line="240" w:lineRule="auto"/>
-        <w:rPr>
-          <w:rFonts w:ascii="Times New Roman" w:hAnsi="Times New Roman" w:cs="Times New Roman"/>
-          <w:i/>
-          <w:iCs/>
-          <w:sz w:val="21"/>
-          <w:szCs w:val="21"/>
-        </w:rPr>
-      </w:pPr>
-      <w:r>
-        <w:rPr>
-          <w:rFonts w:ascii="Times New Roman" w:hAnsi="Times New Roman" w:cs="Times New Roman"/>
-          <w:i/>
-          <w:iCs/>
-          <w:sz w:val="21"/>
-          <w:szCs w:val="21"/>
-        </w:rPr>
-        <w:tab/>
-      </w:r>
-      <w:r>
-        <w:rPr>
-          <w:rFonts w:ascii="Times New Roman" w:hAnsi="Times New Roman" w:cs="Times New Roman"/>
-          <w:i/>
-          <w:iCs/>
-          <w:noProof/>
-          <w:sz w:val="21"/>
-          <w:szCs w:val="21"/>
-        </w:rPr>
-        <w:drawing>
-          <wp:inline distT="0" distB="0" distL="0" distR="0" wp14:anchorId="1BA1C2F7" wp14:editId="3FDAF6AB">
-            <wp:extent cx="108000" cy="108000"/>
-            <wp:effectExtent l="0" t="0" r="6350" b="6350"/>
-            <wp:docPr id="490814127" name="Graphic 2" descr="Earth globe: Americas with solid fill"/>
-            <wp:cNvGraphicFramePr>
-              <a:graphicFrameLocks xmlns:a="http://schemas.openxmlformats.org/drawingml/2006/main" noChangeAspect="1"/>
-            </wp:cNvGraphicFramePr>
-            <a:graphic xmlns:a="http://schemas.openxmlformats.org/drawingml/2006/main">
-              <a:graphicData uri="http://schemas.openxmlformats.org/drawingml/2006/picture">
-                <pic:pic xmlns:pic="http://schemas.openxmlformats.org/drawingml/2006/picture">
-                  <pic:nvPicPr>
-                    <pic:cNvPr id="490814127" name="Graphic 2" descr="Earth globe: Americas with solid fill"/>
-                    <pic:cNvPicPr/>
-                  </pic:nvPicPr>
-                  <pic:blipFill>
-                    <a:blip r:embed="rId46">
-                      <a:extLst>
-                        <a:ext uri="{96DAC541-7B7A-43D3-8B79-37D633B846F1}">
-                          <asvg:svgBlip xmlns:asvg="http://schemas.microsoft.com/office/drawing/2016/SVG/main" r:embed="rId47"/>
-                        </a:ext>
-                      </a:extLst>
-                    </a:blip>
-                    <a:stretch>
-                      <a:fillRect/>
-                    </a:stretch>
-                  </pic:blipFill>
-                  <pic:spPr>
-                    <a:xfrm>
-                      <a:off x="0" y="0"/>
-                      <a:ext cx="108000" cy="108000"/>
-                    </a:xfrm>
-                    <a:prstGeom prst="rect">
-                      <a:avLst/>
-                    </a:prstGeom>
-                  </pic:spPr>
-                </pic:pic>
-              </a:graphicData>
-            </a:graphic>
-          </wp:inline>
-        </w:drawing>
-      </w:r>
-      <w:r>
-        <w:rPr>
-          <w:rFonts w:ascii="Times New Roman" w:hAnsi="Times New Roman" w:cs="Times New Roman"/>
-          <w:i/>
-          <w:iCs/>
-          <w:sz w:val="21"/>
-          <w:szCs w:val="21"/>
-        </w:rPr>
-        <w:tab/>
-      </w:r>
-      <w:r>
-        <w:rPr>
-          <w:rFonts w:ascii="Times New Roman" w:hAnsi="Times New Roman" w:cs="Times New Roman"/>
-          <w:i/>
-          <w:iCs/>
-          <w:sz w:val="21"/>
-          <w:szCs w:val="21"/>
-        </w:rPr>
-        <w:t>International scope</w:t>
-      </w:r>
-    </w:p>
-    <w:p>
-      <w:pPr>
-        <w:tabs>
-          <w:tab w:val="right" w:pos="1701"/>
-          <w:tab w:val="left" w:pos="1843"/>
-          <w:tab w:val="right" w:pos="9356"/>
-        </w:tabs>
-        <w:spacing w:after="0" w:line="240" w:lineRule="auto"/>
-        <w:rPr>
-          <w:rFonts w:ascii="Times New Roman" w:hAnsi="Times New Roman" w:cs="Times New Roman"/>
-          <w:i/>
-          <w:iCs/>
-          <w:sz w:val="21"/>
-          <w:szCs w:val="21"/>
-        </w:rPr>
-      </w:pPr>
-      <w:r>
-        <w:rPr>
-          <w:rFonts w:ascii="Times New Roman" w:hAnsi="Times New Roman" w:cs="Times New Roman"/>
-          <w:i/>
-          <w:iCs/>
-          <w:sz w:val="21"/>
-          <w:szCs w:val="21"/>
-        </w:rPr>
-        <w:tab/>
-      </w:r>
-      <w:r>
-        <w:rPr>
-          <w:rFonts w:ascii="Times New Roman" w:hAnsi="Times New Roman" w:cs="Times New Roman"/>
-          <w:i/>
-          <w:iCs/>
-          <w:noProof/>
-          <w:sz w:val="21"/>
-          <w:szCs w:val="21"/>
-        </w:rPr>
-        <w:drawing>
-          <wp:inline distT="0" distB="0" distL="0" distR="0" wp14:anchorId="3811D12D" wp14:editId="0DAC23D2">
-            <wp:extent cx="108000" cy="108000"/>
-            <wp:effectExtent l="0" t="0" r="6350" b="6350"/>
-            <wp:docPr id="1988305937" name="Graphic 2" descr="Map with pin with solid fill"/>
-            <wp:cNvGraphicFramePr>
-              <a:graphicFrameLocks xmlns:a="http://schemas.openxmlformats.org/drawingml/2006/main" noChangeAspect="1"/>
-            </wp:cNvGraphicFramePr>
-            <a:graphic xmlns:a="http://schemas.openxmlformats.org/drawingml/2006/main">
-              <a:graphicData uri="http://schemas.openxmlformats.org/drawingml/2006/picture">
-                <pic:pic xmlns:pic="http://schemas.openxmlformats.org/drawingml/2006/picture">
-                  <pic:nvPicPr>
-                    <pic:cNvPr id="1988305937" name="Graphic 2" descr="Map with pin with solid fill"/>
-                    <pic:cNvPicPr/>
-                  </pic:nvPicPr>
-                  <pic:blipFill>
-                    <a:blip r:embed="rId48">
-                      <a:extLst>
-                        <a:ext uri="{96DAC541-7B7A-43D3-8B79-37D633B846F1}">
-                          <asvg:svgBlip xmlns:asvg="http://schemas.microsoft.com/office/drawing/2016/SVG/main" r:embed="rId49"/>
-                        </a:ext>
-                      </a:extLst>
-                    </a:blip>
-                    <a:stretch>
-                      <a:fillRect/>
-                    </a:stretch>
-                  </pic:blipFill>
-                  <pic:spPr>
-                    <a:xfrm>
-                      <a:off x="0" y="0"/>
-                      <a:ext cx="108000" cy="108000"/>
-                    </a:xfrm>
-                    <a:prstGeom prst="rect">
-                      <a:avLst/>
-                    </a:prstGeom>
-                  </pic:spPr>
-                </pic:pic>
-              </a:graphicData>
-            </a:graphic>
-          </wp:inline>
-        </w:drawing>
-      </w:r>
-      <w:r>
-        <w:rPr>
-          <w:rFonts w:ascii="Times New Roman" w:hAnsi="Times New Roman" w:cs="Times New Roman"/>
           <w:i/>
           <w:iCs/>
           <w:sz w:val="21"/>
@@ -3968,7 +3968,7 @@
                     <pic:cNvPicPr/>
                   </pic:nvPicPr>
                   <pic:blipFill rotWithShape="1">
-                    <a:blip r:embed="rId50">
+                    <a:blip r:embed="rId42">
                       <a:biLevel thresh="75000"/>
                     </a:blip>
                     <a:srcRect l="2701" t="5627" r="2350" b="5262"/>
@@ -4062,10 +4062,10 @@
                     <pic:cNvPicPr/>
                   </pic:nvPicPr>
                   <pic:blipFill>
-                    <a:blip r:embed="rId51">
+                    <a:blip r:embed="rId43">
                       <a:extLst>
                         <a:ext uri="{96DAC541-7B7A-43D3-8B79-37D633B846F1}">
-                          <asvg:svgBlip xmlns:asvg="http://schemas.microsoft.com/office/drawing/2016/SVG/main" r:embed="rId52"/>
+                          <asvg:svgBlip xmlns:asvg="http://schemas.microsoft.com/office/drawing/2016/SVG/main" r:embed="rId44"/>
                         </a:ext>
                       </a:extLst>
                     </a:blip>
@@ -4206,11 +4206,7 @@
           </mc:Choice>
           <mc:Fallback>
             <w:pict>
-              <v:shapetype w14:anchorId="0E6AFE0F" id="_x0000_t202" coordsize="21600,21600" o:spt="202" path="m,l,21600r21600,l21600,xe">
-                <v:stroke joinstyle="miter"/>
-                <v:path gradientshapeok="t" o:connecttype="rect"/>
-              </v:shapetype>
-              <v:shape id="_x0000_s1027" type="#_x0000_t202" style="width:405.7pt;height:20.75pt;visibility:visible;mso-wrap-style:square;mso-left-percent:-10001;mso-top-percent:-10001;mso-position-horizontal:absolute;mso-position-horizontal-relative:char;mso-position-vertical:absolute;mso-position-vertical-relative:line;mso-left-percent:-10001;mso-top-percent:-10001;v-text-anchor:middle" o:gfxdata="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" filled="f" stroked="f" strokeweight=".5pt">
+              <v:shape w14:anchorId="0E6AFE0F" id="_x0000_s1027" type="#_x0000_t202" style="width:405.7pt;height:20.75pt;visibility:visible;mso-wrap-style:square;mso-left-percent:-10001;mso-top-percent:-10001;mso-position-horizontal:absolute;mso-position-horizontal-relative:char;mso-position-vertical:absolute;mso-position-vertical-relative:line;mso-left-percent:-10001;mso-top-percent:-10001;v-text-anchor:middle" o:gfxdata="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" filled="f" stroked="f" strokeweight=".5pt">
                 <v:textbox inset="0,0,0,0">
                   <w:txbxContent>
                     <w:p>
@@ -4280,7 +4276,7 @@
             <wp:extent cx="108000" cy="108000"/>
             <wp:effectExtent l="0" t="0" r="6350" b="6350"/>
             <wp:docPr id="1223446246" name="Graphic 2" descr="House with solid fill">
-              <a:hlinkClick xmlns:a="http://schemas.openxmlformats.org/drawingml/2006/main" r:id="rId53"/>
+              <a:hlinkClick xmlns:a="http://schemas.openxmlformats.org/drawingml/2006/main" r:id="rId45"/>
             </wp:docPr>
             <wp:cNvGraphicFramePr>
               <a:graphicFrameLocks xmlns:a="http://schemas.openxmlformats.org/drawingml/2006/main" noChangeAspect="1"/>
@@ -4290,15 +4286,15 @@
                 <pic:pic xmlns:pic="http://schemas.openxmlformats.org/drawingml/2006/picture">
                   <pic:nvPicPr>
                     <pic:cNvPr id="1223446246" name="Graphic 2" descr="House with solid fill">
-                      <a:hlinkClick r:id="rId53"/>
+                      <a:hlinkClick r:id="rId45"/>
                     </pic:cNvPr>
                     <pic:cNvPicPr/>
                   </pic:nvPicPr>
                   <pic:blipFill>
-                    <a:blip r:embed="rId54">
+                    <a:blip r:embed="rId46">
                       <a:extLst>
                         <a:ext uri="{96DAC541-7B7A-43D3-8B79-37D633B846F1}">
-                          <asvg:svgBlip xmlns:asvg="http://schemas.microsoft.com/office/drawing/2016/SVG/main" r:embed="rId55"/>
+                          <asvg:svgBlip xmlns:asvg="http://schemas.microsoft.com/office/drawing/2016/SVG/main" r:embed="rId47"/>
                         </a:ext>
                       </a:extLst>
                     </a:blip>
@@ -4408,7 +4404,7 @@
             <wp:extent cx="108000" cy="108000"/>
             <wp:effectExtent l="0" t="0" r="6350" b="6350"/>
             <wp:docPr id="78013648" name="Graphic 2" descr="Earth globe: Americas with solid fill">
-              <a:hlinkClick xmlns:a="http://schemas.openxmlformats.org/drawingml/2006/main" r:id="rId56"/>
+              <a:hlinkClick xmlns:a="http://schemas.openxmlformats.org/drawingml/2006/main" r:id="rId48"/>
             </wp:docPr>
             <wp:cNvGraphicFramePr>
               <a:graphicFrameLocks xmlns:a="http://schemas.openxmlformats.org/drawingml/2006/main" noChangeAspect="1"/>
@@ -4418,15 +4414,15 @@
                 <pic:pic xmlns:pic="http://schemas.openxmlformats.org/drawingml/2006/picture">
                   <pic:nvPicPr>
                     <pic:cNvPr id="78013648" name="Graphic 2" descr="Earth globe: Americas with solid fill">
-                      <a:hlinkClick r:id="rId56"/>
+                      <a:hlinkClick r:id="rId48"/>
                     </pic:cNvPr>
                     <pic:cNvPicPr/>
                   </pic:nvPicPr>
                   <pic:blipFill>
-                    <a:blip r:embed="rId57">
+                    <a:blip r:embed="rId49">
                       <a:extLst>
                         <a:ext uri="{96DAC541-7B7A-43D3-8B79-37D633B846F1}">
-                          <asvg:svgBlip xmlns:asvg="http://schemas.microsoft.com/office/drawing/2016/SVG/main" r:embed="rId58"/>
+                          <asvg:svgBlip xmlns:asvg="http://schemas.microsoft.com/office/drawing/2016/SVG/main" r:embed="rId50"/>
                         </a:ext>
                       </a:extLst>
                     </a:blip>
@@ -4633,7 +4629,7 @@
             <wp:extent cx="108000" cy="108000"/>
             <wp:effectExtent l="0" t="0" r="6350" b="6350"/>
             <wp:docPr id="40221993" name="Graphic 2" descr="Earth globe: Americas with solid fill">
-              <a:hlinkClick xmlns:a="http://schemas.openxmlformats.org/drawingml/2006/main" r:id="rId59"/>
+              <a:hlinkClick xmlns:a="http://schemas.openxmlformats.org/drawingml/2006/main" r:id="rId51"/>
             </wp:docPr>
             <wp:cNvGraphicFramePr>
               <a:graphicFrameLocks xmlns:a="http://schemas.openxmlformats.org/drawingml/2006/main" noChangeAspect="1"/>
@@ -4643,15 +4639,15 @@
                 <pic:pic xmlns:pic="http://schemas.openxmlformats.org/drawingml/2006/picture">
                   <pic:nvPicPr>
                     <pic:cNvPr id="40221993" name="Graphic 2" descr="Earth globe: Americas with solid fill">
-                      <a:hlinkClick r:id="rId59"/>
+                      <a:hlinkClick r:id="rId51"/>
                     </pic:cNvPr>
                     <pic:cNvPicPr/>
                   </pic:nvPicPr>
                   <pic:blipFill>
-                    <a:blip r:embed="rId57">
+                    <a:blip r:embed="rId49">
                       <a:extLst>
                         <a:ext uri="{96DAC541-7B7A-43D3-8B79-37D633B846F1}">
-                          <asvg:svgBlip xmlns:asvg="http://schemas.microsoft.com/office/drawing/2016/SVG/main" r:embed="rId58"/>
+                          <asvg:svgBlip xmlns:asvg="http://schemas.microsoft.com/office/drawing/2016/SVG/main" r:embed="rId50"/>
                         </a:ext>
                       </a:extLst>
                     </a:blip>
@@ -4761,7 +4757,7 @@
             <wp:extent cx="108000" cy="108000"/>
             <wp:effectExtent l="0" t="0" r="6350" b="6350"/>
             <wp:docPr id="1229529583" name="Graphic 2" descr="Earth globe: Americas with solid fill">
-              <a:hlinkClick xmlns:a="http://schemas.openxmlformats.org/drawingml/2006/main" r:id="rId60"/>
+              <a:hlinkClick xmlns:a="http://schemas.openxmlformats.org/drawingml/2006/main" r:id="rId52"/>
             </wp:docPr>
             <wp:cNvGraphicFramePr>
               <a:graphicFrameLocks xmlns:a="http://schemas.openxmlformats.org/drawingml/2006/main" noChangeAspect="1"/>
@@ -4771,15 +4767,15 @@
                 <pic:pic xmlns:pic="http://schemas.openxmlformats.org/drawingml/2006/picture">
                   <pic:nvPicPr>
                     <pic:cNvPr id="1229529583" name="Graphic 2" descr="Earth globe: Americas with solid fill">
-                      <a:hlinkClick r:id="rId60"/>
+                      <a:hlinkClick r:id="rId52"/>
                     </pic:cNvPr>
                     <pic:cNvPicPr/>
                   </pic:nvPicPr>
                   <pic:blipFill>
-                    <a:blip r:embed="rId57">
+                    <a:blip r:embed="rId49">
                       <a:extLst>
                         <a:ext uri="{96DAC541-7B7A-43D3-8B79-37D633B846F1}">
-                          <asvg:svgBlip xmlns:asvg="http://schemas.microsoft.com/office/drawing/2016/SVG/main" r:embed="rId58"/>
+                          <asvg:svgBlip xmlns:asvg="http://schemas.microsoft.com/office/drawing/2016/SVG/main" r:embed="rId50"/>
                         </a:ext>
                       </a:extLst>
                     </a:blip>
@@ -4974,7 +4970,7 @@
             <wp:extent cx="108000" cy="108000"/>
             <wp:effectExtent l="0" t="0" r="6350" b="6350"/>
             <wp:docPr id="382376355" name="Graphic 2" descr="House with solid fill">
-              <a:hlinkClick xmlns:a="http://schemas.openxmlformats.org/drawingml/2006/main" r:id="rId61"/>
+              <a:hlinkClick xmlns:a="http://schemas.openxmlformats.org/drawingml/2006/main" r:id="rId53"/>
             </wp:docPr>
             <wp:cNvGraphicFramePr>
               <a:graphicFrameLocks xmlns:a="http://schemas.openxmlformats.org/drawingml/2006/main" noChangeAspect="1"/>
@@ -4984,15 +4980,15 @@
                 <pic:pic xmlns:pic="http://schemas.openxmlformats.org/drawingml/2006/picture">
                   <pic:nvPicPr>
                     <pic:cNvPr id="382376355" name="Graphic 2" descr="House with solid fill">
-                      <a:hlinkClick r:id="rId61"/>
+                      <a:hlinkClick r:id="rId53"/>
                     </pic:cNvPr>
                     <pic:cNvPicPr/>
                   </pic:nvPicPr>
                   <pic:blipFill>
-                    <a:blip r:embed="rId54">
+                    <a:blip r:embed="rId46">
                       <a:extLst>
                         <a:ext uri="{96DAC541-7B7A-43D3-8B79-37D633B846F1}">
-                          <asvg:svgBlip xmlns:asvg="http://schemas.microsoft.com/office/drawing/2016/SVG/main" r:embed="rId55"/>
+                          <asvg:svgBlip xmlns:asvg="http://schemas.microsoft.com/office/drawing/2016/SVG/main" r:embed="rId47"/>
                         </a:ext>
                       </a:extLst>
                     </a:blip>
@@ -5108,7 +5104,7 @@
             <wp:extent cx="118913" cy="111600"/>
             <wp:effectExtent l="0" t="0" r="0" b="3175"/>
             <wp:docPr id="741964748" name="Picture 1">
-              <a:hlinkClick xmlns:a="http://schemas.openxmlformats.org/drawingml/2006/main" r:id="rId62"/>
+              <a:hlinkClick xmlns:a="http://schemas.openxmlformats.org/drawingml/2006/main" r:id="rId54"/>
             </wp:docPr>
             <wp:cNvGraphicFramePr>
               <a:graphicFrameLocks xmlns:a="http://schemas.openxmlformats.org/drawingml/2006/main" noChangeAspect="1"/>
@@ -5118,12 +5114,12 @@
                 <pic:pic xmlns:pic="http://schemas.openxmlformats.org/drawingml/2006/picture">
                   <pic:nvPicPr>
                     <pic:cNvPr id="741964748" name="Picture 1">
-                      <a:hlinkClick r:id="rId62"/>
+                      <a:hlinkClick r:id="rId54"/>
                     </pic:cNvPr>
                     <pic:cNvPicPr/>
                   </pic:nvPicPr>
                   <pic:blipFill rotWithShape="1">
-                    <a:blip r:embed="rId63">
+                    <a:blip r:embed="rId55">
                       <a:duotone>
                         <a:prstClr val="black"/>
                         <a:schemeClr val="accent2">
@@ -5134,7 +5130,7 @@
                       <a:extLst>
                         <a:ext uri="{BEBA8EAE-BF5A-486C-A8C5-ECC9F3942E4B}">
                           <a14:imgProps xmlns:a14="http://schemas.microsoft.com/office/drawing/2010/main">
-                            <a14:imgLayer r:embed="rId64">
+                            <a14:imgLayer r:embed="rId56">
                               <a14:imgEffect>
                                 <a14:sharpenSoften amount="-65000"/>
                               </a14:imgEffect>
@@ -5273,7 +5269,7 @@
             <wp:extent cx="108000" cy="108000"/>
             <wp:effectExtent l="0" t="0" r="6350" b="6350"/>
             <wp:docPr id="907711262" name="Graphic 2" descr="Map with pin with solid fill">
-              <a:hlinkClick xmlns:a="http://schemas.openxmlformats.org/drawingml/2006/main" r:id="rId65"/>
+              <a:hlinkClick xmlns:a="http://schemas.openxmlformats.org/drawingml/2006/main" r:id="rId57"/>
             </wp:docPr>
             <wp:cNvGraphicFramePr>
               <a:graphicFrameLocks xmlns:a="http://schemas.openxmlformats.org/drawingml/2006/main" noChangeAspect="1"/>
@@ -5283,15 +5279,15 @@
                 <pic:pic xmlns:pic="http://schemas.openxmlformats.org/drawingml/2006/picture">
                   <pic:nvPicPr>
                     <pic:cNvPr id="907711262" name="Graphic 2" descr="Map with pin with solid fill">
-                      <a:hlinkClick r:id="rId65"/>
+                      <a:hlinkClick r:id="rId57"/>
                     </pic:cNvPr>
                     <pic:cNvPicPr/>
                   </pic:nvPicPr>
                   <pic:blipFill>
-                    <a:blip r:embed="rId66">
+                    <a:blip r:embed="rId58">
                       <a:extLst>
                         <a:ext uri="{96DAC541-7B7A-43D3-8B79-37D633B846F1}">
-                          <asvg:svgBlip xmlns:asvg="http://schemas.microsoft.com/office/drawing/2016/SVG/main" r:embed="rId67"/>
+                          <asvg:svgBlip xmlns:asvg="http://schemas.microsoft.com/office/drawing/2016/SVG/main" r:embed="rId59"/>
                         </a:ext>
                       </a:extLst>
                     </a:blip>
@@ -5439,7 +5435,7 @@
             <wp:extent cx="108000" cy="108000"/>
             <wp:effectExtent l="0" t="0" r="6350" b="6350"/>
             <wp:docPr id="406442463" name="Graphic 2" descr="Map with pin with solid fill">
-              <a:hlinkClick xmlns:a="http://schemas.openxmlformats.org/drawingml/2006/main" r:id="rId68"/>
+              <a:hlinkClick xmlns:a="http://schemas.openxmlformats.org/drawingml/2006/main" r:id="rId60"/>
             </wp:docPr>
             <wp:cNvGraphicFramePr>
               <a:graphicFrameLocks xmlns:a="http://schemas.openxmlformats.org/drawingml/2006/main" noChangeAspect="1"/>
@@ -5449,15 +5445,15 @@
                 <pic:pic xmlns:pic="http://schemas.openxmlformats.org/drawingml/2006/picture">
                   <pic:nvPicPr>
                     <pic:cNvPr id="406442463" name="Graphic 2" descr="Map with pin with solid fill">
-                      <a:hlinkClick r:id="rId68"/>
+                      <a:hlinkClick r:id="rId60"/>
                     </pic:cNvPr>
                     <pic:cNvPicPr/>
                   </pic:nvPicPr>
                   <pic:blipFill>
-                    <a:blip r:embed="rId66">
+                    <a:blip r:embed="rId58">
                       <a:extLst>
                         <a:ext uri="{96DAC541-7B7A-43D3-8B79-37D633B846F1}">
-                          <asvg:svgBlip xmlns:asvg="http://schemas.microsoft.com/office/drawing/2016/SVG/main" r:embed="rId67"/>
+                          <asvg:svgBlip xmlns:asvg="http://schemas.microsoft.com/office/drawing/2016/SVG/main" r:embed="rId59"/>
                         </a:ext>
                       </a:extLst>
                     </a:blip>
@@ -5581,7 +5577,7 @@
             <wp:extent cx="108000" cy="108000"/>
             <wp:effectExtent l="0" t="0" r="6350" b="6350"/>
             <wp:docPr id="304141064" name="Graphic 2" descr="House with solid fill">
-              <a:hlinkClick xmlns:a="http://schemas.openxmlformats.org/drawingml/2006/main" r:id="rId69"/>
+              <a:hlinkClick xmlns:a="http://schemas.openxmlformats.org/drawingml/2006/main" r:id="rId61"/>
             </wp:docPr>
             <wp:cNvGraphicFramePr>
               <a:graphicFrameLocks xmlns:a="http://schemas.openxmlformats.org/drawingml/2006/main" noChangeAspect="1"/>
@@ -5591,15 +5587,15 @@
                 <pic:pic xmlns:pic="http://schemas.openxmlformats.org/drawingml/2006/picture">
                   <pic:nvPicPr>
                     <pic:cNvPr id="304141064" name="Graphic 2" descr="House with solid fill">
-                      <a:hlinkClick r:id="rId69"/>
+                      <a:hlinkClick r:id="rId61"/>
                     </pic:cNvPr>
                     <pic:cNvPicPr/>
                   </pic:nvPicPr>
                   <pic:blipFill>
-                    <a:blip r:embed="rId54">
+                    <a:blip r:embed="rId46">
                       <a:extLst>
                         <a:ext uri="{96DAC541-7B7A-43D3-8B79-37D633B846F1}">
-                          <asvg:svgBlip xmlns:asvg="http://schemas.microsoft.com/office/drawing/2016/SVG/main" r:embed="rId55"/>
+                          <asvg:svgBlip xmlns:asvg="http://schemas.microsoft.com/office/drawing/2016/SVG/main" r:embed="rId47"/>
                         </a:ext>
                       </a:extLst>
                     </a:blip>
@@ -5733,7 +5729,7 @@
             <wp:extent cx="108000" cy="108000"/>
             <wp:effectExtent l="0" t="0" r="6350" b="6350"/>
             <wp:docPr id="1872382750" name="Graphic 2" descr="House with solid fill">
-              <a:hlinkClick xmlns:a="http://schemas.openxmlformats.org/drawingml/2006/main" r:id="rId70"/>
+              <a:hlinkClick xmlns:a="http://schemas.openxmlformats.org/drawingml/2006/main" r:id="rId62"/>
             </wp:docPr>
             <wp:cNvGraphicFramePr>
               <a:graphicFrameLocks xmlns:a="http://schemas.openxmlformats.org/drawingml/2006/main" noChangeAspect="1"/>
@@ -5743,15 +5739,15 @@
                 <pic:pic xmlns:pic="http://schemas.openxmlformats.org/drawingml/2006/picture">
                   <pic:nvPicPr>
                     <pic:cNvPr id="1872382750" name="Graphic 2" descr="House with solid fill">
-                      <a:hlinkClick r:id="rId70"/>
+                      <a:hlinkClick r:id="rId62"/>
                     </pic:cNvPr>
                     <pic:cNvPicPr/>
                   </pic:nvPicPr>
                   <pic:blipFill>
-                    <a:blip r:embed="rId54">
+                    <a:blip r:embed="rId46">
                       <a:extLst>
                         <a:ext uri="{96DAC541-7B7A-43D3-8B79-37D633B846F1}">
-                          <asvg:svgBlip xmlns:asvg="http://schemas.microsoft.com/office/drawing/2016/SVG/main" r:embed="rId55"/>
+                          <asvg:svgBlip xmlns:asvg="http://schemas.microsoft.com/office/drawing/2016/SVG/main" r:embed="rId47"/>
                         </a:ext>
                       </a:extLst>
                     </a:blip>
@@ -6039,7 +6035,7 @@
             <wp:extent cx="108000" cy="108000"/>
             <wp:effectExtent l="0" t="0" r="6350" b="6350"/>
             <wp:docPr id="338594409" name="Graphic 2" descr="Map with pin with solid fill">
-              <a:hlinkClick xmlns:a="http://schemas.openxmlformats.org/drawingml/2006/main" r:id="rId71"/>
+              <a:hlinkClick xmlns:a="http://schemas.openxmlformats.org/drawingml/2006/main" r:id="rId63"/>
             </wp:docPr>
             <wp:cNvGraphicFramePr>
               <a:graphicFrameLocks xmlns:a="http://schemas.openxmlformats.org/drawingml/2006/main" noChangeAspect="1"/>
@@ -6049,15 +6045,15 @@
                 <pic:pic xmlns:pic="http://schemas.openxmlformats.org/drawingml/2006/picture">
                   <pic:nvPicPr>
                     <pic:cNvPr id="338594409" name="Graphic 2" descr="Map with pin with solid fill">
-                      <a:hlinkClick r:id="rId71"/>
+                      <a:hlinkClick r:id="rId63"/>
                     </pic:cNvPr>
                     <pic:cNvPicPr/>
                   </pic:nvPicPr>
                   <pic:blipFill>
-                    <a:blip r:embed="rId66">
+                    <a:blip r:embed="rId58">
                       <a:extLst>
                         <a:ext uri="{96DAC541-7B7A-43D3-8B79-37D633B846F1}">
-                          <asvg:svgBlip xmlns:asvg="http://schemas.microsoft.com/office/drawing/2016/SVG/main" r:embed="rId67"/>
+                          <asvg:svgBlip xmlns:asvg="http://schemas.microsoft.com/office/drawing/2016/SVG/main" r:embed="rId59"/>
                         </a:ext>
                       </a:extLst>
                     </a:blip>
@@ -6175,7 +6171,7 @@
             <wp:extent cx="118913" cy="111600"/>
             <wp:effectExtent l="0" t="0" r="0" b="3175"/>
             <wp:docPr id="625973341" name="Picture 1">
-              <a:hlinkClick xmlns:a="http://schemas.openxmlformats.org/drawingml/2006/main" r:id="rId72"/>
+              <a:hlinkClick xmlns:a="http://schemas.openxmlformats.org/drawingml/2006/main" r:id="rId64"/>
             </wp:docPr>
             <wp:cNvGraphicFramePr>
               <a:graphicFrameLocks xmlns:a="http://schemas.openxmlformats.org/drawingml/2006/main" noChangeAspect="1"/>
@@ -6185,12 +6181,12 @@
                 <pic:pic xmlns:pic="http://schemas.openxmlformats.org/drawingml/2006/picture">
                   <pic:nvPicPr>
                     <pic:cNvPr id="625973341" name="Picture 1">
-                      <a:hlinkClick r:id="rId72"/>
+                      <a:hlinkClick r:id="rId64"/>
                     </pic:cNvPr>
                     <pic:cNvPicPr/>
                   </pic:nvPicPr>
                   <pic:blipFill rotWithShape="1">
-                    <a:blip r:embed="rId63">
+                    <a:blip r:embed="rId55">
                       <a:duotone>
                         <a:prstClr val="black"/>
                         <a:schemeClr val="accent2">
@@ -6201,7 +6197,7 @@
                       <a:extLst>
                         <a:ext uri="{BEBA8EAE-BF5A-486C-A8C5-ECC9F3942E4B}">
                           <a14:imgProps xmlns:a14="http://schemas.microsoft.com/office/drawing/2010/main">
-                            <a14:imgLayer r:embed="rId73">
+                            <a14:imgLayer r:embed="rId65">
                               <a14:imgEffect>
                                 <a14:sharpenSoften amount="-65000"/>
                               </a14:imgEffect>
@@ -6356,7 +6352,7 @@
             <wp:extent cx="108000" cy="108000"/>
             <wp:effectExtent l="0" t="0" r="6350" b="6350"/>
             <wp:docPr id="285484044" name="Graphic 2" descr="House with solid fill">
-              <a:hlinkClick xmlns:a="http://schemas.openxmlformats.org/drawingml/2006/main" r:id="rId74"/>
+              <a:hlinkClick xmlns:a="http://schemas.openxmlformats.org/drawingml/2006/main" r:id="rId66"/>
             </wp:docPr>
             <wp:cNvGraphicFramePr>
               <a:graphicFrameLocks xmlns:a="http://schemas.openxmlformats.org/drawingml/2006/main" noChangeAspect="1"/>
@@ -6366,15 +6362,15 @@
                 <pic:pic xmlns:pic="http://schemas.openxmlformats.org/drawingml/2006/picture">
                   <pic:nvPicPr>
                     <pic:cNvPr id="285484044" name="Graphic 2" descr="House with solid fill">
-                      <a:hlinkClick r:id="rId74"/>
+                      <a:hlinkClick r:id="rId66"/>
                     </pic:cNvPr>
                     <pic:cNvPicPr/>
                   </pic:nvPicPr>
                   <pic:blipFill>
-                    <a:blip r:embed="rId54">
+                    <a:blip r:embed="rId46">
                       <a:extLst>
                         <a:ext uri="{96DAC541-7B7A-43D3-8B79-37D633B846F1}">
-                          <asvg:svgBlip xmlns:asvg="http://schemas.microsoft.com/office/drawing/2016/SVG/main" r:embed="rId55"/>
+                          <asvg:svgBlip xmlns:asvg="http://schemas.microsoft.com/office/drawing/2016/SVG/main" r:embed="rId47"/>
                         </a:ext>
                       </a:extLst>
                     </a:blip>
@@ -6506,7 +6502,7 @@
             <wp:extent cx="108000" cy="108000"/>
             <wp:effectExtent l="0" t="0" r="6350" b="6350"/>
             <wp:docPr id="252009373" name="Graphic 2" descr="House with solid fill">
-              <a:hlinkClick xmlns:a="http://schemas.openxmlformats.org/drawingml/2006/main" r:id="rId75"/>
+              <a:hlinkClick xmlns:a="http://schemas.openxmlformats.org/drawingml/2006/main" r:id="rId67"/>
             </wp:docPr>
             <wp:cNvGraphicFramePr>
               <a:graphicFrameLocks xmlns:a="http://schemas.openxmlformats.org/drawingml/2006/main" noChangeAspect="1"/>
@@ -6516,15 +6512,15 @@
                 <pic:pic xmlns:pic="http://schemas.openxmlformats.org/drawingml/2006/picture">
                   <pic:nvPicPr>
                     <pic:cNvPr id="252009373" name="Graphic 2" descr="House with solid fill">
-                      <a:hlinkClick r:id="rId75"/>
+                      <a:hlinkClick r:id="rId67"/>
                     </pic:cNvPr>
                     <pic:cNvPicPr/>
                   </pic:nvPicPr>
                   <pic:blipFill>
-                    <a:blip r:embed="rId54">
+                    <a:blip r:embed="rId46">
                       <a:extLst>
                         <a:ext uri="{96DAC541-7B7A-43D3-8B79-37D633B846F1}">
-                          <asvg:svgBlip xmlns:asvg="http://schemas.microsoft.com/office/drawing/2016/SVG/main" r:embed="rId55"/>
+                          <asvg:svgBlip xmlns:asvg="http://schemas.microsoft.com/office/drawing/2016/SVG/main" r:embed="rId47"/>
                         </a:ext>
                       </a:extLst>
                     </a:blip>
@@ -6664,7 +6660,7 @@
             <wp:extent cx="108000" cy="108000"/>
             <wp:effectExtent l="0" t="0" r="6350" b="6350"/>
             <wp:docPr id="1982136327" name="Graphic 2" descr="House with solid fill">
-              <a:hlinkClick xmlns:a="http://schemas.openxmlformats.org/drawingml/2006/main" r:id="rId76"/>
+              <a:hlinkClick xmlns:a="http://schemas.openxmlformats.org/drawingml/2006/main" r:id="rId68"/>
             </wp:docPr>
             <wp:cNvGraphicFramePr>
               <a:graphicFrameLocks xmlns:a="http://schemas.openxmlformats.org/drawingml/2006/main" noChangeAspect="1"/>
@@ -6674,15 +6670,15 @@
                 <pic:pic xmlns:pic="http://schemas.openxmlformats.org/drawingml/2006/picture">
                   <pic:nvPicPr>
                     <pic:cNvPr id="1982136327" name="Graphic 2" descr="House with solid fill">
-                      <a:hlinkClick r:id="rId76"/>
+                      <a:hlinkClick r:id="rId68"/>
                     </pic:cNvPr>
                     <pic:cNvPicPr/>
                   </pic:nvPicPr>
                   <pic:blipFill>
-                    <a:blip r:embed="rId54">
+                    <a:blip r:embed="rId46">
                       <a:extLst>
                         <a:ext uri="{96DAC541-7B7A-43D3-8B79-37D633B846F1}">
-                          <asvg:svgBlip xmlns:asvg="http://schemas.microsoft.com/office/drawing/2016/SVG/main" r:embed="rId55"/>
+                          <asvg:svgBlip xmlns:asvg="http://schemas.microsoft.com/office/drawing/2016/SVG/main" r:embed="rId47"/>
                         </a:ext>
                       </a:extLst>
                     </a:blip>
@@ -6822,7 +6818,7 @@
             <wp:extent cx="108000" cy="108000"/>
             <wp:effectExtent l="0" t="0" r="6350" b="6350"/>
             <wp:docPr id="315044340" name="Graphic 2" descr="House with solid fill">
-              <a:hlinkClick xmlns:a="http://schemas.openxmlformats.org/drawingml/2006/main" r:id="rId77"/>
+              <a:hlinkClick xmlns:a="http://schemas.openxmlformats.org/drawingml/2006/main" r:id="rId69"/>
             </wp:docPr>
             <wp:cNvGraphicFramePr>
               <a:graphicFrameLocks xmlns:a="http://schemas.openxmlformats.org/drawingml/2006/main" noChangeAspect="1"/>
@@ -6832,15 +6828,15 @@
                 <pic:pic xmlns:pic="http://schemas.openxmlformats.org/drawingml/2006/picture">
                   <pic:nvPicPr>
                     <pic:cNvPr id="315044340" name="Graphic 2" descr="House with solid fill">
-                      <a:hlinkClick r:id="rId77"/>
+                      <a:hlinkClick r:id="rId69"/>
                     </pic:cNvPr>
                     <pic:cNvPicPr/>
                   </pic:nvPicPr>
                   <pic:blipFill>
-                    <a:blip r:embed="rId54">
+                    <a:blip r:embed="rId46">
                       <a:extLst>
                         <a:ext uri="{96DAC541-7B7A-43D3-8B79-37D633B846F1}">
-                          <asvg:svgBlip xmlns:asvg="http://schemas.microsoft.com/office/drawing/2016/SVG/main" r:embed="rId55"/>
+                          <asvg:svgBlip xmlns:asvg="http://schemas.microsoft.com/office/drawing/2016/SVG/main" r:embed="rId47"/>
                         </a:ext>
                       </a:extLst>
                     </a:blip>
@@ -7122,7 +7118,7 @@
             <wp:extent cx="108000" cy="108000"/>
             <wp:effectExtent l="0" t="0" r="6350" b="6350"/>
             <wp:docPr id="1799015723" name="Graphic 2" descr="Map with pin with solid fill">
-              <a:hlinkClick xmlns:a="http://schemas.openxmlformats.org/drawingml/2006/main" r:id="rId78"/>
+              <a:hlinkClick xmlns:a="http://schemas.openxmlformats.org/drawingml/2006/main" r:id="rId70"/>
             </wp:docPr>
             <wp:cNvGraphicFramePr>
               <a:graphicFrameLocks xmlns:a="http://schemas.openxmlformats.org/drawingml/2006/main" noChangeAspect="1"/>
@@ -7132,15 +7128,15 @@
                 <pic:pic xmlns:pic="http://schemas.openxmlformats.org/drawingml/2006/picture">
                   <pic:nvPicPr>
                     <pic:cNvPr id="1799015723" name="Graphic 2" descr="Map with pin with solid fill">
-                      <a:hlinkClick r:id="rId78"/>
+                      <a:hlinkClick r:id="rId70"/>
                     </pic:cNvPr>
                     <pic:cNvPicPr/>
                   </pic:nvPicPr>
                   <pic:blipFill>
-                    <a:blip r:embed="rId66">
+                    <a:blip r:embed="rId58">
                       <a:extLst>
                         <a:ext uri="{96DAC541-7B7A-43D3-8B79-37D633B846F1}">
-                          <asvg:svgBlip xmlns:asvg="http://schemas.microsoft.com/office/drawing/2016/SVG/main" r:embed="rId67"/>
+                          <asvg:svgBlip xmlns:asvg="http://schemas.microsoft.com/office/drawing/2016/SVG/main" r:embed="rId59"/>
                         </a:ext>
                       </a:extLst>
                     </a:blip>
@@ -7497,7 +7493,7 @@
             <wp:extent cx="108000" cy="108000"/>
             <wp:effectExtent l="0" t="0" r="6350" b="6350"/>
             <wp:docPr id="224890470" name="Graphic 2" descr="Earth globe: Americas with solid fill">
-              <a:hlinkClick xmlns:a="http://schemas.openxmlformats.org/drawingml/2006/main" r:id="rId79"/>
+              <a:hlinkClick xmlns:a="http://schemas.openxmlformats.org/drawingml/2006/main" r:id="rId71"/>
             </wp:docPr>
             <wp:cNvGraphicFramePr>
               <a:graphicFrameLocks xmlns:a="http://schemas.openxmlformats.org/drawingml/2006/main" noChangeAspect="1"/>
@@ -7507,15 +7503,15 @@
                 <pic:pic xmlns:pic="http://schemas.openxmlformats.org/drawingml/2006/picture">
                   <pic:nvPicPr>
                     <pic:cNvPr id="224890470" name="Graphic 2" descr="Earth globe: Americas with solid fill">
-                      <a:hlinkClick r:id="rId79"/>
+                      <a:hlinkClick r:id="rId71"/>
                     </pic:cNvPr>
                     <pic:cNvPicPr/>
                   </pic:nvPicPr>
                   <pic:blipFill>
-                    <a:blip r:embed="rId57">
+                    <a:blip r:embed="rId49">
                       <a:extLst>
                         <a:ext uri="{96DAC541-7B7A-43D3-8B79-37D633B846F1}">
-                          <asvg:svgBlip xmlns:asvg="http://schemas.microsoft.com/office/drawing/2016/SVG/main" r:embed="rId58"/>
+                          <asvg:svgBlip xmlns:asvg="http://schemas.microsoft.com/office/drawing/2016/SVG/main" r:embed="rId50"/>
                         </a:ext>
                       </a:extLst>
                     </a:blip>
@@ -7757,7 +7753,7 @@
             <wp:extent cx="108000" cy="108000"/>
             <wp:effectExtent l="0" t="0" r="6350" b="6350"/>
             <wp:docPr id="436604675" name="Graphic 2" descr="Earth globe: Americas with solid fill">
-              <a:hlinkClick xmlns:a="http://schemas.openxmlformats.org/drawingml/2006/main" r:id="rId80"/>
+              <a:hlinkClick xmlns:a="http://schemas.openxmlformats.org/drawingml/2006/main" r:id="rId72"/>
             </wp:docPr>
             <wp:cNvGraphicFramePr>
               <a:graphicFrameLocks xmlns:a="http://schemas.openxmlformats.org/drawingml/2006/main" noChangeAspect="1"/>
@@ -7767,15 +7763,15 @@
                 <pic:pic xmlns:pic="http://schemas.openxmlformats.org/drawingml/2006/picture">
                   <pic:nvPicPr>
                     <pic:cNvPr id="436604675" name="Graphic 2" descr="Earth globe: Americas with solid fill">
-                      <a:hlinkClick r:id="rId80"/>
+                      <a:hlinkClick r:id="rId72"/>
                     </pic:cNvPr>
                     <pic:cNvPicPr/>
                   </pic:nvPicPr>
                   <pic:blipFill>
-                    <a:blip r:embed="rId57">
+                    <a:blip r:embed="rId49">
                       <a:extLst>
                         <a:ext uri="{96DAC541-7B7A-43D3-8B79-37D633B846F1}">
-                          <asvg:svgBlip xmlns:asvg="http://schemas.microsoft.com/office/drawing/2016/SVG/main" r:embed="rId58"/>
+                          <asvg:svgBlip xmlns:asvg="http://schemas.microsoft.com/office/drawing/2016/SVG/main" r:embed="rId50"/>
                         </a:ext>
                       </a:extLst>
                     </a:blip>
@@ -7923,7 +7919,7 @@
             <wp:extent cx="108000" cy="108000"/>
             <wp:effectExtent l="0" t="0" r="6350" b="6350"/>
             <wp:docPr id="1908970860" name="Graphic 2" descr="House with solid fill">
-              <a:hlinkClick xmlns:a="http://schemas.openxmlformats.org/drawingml/2006/main" r:id="rId81"/>
+              <a:hlinkClick xmlns:a="http://schemas.openxmlformats.org/drawingml/2006/main" r:id="rId73"/>
             </wp:docPr>
             <wp:cNvGraphicFramePr>
               <a:graphicFrameLocks xmlns:a="http://schemas.openxmlformats.org/drawingml/2006/main" noChangeAspect="1"/>
@@ -7933,15 +7929,15 @@
                 <pic:pic xmlns:pic="http://schemas.openxmlformats.org/drawingml/2006/picture">
                   <pic:nvPicPr>
                     <pic:cNvPr id="1908970860" name="Graphic 2" descr="House with solid fill">
-                      <a:hlinkClick r:id="rId81"/>
+                      <a:hlinkClick r:id="rId73"/>
                     </pic:cNvPr>
                     <pic:cNvPicPr/>
                   </pic:nvPicPr>
                   <pic:blipFill>
-                    <a:blip r:embed="rId54">
+                    <a:blip r:embed="rId46">
                       <a:extLst>
                         <a:ext uri="{96DAC541-7B7A-43D3-8B79-37D633B846F1}">
-                          <asvg:svgBlip xmlns:asvg="http://schemas.microsoft.com/office/drawing/2016/SVG/main" r:embed="rId55"/>
+                          <asvg:svgBlip xmlns:asvg="http://schemas.microsoft.com/office/drawing/2016/SVG/main" r:embed="rId47"/>
                         </a:ext>
                       </a:extLst>
                     </a:blip>
@@ -8031,7 +8027,7 @@
             <wp:extent cx="108000" cy="108000"/>
             <wp:effectExtent l="0" t="0" r="6350" b="6350"/>
             <wp:docPr id="2083782802" name="Graphic 2" descr="House with solid fill">
-              <a:hlinkClick xmlns:a="http://schemas.openxmlformats.org/drawingml/2006/main" r:id="rId82"/>
+              <a:hlinkClick xmlns:a="http://schemas.openxmlformats.org/drawingml/2006/main" r:id="rId74"/>
             </wp:docPr>
             <wp:cNvGraphicFramePr>
               <a:graphicFrameLocks xmlns:a="http://schemas.openxmlformats.org/drawingml/2006/main" noChangeAspect="1"/>
@@ -8041,15 +8037,15 @@
                 <pic:pic xmlns:pic="http://schemas.openxmlformats.org/drawingml/2006/picture">
                   <pic:nvPicPr>
                     <pic:cNvPr id="2083782802" name="Graphic 2" descr="House with solid fill">
-                      <a:hlinkClick r:id="rId82"/>
+                      <a:hlinkClick r:id="rId74"/>
                     </pic:cNvPr>
                     <pic:cNvPicPr/>
                   </pic:nvPicPr>
                   <pic:blipFill>
-                    <a:blip r:embed="rId54">
+                    <a:blip r:embed="rId46">
                       <a:extLst>
                         <a:ext uri="{96DAC541-7B7A-43D3-8B79-37D633B846F1}">
-                          <asvg:svgBlip xmlns:asvg="http://schemas.microsoft.com/office/drawing/2016/SVG/main" r:embed="rId55"/>
+                          <asvg:svgBlip xmlns:asvg="http://schemas.microsoft.com/office/drawing/2016/SVG/main" r:embed="rId47"/>
                         </a:ext>
                       </a:extLst>
                     </a:blip>
@@ -8139,7 +8135,7 @@
             <wp:extent cx="108000" cy="108000"/>
             <wp:effectExtent l="0" t="0" r="6350" b="6350"/>
             <wp:docPr id="1128228226" name="Graphic 2" descr="House with solid fill">
-              <a:hlinkClick xmlns:a="http://schemas.openxmlformats.org/drawingml/2006/main" r:id="rId83"/>
+              <a:hlinkClick xmlns:a="http://schemas.openxmlformats.org/drawingml/2006/main" r:id="rId75"/>
             </wp:docPr>
             <wp:cNvGraphicFramePr>
               <a:graphicFrameLocks xmlns:a="http://schemas.openxmlformats.org/drawingml/2006/main" noChangeAspect="1"/>
@@ -8149,15 +8145,15 @@
                 <pic:pic xmlns:pic="http://schemas.openxmlformats.org/drawingml/2006/picture">
                   <pic:nvPicPr>
                     <pic:cNvPr id="1128228226" name="Graphic 2" descr="House with solid fill">
-                      <a:hlinkClick r:id="rId83"/>
+                      <a:hlinkClick r:id="rId75"/>
                     </pic:cNvPr>
                     <pic:cNvPicPr/>
                   </pic:nvPicPr>
                   <pic:blipFill>
-                    <a:blip r:embed="rId54">
+                    <a:blip r:embed="rId46">
                       <a:extLst>
                         <a:ext uri="{96DAC541-7B7A-43D3-8B79-37D633B846F1}">
-                          <asvg:svgBlip xmlns:asvg="http://schemas.microsoft.com/office/drawing/2016/SVG/main" r:embed="rId55"/>
+                          <asvg:svgBlip xmlns:asvg="http://schemas.microsoft.com/office/drawing/2016/SVG/main" r:embed="rId47"/>
                         </a:ext>
                       </a:extLst>
                     </a:blip>
@@ -8247,7 +8243,7 @@
             <wp:extent cx="108000" cy="108000"/>
             <wp:effectExtent l="0" t="0" r="6350" b="6350"/>
             <wp:docPr id="414917930" name="Graphic 2" descr="House with solid fill">
-              <a:hlinkClick xmlns:a="http://schemas.openxmlformats.org/drawingml/2006/main" r:id="rId84"/>
+              <a:hlinkClick xmlns:a="http://schemas.openxmlformats.org/drawingml/2006/main" r:id="rId76"/>
             </wp:docPr>
             <wp:cNvGraphicFramePr>
               <a:graphicFrameLocks xmlns:a="http://schemas.openxmlformats.org/drawingml/2006/main" noChangeAspect="1"/>
@@ -8257,15 +8253,15 @@
                 <pic:pic xmlns:pic="http://schemas.openxmlformats.org/drawingml/2006/picture">
                   <pic:nvPicPr>
                     <pic:cNvPr id="414917930" name="Graphic 2" descr="House with solid fill">
-                      <a:hlinkClick r:id="rId84"/>
+                      <a:hlinkClick r:id="rId76"/>
                     </pic:cNvPr>
                     <pic:cNvPicPr/>
                   </pic:nvPicPr>
                   <pic:blipFill>
-                    <a:blip r:embed="rId54">
+                    <a:blip r:embed="rId46">
                       <a:extLst>
                         <a:ext uri="{96DAC541-7B7A-43D3-8B79-37D633B846F1}">
-                          <asvg:svgBlip xmlns:asvg="http://schemas.microsoft.com/office/drawing/2016/SVG/main" r:embed="rId55"/>
+                          <asvg:svgBlip xmlns:asvg="http://schemas.microsoft.com/office/drawing/2016/SVG/main" r:embed="rId47"/>
                         </a:ext>
                       </a:extLst>
                     </a:blip>
@@ -8405,7 +8401,7 @@
             <wp:extent cx="108000" cy="108000"/>
             <wp:effectExtent l="0" t="0" r="6350" b="6350"/>
             <wp:docPr id="1882039056" name="Graphic 2" descr="House with solid fill">
-              <a:hlinkClick xmlns:a="http://schemas.openxmlformats.org/drawingml/2006/main" r:id="rId85"/>
+              <a:hlinkClick xmlns:a="http://schemas.openxmlformats.org/drawingml/2006/main" r:id="rId77"/>
             </wp:docPr>
             <wp:cNvGraphicFramePr>
               <a:graphicFrameLocks xmlns:a="http://schemas.openxmlformats.org/drawingml/2006/main" noChangeAspect="1"/>
@@ -8415,15 +8411,15 @@
                 <pic:pic xmlns:pic="http://schemas.openxmlformats.org/drawingml/2006/picture">
                   <pic:nvPicPr>
                     <pic:cNvPr id="1882039056" name="Graphic 2" descr="House with solid fill">
-                      <a:hlinkClick r:id="rId85"/>
+                      <a:hlinkClick r:id="rId77"/>
                     </pic:cNvPr>
                     <pic:cNvPicPr/>
                   </pic:nvPicPr>
                   <pic:blipFill>
-                    <a:blip r:embed="rId54">
+                    <a:blip r:embed="rId46">
                       <a:extLst>
                         <a:ext uri="{96DAC541-7B7A-43D3-8B79-37D633B846F1}">
-                          <asvg:svgBlip xmlns:asvg="http://schemas.microsoft.com/office/drawing/2016/SVG/main" r:embed="rId55"/>
+                          <asvg:svgBlip xmlns:asvg="http://schemas.microsoft.com/office/drawing/2016/SVG/main" r:embed="rId47"/>
                         </a:ext>
                       </a:extLst>
                     </a:blip>
@@ -8703,7 +8699,7 @@
         </w:rPr>
         <w:t xml:space="preserve">: </w:t>
       </w:r>
-      <w:hyperlink r:id="rId86" w:history="1">
+      <w:hyperlink r:id="rId78" w:history="1">
         <w:r>
           <w:rPr>
             <w:rStyle w:val="Hyperlink"/>
@@ -9106,7 +9102,7 @@
         </w:rPr>
         <w:t xml:space="preserve">Referee: </w:t>
       </w:r>
-      <w:hyperlink r:id="rId87" w:history="1">
+      <w:hyperlink r:id="rId79" w:history="1">
         <w:r>
           <w:rPr>
             <w:rStyle w:val="Hyperlink"/>
@@ -9127,7 +9123,7 @@
         </w:rPr>
         <w:t xml:space="preserve"> (McGill Supervisor), </w:t>
       </w:r>
-      <w:hyperlink r:id="rId88" w:history="1">
+      <w:hyperlink r:id="rId80" w:history="1">
         <w:r>
           <w:rPr>
             <w:rStyle w:val="Hyperlink"/>
@@ -9521,7 +9517,7 @@
         <w:tab/>
         <w:t xml:space="preserve">Referee: </w:t>
       </w:r>
-      <w:hyperlink r:id="rId89" w:history="1">
+      <w:hyperlink r:id="rId81" w:history="1">
         <w:r>
           <w:rPr>
             <w:rStyle w:val="Hyperlink"/>
@@ -9784,7 +9780,7 @@
         <w:tab/>
         <w:t xml:space="preserve">Referee: </w:t>
       </w:r>
-      <w:hyperlink r:id="rId90" w:history="1">
+      <w:hyperlink r:id="rId82" w:history="1">
         <w:r>
           <w:rPr>
             <w:rStyle w:val="Hyperlink"/>
@@ -10023,7 +10019,7 @@
         <w:tab/>
         <w:t xml:space="preserve">Referee: </w:t>
       </w:r>
-      <w:hyperlink r:id="rId91" w:history="1">
+      <w:hyperlink r:id="rId83" w:history="1">
         <w:r>
           <w:rPr>
             <w:rStyle w:val="Hyperlink"/>
@@ -10398,7 +10394,7 @@
         <w:tab/>
         <w:t xml:space="preserve">Referee: </w:t>
       </w:r>
-      <w:hyperlink r:id="rId92" w:history="1">
+      <w:hyperlink r:id="rId84" w:history="1">
         <w:r>
           <w:rPr>
             <w:rStyle w:val="Hyperlink"/>
@@ -10663,7 +10659,7 @@
         <w:tab/>
         <w:t xml:space="preserve">Referee: </w:t>
       </w:r>
-      <w:hyperlink r:id="rId93" w:history="1">
+      <w:hyperlink r:id="rId85" w:history="1">
         <w:r>
           <w:rPr>
             <w:rStyle w:val="Hyperlink"/>
@@ -11105,7 +11101,7 @@
         <w:tab/>
         <w:t xml:space="preserve">Referee: </w:t>
       </w:r>
-      <w:hyperlink r:id="rId94" w:history="1">
+      <w:hyperlink r:id="rId86" w:history="1">
         <w:r>
           <w:rPr>
             <w:rStyle w:val="Hyperlink"/>
@@ -11404,7 +11400,7 @@
         <w:tab/>
         <w:t xml:space="preserve">Referee: </w:t>
       </w:r>
-      <w:hyperlink r:id="rId95" w:history="1">
+      <w:hyperlink r:id="rId87" w:history="1">
         <w:r>
           <w:rPr>
             <w:rStyle w:val="Hyperlink"/>
@@ -11763,7 +11759,7 @@
         <w:tab/>
         <w:t xml:space="preserve">Referee: </w:t>
       </w:r>
-      <w:hyperlink r:id="rId96" w:history="1">
+      <w:hyperlink r:id="rId88" w:history="1">
         <w:r>
           <w:rPr>
             <w:rStyle w:val="Hyperlink"/>
@@ -12176,7 +12172,7 @@
         <w:tab/>
         <w:t xml:space="preserve">Referee: </w:t>
       </w:r>
-      <w:hyperlink r:id="rId97" w:history="1">
+      <w:hyperlink r:id="rId89" w:history="1">
         <w:r>
           <w:rPr>
             <w:rStyle w:val="Hyperlink"/>
@@ -12429,7 +12425,7 @@
         <w:tab/>
         <w:t xml:space="preserve">Referee: </w:t>
       </w:r>
-      <w:hyperlink r:id="rId98" w:history="1">
+      <w:hyperlink r:id="rId90" w:history="1">
         <w:r>
           <w:rPr>
             <w:rStyle w:val="Hyperlink"/>
@@ -12711,7 +12707,7 @@
         <w:tab/>
         <w:t xml:space="preserve">Referee: </w:t>
       </w:r>
-      <w:hyperlink r:id="rId99" w:history="1">
+      <w:hyperlink r:id="rId91" w:history="1">
         <w:r>
           <w:rPr>
             <w:rStyle w:val="Hyperlink"/>
@@ -13070,10 +13066,10 @@
                     <pic:cNvPicPr/>
                   </pic:nvPicPr>
                   <pic:blipFill>
-                    <a:blip r:embed="rId46">
+                    <a:blip r:embed="rId38">
                       <a:extLst>
                         <a:ext uri="{96DAC541-7B7A-43D3-8B79-37D633B846F1}">
-                          <asvg:svgBlip xmlns:asvg="http://schemas.microsoft.com/office/drawing/2016/SVG/main" r:embed="rId47"/>
+                          <asvg:svgBlip xmlns:asvg="http://schemas.microsoft.com/office/drawing/2016/SVG/main" r:embed="rId39"/>
                         </a:ext>
                       </a:extLst>
                     </a:blip>
@@ -13169,10 +13165,10 @@
                     <pic:cNvPicPr/>
                   </pic:nvPicPr>
                   <pic:blipFill>
-                    <a:blip r:embed="rId48">
+                    <a:blip r:embed="rId40">
                       <a:extLst>
                         <a:ext uri="{96DAC541-7B7A-43D3-8B79-37D633B846F1}">
-                          <asvg:svgBlip xmlns:asvg="http://schemas.microsoft.com/office/drawing/2016/SVG/main" r:embed="rId49"/>
+                          <asvg:svgBlip xmlns:asvg="http://schemas.microsoft.com/office/drawing/2016/SVG/main" r:embed="rId41"/>
                         </a:ext>
                       </a:extLst>
                     </a:blip>
@@ -13268,7 +13264,7 @@
                     <pic:cNvPicPr/>
                   </pic:nvPicPr>
                   <pic:blipFill rotWithShape="1">
-                    <a:blip r:embed="rId50">
+                    <a:blip r:embed="rId42">
                       <a:biLevel thresh="75000"/>
                     </a:blip>
                     <a:srcRect l="2701" t="5627" r="2350" b="5262"/>
@@ -13374,10 +13370,10 @@
                     <pic:cNvPicPr/>
                   </pic:nvPicPr>
                   <pic:blipFill>
-                    <a:blip r:embed="rId51">
+                    <a:blip r:embed="rId43">
                       <a:extLst>
                         <a:ext uri="{96DAC541-7B7A-43D3-8B79-37D633B846F1}">
-                          <asvg:svgBlip xmlns:asvg="http://schemas.microsoft.com/office/drawing/2016/SVG/main" r:embed="rId52"/>
+                          <asvg:svgBlip xmlns:asvg="http://schemas.microsoft.com/office/drawing/2016/SVG/main" r:embed="rId44"/>
                         </a:ext>
                       </a:extLst>
                     </a:blip>
@@ -13819,16 +13815,73 @@
           <w:szCs w:val="21"/>
           <w:lang w:val="en-CA"/>
         </w:rPr>
-        <w:t>, Bryana Catedral-Sansalone</w:t>
-      </w:r>
-      <w:r>
-        <w:rPr>
-          <w:rFonts w:ascii="Times New Roman" w:hAnsi="Times New Roman" w:cs="Times New Roman"/>
-          <w:sz w:val="21"/>
-          <w:szCs w:val="21"/>
-          <w:lang w:val="en-CA"/>
-        </w:rPr>
-        <w:t xml:space="preserve">, Alexandra Potvin-Desrochers, Caroline Paquette. </w:t>
+        <w:t xml:space="preserve">, </w:t>
+      </w:r>
+      <w:r>
+        <w:rPr>
+          <w:rFonts w:ascii="Times New Roman" w:hAnsi="Times New Roman" w:cs="Times New Roman"/>
+          <w:sz w:val="21"/>
+          <w:szCs w:val="21"/>
+          <w:u w:val="single"/>
+          <w:lang w:val="en-CA"/>
+        </w:rPr>
+        <w:t>Bryana Catedral-Sansalone</w:t>
+      </w:r>
+      <w:r>
+        <w:rPr>
+          <w:rFonts w:ascii="Times New Roman" w:hAnsi="Times New Roman" w:cs="Times New Roman"/>
+          <w:sz w:val="21"/>
+          <w:szCs w:val="21"/>
+          <w:lang w:val="en-CA"/>
+        </w:rPr>
+        <w:t xml:space="preserve">, </w:t>
+      </w:r>
+      <w:r>
+        <w:rPr>
+          <w:rFonts w:ascii="Times New Roman" w:hAnsi="Times New Roman" w:cs="Times New Roman"/>
+          <w:sz w:val="21"/>
+          <w:szCs w:val="21"/>
+          <w:u w:val="single"/>
+          <w:lang w:val="en-CA"/>
+        </w:rPr>
+        <w:t>Ciara Truong</w:t>
+      </w:r>
+      <w:r>
+        <w:rPr>
+          <w:rFonts w:ascii="Times New Roman" w:hAnsi="Times New Roman" w:cs="Times New Roman"/>
+          <w:sz w:val="21"/>
+          <w:szCs w:val="21"/>
+          <w:lang w:val="en-CA"/>
+        </w:rPr>
+        <w:t xml:space="preserve">, </w:t>
+      </w:r>
+      <w:r>
+        <w:rPr>
+          <w:rFonts w:ascii="Times New Roman" w:hAnsi="Times New Roman" w:cs="Times New Roman"/>
+          <w:sz w:val="21"/>
+          <w:szCs w:val="21"/>
+          <w:u w:val="single"/>
+          <w:lang w:val="en-CA"/>
+        </w:rPr>
+        <w:t>Ines Nunes Loureiro</w:t>
+      </w:r>
+      <w:r>
+        <w:rPr>
+          <w:rFonts w:ascii="Times New Roman" w:hAnsi="Times New Roman" w:cs="Times New Roman"/>
+          <w:sz w:val="21"/>
+          <w:szCs w:val="21"/>
+          <w:lang w:val="en-CA"/>
+        </w:rPr>
+        <w:t xml:space="preserve">, </w:t>
+      </w:r>
+      <w:r>
+        <w:rPr>
+          <w:rFonts w:ascii="Times New Roman" w:hAnsi="Times New Roman" w:cs="Times New Roman"/>
+          <w:sz w:val="21"/>
+          <w:szCs w:val="21"/>
+          <w:lang w:val="en-CA"/>
+        </w:rPr>
+        <w:t xml:space="preserve">Alexandra Potvin-Desrochers, Caroline Paquette. </w:t>
       </w:r>
       <w:r>
         <w:rPr>
@@ -14482,7 +14535,7 @@
         </w:rPr>
         <w:t>[</w:t>
       </w:r>
-      <w:hyperlink r:id="rId100" w:history="1">
+      <w:hyperlink r:id="rId92" w:history="1">
         <w:r>
           <w:rPr>
             <w:rStyle w:val="Hyperlink"/>
@@ -14497,23 +14550,9 @@
             <w:u w:val="none"/>
             <w:lang w:val="en-CA"/>
           </w:rPr>
-          <w:t>submission by April 30 for Giladi Special Issue</w:t>
+          <w:t>submission by April 30 for Giladi Special Issue (extended deadline)</w:t>
         </w:r>
       </w:hyperlink>
-      <w:r>
-        <w:rPr>
-          <w:rFonts w:ascii="Times New Roman" w:hAnsi="Times New Roman" w:cs="Times New Roman"/>
-          <w:b/>
-          <w:bCs/>
-          <w:i/>
-          <w:iCs/>
-          <w:color w:val="C00000"/>
-          <w:sz w:val="21"/>
-          <w:szCs w:val="21"/>
-          <w:lang w:val="en-CA"/>
-        </w:rPr>
-        <w:t xml:space="preserve"> (extended deadline)</w:t>
-      </w:r>
       <w:r>
         <w:rPr>
           <w:rFonts w:ascii="Times New Roman" w:hAnsi="Times New Roman" w:cs="Times New Roman"/>
@@ -15161,7 +15200,7 @@
         </w:rPr>
         <w:t xml:space="preserve"> (2026). </w:t>
       </w:r>
-      <w:hyperlink r:id="rId101" w:history="1">
+      <w:hyperlink r:id="rId93" w:history="1">
         <w:r>
           <w:rPr>
             <w:rStyle w:val="Hyperlink"/>
@@ -15485,7 +15524,7 @@
         </w:rPr>
         <w:t xml:space="preserve"> (2026). </w:t>
       </w:r>
-      <w:hyperlink r:id="rId102" w:history="1">
+      <w:hyperlink r:id="rId94" w:history="1">
         <w:r>
           <w:rPr>
             <w:rStyle w:val="Hyperlink"/>
@@ -15753,7 +15792,7 @@
         </w:rPr>
         <w:t xml:space="preserve"> (2026). </w:t>
       </w:r>
-      <w:hyperlink r:id="rId103" w:history="1">
+      <w:hyperlink r:id="rId95" w:history="1">
         <w:r>
           <w:rPr>
             <w:rStyle w:val="Hyperlink"/>
@@ -15780,7 +15819,7 @@
         </w:rPr>
         <w:t xml:space="preserve"> (impact factor 4.5). </w:t>
       </w:r>
-      <w:hyperlink r:id="rId104" w:history="1">
+      <w:hyperlink r:id="rId96" w:history="1">
         <w:r>
           <w:rPr>
             <w:rStyle w:val="Hyperlink"/>
@@ -15855,7 +15894,7 @@
         </w:rPr>
         <w:t>[</w:t>
       </w:r>
-      <w:hyperlink r:id="rId105" w:history="1">
+      <w:hyperlink r:id="rId97" w:history="1">
         <w:r>
           <w:rPr>
             <w:rStyle w:val="Hyperlink"/>
@@ -16164,7 +16203,7 @@
         </w:rPr>
         <w:t>[</w:t>
       </w:r>
-      <w:hyperlink r:id="rId106" w:history="1">
+      <w:hyperlink r:id="rId98" w:history="1">
         <w:r>
           <w:rPr>
             <w:rStyle w:val="Hyperlink"/>
@@ -16312,39 +16351,7 @@
                           <w:sz w:val="21"/>
                           <w:szCs w:val="21"/>
                         </w:rPr>
-                        <w:t xml:space="preserve">Heavily-reviewed </w:t>
-                      </w:r>
-                      <w:r>
-                        <w:rPr>
-                          <w:rFonts w:ascii="Times New Roman" w:hAnsi="Times New Roman" w:cs="Times New Roman"/>
-                          <w:sz w:val="21"/>
-                          <w:szCs w:val="21"/>
-                        </w:rPr>
-                        <w:t xml:space="preserve">Conference Papers </w:t>
-                      </w:r>
-                      <w:r>
-                        <w:rPr>
-                          <w:rFonts w:ascii="Times New Roman" w:hAnsi="Times New Roman" w:cs="Times New Roman"/>
-                          <w:sz w:val="21"/>
-                          <w:szCs w:val="21"/>
-                        </w:rPr>
-                        <w:t>(</w:t>
-                      </w:r>
-                      <w:r>
-                        <w:rPr>
-                          <w:rFonts w:ascii="Times New Roman" w:hAnsi="Times New Roman" w:cs="Times New Roman"/>
-                          <w:sz w:val="21"/>
-                          <w:szCs w:val="21"/>
-                        </w:rPr>
-                        <w:t>C</w:t>
-                      </w:r>
-                      <w:r>
-                        <w:rPr>
-                          <w:rFonts w:ascii="Times New Roman" w:hAnsi="Times New Roman" w:cs="Times New Roman"/>
-                          <w:sz w:val="21"/>
-                          <w:szCs w:val="21"/>
-                        </w:rPr>
-                        <w:t>)</w:t>
+                        <w:t>Heavily-reviewed Conference Papers (C)</w:t>
                       </w:r>
                     </w:p>
                   </w:txbxContent>
@@ -16501,10 +16508,10 @@
                     <pic:cNvPicPr/>
                   </pic:nvPicPr>
                   <pic:blipFill>
-                    <a:blip r:embed="rId46">
+                    <a:blip r:embed="rId38">
                       <a:extLst>
                         <a:ext uri="{96DAC541-7B7A-43D3-8B79-37D633B846F1}">
-                          <asvg:svgBlip xmlns:asvg="http://schemas.microsoft.com/office/drawing/2016/SVG/main" r:embed="rId47"/>
+                          <asvg:svgBlip xmlns:asvg="http://schemas.microsoft.com/office/drawing/2016/SVG/main" r:embed="rId39"/>
                         </a:ext>
                       </a:extLst>
                     </a:blip>
@@ -16750,7 +16757,7 @@
         </w:rPr>
         <w:t>[</w:t>
       </w:r>
-      <w:hyperlink r:id="rId107" w:history="1">
+      <w:hyperlink r:id="rId99" w:history="1">
         <w:r>
           <w:rPr>
             <w:rStyle w:val="Hyperlink"/>
@@ -17025,11 +17032,7 @@
           </mc:Choice>
           <mc:Fallback>
             <w:pict>
-              <v:shapetype w14:anchorId="6C769118" id="_x0000_t202" coordsize="21600,21600" o:spt="202" path="m,l,21600r21600,l21600,xe">
-                <v:stroke joinstyle="miter"/>
-                <v:path gradientshapeok="t" o:connecttype="rect"/>
-              </v:shapetype>
-              <v:shape id="_x0000_s1036" type="#_x0000_t202" style="width:405.7pt;height:16.05pt;visibility:visible;mso-wrap-style:square;mso-left-percent:-10001;mso-top-percent:-10001;mso-position-horizontal:absolute;mso-position-horizontal-relative:char;mso-position-vertical:absolute;mso-position-vertical-relative:line;mso-left-percent:-10001;mso-top-percent:-10001;v-text-anchor:middle" o:gfxdata="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" filled="f" stroked="f" strokeweight=".5pt">
+              <v:shape w14:anchorId="6C769118" id="_x0000_s1036" type="#_x0000_t202" style="width:405.7pt;height:16.05pt;visibility:visible;mso-wrap-style:square;mso-left-percent:-10001;mso-top-percent:-10001;mso-position-horizontal:absolute;mso-position-horizontal-relative:char;mso-position-vertical:absolute;mso-position-vertical-relative:line;mso-left-percent:-10001;mso-top-percent:-10001;v-text-anchor:middle" o:gfxdata="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" filled="f" stroked="f" strokeweight=".5pt">
                 <v:textbox inset="0,0,0,0">
                   <w:txbxContent>
                     <w:p>
@@ -17065,23 +17068,7 @@
                           <w:sz w:val="21"/>
                           <w:szCs w:val="21"/>
                         </w:rPr>
-                        <w:t>(</w:t>
-                      </w:r>
-                      <w:r>
-                        <w:rPr>
-                          <w:rFonts w:ascii="Times New Roman" w:hAnsi="Times New Roman" w:cs="Times New Roman"/>
-                          <w:sz w:val="21"/>
-                          <w:szCs w:val="21"/>
-                        </w:rPr>
-                        <w:t>B</w:t>
-                      </w:r>
-                      <w:r>
-                        <w:rPr>
-                          <w:rFonts w:ascii="Times New Roman" w:hAnsi="Times New Roman" w:cs="Times New Roman"/>
-                          <w:sz w:val="21"/>
-                          <w:szCs w:val="21"/>
-                        </w:rPr>
-                        <w:t>)</w:t>
+                        <w:t>(B)</w:t>
                       </w:r>
                     </w:p>
                   </w:txbxContent>
@@ -17236,10 +17223,10 @@
                     <pic:cNvPicPr/>
                   </pic:nvPicPr>
                   <pic:blipFill>
-                    <a:blip r:embed="rId46">
+                    <a:blip r:embed="rId38">
                       <a:extLst>
                         <a:ext uri="{96DAC541-7B7A-43D3-8B79-37D633B846F1}">
-                          <asvg:svgBlip xmlns:asvg="http://schemas.microsoft.com/office/drawing/2016/SVG/main" r:embed="rId47"/>
+                          <asvg:svgBlip xmlns:asvg="http://schemas.microsoft.com/office/drawing/2016/SVG/main" r:embed="rId39"/>
                         </a:ext>
                       </a:extLst>
                     </a:blip>
@@ -17457,7 +17444,7 @@
         </w:rPr>
         <w:t xml:space="preserve"> </w:t>
       </w:r>
-      <w:hyperlink r:id="rId108" w:history="1">
+      <w:hyperlink r:id="rId100" w:history="1">
         <w:r>
           <w:rPr>
             <w:rStyle w:val="Hyperlink"/>
@@ -17640,7 +17627,7 @@
                     <pic:cNvPicPr/>
                   </pic:nvPicPr>
                   <pic:blipFill rotWithShape="1">
-                    <a:blip r:embed="rId50">
+                    <a:blip r:embed="rId42">
                       <a:biLevel thresh="75000"/>
                     </a:blip>
                     <a:srcRect l="2701" t="5627" r="2350" b="5262"/>
@@ -17921,7 +17908,7 @@
         </w:rPr>
         <w:t>[</w:t>
       </w:r>
-      <w:hyperlink r:id="rId109" w:history="1">
+      <w:hyperlink r:id="rId101" w:history="1">
         <w:r>
           <w:rPr>
             <w:rStyle w:val="Hyperlink"/>
@@ -18327,7 +18314,7 @@
                     <pic:cNvPicPr/>
                   </pic:nvPicPr>
                   <pic:blipFill rotWithShape="1">
-                    <a:blip r:embed="rId50">
+                    <a:blip r:embed="rId42">
                       <a:biLevel thresh="75000"/>
                     </a:blip>
                     <a:srcRect l="2701" t="5627" r="2350" b="5262"/>
@@ -18482,7 +18469,7 @@
         </w:rPr>
         <w:t xml:space="preserve"> </w:t>
       </w:r>
-      <w:hyperlink r:id="rId110" w:history="1">
+      <w:hyperlink r:id="rId102" w:history="1">
         <w:r>
           <w:rPr>
             <w:rStyle w:val="Hyperlink"/>
@@ -18665,10 +18652,10 @@
                     <pic:cNvPicPr/>
                   </pic:nvPicPr>
                   <pic:blipFill>
-                    <a:blip r:embed="rId46">
+                    <a:blip r:embed="rId38">
                       <a:extLst>
                         <a:ext uri="{96DAC541-7B7A-43D3-8B79-37D633B846F1}">
-                          <asvg:svgBlip xmlns:asvg="http://schemas.microsoft.com/office/drawing/2016/SVG/main" r:embed="rId47"/>
+                          <asvg:svgBlip xmlns:asvg="http://schemas.microsoft.com/office/drawing/2016/SVG/main" r:embed="rId39"/>
                         </a:ext>
                       </a:extLst>
                     </a:blip>
@@ -18924,7 +18911,7 @@
         </w:rPr>
         <w:t xml:space="preserve"> </w:t>
       </w:r>
-      <w:hyperlink r:id="rId111" w:history="1">
+      <w:hyperlink r:id="rId103" w:history="1">
         <w:r>
           <w:rPr>
             <w:rStyle w:val="Hyperlink"/>
@@ -19045,10 +19032,10 @@
                     <pic:cNvPicPr/>
                   </pic:nvPicPr>
                   <pic:blipFill>
-                    <a:blip r:embed="rId46">
+                    <a:blip r:embed="rId38">
                       <a:extLst>
                         <a:ext uri="{96DAC541-7B7A-43D3-8B79-37D633B846F1}">
-                          <asvg:svgBlip xmlns:asvg="http://schemas.microsoft.com/office/drawing/2016/SVG/main" r:embed="rId47"/>
+                          <asvg:svgBlip xmlns:asvg="http://schemas.microsoft.com/office/drawing/2016/SVG/main" r:embed="rId39"/>
                         </a:ext>
                       </a:extLst>
                     </a:blip>
@@ -19275,7 +19262,7 @@
         </w:rPr>
         <w:t xml:space="preserve"> </w:t>
       </w:r>
-      <w:hyperlink r:id="rId112" w:history="1">
+      <w:hyperlink r:id="rId104" w:history="1">
         <w:r>
           <w:rPr>
             <w:rStyle w:val="Hyperlink"/>
@@ -19396,10 +19383,10 @@
                     <pic:cNvPicPr/>
                   </pic:nvPicPr>
                   <pic:blipFill>
-                    <a:blip r:embed="rId46">
+                    <a:blip r:embed="rId38">
                       <a:extLst>
                         <a:ext uri="{96DAC541-7B7A-43D3-8B79-37D633B846F1}">
-                          <asvg:svgBlip xmlns:asvg="http://schemas.microsoft.com/office/drawing/2016/SVG/main" r:embed="rId47"/>
+                          <asvg:svgBlip xmlns:asvg="http://schemas.microsoft.com/office/drawing/2016/SVG/main" r:embed="rId39"/>
                         </a:ext>
                       </a:extLst>
                     </a:blip>
@@ -19586,7 +19573,7 @@
         </w:rPr>
         <w:t xml:space="preserve">. </w:t>
       </w:r>
-      <w:hyperlink r:id="rId113" w:history="1">
+      <w:hyperlink r:id="rId105" w:history="1">
         <w:r>
           <w:rPr>
             <w:rStyle w:val="Hyperlink"/>
@@ -19713,10 +19700,10 @@
                     <pic:cNvPicPr/>
                   </pic:nvPicPr>
                   <pic:blipFill>
-                    <a:blip r:embed="rId46">
+                    <a:blip r:embed="rId38">
                       <a:extLst>
                         <a:ext uri="{96DAC541-7B7A-43D3-8B79-37D633B846F1}">
-                          <asvg:svgBlip xmlns:asvg="http://schemas.microsoft.com/office/drawing/2016/SVG/main" r:embed="rId47"/>
+                          <asvg:svgBlip xmlns:asvg="http://schemas.microsoft.com/office/drawing/2016/SVG/main" r:embed="rId39"/>
                         </a:ext>
                       </a:extLst>
                     </a:blip>
@@ -20043,7 +20030,7 @@
         </w:rPr>
         <w:t xml:space="preserve"> </w:t>
       </w:r>
-      <w:hyperlink r:id="rId114" w:history="1">
+      <w:hyperlink r:id="rId106" w:history="1">
         <w:r>
           <w:rPr>
             <w:rStyle w:val="Hyperlink"/>
@@ -20417,10 +20404,10 @@
                     <pic:cNvPicPr/>
                   </pic:nvPicPr>
                   <pic:blipFill>
-                    <a:blip r:embed="rId46">
+                    <a:blip r:embed="rId38">
                       <a:extLst>
                         <a:ext uri="{96DAC541-7B7A-43D3-8B79-37D633B846F1}">
-                          <asvg:svgBlip xmlns:asvg="http://schemas.microsoft.com/office/drawing/2016/SVG/main" r:embed="rId47"/>
+                          <asvg:svgBlip xmlns:asvg="http://schemas.microsoft.com/office/drawing/2016/SVG/main" r:embed="rId39"/>
                         </a:ext>
                       </a:extLst>
                     </a:blip>
@@ -20687,7 +20674,7 @@
         </w:rPr>
         <w:t xml:space="preserve"> </w:t>
       </w:r>
-      <w:hyperlink r:id="rId115" w:history="1">
+      <w:hyperlink r:id="rId107" w:history="1">
         <w:r>
           <w:rPr>
             <w:rStyle w:val="Hyperlink"/>
@@ -20811,10 +20798,10 @@
                     <pic:cNvPicPr/>
                   </pic:nvPicPr>
                   <pic:blipFill>
-                    <a:blip r:embed="rId46">
+                    <a:blip r:embed="rId38">
                       <a:extLst>
                         <a:ext uri="{96DAC541-7B7A-43D3-8B79-37D633B846F1}">
-                          <asvg:svgBlip xmlns:asvg="http://schemas.microsoft.com/office/drawing/2016/SVG/main" r:embed="rId47"/>
+                          <asvg:svgBlip xmlns:asvg="http://schemas.microsoft.com/office/drawing/2016/SVG/main" r:embed="rId39"/>
                         </a:ext>
                       </a:extLst>
                     </a:blip>
@@ -21046,7 +21033,7 @@
         </w:rPr>
         <w:t xml:space="preserve"> </w:t>
       </w:r>
-      <w:hyperlink r:id="rId116" w:history="1">
+      <w:hyperlink r:id="rId108" w:history="1">
         <w:r>
           <w:rPr>
             <w:rStyle w:val="Hyperlink"/>
@@ -21140,10 +21127,10 @@
                     <pic:cNvPicPr/>
                   </pic:nvPicPr>
                   <pic:blipFill>
-                    <a:blip r:embed="rId46">
+                    <a:blip r:embed="rId38">
                       <a:extLst>
                         <a:ext uri="{96DAC541-7B7A-43D3-8B79-37D633B846F1}">
-                          <asvg:svgBlip xmlns:asvg="http://schemas.microsoft.com/office/drawing/2016/SVG/main" r:embed="rId47"/>
+                          <asvg:svgBlip xmlns:asvg="http://schemas.microsoft.com/office/drawing/2016/SVG/main" r:embed="rId39"/>
                         </a:ext>
                       </a:extLst>
                     </a:blip>
@@ -21667,10 +21654,10 @@
                     <pic:cNvPicPr/>
                   </pic:nvPicPr>
                   <pic:blipFill>
-                    <a:blip r:embed="rId48">
+                    <a:blip r:embed="rId40">
                       <a:extLst>
                         <a:ext uri="{96DAC541-7B7A-43D3-8B79-37D633B846F1}">
-                          <asvg:svgBlip xmlns:asvg="http://schemas.microsoft.com/office/drawing/2016/SVG/main" r:embed="rId49"/>
+                          <asvg:svgBlip xmlns:asvg="http://schemas.microsoft.com/office/drawing/2016/SVG/main" r:embed="rId41"/>
                         </a:ext>
                       </a:extLst>
                     </a:blip>
@@ -22089,10 +22076,10 @@
                     <pic:cNvPicPr/>
                   </pic:nvPicPr>
                   <pic:blipFill>
-                    <a:blip r:embed="rId46">
+                    <a:blip r:embed="rId38">
                       <a:extLst>
                         <a:ext uri="{96DAC541-7B7A-43D3-8B79-37D633B846F1}">
-                          <asvg:svgBlip xmlns:asvg="http://schemas.microsoft.com/office/drawing/2016/SVG/main" r:embed="rId47"/>
+                          <asvg:svgBlip xmlns:asvg="http://schemas.microsoft.com/office/drawing/2016/SVG/main" r:embed="rId39"/>
                         </a:ext>
                       </a:extLst>
                     </a:blip>
@@ -22585,10 +22572,10 @@
                     <pic:cNvPicPr/>
                   </pic:nvPicPr>
                   <pic:blipFill>
-                    <a:blip r:embed="rId46">
+                    <a:blip r:embed="rId38">
                       <a:extLst>
                         <a:ext uri="{96DAC541-7B7A-43D3-8B79-37D633B846F1}">
-                          <asvg:svgBlip xmlns:asvg="http://schemas.microsoft.com/office/drawing/2016/SVG/main" r:embed="rId47"/>
+                          <asvg:svgBlip xmlns:asvg="http://schemas.microsoft.com/office/drawing/2016/SVG/main" r:embed="rId39"/>
                         </a:ext>
                       </a:extLst>
                     </a:blip>
@@ -23031,10 +23018,10 @@
                     <pic:cNvPicPr/>
                   </pic:nvPicPr>
                   <pic:blipFill>
-                    <a:blip r:embed="rId46">
+                    <a:blip r:embed="rId38">
                       <a:extLst>
                         <a:ext uri="{96DAC541-7B7A-43D3-8B79-37D633B846F1}">
-                          <asvg:svgBlip xmlns:asvg="http://schemas.microsoft.com/office/drawing/2016/SVG/main" r:embed="rId47"/>
+                          <asvg:svgBlip xmlns:asvg="http://schemas.microsoft.com/office/drawing/2016/SVG/main" r:embed="rId39"/>
                         </a:ext>
                       </a:extLst>
                     </a:blip>
@@ -23466,10 +23453,10 @@
                     <pic:cNvPicPr/>
                   </pic:nvPicPr>
                   <pic:blipFill>
-                    <a:blip r:embed="rId46">
+                    <a:blip r:embed="rId38">
                       <a:extLst>
                         <a:ext uri="{96DAC541-7B7A-43D3-8B79-37D633B846F1}">
-                          <asvg:svgBlip xmlns:asvg="http://schemas.microsoft.com/office/drawing/2016/SVG/main" r:embed="rId47"/>
+                          <asvg:svgBlip xmlns:asvg="http://schemas.microsoft.com/office/drawing/2016/SVG/main" r:embed="rId39"/>
                         </a:ext>
                       </a:extLst>
                     </a:blip>
@@ -23872,7 +23859,7 @@
                     <pic:cNvPicPr/>
                   </pic:nvPicPr>
                   <pic:blipFill rotWithShape="1">
-                    <a:blip r:embed="rId50">
+                    <a:blip r:embed="rId42">
                       <a:biLevel thresh="75000"/>
                     </a:blip>
                     <a:srcRect l="2701" t="5627" r="2350" b="5262"/>
@@ -24190,10 +24177,10 @@
                     <pic:cNvPicPr/>
                   </pic:nvPicPr>
                   <pic:blipFill>
-                    <a:blip r:embed="rId51">
+                    <a:blip r:embed="rId43">
                       <a:extLst>
                         <a:ext uri="{96DAC541-7B7A-43D3-8B79-37D633B846F1}">
-                          <asvg:svgBlip xmlns:asvg="http://schemas.microsoft.com/office/drawing/2016/SVG/main" r:embed="rId52"/>
+                          <asvg:svgBlip xmlns:asvg="http://schemas.microsoft.com/office/drawing/2016/SVG/main" r:embed="rId44"/>
                         </a:ext>
                       </a:extLst>
                     </a:blip>
@@ -24517,10 +24504,10 @@
                     <pic:cNvPicPr/>
                   </pic:nvPicPr>
                   <pic:blipFill>
-                    <a:blip r:embed="rId51">
+                    <a:blip r:embed="rId43">
                       <a:extLst>
                         <a:ext uri="{96DAC541-7B7A-43D3-8B79-37D633B846F1}">
-                          <asvg:svgBlip xmlns:asvg="http://schemas.microsoft.com/office/drawing/2016/SVG/main" r:embed="rId52"/>
+                          <asvg:svgBlip xmlns:asvg="http://schemas.microsoft.com/office/drawing/2016/SVG/main" r:embed="rId44"/>
                         </a:ext>
                       </a:extLst>
                     </a:blip>
@@ -24926,10 +24913,10 @@
                     <pic:cNvPicPr/>
                   </pic:nvPicPr>
                   <pic:blipFill>
-                    <a:blip r:embed="rId46">
+                    <a:blip r:embed="rId38">
                       <a:extLst>
                         <a:ext uri="{96DAC541-7B7A-43D3-8B79-37D633B846F1}">
-                          <asvg:svgBlip xmlns:asvg="http://schemas.microsoft.com/office/drawing/2016/SVG/main" r:embed="rId47"/>
+                          <asvg:svgBlip xmlns:asvg="http://schemas.microsoft.com/office/drawing/2016/SVG/main" r:embed="rId39"/>
                         </a:ext>
                       </a:extLst>
                     </a:blip>
@@ -25393,10 +25380,10 @@
                     <pic:cNvPicPr/>
                   </pic:nvPicPr>
                   <pic:blipFill>
-                    <a:blip r:embed="rId46">
+                    <a:blip r:embed="rId38">
                       <a:extLst>
                         <a:ext uri="{96DAC541-7B7A-43D3-8B79-37D633B846F1}">
-                          <asvg:svgBlip xmlns:asvg="http://schemas.microsoft.com/office/drawing/2016/SVG/main" r:embed="rId47"/>
+                          <asvg:svgBlip xmlns:asvg="http://schemas.microsoft.com/office/drawing/2016/SVG/main" r:embed="rId39"/>
                         </a:ext>
                       </a:extLst>
                     </a:blip>
@@ -25684,7 +25671,7 @@
         </w:rPr>
         <w:tab/>
       </w:r>
-      <w:hyperlink r:id="rId117" w:history="1">
+      <w:hyperlink r:id="rId109" w:history="1">
         <w:r>
           <w:rPr>
             <w:rStyle w:val="Hyperlink"/>
@@ -25801,7 +25788,7 @@
         </w:rPr>
         <w:tab/>
       </w:r>
-      <w:hyperlink r:id="rId118" w:history="1">
+      <w:hyperlink r:id="rId110" w:history="1">
         <w:r>
           <w:rPr>
             <w:rStyle w:val="Hyperlink"/>
@@ -25894,7 +25881,7 @@
         </w:rPr>
         <w:tab/>
       </w:r>
-      <w:hyperlink r:id="rId119" w:history="1">
+      <w:hyperlink r:id="rId111" w:history="1">
         <w:r>
           <w:rPr>
             <w:rStyle w:val="Hyperlink"/>
@@ -26046,7 +26033,7 @@
         </w:rPr>
         <w:tab/>
       </w:r>
-      <w:hyperlink r:id="rId120" w:history="1">
+      <w:hyperlink r:id="rId112" w:history="1">
         <w:r>
           <w:rPr>
             <w:rStyle w:val="Hyperlink"/>
@@ -26226,10 +26213,10 @@
                     <pic:cNvPicPr/>
                   </pic:nvPicPr>
                   <pic:blipFill>
-                    <a:blip r:embed="rId46">
+                    <a:blip r:embed="rId38">
                       <a:extLst>
                         <a:ext uri="{96DAC541-7B7A-43D3-8B79-37D633B846F1}">
-                          <asvg:svgBlip xmlns:asvg="http://schemas.microsoft.com/office/drawing/2016/SVG/main" r:embed="rId47"/>
+                          <asvg:svgBlip xmlns:asvg="http://schemas.microsoft.com/office/drawing/2016/SVG/main" r:embed="rId39"/>
                         </a:ext>
                       </a:extLst>
                     </a:blip>
@@ -26325,10 +26312,10 @@
                     <pic:cNvPicPr/>
                   </pic:nvPicPr>
                   <pic:blipFill>
-                    <a:blip r:embed="rId48">
+                    <a:blip r:embed="rId40">
                       <a:extLst>
                         <a:ext uri="{96DAC541-7B7A-43D3-8B79-37D633B846F1}">
-                          <asvg:svgBlip xmlns:asvg="http://schemas.microsoft.com/office/drawing/2016/SVG/main" r:embed="rId49"/>
+                          <asvg:svgBlip xmlns:asvg="http://schemas.microsoft.com/office/drawing/2016/SVG/main" r:embed="rId41"/>
                         </a:ext>
                       </a:extLst>
                     </a:blip>
@@ -26425,7 +26412,7 @@
                     <pic:cNvPicPr/>
                   </pic:nvPicPr>
                   <pic:blipFill rotWithShape="1">
-                    <a:blip r:embed="rId50">
+                    <a:blip r:embed="rId42">
                       <a:biLevel thresh="75000"/>
                     </a:blip>
                     <a:srcRect l="2701" t="5627" r="2350" b="5262"/>
@@ -26529,10 +26516,10 @@
                     <pic:cNvPicPr/>
                   </pic:nvPicPr>
                   <pic:blipFill>
-                    <a:blip r:embed="rId51">
+                    <a:blip r:embed="rId43">
                       <a:extLst>
                         <a:ext uri="{96DAC541-7B7A-43D3-8B79-37D633B846F1}">
-                          <asvg:svgBlip xmlns:asvg="http://schemas.microsoft.com/office/drawing/2016/SVG/main" r:embed="rId52"/>
+                          <asvg:svgBlip xmlns:asvg="http://schemas.microsoft.com/office/drawing/2016/SVG/main" r:embed="rId44"/>
                         </a:ext>
                       </a:extLst>
                     </a:blip>
@@ -26766,10 +26753,10 @@
                     <pic:cNvPicPr/>
                   </pic:nvPicPr>
                   <pic:blipFill>
-                    <a:blip r:embed="rId46">
+                    <a:blip r:embed="rId38">
                       <a:extLst>
                         <a:ext uri="{96DAC541-7B7A-43D3-8B79-37D633B846F1}">
-                          <asvg:svgBlip xmlns:asvg="http://schemas.microsoft.com/office/drawing/2016/SVG/main" r:embed="rId47"/>
+                          <asvg:svgBlip xmlns:asvg="http://schemas.microsoft.com/office/drawing/2016/SVG/main" r:embed="rId39"/>
                         </a:ext>
                       </a:extLst>
                     </a:blip>
@@ -26874,7 +26861,7 @@
         </w:rPr>
         <w:t xml:space="preserve">. </w:t>
       </w:r>
-      <w:hyperlink r:id="rId121" w:history="1">
+      <w:hyperlink r:id="rId113" w:history="1">
         <w:r>
           <w:rPr>
             <w:rStyle w:val="Hyperlink"/>
@@ -26962,7 +26949,7 @@
                     <pic:cNvPicPr/>
                   </pic:nvPicPr>
                   <pic:blipFill rotWithShape="1">
-                    <a:blip r:embed="rId50">
+                    <a:blip r:embed="rId42">
                       <a:biLevel thresh="75000"/>
                     </a:blip>
                     <a:srcRect l="2701" t="5627" r="2350" b="5262"/>
@@ -27042,7 +27029,7 @@
         </w:rPr>
         <w:t xml:space="preserve"> </w:t>
       </w:r>
-      <w:hyperlink r:id="rId122" w:history="1">
+      <w:hyperlink r:id="rId114" w:history="1">
         <w:r>
           <w:rPr>
             <w:rStyle w:val="Hyperlink"/>
@@ -27345,10 +27332,10 @@
                     <pic:cNvPicPr/>
                   </pic:nvPicPr>
                   <pic:blipFill>
-                    <a:blip r:embed="rId46">
+                    <a:blip r:embed="rId38">
                       <a:extLst>
                         <a:ext uri="{96DAC541-7B7A-43D3-8B79-37D633B846F1}">
-                          <asvg:svgBlip xmlns:asvg="http://schemas.microsoft.com/office/drawing/2016/SVG/main" r:embed="rId47"/>
+                          <asvg:svgBlip xmlns:asvg="http://schemas.microsoft.com/office/drawing/2016/SVG/main" r:embed="rId39"/>
                         </a:ext>
                       </a:extLst>
                     </a:blip>
@@ -27411,7 +27398,7 @@
         </w:rPr>
         <w:t xml:space="preserve"> </w:t>
       </w:r>
-      <w:hyperlink r:id="rId123" w:history="1">
+      <w:hyperlink r:id="rId115" w:history="1">
         <w:r>
           <w:rPr>
             <w:rStyle w:val="Hyperlink"/>
@@ -27615,7 +27602,7 @@
                     <pic:cNvPicPr/>
                   </pic:nvPicPr>
                   <pic:blipFill rotWithShape="1">
-                    <a:blip r:embed="rId50">
+                    <a:blip r:embed="rId42">
                       <a:biLevel thresh="75000"/>
                     </a:blip>
                     <a:srcRect l="2701" t="5627" r="2350" b="5262"/>
@@ -27683,7 +27670,7 @@
         </w:rPr>
         <w:t xml:space="preserve"> </w:t>
       </w:r>
-      <w:hyperlink r:id="rId124" w:history="1">
+      <w:hyperlink r:id="rId116" w:history="1">
         <w:r>
           <w:rPr>
             <w:rStyle w:val="Hyperlink"/>
@@ -27990,10 +27977,10 @@
                     <pic:cNvPicPr/>
                   </pic:nvPicPr>
                   <pic:blipFill>
-                    <a:blip r:embed="rId46">
+                    <a:blip r:embed="rId38">
                       <a:extLst>
                         <a:ext uri="{96DAC541-7B7A-43D3-8B79-37D633B846F1}">
-                          <asvg:svgBlip xmlns:asvg="http://schemas.microsoft.com/office/drawing/2016/SVG/main" r:embed="rId47"/>
+                          <asvg:svgBlip xmlns:asvg="http://schemas.microsoft.com/office/drawing/2016/SVG/main" r:embed="rId39"/>
                         </a:ext>
                       </a:extLst>
                     </a:blip>
@@ -28044,7 +28031,7 @@
         </w:rPr>
         <w:t xml:space="preserve"> </w:t>
       </w:r>
-      <w:hyperlink r:id="rId125" w:history="1">
+      <w:hyperlink r:id="rId117" w:history="1">
         <w:r>
           <w:rPr>
             <w:rStyle w:val="Hyperlink"/>
@@ -28202,7 +28189,7 @@
                     <pic:cNvPicPr/>
                   </pic:nvPicPr>
                   <pic:blipFill rotWithShape="1">
-                    <a:blip r:embed="rId50">
+                    <a:blip r:embed="rId42">
                       <a:biLevel thresh="75000"/>
                     </a:blip>
                     <a:srcRect l="2701" t="5627" r="2350" b="5262"/>
@@ -28261,7 +28248,7 @@
         </w:rPr>
         <w:t xml:space="preserve"> </w:t>
       </w:r>
-      <w:hyperlink r:id="rId126" w:history="1">
+      <w:hyperlink r:id="rId118" w:history="1">
         <w:r>
           <w:rPr>
             <w:rStyle w:val="Hyperlink"/>
@@ -28560,10 +28547,10 @@
                     <pic:cNvPicPr/>
                   </pic:nvPicPr>
                   <pic:blipFill>
-                    <a:blip r:embed="rId51">
+                    <a:blip r:embed="rId43">
                       <a:extLst>
                         <a:ext uri="{96DAC541-7B7A-43D3-8B79-37D633B846F1}">
-                          <asvg:svgBlip xmlns:asvg="http://schemas.microsoft.com/office/drawing/2016/SVG/main" r:embed="rId52"/>
+                          <asvg:svgBlip xmlns:asvg="http://schemas.microsoft.com/office/drawing/2016/SVG/main" r:embed="rId44"/>
                         </a:ext>
                       </a:extLst>
                     </a:blip>
@@ -28644,7 +28631,7 @@
         </w:rPr>
         <w:t xml:space="preserve"> </w:t>
       </w:r>
-      <w:hyperlink r:id="rId127" w:history="1">
+      <w:hyperlink r:id="rId119" w:history="1">
         <w:r>
           <w:rPr>
             <w:rStyle w:val="Hyperlink"/>
@@ -28860,10 +28847,10 @@
                     <pic:cNvPicPr/>
                   </pic:nvPicPr>
                   <pic:blipFill>
-                    <a:blip r:embed="rId51">
+                    <a:blip r:embed="rId43">
                       <a:extLst>
                         <a:ext uri="{96DAC541-7B7A-43D3-8B79-37D633B846F1}">
-                          <asvg:svgBlip xmlns:asvg="http://schemas.microsoft.com/office/drawing/2016/SVG/main" r:embed="rId52"/>
+                          <asvg:svgBlip xmlns:asvg="http://schemas.microsoft.com/office/drawing/2016/SVG/main" r:embed="rId44"/>
                         </a:ext>
                       </a:extLst>
                     </a:blip>
@@ -28944,7 +28931,7 @@
         </w:rPr>
         <w:t xml:space="preserve"> </w:t>
       </w:r>
-      <w:hyperlink r:id="rId128" w:history="1">
+      <w:hyperlink r:id="rId120" w:history="1">
         <w:r>
           <w:rPr>
             <w:rStyle w:val="Hyperlink"/>
@@ -29678,7 +29665,7 @@
         </w:rPr>
         <w:t xml:space="preserve">(On going) </w:t>
       </w:r>
-      <w:hyperlink r:id="rId129" w:history="1">
+      <w:hyperlink r:id="rId121" w:history="1">
         <w:r>
           <w:rPr>
             <w:rStyle w:val="Hyperlink"/>
@@ -29860,7 +29847,7 @@
         </w:rPr>
         <w:t xml:space="preserve">(2023) </w:t>
       </w:r>
-      <w:hyperlink r:id="rId130" w:history="1">
+      <w:hyperlink r:id="rId122" w:history="1">
         <w:r>
           <w:rPr>
             <w:rStyle w:val="Hyperlink"/>
@@ -29970,7 +29957,23 @@
           <w:sz w:val="21"/>
           <w:szCs w:val="21"/>
         </w:rPr>
-        <w:t xml:space="preserve"> Final M.S. </w:t>
+        <w:t xml:space="preserve"> Final M.S</w:t>
+      </w:r>
+      <w:r>
+        <w:rPr>
+          <w:rFonts w:ascii="Times New Roman" w:hAnsi="Times New Roman" w:cs="Times New Roman"/>
+          <w:sz w:val="21"/>
+          <w:szCs w:val="21"/>
+        </w:rPr>
+        <w:t>c</w:t>
+      </w:r>
+      <w:r>
+        <w:rPr>
+          <w:rFonts w:ascii="Times New Roman" w:hAnsi="Times New Roman" w:cs="Times New Roman"/>
+          <w:sz w:val="21"/>
+          <w:szCs w:val="21"/>
+        </w:rPr>
+        <w:t xml:space="preserve">. </w:t>
       </w:r>
       <w:r>
         <w:rPr>
@@ -30067,7 +30070,7 @@
         </w:rPr>
         <w:t xml:space="preserve">(2023) </w:t>
       </w:r>
-      <w:hyperlink r:id="rId131" w:history="1">
+      <w:hyperlink r:id="rId123" w:history="1">
         <w:r>
           <w:rPr>
             <w:rStyle w:val="Hyperlink"/>
@@ -30188,7 +30191,23 @@
           <w:sz w:val="21"/>
           <w:szCs w:val="21"/>
         </w:rPr>
-        <w:t xml:space="preserve"> M.S.</w:t>
+        <w:t xml:space="preserve"> M.S</w:t>
+      </w:r>
+      <w:r>
+        <w:rPr>
+          <w:rFonts w:ascii="Times New Roman" w:hAnsi="Times New Roman" w:cs="Times New Roman"/>
+          <w:sz w:val="21"/>
+          <w:szCs w:val="21"/>
+        </w:rPr>
+        <w:t>c</w:t>
+      </w:r>
+      <w:r>
+        <w:rPr>
+          <w:rFonts w:ascii="Times New Roman" w:hAnsi="Times New Roman" w:cs="Times New Roman"/>
+          <w:sz w:val="21"/>
+          <w:szCs w:val="21"/>
+        </w:rPr>
+        <w:t>.</w:t>
       </w:r>
       <w:r>
         <w:rPr>
@@ -30316,7 +30335,7 @@
         </w:rPr>
         <w:t xml:space="preserve">) </w:t>
       </w:r>
-      <w:hyperlink r:id="rId132" w:history="1">
+      <w:hyperlink r:id="rId124" w:history="1">
         <w:r>
           <w:rPr>
             <w:rStyle w:val="Hyperlink"/>
@@ -30402,7 +30421,23 @@
           <w:sz w:val="21"/>
           <w:szCs w:val="21"/>
         </w:rPr>
-        <w:t xml:space="preserve">M.S. </w:t>
+        <w:t>M.S</w:t>
+      </w:r>
+      <w:r>
+        <w:rPr>
+          <w:rFonts w:ascii="Times New Roman" w:hAnsi="Times New Roman" w:cs="Times New Roman"/>
+          <w:sz w:val="21"/>
+          <w:szCs w:val="21"/>
+        </w:rPr>
+        <w:t>c</w:t>
+      </w:r>
+      <w:r>
+        <w:rPr>
+          <w:rFonts w:ascii="Times New Roman" w:hAnsi="Times New Roman" w:cs="Times New Roman"/>
+          <w:sz w:val="21"/>
+          <w:szCs w:val="21"/>
+        </w:rPr>
+        <w:t xml:space="preserve">. </w:t>
       </w:r>
       <w:r>
         <w:rPr>
@@ -30598,7 +30633,23 @@
           <w:sz w:val="21"/>
           <w:szCs w:val="21"/>
         </w:rPr>
-        <w:t>University of Paris B.S. Thesis, Paris, FR</w:t>
+        <w:t>University of Paris B.S</w:t>
+      </w:r>
+      <w:r>
+        <w:rPr>
+          <w:rFonts w:ascii="Times New Roman" w:hAnsi="Times New Roman" w:cs="Times New Roman"/>
+          <w:sz w:val="21"/>
+          <w:szCs w:val="21"/>
+        </w:rPr>
+        <w:t>c</w:t>
+      </w:r>
+      <w:r>
+        <w:rPr>
+          <w:rFonts w:ascii="Times New Roman" w:hAnsi="Times New Roman" w:cs="Times New Roman"/>
+          <w:sz w:val="21"/>
+          <w:szCs w:val="21"/>
+        </w:rPr>
+        <w:t>. Thesis, Paris, FR</w:t>
       </w:r>
     </w:p>
     <w:p>
@@ -30842,7 +30893,7 @@
         </w:rPr>
         <w:tab/>
       </w:r>
-      <w:hyperlink r:id="rId133" w:history="1">
+      <w:hyperlink r:id="rId125" w:history="1">
         <w:proofErr w:type="spellStart"/>
         <w:r>
           <w:rPr>
@@ -31004,7 +31055,7 @@
         </w:rPr>
         <w:tab/>
       </w:r>
-      <w:hyperlink r:id="rId134" w:history="1">
+      <w:hyperlink r:id="rId126" w:history="1">
         <w:proofErr w:type="spellStart"/>
         <w:r>
           <w:rPr>
@@ -31153,7 +31204,7 @@
         </w:rPr>
         <w:tab/>
       </w:r>
-      <w:hyperlink r:id="rId135" w:history="1">
+      <w:hyperlink r:id="rId127" w:history="1">
         <w:r>
           <w:rPr>
             <w:rStyle w:val="Hyperlink"/>
@@ -31284,7 +31335,7 @@
         </w:rPr>
         <w:tab/>
       </w:r>
-      <w:hyperlink r:id="rId136" w:history="1">
+      <w:hyperlink r:id="rId128" w:history="1">
         <w:r>
           <w:rPr>
             <w:rStyle w:val="Hyperlink"/>
@@ -31436,7 +31487,7 @@
         </w:rPr>
         <w:tab/>
       </w:r>
-      <w:hyperlink r:id="rId137" w:history="1">
+      <w:hyperlink r:id="rId129" w:history="1">
         <w:r>
           <w:rPr>
             <w:rStyle w:val="Hyperlink"/>
@@ -34998,6 +35049,15 @@
         </w:rPr>
         <w:t>.</w:t>
       </w:r>
+      <w:r>
+        <w:rPr>
+          <w:rFonts w:ascii="Times New Roman" w:hAnsi="Times New Roman" w:cs="Times New Roman"/>
+          <w:sz w:val="22"/>
+          <w:szCs w:val="22"/>
+        </w:rPr>
+        <w:tab/>
+        <w:t>~70 Students</w:t>
+      </w:r>
     </w:p>
     <w:p>
       <w:pPr>
@@ -35139,6 +35199,15 @@
         </w:rPr>
         <w:t>EDKP 447 (Motor Control).</w:t>
       </w:r>
+      <w:r>
+        <w:rPr>
+          <w:rFonts w:ascii="Times New Roman" w:hAnsi="Times New Roman" w:cs="Times New Roman"/>
+          <w:sz w:val="22"/>
+          <w:szCs w:val="22"/>
+        </w:rPr>
+        <w:tab/>
+        <w:t>~60 Students</w:t>
+      </w:r>
     </w:p>
     <w:p>
       <w:pPr>
@@ -35200,6 +35269,16 @@
           <w:sz w:val="22"/>
           <w:szCs w:val="22"/>
         </w:rPr>
+        <w:t xml:space="preserve"> – Cité</w:t>
+      </w:r>
+      <w:r>
+        <w:rPr>
+          <w:rFonts w:ascii="Times New Roman" w:hAnsi="Times New Roman" w:cs="Times New Roman"/>
+          <w:i/>
+          <w:iCs/>
+          <w:sz w:val="22"/>
+          <w:szCs w:val="22"/>
+        </w:rPr>
         <w:t xml:space="preserve"> (</w:t>
       </w:r>
       <w:r>
@@ -35286,6 +35365,15 @@
         </w:rPr>
         <w:t>UE 5.4 (Research Initiation).</w:t>
       </w:r>
+      <w:r>
+        <w:rPr>
+          <w:rFonts w:ascii="Times New Roman" w:hAnsi="Times New Roman" w:cs="Times New Roman"/>
+          <w:sz w:val="22"/>
+          <w:szCs w:val="22"/>
+        </w:rPr>
+        <w:tab/>
+        <w:t>~25 Students</w:t>
+      </w:r>
     </w:p>
     <w:p>
       <w:pPr>
@@ -35377,6 +35465,38 @@
         </w:rPr>
         <w:t>UE 5.3 (Research Initiation).</w:t>
       </w:r>
+      <w:r>
+        <w:rPr>
+          <w:rFonts w:ascii="Times New Roman" w:hAnsi="Times New Roman" w:cs="Times New Roman"/>
+          <w:sz w:val="22"/>
+          <w:szCs w:val="22"/>
+        </w:rPr>
+        <w:tab/>
+      </w:r>
+      <w:r>
+        <w:rPr>
+          <w:rFonts w:ascii="Times New Roman" w:hAnsi="Times New Roman" w:cs="Times New Roman"/>
+          <w:sz w:val="22"/>
+          <w:szCs w:val="22"/>
+        </w:rPr>
+        <w:t>~2</w:t>
+      </w:r>
+      <w:r>
+        <w:rPr>
+          <w:rFonts w:ascii="Times New Roman" w:hAnsi="Times New Roman" w:cs="Times New Roman"/>
+          <w:sz w:val="22"/>
+          <w:szCs w:val="22"/>
+        </w:rPr>
+        <w:t>5</w:t>
+      </w:r>
+      <w:r>
+        <w:rPr>
+          <w:rFonts w:ascii="Times New Roman" w:hAnsi="Times New Roman" w:cs="Times New Roman"/>
+          <w:sz w:val="22"/>
+          <w:szCs w:val="22"/>
+        </w:rPr>
+        <w:t xml:space="preserve"> Students</w:t>
+      </w:r>
     </w:p>
     <w:p>
       <w:pPr>
@@ -35438,6 +35558,38 @@
         </w:rPr>
         <w:t>UE 5.4 (Research Initiation).</w:t>
       </w:r>
+      <w:r>
+        <w:rPr>
+          <w:rFonts w:ascii="Times New Roman" w:hAnsi="Times New Roman" w:cs="Times New Roman"/>
+          <w:sz w:val="22"/>
+          <w:szCs w:val="22"/>
+        </w:rPr>
+        <w:tab/>
+      </w:r>
+      <w:r>
+        <w:rPr>
+          <w:rFonts w:ascii="Times New Roman" w:hAnsi="Times New Roman" w:cs="Times New Roman"/>
+          <w:sz w:val="22"/>
+          <w:szCs w:val="22"/>
+        </w:rPr>
+        <w:t>~</w:t>
+      </w:r>
+      <w:r>
+        <w:rPr>
+          <w:rFonts w:ascii="Times New Roman" w:hAnsi="Times New Roman" w:cs="Times New Roman"/>
+          <w:sz w:val="22"/>
+          <w:szCs w:val="22"/>
+        </w:rPr>
+        <w:t>3</w:t>
+      </w:r>
+      <w:r>
+        <w:rPr>
+          <w:rFonts w:ascii="Times New Roman" w:hAnsi="Times New Roman" w:cs="Times New Roman"/>
+          <w:sz w:val="22"/>
+          <w:szCs w:val="22"/>
+        </w:rPr>
+        <w:t>0 Students</w:t>
+      </w:r>
     </w:p>
     <w:p>
       <w:pPr>
@@ -35499,6 +35651,38 @@
         </w:rPr>
         <w:t>UE 5.3 (Research Initiation).</w:t>
       </w:r>
+      <w:r>
+        <w:rPr>
+          <w:rFonts w:ascii="Times New Roman" w:hAnsi="Times New Roman" w:cs="Times New Roman"/>
+          <w:sz w:val="22"/>
+          <w:szCs w:val="22"/>
+        </w:rPr>
+        <w:tab/>
+      </w:r>
+      <w:r>
+        <w:rPr>
+          <w:rFonts w:ascii="Times New Roman" w:hAnsi="Times New Roman" w:cs="Times New Roman"/>
+          <w:sz w:val="22"/>
+          <w:szCs w:val="22"/>
+        </w:rPr>
+        <w:t>~</w:t>
+      </w:r>
+      <w:r>
+        <w:rPr>
+          <w:rFonts w:ascii="Times New Roman" w:hAnsi="Times New Roman" w:cs="Times New Roman"/>
+          <w:sz w:val="22"/>
+          <w:szCs w:val="22"/>
+        </w:rPr>
+        <w:t>3</w:t>
+      </w:r>
+      <w:r>
+        <w:rPr>
+          <w:rFonts w:ascii="Times New Roman" w:hAnsi="Times New Roman" w:cs="Times New Roman"/>
+          <w:sz w:val="22"/>
+          <w:szCs w:val="22"/>
+        </w:rPr>
+        <w:t>0 Students</w:t>
+      </w:r>
     </w:p>
     <w:p>
       <w:pPr>
@@ -35581,7 +35765,7 @@
           <w:sz w:val="22"/>
           <w:szCs w:val="22"/>
         </w:rPr>
-        <w:t>2026-N</w:t>
+        <w:t>2026-Now</w:t>
       </w:r>
       <w:r>
         <w:rPr>
@@ -35591,29 +35775,29 @@
           <w:sz w:val="22"/>
           <w:szCs w:val="22"/>
         </w:rPr>
-        <w:t>ow</w:t>
-      </w:r>
-      <w:r>
-        <w:rPr>
-          <w:rFonts w:ascii="Times New Roman" w:hAnsi="Times New Roman" w:cs="Times New Roman"/>
+        <w:tab/>
+      </w:r>
+      <w:r>
+        <w:rPr>
+          <w:rFonts w:ascii="Times New Roman" w:hAnsi="Times New Roman" w:cs="Times New Roman"/>
+          <w:b/>
+          <w:bCs/>
           <w:i/>
           <w:iCs/>
           <w:sz w:val="22"/>
           <w:szCs w:val="22"/>
         </w:rPr>
-        <w:tab/>
-      </w:r>
-      <w:r>
-        <w:rPr>
-          <w:rFonts w:ascii="Times New Roman" w:hAnsi="Times New Roman" w:cs="Times New Roman"/>
-          <w:b/>
-          <w:bCs/>
+        <w:t>Justin Wu</w:t>
+      </w:r>
+      <w:r>
+        <w:rPr>
+          <w:rFonts w:ascii="Times New Roman" w:hAnsi="Times New Roman" w:cs="Times New Roman"/>
           <w:i/>
           <w:iCs/>
           <w:sz w:val="22"/>
           <w:szCs w:val="22"/>
         </w:rPr>
-        <w:t>Justin Wu</w:t>
+        <w:t xml:space="preserve">, </w:t>
       </w:r>
       <w:r>
         <w:rPr>
@@ -35623,7 +35807,7 @@
           <w:sz w:val="22"/>
           <w:szCs w:val="22"/>
         </w:rPr>
-        <w:t xml:space="preserve">, </w:t>
+        <w:t>B</w:t>
       </w:r>
       <w:r>
         <w:rPr>
@@ -35633,7 +35817,7 @@
           <w:sz w:val="22"/>
           <w:szCs w:val="22"/>
         </w:rPr>
-        <w:t>B</w:t>
+        <w:t>.S</w:t>
       </w:r>
       <w:r>
         <w:rPr>
@@ -35643,7 +35827,17 @@
           <w:sz w:val="22"/>
           <w:szCs w:val="22"/>
         </w:rPr>
-        <w:t>.S. Student in Kinesiology, McGill U.</w:t>
+        <w:t>c</w:t>
+      </w:r>
+      <w:r>
+        <w:rPr>
+          <w:rFonts w:ascii="Times New Roman" w:hAnsi="Times New Roman" w:cs="Times New Roman"/>
+          <w:i/>
+          <w:iCs/>
+          <w:sz w:val="22"/>
+          <w:szCs w:val="22"/>
+        </w:rPr>
+        <w:t>. Student in Kinesiology, McGill U.</w:t>
       </w:r>
       <w:r>
         <w:rPr>
@@ -35691,7 +35885,47 @@
           <w:szCs w:val="22"/>
         </w:rPr>
         <w:tab/>
-        <w:t>Project: Evaluating Freezing of Gait in Parkinson’s Disease</w:t>
+        <w:t xml:space="preserve">Project: </w:t>
+      </w:r>
+      <w:r>
+        <w:rPr>
+          <w:rFonts w:ascii="Times New Roman" w:hAnsi="Times New Roman" w:cs="Times New Roman"/>
+          <w:i/>
+          <w:iCs/>
+          <w:sz w:val="22"/>
+          <w:szCs w:val="22"/>
+        </w:rPr>
+        <w:t xml:space="preserve">Annotating </w:t>
+      </w:r>
+      <w:r>
+        <w:rPr>
+          <w:rFonts w:ascii="Times New Roman" w:hAnsi="Times New Roman" w:cs="Times New Roman"/>
+          <w:i/>
+          <w:iCs/>
+          <w:sz w:val="22"/>
+          <w:szCs w:val="22"/>
+        </w:rPr>
+        <w:t>Freezing of Gait</w:t>
+      </w:r>
+      <w:r>
+        <w:rPr>
+          <w:rFonts w:ascii="Times New Roman" w:hAnsi="Times New Roman" w:cs="Times New Roman"/>
+          <w:i/>
+          <w:iCs/>
+          <w:sz w:val="22"/>
+          <w:szCs w:val="22"/>
+        </w:rPr>
+        <w:t xml:space="preserve"> Recordings</w:t>
+      </w:r>
+      <w:r>
+        <w:rPr>
+          <w:rFonts w:ascii="Times New Roman" w:hAnsi="Times New Roman" w:cs="Times New Roman"/>
+          <w:i/>
+          <w:iCs/>
+          <w:sz w:val="22"/>
+          <w:szCs w:val="22"/>
+        </w:rPr>
+        <w:t xml:space="preserve"> in Parkinson’s Disease</w:t>
       </w:r>
     </w:p>
     <w:p>
@@ -35750,7 +35984,7 @@
           <w:sz w:val="22"/>
           <w:szCs w:val="22"/>
         </w:rPr>
-        <w:t>Florian Gourdin</w:t>
+        <w:t>Ines Nunes Loureiro</w:t>
       </w:r>
       <w:r>
         <w:rPr>
@@ -35770,7 +36004,7 @@
           <w:sz w:val="22"/>
           <w:szCs w:val="22"/>
         </w:rPr>
-        <w:t>M</w:t>
+        <w:t>B</w:t>
       </w:r>
       <w:r>
         <w:rPr>
@@ -35780,7 +36014,7 @@
           <w:sz w:val="22"/>
           <w:szCs w:val="22"/>
         </w:rPr>
-        <w:t xml:space="preserve">.S. Student in BioEngineering, </w:t>
+        <w:t>.S</w:t>
       </w:r>
       <w:r>
         <w:rPr>
@@ -35790,7 +36024,7 @@
           <w:sz w:val="22"/>
           <w:szCs w:val="22"/>
         </w:rPr>
-        <w:t>Polytech Marseill</w:t>
+        <w:t>c</w:t>
       </w:r>
       <w:r>
         <w:rPr>
@@ -35800,7 +36034,17 @@
           <w:sz w:val="22"/>
           <w:szCs w:val="22"/>
         </w:rPr>
-        <w:t>e</w:t>
+        <w:t>. Student in Kinesiology, McGill U.</w:t>
+      </w:r>
+      <w:r>
+        <w:rPr>
+          <w:rFonts w:ascii="Times New Roman" w:hAnsi="Times New Roman" w:cs="Times New Roman"/>
+          <w:i/>
+          <w:iCs/>
+          <w:sz w:val="22"/>
+          <w:szCs w:val="22"/>
+        </w:rPr>
+        <w:t xml:space="preserve"> </w:t>
       </w:r>
     </w:p>
     <w:p>
@@ -35839,38 +36083,7 @@
           <w:szCs w:val="22"/>
         </w:rPr>
         <w:tab/>
-        <w:t xml:space="preserve">Project: Agreement between inertial and optical measure of step length during treadmill </w:t>
-      </w:r>
-      <w:r>
-        <w:rPr>
-          <w:rFonts w:ascii="Times New Roman" w:hAnsi="Times New Roman" w:cs="Times New Roman"/>
-          <w:i/>
-          <w:iCs/>
-          <w:sz w:val="22"/>
-          <w:szCs w:val="22"/>
-        </w:rPr>
-        <w:tab/>
-      </w:r>
-      <w:r>
-        <w:rPr>
-          <w:rFonts w:ascii="Times New Roman" w:hAnsi="Times New Roman" w:cs="Times New Roman"/>
-          <w:i/>
-          <w:iCs/>
-          <w:sz w:val="22"/>
-          <w:szCs w:val="22"/>
-        </w:rPr>
-        <w:tab/>
-      </w:r>
-      <w:r>
-        <w:rPr>
-          <w:rFonts w:ascii="Times New Roman" w:hAnsi="Times New Roman" w:cs="Times New Roman"/>
-          <w:i/>
-          <w:iCs/>
-          <w:sz w:val="22"/>
-          <w:szCs w:val="22"/>
-        </w:rPr>
-        <w:tab/>
-        <w:t>walking in Parkinson’s Disease</w:t>
+        <w:t>Project: Annotating Freezing of Gait Recordings in Parkinson’s Disease</w:t>
       </w:r>
     </w:p>
     <w:p>
@@ -35907,7 +36120,7 @@
           <w:sz w:val="22"/>
           <w:szCs w:val="22"/>
         </w:rPr>
-        <w:t>2024</w:t>
+        <w:t>2026-Now</w:t>
       </w:r>
       <w:r>
         <w:rPr>
@@ -35917,17 +36130,19 @@
           <w:sz w:val="22"/>
           <w:szCs w:val="22"/>
         </w:rPr>
-        <w:t>-</w:t>
-      </w:r>
-      <w:r>
-        <w:rPr>
-          <w:rFonts w:ascii="Times New Roman" w:hAnsi="Times New Roman" w:cs="Times New Roman"/>
+        <w:tab/>
+      </w:r>
+      <w:r>
+        <w:rPr>
+          <w:rFonts w:ascii="Times New Roman" w:hAnsi="Times New Roman" w:cs="Times New Roman"/>
+          <w:b/>
+          <w:bCs/>
           <w:i/>
           <w:iCs/>
           <w:sz w:val="22"/>
           <w:szCs w:val="22"/>
         </w:rPr>
-        <w:t>Now</w:t>
+        <w:t>Bryana Catedral-Sansalone</w:t>
       </w:r>
       <w:r>
         <w:rPr>
@@ -35937,19 +36152,17 @@
           <w:sz w:val="22"/>
           <w:szCs w:val="22"/>
         </w:rPr>
-        <w:tab/>
-      </w:r>
-      <w:r>
-        <w:rPr>
-          <w:rFonts w:ascii="Times New Roman" w:hAnsi="Times New Roman" w:cs="Times New Roman"/>
-          <w:b/>
-          <w:bCs/>
+        <w:t xml:space="preserve">, </w:t>
+      </w:r>
+      <w:r>
+        <w:rPr>
+          <w:rFonts w:ascii="Times New Roman" w:hAnsi="Times New Roman" w:cs="Times New Roman"/>
           <w:i/>
           <w:iCs/>
           <w:sz w:val="22"/>
           <w:szCs w:val="22"/>
         </w:rPr>
-        <w:t>Jae Young Park</w:t>
+        <w:t>B</w:t>
       </w:r>
       <w:r>
         <w:rPr>
@@ -35959,7 +36172,7 @@
           <w:sz w:val="22"/>
           <w:szCs w:val="22"/>
         </w:rPr>
-        <w:t xml:space="preserve">, </w:t>
+        <w:t>.S</w:t>
       </w:r>
       <w:r>
         <w:rPr>
@@ -35969,7 +36182,7 @@
           <w:sz w:val="22"/>
           <w:szCs w:val="22"/>
         </w:rPr>
-        <w:t>M</w:t>
+        <w:t>c</w:t>
       </w:r>
       <w:r>
         <w:rPr>
@@ -35979,7 +36192,17 @@
           <w:sz w:val="22"/>
           <w:szCs w:val="22"/>
         </w:rPr>
-        <w:t xml:space="preserve">.S. Student in Kinesiology, McGill U. </w:t>
+        <w:t>. Student in Kinesiology, McGill U.</w:t>
+      </w:r>
+      <w:r>
+        <w:rPr>
+          <w:rFonts w:ascii="Times New Roman" w:hAnsi="Times New Roman" w:cs="Times New Roman"/>
+          <w:i/>
+          <w:iCs/>
+          <w:sz w:val="22"/>
+          <w:szCs w:val="22"/>
+        </w:rPr>
+        <w:t xml:space="preserve"> </w:t>
       </w:r>
     </w:p>
     <w:p>
@@ -36017,7 +36240,7 @@
           <w:szCs w:val="22"/>
         </w:rPr>
         <w:tab/>
-        <w:t>Project: Fatigue-Related White Matter Changes in Parkinson’s Disease</w:t>
+        <w:t>Project: Annotating Freezing of Gait Recordings in Parkinson’s Disease</w:t>
       </w:r>
     </w:p>
     <w:p>
@@ -36054,7 +36277,7 @@
           <w:sz w:val="22"/>
           <w:szCs w:val="22"/>
         </w:rPr>
-        <w:t>2024</w:t>
+        <w:t>2026-Now</w:t>
       </w:r>
       <w:r>
         <w:rPr>
@@ -36064,17 +36287,19 @@
           <w:sz w:val="22"/>
           <w:szCs w:val="22"/>
         </w:rPr>
-        <w:t>-</w:t>
-      </w:r>
-      <w:r>
-        <w:rPr>
-          <w:rFonts w:ascii="Times New Roman" w:hAnsi="Times New Roman" w:cs="Times New Roman"/>
+        <w:tab/>
+      </w:r>
+      <w:r>
+        <w:rPr>
+          <w:rFonts w:ascii="Times New Roman" w:hAnsi="Times New Roman" w:cs="Times New Roman"/>
+          <w:b/>
+          <w:bCs/>
           <w:i/>
           <w:iCs/>
           <w:sz w:val="22"/>
           <w:szCs w:val="22"/>
         </w:rPr>
-        <w:t>Now</w:t>
+        <w:t>Ciara Truong</w:t>
       </w:r>
       <w:r>
         <w:rPr>
@@ -36084,19 +36309,17 @@
           <w:sz w:val="22"/>
           <w:szCs w:val="22"/>
         </w:rPr>
-        <w:tab/>
-      </w:r>
-      <w:r>
-        <w:rPr>
-          <w:rFonts w:ascii="Times New Roman" w:hAnsi="Times New Roman" w:cs="Times New Roman"/>
-          <w:b/>
-          <w:bCs/>
+        <w:t xml:space="preserve">, </w:t>
+      </w:r>
+      <w:r>
+        <w:rPr>
+          <w:rFonts w:ascii="Times New Roman" w:hAnsi="Times New Roman" w:cs="Times New Roman"/>
           <w:i/>
           <w:iCs/>
           <w:sz w:val="22"/>
           <w:szCs w:val="22"/>
         </w:rPr>
-        <w:t>Tomoha Ogawa</w:t>
+        <w:t>B</w:t>
       </w:r>
       <w:r>
         <w:rPr>
@@ -36106,7 +36329,7 @@
           <w:sz w:val="22"/>
           <w:szCs w:val="22"/>
         </w:rPr>
-        <w:t xml:space="preserve">, </w:t>
+        <w:t>.S</w:t>
       </w:r>
       <w:r>
         <w:rPr>
@@ -36116,7 +36339,7 @@
           <w:sz w:val="22"/>
           <w:szCs w:val="22"/>
         </w:rPr>
-        <w:t>M</w:t>
+        <w:t>c</w:t>
       </w:r>
       <w:r>
         <w:rPr>
@@ -36126,7 +36349,17 @@
           <w:sz w:val="22"/>
           <w:szCs w:val="22"/>
         </w:rPr>
-        <w:t xml:space="preserve">.S. Student in Kinesiology, McGill U. </w:t>
+        <w:t>. Student in Kinesiology, McGill U.</w:t>
+      </w:r>
+      <w:r>
+        <w:rPr>
+          <w:rFonts w:ascii="Times New Roman" w:hAnsi="Times New Roman" w:cs="Times New Roman"/>
+          <w:i/>
+          <w:iCs/>
+          <w:sz w:val="22"/>
+          <w:szCs w:val="22"/>
+        </w:rPr>
+        <w:t xml:space="preserve"> </w:t>
       </w:r>
     </w:p>
     <w:p>
@@ -36164,7 +36397,136 @@
           <w:szCs w:val="22"/>
         </w:rPr>
         <w:tab/>
-        <w:t>Project: Neuromodulation of the parietal cortex to improve gait in Parkinson’s Disease</w:t>
+        <w:t>Project: Annotating Freezing of Gait Recordings in Parkinson’s Disease</w:t>
+      </w:r>
+    </w:p>
+    <w:p>
+      <w:pPr>
+        <w:tabs>
+          <w:tab w:val="right" w:pos="1701"/>
+          <w:tab w:val="left" w:pos="1843"/>
+          <w:tab w:val="right" w:pos="9923"/>
+        </w:tabs>
+        <w:spacing w:before="120" w:after="0" w:line="240" w:lineRule="auto"/>
+        <w:rPr>
+          <w:rFonts w:ascii="Times New Roman" w:hAnsi="Times New Roman" w:cs="Times New Roman"/>
+          <w:i/>
+          <w:iCs/>
+          <w:sz w:val="22"/>
+          <w:szCs w:val="22"/>
+        </w:rPr>
+      </w:pPr>
+      <w:r>
+        <w:rPr>
+          <w:rFonts w:ascii="Times New Roman" w:hAnsi="Times New Roman" w:cs="Times New Roman"/>
+          <w:b/>
+          <w:bCs/>
+          <w:sz w:val="28"/>
+          <w:szCs w:val="28"/>
+        </w:rPr>
+        <w:tab/>
+      </w:r>
+      <w:r>
+        <w:rPr>
+          <w:rFonts w:ascii="Times New Roman" w:hAnsi="Times New Roman" w:cs="Times New Roman"/>
+          <w:i/>
+          <w:iCs/>
+          <w:sz w:val="22"/>
+          <w:szCs w:val="22"/>
+        </w:rPr>
+        <w:t>2026-Now</w:t>
+      </w:r>
+      <w:r>
+        <w:rPr>
+          <w:rFonts w:ascii="Times New Roman" w:hAnsi="Times New Roman" w:cs="Times New Roman"/>
+          <w:i/>
+          <w:iCs/>
+          <w:sz w:val="22"/>
+          <w:szCs w:val="22"/>
+        </w:rPr>
+        <w:tab/>
+      </w:r>
+      <w:r>
+        <w:rPr>
+          <w:rFonts w:ascii="Times New Roman" w:hAnsi="Times New Roman" w:cs="Times New Roman"/>
+          <w:b/>
+          <w:bCs/>
+          <w:i/>
+          <w:iCs/>
+          <w:sz w:val="22"/>
+          <w:szCs w:val="22"/>
+        </w:rPr>
+        <w:t>Florian Gourdin</w:t>
+      </w:r>
+      <w:r>
+        <w:rPr>
+          <w:rFonts w:ascii="Times New Roman" w:hAnsi="Times New Roman" w:cs="Times New Roman"/>
+          <w:i/>
+          <w:iCs/>
+          <w:sz w:val="22"/>
+          <w:szCs w:val="22"/>
+        </w:rPr>
+        <w:t xml:space="preserve">, </w:t>
+      </w:r>
+      <w:r>
+        <w:rPr>
+          <w:rFonts w:ascii="Times New Roman" w:hAnsi="Times New Roman" w:cs="Times New Roman"/>
+          <w:i/>
+          <w:iCs/>
+          <w:sz w:val="22"/>
+          <w:szCs w:val="22"/>
+        </w:rPr>
+        <w:t>M</w:t>
+      </w:r>
+      <w:r>
+        <w:rPr>
+          <w:rFonts w:ascii="Times New Roman" w:hAnsi="Times New Roman" w:cs="Times New Roman"/>
+          <w:i/>
+          <w:iCs/>
+          <w:sz w:val="22"/>
+          <w:szCs w:val="22"/>
+        </w:rPr>
+        <w:t>.</w:t>
+      </w:r>
+      <w:r>
+        <w:rPr>
+          <w:rFonts w:ascii="Times New Roman" w:hAnsi="Times New Roman" w:cs="Times New Roman"/>
+          <w:i/>
+          <w:iCs/>
+          <w:sz w:val="22"/>
+          <w:szCs w:val="22"/>
+        </w:rPr>
+        <w:t>Eng</w:t>
+      </w:r>
+      <w:r>
+        <w:rPr>
+          <w:rFonts w:ascii="Times New Roman" w:hAnsi="Times New Roman" w:cs="Times New Roman"/>
+          <w:i/>
+          <w:iCs/>
+          <w:sz w:val="22"/>
+          <w:szCs w:val="22"/>
+        </w:rPr>
+        <w:t xml:space="preserve">. Student in BioEngineering, </w:t>
+      </w:r>
+      <w:r>
+        <w:rPr>
+          <w:rFonts w:ascii="Times New Roman" w:hAnsi="Times New Roman" w:cs="Times New Roman"/>
+          <w:i/>
+          <w:iCs/>
+          <w:sz w:val="22"/>
+          <w:szCs w:val="22"/>
+        </w:rPr>
+        <w:t>Polytech Marseill</w:t>
+      </w:r>
+      <w:r>
+        <w:rPr>
+          <w:rFonts w:ascii="Times New Roman" w:hAnsi="Times New Roman" w:cs="Times New Roman"/>
+          <w:i/>
+          <w:iCs/>
+          <w:sz w:val="22"/>
+          <w:szCs w:val="22"/>
+        </w:rPr>
+        <w:t>e</w:t>
       </w:r>
     </w:p>
     <w:p>
@@ -36186,6 +36548,95 @@
       <w:r>
         <w:rPr>
           <w:rFonts w:ascii="Times New Roman" w:hAnsi="Times New Roman" w:cs="Times New Roman"/>
+          <w:i/>
+          <w:iCs/>
+          <w:sz w:val="22"/>
+          <w:szCs w:val="22"/>
+        </w:rPr>
+        <w:tab/>
+      </w:r>
+      <w:r>
+        <w:rPr>
+          <w:rFonts w:ascii="Times New Roman" w:hAnsi="Times New Roman" w:cs="Times New Roman"/>
+          <w:i/>
+          <w:iCs/>
+          <w:sz w:val="22"/>
+          <w:szCs w:val="22"/>
+        </w:rPr>
+        <w:tab/>
+        <w:t>Project: Agreement between inertial and optical measure</w:t>
+      </w:r>
+      <w:r>
+        <w:rPr>
+          <w:rFonts w:ascii="Times New Roman" w:hAnsi="Times New Roman" w:cs="Times New Roman"/>
+          <w:i/>
+          <w:iCs/>
+          <w:sz w:val="22"/>
+          <w:szCs w:val="22"/>
+        </w:rPr>
+        <w:t>s</w:t>
+      </w:r>
+      <w:r>
+        <w:rPr>
+          <w:rFonts w:ascii="Times New Roman" w:hAnsi="Times New Roman" w:cs="Times New Roman"/>
+          <w:i/>
+          <w:iCs/>
+          <w:sz w:val="22"/>
+          <w:szCs w:val="22"/>
+        </w:rPr>
+        <w:t xml:space="preserve"> of step length during treadmill </w:t>
+      </w:r>
+      <w:r>
+        <w:rPr>
+          <w:rFonts w:ascii="Times New Roman" w:hAnsi="Times New Roman" w:cs="Times New Roman"/>
+          <w:i/>
+          <w:iCs/>
+          <w:sz w:val="22"/>
+          <w:szCs w:val="22"/>
+        </w:rPr>
+        <w:tab/>
+      </w:r>
+      <w:r>
+        <w:rPr>
+          <w:rFonts w:ascii="Times New Roman" w:hAnsi="Times New Roman" w:cs="Times New Roman"/>
+          <w:i/>
+          <w:iCs/>
+          <w:sz w:val="22"/>
+          <w:szCs w:val="22"/>
+        </w:rPr>
+        <w:tab/>
+      </w:r>
+      <w:r>
+        <w:rPr>
+          <w:rFonts w:ascii="Times New Roman" w:hAnsi="Times New Roman" w:cs="Times New Roman"/>
+          <w:i/>
+          <w:iCs/>
+          <w:sz w:val="22"/>
+          <w:szCs w:val="22"/>
+        </w:rPr>
+        <w:tab/>
+        <w:t>walking in Parkinson’s Disease</w:t>
+      </w:r>
+    </w:p>
+    <w:p>
+      <w:pPr>
+        <w:tabs>
+          <w:tab w:val="right" w:pos="1701"/>
+          <w:tab w:val="left" w:pos="1843"/>
+          <w:tab w:val="right" w:pos="9923"/>
+        </w:tabs>
+        <w:spacing w:before="120" w:after="0" w:line="240" w:lineRule="auto"/>
+        <w:rPr>
+          <w:rFonts w:ascii="Times New Roman" w:hAnsi="Times New Roman" w:cs="Times New Roman"/>
+          <w:i/>
+          <w:iCs/>
+          <w:sz w:val="22"/>
+          <w:szCs w:val="22"/>
+        </w:rPr>
+      </w:pPr>
+      <w:r>
+        <w:rPr>
+          <w:rFonts w:ascii="Times New Roman" w:hAnsi="Times New Roman" w:cs="Times New Roman"/>
           <w:b/>
           <w:bCs/>
           <w:sz w:val="28"/>
@@ -36243,7 +36694,7 @@
           <w:sz w:val="22"/>
           <w:szCs w:val="22"/>
         </w:rPr>
-        <w:t>Clara Guedes</w:t>
+        <w:t>Jae Young Park</w:t>
       </w:r>
       <w:r>
         <w:rPr>
@@ -36263,7 +36714,7 @@
           <w:sz w:val="22"/>
           <w:szCs w:val="22"/>
         </w:rPr>
-        <w:t>B.S. then M</w:t>
+        <w:t>M</w:t>
       </w:r>
       <w:r>
         <w:rPr>
@@ -36273,7 +36724,441 @@
           <w:sz w:val="22"/>
           <w:szCs w:val="22"/>
         </w:rPr>
-        <w:t xml:space="preserve">.S. Student in Kinesiology, McGill U. </w:t>
+        <w:t>.S</w:t>
+      </w:r>
+      <w:r>
+        <w:rPr>
+          <w:rFonts w:ascii="Times New Roman" w:hAnsi="Times New Roman" w:cs="Times New Roman"/>
+          <w:i/>
+          <w:iCs/>
+          <w:sz w:val="22"/>
+          <w:szCs w:val="22"/>
+        </w:rPr>
+        <w:t>c</w:t>
+      </w:r>
+      <w:r>
+        <w:rPr>
+          <w:rFonts w:ascii="Times New Roman" w:hAnsi="Times New Roman" w:cs="Times New Roman"/>
+          <w:i/>
+          <w:iCs/>
+          <w:sz w:val="22"/>
+          <w:szCs w:val="22"/>
+        </w:rPr>
+        <w:t xml:space="preserve">. Student in </w:t>
+      </w:r>
+      <w:r>
+        <w:rPr>
+          <w:rFonts w:ascii="Times New Roman" w:hAnsi="Times New Roman" w:cs="Times New Roman"/>
+          <w:i/>
+          <w:iCs/>
+          <w:sz w:val="22"/>
+          <w:szCs w:val="22"/>
+        </w:rPr>
+        <w:t>Neurosciences &amp; Biomechanics</w:t>
+      </w:r>
+      <w:r>
+        <w:rPr>
+          <w:rFonts w:ascii="Times New Roman" w:hAnsi="Times New Roman" w:cs="Times New Roman"/>
+          <w:i/>
+          <w:iCs/>
+          <w:sz w:val="22"/>
+          <w:szCs w:val="22"/>
+        </w:rPr>
+        <w:t xml:space="preserve">, McGill U. </w:t>
+      </w:r>
+    </w:p>
+    <w:p>
+      <w:pPr>
+        <w:tabs>
+          <w:tab w:val="right" w:pos="1701"/>
+          <w:tab w:val="left" w:pos="1843"/>
+          <w:tab w:val="right" w:pos="9923"/>
+        </w:tabs>
+        <w:spacing w:before="80" w:after="0" w:line="240" w:lineRule="auto"/>
+        <w:rPr>
+          <w:rFonts w:ascii="Times New Roman" w:hAnsi="Times New Roman" w:cs="Times New Roman"/>
+          <w:i/>
+          <w:iCs/>
+          <w:sz w:val="22"/>
+          <w:szCs w:val="22"/>
+        </w:rPr>
+      </w:pPr>
+      <w:r>
+        <w:rPr>
+          <w:rFonts w:ascii="Times New Roman" w:hAnsi="Times New Roman" w:cs="Times New Roman"/>
+          <w:i/>
+          <w:iCs/>
+          <w:sz w:val="22"/>
+          <w:szCs w:val="22"/>
+        </w:rPr>
+        <w:tab/>
+      </w:r>
+      <w:r>
+        <w:rPr>
+          <w:rFonts w:ascii="Times New Roman" w:hAnsi="Times New Roman" w:cs="Times New Roman"/>
+          <w:i/>
+          <w:iCs/>
+          <w:sz w:val="22"/>
+          <w:szCs w:val="22"/>
+        </w:rPr>
+        <w:tab/>
+        <w:t>Project: Fatigue-Related White Matter Changes in Parkinson’s Disease</w:t>
+      </w:r>
+    </w:p>
+    <w:p>
+      <w:pPr>
+        <w:tabs>
+          <w:tab w:val="right" w:pos="1701"/>
+          <w:tab w:val="left" w:pos="1843"/>
+          <w:tab w:val="right" w:pos="9923"/>
+        </w:tabs>
+        <w:spacing w:before="120" w:after="0" w:line="240" w:lineRule="auto"/>
+        <w:rPr>
+          <w:rFonts w:ascii="Times New Roman" w:hAnsi="Times New Roman" w:cs="Times New Roman"/>
+          <w:i/>
+          <w:iCs/>
+          <w:sz w:val="22"/>
+          <w:szCs w:val="22"/>
+        </w:rPr>
+      </w:pPr>
+      <w:r>
+        <w:rPr>
+          <w:rFonts w:ascii="Times New Roman" w:hAnsi="Times New Roman" w:cs="Times New Roman"/>
+          <w:b/>
+          <w:bCs/>
+          <w:sz w:val="28"/>
+          <w:szCs w:val="28"/>
+        </w:rPr>
+        <w:tab/>
+      </w:r>
+      <w:r>
+        <w:rPr>
+          <w:rFonts w:ascii="Times New Roman" w:hAnsi="Times New Roman" w:cs="Times New Roman"/>
+          <w:i/>
+          <w:iCs/>
+          <w:sz w:val="22"/>
+          <w:szCs w:val="22"/>
+        </w:rPr>
+        <w:t>2024</w:t>
+      </w:r>
+      <w:r>
+        <w:rPr>
+          <w:rFonts w:ascii="Times New Roman" w:hAnsi="Times New Roman" w:cs="Times New Roman"/>
+          <w:i/>
+          <w:iCs/>
+          <w:sz w:val="22"/>
+          <w:szCs w:val="22"/>
+        </w:rPr>
+        <w:t>-</w:t>
+      </w:r>
+      <w:r>
+        <w:rPr>
+          <w:rFonts w:ascii="Times New Roman" w:hAnsi="Times New Roman" w:cs="Times New Roman"/>
+          <w:i/>
+          <w:iCs/>
+          <w:sz w:val="22"/>
+          <w:szCs w:val="22"/>
+        </w:rPr>
+        <w:t>Now</w:t>
+      </w:r>
+      <w:r>
+        <w:rPr>
+          <w:rFonts w:ascii="Times New Roman" w:hAnsi="Times New Roman" w:cs="Times New Roman"/>
+          <w:i/>
+          <w:iCs/>
+          <w:sz w:val="22"/>
+          <w:szCs w:val="22"/>
+        </w:rPr>
+        <w:tab/>
+      </w:r>
+      <w:r>
+        <w:rPr>
+          <w:rFonts w:ascii="Times New Roman" w:hAnsi="Times New Roman" w:cs="Times New Roman"/>
+          <w:b/>
+          <w:bCs/>
+          <w:i/>
+          <w:iCs/>
+          <w:sz w:val="22"/>
+          <w:szCs w:val="22"/>
+        </w:rPr>
+        <w:t>Tomoha Ogawa</w:t>
+      </w:r>
+      <w:r>
+        <w:rPr>
+          <w:rFonts w:ascii="Times New Roman" w:hAnsi="Times New Roman" w:cs="Times New Roman"/>
+          <w:i/>
+          <w:iCs/>
+          <w:sz w:val="22"/>
+          <w:szCs w:val="22"/>
+        </w:rPr>
+        <w:t xml:space="preserve">, </w:t>
+      </w:r>
+      <w:r>
+        <w:rPr>
+          <w:rFonts w:ascii="Times New Roman" w:hAnsi="Times New Roman" w:cs="Times New Roman"/>
+          <w:i/>
+          <w:iCs/>
+          <w:sz w:val="22"/>
+          <w:szCs w:val="22"/>
+        </w:rPr>
+        <w:t>M</w:t>
+      </w:r>
+      <w:r>
+        <w:rPr>
+          <w:rFonts w:ascii="Times New Roman" w:hAnsi="Times New Roman" w:cs="Times New Roman"/>
+          <w:i/>
+          <w:iCs/>
+          <w:sz w:val="22"/>
+          <w:szCs w:val="22"/>
+        </w:rPr>
+        <w:t>.S</w:t>
+      </w:r>
+      <w:r>
+        <w:rPr>
+          <w:rFonts w:ascii="Times New Roman" w:hAnsi="Times New Roman" w:cs="Times New Roman"/>
+          <w:i/>
+          <w:iCs/>
+          <w:sz w:val="22"/>
+          <w:szCs w:val="22"/>
+        </w:rPr>
+        <w:t>c</w:t>
+      </w:r>
+      <w:r>
+        <w:rPr>
+          <w:rFonts w:ascii="Times New Roman" w:hAnsi="Times New Roman" w:cs="Times New Roman"/>
+          <w:i/>
+          <w:iCs/>
+          <w:sz w:val="22"/>
+          <w:szCs w:val="22"/>
+        </w:rPr>
+        <w:t xml:space="preserve">. Student in </w:t>
+      </w:r>
+      <w:r>
+        <w:rPr>
+          <w:rFonts w:ascii="Times New Roman" w:hAnsi="Times New Roman" w:cs="Times New Roman"/>
+          <w:i/>
+          <w:iCs/>
+          <w:sz w:val="22"/>
+          <w:szCs w:val="22"/>
+        </w:rPr>
+        <w:t>Neurosciences &amp; Biomechanics</w:t>
+      </w:r>
+      <w:r>
+        <w:rPr>
+          <w:rFonts w:ascii="Times New Roman" w:hAnsi="Times New Roman" w:cs="Times New Roman"/>
+          <w:i/>
+          <w:iCs/>
+          <w:sz w:val="22"/>
+          <w:szCs w:val="22"/>
+        </w:rPr>
+        <w:t xml:space="preserve">, McGill U. </w:t>
+      </w:r>
+    </w:p>
+    <w:p>
+      <w:pPr>
+        <w:tabs>
+          <w:tab w:val="right" w:pos="1701"/>
+          <w:tab w:val="left" w:pos="1843"/>
+          <w:tab w:val="right" w:pos="9923"/>
+        </w:tabs>
+        <w:spacing w:before="80" w:after="0" w:line="240" w:lineRule="auto"/>
+        <w:rPr>
+          <w:rFonts w:ascii="Times New Roman" w:hAnsi="Times New Roman" w:cs="Times New Roman"/>
+          <w:i/>
+          <w:iCs/>
+          <w:sz w:val="22"/>
+          <w:szCs w:val="22"/>
+        </w:rPr>
+      </w:pPr>
+      <w:r>
+        <w:rPr>
+          <w:rFonts w:ascii="Times New Roman" w:hAnsi="Times New Roman" w:cs="Times New Roman"/>
+          <w:i/>
+          <w:iCs/>
+          <w:sz w:val="22"/>
+          <w:szCs w:val="22"/>
+        </w:rPr>
+        <w:tab/>
+      </w:r>
+      <w:r>
+        <w:rPr>
+          <w:rFonts w:ascii="Times New Roman" w:hAnsi="Times New Roman" w:cs="Times New Roman"/>
+          <w:i/>
+          <w:iCs/>
+          <w:sz w:val="22"/>
+          <w:szCs w:val="22"/>
+        </w:rPr>
+        <w:tab/>
+        <w:t>Project: Neuromodulation of the parietal cortex to improve gait in Parkinson’s Disease</w:t>
+      </w:r>
+    </w:p>
+    <w:p>
+      <w:pPr>
+        <w:tabs>
+          <w:tab w:val="right" w:pos="1701"/>
+          <w:tab w:val="left" w:pos="1843"/>
+          <w:tab w:val="right" w:pos="9923"/>
+        </w:tabs>
+        <w:spacing w:before="80" w:after="0" w:line="240" w:lineRule="auto"/>
+        <w:rPr>
+          <w:rFonts w:ascii="Times New Roman" w:hAnsi="Times New Roman" w:cs="Times New Roman"/>
+          <w:i/>
+          <w:iCs/>
+          <w:sz w:val="22"/>
+          <w:szCs w:val="22"/>
+        </w:rPr>
+      </w:pPr>
+      <w:r>
+        <w:rPr>
+          <w:rFonts w:ascii="Times New Roman" w:hAnsi="Times New Roman" w:cs="Times New Roman"/>
+          <w:b/>
+          <w:bCs/>
+          <w:sz w:val="28"/>
+          <w:szCs w:val="28"/>
+        </w:rPr>
+        <w:tab/>
+      </w:r>
+      <w:r>
+        <w:rPr>
+          <w:rFonts w:ascii="Times New Roman" w:hAnsi="Times New Roman" w:cs="Times New Roman"/>
+          <w:i/>
+          <w:iCs/>
+          <w:sz w:val="22"/>
+          <w:szCs w:val="22"/>
+        </w:rPr>
+        <w:t>2024</w:t>
+      </w:r>
+      <w:r>
+        <w:rPr>
+          <w:rFonts w:ascii="Times New Roman" w:hAnsi="Times New Roman" w:cs="Times New Roman"/>
+          <w:i/>
+          <w:iCs/>
+          <w:sz w:val="22"/>
+          <w:szCs w:val="22"/>
+        </w:rPr>
+        <w:t>-</w:t>
+      </w:r>
+      <w:r>
+        <w:rPr>
+          <w:rFonts w:ascii="Times New Roman" w:hAnsi="Times New Roman" w:cs="Times New Roman"/>
+          <w:i/>
+          <w:iCs/>
+          <w:sz w:val="22"/>
+          <w:szCs w:val="22"/>
+        </w:rPr>
+        <w:t>Now</w:t>
+      </w:r>
+      <w:r>
+        <w:rPr>
+          <w:rFonts w:ascii="Times New Roman" w:hAnsi="Times New Roman" w:cs="Times New Roman"/>
+          <w:i/>
+          <w:iCs/>
+          <w:sz w:val="22"/>
+          <w:szCs w:val="22"/>
+        </w:rPr>
+        <w:tab/>
+      </w:r>
+      <w:r>
+        <w:rPr>
+          <w:rFonts w:ascii="Times New Roman" w:hAnsi="Times New Roman" w:cs="Times New Roman"/>
+          <w:b/>
+          <w:bCs/>
+          <w:i/>
+          <w:iCs/>
+          <w:sz w:val="22"/>
+          <w:szCs w:val="22"/>
+        </w:rPr>
+        <w:t>Clara Guedes</w:t>
+      </w:r>
+      <w:r>
+        <w:rPr>
+          <w:rFonts w:ascii="Times New Roman" w:hAnsi="Times New Roman" w:cs="Times New Roman"/>
+          <w:i/>
+          <w:iCs/>
+          <w:sz w:val="22"/>
+          <w:szCs w:val="22"/>
+        </w:rPr>
+        <w:t xml:space="preserve">, </w:t>
+      </w:r>
+      <w:r>
+        <w:rPr>
+          <w:rFonts w:ascii="Times New Roman" w:hAnsi="Times New Roman" w:cs="Times New Roman"/>
+          <w:i/>
+          <w:iCs/>
+          <w:sz w:val="22"/>
+          <w:szCs w:val="22"/>
+        </w:rPr>
+        <w:t>B.S</w:t>
+      </w:r>
+      <w:r>
+        <w:rPr>
+          <w:rFonts w:ascii="Times New Roman" w:hAnsi="Times New Roman" w:cs="Times New Roman"/>
+          <w:i/>
+          <w:iCs/>
+          <w:sz w:val="22"/>
+          <w:szCs w:val="22"/>
+        </w:rPr>
+        <w:t>c</w:t>
+      </w:r>
+      <w:r>
+        <w:rPr>
+          <w:rFonts w:ascii="Times New Roman" w:hAnsi="Times New Roman" w:cs="Times New Roman"/>
+          <w:i/>
+          <w:iCs/>
+          <w:sz w:val="22"/>
+          <w:szCs w:val="22"/>
+        </w:rPr>
+        <w:t>. then M</w:t>
+      </w:r>
+      <w:r>
+        <w:rPr>
+          <w:rFonts w:ascii="Times New Roman" w:hAnsi="Times New Roman" w:cs="Times New Roman"/>
+          <w:i/>
+          <w:iCs/>
+          <w:sz w:val="22"/>
+          <w:szCs w:val="22"/>
+        </w:rPr>
+        <w:t>.S</w:t>
+      </w:r>
+      <w:r>
+        <w:rPr>
+          <w:rFonts w:ascii="Times New Roman" w:hAnsi="Times New Roman" w:cs="Times New Roman"/>
+          <w:i/>
+          <w:iCs/>
+          <w:sz w:val="22"/>
+          <w:szCs w:val="22"/>
+        </w:rPr>
+        <w:t>c</w:t>
+      </w:r>
+      <w:r>
+        <w:rPr>
+          <w:rFonts w:ascii="Times New Roman" w:hAnsi="Times New Roman" w:cs="Times New Roman"/>
+          <w:i/>
+          <w:iCs/>
+          <w:sz w:val="22"/>
+          <w:szCs w:val="22"/>
+        </w:rPr>
+        <w:t xml:space="preserve">. Student in </w:t>
+      </w:r>
+      <w:r>
+        <w:rPr>
+          <w:rFonts w:ascii="Times New Roman" w:hAnsi="Times New Roman" w:cs="Times New Roman"/>
+          <w:i/>
+          <w:iCs/>
+          <w:sz w:val="22"/>
+          <w:szCs w:val="22"/>
+        </w:rPr>
+        <w:t>Neurosciences &amp; Biomechanics</w:t>
+      </w:r>
+      <w:r>
+        <w:rPr>
+          <w:rFonts w:ascii="Times New Roman" w:hAnsi="Times New Roman" w:cs="Times New Roman"/>
+          <w:i/>
+          <w:iCs/>
+          <w:sz w:val="22"/>
+          <w:szCs w:val="22"/>
+        </w:rPr>
+        <w:t xml:space="preserve">, McGill U. </w:t>
       </w:r>
     </w:p>
     <w:p>
@@ -36376,7 +37261,47 @@
           <w:szCs w:val="22"/>
         </w:rPr>
         <w:tab/>
-        <w:t>Project: Fatigue-Related White Matter Changes in Parkinson’s Disease</w:t>
+        <w:t xml:space="preserve">Project: </w:t>
+      </w:r>
+      <w:r>
+        <w:rPr>
+          <w:rFonts w:ascii="Times New Roman" w:hAnsi="Times New Roman" w:cs="Times New Roman"/>
+          <w:i/>
+          <w:iCs/>
+          <w:sz w:val="22"/>
+          <w:szCs w:val="22"/>
+        </w:rPr>
+        <w:t>Split-belt treadmill training</w:t>
+      </w:r>
+      <w:r>
+        <w:rPr>
+          <w:rFonts w:ascii="Times New Roman" w:hAnsi="Times New Roman" w:cs="Times New Roman"/>
+          <w:i/>
+          <w:iCs/>
+          <w:sz w:val="22"/>
+          <w:szCs w:val="22"/>
+        </w:rPr>
+        <w:t xml:space="preserve"> to improve</w:t>
+      </w:r>
+      <w:r>
+        <w:rPr>
+          <w:rFonts w:ascii="Times New Roman" w:hAnsi="Times New Roman" w:cs="Times New Roman"/>
+          <w:i/>
+          <w:iCs/>
+          <w:sz w:val="22"/>
+          <w:szCs w:val="22"/>
+        </w:rPr>
+        <w:t xml:space="preserve"> gait </w:t>
+      </w:r>
+      <w:r>
+        <w:rPr>
+          <w:rFonts w:ascii="Times New Roman" w:hAnsi="Times New Roman" w:cs="Times New Roman"/>
+          <w:i/>
+          <w:iCs/>
+          <w:sz w:val="22"/>
+          <w:szCs w:val="22"/>
+        </w:rPr>
+        <w:t>in Parkinson’s Disease</w:t>
       </w:r>
     </w:p>
     <w:p>
@@ -36433,7 +37358,7 @@
           <w:sz w:val="22"/>
           <w:szCs w:val="22"/>
         </w:rPr>
-        <w:t>Now</w:t>
+        <w:t>2026</w:t>
       </w:r>
       <w:r>
         <w:rPr>
@@ -36465,7 +37390,27 @@
           <w:sz w:val="22"/>
           <w:szCs w:val="22"/>
         </w:rPr>
-        <w:t xml:space="preserve">, B.S. Student in Kinesiology, McGill U. </w:t>
+        <w:t>, B.S</w:t>
+      </w:r>
+      <w:r>
+        <w:rPr>
+          <w:rFonts w:ascii="Times New Roman" w:hAnsi="Times New Roman" w:cs="Times New Roman"/>
+          <w:i/>
+          <w:iCs/>
+          <w:sz w:val="22"/>
+          <w:szCs w:val="22"/>
+        </w:rPr>
+        <w:t>c</w:t>
+      </w:r>
+      <w:r>
+        <w:rPr>
+          <w:rFonts w:ascii="Times New Roman" w:hAnsi="Times New Roman" w:cs="Times New Roman"/>
+          <w:i/>
+          <w:iCs/>
+          <w:sz w:val="22"/>
+          <w:szCs w:val="22"/>
+        </w:rPr>
+        <w:t xml:space="preserve">. Student in Kinesiology, McGill U. </w:t>
       </w:r>
     </w:p>
     <w:p>
@@ -36533,7 +37478,7 @@
           <w:tab w:val="left" w:pos="1843"/>
           <w:tab w:val="right" w:pos="9923"/>
         </w:tabs>
-        <w:spacing w:before="120" w:after="0" w:line="240" w:lineRule="auto"/>
+        <w:spacing w:before="80" w:after="0" w:line="240" w:lineRule="auto"/>
         <w:rPr>
           <w:rFonts w:ascii="Times New Roman" w:hAnsi="Times New Roman" w:cs="Times New Roman"/>
           <w:i/>
@@ -36560,7 +37505,7 @@
           <w:sz w:val="22"/>
           <w:szCs w:val="22"/>
         </w:rPr>
-        <w:t>2024</w:t>
+        <w:tab/>
       </w:r>
       <w:r>
         <w:rPr>
@@ -36570,21 +37515,27 @@
           <w:sz w:val="22"/>
           <w:szCs w:val="22"/>
         </w:rPr>
-        <w:tab/>
-      </w:r>
-      <w:r>
-        <w:rPr>
-          <w:rFonts w:ascii="Times New Roman" w:hAnsi="Times New Roman" w:cs="Times New Roman"/>
-          <w:b/>
-          <w:bCs/>
+        <w:t>Next</w:t>
+      </w:r>
+      <w:r>
+        <w:rPr>
+          <w:rFonts w:ascii="Times New Roman" w:hAnsi="Times New Roman" w:cs="Times New Roman"/>
           <w:i/>
           <w:iCs/>
           <w:sz w:val="22"/>
           <w:szCs w:val="22"/>
         </w:rPr>
-        <w:t>Laura Higuita</w:t>
-      </w:r>
-      <w:r>
+        <w:t>: M.Sc. Student in Kinesiology, University of Toronto</w:t>
+      </w:r>
+    </w:p>
+    <w:p>
+      <w:pPr>
+        <w:tabs>
+          <w:tab w:val="right" w:pos="1701"/>
+          <w:tab w:val="left" w:pos="1843"/>
+          <w:tab w:val="right" w:pos="9923"/>
+        </w:tabs>
+        <w:spacing w:before="120" w:after="0" w:line="240" w:lineRule="auto"/>
         <w:rPr>
           <w:rFonts w:ascii="Times New Roman" w:hAnsi="Times New Roman" w:cs="Times New Roman"/>
           <w:i/>
@@ -36592,7 +37543,68 @@
           <w:sz w:val="22"/>
           <w:szCs w:val="22"/>
         </w:rPr>
+      </w:pPr>
+      <w:r>
+        <w:rPr>
+          <w:rFonts w:ascii="Times New Roman" w:hAnsi="Times New Roman" w:cs="Times New Roman"/>
+          <w:i/>
+          <w:iCs/>
+          <w:sz w:val="22"/>
+          <w:szCs w:val="22"/>
+        </w:rPr>
+        <w:tab/>
+      </w:r>
+      <w:r>
+        <w:rPr>
+          <w:rFonts w:ascii="Times New Roman" w:hAnsi="Times New Roman" w:cs="Times New Roman"/>
+          <w:i/>
+          <w:iCs/>
+          <w:sz w:val="22"/>
+          <w:szCs w:val="22"/>
+        </w:rPr>
+        <w:t>2024</w:t>
+      </w:r>
+      <w:r>
+        <w:rPr>
+          <w:rFonts w:ascii="Times New Roman" w:hAnsi="Times New Roman" w:cs="Times New Roman"/>
+          <w:i/>
+          <w:iCs/>
+          <w:sz w:val="22"/>
+          <w:szCs w:val="22"/>
+        </w:rPr>
+        <w:tab/>
+      </w:r>
+      <w:r>
+        <w:rPr>
+          <w:rFonts w:ascii="Times New Roman" w:hAnsi="Times New Roman" w:cs="Times New Roman"/>
+          <w:b/>
+          <w:bCs/>
+          <w:i/>
+          <w:iCs/>
+          <w:sz w:val="22"/>
+          <w:szCs w:val="22"/>
+        </w:rPr>
+        <w:t>Laura Higuita</w:t>
+      </w:r>
+      <w:r>
+        <w:rPr>
+          <w:rFonts w:ascii="Times New Roman" w:hAnsi="Times New Roman" w:cs="Times New Roman"/>
+          <w:i/>
+          <w:iCs/>
+          <w:sz w:val="22"/>
+          <w:szCs w:val="22"/>
+        </w:rPr>
         <w:t>, MITACS B.S</w:t>
+      </w:r>
+      <w:r>
+        <w:rPr>
+          <w:rFonts w:ascii="Times New Roman" w:hAnsi="Times New Roman" w:cs="Times New Roman"/>
+          <w:i/>
+          <w:iCs/>
+          <w:sz w:val="22"/>
+          <w:szCs w:val="22"/>
+        </w:rPr>
+        <w:t>c</w:t>
       </w:r>
       <w:r>
         <w:rPr>
@@ -36718,7 +37730,26 @@
           <w:szCs w:val="22"/>
         </w:rPr>
         <w:tab/>
-        <w:t>Now:</w:t>
+      </w:r>
+      <w:r>
+        <w:rPr>
+          <w:rFonts w:ascii="Times New Roman" w:hAnsi="Times New Roman" w:cs="Times New Roman"/>
+          <w:i/>
+          <w:iCs/>
+          <w:sz w:val="22"/>
+          <w:szCs w:val="22"/>
+        </w:rPr>
+        <w:t>Next</w:t>
+      </w:r>
+      <w:r>
+        <w:rPr>
+          <w:rFonts w:ascii="Times New Roman" w:hAnsi="Times New Roman" w:cs="Times New Roman"/>
+          <w:i/>
+          <w:iCs/>
+          <w:sz w:val="22"/>
+          <w:szCs w:val="22"/>
+        </w:rPr>
+        <w:t>:</w:t>
       </w:r>
       <w:r>
         <w:rPr>
@@ -36922,7 +37953,7 @@
           <w:szCs w:val="22"/>
         </w:rPr>
         <w:tab/>
-        <w:t>Comprehensive training as future instructor</w:t>
+        <w:t>Comprehensive training as instructor</w:t>
       </w:r>
     </w:p>
     <w:p>
@@ -37466,7 +38497,7 @@
           <w:bCs/>
           <w:sz w:val="28"/>
           <w:szCs w:val="28"/>
-          <w:lang w:val="fr-CA"/>
+          <w:lang w:val="en-CA"/>
         </w:rPr>
         <w:t>Professional Affiliations</w:t>
       </w:r>
@@ -37603,17 +38634,7 @@
           <w:sz w:val="21"/>
           <w:szCs w:val="21"/>
         </w:rPr>
-        <w:t>5</w:t>
-      </w:r>
-      <w:r>
-        <w:rPr>
-          <w:rFonts w:ascii="Times New Roman" w:hAnsi="Times New Roman" w:cs="Times New Roman"/>
-          <w:i/>
-          <w:iCs/>
-          <w:sz w:val="21"/>
-          <w:szCs w:val="21"/>
-        </w:rPr>
-        <w:t>-Now</w:t>
+        <w:t>5-Now</w:t>
       </w:r>
       <w:r>
         <w:rPr>
@@ -37925,6 +38946,7 @@
           <w:sz w:val="28"/>
           <w:szCs w:val="28"/>
         </w:rPr>
+        <w:lastRenderedPageBreak/>
         <w:tab/>
       </w:r>
       <w:r>
@@ -38112,129 +39134,866 @@
           <w:rFonts w:ascii="Times New Roman" w:hAnsi="Times New Roman" w:cs="Times New Roman"/>
           <w:b/>
           <w:bCs/>
+          <w:sz w:val="21"/>
+          <w:szCs w:val="21"/>
+          <w:lang w:val="en-CA"/>
+        </w:rPr>
+      </w:pPr>
+      <w:r>
+        <w:rPr>
+          <w:rFonts w:ascii="Times New Roman" w:hAnsi="Times New Roman" w:cs="Times New Roman"/>
+          <w:b/>
+          <w:bCs/>
           <w:sz w:val="28"/>
           <w:szCs w:val="28"/>
-          <w:lang w:val="en-CA"/>
-        </w:rPr>
-      </w:pPr>
-      <w:r>
-        <w:rPr>
-          <w:rFonts w:ascii="Times New Roman" w:hAnsi="Times New Roman" w:cs="Times New Roman"/>
-          <w:b/>
-          <w:bCs/>
+        </w:rPr>
+        <w:tab/>
+      </w:r>
+      <w:r>
+        <w:rPr>
+          <w:rFonts w:ascii="Times New Roman" w:hAnsi="Times New Roman" w:cs="Times New Roman"/>
+          <w:i/>
+          <w:iCs/>
+          <w:sz w:val="21"/>
+          <w:szCs w:val="21"/>
+        </w:rPr>
+        <w:t>202</w:t>
+      </w:r>
+      <w:r>
+        <w:rPr>
+          <w:rFonts w:ascii="Times New Roman" w:hAnsi="Times New Roman" w:cs="Times New Roman"/>
+          <w:i/>
+          <w:iCs/>
+          <w:sz w:val="21"/>
+          <w:szCs w:val="21"/>
+        </w:rPr>
+        <w:t>3-Now</w:t>
+      </w:r>
+      <w:r>
+        <w:rPr>
+          <w:rFonts w:ascii="Times New Roman" w:hAnsi="Times New Roman" w:cs="Times New Roman"/>
+          <w:b/>
+          <w:bCs/>
+          <w:sz w:val="21"/>
+          <w:szCs w:val="21"/>
+          <w:lang w:val="en-CA"/>
+        </w:rPr>
+        <w:tab/>
+      </w:r>
+      <w:r>
+        <w:rPr>
+          <w:rFonts w:ascii="Times New Roman" w:hAnsi="Times New Roman" w:cs="Times New Roman"/>
+          <w:b/>
+          <w:bCs/>
+          <w:sz w:val="21"/>
+          <w:szCs w:val="21"/>
+          <w:lang w:val="en-CA"/>
+        </w:rPr>
+        <w:t>Member of the Research Committee, Rehabilitation</w:t>
+      </w:r>
+      <w:r>
+        <w:rPr>
+          <w:rFonts w:ascii="Times New Roman" w:hAnsi="Times New Roman" w:cs="Times New Roman"/>
+          <w:b/>
+          <w:bCs/>
+          <w:sz w:val="21"/>
+          <w:szCs w:val="21"/>
+          <w:lang w:val="en-CA"/>
+        </w:rPr>
+        <w:t xml:space="preserve"> </w:t>
+      </w:r>
+      <w:r>
+        <w:rPr>
+          <w:rFonts w:ascii="Times New Roman" w:hAnsi="Times New Roman" w:cs="Times New Roman"/>
+          <w:b/>
+          <w:bCs/>
+          <w:sz w:val="21"/>
+          <w:szCs w:val="21"/>
+          <w:lang w:val="en-CA"/>
+        </w:rPr>
+        <w:t>Depart</w:t>
+      </w:r>
+      <w:r>
+        <w:rPr>
+          <w:rFonts w:ascii="Times New Roman" w:hAnsi="Times New Roman" w:cs="Times New Roman"/>
+          <w:b/>
+          <w:bCs/>
+          <w:sz w:val="21"/>
+          <w:szCs w:val="21"/>
+          <w:lang w:val="en-CA"/>
+        </w:rPr>
+        <w:t>ment</w:t>
+      </w:r>
+      <w:r>
+        <w:rPr>
+          <w:rFonts w:ascii="Times New Roman" w:hAnsi="Times New Roman" w:cs="Times New Roman"/>
+          <w:sz w:val="21"/>
+          <w:szCs w:val="21"/>
+          <w:lang w:val="en-CA"/>
+        </w:rPr>
+        <w:t xml:space="preserve">, </w:t>
+      </w:r>
+      <w:r>
+        <w:rPr>
+          <w:rFonts w:ascii="Times New Roman" w:hAnsi="Times New Roman" w:cs="Times New Roman"/>
+          <w:sz w:val="21"/>
+          <w:szCs w:val="21"/>
+          <w:lang w:val="en-CA"/>
+        </w:rPr>
+        <w:t>University of Paris – Cité</w:t>
+      </w:r>
+      <w:r>
+        <w:rPr>
+          <w:rFonts w:ascii="Times New Roman" w:hAnsi="Times New Roman" w:cs="Times New Roman"/>
+          <w:b/>
+          <w:bCs/>
+          <w:sz w:val="21"/>
+          <w:szCs w:val="21"/>
+          <w:lang w:val="en-CA"/>
+        </w:rPr>
+        <w:tab/>
+      </w:r>
+    </w:p>
+    <w:p>
+      <w:pPr>
+        <w:tabs>
+          <w:tab w:val="left" w:pos="1843"/>
+          <w:tab w:val="right" w:pos="9356"/>
+        </w:tabs>
+        <w:spacing w:before="480" w:after="240" w:line="240" w:lineRule="auto"/>
+        <w:ind w:left="1843"/>
+        <w:jc w:val="both"/>
+        <w:rPr>
+          <w:rFonts w:ascii="Times New Roman" w:hAnsi="Times New Roman" w:cs="Times New Roman"/>
           <w:sz w:val="28"/>
           <w:szCs w:val="28"/>
         </w:rPr>
-        <w:tab/>
-      </w:r>
-      <w:r>
-        <w:rPr>
-          <w:rFonts w:ascii="Times New Roman" w:hAnsi="Times New Roman" w:cs="Times New Roman"/>
-          <w:i/>
-          <w:iCs/>
-          <w:sz w:val="21"/>
-          <w:szCs w:val="21"/>
-        </w:rPr>
-        <w:t>202</w:t>
-      </w:r>
-      <w:r>
-        <w:rPr>
-          <w:rFonts w:ascii="Times New Roman" w:hAnsi="Times New Roman" w:cs="Times New Roman"/>
-          <w:i/>
-          <w:iCs/>
-          <w:sz w:val="21"/>
-          <w:szCs w:val="21"/>
-        </w:rPr>
-        <w:t>3-Now</w:t>
-      </w:r>
-      <w:r>
-        <w:rPr>
-          <w:rFonts w:ascii="Times New Roman" w:hAnsi="Times New Roman" w:cs="Times New Roman"/>
-          <w:b/>
-          <w:bCs/>
-          <w:sz w:val="21"/>
-          <w:szCs w:val="21"/>
-          <w:lang w:val="en-CA"/>
-        </w:rPr>
-        <w:tab/>
-      </w:r>
-      <w:r>
-        <w:rPr>
-          <w:rFonts w:ascii="Times New Roman" w:hAnsi="Times New Roman" w:cs="Times New Roman"/>
-          <w:b/>
-          <w:bCs/>
-          <w:sz w:val="21"/>
-          <w:szCs w:val="21"/>
-          <w:lang w:val="en-CA"/>
-        </w:rPr>
-        <w:t>Member of the Research Committee, Rehabilitation</w:t>
-      </w:r>
-      <w:r>
-        <w:rPr>
-          <w:rFonts w:ascii="Times New Roman" w:hAnsi="Times New Roman" w:cs="Times New Roman"/>
-          <w:b/>
-          <w:bCs/>
-          <w:sz w:val="21"/>
-          <w:szCs w:val="21"/>
-          <w:lang w:val="en-CA"/>
+      </w:pPr>
+      <w:r>
+        <w:rPr>
+          <w:rFonts w:ascii="Times New Roman" w:hAnsi="Times New Roman" w:cs="Times New Roman"/>
+          <w:b/>
+          <w:bCs/>
+          <w:sz w:val="28"/>
+          <w:szCs w:val="28"/>
+          <w:lang w:val="en-CA"/>
+        </w:rPr>
+        <w:t>References</w:t>
+      </w:r>
+    </w:p>
+    <w:p>
+      <w:pPr>
+        <w:tabs>
+          <w:tab w:val="left" w:pos="1843"/>
+          <w:tab w:val="left" w:pos="2268"/>
+          <w:tab w:val="right" w:pos="9356"/>
+        </w:tabs>
+        <w:spacing w:before="40" w:after="0" w:line="240" w:lineRule="auto"/>
+        <w:ind w:left="1843"/>
+        <w:jc w:val="both"/>
+        <w:rPr>
+          <w:rFonts w:ascii="Times New Roman" w:hAnsi="Times New Roman" w:cs="Times New Roman"/>
+          <w:sz w:val="21"/>
+          <w:szCs w:val="21"/>
+        </w:rPr>
+        <w:sectPr>
+          <w:footerReference w:type="even" r:id="rId130"/>
+          <w:footerReference w:type="default" r:id="rId131"/>
+          <w:pgSz w:w="12240" w:h="15840"/>
+          <w:pgMar w:top="1134" w:right="1134" w:bottom="1134" w:left="1134" w:header="709" w:footer="709" w:gutter="0"/>
+          <w:cols w:space="708"/>
+          <w:docGrid w:linePitch="360"/>
+        </w:sectPr>
+      </w:pPr>
+    </w:p>
+    <w:p>
+      <w:pPr>
+        <w:tabs>
+          <w:tab w:val="left" w:pos="1843"/>
+          <w:tab w:val="left" w:pos="2268"/>
+          <w:tab w:val="right" w:pos="9356"/>
+        </w:tabs>
+        <w:spacing w:before="40" w:after="0" w:line="240" w:lineRule="auto"/>
+        <w:ind w:left="1843"/>
+        <w:jc w:val="both"/>
+        <w:rPr>
+          <w:rFonts w:ascii="Times New Roman" w:hAnsi="Times New Roman" w:cs="Times New Roman"/>
+          <w:b/>
+          <w:bCs/>
+          <w:sz w:val="21"/>
+          <w:szCs w:val="21"/>
+        </w:rPr>
+      </w:pPr>
+      <w:r>
+        <w:rPr>
+          <w:rFonts w:ascii="Times New Roman" w:hAnsi="Times New Roman" w:cs="Times New Roman"/>
+          <w:b/>
+          <w:bCs/>
+          <w:sz w:val="21"/>
+          <w:szCs w:val="21"/>
+        </w:rPr>
+        <w:t>Dr. Caroline Paquette</w:t>
+      </w:r>
+    </w:p>
+    <w:p>
+      <w:pPr>
+        <w:tabs>
+          <w:tab w:val="left" w:pos="1843"/>
+          <w:tab w:val="left" w:pos="2268"/>
+          <w:tab w:val="right" w:pos="9356"/>
+        </w:tabs>
+        <w:spacing w:before="40" w:after="0" w:line="240" w:lineRule="auto"/>
+        <w:ind w:left="1843"/>
+        <w:jc w:val="both"/>
+        <w:rPr>
+          <w:rFonts w:ascii="Times New Roman" w:hAnsi="Times New Roman" w:cs="Times New Roman"/>
+          <w:sz w:val="21"/>
+          <w:szCs w:val="21"/>
+        </w:rPr>
+      </w:pPr>
+      <w:r>
+        <w:rPr>
+          <w:rFonts w:ascii="Times New Roman" w:hAnsi="Times New Roman" w:cs="Times New Roman"/>
+          <w:sz w:val="21"/>
+          <w:szCs w:val="21"/>
+        </w:rPr>
+        <w:t>McGill University</w:t>
+      </w:r>
+    </w:p>
+    <w:p>
+      <w:pPr>
+        <w:tabs>
+          <w:tab w:val="left" w:pos="1843"/>
+          <w:tab w:val="left" w:pos="2268"/>
+          <w:tab w:val="right" w:pos="9356"/>
+        </w:tabs>
+        <w:spacing w:before="40" w:after="0" w:line="240" w:lineRule="auto"/>
+        <w:ind w:left="1843"/>
+        <w:jc w:val="both"/>
+        <w:rPr>
+          <w:rFonts w:ascii="Times New Roman" w:hAnsi="Times New Roman" w:cs="Times New Roman"/>
+          <w:sz w:val="21"/>
+          <w:szCs w:val="21"/>
+        </w:rPr>
+      </w:pPr>
+      <w:r>
+        <w:rPr>
+          <w:rFonts w:ascii="Times New Roman" w:hAnsi="Times New Roman" w:cs="Times New Roman"/>
+          <w:sz w:val="21"/>
+          <w:szCs w:val="21"/>
+        </w:rPr>
+        <w:t>475 Pine Avenue West</w:t>
+      </w:r>
+    </w:p>
+    <w:p>
+      <w:pPr>
+        <w:tabs>
+          <w:tab w:val="left" w:pos="1843"/>
+          <w:tab w:val="left" w:pos="2268"/>
+          <w:tab w:val="right" w:pos="9356"/>
+        </w:tabs>
+        <w:spacing w:before="40" w:after="0" w:line="240" w:lineRule="auto"/>
+        <w:ind w:left="1843"/>
+        <w:jc w:val="both"/>
+        <w:rPr>
+          <w:rFonts w:ascii="Times New Roman" w:hAnsi="Times New Roman" w:cs="Times New Roman"/>
+          <w:sz w:val="21"/>
+          <w:szCs w:val="21"/>
+        </w:rPr>
+      </w:pPr>
+      <w:r>
+        <w:rPr>
+          <w:rFonts w:ascii="Times New Roman" w:hAnsi="Times New Roman" w:cs="Times New Roman"/>
+          <w:sz w:val="21"/>
+          <w:szCs w:val="21"/>
+        </w:rPr>
+        <w:t>Montreal, Quebec H2W 1S4</w:t>
+      </w:r>
+    </w:p>
+    <w:p>
+      <w:pPr>
+        <w:tabs>
+          <w:tab w:val="left" w:pos="1843"/>
+          <w:tab w:val="left" w:pos="2268"/>
+          <w:tab w:val="right" w:pos="9356"/>
+        </w:tabs>
+        <w:spacing w:before="40" w:after="0" w:line="240" w:lineRule="auto"/>
+        <w:ind w:left="1843"/>
+        <w:jc w:val="both"/>
+        <w:rPr>
+          <w:rFonts w:ascii="Times New Roman" w:hAnsi="Times New Roman" w:cs="Times New Roman"/>
+          <w:color w:val="C00000"/>
+          <w:sz w:val="21"/>
+          <w:szCs w:val="21"/>
+        </w:rPr>
+      </w:pPr>
+      <w:hyperlink r:id="rId132" w:history="1">
+        <w:r>
+          <w:rPr>
+            <w:rStyle w:val="Hyperlink"/>
+            <w:rFonts w:ascii="Times New Roman" w:hAnsi="Times New Roman" w:cs="Times New Roman"/>
+            <w:color w:val="C00000"/>
+            <w:sz w:val="21"/>
+            <w:szCs w:val="21"/>
+            <w:u w:val="none"/>
+          </w:rPr>
+          <w:t>caroline.paquette@mcgill.ca</w:t>
+        </w:r>
+      </w:hyperlink>
+      <w:r>
+        <w:rPr>
+          <w:rFonts w:ascii="Times New Roman" w:hAnsi="Times New Roman" w:cs="Times New Roman"/>
+          <w:color w:val="C00000"/>
+          <w:sz w:val="21"/>
+          <w:szCs w:val="21"/>
         </w:rPr>
         <w:t xml:space="preserve"> </w:t>
       </w:r>
-      <w:r>
-        <w:rPr>
-          <w:rFonts w:ascii="Times New Roman" w:hAnsi="Times New Roman" w:cs="Times New Roman"/>
-          <w:b/>
-          <w:bCs/>
-          <w:sz w:val="21"/>
-          <w:szCs w:val="21"/>
-          <w:lang w:val="en-CA"/>
-        </w:rPr>
-        <w:t>Depart</w:t>
-      </w:r>
-      <w:r>
-        <w:rPr>
-          <w:rFonts w:ascii="Times New Roman" w:hAnsi="Times New Roman" w:cs="Times New Roman"/>
-          <w:b/>
-          <w:bCs/>
-          <w:sz w:val="21"/>
-          <w:szCs w:val="21"/>
-          <w:lang w:val="en-CA"/>
-        </w:rPr>
-        <w:t>ment</w:t>
-      </w:r>
-      <w:r>
-        <w:rPr>
-          <w:rFonts w:ascii="Times New Roman" w:hAnsi="Times New Roman" w:cs="Times New Roman"/>
-          <w:sz w:val="21"/>
-          <w:szCs w:val="21"/>
-          <w:lang w:val="en-CA"/>
-        </w:rPr>
-        <w:t xml:space="preserve">, </w:t>
-      </w:r>
-      <w:r>
-        <w:rPr>
-          <w:rFonts w:ascii="Times New Roman" w:hAnsi="Times New Roman" w:cs="Times New Roman"/>
-          <w:sz w:val="21"/>
-          <w:szCs w:val="21"/>
-          <w:lang w:val="en-CA"/>
-        </w:rPr>
-        <w:t>University of Paris – Cité</w:t>
-      </w:r>
-      <w:r>
-        <w:rPr>
-          <w:rFonts w:ascii="Times New Roman" w:hAnsi="Times New Roman" w:cs="Times New Roman"/>
-          <w:b/>
-          <w:bCs/>
-          <w:sz w:val="21"/>
-          <w:szCs w:val="21"/>
-          <w:lang w:val="en-CA"/>
-        </w:rPr>
-        <w:tab/>
-      </w:r>
+    </w:p>
+    <w:p>
+      <w:pPr>
+        <w:tabs>
+          <w:tab w:val="left" w:pos="1843"/>
+          <w:tab w:val="left" w:pos="2268"/>
+          <w:tab w:val="right" w:pos="9356"/>
+        </w:tabs>
+        <w:spacing w:before="40" w:after="0" w:line="240" w:lineRule="auto"/>
+        <w:ind w:left="1843"/>
+        <w:jc w:val="both"/>
+        <w:rPr>
+          <w:rFonts w:ascii="Times New Roman" w:hAnsi="Times New Roman" w:cs="Times New Roman"/>
+          <w:color w:val="C00000"/>
+          <w:sz w:val="21"/>
+          <w:szCs w:val="21"/>
+        </w:rPr>
+      </w:pPr>
+    </w:p>
+    <w:p>
+      <w:pPr>
+        <w:tabs>
+          <w:tab w:val="left" w:pos="1843"/>
+          <w:tab w:val="left" w:pos="2268"/>
+          <w:tab w:val="right" w:pos="9356"/>
+        </w:tabs>
+        <w:spacing w:before="40" w:after="0" w:line="240" w:lineRule="auto"/>
+        <w:ind w:left="1843"/>
+        <w:jc w:val="both"/>
+        <w:rPr>
+          <w:rFonts w:ascii="Times New Roman" w:hAnsi="Times New Roman" w:cs="Times New Roman"/>
+          <w:b/>
+          <w:bCs/>
+          <w:sz w:val="21"/>
+          <w:szCs w:val="21"/>
+          <w:lang w:val="en-CA"/>
+        </w:rPr>
+      </w:pPr>
+      <w:r>
+        <w:rPr>
+          <w:rFonts w:ascii="Times New Roman" w:hAnsi="Times New Roman" w:cs="Times New Roman"/>
+          <w:b/>
+          <w:bCs/>
+          <w:sz w:val="21"/>
+          <w:szCs w:val="21"/>
+          <w:lang w:val="en-CA"/>
+        </w:rPr>
+        <w:t>Dr. Philippe C. Dixon</w:t>
+      </w:r>
+    </w:p>
+    <w:p>
+      <w:pPr>
+        <w:tabs>
+          <w:tab w:val="left" w:pos="1843"/>
+          <w:tab w:val="left" w:pos="2268"/>
+          <w:tab w:val="right" w:pos="9356"/>
+        </w:tabs>
+        <w:spacing w:before="40" w:after="0" w:line="240" w:lineRule="auto"/>
+        <w:ind w:left="1843"/>
+        <w:jc w:val="both"/>
+        <w:rPr>
+          <w:rFonts w:ascii="Times New Roman" w:hAnsi="Times New Roman" w:cs="Times New Roman"/>
+          <w:sz w:val="21"/>
+          <w:szCs w:val="21"/>
+        </w:rPr>
+      </w:pPr>
+      <w:r>
+        <w:rPr>
+          <w:rFonts w:ascii="Times New Roman" w:hAnsi="Times New Roman" w:cs="Times New Roman"/>
+          <w:sz w:val="21"/>
+          <w:szCs w:val="21"/>
+        </w:rPr>
+        <w:t>McGill University</w:t>
+      </w:r>
+    </w:p>
+    <w:p>
+      <w:pPr>
+        <w:tabs>
+          <w:tab w:val="left" w:pos="1843"/>
+          <w:tab w:val="left" w:pos="2268"/>
+          <w:tab w:val="right" w:pos="9356"/>
+        </w:tabs>
+        <w:spacing w:before="40" w:after="0" w:line="240" w:lineRule="auto"/>
+        <w:ind w:left="1843"/>
+        <w:jc w:val="both"/>
+        <w:rPr>
+          <w:rFonts w:ascii="Times New Roman" w:hAnsi="Times New Roman" w:cs="Times New Roman"/>
+          <w:sz w:val="21"/>
+          <w:szCs w:val="21"/>
+        </w:rPr>
+      </w:pPr>
+      <w:r>
+        <w:rPr>
+          <w:rFonts w:ascii="Times New Roman" w:hAnsi="Times New Roman" w:cs="Times New Roman"/>
+          <w:sz w:val="21"/>
+          <w:szCs w:val="21"/>
+        </w:rPr>
+        <w:t>475 Pine Avenue West</w:t>
+      </w:r>
+    </w:p>
+    <w:p>
+      <w:pPr>
+        <w:tabs>
+          <w:tab w:val="left" w:pos="1843"/>
+          <w:tab w:val="left" w:pos="2268"/>
+          <w:tab w:val="right" w:pos="9356"/>
+        </w:tabs>
+        <w:spacing w:before="40" w:after="0" w:line="240" w:lineRule="auto"/>
+        <w:ind w:left="1843"/>
+        <w:jc w:val="both"/>
+        <w:rPr>
+          <w:rFonts w:ascii="Times New Roman" w:hAnsi="Times New Roman" w:cs="Times New Roman"/>
+          <w:sz w:val="21"/>
+          <w:szCs w:val="21"/>
+        </w:rPr>
+      </w:pPr>
+      <w:r>
+        <w:rPr>
+          <w:rFonts w:ascii="Times New Roman" w:hAnsi="Times New Roman" w:cs="Times New Roman"/>
+          <w:sz w:val="21"/>
+          <w:szCs w:val="21"/>
+        </w:rPr>
+        <w:t>Montreal, Quebec H2W 1S4</w:t>
+      </w:r>
+    </w:p>
+    <w:p>
+      <w:pPr>
+        <w:tabs>
+          <w:tab w:val="left" w:pos="1843"/>
+          <w:tab w:val="left" w:pos="2268"/>
+          <w:tab w:val="right" w:pos="9356"/>
+        </w:tabs>
+        <w:spacing w:before="40" w:after="0" w:line="240" w:lineRule="auto"/>
+        <w:ind w:left="1843"/>
+        <w:jc w:val="both"/>
+        <w:rPr>
+          <w:rFonts w:ascii="Times New Roman" w:hAnsi="Times New Roman" w:cs="Times New Roman"/>
+          <w:color w:val="C00000"/>
+          <w:sz w:val="21"/>
+          <w:szCs w:val="21"/>
+          <w:lang w:val="en-CA"/>
+        </w:rPr>
+      </w:pPr>
+      <w:hyperlink r:id="rId133" w:history="1">
+        <w:r>
+          <w:rPr>
+            <w:rStyle w:val="Hyperlink"/>
+            <w:rFonts w:ascii="Times New Roman" w:hAnsi="Times New Roman" w:cs="Times New Roman"/>
+            <w:color w:val="C00000"/>
+            <w:sz w:val="21"/>
+            <w:szCs w:val="21"/>
+            <w:u w:val="none"/>
+            <w:lang w:val="en-CA"/>
+          </w:rPr>
+          <w:t>phil.dixon@mcgill.ca</w:t>
+        </w:r>
+      </w:hyperlink>
+    </w:p>
+    <w:p>
+      <w:pPr>
+        <w:tabs>
+          <w:tab w:val="left" w:pos="1843"/>
+          <w:tab w:val="left" w:pos="2268"/>
+          <w:tab w:val="right" w:pos="9356"/>
+        </w:tabs>
+        <w:spacing w:before="40" w:after="0" w:line="240" w:lineRule="auto"/>
+        <w:ind w:left="1843"/>
+        <w:jc w:val="both"/>
+        <w:rPr>
+          <w:rFonts w:ascii="Times New Roman" w:hAnsi="Times New Roman" w:cs="Times New Roman"/>
+          <w:color w:val="C00000"/>
+          <w:sz w:val="21"/>
+          <w:szCs w:val="21"/>
+          <w:lang w:val="en-CA"/>
+        </w:rPr>
+      </w:pPr>
+    </w:p>
+    <w:p>
+      <w:pPr>
+        <w:tabs>
+          <w:tab w:val="left" w:pos="1843"/>
+          <w:tab w:val="left" w:pos="2268"/>
+          <w:tab w:val="right" w:pos="9356"/>
+        </w:tabs>
+        <w:spacing w:before="40" w:after="0" w:line="240" w:lineRule="auto"/>
+        <w:ind w:left="1843"/>
+        <w:jc w:val="both"/>
+        <w:rPr>
+          <w:rFonts w:ascii="Times New Roman" w:hAnsi="Times New Roman" w:cs="Times New Roman"/>
+          <w:b/>
+          <w:bCs/>
+          <w:sz w:val="21"/>
+          <w:szCs w:val="21"/>
+        </w:rPr>
+      </w:pPr>
+      <w:r>
+        <w:rPr>
+          <w:rFonts w:ascii="Times New Roman" w:hAnsi="Times New Roman" w:cs="Times New Roman"/>
+          <w:b/>
+          <w:bCs/>
+          <w:sz w:val="21"/>
+          <w:szCs w:val="21"/>
+        </w:rPr>
+        <w:t>Dr. Chris Easthope Awai</w:t>
+      </w:r>
+    </w:p>
+    <w:p>
+      <w:pPr>
+        <w:tabs>
+          <w:tab w:val="left" w:pos="1843"/>
+          <w:tab w:val="left" w:pos="2268"/>
+          <w:tab w:val="right" w:pos="9356"/>
+        </w:tabs>
+        <w:spacing w:before="40" w:after="0" w:line="240" w:lineRule="auto"/>
+        <w:ind w:left="1843"/>
+        <w:jc w:val="both"/>
+        <w:rPr>
+          <w:rFonts w:ascii="Times New Roman" w:hAnsi="Times New Roman" w:cs="Times New Roman"/>
+          <w:sz w:val="21"/>
+          <w:szCs w:val="21"/>
+        </w:rPr>
+      </w:pPr>
+      <w:r>
+        <w:rPr>
+          <w:rFonts w:ascii="Times New Roman" w:hAnsi="Times New Roman" w:cs="Times New Roman"/>
+          <w:sz w:val="21"/>
+          <w:szCs w:val="21"/>
+        </w:rPr>
+        <w:t>Lake Lucerne Institute AG</w:t>
+      </w:r>
+    </w:p>
+    <w:p>
+      <w:pPr>
+        <w:tabs>
+          <w:tab w:val="left" w:pos="1843"/>
+          <w:tab w:val="left" w:pos="2268"/>
+          <w:tab w:val="right" w:pos="9356"/>
+        </w:tabs>
+        <w:spacing w:before="40" w:after="0" w:line="240" w:lineRule="auto"/>
+        <w:ind w:left="1843"/>
+        <w:jc w:val="both"/>
+        <w:rPr>
+          <w:rFonts w:ascii="Times New Roman" w:hAnsi="Times New Roman" w:cs="Times New Roman"/>
+          <w:sz w:val="21"/>
+          <w:szCs w:val="21"/>
+        </w:rPr>
+      </w:pPr>
+      <w:r>
+        <w:rPr>
+          <w:rFonts w:ascii="Times New Roman" w:hAnsi="Times New Roman" w:cs="Times New Roman"/>
+          <w:sz w:val="21"/>
+          <w:szCs w:val="21"/>
+        </w:rPr>
+        <w:t>Rubistrasse 9</w:t>
+      </w:r>
+    </w:p>
+    <w:p>
+      <w:pPr>
+        <w:tabs>
+          <w:tab w:val="left" w:pos="1843"/>
+          <w:tab w:val="left" w:pos="2268"/>
+          <w:tab w:val="right" w:pos="9356"/>
+        </w:tabs>
+        <w:spacing w:before="40" w:after="0" w:line="240" w:lineRule="auto"/>
+        <w:ind w:left="1843"/>
+        <w:jc w:val="both"/>
+        <w:rPr>
+          <w:rFonts w:ascii="Times New Roman" w:hAnsi="Times New Roman" w:cs="Times New Roman"/>
+          <w:sz w:val="21"/>
+          <w:szCs w:val="21"/>
+        </w:rPr>
+      </w:pPr>
+      <w:r>
+        <w:rPr>
+          <w:rFonts w:ascii="Times New Roman" w:hAnsi="Times New Roman" w:cs="Times New Roman"/>
+          <w:sz w:val="21"/>
+          <w:szCs w:val="21"/>
+        </w:rPr>
+        <w:t>6354 Vitznau</w:t>
+      </w:r>
+    </w:p>
+    <w:p>
+      <w:pPr>
+        <w:tabs>
+          <w:tab w:val="left" w:pos="1843"/>
+          <w:tab w:val="left" w:pos="2268"/>
+          <w:tab w:val="right" w:pos="9356"/>
+        </w:tabs>
+        <w:spacing w:before="40" w:after="0" w:line="240" w:lineRule="auto"/>
+        <w:ind w:left="1843"/>
+        <w:jc w:val="both"/>
+        <w:rPr>
+          <w:rFonts w:ascii="Times New Roman" w:hAnsi="Times New Roman" w:cs="Times New Roman"/>
+          <w:color w:val="C00000"/>
+          <w:sz w:val="21"/>
+          <w:szCs w:val="21"/>
+          <w:lang w:val="fr-CA"/>
+        </w:rPr>
+      </w:pPr>
+      <w:hyperlink r:id="rId134" w:history="1">
+        <w:r>
+          <w:rPr>
+            <w:rStyle w:val="Hyperlink"/>
+            <w:rFonts w:ascii="Times New Roman" w:hAnsi="Times New Roman" w:cs="Times New Roman"/>
+            <w:color w:val="C00000"/>
+            <w:sz w:val="21"/>
+            <w:szCs w:val="21"/>
+            <w:u w:val="none"/>
+            <w:lang w:val="fr-CA"/>
+          </w:rPr>
+          <w:t>chris.awai@llui.org</w:t>
+        </w:r>
+      </w:hyperlink>
+      <w:r>
+        <w:rPr>
+          <w:rFonts w:ascii="Times New Roman" w:hAnsi="Times New Roman" w:cs="Times New Roman"/>
+          <w:color w:val="C00000"/>
+          <w:sz w:val="21"/>
+          <w:szCs w:val="21"/>
+          <w:lang w:val="fr-CA"/>
+        </w:rPr>
+        <w:t xml:space="preserve"> </w:t>
+      </w:r>
+    </w:p>
+    <w:p>
+      <w:pPr>
+        <w:tabs>
+          <w:tab w:val="left" w:pos="1843"/>
+          <w:tab w:val="left" w:pos="2268"/>
+          <w:tab w:val="right" w:pos="9356"/>
+        </w:tabs>
+        <w:spacing w:before="40" w:after="0" w:line="240" w:lineRule="auto"/>
+        <w:ind w:left="1843"/>
+        <w:jc w:val="both"/>
+        <w:rPr>
+          <w:rFonts w:ascii="Times New Roman" w:hAnsi="Times New Roman" w:cs="Times New Roman"/>
+          <w:color w:val="C00000"/>
+          <w:sz w:val="21"/>
+          <w:szCs w:val="21"/>
+          <w:lang w:val="fr-CA"/>
+        </w:rPr>
+      </w:pPr>
+    </w:p>
+    <w:p>
+      <w:pPr>
+        <w:tabs>
+          <w:tab w:val="left" w:pos="1843"/>
+          <w:tab w:val="left" w:pos="2268"/>
+          <w:tab w:val="right" w:pos="9356"/>
+        </w:tabs>
+        <w:spacing w:before="40" w:after="0" w:line="240" w:lineRule="auto"/>
+        <w:ind w:left="1843"/>
+        <w:jc w:val="both"/>
+        <w:rPr>
+          <w:rFonts w:ascii="Times New Roman" w:hAnsi="Times New Roman" w:cs="Times New Roman"/>
+          <w:b/>
+          <w:bCs/>
+          <w:sz w:val="21"/>
+          <w:szCs w:val="21"/>
+          <w:lang w:val="fr-CA"/>
+        </w:rPr>
+      </w:pPr>
+      <w:r>
+        <w:rPr>
+          <w:rFonts w:ascii="Times New Roman" w:hAnsi="Times New Roman" w:cs="Times New Roman"/>
+          <w:b/>
+          <w:bCs/>
+          <w:sz w:val="21"/>
+          <w:szCs w:val="21"/>
+          <w:lang w:val="fr-CA"/>
+        </w:rPr>
+        <w:t xml:space="preserve">Dr. Armin </w:t>
+      </w:r>
+      <w:proofErr w:type="spellStart"/>
+      <w:r>
+        <w:rPr>
+          <w:rFonts w:ascii="Times New Roman" w:hAnsi="Times New Roman" w:cs="Times New Roman"/>
+          <w:b/>
+          <w:bCs/>
+          <w:sz w:val="21"/>
+          <w:szCs w:val="21"/>
+          <w:lang w:val="fr-CA"/>
+        </w:rPr>
+        <w:t>Yazdani</w:t>
+      </w:r>
+      <w:proofErr w:type="spellEnd"/>
+    </w:p>
+    <w:p>
+      <w:pPr>
+        <w:tabs>
+          <w:tab w:val="left" w:pos="1843"/>
+          <w:tab w:val="left" w:pos="2268"/>
+          <w:tab w:val="right" w:pos="9356"/>
+        </w:tabs>
+        <w:spacing w:before="40" w:after="0" w:line="240" w:lineRule="auto"/>
+        <w:ind w:left="1843"/>
+        <w:jc w:val="both"/>
+        <w:rPr>
+          <w:rFonts w:ascii="Times New Roman" w:hAnsi="Times New Roman" w:cs="Times New Roman"/>
+          <w:sz w:val="21"/>
+          <w:szCs w:val="21"/>
+        </w:rPr>
+      </w:pPr>
+      <w:r>
+        <w:rPr>
+          <w:rFonts w:ascii="Times New Roman" w:hAnsi="Times New Roman" w:cs="Times New Roman"/>
+          <w:sz w:val="21"/>
+          <w:szCs w:val="21"/>
+        </w:rPr>
+        <w:t>McGill University</w:t>
+      </w:r>
+    </w:p>
+    <w:p>
+      <w:pPr>
+        <w:tabs>
+          <w:tab w:val="left" w:pos="1843"/>
+          <w:tab w:val="left" w:pos="2268"/>
+          <w:tab w:val="right" w:pos="9356"/>
+        </w:tabs>
+        <w:spacing w:before="40" w:after="0" w:line="240" w:lineRule="auto"/>
+        <w:ind w:left="1843"/>
+        <w:jc w:val="both"/>
+        <w:rPr>
+          <w:rFonts w:ascii="Times New Roman" w:hAnsi="Times New Roman" w:cs="Times New Roman"/>
+          <w:sz w:val="21"/>
+          <w:szCs w:val="21"/>
+        </w:rPr>
+      </w:pPr>
+      <w:r>
+        <w:rPr>
+          <w:rFonts w:ascii="Times New Roman" w:hAnsi="Times New Roman" w:cs="Times New Roman"/>
+          <w:sz w:val="21"/>
+          <w:szCs w:val="21"/>
+        </w:rPr>
+        <w:t>2001 McGill College</w:t>
+      </w:r>
+    </w:p>
+    <w:p>
+      <w:pPr>
+        <w:tabs>
+          <w:tab w:val="left" w:pos="1843"/>
+          <w:tab w:val="left" w:pos="2268"/>
+          <w:tab w:val="right" w:pos="9356"/>
+        </w:tabs>
+        <w:spacing w:before="40" w:after="0" w:line="240" w:lineRule="auto"/>
+        <w:ind w:left="1843"/>
+        <w:jc w:val="both"/>
+        <w:rPr>
+          <w:rFonts w:ascii="Times New Roman" w:hAnsi="Times New Roman" w:cs="Times New Roman"/>
+          <w:sz w:val="21"/>
+          <w:szCs w:val="21"/>
+        </w:rPr>
+      </w:pPr>
+      <w:r>
+        <w:rPr>
+          <w:rFonts w:ascii="Times New Roman" w:hAnsi="Times New Roman" w:cs="Times New Roman"/>
+          <w:sz w:val="21"/>
+          <w:szCs w:val="21"/>
+        </w:rPr>
+        <w:t>Montreal, Quebec H3A 1G1</w:t>
+      </w:r>
+    </w:p>
+    <w:p>
+      <w:pPr>
+        <w:tabs>
+          <w:tab w:val="left" w:pos="1843"/>
+          <w:tab w:val="left" w:pos="2268"/>
+          <w:tab w:val="right" w:pos="9356"/>
+        </w:tabs>
+        <w:spacing w:before="40" w:after="0" w:line="240" w:lineRule="auto"/>
+        <w:ind w:left="1843"/>
+        <w:jc w:val="both"/>
+        <w:rPr>
+          <w:rFonts w:ascii="Times New Roman" w:hAnsi="Times New Roman" w:cs="Times New Roman"/>
+          <w:color w:val="C00000"/>
+          <w:sz w:val="21"/>
+          <w:szCs w:val="21"/>
+        </w:rPr>
+      </w:pPr>
+      <w:hyperlink r:id="rId135" w:history="1">
+        <w:r>
+          <w:rPr>
+            <w:rStyle w:val="Hyperlink"/>
+            <w:rFonts w:ascii="Times New Roman" w:hAnsi="Times New Roman" w:cs="Times New Roman"/>
+            <w:color w:val="C00000"/>
+            <w:sz w:val="21"/>
+            <w:szCs w:val="21"/>
+            <w:u w:val="none"/>
+          </w:rPr>
+          <w:t>armin.yazdani@mcgill.ca</w:t>
+        </w:r>
+      </w:hyperlink>
+      <w:r>
+        <w:rPr>
+          <w:rFonts w:ascii="Times New Roman" w:hAnsi="Times New Roman" w:cs="Times New Roman"/>
+          <w:color w:val="C00000"/>
+          <w:sz w:val="21"/>
+          <w:szCs w:val="21"/>
+        </w:rPr>
+        <w:t xml:space="preserve"> </w:t>
+      </w:r>
+    </w:p>
+    <w:p>
+      <w:pPr>
+        <w:tabs>
+          <w:tab w:val="left" w:pos="1843"/>
+          <w:tab w:val="left" w:pos="2268"/>
+          <w:tab w:val="right" w:pos="9356"/>
+        </w:tabs>
+        <w:spacing w:before="40" w:after="0" w:line="240" w:lineRule="auto"/>
+        <w:ind w:left="1843"/>
+        <w:jc w:val="both"/>
+        <w:rPr>
+          <w:rFonts w:ascii="Times New Roman" w:hAnsi="Times New Roman" w:cs="Times New Roman"/>
+          <w:sz w:val="21"/>
+          <w:szCs w:val="21"/>
+        </w:rPr>
+        <w:sectPr>
+          <w:type w:val="continuous"/>
+          <w:pgSz w:w="12240" w:h="15840"/>
+          <w:pgMar w:top="1134" w:right="1134" w:bottom="1134" w:left="1134" w:header="709" w:footer="709" w:gutter="0"/>
+          <w:cols w:num="2" w:space="0"/>
+          <w:docGrid w:linePitch="360"/>
+        </w:sectPr>
+      </w:pPr>
+    </w:p>
+    <w:p>
+      <w:pPr>
+        <w:tabs>
+          <w:tab w:val="left" w:pos="1843"/>
+          <w:tab w:val="left" w:pos="2268"/>
+          <w:tab w:val="right" w:pos="9356"/>
+        </w:tabs>
+        <w:spacing w:before="40" w:after="0" w:line="240" w:lineRule="auto"/>
+        <w:ind w:left="1843"/>
+        <w:jc w:val="both"/>
+        <w:rPr>
+          <w:rFonts w:ascii="Times New Roman" w:hAnsi="Times New Roman" w:cs="Times New Roman"/>
+          <w:sz w:val="21"/>
+          <w:szCs w:val="21"/>
+        </w:rPr>
+      </w:pPr>
     </w:p>
     <w:sectPr>
-      <w:footerReference w:type="even" r:id="rId138"/>
-      <w:footerReference w:type="default" r:id="rId139"/>
+      <w:type w:val="continuous"/>
       <w:pgSz w:w="12240" w:h="15840"/>
       <w:pgMar w:top="1134" w:right="1134" w:bottom="1134" w:left="1134" w:header="709" w:footer="709" w:gutter="0"/>
       <w:cols w:space="708"/>
@@ -38515,7 +40274,7 @@
             <w:szCs w:val="21"/>
             <w:lang w:val="fr-CA"/>
           </w:rPr>
-          <w:t>12</w:t>
+          <w:t>13</w:t>
         </w:r>
         <w:r>
           <w:rPr>
@@ -38971,7 +40730,7 @@
   <w:style w:type="paragraph" w:default="1" w:styleId="Normal">
     <w:name w:val="Normal"/>
     <w:qFormat/>
-    <w:rsid w:val="00CF7E1D"/>
+    <w:rsid w:val="008D4AC1"/>
     <w:rPr>
       <w:lang w:val="en-US"/>
     </w:rPr>
@@ -39178,6 +40937,7 @@
   <w:style w:type="character" w:default="1" w:styleId="DefaultParagraphFont">
     <w:name w:val="Default Paragraph Font"/>
     <w:uiPriority w:val="1"/>
+    <w:semiHidden/>
     <w:unhideWhenUsed/>
   </w:style>
   <w:style w:type="table" w:default="1" w:styleId="TableNormal">

--- a/CV_Cyrille.docx
+++ b/CV_Cyrille.docx
@@ -8359,17 +8359,43 @@
           <w:sz w:val="21"/>
           <w:szCs w:val="21"/>
         </w:rPr>
-        <w:tab/>
-      </w:r>
-      <w:r>
-        <w:rPr>
-          <w:rFonts w:ascii="Times New Roman" w:hAnsi="Times New Roman" w:cs="Times New Roman"/>
+        <w:t xml:space="preserve"> </w:t>
+      </w:r>
+      <w:r>
+        <w:rPr>
+          <w:rFonts w:ascii="Times New Roman" w:hAnsi="Times New Roman" w:cs="Times New Roman"/>
+          <w:b/>
+          <w:bCs/>
+          <w:i/>
+          <w:iCs/>
+          <w:sz w:val="21"/>
+          <w:szCs w:val="21"/>
+        </w:rPr>
+        <w:t>[</w:t>
+      </w:r>
+      <w:r>
+        <w:rPr>
+          <w:rFonts w:ascii="Times New Roman" w:hAnsi="Times New Roman" w:cs="Times New Roman"/>
+          <w:b/>
+          <w:bCs/>
           <w:i/>
           <w:iCs/>
           <w:sz w:val="21"/>
           <w:szCs w:val="21"/>
         </w:rPr>
         <w:t>M.Sc. with cGPA&gt;16/20</w:t>
+      </w:r>
+      <w:r>
+        <w:rPr>
+          <w:rFonts w:ascii="Times New Roman" w:hAnsi="Times New Roman" w:cs="Times New Roman"/>
+          <w:b/>
+          <w:bCs/>
+          <w:i/>
+          <w:iCs/>
+          <w:sz w:val="21"/>
+          <w:szCs w:val="21"/>
+        </w:rPr>
+        <w:t>]</w:t>
       </w:r>
     </w:p>
     <w:p>
@@ -8517,17 +8543,43 @@
           <w:sz w:val="21"/>
           <w:szCs w:val="21"/>
         </w:rPr>
-        <w:tab/>
-      </w:r>
-      <w:r>
-        <w:rPr>
-          <w:rFonts w:ascii="Times New Roman" w:hAnsi="Times New Roman" w:cs="Times New Roman"/>
+        <w:t xml:space="preserve"> </w:t>
+      </w:r>
+      <w:r>
+        <w:rPr>
+          <w:rFonts w:ascii="Times New Roman" w:hAnsi="Times New Roman" w:cs="Times New Roman"/>
+          <w:b/>
+          <w:bCs/>
+          <w:i/>
+          <w:iCs/>
+          <w:sz w:val="21"/>
+          <w:szCs w:val="21"/>
+        </w:rPr>
+        <w:t>[</w:t>
+      </w:r>
+      <w:r>
+        <w:rPr>
+          <w:rFonts w:ascii="Times New Roman" w:hAnsi="Times New Roman" w:cs="Times New Roman"/>
+          <w:b/>
+          <w:bCs/>
           <w:i/>
           <w:iCs/>
           <w:sz w:val="21"/>
           <w:szCs w:val="21"/>
         </w:rPr>
         <w:t>B.Sc. with cGPA&gt;14/20</w:t>
+      </w:r>
+      <w:r>
+        <w:rPr>
+          <w:rFonts w:ascii="Times New Roman" w:hAnsi="Times New Roman" w:cs="Times New Roman"/>
+          <w:b/>
+          <w:bCs/>
+          <w:i/>
+          <w:iCs/>
+          <w:sz w:val="21"/>
+          <w:szCs w:val="21"/>
+        </w:rPr>
+        <w:t>]</w:t>
       </w:r>
     </w:p>
     <w:p>
@@ -29001,7 +29053,7 @@
           </mc:Choice>
           <mc:Fallback>
             <w:pict>
-              <v:line w14:anchorId="2B55620B" id="Straight Connector 4" o:spid="_x0000_s1026" style="position:absolute;flip:y;z-index:251696128;visibility:visible;mso-wrap-style:square;mso-width-percent:0;mso-height-percent:0;mso-wrap-distance-left:9pt;mso-wrap-distance-top:0;mso-wrap-distance-right:9pt;mso-wrap-distance-bottom:0;mso-position-horizontal:absolute;mso-position-horizontal-relative:text;mso-position-vertical:absolute;mso-position-vertical-relative:text;mso-width-percent:0;mso-height-percent:0;mso-width-relative:margin;mso-height-relative:margin" from="90.05pt,15.3pt" to="494.9pt,15.3pt" o:gfxdata="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" strokecolor="black [3213]" strokeweight=".5pt">
+              <v:line w14:anchorId="0F86DEB2" id="Straight Connector 4" o:spid="_x0000_s1026" style="position:absolute;flip:y;z-index:251696128;visibility:visible;mso-wrap-style:square;mso-width-percent:0;mso-height-percent:0;mso-wrap-distance-left:9pt;mso-wrap-distance-top:0;mso-wrap-distance-right:9pt;mso-wrap-distance-bottom:0;mso-position-horizontal:absolute;mso-position-horizontal-relative:text;mso-position-vertical:absolute;mso-position-vertical-relative:text;mso-width-percent:0;mso-height-percent:0;mso-width-relative:margin;mso-height-relative:margin" from="90.05pt,15.3pt" to="494.9pt,15.3pt" o:gfxdata="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" strokecolor="black [3213]" strokeweight=".5pt">
                 <v:stroke joinstyle="miter"/>
                 <w10:wrap type="topAndBottom"/>
               </v:line>
@@ -38069,6 +38121,27 @@
     </w:p>
     <w:p>
       <w:pPr>
+        <w:rPr>
+          <w:rFonts w:ascii="Times New Roman" w:hAnsi="Times New Roman" w:cs="Times New Roman"/>
+          <w:i/>
+          <w:iCs/>
+          <w:sz w:val="22"/>
+          <w:szCs w:val="22"/>
+        </w:rPr>
+      </w:pPr>
+      <w:r>
+        <w:rPr>
+          <w:rFonts w:ascii="Times New Roman" w:hAnsi="Times New Roman" w:cs="Times New Roman"/>
+          <w:i/>
+          <w:iCs/>
+          <w:sz w:val="22"/>
+          <w:szCs w:val="22"/>
+        </w:rPr>
+        <w:br w:type="page"/>
+      </w:r>
+    </w:p>
+    <w:p>
+      <w:pPr>
         <w:tabs>
           <w:tab w:val="right" w:pos="1701"/>
           <w:tab w:val="left" w:pos="1843"/>
@@ -38091,6 +38164,7 @@
           <w:sz w:val="22"/>
           <w:szCs w:val="22"/>
         </w:rPr>
+        <w:lastRenderedPageBreak/>
         <w:tab/>
       </w:r>
       <w:r>
@@ -38253,7 +38327,6 @@
           <w:sz w:val="22"/>
           <w:szCs w:val="22"/>
         </w:rPr>
-        <w:lastRenderedPageBreak/>
         <w:tab/>
       </w:r>
       <w:r>
@@ -39195,6 +39268,17 @@
         </w:rPr>
         <w:t>Professional Affiliations</w:t>
       </w:r>
+      <w:r>
+        <w:rPr>
+          <w:rFonts w:ascii="Times New Roman" w:hAnsi="Times New Roman" w:cs="Times New Roman"/>
+          <w:b/>
+          <w:bCs/>
+          <w:sz w:val="28"/>
+          <w:szCs w:val="28"/>
+          <w:lang w:val="en-CA"/>
+        </w:rPr>
+        <w:t xml:space="preserve"> &amp; Licensure</w:t>
+      </w:r>
     </w:p>
     <w:p>
       <w:pPr>
@@ -39992,27 +40076,7 @@
           <w:sz w:val="21"/>
           <w:szCs w:val="21"/>
         </w:rPr>
-        <w:t>1</w:t>
-      </w:r>
-      <w:r>
-        <w:rPr>
-          <w:rFonts w:ascii="Times New Roman" w:hAnsi="Times New Roman" w:cs="Times New Roman"/>
-          <w:i/>
-          <w:iCs/>
-          <w:sz w:val="21"/>
-          <w:szCs w:val="21"/>
-        </w:rPr>
-        <w:t>-</w:t>
-      </w:r>
-      <w:r>
-        <w:rPr>
-          <w:rFonts w:ascii="Times New Roman" w:hAnsi="Times New Roman" w:cs="Times New Roman"/>
-          <w:i/>
-          <w:iCs/>
-          <w:sz w:val="21"/>
-          <w:szCs w:val="21"/>
-        </w:rPr>
-        <w:t>2023</w:t>
+        <w:t>1-2023</w:t>
       </w:r>
       <w:r>
         <w:rPr>
@@ -40044,6 +40108,152 @@
           <w:lang w:val="en-CA"/>
         </w:rPr>
         <w:t>French Podiatric Medicine Society (SOFPOD)</w:t>
+      </w:r>
+      <w:r>
+        <w:rPr>
+          <w:rFonts w:ascii="Times New Roman" w:hAnsi="Times New Roman" w:cs="Times New Roman"/>
+          <w:b/>
+          <w:bCs/>
+          <w:sz w:val="21"/>
+          <w:szCs w:val="21"/>
+          <w:lang w:val="en-CA"/>
+        </w:rPr>
+        <w:tab/>
+      </w:r>
+    </w:p>
+    <w:p>
+      <w:pPr>
+        <w:tabs>
+          <w:tab w:val="right" w:pos="1701"/>
+          <w:tab w:val="left" w:pos="1843"/>
+          <w:tab w:val="right" w:pos="9923"/>
+        </w:tabs>
+        <w:spacing w:after="80" w:line="240" w:lineRule="auto"/>
+        <w:rPr>
+          <w:rFonts w:ascii="Times New Roman" w:hAnsi="Times New Roman" w:cs="Times New Roman"/>
+          <w:b/>
+          <w:bCs/>
+          <w:sz w:val="21"/>
+          <w:szCs w:val="21"/>
+          <w:lang w:val="en-CA"/>
+        </w:rPr>
+      </w:pPr>
+      <w:r>
+        <w:rPr>
+          <w:rFonts w:ascii="Times New Roman" w:hAnsi="Times New Roman" w:cs="Times New Roman"/>
+          <w:b/>
+          <w:bCs/>
+          <w:sz w:val="28"/>
+          <w:szCs w:val="28"/>
+        </w:rPr>
+        <w:tab/>
+      </w:r>
+      <w:r>
+        <w:rPr>
+          <w:rFonts w:ascii="Times New Roman" w:hAnsi="Times New Roman" w:cs="Times New Roman"/>
+          <w:i/>
+          <w:iCs/>
+          <w:sz w:val="21"/>
+          <w:szCs w:val="21"/>
+        </w:rPr>
+        <w:t>202</w:t>
+      </w:r>
+      <w:r>
+        <w:rPr>
+          <w:rFonts w:ascii="Times New Roman" w:hAnsi="Times New Roman" w:cs="Times New Roman"/>
+          <w:i/>
+          <w:iCs/>
+          <w:sz w:val="21"/>
+          <w:szCs w:val="21"/>
+        </w:rPr>
+        <w:t>1-2023</w:t>
+      </w:r>
+      <w:r>
+        <w:rPr>
+          <w:rFonts w:ascii="Times New Roman" w:hAnsi="Times New Roman" w:cs="Times New Roman"/>
+          <w:b/>
+          <w:bCs/>
+          <w:sz w:val="21"/>
+          <w:szCs w:val="21"/>
+          <w:lang w:val="en-CA"/>
+        </w:rPr>
+        <w:tab/>
+      </w:r>
+      <w:r>
+        <w:rPr>
+          <w:rFonts w:ascii="Times New Roman" w:hAnsi="Times New Roman" w:cs="Times New Roman"/>
+          <w:b/>
+          <w:bCs/>
+          <w:sz w:val="21"/>
+          <w:szCs w:val="21"/>
+          <w:lang w:val="en-CA"/>
+        </w:rPr>
+        <w:t>Registered Podiatrist</w:t>
+      </w:r>
+      <w:r>
+        <w:rPr>
+          <w:rFonts w:ascii="Times New Roman" w:hAnsi="Times New Roman" w:cs="Times New Roman"/>
+          <w:b/>
+          <w:bCs/>
+          <w:sz w:val="21"/>
+          <w:szCs w:val="21"/>
+          <w:lang w:val="en-CA"/>
+        </w:rPr>
+        <w:t xml:space="preserve">, </w:t>
+      </w:r>
+      <w:r>
+        <w:rPr>
+          <w:rFonts w:ascii="Times New Roman" w:hAnsi="Times New Roman" w:cs="Times New Roman"/>
+          <w:sz w:val="21"/>
+          <w:szCs w:val="21"/>
+          <w:lang w:val="en-CA"/>
+        </w:rPr>
+        <w:t xml:space="preserve">French </w:t>
+      </w:r>
+      <w:r>
+        <w:rPr>
+          <w:rFonts w:ascii="Times New Roman" w:hAnsi="Times New Roman" w:cs="Times New Roman"/>
+          <w:sz w:val="21"/>
+          <w:szCs w:val="21"/>
+          <w:lang w:val="en-CA"/>
+        </w:rPr>
+        <w:t>National</w:t>
+      </w:r>
+      <w:r>
+        <w:rPr>
+          <w:rFonts w:ascii="Times New Roman" w:hAnsi="Times New Roman" w:cs="Times New Roman"/>
+          <w:sz w:val="21"/>
+          <w:szCs w:val="21"/>
+          <w:lang w:val="en-CA"/>
+        </w:rPr>
+        <w:t xml:space="preserve"> Council of Podiatrists</w:t>
+      </w:r>
+      <w:r>
+        <w:rPr>
+          <w:rFonts w:ascii="Times New Roman" w:hAnsi="Times New Roman" w:cs="Times New Roman"/>
+          <w:sz w:val="21"/>
+          <w:szCs w:val="21"/>
+          <w:lang w:val="en-CA"/>
+        </w:rPr>
+        <w:t xml:space="preserve"> (</w:t>
+      </w:r>
+      <w:r>
+        <w:rPr>
+          <w:rFonts w:ascii="Times New Roman" w:hAnsi="Times New Roman" w:cs="Times New Roman"/>
+          <w:sz w:val="21"/>
+          <w:szCs w:val="21"/>
+          <w:lang w:val="en-CA"/>
+        </w:rPr>
+        <w:t>ONPP</w:t>
+      </w:r>
+      <w:r>
+        <w:rPr>
+          <w:rFonts w:ascii="Times New Roman" w:hAnsi="Times New Roman" w:cs="Times New Roman"/>
+          <w:sz w:val="21"/>
+          <w:szCs w:val="21"/>
+          <w:lang w:val="en-CA"/>
+        </w:rPr>
+        <w:t>)</w:t>
       </w:r>
       <w:r>
         <w:rPr>
@@ -40063,7 +40273,7 @@
           <w:tab w:val="left" w:pos="1843"/>
           <w:tab w:val="right" w:pos="9356"/>
         </w:tabs>
-        <w:spacing w:before="480" w:after="240" w:line="240" w:lineRule="auto"/>
+        <w:spacing w:before="240" w:after="240" w:line="240" w:lineRule="auto"/>
         <w:ind w:left="1843"/>
         <w:jc w:val="both"/>
         <w:rPr>
@@ -40422,6 +40632,163 @@
         <w:jc w:val="both"/>
         <w:rPr>
           <w:rFonts w:ascii="Times New Roman" w:hAnsi="Times New Roman" w:cs="Times New Roman"/>
+          <w:b/>
+          <w:bCs/>
+          <w:sz w:val="21"/>
+          <w:szCs w:val="21"/>
+        </w:rPr>
+      </w:pPr>
+      <w:r>
+        <w:rPr>
+          <w:rFonts w:ascii="Times New Roman" w:hAnsi="Times New Roman" w:cs="Times New Roman"/>
+          <w:b/>
+          <w:bCs/>
+          <w:sz w:val="21"/>
+          <w:szCs w:val="21"/>
+        </w:rPr>
+        <w:t>Dr. Chris Easthope Awai</w:t>
+      </w:r>
+    </w:p>
+    <w:p>
+      <w:pPr>
+        <w:tabs>
+          <w:tab w:val="left" w:pos="1843"/>
+          <w:tab w:val="left" w:pos="2268"/>
+          <w:tab w:val="right" w:pos="9356"/>
+        </w:tabs>
+        <w:spacing w:before="40" w:after="0" w:line="240" w:lineRule="auto"/>
+        <w:ind w:left="1843"/>
+        <w:jc w:val="both"/>
+        <w:rPr>
+          <w:rFonts w:ascii="Times New Roman" w:hAnsi="Times New Roman" w:cs="Times New Roman"/>
+          <w:sz w:val="21"/>
+          <w:szCs w:val="21"/>
+        </w:rPr>
+      </w:pPr>
+      <w:r>
+        <w:rPr>
+          <w:rFonts w:ascii="Times New Roman" w:hAnsi="Times New Roman" w:cs="Times New Roman"/>
+          <w:sz w:val="21"/>
+          <w:szCs w:val="21"/>
+        </w:rPr>
+        <w:t>Lake Lucerne Institute AG</w:t>
+      </w:r>
+    </w:p>
+    <w:p>
+      <w:pPr>
+        <w:tabs>
+          <w:tab w:val="left" w:pos="1843"/>
+          <w:tab w:val="left" w:pos="2268"/>
+          <w:tab w:val="right" w:pos="9356"/>
+        </w:tabs>
+        <w:spacing w:before="40" w:after="0" w:line="240" w:lineRule="auto"/>
+        <w:ind w:left="1843"/>
+        <w:jc w:val="both"/>
+        <w:rPr>
+          <w:rFonts w:ascii="Times New Roman" w:hAnsi="Times New Roman" w:cs="Times New Roman"/>
+          <w:sz w:val="21"/>
+          <w:szCs w:val="21"/>
+        </w:rPr>
+      </w:pPr>
+      <w:r>
+        <w:rPr>
+          <w:rFonts w:ascii="Times New Roman" w:hAnsi="Times New Roman" w:cs="Times New Roman"/>
+          <w:sz w:val="21"/>
+          <w:szCs w:val="21"/>
+        </w:rPr>
+        <w:t>Rubistrasse 9</w:t>
+      </w:r>
+    </w:p>
+    <w:p>
+      <w:pPr>
+        <w:tabs>
+          <w:tab w:val="left" w:pos="1843"/>
+          <w:tab w:val="left" w:pos="2268"/>
+          <w:tab w:val="right" w:pos="9356"/>
+        </w:tabs>
+        <w:spacing w:before="40" w:after="0" w:line="240" w:lineRule="auto"/>
+        <w:ind w:left="1843"/>
+        <w:jc w:val="both"/>
+        <w:rPr>
+          <w:rFonts w:ascii="Times New Roman" w:hAnsi="Times New Roman" w:cs="Times New Roman"/>
+          <w:sz w:val="21"/>
+          <w:szCs w:val="21"/>
+        </w:rPr>
+      </w:pPr>
+      <w:r>
+        <w:rPr>
+          <w:rFonts w:ascii="Times New Roman" w:hAnsi="Times New Roman" w:cs="Times New Roman"/>
+          <w:sz w:val="21"/>
+          <w:szCs w:val="21"/>
+        </w:rPr>
+        <w:t>6354 Vitznau</w:t>
+      </w:r>
+    </w:p>
+    <w:p>
+      <w:pPr>
+        <w:tabs>
+          <w:tab w:val="left" w:pos="1843"/>
+          <w:tab w:val="left" w:pos="2268"/>
+          <w:tab w:val="right" w:pos="9356"/>
+        </w:tabs>
+        <w:spacing w:before="40" w:after="0" w:line="240" w:lineRule="auto"/>
+        <w:ind w:left="1843"/>
+        <w:jc w:val="both"/>
+        <w:rPr>
+          <w:rFonts w:ascii="Times New Roman" w:hAnsi="Times New Roman" w:cs="Times New Roman"/>
+          <w:color w:val="C00000"/>
+          <w:sz w:val="21"/>
+          <w:szCs w:val="21"/>
+          <w:lang w:val="en-CA"/>
+        </w:rPr>
+      </w:pPr>
+      <w:r>
+        <w:fldChar w:fldCharType="begin"/>
+      </w:r>
+      <w:r>
+        <w:instrText>HYPERLINK "mailto:chris.awai@llui.org"</w:instrText>
+      </w:r>
+      <w:r>
+        <w:fldChar w:fldCharType="separate"/>
+      </w:r>
+      <w:r>
+        <w:rPr>
+          <w:rStyle w:val="Hyperlink"/>
+          <w:rFonts w:ascii="Times New Roman" w:hAnsi="Times New Roman" w:cs="Times New Roman"/>
+          <w:color w:val="C00000"/>
+          <w:sz w:val="21"/>
+          <w:szCs w:val="21"/>
+          <w:u w:val="none"/>
+          <w:lang w:val="en-CA"/>
+        </w:rPr>
+        <w:t>chris.awai@llui.org</w:t>
+      </w:r>
+      <w:r>
+        <w:fldChar w:fldCharType="end"/>
+      </w:r>
+      <w:r>
+        <w:rPr>
+          <w:rFonts w:ascii="Times New Roman" w:hAnsi="Times New Roman" w:cs="Times New Roman"/>
+          <w:color w:val="C00000"/>
+          <w:sz w:val="21"/>
+          <w:szCs w:val="21"/>
+          <w:lang w:val="en-CA"/>
+        </w:rPr>
+        <w:t xml:space="preserve"> </w:t>
+      </w:r>
+    </w:p>
+    <w:p>
+      <w:pPr>
+        <w:tabs>
+          <w:tab w:val="left" w:pos="1843"/>
+          <w:tab w:val="left" w:pos="2268"/>
+          <w:tab w:val="right" w:pos="9356"/>
+        </w:tabs>
+        <w:spacing w:before="40" w:after="0" w:line="240" w:lineRule="auto"/>
+        <w:ind w:left="1843"/>
+        <w:jc w:val="both"/>
+        <w:rPr>
+          <w:rFonts w:ascii="Times New Roman" w:hAnsi="Times New Roman" w:cs="Times New Roman"/>
           <w:color w:val="C00000"/>
           <w:sz w:val="21"/>
           <w:szCs w:val="21"/>
@@ -40445,6 +40812,7 @@
           <w:bCs/>
           <w:sz w:val="21"/>
           <w:szCs w:val="21"/>
+          <w:lang w:val="en-CA"/>
         </w:rPr>
       </w:pPr>
       <w:r>
@@ -40454,8 +40822,9 @@
           <w:bCs/>
           <w:sz w:val="21"/>
           <w:szCs w:val="21"/>
-        </w:rPr>
-        <w:t>Dr. Chris Easthope Awai</w:t>
+          <w:lang w:val="en-CA"/>
+        </w:rPr>
+        <w:t>Dr. Armin Yazdani</w:t>
       </w:r>
     </w:p>
     <w:p>
@@ -40480,7 +40849,7 @@
           <w:sz w:val="21"/>
           <w:szCs w:val="21"/>
         </w:rPr>
-        <w:t>Lake Lucerne Institute AG</w:t>
+        <w:t>McGill University</w:t>
       </w:r>
     </w:p>
     <w:p>
@@ -40505,7 +40874,7 @@
           <w:sz w:val="21"/>
           <w:szCs w:val="21"/>
         </w:rPr>
-        <w:t>Rubistrasse 9</w:t>
+        <w:t>2001 McGill College</w:t>
       </w:r>
     </w:p>
     <w:p>
@@ -40530,7 +40899,7 @@
           <w:sz w:val="21"/>
           <w:szCs w:val="21"/>
         </w:rPr>
-        <w:t>6354 Vitznau</w:t>
+        <w:t>Montreal, Quebec H3A 1G1</w:t>
       </w:r>
     </w:p>
     <w:p>
@@ -40548,177 +40917,16 @@
           <w:color w:val="C00000"/>
           <w:sz w:val="21"/>
           <w:szCs w:val="21"/>
-          <w:lang w:val="en-CA"/>
-        </w:rPr>
+        </w:rPr>
+        <w:sectPr>
+          <w:type w:val="continuous"/>
+          <w:pgSz w:w="12240" w:h="15840"/>
+          <w:pgMar w:top="1134" w:right="1134" w:bottom="1134" w:left="1134" w:header="709" w:footer="709" w:gutter="0"/>
+          <w:cols w:num="2" w:space="0"/>
+          <w:docGrid w:linePitch="360"/>
+        </w:sectPr>
       </w:pPr>
       <w:hyperlink r:id="rId142" w:history="1">
-        <w:r>
-          <w:rPr>
-            <w:rStyle w:val="Hyperlink"/>
-            <w:rFonts w:ascii="Times New Roman" w:hAnsi="Times New Roman" w:cs="Times New Roman"/>
-            <w:color w:val="C00000"/>
-            <w:sz w:val="21"/>
-            <w:szCs w:val="21"/>
-            <w:u w:val="none"/>
-            <w:lang w:val="en-CA"/>
-          </w:rPr>
-          <w:t>chris.awai@llui.org</w:t>
-        </w:r>
-      </w:hyperlink>
-      <w:r>
-        <w:rPr>
-          <w:rFonts w:ascii="Times New Roman" w:hAnsi="Times New Roman" w:cs="Times New Roman"/>
-          <w:color w:val="C00000"/>
-          <w:sz w:val="21"/>
-          <w:szCs w:val="21"/>
-          <w:lang w:val="en-CA"/>
-        </w:rPr>
-        <w:t xml:space="preserve"> </w:t>
-      </w:r>
-    </w:p>
-    <w:p>
-      <w:pPr>
-        <w:tabs>
-          <w:tab w:val="left" w:pos="1843"/>
-          <w:tab w:val="left" w:pos="2268"/>
-          <w:tab w:val="right" w:pos="9356"/>
-        </w:tabs>
-        <w:spacing w:before="40" w:after="0" w:line="240" w:lineRule="auto"/>
-        <w:ind w:left="1843"/>
-        <w:jc w:val="both"/>
-        <w:rPr>
-          <w:rFonts w:ascii="Times New Roman" w:hAnsi="Times New Roman" w:cs="Times New Roman"/>
-          <w:color w:val="C00000"/>
-          <w:sz w:val="21"/>
-          <w:szCs w:val="21"/>
-          <w:lang w:val="en-CA"/>
-        </w:rPr>
-      </w:pPr>
-    </w:p>
-    <w:p>
-      <w:pPr>
-        <w:tabs>
-          <w:tab w:val="left" w:pos="1843"/>
-          <w:tab w:val="left" w:pos="2268"/>
-          <w:tab w:val="right" w:pos="9356"/>
-        </w:tabs>
-        <w:spacing w:before="40" w:after="0" w:line="240" w:lineRule="auto"/>
-        <w:ind w:left="1843"/>
-        <w:jc w:val="both"/>
-        <w:rPr>
-          <w:rFonts w:ascii="Times New Roman" w:hAnsi="Times New Roman" w:cs="Times New Roman"/>
-          <w:b/>
-          <w:bCs/>
-          <w:sz w:val="21"/>
-          <w:szCs w:val="21"/>
-          <w:lang w:val="en-CA"/>
-        </w:rPr>
-      </w:pPr>
-      <w:r>
-        <w:rPr>
-          <w:rFonts w:ascii="Times New Roman" w:hAnsi="Times New Roman" w:cs="Times New Roman"/>
-          <w:b/>
-          <w:bCs/>
-          <w:sz w:val="21"/>
-          <w:szCs w:val="21"/>
-          <w:lang w:val="en-CA"/>
-        </w:rPr>
-        <w:t>Dr. Armin Yazdani</w:t>
-      </w:r>
-    </w:p>
-    <w:p>
-      <w:pPr>
-        <w:tabs>
-          <w:tab w:val="left" w:pos="1843"/>
-          <w:tab w:val="left" w:pos="2268"/>
-          <w:tab w:val="right" w:pos="9356"/>
-        </w:tabs>
-        <w:spacing w:before="40" w:after="0" w:line="240" w:lineRule="auto"/>
-        <w:ind w:left="1843"/>
-        <w:jc w:val="both"/>
-        <w:rPr>
-          <w:rFonts w:ascii="Times New Roman" w:hAnsi="Times New Roman" w:cs="Times New Roman"/>
-          <w:sz w:val="21"/>
-          <w:szCs w:val="21"/>
-        </w:rPr>
-      </w:pPr>
-      <w:r>
-        <w:rPr>
-          <w:rFonts w:ascii="Times New Roman" w:hAnsi="Times New Roman" w:cs="Times New Roman"/>
-          <w:sz w:val="21"/>
-          <w:szCs w:val="21"/>
-        </w:rPr>
-        <w:t>McGill University</w:t>
-      </w:r>
-    </w:p>
-    <w:p>
-      <w:pPr>
-        <w:tabs>
-          <w:tab w:val="left" w:pos="1843"/>
-          <w:tab w:val="left" w:pos="2268"/>
-          <w:tab w:val="right" w:pos="9356"/>
-        </w:tabs>
-        <w:spacing w:before="40" w:after="0" w:line="240" w:lineRule="auto"/>
-        <w:ind w:left="1843"/>
-        <w:jc w:val="both"/>
-        <w:rPr>
-          <w:rFonts w:ascii="Times New Roman" w:hAnsi="Times New Roman" w:cs="Times New Roman"/>
-          <w:sz w:val="21"/>
-          <w:szCs w:val="21"/>
-        </w:rPr>
-      </w:pPr>
-      <w:r>
-        <w:rPr>
-          <w:rFonts w:ascii="Times New Roman" w:hAnsi="Times New Roman" w:cs="Times New Roman"/>
-          <w:sz w:val="21"/>
-          <w:szCs w:val="21"/>
-        </w:rPr>
-        <w:t>2001 McGill College</w:t>
-      </w:r>
-    </w:p>
-    <w:p>
-      <w:pPr>
-        <w:tabs>
-          <w:tab w:val="left" w:pos="1843"/>
-          <w:tab w:val="left" w:pos="2268"/>
-          <w:tab w:val="right" w:pos="9356"/>
-        </w:tabs>
-        <w:spacing w:before="40" w:after="0" w:line="240" w:lineRule="auto"/>
-        <w:ind w:left="1843"/>
-        <w:jc w:val="both"/>
-        <w:rPr>
-          <w:rFonts w:ascii="Times New Roman" w:hAnsi="Times New Roman" w:cs="Times New Roman"/>
-          <w:sz w:val="21"/>
-          <w:szCs w:val="21"/>
-        </w:rPr>
-      </w:pPr>
-      <w:r>
-        <w:rPr>
-          <w:rFonts w:ascii="Times New Roman" w:hAnsi="Times New Roman" w:cs="Times New Roman"/>
-          <w:sz w:val="21"/>
-          <w:szCs w:val="21"/>
-        </w:rPr>
-        <w:t>Montreal, Quebec H3A 1G1</w:t>
-      </w:r>
-    </w:p>
-    <w:p>
-      <w:pPr>
-        <w:tabs>
-          <w:tab w:val="left" w:pos="1843"/>
-          <w:tab w:val="left" w:pos="2268"/>
-          <w:tab w:val="right" w:pos="9356"/>
-        </w:tabs>
-        <w:spacing w:before="40" w:after="0" w:line="240" w:lineRule="auto"/>
-        <w:ind w:left="1843"/>
-        <w:jc w:val="both"/>
-        <w:rPr>
-          <w:rFonts w:ascii="Times New Roman" w:hAnsi="Times New Roman" w:cs="Times New Roman"/>
-          <w:color w:val="C00000"/>
-          <w:sz w:val="21"/>
-          <w:szCs w:val="21"/>
-        </w:rPr>
-      </w:pPr>
-      <w:hyperlink r:id="rId143" w:history="1">
         <w:r>
           <w:rPr>
             <w:rStyle w:val="Hyperlink"/>
@@ -40731,39 +40939,6 @@
           <w:t>armin.yazdani@mcgill.ca</w:t>
         </w:r>
       </w:hyperlink>
-      <w:r>
-        <w:rPr>
-          <w:rFonts w:ascii="Times New Roman" w:hAnsi="Times New Roman" w:cs="Times New Roman"/>
-          <w:color w:val="C00000"/>
-          <w:sz w:val="21"/>
-          <w:szCs w:val="21"/>
-        </w:rPr>
-        <w:t xml:space="preserve"> </w:t>
-      </w:r>
-    </w:p>
-    <w:p>
-      <w:pPr>
-        <w:tabs>
-          <w:tab w:val="left" w:pos="1843"/>
-          <w:tab w:val="left" w:pos="2268"/>
-          <w:tab w:val="right" w:pos="9356"/>
-        </w:tabs>
-        <w:spacing w:before="40" w:after="0" w:line="240" w:lineRule="auto"/>
-        <w:ind w:left="1843"/>
-        <w:jc w:val="both"/>
-        <w:rPr>
-          <w:rFonts w:ascii="Times New Roman" w:hAnsi="Times New Roman" w:cs="Times New Roman"/>
-          <w:sz w:val="21"/>
-          <w:szCs w:val="21"/>
-        </w:rPr>
-        <w:sectPr>
-          <w:type w:val="continuous"/>
-          <w:pgSz w:w="12240" w:h="15840"/>
-          <w:pgMar w:top="1134" w:right="1134" w:bottom="1134" w:left="1134" w:header="709" w:footer="709" w:gutter="0"/>
-          <w:cols w:num="2" w:space="0"/>
-          <w:docGrid w:linePitch="360"/>
-        </w:sectPr>
-      </w:pPr>
     </w:p>
     <w:p>
       <w:pPr>

--- a/CV_Cyrille.docx
+++ b/CV_Cyrille.docx
@@ -16978,33 +16978,7 @@
           <w:szCs w:val="21"/>
           <w:lang w:val="en-CA"/>
         </w:rPr>
-        <w:t xml:space="preserve">Top venue in </w:t>
-      </w:r>
-      <w:r>
-        <w:rPr>
-          <w:rFonts w:ascii="Times New Roman" w:hAnsi="Times New Roman" w:cs="Times New Roman"/>
-          <w:b/>
-          <w:bCs/>
-          <w:i/>
-          <w:iCs/>
-          <w:sz w:val="21"/>
-          <w:szCs w:val="21"/>
-          <w:lang w:val="en-CA"/>
-        </w:rPr>
-        <w:t>Heath Informatics</w:t>
-      </w:r>
-      <w:r>
-        <w:rPr>
-          <w:rFonts w:ascii="Times New Roman" w:hAnsi="Times New Roman" w:cs="Times New Roman"/>
-          <w:b/>
-          <w:bCs/>
-          <w:i/>
-          <w:iCs/>
-          <w:sz w:val="21"/>
-          <w:szCs w:val="21"/>
-          <w:lang w:val="en-CA"/>
-        </w:rPr>
-        <w:t>]</w:t>
+        <w:t>Top venue in Heath Informatics]</w:t>
       </w:r>
     </w:p>
     <w:p>
@@ -19202,6 +19176,7 @@
           <w:bCs/>
           <w:sz w:val="21"/>
           <w:szCs w:val="21"/>
+          <w:lang w:val="fr-CA"/>
         </w:rPr>
         <w:t xml:space="preserve"> </w:t>
       </w:r>
@@ -19212,6 +19187,7 @@
           <w:iCs/>
           <w:sz w:val="21"/>
           <w:szCs w:val="21"/>
+          <w:lang w:val="fr-CA"/>
         </w:rPr>
         <w:t>A</w:t>
       </w:r>
@@ -19222,6 +19198,7 @@
           <w:iCs/>
           <w:sz w:val="21"/>
           <w:szCs w:val="21"/>
+          <w:lang w:val="fr-CA"/>
         </w:rPr>
         <w:t>.03</w:t>
       </w:r>
@@ -19232,6 +19209,7 @@
           <w:bCs/>
           <w:sz w:val="21"/>
           <w:szCs w:val="21"/>
+          <w:lang w:val="fr-CA"/>
         </w:rPr>
         <w:tab/>
       </w:r>
@@ -19241,6 +19219,7 @@
           <w:sz w:val="21"/>
           <w:szCs w:val="21"/>
           <w:u w:val="single"/>
+          <w:lang w:val="fr-CA"/>
         </w:rPr>
         <w:t>Tomoha Ogawa</w:t>
       </w:r>
@@ -19249,6 +19228,7 @@
           <w:rFonts w:ascii="Times New Roman" w:hAnsi="Times New Roman" w:cs="Times New Roman"/>
           <w:sz w:val="21"/>
           <w:szCs w:val="21"/>
+          <w:lang w:val="fr-CA"/>
         </w:rPr>
         <w:t>,</w:t>
       </w:r>
@@ -19257,6 +19237,7 @@
           <w:rFonts w:ascii="Times New Roman" w:hAnsi="Times New Roman" w:cs="Times New Roman"/>
           <w:sz w:val="21"/>
           <w:szCs w:val="21"/>
+          <w:lang w:val="fr-CA"/>
         </w:rPr>
         <w:t xml:space="preserve"> </w:t>
       </w:r>
@@ -19266,6 +19247,7 @@
           <w:sz w:val="21"/>
           <w:szCs w:val="21"/>
           <w:u w:val="single"/>
+          <w:lang w:val="fr-CA"/>
         </w:rPr>
         <w:t>Clara Guedes</w:t>
       </w:r>
@@ -19274,6 +19256,7 @@
           <w:rFonts w:ascii="Times New Roman" w:hAnsi="Times New Roman" w:cs="Times New Roman"/>
           <w:sz w:val="21"/>
           <w:szCs w:val="21"/>
+          <w:lang w:val="fr-CA"/>
         </w:rPr>
         <w:t>,</w:t>
       </w:r>
@@ -19282,6 +19265,7 @@
           <w:rFonts w:ascii="Times New Roman" w:hAnsi="Times New Roman" w:cs="Times New Roman"/>
           <w:sz w:val="21"/>
           <w:szCs w:val="21"/>
+          <w:lang w:val="fr-CA"/>
         </w:rPr>
         <w:t xml:space="preserve"> </w:t>
       </w:r>
@@ -19292,6 +19276,7 @@
           <w:bCs/>
           <w:sz w:val="21"/>
           <w:szCs w:val="21"/>
+          <w:lang w:val="fr-CA"/>
         </w:rPr>
         <w:t>Cyrille E. Mvomo</w:t>
       </w:r>
@@ -19300,6 +19285,7 @@
           <w:rFonts w:ascii="Times New Roman" w:hAnsi="Times New Roman" w:cs="Times New Roman"/>
           <w:sz w:val="21"/>
           <w:szCs w:val="21"/>
+          <w:lang w:val="fr-CA"/>
         </w:rPr>
         <w:t xml:space="preserve">, </w:t>
       </w:r>
@@ -19308,16 +19294,18 @@
           <w:rFonts w:ascii="Times New Roman" w:hAnsi="Times New Roman" w:cs="Times New Roman"/>
           <w:sz w:val="21"/>
           <w:szCs w:val="21"/>
-        </w:rPr>
-        <w:tab/>
-      </w:r>
-      <w:r>
-        <w:rPr>
-          <w:rFonts w:ascii="Times New Roman" w:hAnsi="Times New Roman" w:cs="Times New Roman"/>
-          <w:sz w:val="21"/>
-          <w:szCs w:val="21"/>
-        </w:rPr>
-        <w:t xml:space="preserve">Jordan Bedime </w:t>
+          <w:lang w:val="fr-CA"/>
+        </w:rPr>
+        <w:tab/>
+      </w:r>
+      <w:r>
+        <w:rPr>
+          <w:rFonts w:ascii="Times New Roman" w:hAnsi="Times New Roman" w:cs="Times New Roman"/>
+          <w:sz w:val="21"/>
+          <w:szCs w:val="21"/>
+          <w:lang w:val="fr-CA"/>
+        </w:rPr>
+        <w:t xml:space="preserve">Jordan Bedime Songue </w:t>
       </w:r>
       <w:proofErr w:type="spellStart"/>
       <w:r>
@@ -19325,8 +19313,9 @@
           <w:rFonts w:ascii="Times New Roman" w:hAnsi="Times New Roman" w:cs="Times New Roman"/>
           <w:sz w:val="21"/>
           <w:szCs w:val="21"/>
-        </w:rPr>
-        <w:t>Songue</w:t>
+          <w:lang w:val="fr-CA"/>
+        </w:rPr>
+        <w:t>Nijki</w:t>
       </w:r>
       <w:proofErr w:type="spellEnd"/>
       <w:r>
@@ -19334,24 +19323,7 @@
           <w:rFonts w:ascii="Times New Roman" w:hAnsi="Times New Roman" w:cs="Times New Roman"/>
           <w:sz w:val="21"/>
           <w:szCs w:val="21"/>
-        </w:rPr>
-        <w:t xml:space="preserve"> </w:t>
-      </w:r>
-      <w:proofErr w:type="spellStart"/>
-      <w:r>
-        <w:rPr>
-          <w:rFonts w:ascii="Times New Roman" w:hAnsi="Times New Roman" w:cs="Times New Roman"/>
-          <w:sz w:val="21"/>
-          <w:szCs w:val="21"/>
-        </w:rPr>
-        <w:t>Nijki</w:t>
-      </w:r>
-      <w:proofErr w:type="spellEnd"/>
-      <w:r>
-        <w:rPr>
-          <w:rFonts w:ascii="Times New Roman" w:hAnsi="Times New Roman" w:cs="Times New Roman"/>
-          <w:sz w:val="21"/>
-          <w:szCs w:val="21"/>
+          <w:lang w:val="fr-CA"/>
         </w:rPr>
         <w:t xml:space="preserve">, Leila Hajjaji, Alexandra Potvin-Desrochers, Julia Choi, </w:t>
       </w:r>
@@ -19360,6 +19332,7 @@
           <w:rFonts w:ascii="Times New Roman" w:hAnsi="Times New Roman" w:cs="Times New Roman"/>
           <w:sz w:val="21"/>
           <w:szCs w:val="21"/>
+          <w:lang w:val="fr-CA"/>
         </w:rPr>
         <w:t xml:space="preserve">Caroline Paquette. </w:t>
       </w:r>
@@ -19592,6 +19565,7 @@
           <w:bCs/>
           <w:sz w:val="21"/>
           <w:szCs w:val="21"/>
+          <w:lang w:val="fr-CA"/>
         </w:rPr>
         <w:t xml:space="preserve"> </w:t>
       </w:r>
@@ -19602,6 +19576,7 @@
           <w:iCs/>
           <w:sz w:val="21"/>
           <w:szCs w:val="21"/>
+          <w:lang w:val="fr-CA"/>
         </w:rPr>
         <w:t>A</w:t>
       </w:r>
@@ -19612,6 +19587,7 @@
           <w:iCs/>
           <w:sz w:val="21"/>
           <w:szCs w:val="21"/>
+          <w:lang w:val="fr-CA"/>
         </w:rPr>
         <w:t>.02</w:t>
       </w:r>
@@ -19622,14 +19598,16 @@
           <w:bCs/>
           <w:sz w:val="21"/>
           <w:szCs w:val="21"/>
-        </w:rPr>
-        <w:tab/>
-      </w:r>
-      <w:r>
-        <w:rPr>
-          <w:rFonts w:ascii="Times New Roman" w:hAnsi="Times New Roman" w:cs="Times New Roman"/>
-          <w:sz w:val="21"/>
-          <w:szCs w:val="21"/>
+          <w:lang w:val="fr-CA"/>
+        </w:rPr>
+        <w:tab/>
+      </w:r>
+      <w:r>
+        <w:rPr>
+          <w:rFonts w:ascii="Times New Roman" w:hAnsi="Times New Roman" w:cs="Times New Roman"/>
+          <w:sz w:val="21"/>
+          <w:szCs w:val="21"/>
+          <w:lang w:val="fr-CA"/>
         </w:rPr>
         <w:t xml:space="preserve">Isabella Sierra, Sara Perfetto,  Alexandra Potvin-Desrochers, </w:t>
       </w:r>
@@ -19640,6 +19618,7 @@
           <w:bCs/>
           <w:sz w:val="21"/>
           <w:szCs w:val="21"/>
+          <w:lang w:val="fr-CA"/>
         </w:rPr>
         <w:t>Cyrille E. Mvomo</w:t>
       </w:r>
@@ -19648,6 +19627,7 @@
           <w:rFonts w:ascii="Times New Roman" w:hAnsi="Times New Roman" w:cs="Times New Roman"/>
           <w:sz w:val="21"/>
           <w:szCs w:val="21"/>
+          <w:lang w:val="fr-CA"/>
         </w:rPr>
         <w:t xml:space="preserve">, </w:t>
       </w:r>
@@ -19656,8 +19636,9 @@
           <w:rFonts w:ascii="Times New Roman" w:hAnsi="Times New Roman" w:cs="Times New Roman"/>
           <w:sz w:val="21"/>
           <w:szCs w:val="21"/>
-        </w:rPr>
-        <w:t xml:space="preserve">Jordan Bedime </w:t>
+          <w:lang w:val="fr-CA"/>
+        </w:rPr>
+        <w:t xml:space="preserve">Jordan Bedime Songue </w:t>
       </w:r>
       <w:proofErr w:type="spellStart"/>
       <w:r>
@@ -19665,8 +19646,9 @@
           <w:rFonts w:ascii="Times New Roman" w:hAnsi="Times New Roman" w:cs="Times New Roman"/>
           <w:sz w:val="21"/>
           <w:szCs w:val="21"/>
-        </w:rPr>
-        <w:t>Songue</w:t>
+          <w:lang w:val="fr-CA"/>
+        </w:rPr>
+        <w:t>Nijki</w:t>
       </w:r>
       <w:proofErr w:type="spellEnd"/>
       <w:r>
@@ -19674,8 +19656,9 @@
           <w:rFonts w:ascii="Times New Roman" w:hAnsi="Times New Roman" w:cs="Times New Roman"/>
           <w:sz w:val="21"/>
           <w:szCs w:val="21"/>
-        </w:rPr>
-        <w:t xml:space="preserve"> </w:t>
+          <w:lang w:val="fr-CA"/>
+        </w:rPr>
+        <w:t>, Henri Lajeunesse, Frederike Parent-</w:t>
       </w:r>
       <w:proofErr w:type="spellStart"/>
       <w:r>
@@ -19683,8 +19666,9 @@
           <w:rFonts w:ascii="Times New Roman" w:hAnsi="Times New Roman" w:cs="Times New Roman"/>
           <w:sz w:val="21"/>
           <w:szCs w:val="21"/>
-        </w:rPr>
-        <w:t>Nijki</w:t>
+          <w:lang w:val="fr-CA"/>
+        </w:rPr>
+        <w:t>L’Ecuyer</w:t>
       </w:r>
       <w:proofErr w:type="spellEnd"/>
       <w:r>
@@ -19692,8 +19676,9 @@
           <w:rFonts w:ascii="Times New Roman" w:hAnsi="Times New Roman" w:cs="Times New Roman"/>
           <w:sz w:val="21"/>
           <w:szCs w:val="21"/>
-        </w:rPr>
-        <w:t xml:space="preserve">, Henri Lajeunesse, Frederike Parent-L’Ecuyer, Caroline Paquette. </w:t>
+          <w:lang w:val="fr-CA"/>
+        </w:rPr>
+        <w:t xml:space="preserve">, Caroline Paquette. </w:t>
       </w:r>
       <w:r>
         <w:rPr>
@@ -20507,7 +20492,7 @@
           <w:rFonts w:ascii="Times New Roman" w:hAnsi="Times New Roman" w:cs="Times New Roman"/>
           <w:sz w:val="21"/>
           <w:szCs w:val="21"/>
-          <w:lang w:val="fr-CA"/>
+          <w:lang w:val="en-CA"/>
         </w:rPr>
       </w:pPr>
       <w:r>
@@ -20866,48 +20851,20 @@
           <w:iCs/>
           <w:sz w:val="21"/>
           <w:szCs w:val="21"/>
-          <w:lang w:val="fr-CA"/>
-        </w:rPr>
-        <w:t xml:space="preserve">[Poster + Abstract if </w:t>
-      </w:r>
-      <w:proofErr w:type="spellStart"/>
-      <w:r>
-        <w:rPr>
-          <w:rFonts w:ascii="Times New Roman" w:hAnsi="Times New Roman" w:cs="Times New Roman"/>
-          <w:b/>
-          <w:bCs/>
-          <w:i/>
-          <w:iCs/>
-          <w:sz w:val="21"/>
-          <w:szCs w:val="21"/>
-          <w:lang w:val="fr-CA"/>
-        </w:rPr>
-        <w:t>accepted</w:t>
-      </w:r>
-      <w:proofErr w:type="spellEnd"/>
-      <w:r>
-        <w:rPr>
-          <w:rFonts w:ascii="Times New Roman" w:hAnsi="Times New Roman" w:cs="Times New Roman"/>
-          <w:b/>
-          <w:bCs/>
-          <w:i/>
-          <w:iCs/>
-          <w:sz w:val="21"/>
-          <w:szCs w:val="21"/>
-          <w:lang w:val="fr-CA"/>
-        </w:rPr>
-        <w:t>]</w:t>
-      </w:r>
-      <w:r>
-        <w:rPr>
-          <w:rFonts w:ascii="Times New Roman" w:hAnsi="Times New Roman" w:cs="Times New Roman"/>
-          <w:b/>
-          <w:bCs/>
-          <w:i/>
-          <w:iCs/>
-          <w:sz w:val="21"/>
-          <w:szCs w:val="21"/>
-          <w:lang w:val="fr-CA"/>
+          <w:lang w:val="en-CA"/>
+        </w:rPr>
+        <w:t>[Poster + Abstract if accepted]</w:t>
+      </w:r>
+      <w:r>
+        <w:rPr>
+          <w:rFonts w:ascii="Times New Roman" w:hAnsi="Times New Roman" w:cs="Times New Roman"/>
+          <w:b/>
+          <w:bCs/>
+          <w:i/>
+          <w:iCs/>
+          <w:sz w:val="21"/>
+          <w:szCs w:val="21"/>
+          <w:lang w:val="en-CA"/>
         </w:rPr>
         <w:t xml:space="preserve"> </w:t>
       </w:r>
@@ -20964,7 +20921,7 @@
           <w:bCs/>
           <w:sz w:val="21"/>
           <w:szCs w:val="21"/>
-          <w:lang w:val="fr-CA"/>
+          <w:lang w:val="en-CA"/>
         </w:rPr>
         <w:tab/>
       </w:r>
@@ -21026,7 +20983,7 @@
           <w:bCs/>
           <w:sz w:val="21"/>
           <w:szCs w:val="21"/>
-          <w:lang w:val="fr-CA"/>
+          <w:lang w:val="en-CA"/>
         </w:rPr>
         <w:t xml:space="preserve"> </w:t>
       </w:r>
@@ -21037,7 +20994,7 @@
           <w:iCs/>
           <w:sz w:val="21"/>
           <w:szCs w:val="21"/>
-          <w:lang w:val="fr-CA"/>
+          <w:lang w:val="en-CA"/>
         </w:rPr>
         <w:t>P.12</w:t>
       </w:r>
@@ -21048,7 +21005,7 @@
           <w:bCs/>
           <w:sz w:val="21"/>
           <w:szCs w:val="21"/>
-          <w:lang w:val="fr-CA"/>
+          <w:lang w:val="en-CA"/>
         </w:rPr>
         <w:tab/>
       </w:r>
@@ -21058,7 +21015,7 @@
           <w:sz w:val="21"/>
           <w:szCs w:val="21"/>
           <w:u w:val="single"/>
-          <w:lang w:val="fr-CA"/>
+          <w:lang w:val="en-CA"/>
         </w:rPr>
         <w:t>Tomoha Ogawa</w:t>
       </w:r>
@@ -21067,7 +21024,7 @@
           <w:rFonts w:ascii="Times New Roman" w:hAnsi="Times New Roman" w:cs="Times New Roman"/>
           <w:sz w:val="21"/>
           <w:szCs w:val="21"/>
-          <w:lang w:val="fr-CA"/>
+          <w:lang w:val="en-CA"/>
         </w:rPr>
         <w:t xml:space="preserve">, </w:t>
       </w:r>
@@ -21077,7 +21034,7 @@
           <w:sz w:val="21"/>
           <w:szCs w:val="21"/>
           <w:u w:val="single"/>
-          <w:lang w:val="fr-CA"/>
+          <w:lang w:val="en-CA"/>
         </w:rPr>
         <w:t>Clara Guedes</w:t>
       </w:r>
@@ -21086,7 +21043,7 @@
           <w:rFonts w:ascii="Times New Roman" w:hAnsi="Times New Roman" w:cs="Times New Roman"/>
           <w:sz w:val="21"/>
           <w:szCs w:val="21"/>
-          <w:lang w:val="fr-CA"/>
+          <w:lang w:val="en-CA"/>
         </w:rPr>
         <w:t xml:space="preserve">, </w:t>
       </w:r>
@@ -21097,7 +21054,7 @@
           <w:bCs/>
           <w:sz w:val="21"/>
           <w:szCs w:val="21"/>
-          <w:lang w:val="fr-CA"/>
+          <w:lang w:val="en-CA"/>
         </w:rPr>
         <w:t>Cyrille E. Mvomo</w:t>
       </w:r>
@@ -21106,7 +21063,7 @@
           <w:rFonts w:ascii="Times New Roman" w:hAnsi="Times New Roman" w:cs="Times New Roman"/>
           <w:sz w:val="21"/>
           <w:szCs w:val="21"/>
-          <w:lang w:val="fr-CA"/>
+          <w:lang w:val="en-CA"/>
         </w:rPr>
         <w:t xml:space="preserve">, </w:t>
       </w:r>
@@ -21115,10 +21072,10 @@
           <w:rFonts w:ascii="Times New Roman" w:hAnsi="Times New Roman" w:cs="Times New Roman"/>
           <w:sz w:val="21"/>
           <w:szCs w:val="21"/>
-          <w:lang w:val="fr-CA"/>
-        </w:rPr>
-        <w:tab/>
-        <w:t xml:space="preserve">Jordan Bedime Songue </w:t>
+          <w:lang w:val="en-CA"/>
+        </w:rPr>
+        <w:tab/>
+        <w:t xml:space="preserve">Jordan Bedime </w:t>
       </w:r>
       <w:proofErr w:type="spellStart"/>
       <w:r>
@@ -21126,7 +21083,27 @@
           <w:rFonts w:ascii="Times New Roman" w:hAnsi="Times New Roman" w:cs="Times New Roman"/>
           <w:sz w:val="21"/>
           <w:szCs w:val="21"/>
-          <w:lang w:val="fr-CA"/>
+          <w:lang w:val="en-CA"/>
+        </w:rPr>
+        <w:t>Songue</w:t>
+      </w:r>
+      <w:proofErr w:type="spellEnd"/>
+      <w:r>
+        <w:rPr>
+          <w:rFonts w:ascii="Times New Roman" w:hAnsi="Times New Roman" w:cs="Times New Roman"/>
+          <w:sz w:val="21"/>
+          <w:szCs w:val="21"/>
+          <w:lang w:val="en-CA"/>
+        </w:rPr>
+        <w:t xml:space="preserve"> </w:t>
+      </w:r>
+      <w:proofErr w:type="spellStart"/>
+      <w:r>
+        <w:rPr>
+          <w:rFonts w:ascii="Times New Roman" w:hAnsi="Times New Roman" w:cs="Times New Roman"/>
+          <w:sz w:val="21"/>
+          <w:szCs w:val="21"/>
+          <w:lang w:val="en-CA"/>
         </w:rPr>
         <w:t>Nijki</w:t>
       </w:r>
@@ -21136,7 +21113,7 @@
           <w:rFonts w:ascii="Times New Roman" w:hAnsi="Times New Roman" w:cs="Times New Roman"/>
           <w:sz w:val="21"/>
           <w:szCs w:val="21"/>
-          <w:lang w:val="fr-CA"/>
+          <w:lang w:val="en-CA"/>
         </w:rPr>
         <w:t xml:space="preserve">, Leila Hajjaji, Alexandra Potvin-Desrochers, Julia Choi, Caroline Paquette. </w:t>
       </w:r>
@@ -36135,15 +36112,6 @@
           <w:szCs w:val="22"/>
         </w:rPr>
         <w:tab/>
-      </w:r>
-      <w:r>
-        <w:rPr>
-          <w:rFonts w:ascii="Times New Roman" w:hAnsi="Times New Roman" w:cs="Times New Roman"/>
-          <w:i/>
-          <w:iCs/>
-          <w:sz w:val="22"/>
-          <w:szCs w:val="22"/>
-        </w:rPr>
         <w:t>Biomechanics &amp; Neuroscience</w:t>
       </w:r>
     </w:p>
@@ -36399,7 +36367,17 @@
           <w:sz w:val="22"/>
           <w:szCs w:val="22"/>
         </w:rPr>
-        <w:t>2024</w:t>
+        <w:t>202</w:t>
+      </w:r>
+      <w:r>
+        <w:rPr>
+          <w:rFonts w:ascii="Times New Roman" w:hAnsi="Times New Roman" w:cs="Times New Roman"/>
+          <w:i/>
+          <w:iCs/>
+          <w:sz w:val="22"/>
+          <w:szCs w:val="22"/>
+        </w:rPr>
+        <w:t>5</w:t>
       </w:r>
       <w:r>
         <w:rPr>
@@ -36702,15 +36680,7 @@
                                 <w:sz w:val="21"/>
                                 <w:szCs w:val="21"/>
                               </w:rPr>
-                              <w:t>Undergraduate</w:t>
-                            </w:r>
-                            <w:r>
-                              <w:rPr>
-                                <w:rFonts w:ascii="Times New Roman" w:hAnsi="Times New Roman" w:cs="Times New Roman"/>
-                                <w:sz w:val="21"/>
-                                <w:szCs w:val="21"/>
-                              </w:rPr>
-                              <w:t xml:space="preserve"> Students</w:t>
+                              <w:t>Undergraduate Students</w:t>
                             </w:r>
                           </w:p>
                         </w:txbxContent>
@@ -37750,6 +37720,71 @@
         </w:rPr>
         <w:t>: M.Sc. Student in Kinesiology, University of Toronto</w:t>
       </w:r>
+      <w:r>
+        <w:rPr>
+          <w:rFonts w:ascii="Times New Roman" w:hAnsi="Times New Roman" w:cs="Times New Roman"/>
+          <w:i/>
+          <w:iCs/>
+          <w:sz w:val="22"/>
+          <w:szCs w:val="22"/>
+        </w:rPr>
+        <w:t xml:space="preserve"> </w:t>
+      </w:r>
+    </w:p>
+    <w:p>
+      <w:pPr>
+        <w:tabs>
+          <w:tab w:val="right" w:pos="1701"/>
+          <w:tab w:val="left" w:pos="1843"/>
+          <w:tab w:val="right" w:pos="9923"/>
+        </w:tabs>
+        <w:spacing w:after="0" w:line="240" w:lineRule="auto"/>
+        <w:rPr>
+          <w:rFonts w:ascii="Times New Roman" w:hAnsi="Times New Roman" w:cs="Times New Roman"/>
+          <w:b/>
+          <w:bCs/>
+          <w:i/>
+          <w:iCs/>
+          <w:sz w:val="22"/>
+          <w:szCs w:val="22"/>
+        </w:rPr>
+      </w:pPr>
+      <w:r>
+        <w:rPr>
+          <w:rFonts w:ascii="Times New Roman" w:hAnsi="Times New Roman" w:cs="Times New Roman"/>
+          <w:b/>
+          <w:bCs/>
+          <w:i/>
+          <w:iCs/>
+          <w:sz w:val="22"/>
+          <w:szCs w:val="22"/>
+        </w:rPr>
+        <w:tab/>
+      </w:r>
+      <w:r>
+        <w:rPr>
+          <w:rFonts w:ascii="Times New Roman" w:hAnsi="Times New Roman" w:cs="Times New Roman"/>
+          <w:b/>
+          <w:bCs/>
+          <w:i/>
+          <w:iCs/>
+          <w:sz w:val="22"/>
+          <w:szCs w:val="22"/>
+        </w:rPr>
+        <w:tab/>
+      </w:r>
+      <w:r>
+        <w:rPr>
+          <w:rFonts w:ascii="Times New Roman" w:hAnsi="Times New Roman" w:cs="Times New Roman"/>
+          <w:b/>
+          <w:bCs/>
+          <w:i/>
+          <w:iCs/>
+          <w:sz w:val="22"/>
+          <w:szCs w:val="22"/>
+        </w:rPr>
+        <w:t>[2026 Canada CIHR Master Research Scholarship Recipient]</w:t>
+      </w:r>
     </w:p>
     <w:p>
       <w:pPr>
@@ -37797,17 +37832,7 @@
           <w:sz w:val="22"/>
           <w:szCs w:val="22"/>
         </w:rPr>
-        <w:t>-</w:t>
-      </w:r>
-      <w:r>
-        <w:rPr>
-          <w:rFonts w:ascii="Times New Roman" w:hAnsi="Times New Roman" w:cs="Times New Roman"/>
-          <w:i/>
-          <w:iCs/>
-          <w:sz w:val="22"/>
-          <w:szCs w:val="22"/>
-        </w:rPr>
-        <w:t>2025</w:t>
+        <w:t>-2025</w:t>
       </w:r>
       <w:r>
         <w:rPr>
@@ -37990,8 +38015,6 @@
         <w:spacing w:before="80" w:after="0" w:line="240" w:lineRule="auto"/>
         <w:rPr>
           <w:rFonts w:ascii="Times New Roman" w:hAnsi="Times New Roman" w:cs="Times New Roman"/>
-          <w:b/>
-          <w:bCs/>
           <w:i/>
           <w:iCs/>
           <w:sz w:val="22"/>
@@ -38017,6 +38040,7 @@
           <w:szCs w:val="22"/>
         </w:rPr>
         <w:tab/>
+        <w:t>Next:</w:t>
       </w:r>
       <w:r>
         <w:rPr>
@@ -38026,7 +38050,7 @@
           <w:sz w:val="22"/>
           <w:szCs w:val="22"/>
         </w:rPr>
-        <w:t>Next:</w:t>
+        <w:t xml:space="preserve"> </w:t>
       </w:r>
       <w:r>
         <w:rPr>
@@ -38036,7 +38060,7 @@
           <w:sz w:val="22"/>
           <w:szCs w:val="22"/>
         </w:rPr>
-        <w:t xml:space="preserve"> </w:t>
+        <w:t>M</w:t>
       </w:r>
       <w:r>
         <w:rPr>
@@ -38046,7 +38070,7 @@
           <w:sz w:val="22"/>
           <w:szCs w:val="22"/>
         </w:rPr>
-        <w:t>M</w:t>
+        <w:t>.S</w:t>
       </w:r>
       <w:r>
         <w:rPr>
@@ -38056,7 +38080,7 @@
           <w:sz w:val="22"/>
           <w:szCs w:val="22"/>
         </w:rPr>
-        <w:t>.S</w:t>
+        <w:t>c</w:t>
       </w:r>
       <w:r>
         <w:rPr>
@@ -38066,7 +38090,7 @@
           <w:sz w:val="22"/>
           <w:szCs w:val="22"/>
         </w:rPr>
-        <w:t>c</w:t>
+        <w:t>. Student</w:t>
       </w:r>
       <w:r>
         <w:rPr>
@@ -38076,7 +38100,7 @@
           <w:sz w:val="22"/>
           <w:szCs w:val="22"/>
         </w:rPr>
-        <w:t>. Student</w:t>
+        <w:t xml:space="preserve"> in Biomechanics &amp; Neuroscience</w:t>
       </w:r>
       <w:r>
         <w:rPr>
@@ -38086,7 +38110,7 @@
           <w:sz w:val="22"/>
           <w:szCs w:val="22"/>
         </w:rPr>
-        <w:t xml:space="preserve"> in </w:t>
+        <w:t>, McGill U</w:t>
       </w:r>
       <w:r>
         <w:rPr>
@@ -38096,39 +38120,8 @@
           <w:sz w:val="22"/>
           <w:szCs w:val="22"/>
         </w:rPr>
-        <w:t>Biomechanics &amp; Neuroscience</w:t>
-      </w:r>
-      <w:r>
-        <w:rPr>
-          <w:rFonts w:ascii="Times New Roman" w:hAnsi="Times New Roman" w:cs="Times New Roman"/>
-          <w:i/>
-          <w:iCs/>
-          <w:sz w:val="22"/>
-          <w:szCs w:val="22"/>
-        </w:rPr>
-        <w:t>, McGill U</w:t>
-      </w:r>
-      <w:r>
-        <w:rPr>
-          <w:rFonts w:ascii="Times New Roman" w:hAnsi="Times New Roman" w:cs="Times New Roman"/>
-          <w:i/>
-          <w:iCs/>
-          <w:sz w:val="22"/>
-          <w:szCs w:val="22"/>
-        </w:rPr>
         <w:t>niversity</w:t>
       </w:r>
-    </w:p>
-    <w:p>
-      <w:pPr>
-        <w:rPr>
-          <w:rFonts w:ascii="Times New Roman" w:hAnsi="Times New Roman" w:cs="Times New Roman"/>
-          <w:i/>
-          <w:iCs/>
-          <w:sz w:val="22"/>
-          <w:szCs w:val="22"/>
-        </w:rPr>
-      </w:pPr>
       <w:r>
         <w:rPr>
           <w:rFonts w:ascii="Times New Roman" w:hAnsi="Times New Roman" w:cs="Times New Roman"/>
@@ -40235,25 +40228,7 @@
           <w:szCs w:val="21"/>
           <w:lang w:val="en-CA"/>
         </w:rPr>
-        <w:t xml:space="preserve"> (</w:t>
-      </w:r>
-      <w:r>
-        <w:rPr>
-          <w:rFonts w:ascii="Times New Roman" w:hAnsi="Times New Roman" w:cs="Times New Roman"/>
-          <w:sz w:val="21"/>
-          <w:szCs w:val="21"/>
-          <w:lang w:val="en-CA"/>
-        </w:rPr>
-        <w:t>ONPP</w:t>
-      </w:r>
-      <w:r>
-        <w:rPr>
-          <w:rFonts w:ascii="Times New Roman" w:hAnsi="Times New Roman" w:cs="Times New Roman"/>
-          <w:sz w:val="21"/>
-          <w:szCs w:val="21"/>
-          <w:lang w:val="en-CA"/>
-        </w:rPr>
-        <w:t>)</w:t>
+        <w:t xml:space="preserve"> (ONPP)</w:t>
       </w:r>
       <w:r>
         <w:rPr>
@@ -40742,30 +40717,20 @@
           <w:lang w:val="en-CA"/>
         </w:rPr>
       </w:pPr>
-      <w:r>
-        <w:fldChar w:fldCharType="begin"/>
-      </w:r>
-      <w:r>
-        <w:instrText>HYPERLINK "mailto:chris.awai@llui.org"</w:instrText>
-      </w:r>
-      <w:r>
-        <w:fldChar w:fldCharType="separate"/>
-      </w:r>
-      <w:r>
-        <w:rPr>
-          <w:rStyle w:val="Hyperlink"/>
-          <w:rFonts w:ascii="Times New Roman" w:hAnsi="Times New Roman" w:cs="Times New Roman"/>
-          <w:color w:val="C00000"/>
-          <w:sz w:val="21"/>
-          <w:szCs w:val="21"/>
-          <w:u w:val="none"/>
-          <w:lang w:val="en-CA"/>
-        </w:rPr>
-        <w:t>chris.awai@llui.org</w:t>
-      </w:r>
-      <w:r>
-        <w:fldChar w:fldCharType="end"/>
-      </w:r>
+      <w:hyperlink r:id="rId142" w:history="1">
+        <w:r>
+          <w:rPr>
+            <w:rStyle w:val="Hyperlink"/>
+            <w:rFonts w:ascii="Times New Roman" w:hAnsi="Times New Roman" w:cs="Times New Roman"/>
+            <w:color w:val="C00000"/>
+            <w:sz w:val="21"/>
+            <w:szCs w:val="21"/>
+            <w:u w:val="none"/>
+            <w:lang w:val="en-CA"/>
+          </w:rPr>
+          <w:t>chris.awai@llui.org</w:t>
+        </w:r>
+      </w:hyperlink>
       <w:r>
         <w:rPr>
           <w:rFonts w:ascii="Times New Roman" w:hAnsi="Times New Roman" w:cs="Times New Roman"/>
@@ -40926,7 +40891,7 @@
           <w:docGrid w:linePitch="360"/>
         </w:sectPr>
       </w:pPr>
-      <w:hyperlink r:id="rId142" w:history="1">
+      <w:hyperlink r:id="rId143" w:history="1">
         <w:r>
           <w:rPr>
             <w:rStyle w:val="Hyperlink"/>

--- a/CV_Cyrille.docx
+++ b/CV_Cyrille.docx
@@ -3550,7 +3550,27 @@
           <w:sz w:val="21"/>
           <w:szCs w:val="21"/>
         </w:rPr>
-        <w:t>24 recognitions for excellence in research, teaching, and service across France, Canada, and Switzerland, spanning institutional to global levels.</w:t>
+        <w:t>2</w:t>
+      </w:r>
+      <w:r>
+        <w:rPr>
+          <w:rFonts w:ascii="Times New Roman" w:hAnsi="Times New Roman" w:cs="Times New Roman"/>
+          <w:i/>
+          <w:iCs/>
+          <w:sz w:val="21"/>
+          <w:szCs w:val="21"/>
+        </w:rPr>
+        <w:t>5</w:t>
+      </w:r>
+      <w:r>
+        <w:rPr>
+          <w:rFonts w:ascii="Times New Roman" w:hAnsi="Times New Roman" w:cs="Times New Roman"/>
+          <w:i/>
+          <w:iCs/>
+          <w:sz w:val="21"/>
+          <w:szCs w:val="21"/>
+        </w:rPr>
+        <w:t xml:space="preserve"> recognitions for excellence in research, teaching, and service across France, Canada, and Switzerland, spanning institutional to global levels.</w:t>
       </w:r>
       <w:r>
         <w:rPr>
@@ -3570,7 +3590,47 @@
           <w:sz w:val="21"/>
           <w:szCs w:val="21"/>
         </w:rPr>
-        <w:t xml:space="preserve">Secured full PhD funding (CA$120,000), covering </w:t>
+        <w:t>Secured full PhD funding (</w:t>
+      </w:r>
+      <w:r>
+        <w:rPr>
+          <w:rFonts w:ascii="Times New Roman" w:hAnsi="Times New Roman" w:cs="Times New Roman"/>
+          <w:i/>
+          <w:iCs/>
+          <w:sz w:val="21"/>
+          <w:szCs w:val="21"/>
+        </w:rPr>
+        <w:t>&gt;</w:t>
+      </w:r>
+      <w:r>
+        <w:rPr>
+          <w:rFonts w:ascii="Times New Roman" w:hAnsi="Times New Roman" w:cs="Times New Roman"/>
+          <w:i/>
+          <w:iCs/>
+          <w:sz w:val="21"/>
+          <w:szCs w:val="21"/>
+        </w:rPr>
+        <w:t>CA$1</w:t>
+      </w:r>
+      <w:r>
+        <w:rPr>
+          <w:rFonts w:ascii="Times New Roman" w:hAnsi="Times New Roman" w:cs="Times New Roman"/>
+          <w:i/>
+          <w:iCs/>
+          <w:sz w:val="21"/>
+          <w:szCs w:val="21"/>
+        </w:rPr>
+        <w:t>7</w:t>
+      </w:r>
+      <w:r>
+        <w:rPr>
+          <w:rFonts w:ascii="Times New Roman" w:hAnsi="Times New Roman" w:cs="Times New Roman"/>
+          <w:i/>
+          <w:iCs/>
+          <w:sz w:val="21"/>
+          <w:szCs w:val="21"/>
+        </w:rPr>
+        <w:t xml:space="preserve">0,000), covering </w:t>
       </w:r>
       <w:r>
         <w:rPr>
@@ -3590,27 +3650,27 @@
           <w:sz w:val="21"/>
           <w:szCs w:val="21"/>
         </w:rPr>
-        <w:t>tuition expenses (Québec resident rate through the France–Québec agreement). Not eligible for major Canadian federal doctoral awards during the first three years of the PhD due to international student status; eligibility restored following a policy change for the 2026–2029 cycle</w:t>
-      </w:r>
-      <w:r>
-        <w:rPr>
-          <w:rFonts w:ascii="Times New Roman" w:hAnsi="Times New Roman" w:cs="Times New Roman"/>
-          <w:i/>
-          <w:iCs/>
-          <w:sz w:val="21"/>
-          <w:szCs w:val="21"/>
-        </w:rPr>
-        <w:t xml:space="preserve"> (application under review)</w:t>
-      </w:r>
-      <w:r>
-        <w:rPr>
-          <w:rFonts w:ascii="Times New Roman" w:hAnsi="Times New Roman" w:cs="Times New Roman"/>
-          <w:i/>
-          <w:iCs/>
-          <w:sz w:val="21"/>
-          <w:szCs w:val="21"/>
-        </w:rPr>
-        <w:t xml:space="preserve">. Undergraduate and </w:t>
+        <w:t xml:space="preserve">tuition expenses (Québec resident rate through the France–Québec agreement). Not eligible for major Canadian federal doctoral awards during the first three years of the PhD due to international student status; eligibility restored following a policy </w:t>
+      </w:r>
+      <w:r>
+        <w:rPr>
+          <w:rFonts w:ascii="Times New Roman" w:hAnsi="Times New Roman" w:cs="Times New Roman"/>
+          <w:i/>
+          <w:iCs/>
+          <w:sz w:val="21"/>
+          <w:szCs w:val="21"/>
+        </w:rPr>
+        <w:t>in</w:t>
+      </w:r>
+      <w:r>
+        <w:rPr>
+          <w:rFonts w:ascii="Times New Roman" w:hAnsi="Times New Roman" w:cs="Times New Roman"/>
+          <w:i/>
+          <w:iCs/>
+          <w:sz w:val="21"/>
+          <w:szCs w:val="21"/>
+        </w:rPr>
+        <w:t xml:space="preserve"> 2026. Undergraduate and </w:t>
       </w:r>
       <w:r>
         <w:rPr>
@@ -5987,6 +6047,8 @@
         <w:spacing w:before="160" w:after="0" w:line="240" w:lineRule="auto"/>
         <w:rPr>
           <w:rFonts w:ascii="Times New Roman" w:hAnsi="Times New Roman" w:cs="Times New Roman"/>
+          <w:i/>
+          <w:iCs/>
           <w:sz w:val="21"/>
           <w:szCs w:val="21"/>
         </w:rPr>
@@ -6123,6 +6185,8 @@
         <w:spacing w:before="80" w:after="0" w:line="240" w:lineRule="auto"/>
         <w:rPr>
           <w:rFonts w:ascii="Times New Roman" w:hAnsi="Times New Roman" w:cs="Times New Roman"/>
+          <w:i/>
+          <w:iCs/>
           <w:sz w:val="21"/>
           <w:szCs w:val="21"/>
         </w:rPr>
@@ -6147,10 +6211,10 @@
           <w:szCs w:val="21"/>
         </w:rPr>
         <w:drawing>
-          <wp:inline distT="0" distB="0" distL="0" distR="0" wp14:anchorId="39B66C86" wp14:editId="18188D4D">
-            <wp:extent cx="118913" cy="111600"/>
-            <wp:effectExtent l="0" t="0" r="0" b="3175"/>
-            <wp:docPr id="625973341" name="Picture 1">
+          <wp:inline distT="0" distB="0" distL="0" distR="0" wp14:anchorId="39C6C6F3" wp14:editId="19CB2801">
+            <wp:extent cx="108000" cy="108000"/>
+            <wp:effectExtent l="0" t="0" r="6350" b="6350"/>
+            <wp:docPr id="1799015723" name="Graphic 2" descr="Map with pin with solid fill">
               <a:hlinkClick xmlns:a="http://schemas.openxmlformats.org/drawingml/2006/main" r:id="rId72"/>
             </wp:docPr>
             <wp:cNvGraphicFramePr>
@@ -6160,8 +6224,431 @@
               <a:graphicData uri="http://schemas.openxmlformats.org/drawingml/2006/picture">
                 <pic:pic xmlns:pic="http://schemas.openxmlformats.org/drawingml/2006/picture">
                   <pic:nvPicPr>
+                    <pic:cNvPr id="1799015723" name="Graphic 2" descr="Map with pin with solid fill">
+                      <a:hlinkClick r:id="rId72"/>
+                    </pic:cNvPr>
+                    <pic:cNvPicPr/>
+                  </pic:nvPicPr>
+                  <pic:blipFill>
+                    <a:blip r:embed="rId66">
+                      <a:extLst>
+                        <a:ext uri="{96DAC541-7B7A-43D3-8B79-37D633B846F1}">
+                          <asvg:svgBlip xmlns:asvg="http://schemas.microsoft.com/office/drawing/2016/SVG/main" r:embed="rId67"/>
+                        </a:ext>
+                      </a:extLst>
+                    </a:blip>
+                    <a:stretch>
+                      <a:fillRect/>
+                    </a:stretch>
+                  </pic:blipFill>
+                  <pic:spPr>
+                    <a:xfrm>
+                      <a:off x="0" y="0"/>
+                      <a:ext cx="108000" cy="108000"/>
+                    </a:xfrm>
+                    <a:prstGeom prst="rect">
+                      <a:avLst/>
+                    </a:prstGeom>
+                  </pic:spPr>
+                </pic:pic>
+              </a:graphicData>
+            </a:graphic>
+          </wp:inline>
+        </w:drawing>
+      </w:r>
+      <w:r>
+        <w:rPr>
+          <w:rFonts w:ascii="Times New Roman" w:hAnsi="Times New Roman" w:cs="Times New Roman"/>
+          <w:i/>
+          <w:iCs/>
+          <w:sz w:val="21"/>
+          <w:szCs w:val="21"/>
+        </w:rPr>
+        <w:t xml:space="preserve"> 2026</w:t>
+      </w:r>
+      <w:r>
+        <w:rPr>
+          <w:rFonts w:ascii="Times New Roman" w:hAnsi="Times New Roman" w:cs="Times New Roman"/>
+          <w:i/>
+          <w:iCs/>
+          <w:sz w:val="21"/>
+          <w:szCs w:val="21"/>
+        </w:rPr>
+        <w:tab/>
+      </w:r>
+      <w:r>
+        <w:rPr>
+          <w:rFonts w:ascii="Times New Roman" w:hAnsi="Times New Roman" w:cs="Times New Roman"/>
+          <w:sz w:val="21"/>
+          <w:szCs w:val="21"/>
+        </w:rPr>
+        <w:t>Canada Doctoral Research Scholarship – CIHR (</w:t>
+      </w:r>
+      <w:r>
+        <w:rPr>
+          <w:rFonts w:ascii="Times New Roman" w:hAnsi="Times New Roman" w:cs="Times New Roman"/>
+          <w:sz w:val="21"/>
+          <w:szCs w:val="21"/>
+        </w:rPr>
+        <w:t>withdrawn</w:t>
+      </w:r>
+      <w:r>
+        <w:rPr>
+          <w:rFonts w:ascii="Times New Roman" w:hAnsi="Times New Roman" w:cs="Times New Roman"/>
+          <w:sz w:val="21"/>
+          <w:szCs w:val="21"/>
+        </w:rPr>
+        <w:t>)</w:t>
+      </w:r>
+      <w:r>
+        <w:rPr>
+          <w:rFonts w:ascii="Times New Roman" w:hAnsi="Times New Roman" w:cs="Times New Roman"/>
+          <w:sz w:val="21"/>
+          <w:szCs w:val="21"/>
+        </w:rPr>
+        <w:tab/>
+      </w:r>
+      <w:r>
+        <w:rPr>
+          <w:rFonts w:ascii="Times New Roman" w:hAnsi="Times New Roman" w:cs="Times New Roman"/>
+          <w:i/>
+          <w:iCs/>
+          <w:sz w:val="21"/>
+          <w:szCs w:val="21"/>
+        </w:rPr>
+        <w:t>Competitive</w:t>
+      </w:r>
+    </w:p>
+    <w:p>
+      <w:pPr>
+        <w:tabs>
+          <w:tab w:val="right" w:pos="1701"/>
+          <w:tab w:val="left" w:pos="1843"/>
+          <w:tab w:val="right" w:pos="9923"/>
+        </w:tabs>
+        <w:spacing w:after="0" w:line="240" w:lineRule="auto"/>
+        <w:rPr>
+          <w:rFonts w:ascii="Times New Roman" w:hAnsi="Times New Roman" w:cs="Times New Roman"/>
+          <w:b/>
+          <w:bCs/>
+          <w:i/>
+          <w:iCs/>
+          <w:sz w:val="21"/>
+          <w:szCs w:val="21"/>
+        </w:rPr>
+      </w:pPr>
+      <w:r>
+        <w:rPr>
+          <w:rFonts w:ascii="Times New Roman" w:hAnsi="Times New Roman" w:cs="Times New Roman"/>
+          <w:i/>
+          <w:iCs/>
+          <w:sz w:val="21"/>
+          <w:szCs w:val="21"/>
+        </w:rPr>
+        <w:tab/>
+      </w:r>
+      <w:r>
+        <w:rPr>
+          <w:rFonts w:ascii="Times New Roman" w:hAnsi="Times New Roman" w:cs="Times New Roman"/>
+          <w:i/>
+          <w:iCs/>
+          <w:sz w:val="21"/>
+          <w:szCs w:val="21"/>
+        </w:rPr>
+        <w:tab/>
+      </w:r>
+      <w:r>
+        <w:rPr>
+          <w:rFonts w:ascii="Times New Roman" w:hAnsi="Times New Roman" w:cs="Times New Roman"/>
+          <w:b/>
+          <w:bCs/>
+          <w:i/>
+          <w:iCs/>
+          <w:sz w:val="21"/>
+          <w:szCs w:val="21"/>
+        </w:rPr>
+        <w:t>[</w:t>
+      </w:r>
+      <w:r>
+        <w:rPr>
+          <w:rFonts w:ascii="Times New Roman" w:hAnsi="Times New Roman" w:cs="Times New Roman"/>
+          <w:b/>
+          <w:bCs/>
+          <w:i/>
+          <w:iCs/>
+          <w:sz w:val="21"/>
+          <w:szCs w:val="21"/>
+        </w:rPr>
+        <w:t>Selected as one of the 91 best applications forwarded by McGill to CIHR</w:t>
+      </w:r>
+      <w:r>
+        <w:rPr>
+          <w:rFonts w:ascii="Times New Roman" w:hAnsi="Times New Roman" w:cs="Times New Roman"/>
+          <w:b/>
+          <w:bCs/>
+          <w:i/>
+          <w:iCs/>
+          <w:sz w:val="21"/>
+          <w:szCs w:val="21"/>
+        </w:rPr>
+        <w:t xml:space="preserve">; Ranked </w:t>
+      </w:r>
+      <w:r>
+        <w:rPr>
+          <w:rFonts w:ascii="Times New Roman" w:hAnsi="Times New Roman" w:cs="Times New Roman"/>
+          <w:b/>
+          <w:bCs/>
+          <w:i/>
+          <w:iCs/>
+          <w:sz w:val="21"/>
+          <w:szCs w:val="21"/>
+        </w:rPr>
+        <w:t>255</w:t>
+      </w:r>
+      <w:r>
+        <w:rPr>
+          <w:rFonts w:ascii="Times New Roman" w:hAnsi="Times New Roman" w:cs="Times New Roman"/>
+          <w:b/>
+          <w:bCs/>
+          <w:i/>
+          <w:iCs/>
+          <w:sz w:val="21"/>
+          <w:szCs w:val="21"/>
+          <w:vertAlign w:val="superscript"/>
+        </w:rPr>
+        <w:t>th</w:t>
+      </w:r>
+      <w:r>
+        <w:rPr>
+          <w:rFonts w:ascii="Times New Roman" w:hAnsi="Times New Roman" w:cs="Times New Roman"/>
+          <w:b/>
+          <w:bCs/>
+          <w:i/>
+          <w:iCs/>
+          <w:sz w:val="21"/>
+          <w:szCs w:val="21"/>
+        </w:rPr>
+        <w:t xml:space="preserve"> </w:t>
+      </w:r>
+      <w:r>
+        <w:rPr>
+          <w:rFonts w:ascii="Times New Roman" w:hAnsi="Times New Roman" w:cs="Times New Roman"/>
+          <w:b/>
+          <w:bCs/>
+          <w:i/>
+          <w:iCs/>
+          <w:sz w:val="21"/>
+          <w:szCs w:val="21"/>
+        </w:rPr>
+        <w:t xml:space="preserve">out </w:t>
+      </w:r>
+      <w:r>
+        <w:rPr>
+          <w:rFonts w:ascii="Times New Roman" w:hAnsi="Times New Roman" w:cs="Times New Roman"/>
+          <w:b/>
+          <w:bCs/>
+          <w:i/>
+          <w:iCs/>
+          <w:sz w:val="21"/>
+          <w:szCs w:val="21"/>
+        </w:rPr>
+        <w:tab/>
+      </w:r>
+      <w:r>
+        <w:rPr>
+          <w:rFonts w:ascii="Times New Roman" w:hAnsi="Times New Roman" w:cs="Times New Roman"/>
+          <w:b/>
+          <w:bCs/>
+          <w:i/>
+          <w:iCs/>
+          <w:sz w:val="21"/>
+          <w:szCs w:val="21"/>
+        </w:rPr>
+        <w:tab/>
+      </w:r>
+      <w:r>
+        <w:rPr>
+          <w:rFonts w:ascii="Times New Roman" w:hAnsi="Times New Roman" w:cs="Times New Roman"/>
+          <w:b/>
+          <w:bCs/>
+          <w:i/>
+          <w:iCs/>
+          <w:sz w:val="21"/>
+          <w:szCs w:val="21"/>
+        </w:rPr>
+        <w:tab/>
+      </w:r>
+      <w:r>
+        <w:rPr>
+          <w:rFonts w:ascii="Times New Roman" w:hAnsi="Times New Roman" w:cs="Times New Roman"/>
+          <w:b/>
+          <w:bCs/>
+          <w:i/>
+          <w:iCs/>
+          <w:sz w:val="21"/>
+          <w:szCs w:val="21"/>
+        </w:rPr>
+        <w:t xml:space="preserve">of 278 awarded in </w:t>
+      </w:r>
+      <w:r>
+        <w:rPr>
+          <w:rFonts w:ascii="Times New Roman" w:hAnsi="Times New Roman" w:cs="Times New Roman"/>
+          <w:b/>
+          <w:bCs/>
+          <w:i/>
+          <w:iCs/>
+          <w:sz w:val="21"/>
+          <w:szCs w:val="21"/>
+        </w:rPr>
+        <w:t>CIHR</w:t>
+      </w:r>
+      <w:r>
+        <w:rPr>
+          <w:rFonts w:ascii="Times New Roman" w:hAnsi="Times New Roman" w:cs="Times New Roman"/>
+          <w:b/>
+          <w:bCs/>
+          <w:i/>
+          <w:iCs/>
+          <w:sz w:val="21"/>
+          <w:szCs w:val="21"/>
+        </w:rPr>
+        <w:t xml:space="preserve"> </w:t>
+      </w:r>
+      <w:r>
+        <w:rPr>
+          <w:rFonts w:ascii="Times New Roman" w:hAnsi="Times New Roman" w:cs="Times New Roman"/>
+          <w:b/>
+          <w:bCs/>
+          <w:i/>
+          <w:iCs/>
+          <w:sz w:val="21"/>
+          <w:szCs w:val="21"/>
+        </w:rPr>
+        <w:t xml:space="preserve">committee; </w:t>
+      </w:r>
+      <w:r>
+        <w:rPr>
+          <w:rFonts w:ascii="Times New Roman" w:hAnsi="Times New Roman" w:cs="Times New Roman"/>
+          <w:b/>
+          <w:bCs/>
+          <w:i/>
+          <w:iCs/>
+          <w:sz w:val="21"/>
+          <w:szCs w:val="21"/>
+        </w:rPr>
+        <w:t>W</w:t>
+      </w:r>
+      <w:r>
+        <w:rPr>
+          <w:rFonts w:ascii="Times New Roman" w:hAnsi="Times New Roman" w:cs="Times New Roman"/>
+          <w:b/>
+          <w:bCs/>
+          <w:i/>
+          <w:iCs/>
+          <w:sz w:val="21"/>
+          <w:szCs w:val="21"/>
+        </w:rPr>
+        <w:t>ithdrawn due to international student</w:t>
+      </w:r>
+      <w:r>
+        <w:rPr>
+          <w:rFonts w:ascii="Times New Roman" w:hAnsi="Times New Roman" w:cs="Times New Roman"/>
+          <w:b/>
+          <w:bCs/>
+          <w:i/>
+          <w:iCs/>
+          <w:sz w:val="21"/>
+          <w:szCs w:val="21"/>
+        </w:rPr>
+        <w:t>s</w:t>
+      </w:r>
+      <w:r>
+        <w:rPr>
+          <w:rFonts w:ascii="Times New Roman" w:hAnsi="Times New Roman" w:cs="Times New Roman"/>
+          <w:b/>
+          <w:bCs/>
+          <w:i/>
+          <w:iCs/>
+          <w:sz w:val="21"/>
+          <w:szCs w:val="21"/>
+        </w:rPr>
+        <w:t xml:space="preserve"> </w:t>
+      </w:r>
+      <w:r>
+        <w:rPr>
+          <w:rFonts w:ascii="Times New Roman" w:hAnsi="Times New Roman" w:cs="Times New Roman"/>
+          <w:b/>
+          <w:bCs/>
+          <w:i/>
+          <w:iCs/>
+          <w:sz w:val="21"/>
+          <w:szCs w:val="21"/>
+        </w:rPr>
+        <w:t>quotas</w:t>
+      </w:r>
+      <w:r>
+        <w:rPr>
+          <w:rFonts w:ascii="Times New Roman" w:hAnsi="Times New Roman" w:cs="Times New Roman"/>
+          <w:b/>
+          <w:bCs/>
+          <w:i/>
+          <w:iCs/>
+          <w:sz w:val="21"/>
+          <w:szCs w:val="21"/>
+        </w:rPr>
+        <w:t>]</w:t>
+      </w:r>
+    </w:p>
+    <w:p>
+      <w:pPr>
+        <w:tabs>
+          <w:tab w:val="right" w:pos="1701"/>
+          <w:tab w:val="left" w:pos="1843"/>
+          <w:tab w:val="right" w:pos="9923"/>
+        </w:tabs>
+        <w:spacing w:before="80" w:after="0" w:line="240" w:lineRule="auto"/>
+        <w:rPr>
+          <w:rFonts w:ascii="Times New Roman" w:hAnsi="Times New Roman" w:cs="Times New Roman"/>
+          <w:sz w:val="21"/>
+          <w:szCs w:val="21"/>
+          <w:lang w:val="en-CA"/>
+        </w:rPr>
+      </w:pPr>
+      <w:r>
+        <w:rPr>
+          <w:rFonts w:ascii="Times New Roman" w:hAnsi="Times New Roman" w:cs="Times New Roman"/>
+          <w:i/>
+          <w:iCs/>
+          <w:sz w:val="21"/>
+          <w:szCs w:val="21"/>
+        </w:rPr>
+        <w:tab/>
+      </w:r>
+      <w:r>
+        <w:rPr>
+          <w:rFonts w:ascii="Times New Roman" w:hAnsi="Times New Roman" w:cs="Times New Roman"/>
+          <w:i/>
+          <w:iCs/>
+          <w:noProof/>
+          <w:sz w:val="21"/>
+          <w:szCs w:val="21"/>
+        </w:rPr>
+        <w:drawing>
+          <wp:inline distT="0" distB="0" distL="0" distR="0" wp14:anchorId="6A1D54B5" wp14:editId="0CABDCAA">
+            <wp:extent cx="118913" cy="111600"/>
+            <wp:effectExtent l="0" t="0" r="0" b="3175"/>
+            <wp:docPr id="625973341" name="Picture 1">
+              <a:hlinkClick xmlns:a="http://schemas.openxmlformats.org/drawingml/2006/main" r:id="rId73"/>
+            </wp:docPr>
+            <wp:cNvGraphicFramePr>
+              <a:graphicFrameLocks xmlns:a="http://schemas.openxmlformats.org/drawingml/2006/main" noChangeAspect="1"/>
+            </wp:cNvGraphicFramePr>
+            <a:graphic xmlns:a="http://schemas.openxmlformats.org/drawingml/2006/main">
+              <a:graphicData uri="http://schemas.openxmlformats.org/drawingml/2006/picture">
+                <pic:pic xmlns:pic="http://schemas.openxmlformats.org/drawingml/2006/picture">
+                  <pic:nvPicPr>
                     <pic:cNvPr id="625973341" name="Picture 1">
-                      <a:hlinkClick r:id="rId72"/>
+                      <a:hlinkClick r:id="rId73"/>
                     </pic:cNvPr>
                     <pic:cNvPicPr/>
                   </pic:nvPicPr>
@@ -6177,7 +6664,7 @@
                       <a:extLst>
                         <a:ext uri="{BEBA8EAE-BF5A-486C-A8C5-ECC9F3942E4B}">
                           <a14:imgProps xmlns:a14="http://schemas.microsoft.com/office/drawing/2010/main">
-                            <a14:imgLayer r:embed="rId73">
+                            <a14:imgLayer r:embed="rId74">
                               <a14:imgEffect>
                                 <a14:sharpenSoften amount="-65000"/>
                               </a14:imgEffect>
@@ -6230,66 +6717,139 @@
           <w:iCs/>
           <w:sz w:val="21"/>
           <w:szCs w:val="21"/>
-        </w:rPr>
-        <w:t xml:space="preserve"> 2024</w:t>
-      </w:r>
-      <w:r>
-        <w:rPr>
-          <w:rFonts w:ascii="Times New Roman" w:hAnsi="Times New Roman" w:cs="Times New Roman"/>
-          <w:i/>
-          <w:iCs/>
-          <w:sz w:val="21"/>
-          <w:szCs w:val="21"/>
-        </w:rPr>
-        <w:tab/>
-      </w:r>
-      <w:r>
-        <w:rPr>
-          <w:rFonts w:ascii="Times New Roman" w:hAnsi="Times New Roman" w:cs="Times New Roman"/>
-          <w:sz w:val="21"/>
-          <w:szCs w:val="21"/>
-        </w:rPr>
-        <w:t>Ph.D. Recruitment Fellowship</w:t>
-      </w:r>
-      <w:r>
-        <w:rPr>
-          <w:rFonts w:ascii="Times New Roman" w:hAnsi="Times New Roman" w:cs="Times New Roman"/>
-          <w:sz w:val="21"/>
-          <w:szCs w:val="21"/>
-        </w:rPr>
-        <w:t xml:space="preserve"> –</w:t>
-      </w:r>
-      <w:r>
-        <w:rPr>
-          <w:rFonts w:ascii="Times New Roman" w:hAnsi="Times New Roman" w:cs="Times New Roman"/>
-          <w:sz w:val="21"/>
-          <w:szCs w:val="21"/>
-        </w:rPr>
-        <w:t xml:space="preserve"> Quebec BioImaging Network </w:t>
-      </w:r>
-      <w:r>
-        <w:rPr>
-          <w:rFonts w:ascii="Times New Roman" w:hAnsi="Times New Roman" w:cs="Times New Roman"/>
-          <w:sz w:val="21"/>
-          <w:szCs w:val="21"/>
-        </w:rPr>
-        <w:t>(CA$10,000)</w:t>
-      </w:r>
-      <w:r>
-        <w:rPr>
-          <w:rFonts w:ascii="Times New Roman" w:hAnsi="Times New Roman" w:cs="Times New Roman"/>
-          <w:sz w:val="21"/>
-          <w:szCs w:val="21"/>
-        </w:rPr>
-        <w:tab/>
-      </w:r>
-      <w:r>
-        <w:rPr>
-          <w:rFonts w:ascii="Times New Roman" w:hAnsi="Times New Roman" w:cs="Times New Roman"/>
-          <w:i/>
-          <w:iCs/>
-          <w:sz w:val="21"/>
-          <w:szCs w:val="21"/>
+          <w:lang w:val="en-CA"/>
+        </w:rPr>
+        <w:t xml:space="preserve"> 202</w:t>
+      </w:r>
+      <w:r>
+        <w:rPr>
+          <w:rFonts w:ascii="Times New Roman" w:hAnsi="Times New Roman" w:cs="Times New Roman"/>
+          <w:i/>
+          <w:iCs/>
+          <w:sz w:val="21"/>
+          <w:szCs w:val="21"/>
+          <w:lang w:val="en-CA"/>
+        </w:rPr>
+        <w:t>6</w:t>
+      </w:r>
+      <w:r>
+        <w:rPr>
+          <w:rFonts w:ascii="Times New Roman" w:hAnsi="Times New Roman" w:cs="Times New Roman"/>
+          <w:i/>
+          <w:iCs/>
+          <w:sz w:val="21"/>
+          <w:szCs w:val="21"/>
+          <w:lang w:val="en-CA"/>
+        </w:rPr>
+        <w:tab/>
+      </w:r>
+      <w:r>
+        <w:rPr>
+          <w:rFonts w:ascii="Times New Roman" w:hAnsi="Times New Roman" w:cs="Times New Roman"/>
+          <w:sz w:val="21"/>
+          <w:szCs w:val="21"/>
+          <w:lang w:val="en-CA"/>
+        </w:rPr>
+        <w:t>Doctoral Research Scholarship</w:t>
+      </w:r>
+      <w:r>
+        <w:rPr>
+          <w:rFonts w:ascii="Times New Roman" w:hAnsi="Times New Roman" w:cs="Times New Roman"/>
+          <w:sz w:val="21"/>
+          <w:szCs w:val="21"/>
+          <w:lang w:val="en-CA"/>
+        </w:rPr>
+        <w:t xml:space="preserve"> – Fonds recherche Québec</w:t>
+      </w:r>
+      <w:r>
+        <w:rPr>
+          <w:rFonts w:ascii="Times New Roman" w:hAnsi="Times New Roman" w:cs="Times New Roman"/>
+          <w:sz w:val="21"/>
+          <w:szCs w:val="21"/>
+          <w:lang w:val="en-CA"/>
+        </w:rPr>
+        <w:t xml:space="preserve"> </w:t>
+      </w:r>
+      <w:r>
+        <w:rPr>
+          <w:rFonts w:ascii="Times New Roman" w:hAnsi="Times New Roman" w:cs="Times New Roman"/>
+          <w:sz w:val="21"/>
+          <w:szCs w:val="21"/>
+          <w:lang w:val="en-CA"/>
+        </w:rPr>
+        <w:t>San</w:t>
+      </w:r>
+      <w:r>
+        <w:rPr>
+          <w:rFonts w:ascii="Times New Roman" w:hAnsi="Times New Roman" w:cs="Times New Roman"/>
+          <w:sz w:val="21"/>
+          <w:szCs w:val="21"/>
+          <w:lang w:val="en-CA"/>
+        </w:rPr>
+        <w:t xml:space="preserve">té </w:t>
+      </w:r>
+      <w:r>
+        <w:rPr>
+          <w:rFonts w:ascii="Times New Roman" w:hAnsi="Times New Roman" w:cs="Times New Roman"/>
+          <w:sz w:val="21"/>
+          <w:szCs w:val="21"/>
+          <w:lang w:val="en-CA"/>
+        </w:rPr>
+        <w:t>(CA$</w:t>
+      </w:r>
+      <w:r>
+        <w:rPr>
+          <w:rFonts w:ascii="Times New Roman" w:hAnsi="Times New Roman" w:cs="Times New Roman"/>
+          <w:sz w:val="21"/>
+          <w:szCs w:val="21"/>
+          <w:lang w:val="en-CA"/>
+        </w:rPr>
+        <w:t>58</w:t>
+      </w:r>
+      <w:r>
+        <w:rPr>
+          <w:rFonts w:ascii="Times New Roman" w:hAnsi="Times New Roman" w:cs="Times New Roman"/>
+          <w:sz w:val="21"/>
+          <w:szCs w:val="21"/>
+          <w:lang w:val="en-CA"/>
+        </w:rPr>
+        <w:t>,</w:t>
+      </w:r>
+      <w:r>
+        <w:rPr>
+          <w:rFonts w:ascii="Times New Roman" w:hAnsi="Times New Roman" w:cs="Times New Roman"/>
+          <w:sz w:val="21"/>
+          <w:szCs w:val="21"/>
+          <w:lang w:val="en-CA"/>
+        </w:rPr>
+        <w:t>333</w:t>
+      </w:r>
+      <w:r>
+        <w:rPr>
+          <w:rFonts w:ascii="Times New Roman" w:hAnsi="Times New Roman" w:cs="Times New Roman"/>
+          <w:sz w:val="21"/>
+          <w:szCs w:val="21"/>
+          <w:lang w:val="en-CA"/>
+        </w:rPr>
+        <w:t>)</w:t>
+      </w:r>
+      <w:r>
+        <w:rPr>
+          <w:rFonts w:ascii="Times New Roman" w:hAnsi="Times New Roman" w:cs="Times New Roman"/>
+          <w:sz w:val="21"/>
+          <w:szCs w:val="21"/>
+          <w:lang w:val="en-CA"/>
+        </w:rPr>
+        <w:tab/>
+      </w:r>
+      <w:r>
+        <w:rPr>
+          <w:rFonts w:ascii="Times New Roman" w:hAnsi="Times New Roman" w:cs="Times New Roman"/>
+          <w:i/>
+          <w:iCs/>
+          <w:sz w:val="21"/>
+          <w:szCs w:val="21"/>
+          <w:lang w:val="en-CA"/>
         </w:rPr>
         <w:t>Competitive</w:t>
       </w:r>
@@ -6328,11 +6888,168 @@
           <w:szCs w:val="21"/>
         </w:rPr>
         <w:drawing>
+          <wp:inline distT="0" distB="0" distL="0" distR="0" wp14:anchorId="77C32142" wp14:editId="13DFE1C8">
+            <wp:extent cx="118913" cy="111600"/>
+            <wp:effectExtent l="0" t="0" r="0" b="3175"/>
+            <wp:docPr id="1555494077" name="Picture 1">
+              <a:hlinkClick xmlns:a="http://schemas.openxmlformats.org/drawingml/2006/main" r:id="rId75"/>
+            </wp:docPr>
+            <wp:cNvGraphicFramePr>
+              <a:graphicFrameLocks xmlns:a="http://schemas.openxmlformats.org/drawingml/2006/main" noChangeAspect="1"/>
+            </wp:cNvGraphicFramePr>
+            <a:graphic xmlns:a="http://schemas.openxmlformats.org/drawingml/2006/main">
+              <a:graphicData uri="http://schemas.openxmlformats.org/drawingml/2006/picture">
+                <pic:pic xmlns:pic="http://schemas.openxmlformats.org/drawingml/2006/picture">
+                  <pic:nvPicPr>
+                    <pic:cNvPr id="625973341" name="Picture 1">
+                      <a:hlinkClick r:id="rId75"/>
+                    </pic:cNvPr>
+                    <pic:cNvPicPr/>
+                  </pic:nvPicPr>
+                  <pic:blipFill rotWithShape="1">
+                    <a:blip r:embed="rId63">
+                      <a:duotone>
+                        <a:prstClr val="black"/>
+                        <a:schemeClr val="accent2">
+                          <a:tint val="45000"/>
+                          <a:satMod val="400000"/>
+                        </a:schemeClr>
+                      </a:duotone>
+                      <a:extLst>
+                        <a:ext uri="{BEBA8EAE-BF5A-486C-A8C5-ECC9F3942E4B}">
+                          <a14:imgProps xmlns:a14="http://schemas.microsoft.com/office/drawing/2010/main">
+                            <a14:imgLayer r:embed="rId74">
+                              <a14:imgEffect>
+                                <a14:sharpenSoften amount="-65000"/>
+                              </a14:imgEffect>
+                              <a14:imgEffect>
+                                <a14:colorTemperature colorTemp="8800"/>
+                              </a14:imgEffect>
+                              <a14:imgEffect>
+                                <a14:saturation sat="0"/>
+                              </a14:imgEffect>
+                              <a14:imgEffect>
+                                <a14:brightnessContrast contrast="40000"/>
+                              </a14:imgEffect>
+                            </a14:imgLayer>
+                          </a14:imgProps>
+                        </a:ext>
+                      </a:extLst>
+                    </a:blip>
+                    <a:srcRect l="2701" t="5627" r="2350" b="5262"/>
+                    <a:stretch>
+                      <a:fillRect/>
+                    </a:stretch>
+                  </pic:blipFill>
+                  <pic:spPr bwMode="auto">
+                    <a:xfrm>
+                      <a:off x="0" y="0"/>
+                      <a:ext cx="118913" cy="111600"/>
+                    </a:xfrm>
+                    <a:prstGeom prst="rect">
+                      <a:avLst/>
+                    </a:prstGeom>
+                    <a:ln>
+                      <a:noFill/>
+                    </a:ln>
+                    <a:extLst>
+                      <a:ext uri="{53640926-AAD7-44D8-BBD7-CCE9431645EC}">
+                        <a14:shadowObscured xmlns:a14="http://schemas.microsoft.com/office/drawing/2010/main"/>
+                      </a:ext>
+                    </a:extLst>
+                  </pic:spPr>
+                </pic:pic>
+              </a:graphicData>
+            </a:graphic>
+          </wp:inline>
+        </w:drawing>
+      </w:r>
+      <w:r>
+        <w:rPr>
+          <w:rFonts w:ascii="Times New Roman" w:hAnsi="Times New Roman" w:cs="Times New Roman"/>
+          <w:i/>
+          <w:iCs/>
+          <w:sz w:val="21"/>
+          <w:szCs w:val="21"/>
+        </w:rPr>
+        <w:t xml:space="preserve"> 2024</w:t>
+      </w:r>
+      <w:r>
+        <w:rPr>
+          <w:rFonts w:ascii="Times New Roman" w:hAnsi="Times New Roman" w:cs="Times New Roman"/>
+          <w:i/>
+          <w:iCs/>
+          <w:sz w:val="21"/>
+          <w:szCs w:val="21"/>
+        </w:rPr>
+        <w:tab/>
+      </w:r>
+      <w:r>
+        <w:rPr>
+          <w:rFonts w:ascii="Times New Roman" w:hAnsi="Times New Roman" w:cs="Times New Roman"/>
+          <w:sz w:val="21"/>
+          <w:szCs w:val="21"/>
+        </w:rPr>
+        <w:t>Ph.D. Recruitment Fellowship – Quebec BioImaging Network (CA$10,000)</w:t>
+      </w:r>
+      <w:r>
+        <w:rPr>
+          <w:rFonts w:ascii="Times New Roman" w:hAnsi="Times New Roman" w:cs="Times New Roman"/>
+          <w:sz w:val="21"/>
+          <w:szCs w:val="21"/>
+        </w:rPr>
+        <w:tab/>
+      </w:r>
+      <w:r>
+        <w:rPr>
+          <w:rFonts w:ascii="Times New Roman" w:hAnsi="Times New Roman" w:cs="Times New Roman"/>
+          <w:i/>
+          <w:iCs/>
+          <w:sz w:val="21"/>
+          <w:szCs w:val="21"/>
+        </w:rPr>
+        <w:t>Competitive</w:t>
+      </w:r>
+    </w:p>
+    <w:p>
+      <w:pPr>
+        <w:tabs>
+          <w:tab w:val="right" w:pos="1701"/>
+          <w:tab w:val="left" w:pos="1843"/>
+          <w:tab w:val="right" w:pos="9923"/>
+        </w:tabs>
+        <w:spacing w:before="80" w:after="0" w:line="240" w:lineRule="auto"/>
+        <w:rPr>
+          <w:rFonts w:ascii="Times New Roman" w:hAnsi="Times New Roman" w:cs="Times New Roman"/>
+          <w:sz w:val="21"/>
+          <w:szCs w:val="21"/>
+        </w:rPr>
+      </w:pPr>
+      <w:r>
+        <w:rPr>
+          <w:rFonts w:ascii="Times New Roman" w:hAnsi="Times New Roman" w:cs="Times New Roman"/>
+          <w:i/>
+          <w:iCs/>
+          <w:sz w:val="21"/>
+          <w:szCs w:val="21"/>
+        </w:rPr>
+        <w:tab/>
+      </w:r>
+      <w:r>
+        <w:rPr>
+          <w:rFonts w:ascii="Times New Roman" w:hAnsi="Times New Roman" w:cs="Times New Roman"/>
+          <w:i/>
+          <w:iCs/>
+          <w:noProof/>
+          <w:sz w:val="21"/>
+          <w:szCs w:val="21"/>
+        </w:rPr>
+        <w:drawing>
           <wp:inline distT="0" distB="0" distL="0" distR="0" wp14:anchorId="55FBEAFC" wp14:editId="00F1710F">
             <wp:extent cx="108000" cy="108000"/>
             <wp:effectExtent l="0" t="0" r="6350" b="6350"/>
             <wp:docPr id="285484044" name="Graphic 2" descr="House with solid fill">
-              <a:hlinkClick xmlns:a="http://schemas.openxmlformats.org/drawingml/2006/main" r:id="rId74"/>
+              <a:hlinkClick xmlns:a="http://schemas.openxmlformats.org/drawingml/2006/main" r:id="rId76"/>
             </wp:docPr>
             <wp:cNvGraphicFramePr>
               <a:graphicFrameLocks xmlns:a="http://schemas.openxmlformats.org/drawingml/2006/main" noChangeAspect="1"/>
@@ -6342,314 +7059,6 @@
                 <pic:pic xmlns:pic="http://schemas.openxmlformats.org/drawingml/2006/picture">
                   <pic:nvPicPr>
                     <pic:cNvPr id="285484044" name="Graphic 2" descr="House with solid fill">
-                      <a:hlinkClick r:id="rId74"/>
-                    </pic:cNvPr>
-                    <pic:cNvPicPr/>
-                  </pic:nvPicPr>
-                  <pic:blipFill>
-                    <a:blip r:embed="rId54">
-                      <a:extLst>
-                        <a:ext uri="{96DAC541-7B7A-43D3-8B79-37D633B846F1}">
-                          <asvg:svgBlip xmlns:asvg="http://schemas.microsoft.com/office/drawing/2016/SVG/main" r:embed="rId55"/>
-                        </a:ext>
-                      </a:extLst>
-                    </a:blip>
-                    <a:stretch>
-                      <a:fillRect/>
-                    </a:stretch>
-                  </pic:blipFill>
-                  <pic:spPr>
-                    <a:xfrm>
-                      <a:off x="0" y="0"/>
-                      <a:ext cx="108000" cy="108000"/>
-                    </a:xfrm>
-                    <a:prstGeom prst="rect">
-                      <a:avLst/>
-                    </a:prstGeom>
-                  </pic:spPr>
-                </pic:pic>
-              </a:graphicData>
-            </a:graphic>
-          </wp:inline>
-        </w:drawing>
-      </w:r>
-      <w:r>
-        <w:rPr>
-          <w:rFonts w:ascii="Times New Roman" w:hAnsi="Times New Roman" w:cs="Times New Roman"/>
-          <w:i/>
-          <w:iCs/>
-          <w:sz w:val="21"/>
-          <w:szCs w:val="21"/>
-        </w:rPr>
-        <w:t xml:space="preserve"> 2023</w:t>
-      </w:r>
-      <w:r>
-        <w:rPr>
-          <w:rFonts w:ascii="Times New Roman" w:hAnsi="Times New Roman" w:cs="Times New Roman"/>
-          <w:i/>
-          <w:iCs/>
-          <w:sz w:val="21"/>
-          <w:szCs w:val="21"/>
-        </w:rPr>
-        <w:tab/>
-      </w:r>
-      <w:r>
-        <w:rPr>
-          <w:rFonts w:ascii="Times New Roman" w:hAnsi="Times New Roman" w:cs="Times New Roman"/>
-          <w:sz w:val="21"/>
-          <w:szCs w:val="21"/>
-        </w:rPr>
-        <w:t>Graduate Excellence Fellowship</w:t>
-      </w:r>
-      <w:r>
-        <w:rPr>
-          <w:rFonts w:ascii="Times New Roman" w:hAnsi="Times New Roman" w:cs="Times New Roman"/>
-          <w:sz w:val="21"/>
-          <w:szCs w:val="21"/>
-        </w:rPr>
-        <w:t xml:space="preserve"> –</w:t>
-      </w:r>
-      <w:r>
-        <w:rPr>
-          <w:rFonts w:ascii="Times New Roman" w:hAnsi="Times New Roman" w:cs="Times New Roman"/>
-          <w:sz w:val="21"/>
-          <w:szCs w:val="21"/>
-        </w:rPr>
-        <w:t xml:space="preserve"> McGill University</w:t>
-      </w:r>
-      <w:r>
-        <w:rPr>
-          <w:rFonts w:ascii="Times New Roman" w:hAnsi="Times New Roman" w:cs="Times New Roman"/>
-          <w:sz w:val="21"/>
-          <w:szCs w:val="21"/>
-        </w:rPr>
-        <w:t xml:space="preserve"> (CA$60,000)</w:t>
-      </w:r>
-      <w:r>
-        <w:rPr>
-          <w:rFonts w:ascii="Times New Roman" w:hAnsi="Times New Roman" w:cs="Times New Roman"/>
-          <w:sz w:val="21"/>
-          <w:szCs w:val="21"/>
-        </w:rPr>
-        <w:tab/>
-      </w:r>
-      <w:r>
-        <w:rPr>
-          <w:rFonts w:ascii="Times New Roman" w:hAnsi="Times New Roman" w:cs="Times New Roman"/>
-          <w:i/>
-          <w:iCs/>
-          <w:sz w:val="21"/>
-          <w:szCs w:val="21"/>
-        </w:rPr>
-        <w:t>Competitive</w:t>
-      </w:r>
-    </w:p>
-    <w:p>
-      <w:pPr>
-        <w:tabs>
-          <w:tab w:val="right" w:pos="1701"/>
-          <w:tab w:val="left" w:pos="1843"/>
-          <w:tab w:val="right" w:pos="9923"/>
-        </w:tabs>
-        <w:spacing w:before="80" w:after="0" w:line="240" w:lineRule="auto"/>
-        <w:rPr>
-          <w:rFonts w:ascii="Times New Roman" w:hAnsi="Times New Roman" w:cs="Times New Roman"/>
-          <w:sz w:val="21"/>
-          <w:szCs w:val="21"/>
-        </w:rPr>
-      </w:pPr>
-      <w:r>
-        <w:rPr>
-          <w:rFonts w:ascii="Times New Roman" w:hAnsi="Times New Roman" w:cs="Times New Roman"/>
-          <w:i/>
-          <w:iCs/>
-          <w:sz w:val="21"/>
-          <w:szCs w:val="21"/>
-        </w:rPr>
-        <w:tab/>
-      </w:r>
-      <w:r>
-        <w:rPr>
-          <w:rFonts w:ascii="Times New Roman" w:hAnsi="Times New Roman" w:cs="Times New Roman"/>
-          <w:i/>
-          <w:iCs/>
-          <w:noProof/>
-          <w:sz w:val="21"/>
-          <w:szCs w:val="21"/>
-        </w:rPr>
-        <w:drawing>
-          <wp:inline distT="0" distB="0" distL="0" distR="0" wp14:anchorId="2FDF415D" wp14:editId="498AF4C3">
-            <wp:extent cx="108000" cy="108000"/>
-            <wp:effectExtent l="0" t="0" r="6350" b="6350"/>
-            <wp:docPr id="252009373" name="Graphic 2" descr="House with solid fill">
-              <a:hlinkClick xmlns:a="http://schemas.openxmlformats.org/drawingml/2006/main" r:id="rId75"/>
-            </wp:docPr>
-            <wp:cNvGraphicFramePr>
-              <a:graphicFrameLocks xmlns:a="http://schemas.openxmlformats.org/drawingml/2006/main" noChangeAspect="1"/>
-            </wp:cNvGraphicFramePr>
-            <a:graphic xmlns:a="http://schemas.openxmlformats.org/drawingml/2006/main">
-              <a:graphicData uri="http://schemas.openxmlformats.org/drawingml/2006/picture">
-                <pic:pic xmlns:pic="http://schemas.openxmlformats.org/drawingml/2006/picture">
-                  <pic:nvPicPr>
-                    <pic:cNvPr id="252009373" name="Graphic 2" descr="House with solid fill">
-                      <a:hlinkClick r:id="rId75"/>
-                    </pic:cNvPr>
-                    <pic:cNvPicPr/>
-                  </pic:nvPicPr>
-                  <pic:blipFill>
-                    <a:blip r:embed="rId54">
-                      <a:extLst>
-                        <a:ext uri="{96DAC541-7B7A-43D3-8B79-37D633B846F1}">
-                          <asvg:svgBlip xmlns:asvg="http://schemas.microsoft.com/office/drawing/2016/SVG/main" r:embed="rId55"/>
-                        </a:ext>
-                      </a:extLst>
-                    </a:blip>
-                    <a:stretch>
-                      <a:fillRect/>
-                    </a:stretch>
-                  </pic:blipFill>
-                  <pic:spPr>
-                    <a:xfrm>
-                      <a:off x="0" y="0"/>
-                      <a:ext cx="108000" cy="108000"/>
-                    </a:xfrm>
-                    <a:prstGeom prst="rect">
-                      <a:avLst/>
-                    </a:prstGeom>
-                  </pic:spPr>
-                </pic:pic>
-              </a:graphicData>
-            </a:graphic>
-          </wp:inline>
-        </w:drawing>
-      </w:r>
-      <w:r>
-        <w:rPr>
-          <w:rFonts w:ascii="Times New Roman" w:hAnsi="Times New Roman" w:cs="Times New Roman"/>
-          <w:i/>
-          <w:iCs/>
-          <w:sz w:val="21"/>
-          <w:szCs w:val="21"/>
-        </w:rPr>
-        <w:t xml:space="preserve"> 2023</w:t>
-      </w:r>
-      <w:r>
-        <w:rPr>
-          <w:rFonts w:ascii="Times New Roman" w:hAnsi="Times New Roman" w:cs="Times New Roman"/>
-          <w:i/>
-          <w:iCs/>
-          <w:sz w:val="21"/>
-          <w:szCs w:val="21"/>
-        </w:rPr>
-        <w:tab/>
-      </w:r>
-      <w:r>
-        <w:rPr>
-          <w:rFonts w:ascii="Times New Roman" w:hAnsi="Times New Roman" w:cs="Times New Roman"/>
-          <w:sz w:val="21"/>
-          <w:szCs w:val="21"/>
-        </w:rPr>
-        <w:t xml:space="preserve">Anti-Black Racism Excellence Fellowship </w:t>
-      </w:r>
-      <w:r>
-        <w:rPr>
-          <w:rFonts w:ascii="Times New Roman" w:hAnsi="Times New Roman" w:cs="Times New Roman"/>
-          <w:sz w:val="21"/>
-          <w:szCs w:val="21"/>
-        </w:rPr>
-        <w:t xml:space="preserve">– </w:t>
-      </w:r>
-      <w:r>
-        <w:rPr>
-          <w:rFonts w:ascii="Times New Roman" w:hAnsi="Times New Roman" w:cs="Times New Roman"/>
-          <w:sz w:val="21"/>
-          <w:szCs w:val="21"/>
-        </w:rPr>
-        <w:t xml:space="preserve">McGill </w:t>
-      </w:r>
-      <w:r>
-        <w:rPr>
-          <w:rFonts w:ascii="Times New Roman" w:hAnsi="Times New Roman" w:cs="Times New Roman"/>
-          <w:sz w:val="21"/>
-          <w:szCs w:val="21"/>
-        </w:rPr>
-        <w:t>University</w:t>
-      </w:r>
-      <w:r>
-        <w:rPr>
-          <w:rFonts w:ascii="Times New Roman" w:hAnsi="Times New Roman" w:cs="Times New Roman"/>
-          <w:sz w:val="21"/>
-          <w:szCs w:val="21"/>
-        </w:rPr>
-        <w:t xml:space="preserve"> (CA$10,000)</w:t>
-      </w:r>
-      <w:r>
-        <w:rPr>
-          <w:rFonts w:ascii="Times New Roman" w:hAnsi="Times New Roman" w:cs="Times New Roman"/>
-          <w:sz w:val="21"/>
-          <w:szCs w:val="21"/>
-        </w:rPr>
-        <w:tab/>
-      </w:r>
-      <w:r>
-        <w:rPr>
-          <w:rFonts w:ascii="Times New Roman" w:hAnsi="Times New Roman" w:cs="Times New Roman"/>
-          <w:i/>
-          <w:iCs/>
-          <w:sz w:val="21"/>
-          <w:szCs w:val="21"/>
-        </w:rPr>
-        <w:t>Non-competitive</w:t>
-      </w:r>
-    </w:p>
-    <w:p>
-      <w:pPr>
-        <w:tabs>
-          <w:tab w:val="right" w:pos="1701"/>
-          <w:tab w:val="left" w:pos="1843"/>
-          <w:tab w:val="right" w:pos="9923"/>
-        </w:tabs>
-        <w:spacing w:before="80" w:after="0" w:line="240" w:lineRule="auto"/>
-        <w:rPr>
-          <w:rFonts w:ascii="Times New Roman" w:hAnsi="Times New Roman" w:cs="Times New Roman"/>
-          <w:sz w:val="21"/>
-          <w:szCs w:val="21"/>
-        </w:rPr>
-      </w:pPr>
-      <w:r>
-        <w:rPr>
-          <w:rFonts w:ascii="Times New Roman" w:hAnsi="Times New Roman" w:cs="Times New Roman"/>
-          <w:i/>
-          <w:iCs/>
-          <w:sz w:val="21"/>
-          <w:szCs w:val="21"/>
-        </w:rPr>
-        <w:tab/>
-      </w:r>
-      <w:r>
-        <w:rPr>
-          <w:rFonts w:ascii="Times New Roman" w:hAnsi="Times New Roman" w:cs="Times New Roman"/>
-          <w:i/>
-          <w:iCs/>
-          <w:noProof/>
-          <w:sz w:val="21"/>
-          <w:szCs w:val="21"/>
-        </w:rPr>
-        <w:drawing>
-          <wp:inline distT="0" distB="0" distL="0" distR="0" wp14:anchorId="35401119" wp14:editId="469AD715">
-            <wp:extent cx="108000" cy="108000"/>
-            <wp:effectExtent l="0" t="0" r="6350" b="6350"/>
-            <wp:docPr id="1982136327" name="Graphic 2" descr="House with solid fill">
-              <a:hlinkClick xmlns:a="http://schemas.openxmlformats.org/drawingml/2006/main" r:id="rId76"/>
-            </wp:docPr>
-            <wp:cNvGraphicFramePr>
-              <a:graphicFrameLocks xmlns:a="http://schemas.openxmlformats.org/drawingml/2006/main" noChangeAspect="1"/>
-            </wp:cNvGraphicFramePr>
-            <a:graphic xmlns:a="http://schemas.openxmlformats.org/drawingml/2006/main">
-              <a:graphicData uri="http://schemas.openxmlformats.org/drawingml/2006/picture">
-                <pic:pic xmlns:pic="http://schemas.openxmlformats.org/drawingml/2006/picture">
-                  <pic:nvPicPr>
-                    <pic:cNvPr id="1982136327" name="Graphic 2" descr="House with solid fill">
                       <a:hlinkClick r:id="rId76"/>
                     </pic:cNvPr>
                     <pic:cNvPicPr/>
@@ -6707,7 +7116,7 @@
           <w:sz w:val="21"/>
           <w:szCs w:val="21"/>
         </w:rPr>
-        <w:t>SMARTS-UP Scholarship</w:t>
+        <w:t>Graduate Excellence Fellowship</w:t>
       </w:r>
       <w:r>
         <w:rPr>
@@ -6723,23 +7132,15 @@
           <w:sz w:val="21"/>
           <w:szCs w:val="21"/>
         </w:rPr>
-        <w:t xml:space="preserve"> </w:t>
-      </w:r>
-      <w:r>
-        <w:rPr>
-          <w:rFonts w:ascii="Times New Roman" w:hAnsi="Times New Roman" w:cs="Times New Roman"/>
-          <w:sz w:val="21"/>
-          <w:szCs w:val="21"/>
-        </w:rPr>
-        <w:t>University of Paris Cité</w:t>
-      </w:r>
-      <w:r>
-        <w:rPr>
-          <w:rFonts w:ascii="Times New Roman" w:hAnsi="Times New Roman" w:cs="Times New Roman"/>
-          <w:sz w:val="21"/>
-          <w:szCs w:val="21"/>
-        </w:rPr>
-        <w:t xml:space="preserve"> (~CA$7,800)</w:t>
+        <w:t xml:space="preserve"> McGill University</w:t>
+      </w:r>
+      <w:r>
+        <w:rPr>
+          <w:rFonts w:ascii="Times New Roman" w:hAnsi="Times New Roman" w:cs="Times New Roman"/>
+          <w:sz w:val="21"/>
+          <w:szCs w:val="21"/>
+        </w:rPr>
+        <w:t xml:space="preserve"> (CA$60,000)</w:t>
       </w:r>
       <w:r>
         <w:rPr>
@@ -6794,10 +7195,10 @@
           <w:szCs w:val="21"/>
         </w:rPr>
         <w:drawing>
-          <wp:inline distT="0" distB="0" distL="0" distR="0" wp14:anchorId="79C59B0F" wp14:editId="3D3A129A">
+          <wp:inline distT="0" distB="0" distL="0" distR="0" wp14:anchorId="2FDF415D" wp14:editId="498AF4C3">
             <wp:extent cx="108000" cy="108000"/>
             <wp:effectExtent l="0" t="0" r="6350" b="6350"/>
-            <wp:docPr id="315044340" name="Graphic 2" descr="House with solid fill">
+            <wp:docPr id="252009373" name="Graphic 2" descr="House with solid fill">
               <a:hlinkClick xmlns:a="http://schemas.openxmlformats.org/drawingml/2006/main" r:id="rId77"/>
             </wp:docPr>
             <wp:cNvGraphicFramePr>
@@ -6807,7 +7208,7 @@
               <a:graphicData uri="http://schemas.openxmlformats.org/drawingml/2006/picture">
                 <pic:pic xmlns:pic="http://schemas.openxmlformats.org/drawingml/2006/picture">
                   <pic:nvPicPr>
-                    <pic:cNvPr id="315044340" name="Graphic 2" descr="House with solid fill">
+                    <pic:cNvPr id="252009373" name="Graphic 2" descr="House with solid fill">
                       <a:hlinkClick r:id="rId77"/>
                     </pic:cNvPr>
                     <pic:cNvPicPr/>
@@ -6847,59 +7248,57 @@
           <w:sz w:val="21"/>
           <w:szCs w:val="21"/>
         </w:rPr>
-        <w:t xml:space="preserve"> </w:t>
-      </w:r>
-      <w:r>
-        <w:rPr>
-          <w:rFonts w:ascii="Times New Roman" w:hAnsi="Times New Roman" w:cs="Times New Roman"/>
-          <w:i/>
-          <w:iCs/>
-          <w:sz w:val="21"/>
-          <w:szCs w:val="21"/>
-        </w:rPr>
-        <w:t>2022</w:t>
-      </w:r>
-      <w:r>
-        <w:rPr>
-          <w:rFonts w:ascii="Times New Roman" w:hAnsi="Times New Roman" w:cs="Times New Roman"/>
-          <w:i/>
-          <w:iCs/>
-          <w:sz w:val="21"/>
-          <w:szCs w:val="21"/>
-        </w:rPr>
-        <w:tab/>
-      </w:r>
-      <w:r>
-        <w:rPr>
-          <w:rFonts w:ascii="Times New Roman" w:hAnsi="Times New Roman" w:cs="Times New Roman"/>
-          <w:sz w:val="21"/>
-          <w:szCs w:val="21"/>
-        </w:rPr>
-        <w:t>Visiting Scholarship</w:t>
-      </w:r>
-      <w:r>
-        <w:rPr>
-          <w:rFonts w:ascii="Times New Roman" w:hAnsi="Times New Roman" w:cs="Times New Roman"/>
-          <w:sz w:val="21"/>
-          <w:szCs w:val="21"/>
-        </w:rPr>
-        <w:t xml:space="preserve"> –</w:t>
-      </w:r>
-      <w:r>
-        <w:rPr>
-          <w:rFonts w:ascii="Times New Roman" w:hAnsi="Times New Roman" w:cs="Times New Roman"/>
-          <w:sz w:val="21"/>
-          <w:szCs w:val="21"/>
-        </w:rPr>
-        <w:t xml:space="preserve"> </w:t>
-      </w:r>
-      <w:r>
-        <w:rPr>
-          <w:rFonts w:ascii="Times New Roman" w:hAnsi="Times New Roman" w:cs="Times New Roman"/>
-          <w:sz w:val="21"/>
-          <w:szCs w:val="21"/>
-        </w:rPr>
-        <w:t>Lake Lucerne Institute (~CA$8,700)</w:t>
+        <w:t xml:space="preserve"> 2023</w:t>
+      </w:r>
+      <w:r>
+        <w:rPr>
+          <w:rFonts w:ascii="Times New Roman" w:hAnsi="Times New Roman" w:cs="Times New Roman"/>
+          <w:i/>
+          <w:iCs/>
+          <w:sz w:val="21"/>
+          <w:szCs w:val="21"/>
+        </w:rPr>
+        <w:tab/>
+      </w:r>
+      <w:r>
+        <w:rPr>
+          <w:rFonts w:ascii="Times New Roman" w:hAnsi="Times New Roman" w:cs="Times New Roman"/>
+          <w:sz w:val="21"/>
+          <w:szCs w:val="21"/>
+        </w:rPr>
+        <w:t xml:space="preserve">Anti-Black Racism Excellence Fellowship </w:t>
+      </w:r>
+      <w:r>
+        <w:rPr>
+          <w:rFonts w:ascii="Times New Roman" w:hAnsi="Times New Roman" w:cs="Times New Roman"/>
+          <w:sz w:val="21"/>
+          <w:szCs w:val="21"/>
+        </w:rPr>
+        <w:t xml:space="preserve">– </w:t>
+      </w:r>
+      <w:r>
+        <w:rPr>
+          <w:rFonts w:ascii="Times New Roman" w:hAnsi="Times New Roman" w:cs="Times New Roman"/>
+          <w:sz w:val="21"/>
+          <w:szCs w:val="21"/>
+        </w:rPr>
+        <w:t xml:space="preserve">McGill </w:t>
+      </w:r>
+      <w:r>
+        <w:rPr>
+          <w:rFonts w:ascii="Times New Roman" w:hAnsi="Times New Roman" w:cs="Times New Roman"/>
+          <w:sz w:val="21"/>
+          <w:szCs w:val="21"/>
+        </w:rPr>
+        <w:t>University</w:t>
+      </w:r>
+      <w:r>
+        <w:rPr>
+          <w:rFonts w:ascii="Times New Roman" w:hAnsi="Times New Roman" w:cs="Times New Roman"/>
+          <w:sz w:val="21"/>
+          <w:szCs w:val="21"/>
+        </w:rPr>
+        <w:t xml:space="preserve"> (CA$10,000)</w:t>
       </w:r>
       <w:r>
         <w:rPr>
@@ -6918,144 +7317,6 @@
           <w:szCs w:val="21"/>
         </w:rPr>
         <w:t>Non-competitive</w:t>
-      </w:r>
-    </w:p>
-    <w:p>
-      <w:pPr>
-        <w:tabs>
-          <w:tab w:val="right" w:pos="1701"/>
-          <w:tab w:val="left" w:pos="1843"/>
-          <w:tab w:val="right" w:pos="9356"/>
-        </w:tabs>
-        <w:spacing w:before="240" w:after="0" w:line="240" w:lineRule="auto"/>
-        <w:rPr>
-          <w:rFonts w:ascii="Times New Roman" w:hAnsi="Times New Roman" w:cs="Times New Roman"/>
-          <w:sz w:val="21"/>
-          <w:szCs w:val="21"/>
-        </w:rPr>
-      </w:pPr>
-      <w:r>
-        <w:rPr>
-          <w:rFonts w:ascii="Times New Roman" w:hAnsi="Times New Roman" w:cs="Times New Roman"/>
-          <w:i/>
-          <w:iCs/>
-          <w:sz w:val="21"/>
-          <w:szCs w:val="21"/>
-        </w:rPr>
-        <w:tab/>
-      </w:r>
-      <w:r>
-        <w:rPr>
-          <w:rFonts w:ascii="Times New Roman" w:hAnsi="Times New Roman" w:cs="Times New Roman"/>
-          <w:i/>
-          <w:iCs/>
-          <w:sz w:val="21"/>
-          <w:szCs w:val="21"/>
-        </w:rPr>
-        <w:tab/>
-      </w:r>
-      <w:r>
-        <w:rPr>
-          <w:rFonts w:ascii="Times New Roman" w:hAnsi="Times New Roman" w:cs="Times New Roman"/>
-          <w:b/>
-          <w:bCs/>
-          <w:noProof/>
-          <w:sz w:val="36"/>
-          <w:szCs w:val="36"/>
-        </w:rPr>
-        <mc:AlternateContent>
-          <mc:Choice Requires="wps">
-            <w:drawing>
-              <wp:inline distT="0" distB="0" distL="0" distR="0" wp14:anchorId="396789F3" wp14:editId="5423F5DC">
-                <wp:extent cx="5152644" cy="203931"/>
-                <wp:effectExtent l="0" t="0" r="3810" b="0"/>
-                <wp:docPr id="121058431" name="Text Box 17"/>
-                <wp:cNvGraphicFramePr/>
-                <a:graphic xmlns:a="http://schemas.openxmlformats.org/drawingml/2006/main">
-                  <a:graphicData uri="http://schemas.microsoft.com/office/word/2010/wordprocessingShape">
-                    <wps:wsp>
-                      <wps:cNvSpPr txBox="1"/>
-                      <wps:spPr>
-                        <a:xfrm>
-                          <a:off x="0" y="0"/>
-                          <a:ext cx="5152644" cy="203931"/>
-                        </a:xfrm>
-                        <a:prstGeom prst="rect">
-                          <a:avLst/>
-                        </a:prstGeom>
-                        <a:noFill/>
-                        <a:ln w="6350">
-                          <a:noFill/>
-                        </a:ln>
-                      </wps:spPr>
-                      <wps:txbx>
-                        <w:txbxContent>
-                          <w:p>
-                            <w:pPr>
-                              <w:pBdr>
-                                <w:bottom w:val="single" w:sz="4" w:space="0" w:color="auto"/>
-                              </w:pBdr>
-                              <w:spacing w:after="0"/>
-                              <w:rPr>
-                                <w:sz w:val="21"/>
-                                <w:szCs w:val="21"/>
-                              </w:rPr>
-                            </w:pPr>
-                            <w:r>
-                              <w:rPr>
-                                <w:rFonts w:ascii="Times New Roman" w:hAnsi="Times New Roman" w:cs="Times New Roman"/>
-                                <w:sz w:val="21"/>
-                                <w:szCs w:val="21"/>
-                              </w:rPr>
-                              <w:t>Fellowship Under Review</w:t>
-                            </w:r>
-                          </w:p>
-                        </w:txbxContent>
-                      </wps:txbx>
-                      <wps:bodyPr rot="0" spcFirstLastPara="0" vertOverflow="overflow" horzOverflow="overflow" vert="horz" wrap="square" lIns="0" tIns="0" rIns="0" bIns="0" numCol="1" spcCol="0" rtlCol="0" fromWordArt="0" anchor="ctr" anchorCtr="0" forceAA="0" compatLnSpc="1">
-                        <a:prstTxWarp prst="textNoShape">
-                          <a:avLst/>
-                        </a:prstTxWarp>
-                        <a:noAutofit/>
-                      </wps:bodyPr>
-                    </wps:wsp>
-                  </a:graphicData>
-                </a:graphic>
-              </wp:inline>
-            </w:drawing>
-          </mc:Choice>
-          <mc:Fallback>
-            <w:pict>
-              <v:shape w14:anchorId="396789F3" id="_x0000_s1029" type="#_x0000_t202" style="width:405.7pt;height:16.05pt;visibility:visible;mso-wrap-style:square;mso-left-percent:-10001;mso-top-percent:-10001;mso-position-horizontal:absolute;mso-position-horizontal-relative:char;mso-position-vertical:absolute;mso-position-vertical-relative:line;mso-left-percent:-10001;mso-top-percent:-10001;v-text-anchor:middle" o:gfxdata="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" filled="f" stroked="f" strokeweight=".5pt">
-                <v:textbox inset="0,0,0,0">
-                  <w:txbxContent>
-                    <w:p>
-                      <w:pPr>
-                        <w:pBdr>
-                          <w:bottom w:val="single" w:sz="4" w:space="0" w:color="auto"/>
-                        </w:pBdr>
-                        <w:spacing w:after="0"/>
-                        <w:rPr>
-                          <w:sz w:val="21"/>
-                          <w:szCs w:val="21"/>
-                        </w:rPr>
-                      </w:pPr>
-                      <w:r>
-                        <w:rPr>
-                          <w:rFonts w:ascii="Times New Roman" w:hAnsi="Times New Roman" w:cs="Times New Roman"/>
-                          <w:sz w:val="21"/>
-                          <w:szCs w:val="21"/>
-                        </w:rPr>
-                        <w:t>Fellowship Under Review</w:t>
-                      </w:r>
-                    </w:p>
-                  </w:txbxContent>
-                </v:textbox>
-                <w10:anchorlock/>
-              </v:shape>
-            </w:pict>
-          </mc:Fallback>
-        </mc:AlternateContent>
       </w:r>
     </w:p>
     <w:p>
@@ -7065,11 +7326,9 @@
           <w:tab w:val="left" w:pos="1843"/>
           <w:tab w:val="right" w:pos="9923"/>
         </w:tabs>
-        <w:spacing w:before="160" w:after="0" w:line="240" w:lineRule="auto"/>
-        <w:rPr>
-          <w:rFonts w:ascii="Times New Roman" w:hAnsi="Times New Roman" w:cs="Times New Roman"/>
-          <w:i/>
-          <w:iCs/>
+        <w:spacing w:before="80" w:after="0" w:line="240" w:lineRule="auto"/>
+        <w:rPr>
+          <w:rFonts w:ascii="Times New Roman" w:hAnsi="Times New Roman" w:cs="Times New Roman"/>
           <w:sz w:val="21"/>
           <w:szCs w:val="21"/>
         </w:rPr>
@@ -7094,10 +7353,10 @@
           <w:szCs w:val="21"/>
         </w:rPr>
         <w:drawing>
-          <wp:inline distT="0" distB="0" distL="0" distR="0" wp14:anchorId="31321820" wp14:editId="77E86CD7">
+          <wp:inline distT="0" distB="0" distL="0" distR="0" wp14:anchorId="35401119" wp14:editId="469AD715">
             <wp:extent cx="108000" cy="108000"/>
             <wp:effectExtent l="0" t="0" r="6350" b="6350"/>
-            <wp:docPr id="1799015723" name="Graphic 2" descr="Map with pin with solid fill">
+            <wp:docPr id="1982136327" name="Graphic 2" descr="House with solid fill">
               <a:hlinkClick xmlns:a="http://schemas.openxmlformats.org/drawingml/2006/main" r:id="rId78"/>
             </wp:docPr>
             <wp:cNvGraphicFramePr>
@@ -7107,16 +7366,16 @@
               <a:graphicData uri="http://schemas.openxmlformats.org/drawingml/2006/picture">
                 <pic:pic xmlns:pic="http://schemas.openxmlformats.org/drawingml/2006/picture">
                   <pic:nvPicPr>
-                    <pic:cNvPr id="1799015723" name="Graphic 2" descr="Map with pin with solid fill">
+                    <pic:cNvPr id="1982136327" name="Graphic 2" descr="House with solid fill">
                       <a:hlinkClick r:id="rId78"/>
                     </pic:cNvPr>
                     <pic:cNvPicPr/>
                   </pic:nvPicPr>
                   <pic:blipFill>
-                    <a:blip r:embed="rId66">
+                    <a:blip r:embed="rId54">
                       <a:extLst>
                         <a:ext uri="{96DAC541-7B7A-43D3-8B79-37D633B846F1}">
-                          <asvg:svgBlip xmlns:asvg="http://schemas.microsoft.com/office/drawing/2016/SVG/main" r:embed="rId67"/>
+                          <asvg:svgBlip xmlns:asvg="http://schemas.microsoft.com/office/drawing/2016/SVG/main" r:embed="rId55"/>
                         </a:ext>
                       </a:extLst>
                     </a:blip>
@@ -7147,41 +7406,57 @@
           <w:sz w:val="21"/>
           <w:szCs w:val="21"/>
         </w:rPr>
-        <w:t xml:space="preserve"> 2026</w:t>
-      </w:r>
-      <w:r>
-        <w:rPr>
-          <w:rFonts w:ascii="Times New Roman" w:hAnsi="Times New Roman" w:cs="Times New Roman"/>
-          <w:i/>
-          <w:iCs/>
-          <w:sz w:val="21"/>
-          <w:szCs w:val="21"/>
-        </w:rPr>
-        <w:tab/>
-      </w:r>
-      <w:r>
-        <w:rPr>
-          <w:rFonts w:ascii="Times New Roman" w:hAnsi="Times New Roman" w:cs="Times New Roman"/>
-          <w:sz w:val="21"/>
-          <w:szCs w:val="21"/>
-        </w:rPr>
-        <w:t xml:space="preserve">Canada </w:t>
-      </w:r>
-      <w:r>
-        <w:rPr>
-          <w:rFonts w:ascii="Times New Roman" w:hAnsi="Times New Roman" w:cs="Times New Roman"/>
-          <w:sz w:val="21"/>
-          <w:szCs w:val="21"/>
-        </w:rPr>
-        <w:t>Doctoral</w:t>
-      </w:r>
-      <w:r>
-        <w:rPr>
-          <w:rFonts w:ascii="Times New Roman" w:hAnsi="Times New Roman" w:cs="Times New Roman"/>
-          <w:sz w:val="21"/>
-          <w:szCs w:val="21"/>
-        </w:rPr>
-        <w:t xml:space="preserve"> Research Scholarship – CIHR (CA$120,000)</w:t>
+        <w:t xml:space="preserve"> 2023</w:t>
+      </w:r>
+      <w:r>
+        <w:rPr>
+          <w:rFonts w:ascii="Times New Roman" w:hAnsi="Times New Roman" w:cs="Times New Roman"/>
+          <w:i/>
+          <w:iCs/>
+          <w:sz w:val="21"/>
+          <w:szCs w:val="21"/>
+        </w:rPr>
+        <w:tab/>
+      </w:r>
+      <w:r>
+        <w:rPr>
+          <w:rFonts w:ascii="Times New Roman" w:hAnsi="Times New Roman" w:cs="Times New Roman"/>
+          <w:sz w:val="21"/>
+          <w:szCs w:val="21"/>
+        </w:rPr>
+        <w:t>SMARTS-UP Scholarship</w:t>
+      </w:r>
+      <w:r>
+        <w:rPr>
+          <w:rFonts w:ascii="Times New Roman" w:hAnsi="Times New Roman" w:cs="Times New Roman"/>
+          <w:sz w:val="21"/>
+          <w:szCs w:val="21"/>
+        </w:rPr>
+        <w:t xml:space="preserve"> –</w:t>
+      </w:r>
+      <w:r>
+        <w:rPr>
+          <w:rFonts w:ascii="Times New Roman" w:hAnsi="Times New Roman" w:cs="Times New Roman"/>
+          <w:sz w:val="21"/>
+          <w:szCs w:val="21"/>
+        </w:rPr>
+        <w:t xml:space="preserve"> </w:t>
+      </w:r>
+      <w:r>
+        <w:rPr>
+          <w:rFonts w:ascii="Times New Roman" w:hAnsi="Times New Roman" w:cs="Times New Roman"/>
+          <w:sz w:val="21"/>
+          <w:szCs w:val="21"/>
+        </w:rPr>
+        <w:t>University of Paris Cité</w:t>
+      </w:r>
+      <w:r>
+        <w:rPr>
+          <w:rFonts w:ascii="Times New Roman" w:hAnsi="Times New Roman" w:cs="Times New Roman"/>
+          <w:sz w:val="21"/>
+          <w:szCs w:val="21"/>
+        </w:rPr>
+        <w:t xml:space="preserve"> (~CA$7,800)</w:t>
       </w:r>
       <w:r>
         <w:rPr>
@@ -7209,13 +7484,9 @@
           <w:tab w:val="left" w:pos="1843"/>
           <w:tab w:val="right" w:pos="9923"/>
         </w:tabs>
-        <w:spacing w:after="0" w:line="240" w:lineRule="auto"/>
-        <w:rPr>
-          <w:rFonts w:ascii="Times New Roman" w:hAnsi="Times New Roman" w:cs="Times New Roman"/>
-          <w:b/>
-          <w:bCs/>
-          <w:i/>
-          <w:iCs/>
+        <w:spacing w:before="80" w:after="0" w:line="240" w:lineRule="auto"/>
+        <w:rPr>
+          <w:rFonts w:ascii="Times New Roman" w:hAnsi="Times New Roman" w:cs="Times New Roman"/>
           <w:sz w:val="21"/>
           <w:szCs w:val="21"/>
         </w:rPr>
@@ -7235,95 +7506,135 @@
           <w:rFonts w:ascii="Times New Roman" w:hAnsi="Times New Roman" w:cs="Times New Roman"/>
           <w:i/>
           <w:iCs/>
-          <w:sz w:val="21"/>
-          <w:szCs w:val="21"/>
-        </w:rPr>
-        <w:tab/>
-      </w:r>
-      <w:r>
-        <w:rPr>
-          <w:rFonts w:ascii="Times New Roman" w:hAnsi="Times New Roman" w:cs="Times New Roman"/>
-          <w:b/>
-          <w:bCs/>
-          <w:i/>
-          <w:iCs/>
-          <w:sz w:val="21"/>
-          <w:szCs w:val="21"/>
-        </w:rPr>
-        <w:t xml:space="preserve">[Selected as one of </w:t>
-      </w:r>
-      <w:r>
-        <w:rPr>
-          <w:rFonts w:ascii="Times New Roman" w:hAnsi="Times New Roman" w:cs="Times New Roman"/>
-          <w:b/>
-          <w:bCs/>
-          <w:i/>
-          <w:iCs/>
-          <w:sz w:val="21"/>
-          <w:szCs w:val="21"/>
-        </w:rPr>
-        <w:t xml:space="preserve">the </w:t>
-      </w:r>
-      <w:r>
-        <w:rPr>
-          <w:rFonts w:ascii="Times New Roman" w:hAnsi="Times New Roman" w:cs="Times New Roman"/>
-          <w:b/>
-          <w:bCs/>
-          <w:i/>
-          <w:iCs/>
-          <w:sz w:val="21"/>
-          <w:szCs w:val="21"/>
-        </w:rPr>
-        <w:t xml:space="preserve">91 </w:t>
-      </w:r>
-      <w:r>
-        <w:rPr>
-          <w:rFonts w:ascii="Times New Roman" w:hAnsi="Times New Roman" w:cs="Times New Roman"/>
-          <w:b/>
-          <w:bCs/>
-          <w:i/>
-          <w:iCs/>
-          <w:sz w:val="21"/>
-          <w:szCs w:val="21"/>
-        </w:rPr>
-        <w:t xml:space="preserve">best </w:t>
-      </w:r>
-      <w:r>
-        <w:rPr>
-          <w:rFonts w:ascii="Times New Roman" w:hAnsi="Times New Roman" w:cs="Times New Roman"/>
-          <w:b/>
-          <w:bCs/>
-          <w:i/>
-          <w:iCs/>
-          <w:sz w:val="21"/>
-          <w:szCs w:val="21"/>
-        </w:rPr>
-        <w:t>applications forwarded by McGill to CIHR]</w:t>
-      </w:r>
-    </w:p>
-    <w:p>
-      <w:pPr>
-        <w:rPr>
-          <w:rFonts w:ascii="Times New Roman" w:hAnsi="Times New Roman" w:cs="Times New Roman"/>
-          <w:b/>
-          <w:bCs/>
-          <w:i/>
-          <w:iCs/>
-          <w:sz w:val="21"/>
-          <w:szCs w:val="21"/>
-        </w:rPr>
-      </w:pPr>
-      <w:r>
-        <w:rPr>
-          <w:rFonts w:ascii="Times New Roman" w:hAnsi="Times New Roman" w:cs="Times New Roman"/>
-          <w:b/>
-          <w:bCs/>
-          <w:i/>
-          <w:iCs/>
-          <w:sz w:val="21"/>
-          <w:szCs w:val="21"/>
-        </w:rPr>
-        <w:br w:type="page"/>
+          <w:noProof/>
+          <w:sz w:val="21"/>
+          <w:szCs w:val="21"/>
+        </w:rPr>
+        <w:drawing>
+          <wp:inline distT="0" distB="0" distL="0" distR="0" wp14:anchorId="79C59B0F" wp14:editId="3D3A129A">
+            <wp:extent cx="108000" cy="108000"/>
+            <wp:effectExtent l="0" t="0" r="6350" b="6350"/>
+            <wp:docPr id="315044340" name="Graphic 2" descr="House with solid fill">
+              <a:hlinkClick xmlns:a="http://schemas.openxmlformats.org/drawingml/2006/main" r:id="rId79"/>
+            </wp:docPr>
+            <wp:cNvGraphicFramePr>
+              <a:graphicFrameLocks xmlns:a="http://schemas.openxmlformats.org/drawingml/2006/main" noChangeAspect="1"/>
+            </wp:cNvGraphicFramePr>
+            <a:graphic xmlns:a="http://schemas.openxmlformats.org/drawingml/2006/main">
+              <a:graphicData uri="http://schemas.openxmlformats.org/drawingml/2006/picture">
+                <pic:pic xmlns:pic="http://schemas.openxmlformats.org/drawingml/2006/picture">
+                  <pic:nvPicPr>
+                    <pic:cNvPr id="315044340" name="Graphic 2" descr="House with solid fill">
+                      <a:hlinkClick r:id="rId79"/>
+                    </pic:cNvPr>
+                    <pic:cNvPicPr/>
+                  </pic:nvPicPr>
+                  <pic:blipFill>
+                    <a:blip r:embed="rId54">
+                      <a:extLst>
+                        <a:ext uri="{96DAC541-7B7A-43D3-8B79-37D633B846F1}">
+                          <asvg:svgBlip xmlns:asvg="http://schemas.microsoft.com/office/drawing/2016/SVG/main" r:embed="rId55"/>
+                        </a:ext>
+                      </a:extLst>
+                    </a:blip>
+                    <a:stretch>
+                      <a:fillRect/>
+                    </a:stretch>
+                  </pic:blipFill>
+                  <pic:spPr>
+                    <a:xfrm>
+                      <a:off x="0" y="0"/>
+                      <a:ext cx="108000" cy="108000"/>
+                    </a:xfrm>
+                    <a:prstGeom prst="rect">
+                      <a:avLst/>
+                    </a:prstGeom>
+                  </pic:spPr>
+                </pic:pic>
+              </a:graphicData>
+            </a:graphic>
+          </wp:inline>
+        </w:drawing>
+      </w:r>
+      <w:r>
+        <w:rPr>
+          <w:rFonts w:ascii="Times New Roman" w:hAnsi="Times New Roman" w:cs="Times New Roman"/>
+          <w:i/>
+          <w:iCs/>
+          <w:sz w:val="21"/>
+          <w:szCs w:val="21"/>
+        </w:rPr>
+        <w:t xml:space="preserve"> </w:t>
+      </w:r>
+      <w:r>
+        <w:rPr>
+          <w:rFonts w:ascii="Times New Roman" w:hAnsi="Times New Roman" w:cs="Times New Roman"/>
+          <w:i/>
+          <w:iCs/>
+          <w:sz w:val="21"/>
+          <w:szCs w:val="21"/>
+        </w:rPr>
+        <w:t>2022</w:t>
+      </w:r>
+      <w:r>
+        <w:rPr>
+          <w:rFonts w:ascii="Times New Roman" w:hAnsi="Times New Roman" w:cs="Times New Roman"/>
+          <w:i/>
+          <w:iCs/>
+          <w:sz w:val="21"/>
+          <w:szCs w:val="21"/>
+        </w:rPr>
+        <w:tab/>
+      </w:r>
+      <w:r>
+        <w:rPr>
+          <w:rFonts w:ascii="Times New Roman" w:hAnsi="Times New Roman" w:cs="Times New Roman"/>
+          <w:sz w:val="21"/>
+          <w:szCs w:val="21"/>
+        </w:rPr>
+        <w:t>Visiting Scholarship</w:t>
+      </w:r>
+      <w:r>
+        <w:rPr>
+          <w:rFonts w:ascii="Times New Roman" w:hAnsi="Times New Roman" w:cs="Times New Roman"/>
+          <w:sz w:val="21"/>
+          <w:szCs w:val="21"/>
+        </w:rPr>
+        <w:t xml:space="preserve"> –</w:t>
+      </w:r>
+      <w:r>
+        <w:rPr>
+          <w:rFonts w:ascii="Times New Roman" w:hAnsi="Times New Roman" w:cs="Times New Roman"/>
+          <w:sz w:val="21"/>
+          <w:szCs w:val="21"/>
+        </w:rPr>
+        <w:t xml:space="preserve"> </w:t>
+      </w:r>
+      <w:r>
+        <w:rPr>
+          <w:rFonts w:ascii="Times New Roman" w:hAnsi="Times New Roman" w:cs="Times New Roman"/>
+          <w:sz w:val="21"/>
+          <w:szCs w:val="21"/>
+        </w:rPr>
+        <w:t>Lake Lucerne Institute (~CA$8,700)</w:t>
+      </w:r>
+      <w:r>
+        <w:rPr>
+          <w:rFonts w:ascii="Times New Roman" w:hAnsi="Times New Roman" w:cs="Times New Roman"/>
+          <w:sz w:val="21"/>
+          <w:szCs w:val="21"/>
+        </w:rPr>
+        <w:tab/>
+      </w:r>
+      <w:r>
+        <w:rPr>
+          <w:rFonts w:ascii="Times New Roman" w:hAnsi="Times New Roman" w:cs="Times New Roman"/>
+          <w:i/>
+          <w:iCs/>
+          <w:sz w:val="21"/>
+          <w:szCs w:val="21"/>
+        </w:rPr>
+        <w:t>Non-competitive</w:t>
       </w:r>
     </w:p>
     <w:p>
@@ -7348,7 +7659,6 @@
           <w:sz w:val="21"/>
           <w:szCs w:val="21"/>
         </w:rPr>
-        <w:lastRenderedPageBreak/>
         <w:tab/>
       </w:r>
       <w:r>
@@ -7503,7 +7813,7 @@
             <wp:extent cx="108000" cy="108000"/>
             <wp:effectExtent l="0" t="0" r="6350" b="6350"/>
             <wp:docPr id="224890470" name="Graphic 2" descr="Earth globe: Americas with solid fill">
-              <a:hlinkClick xmlns:a="http://schemas.openxmlformats.org/drawingml/2006/main" r:id="rId79"/>
+              <a:hlinkClick xmlns:a="http://schemas.openxmlformats.org/drawingml/2006/main" r:id="rId80"/>
             </wp:docPr>
             <wp:cNvGraphicFramePr>
               <a:graphicFrameLocks xmlns:a="http://schemas.openxmlformats.org/drawingml/2006/main" noChangeAspect="1"/>
@@ -7513,265 +7823,6 @@
                 <pic:pic xmlns:pic="http://schemas.openxmlformats.org/drawingml/2006/picture">
                   <pic:nvPicPr>
                     <pic:cNvPr id="224890470" name="Graphic 2" descr="Earth globe: Americas with solid fill">
-                      <a:hlinkClick r:id="rId79"/>
-                    </pic:cNvPr>
-                    <pic:cNvPicPr/>
-                  </pic:nvPicPr>
-                  <pic:blipFill>
-                    <a:blip r:embed="rId57">
-                      <a:extLst>
-                        <a:ext uri="{96DAC541-7B7A-43D3-8B79-37D633B846F1}">
-                          <asvg:svgBlip xmlns:asvg="http://schemas.microsoft.com/office/drawing/2016/SVG/main" r:embed="rId58"/>
-                        </a:ext>
-                      </a:extLst>
-                    </a:blip>
-                    <a:stretch>
-                      <a:fillRect/>
-                    </a:stretch>
-                  </pic:blipFill>
-                  <pic:spPr>
-                    <a:xfrm>
-                      <a:off x="0" y="0"/>
-                      <a:ext cx="108000" cy="108000"/>
-                    </a:xfrm>
-                    <a:prstGeom prst="rect">
-                      <a:avLst/>
-                    </a:prstGeom>
-                  </pic:spPr>
-                </pic:pic>
-              </a:graphicData>
-            </a:graphic>
-          </wp:inline>
-        </w:drawing>
-      </w:r>
-      <w:r>
-        <w:rPr>
-          <w:rFonts w:ascii="Times New Roman" w:hAnsi="Times New Roman" w:cs="Times New Roman"/>
-          <w:i/>
-          <w:iCs/>
-          <w:sz w:val="21"/>
-          <w:szCs w:val="21"/>
-        </w:rPr>
-        <w:t xml:space="preserve"> </w:t>
-      </w:r>
-      <w:r>
-        <w:rPr>
-          <w:rFonts w:ascii="Times New Roman" w:hAnsi="Times New Roman" w:cs="Times New Roman"/>
-          <w:i/>
-          <w:iCs/>
-          <w:sz w:val="21"/>
-          <w:szCs w:val="21"/>
-        </w:rPr>
-        <w:t>202</w:t>
-      </w:r>
-      <w:r>
-        <w:rPr>
-          <w:rFonts w:ascii="Times New Roman" w:hAnsi="Times New Roman" w:cs="Times New Roman"/>
-          <w:i/>
-          <w:iCs/>
-          <w:sz w:val="21"/>
-          <w:szCs w:val="21"/>
-        </w:rPr>
-        <w:t>6</w:t>
-      </w:r>
-      <w:r>
-        <w:rPr>
-          <w:rFonts w:ascii="Times New Roman" w:hAnsi="Times New Roman" w:cs="Times New Roman"/>
-          <w:i/>
-          <w:iCs/>
-          <w:sz w:val="21"/>
-          <w:szCs w:val="21"/>
-        </w:rPr>
-        <w:tab/>
-      </w:r>
-      <w:r>
-        <w:rPr>
-          <w:rFonts w:ascii="Times New Roman" w:hAnsi="Times New Roman" w:cs="Times New Roman"/>
-          <w:sz w:val="21"/>
-          <w:szCs w:val="21"/>
-        </w:rPr>
-        <w:t xml:space="preserve">Invited </w:t>
-      </w:r>
-      <w:r>
-        <w:rPr>
-          <w:rFonts w:ascii="Times New Roman" w:hAnsi="Times New Roman" w:cs="Times New Roman"/>
-          <w:sz w:val="21"/>
-          <w:szCs w:val="21"/>
-        </w:rPr>
-        <w:t>contribution to the BHI’25 Special Issue</w:t>
-      </w:r>
-      <w:r>
-        <w:rPr>
-          <w:rFonts w:ascii="Times New Roman" w:hAnsi="Times New Roman" w:cs="Times New Roman"/>
-          <w:sz w:val="21"/>
-          <w:szCs w:val="21"/>
-        </w:rPr>
-        <w:t xml:space="preserve">, </w:t>
-      </w:r>
-      <w:r>
-        <w:rPr>
-          <w:rFonts w:ascii="Times New Roman" w:hAnsi="Times New Roman" w:cs="Times New Roman"/>
-          <w:sz w:val="21"/>
-          <w:szCs w:val="21"/>
-        </w:rPr>
-        <w:t>IEEE Trans. Biomed. Eng. (TBME)</w:t>
-      </w:r>
-      <w:r>
-        <w:rPr>
-          <w:rFonts w:ascii="Times New Roman" w:hAnsi="Times New Roman" w:cs="Times New Roman"/>
-          <w:sz w:val="21"/>
-          <w:szCs w:val="21"/>
-        </w:rPr>
-        <w:t xml:space="preserve"> Editors</w:t>
-      </w:r>
-    </w:p>
-    <w:p>
-      <w:pPr>
-        <w:tabs>
-          <w:tab w:val="right" w:pos="1701"/>
-          <w:tab w:val="left" w:pos="1843"/>
-          <w:tab w:val="right" w:pos="9923"/>
-        </w:tabs>
-        <w:spacing w:after="0" w:line="240" w:lineRule="auto"/>
-        <w:rPr>
-          <w:rFonts w:ascii="Times New Roman" w:hAnsi="Times New Roman" w:cs="Times New Roman"/>
-          <w:sz w:val="21"/>
-          <w:szCs w:val="21"/>
-        </w:rPr>
-      </w:pPr>
-      <w:r>
-        <w:rPr>
-          <w:rFonts w:ascii="Times New Roman" w:hAnsi="Times New Roman" w:cs="Times New Roman"/>
-          <w:b/>
-          <w:bCs/>
-          <w:i/>
-          <w:iCs/>
-          <w:sz w:val="21"/>
-          <w:szCs w:val="21"/>
-        </w:rPr>
-        <w:tab/>
-      </w:r>
-      <w:r>
-        <w:rPr>
-          <w:rFonts w:ascii="Times New Roman" w:hAnsi="Times New Roman" w:cs="Times New Roman"/>
-          <w:b/>
-          <w:bCs/>
-          <w:i/>
-          <w:iCs/>
-          <w:sz w:val="21"/>
-          <w:szCs w:val="21"/>
-        </w:rPr>
-        <w:tab/>
-      </w:r>
-      <w:r>
-        <w:rPr>
-          <w:rFonts w:ascii="Times New Roman" w:hAnsi="Times New Roman" w:cs="Times New Roman"/>
-          <w:b/>
-          <w:bCs/>
-          <w:i/>
-          <w:iCs/>
-          <w:sz w:val="21"/>
-          <w:szCs w:val="21"/>
-        </w:rPr>
-        <w:t xml:space="preserve">[Selected as one of the best </w:t>
-      </w:r>
-      <w:r>
-        <w:rPr>
-          <w:rFonts w:ascii="Times New Roman" w:hAnsi="Times New Roman" w:cs="Times New Roman"/>
-          <w:b/>
-          <w:bCs/>
-          <w:i/>
-          <w:iCs/>
-          <w:sz w:val="21"/>
-          <w:szCs w:val="21"/>
-        </w:rPr>
-        <w:t>paper</w:t>
-      </w:r>
-      <w:r>
-        <w:rPr>
-          <w:rFonts w:ascii="Times New Roman" w:hAnsi="Times New Roman" w:cs="Times New Roman"/>
-          <w:b/>
-          <w:bCs/>
-          <w:i/>
-          <w:iCs/>
-          <w:sz w:val="21"/>
-          <w:szCs w:val="21"/>
-        </w:rPr>
-        <w:t xml:space="preserve"> </w:t>
-      </w:r>
-      <w:r>
-        <w:rPr>
-          <w:rFonts w:ascii="Times New Roman" w:hAnsi="Times New Roman" w:cs="Times New Roman"/>
-          <w:b/>
-          <w:bCs/>
-          <w:i/>
-          <w:iCs/>
-          <w:sz w:val="21"/>
-          <w:szCs w:val="21"/>
-        </w:rPr>
-        <w:t>at IEEE-EMBS BHI’25</w:t>
-      </w:r>
-      <w:r>
-        <w:rPr>
-          <w:rFonts w:ascii="Times New Roman" w:hAnsi="Times New Roman" w:cs="Times New Roman"/>
-          <w:b/>
-          <w:bCs/>
-          <w:i/>
-          <w:iCs/>
-          <w:sz w:val="21"/>
-          <w:szCs w:val="21"/>
-        </w:rPr>
-        <w:t>]</w:t>
-      </w:r>
-    </w:p>
-    <w:p>
-      <w:pPr>
-        <w:tabs>
-          <w:tab w:val="right" w:pos="1701"/>
-          <w:tab w:val="left" w:pos="1843"/>
-          <w:tab w:val="right" w:pos="9923"/>
-        </w:tabs>
-        <w:spacing w:before="80" w:after="0" w:line="240" w:lineRule="auto"/>
-        <w:rPr>
-          <w:rFonts w:ascii="Times New Roman" w:hAnsi="Times New Roman" w:cs="Times New Roman"/>
-          <w:sz w:val="21"/>
-          <w:szCs w:val="21"/>
-        </w:rPr>
-      </w:pPr>
-      <w:r>
-        <w:rPr>
-          <w:rFonts w:ascii="Times New Roman" w:hAnsi="Times New Roman" w:cs="Times New Roman"/>
-          <w:i/>
-          <w:iCs/>
-          <w:sz w:val="21"/>
-          <w:szCs w:val="21"/>
-        </w:rPr>
-        <w:tab/>
-      </w:r>
-      <w:r>
-        <w:rPr>
-          <w:rFonts w:ascii="Times New Roman" w:hAnsi="Times New Roman" w:cs="Times New Roman"/>
-          <w:i/>
-          <w:iCs/>
-          <w:noProof/>
-          <w:sz w:val="21"/>
-          <w:szCs w:val="21"/>
-        </w:rPr>
-        <w:drawing>
-          <wp:inline distT="0" distB="0" distL="0" distR="0" wp14:anchorId="5E611F14" wp14:editId="552073ED">
-            <wp:extent cx="108000" cy="108000"/>
-            <wp:effectExtent l="0" t="0" r="6350" b="6350"/>
-            <wp:docPr id="436604675" name="Graphic 2" descr="Earth globe: Americas with solid fill">
-              <a:hlinkClick xmlns:a="http://schemas.openxmlformats.org/drawingml/2006/main" r:id="rId80"/>
-            </wp:docPr>
-            <wp:cNvGraphicFramePr>
-              <a:graphicFrameLocks xmlns:a="http://schemas.openxmlformats.org/drawingml/2006/main" noChangeAspect="1"/>
-            </wp:cNvGraphicFramePr>
-            <a:graphic xmlns:a="http://schemas.openxmlformats.org/drawingml/2006/main">
-              <a:graphicData uri="http://schemas.openxmlformats.org/drawingml/2006/picture">
-                <pic:pic xmlns:pic="http://schemas.openxmlformats.org/drawingml/2006/picture">
-                  <pic:nvPicPr>
-                    <pic:cNvPr id="436604675" name="Graphic 2" descr="Earth globe: Americas with solid fill">
                       <a:hlinkClick r:id="rId80"/>
                     </pic:cNvPr>
                     <pic:cNvPicPr/>
@@ -7811,55 +7862,148 @@
           <w:sz w:val="21"/>
           <w:szCs w:val="21"/>
         </w:rPr>
-        <w:t xml:space="preserve"> 202</w:t>
-      </w:r>
-      <w:r>
-        <w:rPr>
-          <w:rFonts w:ascii="Times New Roman" w:hAnsi="Times New Roman" w:cs="Times New Roman"/>
-          <w:i/>
-          <w:iCs/>
-          <w:sz w:val="21"/>
-          <w:szCs w:val="21"/>
-        </w:rPr>
-        <w:t>5</w:t>
-      </w:r>
-      <w:r>
-        <w:rPr>
-          <w:rFonts w:ascii="Times New Roman" w:hAnsi="Times New Roman" w:cs="Times New Roman"/>
-          <w:i/>
-          <w:iCs/>
-          <w:sz w:val="21"/>
-          <w:szCs w:val="21"/>
-        </w:rPr>
-        <w:tab/>
-      </w:r>
-      <w:r>
-        <w:rPr>
-          <w:rFonts w:ascii="Times New Roman" w:hAnsi="Times New Roman" w:cs="Times New Roman"/>
-          <w:sz w:val="21"/>
-          <w:szCs w:val="21"/>
-        </w:rPr>
-        <w:t>Reviewer</w:t>
-      </w:r>
-      <w:r>
-        <w:rPr>
-          <w:rFonts w:ascii="Times New Roman" w:hAnsi="Times New Roman" w:cs="Times New Roman"/>
-          <w:sz w:val="21"/>
-          <w:szCs w:val="21"/>
-        </w:rPr>
         <w:t xml:space="preserve"> </w:t>
       </w:r>
       <w:r>
         <w:rPr>
           <w:rFonts w:ascii="Times New Roman" w:hAnsi="Times New Roman" w:cs="Times New Roman"/>
-          <w:sz w:val="21"/>
-          <w:szCs w:val="21"/>
-        </w:rPr>
-        <w:t xml:space="preserve">Recognition, </w:t>
-      </w:r>
-      <w:r>
-        <w:rPr>
-          <w:rFonts w:ascii="Times New Roman" w:hAnsi="Times New Roman" w:cs="Times New Roman"/>
+          <w:i/>
+          <w:iCs/>
+          <w:sz w:val="21"/>
+          <w:szCs w:val="21"/>
+        </w:rPr>
+        <w:t>202</w:t>
+      </w:r>
+      <w:r>
+        <w:rPr>
+          <w:rFonts w:ascii="Times New Roman" w:hAnsi="Times New Roman" w:cs="Times New Roman"/>
+          <w:i/>
+          <w:iCs/>
+          <w:sz w:val="21"/>
+          <w:szCs w:val="21"/>
+        </w:rPr>
+        <w:t>6</w:t>
+      </w:r>
+      <w:r>
+        <w:rPr>
+          <w:rFonts w:ascii="Times New Roman" w:hAnsi="Times New Roman" w:cs="Times New Roman"/>
+          <w:i/>
+          <w:iCs/>
+          <w:sz w:val="21"/>
+          <w:szCs w:val="21"/>
+        </w:rPr>
+        <w:tab/>
+      </w:r>
+      <w:r>
+        <w:rPr>
+          <w:rFonts w:ascii="Times New Roman" w:hAnsi="Times New Roman" w:cs="Times New Roman"/>
+          <w:sz w:val="21"/>
+          <w:szCs w:val="21"/>
+        </w:rPr>
+        <w:t xml:space="preserve">Invited </w:t>
+      </w:r>
+      <w:r>
+        <w:rPr>
+          <w:rFonts w:ascii="Times New Roman" w:hAnsi="Times New Roman" w:cs="Times New Roman"/>
+          <w:sz w:val="21"/>
+          <w:szCs w:val="21"/>
+        </w:rPr>
+        <w:t>contribution to the BHI’25 Special Issue</w:t>
+      </w:r>
+      <w:r>
+        <w:rPr>
+          <w:rFonts w:ascii="Times New Roman" w:hAnsi="Times New Roman" w:cs="Times New Roman"/>
+          <w:sz w:val="21"/>
+          <w:szCs w:val="21"/>
+        </w:rPr>
+        <w:t xml:space="preserve">, </w:t>
+      </w:r>
+      <w:r>
+        <w:rPr>
+          <w:rFonts w:ascii="Times New Roman" w:hAnsi="Times New Roman" w:cs="Times New Roman"/>
+          <w:sz w:val="21"/>
+          <w:szCs w:val="21"/>
+        </w:rPr>
+        <w:t>IEEE Trans. Biomed. Eng. (TBME)</w:t>
+      </w:r>
+      <w:r>
+        <w:rPr>
+          <w:rFonts w:ascii="Times New Roman" w:hAnsi="Times New Roman" w:cs="Times New Roman"/>
+          <w:sz w:val="21"/>
+          <w:szCs w:val="21"/>
+        </w:rPr>
+        <w:t xml:space="preserve"> Editors</w:t>
+      </w:r>
+    </w:p>
+    <w:p>
+      <w:pPr>
+        <w:tabs>
+          <w:tab w:val="right" w:pos="1701"/>
+          <w:tab w:val="left" w:pos="1843"/>
+          <w:tab w:val="right" w:pos="9923"/>
+        </w:tabs>
+        <w:spacing w:after="0" w:line="240" w:lineRule="auto"/>
+        <w:rPr>
+          <w:rFonts w:ascii="Times New Roman" w:hAnsi="Times New Roman" w:cs="Times New Roman"/>
+          <w:sz w:val="21"/>
+          <w:szCs w:val="21"/>
+        </w:rPr>
+      </w:pPr>
+      <w:r>
+        <w:rPr>
+          <w:rFonts w:ascii="Times New Roman" w:hAnsi="Times New Roman" w:cs="Times New Roman"/>
+          <w:b/>
+          <w:bCs/>
+          <w:i/>
+          <w:iCs/>
+          <w:sz w:val="21"/>
+          <w:szCs w:val="21"/>
+        </w:rPr>
+        <w:tab/>
+      </w:r>
+      <w:r>
+        <w:rPr>
+          <w:rFonts w:ascii="Times New Roman" w:hAnsi="Times New Roman" w:cs="Times New Roman"/>
+          <w:b/>
+          <w:bCs/>
+          <w:i/>
+          <w:iCs/>
+          <w:sz w:val="21"/>
+          <w:szCs w:val="21"/>
+        </w:rPr>
+        <w:tab/>
+      </w:r>
+      <w:r>
+        <w:rPr>
+          <w:rFonts w:ascii="Times New Roman" w:hAnsi="Times New Roman" w:cs="Times New Roman"/>
+          <w:b/>
+          <w:bCs/>
+          <w:i/>
+          <w:iCs/>
+          <w:sz w:val="21"/>
+          <w:szCs w:val="21"/>
+        </w:rPr>
+        <w:t xml:space="preserve">[Selected as one of the best </w:t>
+      </w:r>
+      <w:r>
+        <w:rPr>
+          <w:rFonts w:ascii="Times New Roman" w:hAnsi="Times New Roman" w:cs="Times New Roman"/>
+          <w:b/>
+          <w:bCs/>
+          <w:i/>
+          <w:iCs/>
+          <w:sz w:val="21"/>
+          <w:szCs w:val="21"/>
+        </w:rPr>
+        <w:t>paper</w:t>
+      </w:r>
+      <w:r>
+        <w:rPr>
+          <w:rFonts w:ascii="Times New Roman" w:hAnsi="Times New Roman" w:cs="Times New Roman"/>
+          <w:b/>
+          <w:bCs/>
+          <w:i/>
+          <w:iCs/>
           <w:sz w:val="21"/>
           <w:szCs w:val="21"/>
         </w:rPr>
@@ -7868,26 +8012,26 @@
       <w:r>
         <w:rPr>
           <w:rFonts w:ascii="Times New Roman" w:hAnsi="Times New Roman" w:cs="Times New Roman"/>
-          <w:sz w:val="21"/>
-          <w:szCs w:val="21"/>
-        </w:rPr>
-        <w:t xml:space="preserve">IEEE-EMBS BHI’25 </w:t>
-      </w:r>
-      <w:r>
-        <w:rPr>
-          <w:rFonts w:ascii="Times New Roman" w:hAnsi="Times New Roman" w:cs="Times New Roman"/>
-          <w:sz w:val="21"/>
-          <w:szCs w:val="21"/>
-        </w:rPr>
-        <w:t>Organizing Committee</w:t>
-      </w:r>
-      <w:r>
-        <w:rPr>
-          <w:rFonts w:ascii="Times New Roman" w:hAnsi="Times New Roman" w:cs="Times New Roman"/>
-          <w:sz w:val="21"/>
-          <w:szCs w:val="21"/>
-        </w:rPr>
-        <w:tab/>
+          <w:b/>
+          <w:bCs/>
+          <w:i/>
+          <w:iCs/>
+          <w:sz w:val="21"/>
+          <w:szCs w:val="21"/>
+        </w:rPr>
+        <w:t>at IEEE-EMBS BHI’25</w:t>
+      </w:r>
+      <w:r>
+        <w:rPr>
+          <w:rFonts w:ascii="Times New Roman" w:hAnsi="Times New Roman" w:cs="Times New Roman"/>
+          <w:b/>
+          <w:bCs/>
+          <w:i/>
+          <w:iCs/>
+          <w:sz w:val="21"/>
+          <w:szCs w:val="21"/>
+        </w:rPr>
+        <w:t>]</w:t>
       </w:r>
     </w:p>
     <w:p>
@@ -7924,10 +8068,10 @@
           <w:szCs w:val="21"/>
         </w:rPr>
         <w:drawing>
-          <wp:inline distT="0" distB="0" distL="0" distR="0" wp14:anchorId="61CF8416" wp14:editId="03989AA8">
+          <wp:inline distT="0" distB="0" distL="0" distR="0" wp14:anchorId="5E611F14" wp14:editId="552073ED">
             <wp:extent cx="108000" cy="108000"/>
             <wp:effectExtent l="0" t="0" r="6350" b="6350"/>
-            <wp:docPr id="1908970860" name="Graphic 2" descr="House with solid fill">
+            <wp:docPr id="436604675" name="Graphic 2" descr="Earth globe: Americas with solid fill">
               <a:hlinkClick xmlns:a="http://schemas.openxmlformats.org/drawingml/2006/main" r:id="rId81"/>
             </wp:docPr>
             <wp:cNvGraphicFramePr>
@@ -7937,16 +8081,16 @@
               <a:graphicData uri="http://schemas.openxmlformats.org/drawingml/2006/picture">
                 <pic:pic xmlns:pic="http://schemas.openxmlformats.org/drawingml/2006/picture">
                   <pic:nvPicPr>
-                    <pic:cNvPr id="1908970860" name="Graphic 2" descr="House with solid fill">
+                    <pic:cNvPr id="436604675" name="Graphic 2" descr="Earth globe: Americas with solid fill">
                       <a:hlinkClick r:id="rId81"/>
                     </pic:cNvPr>
                     <pic:cNvPicPr/>
                   </pic:nvPicPr>
                   <pic:blipFill>
-                    <a:blip r:embed="rId54">
+                    <a:blip r:embed="rId57">
                       <a:extLst>
                         <a:ext uri="{96DAC541-7B7A-43D3-8B79-37D633B846F1}">
-                          <asvg:svgBlip xmlns:asvg="http://schemas.microsoft.com/office/drawing/2016/SVG/main" r:embed="rId55"/>
+                          <asvg:svgBlip xmlns:asvg="http://schemas.microsoft.com/office/drawing/2016/SVG/main" r:embed="rId58"/>
                         </a:ext>
                       </a:extLst>
                     </a:blip>
@@ -7977,25 +8121,83 @@
           <w:sz w:val="21"/>
           <w:szCs w:val="21"/>
         </w:rPr>
-        <w:t xml:space="preserve"> 2025</w:t>
-      </w:r>
-      <w:r>
-        <w:rPr>
-          <w:rFonts w:ascii="Times New Roman" w:hAnsi="Times New Roman" w:cs="Times New Roman"/>
-          <w:i/>
-          <w:iCs/>
-          <w:sz w:val="21"/>
-          <w:szCs w:val="21"/>
-        </w:rPr>
-        <w:tab/>
-      </w:r>
-      <w:r>
-        <w:rPr>
-          <w:rFonts w:ascii="Times New Roman" w:hAnsi="Times New Roman" w:cs="Times New Roman"/>
-          <w:sz w:val="21"/>
-          <w:szCs w:val="21"/>
-        </w:rPr>
-        <w:t>Invited for Undergraduate Thesis Defense Jury, AFREP Institute, University of Paris – Cité</w:t>
+        <w:t xml:space="preserve"> 202</w:t>
+      </w:r>
+      <w:r>
+        <w:rPr>
+          <w:rFonts w:ascii="Times New Roman" w:hAnsi="Times New Roman" w:cs="Times New Roman"/>
+          <w:i/>
+          <w:iCs/>
+          <w:sz w:val="21"/>
+          <w:szCs w:val="21"/>
+        </w:rPr>
+        <w:t>5</w:t>
+      </w:r>
+      <w:r>
+        <w:rPr>
+          <w:rFonts w:ascii="Times New Roman" w:hAnsi="Times New Roman" w:cs="Times New Roman"/>
+          <w:i/>
+          <w:iCs/>
+          <w:sz w:val="21"/>
+          <w:szCs w:val="21"/>
+        </w:rPr>
+        <w:tab/>
+      </w:r>
+      <w:r>
+        <w:rPr>
+          <w:rFonts w:ascii="Times New Roman" w:hAnsi="Times New Roman" w:cs="Times New Roman"/>
+          <w:sz w:val="21"/>
+          <w:szCs w:val="21"/>
+        </w:rPr>
+        <w:t>Reviewer</w:t>
+      </w:r>
+      <w:r>
+        <w:rPr>
+          <w:rFonts w:ascii="Times New Roman" w:hAnsi="Times New Roman" w:cs="Times New Roman"/>
+          <w:sz w:val="21"/>
+          <w:szCs w:val="21"/>
+        </w:rPr>
+        <w:t xml:space="preserve"> </w:t>
+      </w:r>
+      <w:r>
+        <w:rPr>
+          <w:rFonts w:ascii="Times New Roman" w:hAnsi="Times New Roman" w:cs="Times New Roman"/>
+          <w:sz w:val="21"/>
+          <w:szCs w:val="21"/>
+        </w:rPr>
+        <w:t xml:space="preserve">Recognition, </w:t>
+      </w:r>
+      <w:r>
+        <w:rPr>
+          <w:rFonts w:ascii="Times New Roman" w:hAnsi="Times New Roman" w:cs="Times New Roman"/>
+          <w:sz w:val="21"/>
+          <w:szCs w:val="21"/>
+        </w:rPr>
+        <w:t xml:space="preserve"> </w:t>
+      </w:r>
+      <w:r>
+        <w:rPr>
+          <w:rFonts w:ascii="Times New Roman" w:hAnsi="Times New Roman" w:cs="Times New Roman"/>
+          <w:sz w:val="21"/>
+          <w:szCs w:val="21"/>
+        </w:rPr>
+        <w:t xml:space="preserve">IEEE-EMBS BHI’25 </w:t>
+      </w:r>
+      <w:r>
+        <w:rPr>
+          <w:rFonts w:ascii="Times New Roman" w:hAnsi="Times New Roman" w:cs="Times New Roman"/>
+          <w:sz w:val="21"/>
+          <w:szCs w:val="21"/>
+        </w:rPr>
+        <w:t>Organizing Committee</w:t>
+      </w:r>
+      <w:r>
+        <w:rPr>
+          <w:rFonts w:ascii="Times New Roman" w:hAnsi="Times New Roman" w:cs="Times New Roman"/>
+          <w:sz w:val="21"/>
+          <w:szCs w:val="21"/>
+        </w:rPr>
+        <w:tab/>
       </w:r>
     </w:p>
     <w:p>
@@ -8020,6 +8222,7 @@
           <w:sz w:val="21"/>
           <w:szCs w:val="21"/>
         </w:rPr>
+        <w:lastRenderedPageBreak/>
         <w:tab/>
       </w:r>
       <w:r>
@@ -8032,10 +8235,10 @@
           <w:szCs w:val="21"/>
         </w:rPr>
         <w:drawing>
-          <wp:inline distT="0" distB="0" distL="0" distR="0" wp14:anchorId="239332FD" wp14:editId="1071DCED">
+          <wp:inline distT="0" distB="0" distL="0" distR="0" wp14:anchorId="61CF8416" wp14:editId="03989AA8">
             <wp:extent cx="108000" cy="108000"/>
             <wp:effectExtent l="0" t="0" r="6350" b="6350"/>
-            <wp:docPr id="2083782802" name="Graphic 2" descr="House with solid fill">
+            <wp:docPr id="1908970860" name="Graphic 2" descr="House with solid fill">
               <a:hlinkClick xmlns:a="http://schemas.openxmlformats.org/drawingml/2006/main" r:id="rId82"/>
             </wp:docPr>
             <wp:cNvGraphicFramePr>
@@ -8045,7 +8248,7 @@
               <a:graphicData uri="http://schemas.openxmlformats.org/drawingml/2006/picture">
                 <pic:pic xmlns:pic="http://schemas.openxmlformats.org/drawingml/2006/picture">
                   <pic:nvPicPr>
-                    <pic:cNvPr id="2083782802" name="Graphic 2" descr="House with solid fill">
+                    <pic:cNvPr id="1908970860" name="Graphic 2" descr="House with solid fill">
                       <a:hlinkClick r:id="rId82"/>
                     </pic:cNvPr>
                     <pic:cNvPicPr/>
@@ -8103,7 +8306,7 @@
           <w:sz w:val="21"/>
           <w:szCs w:val="21"/>
         </w:rPr>
-        <w:t>Guest judge for the 3-minute thesis competition, McGill University</w:t>
+        <w:t>Invited for Undergraduate Thesis Defense Jury, AFREP Institute, University of Paris – Cité</w:t>
       </w:r>
     </w:p>
     <w:p>
@@ -8140,10 +8343,10 @@
           <w:szCs w:val="21"/>
         </w:rPr>
         <w:drawing>
-          <wp:inline distT="0" distB="0" distL="0" distR="0" wp14:anchorId="5E290945" wp14:editId="254C2592">
+          <wp:inline distT="0" distB="0" distL="0" distR="0" wp14:anchorId="239332FD" wp14:editId="1071DCED">
             <wp:extent cx="108000" cy="108000"/>
             <wp:effectExtent l="0" t="0" r="6350" b="6350"/>
-            <wp:docPr id="1128228226" name="Graphic 2" descr="House with solid fill">
+            <wp:docPr id="2083782802" name="Graphic 2" descr="House with solid fill">
               <a:hlinkClick xmlns:a="http://schemas.openxmlformats.org/drawingml/2006/main" r:id="rId83"/>
             </wp:docPr>
             <wp:cNvGraphicFramePr>
@@ -8153,7 +8356,7 @@
               <a:graphicData uri="http://schemas.openxmlformats.org/drawingml/2006/picture">
                 <pic:pic xmlns:pic="http://schemas.openxmlformats.org/drawingml/2006/picture">
                   <pic:nvPicPr>
-                    <pic:cNvPr id="1128228226" name="Graphic 2" descr="House with solid fill">
+                    <pic:cNvPr id="2083782802" name="Graphic 2" descr="House with solid fill">
                       <a:hlinkClick r:id="rId83"/>
                     </pic:cNvPr>
                     <pic:cNvPicPr/>
@@ -8193,25 +8396,25 @@
           <w:sz w:val="21"/>
           <w:szCs w:val="21"/>
         </w:rPr>
-        <w:t xml:space="preserve"> 2023</w:t>
-      </w:r>
-      <w:r>
-        <w:rPr>
-          <w:rFonts w:ascii="Times New Roman" w:hAnsi="Times New Roman" w:cs="Times New Roman"/>
-          <w:i/>
-          <w:iCs/>
-          <w:sz w:val="21"/>
-          <w:szCs w:val="21"/>
-        </w:rPr>
-        <w:tab/>
-      </w:r>
-      <w:r>
-        <w:rPr>
-          <w:rFonts w:ascii="Times New Roman" w:hAnsi="Times New Roman" w:cs="Times New Roman"/>
-          <w:sz w:val="21"/>
-          <w:szCs w:val="21"/>
-        </w:rPr>
-        <w:t>Guest student member of the admission committee, MSc program Digital Sciences U. Paris Cité</w:t>
+        <w:t xml:space="preserve"> 2025</w:t>
+      </w:r>
+      <w:r>
+        <w:rPr>
+          <w:rFonts w:ascii="Times New Roman" w:hAnsi="Times New Roman" w:cs="Times New Roman"/>
+          <w:i/>
+          <w:iCs/>
+          <w:sz w:val="21"/>
+          <w:szCs w:val="21"/>
+        </w:rPr>
+        <w:tab/>
+      </w:r>
+      <w:r>
+        <w:rPr>
+          <w:rFonts w:ascii="Times New Roman" w:hAnsi="Times New Roman" w:cs="Times New Roman"/>
+          <w:sz w:val="21"/>
+          <w:szCs w:val="21"/>
+        </w:rPr>
+        <w:t>Guest judge for the 3-minute thesis competition, McGill University</w:t>
       </w:r>
     </w:p>
     <w:p>
@@ -8248,10 +8451,10 @@
           <w:szCs w:val="21"/>
         </w:rPr>
         <w:drawing>
-          <wp:inline distT="0" distB="0" distL="0" distR="0" wp14:anchorId="21948F96" wp14:editId="754A1014">
+          <wp:inline distT="0" distB="0" distL="0" distR="0" wp14:anchorId="5E290945" wp14:editId="254C2592">
             <wp:extent cx="108000" cy="108000"/>
             <wp:effectExtent l="0" t="0" r="6350" b="6350"/>
-            <wp:docPr id="414917930" name="Graphic 2" descr="House with solid fill">
+            <wp:docPr id="1128228226" name="Graphic 2" descr="House with solid fill">
               <a:hlinkClick xmlns:a="http://schemas.openxmlformats.org/drawingml/2006/main" r:id="rId84"/>
             </wp:docPr>
             <wp:cNvGraphicFramePr>
@@ -8261,7 +8464,7 @@
               <a:graphicData uri="http://schemas.openxmlformats.org/drawingml/2006/picture">
                 <pic:pic xmlns:pic="http://schemas.openxmlformats.org/drawingml/2006/picture">
                   <pic:nvPicPr>
-                    <pic:cNvPr id="414917930" name="Graphic 2" descr="House with solid fill">
+                    <pic:cNvPr id="1128228226" name="Graphic 2" descr="House with solid fill">
                       <a:hlinkClick r:id="rId84"/>
                     </pic:cNvPr>
                     <pic:cNvPicPr/>
@@ -8319,83 +8522,7 @@
           <w:sz w:val="21"/>
           <w:szCs w:val="21"/>
         </w:rPr>
-        <w:t>Summa Cum Laude</w:t>
-      </w:r>
-      <w:r>
-        <w:rPr>
-          <w:rFonts w:ascii="Times New Roman" w:hAnsi="Times New Roman" w:cs="Times New Roman"/>
-          <w:sz w:val="21"/>
-          <w:szCs w:val="21"/>
-        </w:rPr>
-        <w:t>,</w:t>
-      </w:r>
-      <w:r>
-        <w:rPr>
-          <w:rFonts w:ascii="Times New Roman" w:hAnsi="Times New Roman" w:cs="Times New Roman"/>
-          <w:sz w:val="21"/>
-          <w:szCs w:val="21"/>
-        </w:rPr>
-        <w:t xml:space="preserve"> University of Paris </w:t>
-      </w:r>
-      <w:r>
-        <w:rPr>
-          <w:rFonts w:ascii="Times New Roman" w:hAnsi="Times New Roman" w:cs="Times New Roman"/>
-          <w:sz w:val="21"/>
-          <w:szCs w:val="21"/>
-        </w:rPr>
-        <w:t xml:space="preserve">– </w:t>
-      </w:r>
-      <w:r>
-        <w:rPr>
-          <w:rFonts w:ascii="Times New Roman" w:hAnsi="Times New Roman" w:cs="Times New Roman"/>
-          <w:sz w:val="21"/>
-          <w:szCs w:val="21"/>
-        </w:rPr>
-        <w:t>Cité</w:t>
-      </w:r>
-      <w:r>
-        <w:rPr>
-          <w:rFonts w:ascii="Times New Roman" w:hAnsi="Times New Roman" w:cs="Times New Roman"/>
-          <w:sz w:val="21"/>
-          <w:szCs w:val="21"/>
-        </w:rPr>
-        <w:t xml:space="preserve"> </w:t>
-      </w:r>
-      <w:r>
-        <w:rPr>
-          <w:rFonts w:ascii="Times New Roman" w:hAnsi="Times New Roman" w:cs="Times New Roman"/>
-          <w:b/>
-          <w:bCs/>
-          <w:i/>
-          <w:iCs/>
-          <w:sz w:val="21"/>
-          <w:szCs w:val="21"/>
-        </w:rPr>
-        <w:t>[</w:t>
-      </w:r>
-      <w:r>
-        <w:rPr>
-          <w:rFonts w:ascii="Times New Roman" w:hAnsi="Times New Roman" w:cs="Times New Roman"/>
-          <w:b/>
-          <w:bCs/>
-          <w:i/>
-          <w:iCs/>
-          <w:sz w:val="21"/>
-          <w:szCs w:val="21"/>
-        </w:rPr>
-        <w:t>M.Sc. with cGPA&gt;16/20</w:t>
-      </w:r>
-      <w:r>
-        <w:rPr>
-          <w:rFonts w:ascii="Times New Roman" w:hAnsi="Times New Roman" w:cs="Times New Roman"/>
-          <w:b/>
-          <w:bCs/>
-          <w:i/>
-          <w:iCs/>
-          <w:sz w:val="21"/>
-          <w:szCs w:val="21"/>
-        </w:rPr>
-        <w:t>]</w:t>
+        <w:t>Guest student member of the admission committee, MSc program Digital Sciences U. Paris Cité</w:t>
       </w:r>
     </w:p>
     <w:p>
@@ -8432,10 +8559,10 @@
           <w:szCs w:val="21"/>
         </w:rPr>
         <w:drawing>
-          <wp:inline distT="0" distB="0" distL="0" distR="0" wp14:anchorId="79C14082" wp14:editId="3557B864">
+          <wp:inline distT="0" distB="0" distL="0" distR="0" wp14:anchorId="21948F96" wp14:editId="754A1014">
             <wp:extent cx="108000" cy="108000"/>
             <wp:effectExtent l="0" t="0" r="6350" b="6350"/>
-            <wp:docPr id="1882039056" name="Graphic 2" descr="House with solid fill">
+            <wp:docPr id="414917930" name="Graphic 2" descr="House with solid fill">
               <a:hlinkClick xmlns:a="http://schemas.openxmlformats.org/drawingml/2006/main" r:id="rId85"/>
             </wp:docPr>
             <wp:cNvGraphicFramePr>
@@ -8445,7 +8572,7 @@
               <a:graphicData uri="http://schemas.openxmlformats.org/drawingml/2006/picture">
                 <pic:pic xmlns:pic="http://schemas.openxmlformats.org/drawingml/2006/picture">
                   <pic:nvPicPr>
-                    <pic:cNvPr id="1882039056" name="Graphic 2" descr="House with solid fill">
+                    <pic:cNvPr id="414917930" name="Graphic 2" descr="House with solid fill">
                       <a:hlinkClick r:id="rId85"/>
                     </pic:cNvPr>
                     <pic:cNvPicPr/>
@@ -8485,6 +8612,190 @@
           <w:sz w:val="21"/>
           <w:szCs w:val="21"/>
         </w:rPr>
+        <w:t xml:space="preserve"> 2023</w:t>
+      </w:r>
+      <w:r>
+        <w:rPr>
+          <w:rFonts w:ascii="Times New Roman" w:hAnsi="Times New Roman" w:cs="Times New Roman"/>
+          <w:i/>
+          <w:iCs/>
+          <w:sz w:val="21"/>
+          <w:szCs w:val="21"/>
+        </w:rPr>
+        <w:tab/>
+      </w:r>
+      <w:r>
+        <w:rPr>
+          <w:rFonts w:ascii="Times New Roman" w:hAnsi="Times New Roman" w:cs="Times New Roman"/>
+          <w:sz w:val="21"/>
+          <w:szCs w:val="21"/>
+        </w:rPr>
+        <w:t>Summa Cum Laude</w:t>
+      </w:r>
+      <w:r>
+        <w:rPr>
+          <w:rFonts w:ascii="Times New Roman" w:hAnsi="Times New Roman" w:cs="Times New Roman"/>
+          <w:sz w:val="21"/>
+          <w:szCs w:val="21"/>
+        </w:rPr>
+        <w:t>,</w:t>
+      </w:r>
+      <w:r>
+        <w:rPr>
+          <w:rFonts w:ascii="Times New Roman" w:hAnsi="Times New Roman" w:cs="Times New Roman"/>
+          <w:sz w:val="21"/>
+          <w:szCs w:val="21"/>
+        </w:rPr>
+        <w:t xml:space="preserve"> University of Paris </w:t>
+      </w:r>
+      <w:r>
+        <w:rPr>
+          <w:rFonts w:ascii="Times New Roman" w:hAnsi="Times New Roman" w:cs="Times New Roman"/>
+          <w:sz w:val="21"/>
+          <w:szCs w:val="21"/>
+        </w:rPr>
+        <w:t xml:space="preserve">– </w:t>
+      </w:r>
+      <w:r>
+        <w:rPr>
+          <w:rFonts w:ascii="Times New Roman" w:hAnsi="Times New Roman" w:cs="Times New Roman"/>
+          <w:sz w:val="21"/>
+          <w:szCs w:val="21"/>
+        </w:rPr>
+        <w:t>Cité</w:t>
+      </w:r>
+      <w:r>
+        <w:rPr>
+          <w:rFonts w:ascii="Times New Roman" w:hAnsi="Times New Roman" w:cs="Times New Roman"/>
+          <w:sz w:val="21"/>
+          <w:szCs w:val="21"/>
+        </w:rPr>
+        <w:t xml:space="preserve"> </w:t>
+      </w:r>
+      <w:r>
+        <w:rPr>
+          <w:rFonts w:ascii="Times New Roman" w:hAnsi="Times New Roman" w:cs="Times New Roman"/>
+          <w:b/>
+          <w:bCs/>
+          <w:i/>
+          <w:iCs/>
+          <w:sz w:val="21"/>
+          <w:szCs w:val="21"/>
+        </w:rPr>
+        <w:t>[</w:t>
+      </w:r>
+      <w:r>
+        <w:rPr>
+          <w:rFonts w:ascii="Times New Roman" w:hAnsi="Times New Roman" w:cs="Times New Roman"/>
+          <w:b/>
+          <w:bCs/>
+          <w:i/>
+          <w:iCs/>
+          <w:sz w:val="21"/>
+          <w:szCs w:val="21"/>
+        </w:rPr>
+        <w:t>M.Sc. with cGPA&gt;16/20</w:t>
+      </w:r>
+      <w:r>
+        <w:rPr>
+          <w:rFonts w:ascii="Times New Roman" w:hAnsi="Times New Roman" w:cs="Times New Roman"/>
+          <w:b/>
+          <w:bCs/>
+          <w:i/>
+          <w:iCs/>
+          <w:sz w:val="21"/>
+          <w:szCs w:val="21"/>
+        </w:rPr>
+        <w:t>]</w:t>
+      </w:r>
+    </w:p>
+    <w:p>
+      <w:pPr>
+        <w:tabs>
+          <w:tab w:val="right" w:pos="1701"/>
+          <w:tab w:val="left" w:pos="1843"/>
+          <w:tab w:val="right" w:pos="9923"/>
+        </w:tabs>
+        <w:spacing w:before="80" w:after="0" w:line="240" w:lineRule="auto"/>
+        <w:rPr>
+          <w:rFonts w:ascii="Times New Roman" w:hAnsi="Times New Roman" w:cs="Times New Roman"/>
+          <w:sz w:val="21"/>
+          <w:szCs w:val="21"/>
+        </w:rPr>
+      </w:pPr>
+      <w:r>
+        <w:rPr>
+          <w:rFonts w:ascii="Times New Roman" w:hAnsi="Times New Roman" w:cs="Times New Roman"/>
+          <w:i/>
+          <w:iCs/>
+          <w:sz w:val="21"/>
+          <w:szCs w:val="21"/>
+        </w:rPr>
+        <w:tab/>
+      </w:r>
+      <w:r>
+        <w:rPr>
+          <w:rFonts w:ascii="Times New Roman" w:hAnsi="Times New Roman" w:cs="Times New Roman"/>
+          <w:i/>
+          <w:iCs/>
+          <w:noProof/>
+          <w:sz w:val="21"/>
+          <w:szCs w:val="21"/>
+        </w:rPr>
+        <w:drawing>
+          <wp:inline distT="0" distB="0" distL="0" distR="0" wp14:anchorId="79C14082" wp14:editId="3557B864">
+            <wp:extent cx="108000" cy="108000"/>
+            <wp:effectExtent l="0" t="0" r="6350" b="6350"/>
+            <wp:docPr id="1882039056" name="Graphic 2" descr="House with solid fill">
+              <a:hlinkClick xmlns:a="http://schemas.openxmlformats.org/drawingml/2006/main" r:id="rId86"/>
+            </wp:docPr>
+            <wp:cNvGraphicFramePr>
+              <a:graphicFrameLocks xmlns:a="http://schemas.openxmlformats.org/drawingml/2006/main" noChangeAspect="1"/>
+            </wp:cNvGraphicFramePr>
+            <a:graphic xmlns:a="http://schemas.openxmlformats.org/drawingml/2006/main">
+              <a:graphicData uri="http://schemas.openxmlformats.org/drawingml/2006/picture">
+                <pic:pic xmlns:pic="http://schemas.openxmlformats.org/drawingml/2006/picture">
+                  <pic:nvPicPr>
+                    <pic:cNvPr id="1882039056" name="Graphic 2" descr="House with solid fill">
+                      <a:hlinkClick r:id="rId86"/>
+                    </pic:cNvPr>
+                    <pic:cNvPicPr/>
+                  </pic:nvPicPr>
+                  <pic:blipFill>
+                    <a:blip r:embed="rId54">
+                      <a:extLst>
+                        <a:ext uri="{96DAC541-7B7A-43D3-8B79-37D633B846F1}">
+                          <asvg:svgBlip xmlns:asvg="http://schemas.microsoft.com/office/drawing/2016/SVG/main" r:embed="rId55"/>
+                        </a:ext>
+                      </a:extLst>
+                    </a:blip>
+                    <a:stretch>
+                      <a:fillRect/>
+                    </a:stretch>
+                  </pic:blipFill>
+                  <pic:spPr>
+                    <a:xfrm>
+                      <a:off x="0" y="0"/>
+                      <a:ext cx="108000" cy="108000"/>
+                    </a:xfrm>
+                    <a:prstGeom prst="rect">
+                      <a:avLst/>
+                    </a:prstGeom>
+                  </pic:spPr>
+                </pic:pic>
+              </a:graphicData>
+            </a:graphic>
+          </wp:inline>
+        </w:drawing>
+      </w:r>
+      <w:r>
+        <w:rPr>
+          <w:rFonts w:ascii="Times New Roman" w:hAnsi="Times New Roman" w:cs="Times New Roman"/>
+          <w:i/>
+          <w:iCs/>
+          <w:sz w:val="21"/>
+          <w:szCs w:val="21"/>
+        </w:rPr>
         <w:t xml:space="preserve"> 2021</w:t>
       </w:r>
       <w:r>
@@ -8760,7 +9071,7 @@
         </w:rPr>
         <w:t xml:space="preserve">: </w:t>
       </w:r>
-      <w:hyperlink r:id="rId86" w:history="1">
+      <w:hyperlink r:id="rId87" w:history="1">
         <w:r>
           <w:rPr>
             <w:rStyle w:val="Hyperlink"/>
@@ -9163,7 +9474,7 @@
         </w:rPr>
         <w:t xml:space="preserve">Referee: </w:t>
       </w:r>
-      <w:hyperlink r:id="rId87" w:history="1">
+      <w:hyperlink r:id="rId88" w:history="1">
         <w:r>
           <w:rPr>
             <w:rStyle w:val="Hyperlink"/>
@@ -9184,7 +9495,7 @@
         </w:rPr>
         <w:t xml:space="preserve"> (McGill Supervisor), </w:t>
       </w:r>
-      <w:hyperlink r:id="rId88" w:history="1">
+      <w:hyperlink r:id="rId89" w:history="1">
         <w:r>
           <w:rPr>
             <w:rStyle w:val="Hyperlink"/>
@@ -9578,7 +9889,7 @@
         <w:tab/>
         <w:t xml:space="preserve">Referee: </w:t>
       </w:r>
-      <w:hyperlink r:id="rId89" w:history="1">
+      <w:hyperlink r:id="rId90" w:history="1">
         <w:r>
           <w:rPr>
             <w:rStyle w:val="Hyperlink"/>
@@ -9863,7 +10174,7 @@
         <w:tab/>
         <w:t xml:space="preserve">Referee: </w:t>
       </w:r>
-      <w:hyperlink r:id="rId90" w:history="1">
+      <w:hyperlink r:id="rId91" w:history="1">
         <w:r>
           <w:rPr>
             <w:rStyle w:val="Hyperlink"/>
@@ -10101,7 +10412,7 @@
         <w:tab/>
         <w:t xml:space="preserve">Referee: </w:t>
       </w:r>
-      <w:hyperlink r:id="rId91" w:history="1">
+      <w:hyperlink r:id="rId92" w:history="1">
         <w:r>
           <w:rPr>
             <w:rStyle w:val="Hyperlink"/>
@@ -10476,7 +10787,7 @@
         <w:tab/>
         <w:t xml:space="preserve">Referee: </w:t>
       </w:r>
-      <w:hyperlink r:id="rId92" w:history="1">
+      <w:hyperlink r:id="rId93" w:history="1">
         <w:r>
           <w:rPr>
             <w:rStyle w:val="Hyperlink"/>
@@ -10741,7 +11052,7 @@
         <w:tab/>
         <w:t xml:space="preserve">Referee: </w:t>
       </w:r>
-      <w:hyperlink r:id="rId93" w:history="1">
+      <w:hyperlink r:id="rId94" w:history="1">
         <w:r>
           <w:rPr>
             <w:rStyle w:val="Hyperlink"/>
@@ -11183,7 +11494,7 @@
         <w:tab/>
         <w:t xml:space="preserve">Referee: </w:t>
       </w:r>
-      <w:hyperlink r:id="rId94" w:history="1">
+      <w:hyperlink r:id="rId95" w:history="1">
         <w:r>
           <w:rPr>
             <w:rStyle w:val="Hyperlink"/>
@@ -11482,7 +11793,7 @@
         <w:tab/>
         <w:t xml:space="preserve">Referee: </w:t>
       </w:r>
-      <w:hyperlink r:id="rId95" w:history="1">
+      <w:hyperlink r:id="rId96" w:history="1">
         <w:r>
           <w:rPr>
             <w:rStyle w:val="Hyperlink"/>
@@ -11842,7 +12153,7 @@
         <w:tab/>
         <w:t xml:space="preserve">Referee: </w:t>
       </w:r>
-      <w:hyperlink r:id="rId96" w:history="1">
+      <w:hyperlink r:id="rId97" w:history="1">
         <w:r>
           <w:rPr>
             <w:rStyle w:val="Hyperlink"/>
@@ -12244,7 +12555,7 @@
         <w:tab/>
         <w:t xml:space="preserve">Referee: </w:t>
       </w:r>
-      <w:hyperlink r:id="rId97" w:history="1">
+      <w:hyperlink r:id="rId98" w:history="1">
         <w:r>
           <w:rPr>
             <w:rStyle w:val="Hyperlink"/>
@@ -12497,7 +12808,7 @@
         <w:tab/>
         <w:t xml:space="preserve">Referee: </w:t>
       </w:r>
-      <w:hyperlink r:id="rId98" w:history="1">
+      <w:hyperlink r:id="rId99" w:history="1">
         <w:r>
           <w:rPr>
             <w:rStyle w:val="Hyperlink"/>
@@ -12779,7 +13090,7 @@
         <w:tab/>
         <w:t xml:space="preserve">Referee: </w:t>
       </w:r>
-      <w:hyperlink r:id="rId99" w:history="1">
+      <w:hyperlink r:id="rId100" w:history="1">
         <w:r>
           <w:rPr>
             <w:rStyle w:val="Hyperlink"/>
@@ -14628,7 +14939,7 @@
         </w:rPr>
         <w:t>[</w:t>
       </w:r>
-      <w:hyperlink r:id="rId100" w:history="1">
+      <w:hyperlink r:id="rId101" w:history="1">
         <w:r>
           <w:rPr>
             <w:rStyle w:val="Hyperlink"/>
@@ -15293,7 +15604,7 @@
         </w:rPr>
         <w:t xml:space="preserve"> (2026). </w:t>
       </w:r>
-      <w:hyperlink r:id="rId101" w:history="1">
+      <w:hyperlink r:id="rId102" w:history="1">
         <w:r>
           <w:rPr>
             <w:rStyle w:val="Hyperlink"/>
@@ -15557,7 +15868,7 @@
         </w:rPr>
         <w:t xml:space="preserve"> (2026). </w:t>
       </w:r>
-      <w:hyperlink r:id="rId102" w:history="1">
+      <w:hyperlink r:id="rId103" w:history="1">
         <w:r>
           <w:rPr>
             <w:rStyle w:val="Hyperlink"/>
@@ -15825,7 +16136,7 @@
         </w:rPr>
         <w:t xml:space="preserve"> (2026). </w:t>
       </w:r>
-      <w:hyperlink r:id="rId103" w:history="1">
+      <w:hyperlink r:id="rId104" w:history="1">
         <w:r>
           <w:rPr>
             <w:rStyle w:val="Hyperlink"/>
@@ -15852,7 +16163,7 @@
         </w:rPr>
         <w:t xml:space="preserve"> (impact factor 4.5). </w:t>
       </w:r>
-      <w:hyperlink r:id="rId104" w:history="1">
+      <w:hyperlink r:id="rId105" w:history="1">
         <w:r>
           <w:rPr>
             <w:rStyle w:val="Hyperlink"/>
@@ -15927,7 +16238,7 @@
         </w:rPr>
         <w:t>[</w:t>
       </w:r>
-      <w:hyperlink r:id="rId105" w:history="1">
+      <w:hyperlink r:id="rId106" w:history="1">
         <w:r>
           <w:rPr>
             <w:rStyle w:val="Hyperlink"/>
@@ -16236,7 +16547,7 @@
         </w:rPr>
         <w:t>[</w:t>
       </w:r>
-      <w:hyperlink r:id="rId106" w:history="1">
+      <w:hyperlink r:id="rId107" w:history="1">
         <w:r>
           <w:rPr>
             <w:rStyle w:val="Hyperlink"/>
@@ -16791,7 +17102,7 @@
         </w:rPr>
         <w:t>[</w:t>
       </w:r>
-      <w:hyperlink r:id="rId107" w:history="1">
+      <w:hyperlink r:id="rId108" w:history="1">
         <w:r>
           <w:rPr>
             <w:rStyle w:val="Hyperlink"/>
@@ -17517,7 +17828,7 @@
         </w:rPr>
         <w:t xml:space="preserve"> </w:t>
       </w:r>
-      <w:hyperlink r:id="rId108" w:history="1">
+      <w:hyperlink r:id="rId109" w:history="1">
         <w:r>
           <w:rPr>
             <w:rStyle w:val="Hyperlink"/>
@@ -17980,7 +18291,7 @@
         </w:rPr>
         <w:t>[</w:t>
       </w:r>
-      <w:hyperlink r:id="rId109" w:history="1">
+      <w:hyperlink r:id="rId110" w:history="1">
         <w:r>
           <w:rPr>
             <w:rStyle w:val="Hyperlink"/>
@@ -18541,7 +18852,7 @@
         </w:rPr>
         <w:t xml:space="preserve"> </w:t>
       </w:r>
-      <w:hyperlink r:id="rId110" w:history="1">
+      <w:hyperlink r:id="rId111" w:history="1">
         <w:r>
           <w:rPr>
             <w:rStyle w:val="Hyperlink"/>
@@ -18983,7 +19294,7 @@
         </w:rPr>
         <w:t xml:space="preserve"> </w:t>
       </w:r>
-      <w:hyperlink r:id="rId111" w:history="1">
+      <w:hyperlink r:id="rId112" w:history="1">
         <w:r>
           <w:rPr>
             <w:rStyle w:val="Hyperlink"/>
@@ -19372,7 +19683,7 @@
         </w:rPr>
         <w:t xml:space="preserve"> </w:t>
       </w:r>
-      <w:hyperlink r:id="rId112" w:history="1">
+      <w:hyperlink r:id="rId113" w:history="1">
         <w:r>
           <w:rPr>
             <w:rStyle w:val="Hyperlink"/>
@@ -19734,7 +20045,7 @@
         </w:rPr>
         <w:t xml:space="preserve">. </w:t>
       </w:r>
-      <w:hyperlink r:id="rId113" w:history="1">
+      <w:hyperlink r:id="rId114" w:history="1">
         <w:r>
           <w:rPr>
             <w:rStyle w:val="Hyperlink"/>
@@ -20127,7 +20438,7 @@
         </w:rPr>
         <w:t xml:space="preserve"> </w:t>
       </w:r>
-      <w:hyperlink r:id="rId114" w:history="1">
+      <w:hyperlink r:id="rId115" w:history="1">
         <w:r>
           <w:rPr>
             <w:rStyle w:val="Hyperlink"/>
@@ -20800,7 +21111,7 @@
         </w:rPr>
         <w:t xml:space="preserve"> </w:t>
       </w:r>
-      <w:hyperlink r:id="rId115" w:history="1">
+      <w:hyperlink r:id="rId116" w:history="1">
         <w:r>
           <w:rPr>
             <w:rStyle w:val="Hyperlink"/>
@@ -21153,7 +21464,7 @@
         </w:rPr>
         <w:t xml:space="preserve"> </w:t>
       </w:r>
-      <w:hyperlink r:id="rId116" w:history="1">
+      <w:hyperlink r:id="rId117" w:history="1">
         <w:r>
           <w:rPr>
             <w:rStyle w:val="Hyperlink"/>
@@ -25581,7 +25892,7 @@
         </w:rPr>
         <w:tab/>
       </w:r>
-      <w:hyperlink r:id="rId117" w:history="1">
+      <w:hyperlink r:id="rId118" w:history="1">
         <w:r>
           <w:rPr>
             <w:rStyle w:val="Hyperlink"/>
@@ -25698,7 +26009,7 @@
         </w:rPr>
         <w:tab/>
       </w:r>
-      <w:hyperlink r:id="rId118" w:history="1">
+      <w:hyperlink r:id="rId119" w:history="1">
         <w:r>
           <w:rPr>
             <w:rStyle w:val="Hyperlink"/>
@@ -25791,7 +26102,7 @@
         </w:rPr>
         <w:tab/>
       </w:r>
-      <w:hyperlink r:id="rId119" w:history="1">
+      <w:hyperlink r:id="rId120" w:history="1">
         <w:r>
           <w:rPr>
             <w:rStyle w:val="Hyperlink"/>
@@ -25943,7 +26254,7 @@
         </w:rPr>
         <w:tab/>
       </w:r>
-      <w:hyperlink r:id="rId120" w:history="1">
+      <w:hyperlink r:id="rId121" w:history="1">
         <w:r>
           <w:rPr>
             <w:rStyle w:val="Hyperlink"/>
@@ -26770,7 +27081,7 @@
         </w:rPr>
         <w:t xml:space="preserve">. </w:t>
       </w:r>
-      <w:hyperlink r:id="rId121" w:history="1">
+      <w:hyperlink r:id="rId122" w:history="1">
         <w:r>
           <w:rPr>
             <w:rStyle w:val="Hyperlink"/>
@@ -26938,7 +27249,7 @@
         </w:rPr>
         <w:t xml:space="preserve"> </w:t>
       </w:r>
-      <w:hyperlink r:id="rId122" w:history="1">
+      <w:hyperlink r:id="rId123" w:history="1">
         <w:r>
           <w:rPr>
             <w:rStyle w:val="Hyperlink"/>
@@ -27307,7 +27618,7 @@
         </w:rPr>
         <w:t xml:space="preserve"> </w:t>
       </w:r>
-      <w:hyperlink r:id="rId123" w:history="1">
+      <w:hyperlink r:id="rId124" w:history="1">
         <w:r>
           <w:rPr>
             <w:rStyle w:val="Hyperlink"/>
@@ -27579,7 +27890,7 @@
         </w:rPr>
         <w:t xml:space="preserve"> </w:t>
       </w:r>
-      <w:hyperlink r:id="rId124" w:history="1">
+      <w:hyperlink r:id="rId125" w:history="1">
         <w:r>
           <w:rPr>
             <w:rStyle w:val="Hyperlink"/>
@@ -27940,7 +28251,7 @@
         </w:rPr>
         <w:t xml:space="preserve"> </w:t>
       </w:r>
-      <w:hyperlink r:id="rId125" w:history="1">
+      <w:hyperlink r:id="rId126" w:history="1">
         <w:r>
           <w:rPr>
             <w:rStyle w:val="Hyperlink"/>
@@ -28157,7 +28468,7 @@
         </w:rPr>
         <w:t xml:space="preserve"> </w:t>
       </w:r>
-      <w:hyperlink r:id="rId126" w:history="1">
+      <w:hyperlink r:id="rId127" w:history="1">
         <w:r>
           <w:rPr>
             <w:rStyle w:val="Hyperlink"/>
@@ -28540,7 +28851,7 @@
         </w:rPr>
         <w:t xml:space="preserve"> </w:t>
       </w:r>
-      <w:hyperlink r:id="rId127" w:history="1">
+      <w:hyperlink r:id="rId128" w:history="1">
         <w:r>
           <w:rPr>
             <w:rStyle w:val="Hyperlink"/>
@@ -28840,7 +29151,7 @@
         </w:rPr>
         <w:t xml:space="preserve"> </w:t>
       </w:r>
-      <w:hyperlink r:id="rId128" w:history="1">
+      <w:hyperlink r:id="rId129" w:history="1">
         <w:r>
           <w:rPr>
             <w:rStyle w:val="Hyperlink"/>
@@ -29575,7 +29886,7 @@
         </w:rPr>
         <w:t xml:space="preserve">(On going) </w:t>
       </w:r>
-      <w:hyperlink r:id="rId129" w:history="1">
+      <w:hyperlink r:id="rId130" w:history="1">
         <w:r>
           <w:rPr>
             <w:rStyle w:val="Hyperlink"/>
@@ -29757,7 +30068,7 @@
         </w:rPr>
         <w:t xml:space="preserve">(2023) </w:t>
       </w:r>
-      <w:hyperlink r:id="rId130" w:history="1">
+      <w:hyperlink r:id="rId131" w:history="1">
         <w:r>
           <w:rPr>
             <w:rStyle w:val="Hyperlink"/>
@@ -29979,7 +30290,7 @@
         </w:rPr>
         <w:t xml:space="preserve">(2023) </w:t>
       </w:r>
-      <w:hyperlink r:id="rId131" w:history="1">
+      <w:hyperlink r:id="rId132" w:history="1">
         <w:r>
           <w:rPr>
             <w:rStyle w:val="Hyperlink"/>
@@ -30244,7 +30555,7 @@
         </w:rPr>
         <w:t xml:space="preserve">) </w:t>
       </w:r>
-      <w:hyperlink r:id="rId132" w:history="1">
+      <w:hyperlink r:id="rId133" w:history="1">
         <w:r>
           <w:rPr>
             <w:rStyle w:val="Hyperlink"/>
@@ -30802,7 +31113,7 @@
         </w:rPr>
         <w:tab/>
       </w:r>
-      <w:hyperlink r:id="rId133" w:history="1">
+      <w:hyperlink r:id="rId134" w:history="1">
         <w:proofErr w:type="spellStart"/>
         <w:r>
           <w:rPr>
@@ -30964,7 +31275,7 @@
         </w:rPr>
         <w:tab/>
       </w:r>
-      <w:hyperlink r:id="rId134" w:history="1">
+      <w:hyperlink r:id="rId135" w:history="1">
         <w:proofErr w:type="spellStart"/>
         <w:r>
           <w:rPr>
@@ -31113,7 +31424,7 @@
         </w:rPr>
         <w:tab/>
       </w:r>
-      <w:hyperlink r:id="rId135" w:history="1">
+      <w:hyperlink r:id="rId136" w:history="1">
         <w:r>
           <w:rPr>
             <w:rStyle w:val="Hyperlink"/>
@@ -31244,7 +31555,7 @@
         </w:rPr>
         <w:tab/>
       </w:r>
-      <w:hyperlink r:id="rId136" w:history="1">
+      <w:hyperlink r:id="rId137" w:history="1">
         <w:r>
           <w:rPr>
             <w:rStyle w:val="Hyperlink"/>
@@ -31396,7 +31707,7 @@
         </w:rPr>
         <w:tab/>
       </w:r>
-      <w:hyperlink r:id="rId137" w:history="1">
+      <w:hyperlink r:id="rId138" w:history="1">
         <w:r>
           <w:rPr>
             <w:rStyle w:val="Hyperlink"/>
@@ -37772,17 +38083,6 @@
           <w:szCs w:val="22"/>
         </w:rPr>
         <w:tab/>
-      </w:r>
-      <w:r>
-        <w:rPr>
-          <w:rFonts w:ascii="Times New Roman" w:hAnsi="Times New Roman" w:cs="Times New Roman"/>
-          <w:b/>
-          <w:bCs/>
-          <w:i/>
-          <w:iCs/>
-          <w:sz w:val="22"/>
-          <w:szCs w:val="22"/>
-        </w:rPr>
         <w:t>[2026 Canada CIHR Master Research Scholarship Recipient]</w:t>
       </w:r>
     </w:p>
@@ -40285,8 +40585,8 @@
           <w:szCs w:val="21"/>
         </w:rPr>
         <w:sectPr>
-          <w:footerReference w:type="even" r:id="rId138"/>
-          <w:footerReference w:type="default" r:id="rId139"/>
+          <w:footerReference w:type="even" r:id="rId139"/>
+          <w:footerReference w:type="default" r:id="rId140"/>
           <w:pgSz w:w="12240" w:h="15840"/>
           <w:pgMar w:top="1134" w:right="1134" w:bottom="1134" w:left="1134" w:header="709" w:footer="709" w:gutter="0"/>
           <w:cols w:space="708"/>
@@ -40415,7 +40715,7 @@
           <w:szCs w:val="21"/>
         </w:rPr>
       </w:pPr>
-      <w:hyperlink r:id="rId140" w:history="1">
+      <w:hyperlink r:id="rId141" w:history="1">
         <w:r>
           <w:rPr>
             <w:rStyle w:val="Hyperlink"/>
@@ -40580,7 +40880,7 @@
           <w:lang w:val="en-CA"/>
         </w:rPr>
       </w:pPr>
-      <w:hyperlink r:id="rId141" w:history="1">
+      <w:hyperlink r:id="rId142" w:history="1">
         <w:r>
           <w:rPr>
             <w:rStyle w:val="Hyperlink"/>
@@ -40717,7 +41017,7 @@
           <w:lang w:val="en-CA"/>
         </w:rPr>
       </w:pPr>
-      <w:hyperlink r:id="rId142" w:history="1">
+      <w:hyperlink r:id="rId143" w:history="1">
         <w:r>
           <w:rPr>
             <w:rStyle w:val="Hyperlink"/>
@@ -40891,7 +41191,7 @@
           <w:docGrid w:linePitch="360"/>
         </w:sectPr>
       </w:pPr>
-      <w:hyperlink r:id="rId143" w:history="1">
+      <w:hyperlink r:id="rId144" w:history="1">
         <w:r>
           <w:rPr>
             <w:rStyle w:val="Hyperlink"/>
@@ -41660,7 +41960,7 @@
   <w:style w:type="paragraph" w:default="1" w:styleId="Normal">
     <w:name w:val="Normal"/>
     <w:qFormat/>
-    <w:rsid w:val="008A6BAA"/>
+    <w:rsid w:val="007101D9"/>
     <w:rPr>
       <w:lang w:val="en-US"/>
     </w:rPr>

--- a/CV_Cyrille.docx
+++ b/CV_Cyrille.docx
@@ -6282,7 +6282,39 @@
           <w:sz w:val="21"/>
           <w:szCs w:val="21"/>
         </w:rPr>
-        <w:t>Canada Doctoral Research Scholarship – CIHR (</w:t>
+        <w:t xml:space="preserve">Canada </w:t>
+      </w:r>
+      <w:r>
+        <w:rPr>
+          <w:rFonts w:ascii="Times New Roman" w:hAnsi="Times New Roman" w:cs="Times New Roman"/>
+          <w:sz w:val="21"/>
+          <w:szCs w:val="21"/>
+        </w:rPr>
+        <w:t>Graduate</w:t>
+      </w:r>
+      <w:r>
+        <w:rPr>
+          <w:rFonts w:ascii="Times New Roman" w:hAnsi="Times New Roman" w:cs="Times New Roman"/>
+          <w:sz w:val="21"/>
+          <w:szCs w:val="21"/>
+        </w:rPr>
+        <w:t xml:space="preserve"> Research Scholarship </w:t>
+      </w:r>
+      <w:r>
+        <w:rPr>
+          <w:rFonts w:ascii="Times New Roman" w:hAnsi="Times New Roman" w:cs="Times New Roman"/>
+          <w:sz w:val="21"/>
+          <w:szCs w:val="21"/>
+        </w:rPr>
+        <w:t xml:space="preserve">(Doctoral) </w:t>
+      </w:r>
+      <w:r>
+        <w:rPr>
+          <w:rFonts w:ascii="Times New Roman" w:hAnsi="Times New Roman" w:cs="Times New Roman"/>
+          <w:sz w:val="21"/>
+          <w:szCs w:val="21"/>
+        </w:rPr>
+        <w:t>– CIHR (</w:t>
       </w:r>
       <w:r>
         <w:rPr>
@@ -14954,7 +14986,39 @@
             <w:u w:val="none"/>
             <w:lang w:val="en-CA"/>
           </w:rPr>
-          <w:t>submission by April 30 for Giladi Special Issue (extended deadline)</w:t>
+          <w:t xml:space="preserve">submission by </w:t>
+        </w:r>
+        <w:r>
+          <w:rPr>
+            <w:rStyle w:val="Hyperlink"/>
+            <w:rFonts w:ascii="Times New Roman" w:hAnsi="Times New Roman" w:cs="Times New Roman"/>
+            <w:b/>
+            <w:bCs/>
+            <w:i/>
+            <w:iCs/>
+            <w:color w:val="C00000"/>
+            <w:sz w:val="21"/>
+            <w:szCs w:val="21"/>
+            <w:u w:val="none"/>
+            <w:lang w:val="en-CA"/>
+          </w:rPr>
+          <w:t>May</w:t>
+        </w:r>
+        <w:r>
+          <w:rPr>
+            <w:rStyle w:val="Hyperlink"/>
+            <w:rFonts w:ascii="Times New Roman" w:hAnsi="Times New Roman" w:cs="Times New Roman"/>
+            <w:b/>
+            <w:bCs/>
+            <w:i/>
+            <w:iCs/>
+            <w:color w:val="C00000"/>
+            <w:sz w:val="21"/>
+            <w:szCs w:val="21"/>
+            <w:u w:val="none"/>
+            <w:lang w:val="en-CA"/>
+          </w:rPr>
+          <w:t xml:space="preserve"> 30 for Giladi Special Issue (extended deadline)</w:t>
         </w:r>
       </w:hyperlink>
       <w:r>

--- a/CV_Cyrille.docx
+++ b/CV_Cyrille.docx
@@ -6751,56 +6751,27 @@
           <w:szCs w:val="21"/>
           <w:lang w:val="en-CA"/>
         </w:rPr>
-        <w:t xml:space="preserve"> 202</w:t>
-      </w:r>
-      <w:r>
-        <w:rPr>
-          <w:rFonts w:ascii="Times New Roman" w:hAnsi="Times New Roman" w:cs="Times New Roman"/>
-          <w:i/>
-          <w:iCs/>
-          <w:sz w:val="21"/>
-          <w:szCs w:val="21"/>
-          <w:lang w:val="en-CA"/>
-        </w:rPr>
-        <w:t>6</w:t>
-      </w:r>
-      <w:r>
-        <w:rPr>
-          <w:rFonts w:ascii="Times New Roman" w:hAnsi="Times New Roman" w:cs="Times New Roman"/>
-          <w:i/>
-          <w:iCs/>
-          <w:sz w:val="21"/>
-          <w:szCs w:val="21"/>
-          <w:lang w:val="en-CA"/>
-        </w:rPr>
-        <w:tab/>
-      </w:r>
-      <w:r>
-        <w:rPr>
-          <w:rFonts w:ascii="Times New Roman" w:hAnsi="Times New Roman" w:cs="Times New Roman"/>
-          <w:sz w:val="21"/>
-          <w:szCs w:val="21"/>
-          <w:lang w:val="en-CA"/>
-        </w:rPr>
-        <w:t>Doctoral Research Scholarship</w:t>
-      </w:r>
-      <w:r>
-        <w:rPr>
-          <w:rFonts w:ascii="Times New Roman" w:hAnsi="Times New Roman" w:cs="Times New Roman"/>
-          <w:sz w:val="21"/>
-          <w:szCs w:val="21"/>
-          <w:lang w:val="en-CA"/>
-        </w:rPr>
-        <w:t xml:space="preserve"> – Fonds recherche Québec</w:t>
-      </w:r>
-      <w:r>
-        <w:rPr>
-          <w:rFonts w:ascii="Times New Roman" w:hAnsi="Times New Roman" w:cs="Times New Roman"/>
-          <w:sz w:val="21"/>
-          <w:szCs w:val="21"/>
-          <w:lang w:val="en-CA"/>
-        </w:rPr>
-        <w:t xml:space="preserve"> </w:t>
+        <w:t xml:space="preserve"> 2026</w:t>
+      </w:r>
+      <w:r>
+        <w:rPr>
+          <w:rFonts w:ascii="Times New Roman" w:hAnsi="Times New Roman" w:cs="Times New Roman"/>
+          <w:i/>
+          <w:iCs/>
+          <w:sz w:val="21"/>
+          <w:szCs w:val="21"/>
+          <w:lang w:val="en-CA"/>
+        </w:rPr>
+        <w:tab/>
+      </w:r>
+      <w:r>
+        <w:rPr>
+          <w:rFonts w:ascii="Times New Roman" w:hAnsi="Times New Roman" w:cs="Times New Roman"/>
+          <w:sz w:val="21"/>
+          <w:szCs w:val="21"/>
+          <w:lang w:val="en-CA"/>
+        </w:rPr>
+        <w:t xml:space="preserve">Doctoral Research Scholarship – Fonds recherche Québec </w:t>
       </w:r>
       <w:r>
         <w:rPr>
@@ -14830,6 +14801,460 @@
           <w:lang w:val="en-CA"/>
         </w:rPr>
         <w:tab/>
+        <w:t>Cyrille E. Mvomo</w:t>
+      </w:r>
+      <w:r>
+        <w:rPr>
+          <w:rFonts w:ascii="Times New Roman" w:hAnsi="Times New Roman" w:cs="Times New Roman"/>
+          <w:sz w:val="21"/>
+          <w:szCs w:val="21"/>
+          <w:lang w:val="en-CA"/>
+        </w:rPr>
+        <w:t xml:space="preserve">, Saskia Neumann, Johannes Pohl, Mohamed </w:t>
+      </w:r>
+      <w:proofErr w:type="spellStart"/>
+      <w:r>
+        <w:rPr>
+          <w:rFonts w:ascii="Times New Roman" w:hAnsi="Times New Roman" w:cs="Times New Roman"/>
+          <w:sz w:val="21"/>
+          <w:szCs w:val="21"/>
+          <w:lang w:val="en-CA"/>
+        </w:rPr>
+        <w:t>Elgendi</w:t>
+      </w:r>
+      <w:proofErr w:type="spellEnd"/>
+      <w:r>
+        <w:rPr>
+          <w:rFonts w:ascii="Times New Roman" w:hAnsi="Times New Roman" w:cs="Times New Roman"/>
+          <w:sz w:val="21"/>
+          <w:szCs w:val="21"/>
+          <w:lang w:val="en-CA"/>
+        </w:rPr>
+        <w:t xml:space="preserve">, </w:t>
+      </w:r>
+      <w:r>
+        <w:rPr>
+          <w:rFonts w:ascii="Times New Roman" w:hAnsi="Times New Roman" w:cs="Times New Roman"/>
+          <w:sz w:val="21"/>
+          <w:szCs w:val="21"/>
+        </w:rPr>
+        <w:t xml:space="preserve">Chris </w:t>
+      </w:r>
+      <w:r>
+        <w:rPr>
+          <w:rFonts w:ascii="Times New Roman" w:hAnsi="Times New Roman" w:cs="Times New Roman"/>
+          <w:sz w:val="21"/>
+          <w:szCs w:val="21"/>
+        </w:rPr>
+        <w:t>Easthope Awai</w:t>
+      </w:r>
+      <w:r>
+        <w:rPr>
+          <w:rFonts w:ascii="Times New Roman" w:hAnsi="Times New Roman" w:cs="Times New Roman"/>
+          <w:sz w:val="21"/>
+          <w:szCs w:val="21"/>
+          <w:lang w:val="en-CA"/>
+        </w:rPr>
+        <w:t>.</w:t>
+      </w:r>
+      <w:r>
+        <w:rPr>
+          <w:rFonts w:ascii="Times New Roman" w:hAnsi="Times New Roman" w:cs="Times New Roman"/>
+          <w:b/>
+          <w:bCs/>
+          <w:sz w:val="21"/>
+          <w:szCs w:val="21"/>
+          <w:lang w:val="en-CA"/>
+        </w:rPr>
+        <w:t xml:space="preserve"> </w:t>
+      </w:r>
+      <w:r>
+        <w:rPr>
+          <w:rFonts w:ascii="Times New Roman" w:hAnsi="Times New Roman" w:cs="Times New Roman"/>
+          <w:sz w:val="21"/>
+          <w:szCs w:val="21"/>
+          <w:lang w:val="en-CA"/>
+        </w:rPr>
+        <w:t>“</w:t>
+      </w:r>
+      <w:r>
+        <w:rPr>
+          <w:rFonts w:ascii="Times New Roman" w:hAnsi="Times New Roman" w:cs="Times New Roman"/>
+          <w:sz w:val="21"/>
+          <w:szCs w:val="21"/>
+          <w:lang w:val="en-CA"/>
+        </w:rPr>
+        <w:t>Beyond Garbage  In,  Garbage  Out: Can Uncertainty Become Insightful in Real-World  Outcome Prediction for Parkinson’s Disease?</w:t>
+      </w:r>
+      <w:r>
+        <w:rPr>
+          <w:rFonts w:ascii="Times New Roman" w:hAnsi="Times New Roman" w:cs="Times New Roman"/>
+          <w:sz w:val="21"/>
+          <w:szCs w:val="21"/>
+          <w:lang w:val="en-CA"/>
+        </w:rPr>
+        <w:t>”.</w:t>
+      </w:r>
+      <w:r>
+        <w:rPr>
+          <w:rFonts w:ascii="Times New Roman" w:hAnsi="Times New Roman" w:cs="Times New Roman"/>
+          <w:sz w:val="21"/>
+          <w:szCs w:val="21"/>
+          <w:lang w:val="en-CA"/>
+        </w:rPr>
+        <w:t xml:space="preserve"> (2026). </w:t>
+      </w:r>
+      <w:r>
+        <w:rPr>
+          <w:rFonts w:ascii="Times New Roman" w:hAnsi="Times New Roman" w:cs="Times New Roman"/>
+          <w:i/>
+          <w:iCs/>
+          <w:sz w:val="21"/>
+          <w:szCs w:val="21"/>
+          <w:lang w:val="en-CA"/>
+        </w:rPr>
+        <w:t xml:space="preserve">In </w:t>
+      </w:r>
+      <w:r>
+        <w:rPr>
+          <w:rFonts w:ascii="Times New Roman" w:hAnsi="Times New Roman" w:cs="Times New Roman"/>
+          <w:i/>
+          <w:iCs/>
+          <w:sz w:val="21"/>
+          <w:szCs w:val="21"/>
+          <w:lang w:val="en-CA"/>
+        </w:rPr>
+        <w:t xml:space="preserve">advanced </w:t>
+      </w:r>
+      <w:r>
+        <w:rPr>
+          <w:rFonts w:ascii="Times New Roman" w:hAnsi="Times New Roman" w:cs="Times New Roman"/>
+          <w:i/>
+          <w:iCs/>
+          <w:sz w:val="21"/>
+          <w:szCs w:val="21"/>
+          <w:lang w:val="en-CA"/>
+        </w:rPr>
+        <w:t xml:space="preserve">preparation for </w:t>
+      </w:r>
+      <w:r>
+        <w:rPr>
+          <w:rFonts w:ascii="Times New Roman" w:hAnsi="Times New Roman" w:cs="Times New Roman"/>
+          <w:i/>
+          <w:iCs/>
+          <w:sz w:val="21"/>
+          <w:szCs w:val="21"/>
+          <w:lang w:val="en-CA"/>
+        </w:rPr>
+        <w:t>ACM Transactions on Computing for Healthcare</w:t>
+      </w:r>
+      <w:r>
+        <w:rPr>
+          <w:rFonts w:ascii="Times New Roman" w:hAnsi="Times New Roman" w:cs="Times New Roman"/>
+          <w:i/>
+          <w:iCs/>
+          <w:sz w:val="21"/>
+          <w:szCs w:val="21"/>
+          <w:lang w:val="en-CA"/>
+        </w:rPr>
+        <w:t xml:space="preserve"> (impact factor </w:t>
+      </w:r>
+      <w:r>
+        <w:rPr>
+          <w:rFonts w:ascii="Times New Roman" w:hAnsi="Times New Roman" w:cs="Times New Roman"/>
+          <w:i/>
+          <w:iCs/>
+          <w:sz w:val="21"/>
+          <w:szCs w:val="21"/>
+          <w:lang w:val="en-CA"/>
+        </w:rPr>
+        <w:t>8</w:t>
+      </w:r>
+      <w:r>
+        <w:rPr>
+          <w:rFonts w:ascii="Times New Roman" w:hAnsi="Times New Roman" w:cs="Times New Roman"/>
+          <w:i/>
+          <w:iCs/>
+          <w:sz w:val="21"/>
+          <w:szCs w:val="21"/>
+          <w:lang w:val="en-CA"/>
+        </w:rPr>
+        <w:t>.</w:t>
+      </w:r>
+      <w:r>
+        <w:rPr>
+          <w:rFonts w:ascii="Times New Roman" w:hAnsi="Times New Roman" w:cs="Times New Roman"/>
+          <w:i/>
+          <w:iCs/>
+          <w:sz w:val="21"/>
+          <w:szCs w:val="21"/>
+          <w:lang w:val="en-CA"/>
+        </w:rPr>
+        <w:t>0</w:t>
+      </w:r>
+      <w:r>
+        <w:rPr>
+          <w:rFonts w:ascii="Times New Roman" w:hAnsi="Times New Roman" w:cs="Times New Roman"/>
+          <w:i/>
+          <w:iCs/>
+          <w:sz w:val="21"/>
+          <w:szCs w:val="21"/>
+          <w:lang w:val="en-CA"/>
+        </w:rPr>
+        <w:t xml:space="preserve">). </w:t>
+      </w:r>
+    </w:p>
+    <w:p>
+      <w:pPr>
+        <w:tabs>
+          <w:tab w:val="right" w:pos="1701"/>
+          <w:tab w:val="left" w:pos="1843"/>
+          <w:tab w:val="right" w:pos="9356"/>
+        </w:tabs>
+        <w:spacing w:before="80" w:after="0" w:line="240" w:lineRule="auto"/>
+        <w:ind w:left="1843" w:hanging="1843"/>
+        <w:jc w:val="both"/>
+        <w:rPr>
+          <w:rFonts w:ascii="Times New Roman" w:hAnsi="Times New Roman" w:cs="Times New Roman"/>
+          <w:i/>
+          <w:iCs/>
+          <w:sz w:val="21"/>
+          <w:szCs w:val="21"/>
+          <w:lang w:val="en-CA"/>
+        </w:rPr>
+      </w:pPr>
+      <w:r>
+        <w:rPr>
+          <w:rFonts w:ascii="Times New Roman" w:hAnsi="Times New Roman" w:cs="Times New Roman"/>
+          <w:b/>
+          <w:bCs/>
+          <w:sz w:val="21"/>
+          <w:szCs w:val="21"/>
+        </w:rPr>
+        <w:tab/>
+      </w:r>
+      <w:r>
+        <w:rPr>
+          <w:rFonts w:ascii="Times New Roman" w:hAnsi="Times New Roman" w:cs="Times New Roman"/>
+          <w:i/>
+          <w:iCs/>
+          <w:sz w:val="21"/>
+          <w:szCs w:val="21"/>
+          <w:lang w:val="fr-CA"/>
+        </w:rPr>
+        <w:t>J.0</w:t>
+      </w:r>
+      <w:r>
+        <w:rPr>
+          <w:rFonts w:ascii="Times New Roman" w:hAnsi="Times New Roman" w:cs="Times New Roman"/>
+          <w:i/>
+          <w:iCs/>
+          <w:sz w:val="21"/>
+          <w:szCs w:val="21"/>
+          <w:lang w:val="fr-CA"/>
+        </w:rPr>
+        <w:t>6</w:t>
+      </w:r>
+      <w:r>
+        <w:rPr>
+          <w:rFonts w:ascii="Times New Roman" w:hAnsi="Times New Roman" w:cs="Times New Roman"/>
+          <w:b/>
+          <w:bCs/>
+          <w:sz w:val="21"/>
+          <w:szCs w:val="21"/>
+          <w:lang w:val="fr-CA"/>
+        </w:rPr>
+        <w:tab/>
+        <w:t>Cyrille E. Mvomo</w:t>
+      </w:r>
+      <w:r>
+        <w:rPr>
+          <w:rFonts w:ascii="Times New Roman" w:hAnsi="Times New Roman" w:cs="Times New Roman"/>
+          <w:sz w:val="21"/>
+          <w:szCs w:val="21"/>
+          <w:lang w:val="fr-CA"/>
+        </w:rPr>
+        <w:t xml:space="preserve">*, Jordan Bedime Songue Njiki*, Dorelle C. Hinton, </w:t>
+      </w:r>
+      <w:r>
+        <w:rPr>
+          <w:rFonts w:ascii="Times New Roman" w:hAnsi="Times New Roman" w:cs="Times New Roman"/>
+          <w:sz w:val="21"/>
+          <w:szCs w:val="21"/>
+          <w:u w:val="single"/>
+          <w:lang w:val="fr-CA"/>
+        </w:rPr>
+        <w:t>Tomoha Ogawa</w:t>
+      </w:r>
+      <w:r>
+        <w:rPr>
+          <w:rFonts w:ascii="Times New Roman" w:hAnsi="Times New Roman" w:cs="Times New Roman"/>
+          <w:sz w:val="21"/>
+          <w:szCs w:val="21"/>
+          <w:lang w:val="fr-CA"/>
+        </w:rPr>
+        <w:t>, Alexander Thiel, Jean-Paul Soucy, Alexandra Potvin-Desrochers, Caroline Paquette.</w:t>
+      </w:r>
+      <w:r>
+        <w:rPr>
+          <w:rFonts w:ascii="Times New Roman" w:hAnsi="Times New Roman" w:cs="Times New Roman"/>
+          <w:b/>
+          <w:bCs/>
+          <w:sz w:val="21"/>
+          <w:szCs w:val="21"/>
+          <w:lang w:val="fr-CA"/>
+        </w:rPr>
+        <w:t xml:space="preserve"> </w:t>
+      </w:r>
+      <w:r>
+        <w:rPr>
+          <w:rFonts w:ascii="Times New Roman" w:hAnsi="Times New Roman" w:cs="Times New Roman"/>
+          <w:sz w:val="21"/>
+          <w:szCs w:val="21"/>
+          <w:lang w:val="en-CA"/>
+        </w:rPr>
+        <w:t>“</w:t>
+      </w:r>
+      <w:r>
+        <w:rPr>
+          <w:rFonts w:ascii="Times New Roman" w:hAnsi="Times New Roman" w:cs="Times New Roman"/>
+          <w:sz w:val="21"/>
+          <w:szCs w:val="21"/>
+          <w:lang w:val="en-CA"/>
+        </w:rPr>
+        <w:t xml:space="preserve">The Brain Network that Preserves Gait </w:t>
+      </w:r>
+      <w:r>
+        <w:rPr>
+          <w:rFonts w:ascii="Times New Roman" w:hAnsi="Times New Roman" w:cs="Times New Roman"/>
+          <w:sz w:val="21"/>
+          <w:szCs w:val="21"/>
+          <w:lang w:val="en-CA"/>
+        </w:rPr>
+        <w:t>Adjustments</w:t>
+      </w:r>
+      <w:r>
+        <w:rPr>
+          <w:rFonts w:ascii="Times New Roman" w:hAnsi="Times New Roman" w:cs="Times New Roman"/>
+          <w:sz w:val="21"/>
+          <w:szCs w:val="21"/>
+          <w:lang w:val="en-CA"/>
+        </w:rPr>
+        <w:t xml:space="preserve"> in Parkinson’s Disease</w:t>
+      </w:r>
+      <w:r>
+        <w:rPr>
+          <w:rFonts w:ascii="Times New Roman" w:hAnsi="Times New Roman" w:cs="Times New Roman"/>
+          <w:sz w:val="21"/>
+          <w:szCs w:val="21"/>
+          <w:lang w:val="en-CA"/>
+        </w:rPr>
+        <w:t>”.</w:t>
+      </w:r>
+      <w:r>
+        <w:rPr>
+          <w:rFonts w:ascii="Times New Roman" w:hAnsi="Times New Roman" w:cs="Times New Roman"/>
+          <w:sz w:val="21"/>
+          <w:szCs w:val="21"/>
+          <w:lang w:val="en-CA"/>
+        </w:rPr>
+        <w:t xml:space="preserve"> (2026). </w:t>
+      </w:r>
+      <w:r>
+        <w:rPr>
+          <w:rFonts w:ascii="Times New Roman" w:hAnsi="Times New Roman" w:cs="Times New Roman"/>
+          <w:i/>
+          <w:iCs/>
+          <w:sz w:val="21"/>
+          <w:szCs w:val="21"/>
+          <w:lang w:val="en-CA"/>
+        </w:rPr>
+        <w:t xml:space="preserve">In advanced preparation for </w:t>
+      </w:r>
+      <w:r>
+        <w:rPr>
+          <w:rFonts w:ascii="Times New Roman" w:hAnsi="Times New Roman" w:cs="Times New Roman"/>
+          <w:i/>
+          <w:iCs/>
+          <w:sz w:val="21"/>
+          <w:szCs w:val="21"/>
+          <w:lang w:val="en-CA"/>
+        </w:rPr>
+        <w:t xml:space="preserve">Brain, a Journal of Neurology (impact factor 11.7). </w:t>
+      </w:r>
+    </w:p>
+    <w:p>
+      <w:pPr>
+        <w:tabs>
+          <w:tab w:val="right" w:pos="1701"/>
+          <w:tab w:val="left" w:pos="1843"/>
+          <w:tab w:val="right" w:pos="9356"/>
+        </w:tabs>
+        <w:spacing w:before="80" w:after="0" w:line="240" w:lineRule="auto"/>
+        <w:ind w:left="1843" w:hanging="1843"/>
+        <w:jc w:val="both"/>
+        <w:rPr>
+          <w:rFonts w:ascii="Times New Roman" w:hAnsi="Times New Roman" w:cs="Times New Roman"/>
+          <w:i/>
+          <w:iCs/>
+          <w:sz w:val="21"/>
+          <w:szCs w:val="21"/>
+          <w:lang w:val="en-CA"/>
+        </w:rPr>
+      </w:pPr>
+      <w:r>
+        <w:rPr>
+          <w:rFonts w:ascii="Times New Roman" w:hAnsi="Times New Roman" w:cs="Times New Roman"/>
+          <w:b/>
+          <w:bCs/>
+          <w:sz w:val="21"/>
+          <w:szCs w:val="21"/>
+        </w:rPr>
+        <w:tab/>
+      </w:r>
+      <w:r>
+        <w:rPr>
+          <w:rFonts w:ascii="Times New Roman" w:hAnsi="Times New Roman" w:cs="Times New Roman"/>
+          <w:i/>
+          <w:iCs/>
+          <w:sz w:val="21"/>
+          <w:szCs w:val="21"/>
+          <w:lang w:val="en-CA"/>
+        </w:rPr>
+        <w:t>J.</w:t>
+      </w:r>
+      <w:r>
+        <w:rPr>
+          <w:rFonts w:ascii="Times New Roman" w:hAnsi="Times New Roman" w:cs="Times New Roman"/>
+          <w:i/>
+          <w:iCs/>
+          <w:sz w:val="21"/>
+          <w:szCs w:val="21"/>
+          <w:lang w:val="en-CA"/>
+        </w:rPr>
+        <w:t>0</w:t>
+      </w:r>
+      <w:r>
+        <w:rPr>
+          <w:rFonts w:ascii="Times New Roman" w:hAnsi="Times New Roman" w:cs="Times New Roman"/>
+          <w:i/>
+          <w:iCs/>
+          <w:sz w:val="21"/>
+          <w:szCs w:val="21"/>
+          <w:lang w:val="en-CA"/>
+        </w:rPr>
+        <w:t>5</w:t>
+      </w:r>
+      <w:r>
+        <w:rPr>
+          <w:rFonts w:ascii="Times New Roman" w:hAnsi="Times New Roman" w:cs="Times New Roman"/>
+          <w:b/>
+          <w:bCs/>
+          <w:sz w:val="21"/>
+          <w:szCs w:val="21"/>
+          <w:lang w:val="en-CA"/>
+        </w:rPr>
+        <w:tab/>
       </w:r>
       <w:r>
         <w:rPr>
@@ -14986,39 +15411,7 @@
             <w:u w:val="none"/>
             <w:lang w:val="en-CA"/>
           </w:rPr>
-          <w:t xml:space="preserve">submission by </w:t>
-        </w:r>
-        <w:r>
-          <w:rPr>
-            <w:rStyle w:val="Hyperlink"/>
-            <w:rFonts w:ascii="Times New Roman" w:hAnsi="Times New Roman" w:cs="Times New Roman"/>
-            <w:b/>
-            <w:bCs/>
-            <w:i/>
-            <w:iCs/>
-            <w:color w:val="C00000"/>
-            <w:sz w:val="21"/>
-            <w:szCs w:val="21"/>
-            <w:u w:val="none"/>
-            <w:lang w:val="en-CA"/>
-          </w:rPr>
-          <w:t>May</w:t>
-        </w:r>
-        <w:r>
-          <w:rPr>
-            <w:rStyle w:val="Hyperlink"/>
-            <w:rFonts w:ascii="Times New Roman" w:hAnsi="Times New Roman" w:cs="Times New Roman"/>
-            <w:b/>
-            <w:bCs/>
-            <w:i/>
-            <w:iCs/>
-            <w:color w:val="C00000"/>
-            <w:sz w:val="21"/>
-            <w:szCs w:val="21"/>
-            <w:u w:val="none"/>
-            <w:lang w:val="en-CA"/>
-          </w:rPr>
-          <w:t xml:space="preserve"> 30 for Giladi Special Issue (extended deadline)</w:t>
+          <w:t>submission by May 30 for Giladi Special Issue (extended deadline)</w:t>
         </w:r>
       </w:hyperlink>
       <w:r>
@@ -15033,480 +15426,6 @@
           <w:lang w:val="en-CA"/>
         </w:rPr>
         <w:t>]</w:t>
-      </w:r>
-    </w:p>
-    <w:p>
-      <w:pPr>
-        <w:tabs>
-          <w:tab w:val="right" w:pos="1701"/>
-          <w:tab w:val="left" w:pos="1843"/>
-          <w:tab w:val="right" w:pos="9356"/>
-        </w:tabs>
-        <w:spacing w:before="80" w:after="0" w:line="240" w:lineRule="auto"/>
-        <w:ind w:left="1843" w:hanging="1843"/>
-        <w:jc w:val="both"/>
-        <w:rPr>
-          <w:rFonts w:ascii="Times New Roman" w:hAnsi="Times New Roman" w:cs="Times New Roman"/>
-          <w:i/>
-          <w:iCs/>
-          <w:sz w:val="21"/>
-          <w:szCs w:val="21"/>
-          <w:lang w:val="en-CA"/>
-        </w:rPr>
-      </w:pPr>
-      <w:r>
-        <w:rPr>
-          <w:rFonts w:ascii="Times New Roman" w:hAnsi="Times New Roman" w:cs="Times New Roman"/>
-          <w:b/>
-          <w:bCs/>
-          <w:sz w:val="21"/>
-          <w:szCs w:val="21"/>
-        </w:rPr>
-        <w:tab/>
-      </w:r>
-      <w:r>
-        <w:rPr>
-          <w:rFonts w:ascii="Times New Roman" w:hAnsi="Times New Roman" w:cs="Times New Roman"/>
-          <w:i/>
-          <w:iCs/>
-          <w:sz w:val="21"/>
-          <w:szCs w:val="21"/>
-          <w:lang w:val="en-CA"/>
-        </w:rPr>
-        <w:t>J.</w:t>
-      </w:r>
-      <w:r>
-        <w:rPr>
-          <w:rFonts w:ascii="Times New Roman" w:hAnsi="Times New Roman" w:cs="Times New Roman"/>
-          <w:i/>
-          <w:iCs/>
-          <w:sz w:val="21"/>
-          <w:szCs w:val="21"/>
-          <w:lang w:val="en-CA"/>
-        </w:rPr>
-        <w:t>0</w:t>
-      </w:r>
-      <w:r>
-        <w:rPr>
-          <w:rFonts w:ascii="Times New Roman" w:hAnsi="Times New Roman" w:cs="Times New Roman"/>
-          <w:i/>
-          <w:iCs/>
-          <w:sz w:val="21"/>
-          <w:szCs w:val="21"/>
-          <w:lang w:val="en-CA"/>
-        </w:rPr>
-        <w:t>6</w:t>
-      </w:r>
-      <w:r>
-        <w:rPr>
-          <w:rFonts w:ascii="Times New Roman" w:hAnsi="Times New Roman" w:cs="Times New Roman"/>
-          <w:b/>
-          <w:bCs/>
-          <w:sz w:val="21"/>
-          <w:szCs w:val="21"/>
-          <w:lang w:val="en-CA"/>
-        </w:rPr>
-        <w:tab/>
-        <w:t>Cyrille E. Mvomo</w:t>
-      </w:r>
-      <w:r>
-        <w:rPr>
-          <w:rFonts w:ascii="Times New Roman" w:hAnsi="Times New Roman" w:cs="Times New Roman"/>
-          <w:sz w:val="21"/>
-          <w:szCs w:val="21"/>
-          <w:lang w:val="en-CA"/>
-        </w:rPr>
-        <w:t xml:space="preserve">*, Jordan Bedime </w:t>
-      </w:r>
-      <w:proofErr w:type="spellStart"/>
-      <w:r>
-        <w:rPr>
-          <w:rFonts w:ascii="Times New Roman" w:hAnsi="Times New Roman" w:cs="Times New Roman"/>
-          <w:sz w:val="21"/>
-          <w:szCs w:val="21"/>
-          <w:lang w:val="en-CA"/>
-        </w:rPr>
-        <w:t>Songue</w:t>
-      </w:r>
-      <w:proofErr w:type="spellEnd"/>
-      <w:r>
-        <w:rPr>
-          <w:rFonts w:ascii="Times New Roman" w:hAnsi="Times New Roman" w:cs="Times New Roman"/>
-          <w:sz w:val="21"/>
-          <w:szCs w:val="21"/>
-          <w:lang w:val="en-CA"/>
-        </w:rPr>
-        <w:t xml:space="preserve"> Njiki*, Dorelle C. Hinton, </w:t>
-      </w:r>
-      <w:r>
-        <w:rPr>
-          <w:rFonts w:ascii="Times New Roman" w:hAnsi="Times New Roman" w:cs="Times New Roman"/>
-          <w:sz w:val="21"/>
-          <w:szCs w:val="21"/>
-          <w:u w:val="single"/>
-          <w:lang w:val="en-CA"/>
-        </w:rPr>
-        <w:t>Tomoha Ogawa</w:t>
-      </w:r>
-      <w:r>
-        <w:rPr>
-          <w:rFonts w:ascii="Times New Roman" w:hAnsi="Times New Roman" w:cs="Times New Roman"/>
-          <w:sz w:val="21"/>
-          <w:szCs w:val="21"/>
-          <w:lang w:val="en-CA"/>
-        </w:rPr>
-        <w:t>, Alexander Thiel, Jean-Paul Soucy, Alexandra Potvin-Desrochers, Caroline Paquette.</w:t>
-      </w:r>
-      <w:r>
-        <w:rPr>
-          <w:rFonts w:ascii="Times New Roman" w:hAnsi="Times New Roman" w:cs="Times New Roman"/>
-          <w:b/>
-          <w:bCs/>
-          <w:sz w:val="21"/>
-          <w:szCs w:val="21"/>
-          <w:lang w:val="en-CA"/>
-        </w:rPr>
-        <w:t xml:space="preserve"> </w:t>
-      </w:r>
-      <w:r>
-        <w:rPr>
-          <w:rFonts w:ascii="Times New Roman" w:hAnsi="Times New Roman" w:cs="Times New Roman"/>
-          <w:sz w:val="21"/>
-          <w:szCs w:val="21"/>
-          <w:lang w:val="en-CA"/>
-        </w:rPr>
-        <w:t>“</w:t>
-      </w:r>
-      <w:r>
-        <w:rPr>
-          <w:rFonts w:ascii="Times New Roman" w:hAnsi="Times New Roman" w:cs="Times New Roman"/>
-          <w:sz w:val="21"/>
-          <w:szCs w:val="21"/>
-          <w:lang w:val="en-CA"/>
-        </w:rPr>
-        <w:t xml:space="preserve">The Brain Network that Preserves Gait </w:t>
-      </w:r>
-      <w:r>
-        <w:rPr>
-          <w:rFonts w:ascii="Times New Roman" w:hAnsi="Times New Roman" w:cs="Times New Roman"/>
-          <w:sz w:val="21"/>
-          <w:szCs w:val="21"/>
-          <w:lang w:val="en-CA"/>
-        </w:rPr>
-        <w:t>Adjustments</w:t>
-      </w:r>
-      <w:r>
-        <w:rPr>
-          <w:rFonts w:ascii="Times New Roman" w:hAnsi="Times New Roman" w:cs="Times New Roman"/>
-          <w:sz w:val="21"/>
-          <w:szCs w:val="21"/>
-          <w:lang w:val="en-CA"/>
-        </w:rPr>
-        <w:t xml:space="preserve"> in Parkinson’s Disease</w:t>
-      </w:r>
-      <w:r>
-        <w:rPr>
-          <w:rFonts w:ascii="Times New Roman" w:hAnsi="Times New Roman" w:cs="Times New Roman"/>
-          <w:sz w:val="21"/>
-          <w:szCs w:val="21"/>
-          <w:lang w:val="en-CA"/>
-        </w:rPr>
-        <w:t>”.</w:t>
-      </w:r>
-      <w:r>
-        <w:rPr>
-          <w:rFonts w:ascii="Times New Roman" w:hAnsi="Times New Roman" w:cs="Times New Roman"/>
-          <w:sz w:val="21"/>
-          <w:szCs w:val="21"/>
-          <w:lang w:val="en-CA"/>
-        </w:rPr>
-        <w:t xml:space="preserve"> (2026). </w:t>
-      </w:r>
-      <w:r>
-        <w:rPr>
-          <w:rFonts w:ascii="Times New Roman" w:hAnsi="Times New Roman" w:cs="Times New Roman"/>
-          <w:i/>
-          <w:iCs/>
-          <w:sz w:val="21"/>
-          <w:szCs w:val="21"/>
-          <w:lang w:val="en-CA"/>
-        </w:rPr>
-        <w:t xml:space="preserve">In advanced preparation for </w:t>
-      </w:r>
-      <w:r>
-        <w:rPr>
-          <w:rFonts w:ascii="Times New Roman" w:hAnsi="Times New Roman" w:cs="Times New Roman"/>
-          <w:i/>
-          <w:iCs/>
-          <w:sz w:val="21"/>
-          <w:szCs w:val="21"/>
-          <w:lang w:val="en-CA"/>
-        </w:rPr>
-        <w:t xml:space="preserve">Brain, a Journal of Neurology (impact factor 11.7). </w:t>
-      </w:r>
-    </w:p>
-    <w:p>
-      <w:pPr>
-        <w:tabs>
-          <w:tab w:val="right" w:pos="1701"/>
-          <w:tab w:val="left" w:pos="1843"/>
-          <w:tab w:val="right" w:pos="9356"/>
-        </w:tabs>
-        <w:spacing w:before="80" w:after="0" w:line="240" w:lineRule="auto"/>
-        <w:ind w:left="1843" w:hanging="1843"/>
-        <w:jc w:val="both"/>
-        <w:rPr>
-          <w:rFonts w:ascii="Times New Roman" w:hAnsi="Times New Roman" w:cs="Times New Roman"/>
-          <w:i/>
-          <w:iCs/>
-          <w:sz w:val="21"/>
-          <w:szCs w:val="21"/>
-          <w:lang w:val="en-CA"/>
-        </w:rPr>
-      </w:pPr>
-      <w:r>
-        <w:rPr>
-          <w:rFonts w:ascii="Times New Roman" w:hAnsi="Times New Roman" w:cs="Times New Roman"/>
-          <w:b/>
-          <w:bCs/>
-          <w:sz w:val="21"/>
-          <w:szCs w:val="21"/>
-        </w:rPr>
-        <w:tab/>
-      </w:r>
-      <w:r>
-        <w:rPr>
-          <w:rFonts w:ascii="Times New Roman" w:hAnsi="Times New Roman" w:cs="Times New Roman"/>
-          <w:i/>
-          <w:iCs/>
-          <w:sz w:val="21"/>
-          <w:szCs w:val="21"/>
-          <w:lang w:val="en-CA"/>
-        </w:rPr>
-        <w:t>J.</w:t>
-      </w:r>
-      <w:r>
-        <w:rPr>
-          <w:rFonts w:ascii="Times New Roman" w:hAnsi="Times New Roman" w:cs="Times New Roman"/>
-          <w:i/>
-          <w:iCs/>
-          <w:sz w:val="21"/>
-          <w:szCs w:val="21"/>
-          <w:lang w:val="en-CA"/>
-        </w:rPr>
-        <w:t>0</w:t>
-      </w:r>
-      <w:r>
-        <w:rPr>
-          <w:rFonts w:ascii="Times New Roman" w:hAnsi="Times New Roman" w:cs="Times New Roman"/>
-          <w:i/>
-          <w:iCs/>
-          <w:sz w:val="21"/>
-          <w:szCs w:val="21"/>
-          <w:lang w:val="en-CA"/>
-        </w:rPr>
-        <w:t>5</w:t>
-      </w:r>
-      <w:r>
-        <w:rPr>
-          <w:rFonts w:ascii="Times New Roman" w:hAnsi="Times New Roman" w:cs="Times New Roman"/>
-          <w:b/>
-          <w:bCs/>
-          <w:sz w:val="21"/>
-          <w:szCs w:val="21"/>
-          <w:lang w:val="en-CA"/>
-        </w:rPr>
-        <w:tab/>
-        <w:t>Cyrille E. Mvomo</w:t>
-      </w:r>
-      <w:r>
-        <w:rPr>
-          <w:rFonts w:ascii="Times New Roman" w:hAnsi="Times New Roman" w:cs="Times New Roman"/>
-          <w:sz w:val="21"/>
-          <w:szCs w:val="21"/>
-          <w:lang w:val="en-CA"/>
-        </w:rPr>
-        <w:t xml:space="preserve">, Saskia Neumann, Johannes Pohl, Mohamed </w:t>
-      </w:r>
-      <w:proofErr w:type="spellStart"/>
-      <w:r>
-        <w:rPr>
-          <w:rFonts w:ascii="Times New Roman" w:hAnsi="Times New Roman" w:cs="Times New Roman"/>
-          <w:sz w:val="21"/>
-          <w:szCs w:val="21"/>
-          <w:lang w:val="en-CA"/>
-        </w:rPr>
-        <w:t>Elgendi</w:t>
-      </w:r>
-      <w:proofErr w:type="spellEnd"/>
-      <w:r>
-        <w:rPr>
-          <w:rFonts w:ascii="Times New Roman" w:hAnsi="Times New Roman" w:cs="Times New Roman"/>
-          <w:sz w:val="21"/>
-          <w:szCs w:val="21"/>
-          <w:lang w:val="en-CA"/>
-        </w:rPr>
-        <w:t xml:space="preserve">, </w:t>
-      </w:r>
-      <w:r>
-        <w:rPr>
-          <w:rFonts w:ascii="Times New Roman" w:hAnsi="Times New Roman" w:cs="Times New Roman"/>
-          <w:sz w:val="21"/>
-          <w:szCs w:val="21"/>
-        </w:rPr>
-        <w:t xml:space="preserve">Chris </w:t>
-      </w:r>
-      <w:r>
-        <w:rPr>
-          <w:rFonts w:ascii="Times New Roman" w:hAnsi="Times New Roman" w:cs="Times New Roman"/>
-          <w:sz w:val="21"/>
-          <w:szCs w:val="21"/>
-        </w:rPr>
-        <w:t>Easthope Awai</w:t>
-      </w:r>
-      <w:r>
-        <w:rPr>
-          <w:rFonts w:ascii="Times New Roman" w:hAnsi="Times New Roman" w:cs="Times New Roman"/>
-          <w:sz w:val="21"/>
-          <w:szCs w:val="21"/>
-          <w:lang w:val="en-CA"/>
-        </w:rPr>
-        <w:t>.</w:t>
-      </w:r>
-      <w:r>
-        <w:rPr>
-          <w:rFonts w:ascii="Times New Roman" w:hAnsi="Times New Roman" w:cs="Times New Roman"/>
-          <w:b/>
-          <w:bCs/>
-          <w:sz w:val="21"/>
-          <w:szCs w:val="21"/>
-          <w:lang w:val="en-CA"/>
-        </w:rPr>
-        <w:t xml:space="preserve"> </w:t>
-      </w:r>
-      <w:r>
-        <w:rPr>
-          <w:rFonts w:ascii="Times New Roman" w:hAnsi="Times New Roman" w:cs="Times New Roman"/>
-          <w:sz w:val="21"/>
-          <w:szCs w:val="21"/>
-          <w:lang w:val="en-CA"/>
-        </w:rPr>
-        <w:t>“</w:t>
-      </w:r>
-      <w:r>
-        <w:rPr>
-          <w:rFonts w:ascii="Times New Roman" w:hAnsi="Times New Roman" w:cs="Times New Roman"/>
-          <w:sz w:val="21"/>
-          <w:szCs w:val="21"/>
-          <w:lang w:val="en-CA"/>
-        </w:rPr>
-        <w:t>Beyond Garbage  In,  Garbage  Out: Can Uncertainty Become Insightful in Real-World  Outcome Prediction for Parkinson’s Disease?</w:t>
-      </w:r>
-      <w:r>
-        <w:rPr>
-          <w:rFonts w:ascii="Times New Roman" w:hAnsi="Times New Roman" w:cs="Times New Roman"/>
-          <w:sz w:val="21"/>
-          <w:szCs w:val="21"/>
-          <w:lang w:val="en-CA"/>
-        </w:rPr>
-        <w:t>”.</w:t>
-      </w:r>
-      <w:r>
-        <w:rPr>
-          <w:rFonts w:ascii="Times New Roman" w:hAnsi="Times New Roman" w:cs="Times New Roman"/>
-          <w:sz w:val="21"/>
-          <w:szCs w:val="21"/>
-          <w:lang w:val="en-CA"/>
-        </w:rPr>
-        <w:t xml:space="preserve"> (2026). </w:t>
-      </w:r>
-      <w:r>
-        <w:rPr>
-          <w:rFonts w:ascii="Times New Roman" w:hAnsi="Times New Roman" w:cs="Times New Roman"/>
-          <w:i/>
-          <w:iCs/>
-          <w:sz w:val="21"/>
-          <w:szCs w:val="21"/>
-          <w:lang w:val="en-CA"/>
-        </w:rPr>
-        <w:t xml:space="preserve">In </w:t>
-      </w:r>
-      <w:r>
-        <w:rPr>
-          <w:rFonts w:ascii="Times New Roman" w:hAnsi="Times New Roman" w:cs="Times New Roman"/>
-          <w:i/>
-          <w:iCs/>
-          <w:sz w:val="21"/>
-          <w:szCs w:val="21"/>
-          <w:lang w:val="en-CA"/>
-        </w:rPr>
-        <w:t xml:space="preserve">advanced </w:t>
-      </w:r>
-      <w:r>
-        <w:rPr>
-          <w:rFonts w:ascii="Times New Roman" w:hAnsi="Times New Roman" w:cs="Times New Roman"/>
-          <w:i/>
-          <w:iCs/>
-          <w:sz w:val="21"/>
-          <w:szCs w:val="21"/>
-          <w:lang w:val="en-CA"/>
-        </w:rPr>
-        <w:t xml:space="preserve">preparation for </w:t>
-      </w:r>
-      <w:r>
-        <w:rPr>
-          <w:rFonts w:ascii="Times New Roman" w:hAnsi="Times New Roman" w:cs="Times New Roman"/>
-          <w:i/>
-          <w:iCs/>
-          <w:sz w:val="21"/>
-          <w:szCs w:val="21"/>
-          <w:lang w:val="en-CA"/>
-        </w:rPr>
-        <w:t xml:space="preserve">IEEE </w:t>
-      </w:r>
-      <w:r>
-        <w:rPr>
-          <w:rFonts w:ascii="Times New Roman" w:hAnsi="Times New Roman" w:cs="Times New Roman"/>
-          <w:i/>
-          <w:iCs/>
-          <w:sz w:val="21"/>
-          <w:szCs w:val="21"/>
-          <w:lang w:val="en-CA"/>
-        </w:rPr>
-        <w:t>Journal of Biomedical and Health Informatics (J</w:t>
-      </w:r>
-      <w:r>
-        <w:rPr>
-          <w:rFonts w:ascii="Times New Roman" w:hAnsi="Times New Roman" w:cs="Times New Roman"/>
-          <w:i/>
-          <w:iCs/>
-          <w:sz w:val="21"/>
-          <w:szCs w:val="21"/>
-          <w:lang w:val="en-CA"/>
-        </w:rPr>
-        <w:t>-</w:t>
-      </w:r>
-      <w:r>
-        <w:rPr>
-          <w:rFonts w:ascii="Times New Roman" w:hAnsi="Times New Roman" w:cs="Times New Roman"/>
-          <w:i/>
-          <w:iCs/>
-          <w:sz w:val="21"/>
-          <w:szCs w:val="21"/>
-          <w:lang w:val="en-CA"/>
-        </w:rPr>
-        <w:t>BHI)</w:t>
-      </w:r>
-      <w:r>
-        <w:rPr>
-          <w:rFonts w:ascii="Times New Roman" w:hAnsi="Times New Roman" w:cs="Times New Roman"/>
-          <w:i/>
-          <w:iCs/>
-          <w:sz w:val="21"/>
-          <w:szCs w:val="21"/>
-          <w:lang w:val="en-CA"/>
-        </w:rPr>
-        <w:t xml:space="preserve"> (impact factor 6.7). </w:t>
       </w:r>
     </w:p>
     <w:p>
@@ -17905,7 +17824,7 @@
             <w:u w:val="none"/>
             <w:lang w:val="en-CA"/>
           </w:rPr>
-          <w:t>Under review for Converging Clinical and Engineering Research on Neurorehabilitation (ICNR 2026)</w:t>
+          <w:t>Accepted for Converging Clinical and Engineering Research on Neurorehabilitation (ICNR 2026)</w:t>
         </w:r>
       </w:hyperlink>
       <w:r>
@@ -17943,7 +17862,20 @@
           <w:szCs w:val="21"/>
           <w:lang w:val="en-CA"/>
         </w:rPr>
-        <w:t xml:space="preserve">Book chapter </w:t>
+        <w:t>C</w:t>
+      </w:r>
+      <w:r>
+        <w:rPr>
+          <w:rFonts w:ascii="Times New Roman" w:hAnsi="Times New Roman" w:cs="Times New Roman"/>
+          <w:b/>
+          <w:bCs/>
+          <w:i/>
+          <w:iCs/>
+          <w:sz w:val="21"/>
+          <w:szCs w:val="21"/>
+          <w:lang w:val="en-CA"/>
+        </w:rPr>
+        <w:t xml:space="preserve">hapter </w:t>
       </w:r>
       <w:r>
         <w:rPr>
@@ -17982,20 +17914,7 @@
           <w:szCs w:val="21"/>
           <w:lang w:val="en-CA"/>
         </w:rPr>
-        <w:t>Oral</w:t>
-      </w:r>
-      <w:r>
-        <w:rPr>
-          <w:rFonts w:ascii="Times New Roman" w:hAnsi="Times New Roman" w:cs="Times New Roman"/>
-          <w:b/>
-          <w:bCs/>
-          <w:i/>
-          <w:iCs/>
-          <w:sz w:val="21"/>
-          <w:szCs w:val="21"/>
-          <w:lang w:val="en-CA"/>
-        </w:rPr>
-        <w:t xml:space="preserve"> if accepted</w:t>
+        <w:t>Poster</w:t>
       </w:r>
       <w:r>
         <w:rPr>
@@ -20740,7 +20659,17 @@
           <w:sz w:val="21"/>
           <w:szCs w:val="21"/>
         </w:rPr>
-        <w:t>13</w:t>
+        <w:t>1</w:t>
+      </w:r>
+      <w:r>
+        <w:rPr>
+          <w:rFonts w:ascii="Times New Roman" w:hAnsi="Times New Roman" w:cs="Times New Roman"/>
+          <w:i/>
+          <w:iCs/>
+          <w:sz w:val="21"/>
+          <w:szCs w:val="21"/>
+        </w:rPr>
+        <w:t>4</w:t>
       </w:r>
       <w:r>
         <w:rPr>
@@ -20800,7 +20729,17 @@
           <w:sz w:val="21"/>
           <w:szCs w:val="21"/>
         </w:rPr>
-        <w:t>11</w:t>
+        <w:t>1</w:t>
+      </w:r>
+      <w:r>
+        <w:rPr>
+          <w:rFonts w:ascii="Times New Roman" w:hAnsi="Times New Roman" w:cs="Times New Roman"/>
+          <w:i/>
+          <w:iCs/>
+          <w:sz w:val="21"/>
+          <w:szCs w:val="21"/>
+        </w:rPr>
+        <w:t>2</w:t>
       </w:r>
       <w:r>
         <w:rPr>
@@ -20830,6 +20769,16 @@
           <w:sz w:val="21"/>
           <w:szCs w:val="21"/>
         </w:rPr>
+        <w:t xml:space="preserve"> or accepted</w:t>
+      </w:r>
+      <w:r>
+        <w:rPr>
+          <w:rFonts w:ascii="Times New Roman" w:hAnsi="Times New Roman" w:cs="Times New Roman"/>
+          <w:i/>
+          <w:iCs/>
+          <w:sz w:val="21"/>
+          <w:szCs w:val="21"/>
+        </w:rPr>
         <w:t xml:space="preserve">, </w:t>
       </w:r>
       <w:r>
@@ -20851,6 +20800,405 @@
           <w:szCs w:val="21"/>
         </w:rPr>
         <w:t>)</w:t>
+      </w:r>
+    </w:p>
+    <w:p>
+      <w:pPr>
+        <w:tabs>
+          <w:tab w:val="right" w:pos="1701"/>
+          <w:tab w:val="left" w:pos="1843"/>
+          <w:tab w:val="right" w:pos="9356"/>
+        </w:tabs>
+        <w:spacing w:before="160" w:after="0" w:line="240" w:lineRule="auto"/>
+        <w:ind w:left="1843" w:hanging="1843"/>
+        <w:jc w:val="both"/>
+        <w:rPr>
+          <w:rFonts w:ascii="Times New Roman" w:hAnsi="Times New Roman" w:cs="Times New Roman"/>
+          <w:i/>
+          <w:iCs/>
+          <w:sz w:val="21"/>
+          <w:szCs w:val="21"/>
+          <w:lang w:val="en-CA"/>
+        </w:rPr>
+      </w:pPr>
+      <w:r>
+        <w:rPr>
+          <w:rFonts w:ascii="Times New Roman" w:hAnsi="Times New Roman" w:cs="Times New Roman"/>
+          <w:b/>
+          <w:bCs/>
+          <w:sz w:val="21"/>
+          <w:szCs w:val="21"/>
+        </w:rPr>
+        <w:tab/>
+      </w:r>
+      <w:r>
+        <w:rPr>
+          <w:rFonts w:ascii="Times New Roman" w:hAnsi="Times New Roman" w:cs="Times New Roman"/>
+          <w:i/>
+          <w:iCs/>
+          <w:noProof/>
+          <w:sz w:val="21"/>
+          <w:szCs w:val="21"/>
+        </w:rPr>
+        <w:drawing>
+          <wp:inline distT="0" distB="0" distL="0" distR="0" wp14:anchorId="6E17748E" wp14:editId="14DF67F8">
+            <wp:extent cx="108000" cy="108000"/>
+            <wp:effectExtent l="0" t="0" r="6350" b="6350"/>
+            <wp:docPr id="763270666" name="Graphic 2" descr="Earth globe: Americas with solid fill"/>
+            <wp:cNvGraphicFramePr>
+              <a:graphicFrameLocks xmlns:a="http://schemas.openxmlformats.org/drawingml/2006/main" noChangeAspect="1"/>
+            </wp:cNvGraphicFramePr>
+            <a:graphic xmlns:a="http://schemas.openxmlformats.org/drawingml/2006/main">
+              <a:graphicData uri="http://schemas.openxmlformats.org/drawingml/2006/picture">
+                <pic:pic xmlns:pic="http://schemas.openxmlformats.org/drawingml/2006/picture">
+                  <pic:nvPicPr>
+                    <pic:cNvPr id="490814127" name="Graphic 2" descr="Earth globe: Americas with solid fill"/>
+                    <pic:cNvPicPr/>
+                  </pic:nvPicPr>
+                  <pic:blipFill>
+                    <a:blip r:embed="rId46">
+                      <a:extLst>
+                        <a:ext uri="{96DAC541-7B7A-43D3-8B79-37D633B846F1}">
+                          <asvg:svgBlip xmlns:asvg="http://schemas.microsoft.com/office/drawing/2016/SVG/main" r:embed="rId47"/>
+                        </a:ext>
+                      </a:extLst>
+                    </a:blip>
+                    <a:stretch>
+                      <a:fillRect/>
+                    </a:stretch>
+                  </pic:blipFill>
+                  <pic:spPr>
+                    <a:xfrm>
+                      <a:off x="0" y="0"/>
+                      <a:ext cx="108000" cy="108000"/>
+                    </a:xfrm>
+                    <a:prstGeom prst="rect">
+                      <a:avLst/>
+                    </a:prstGeom>
+                  </pic:spPr>
+                </pic:pic>
+              </a:graphicData>
+            </a:graphic>
+          </wp:inline>
+        </w:drawing>
+      </w:r>
+      <w:r>
+        <w:rPr>
+          <w:rFonts w:ascii="Times New Roman" w:hAnsi="Times New Roman" w:cs="Times New Roman"/>
+          <w:b/>
+          <w:bCs/>
+          <w:sz w:val="21"/>
+          <w:szCs w:val="21"/>
+        </w:rPr>
+        <w:t xml:space="preserve"> </w:t>
+      </w:r>
+      <w:r>
+        <w:rPr>
+          <w:rFonts w:ascii="Times New Roman" w:hAnsi="Times New Roman" w:cs="Times New Roman"/>
+          <w:i/>
+          <w:iCs/>
+          <w:sz w:val="21"/>
+          <w:szCs w:val="21"/>
+        </w:rPr>
+        <w:t>P.14</w:t>
+      </w:r>
+      <w:r>
+        <w:rPr>
+          <w:rFonts w:ascii="Times New Roman" w:hAnsi="Times New Roman" w:cs="Times New Roman"/>
+          <w:b/>
+          <w:bCs/>
+          <w:sz w:val="21"/>
+          <w:szCs w:val="21"/>
+          <w:lang w:val="en-CA"/>
+        </w:rPr>
+        <w:tab/>
+        <w:t>Cyrille E. Mvomo</w:t>
+      </w:r>
+      <w:r>
+        <w:rPr>
+          <w:rFonts w:ascii="Times New Roman" w:hAnsi="Times New Roman" w:cs="Times New Roman"/>
+          <w:sz w:val="21"/>
+          <w:szCs w:val="21"/>
+          <w:lang w:val="en-CA"/>
+        </w:rPr>
+        <w:t>,</w:t>
+      </w:r>
+      <w:r>
+        <w:rPr>
+          <w:rFonts w:ascii="Times New Roman" w:hAnsi="Times New Roman" w:cs="Times New Roman"/>
+          <w:sz w:val="21"/>
+          <w:szCs w:val="21"/>
+          <w:lang w:val="en-CA"/>
+        </w:rPr>
+        <w:t xml:space="preserve"> </w:t>
+      </w:r>
+      <w:r>
+        <w:rPr>
+          <w:rFonts w:ascii="Times New Roman" w:hAnsi="Times New Roman" w:cs="Times New Roman"/>
+          <w:sz w:val="21"/>
+          <w:szCs w:val="21"/>
+          <w:lang w:val="en-CA"/>
+        </w:rPr>
+        <w:t xml:space="preserve">Mohamed </w:t>
+      </w:r>
+      <w:proofErr w:type="spellStart"/>
+      <w:r>
+        <w:rPr>
+          <w:rFonts w:ascii="Times New Roman" w:hAnsi="Times New Roman" w:cs="Times New Roman"/>
+          <w:sz w:val="21"/>
+          <w:szCs w:val="21"/>
+          <w:lang w:val="en-CA"/>
+        </w:rPr>
+        <w:t>Elgend</w:t>
+      </w:r>
+      <w:r>
+        <w:rPr>
+          <w:rFonts w:ascii="Times New Roman" w:hAnsi="Times New Roman" w:cs="Times New Roman"/>
+          <w:sz w:val="21"/>
+          <w:szCs w:val="21"/>
+          <w:lang w:val="en-CA"/>
+        </w:rPr>
+        <w:t>i</w:t>
+      </w:r>
+      <w:proofErr w:type="spellEnd"/>
+      <w:r>
+        <w:rPr>
+          <w:rFonts w:ascii="Times New Roman" w:hAnsi="Times New Roman" w:cs="Times New Roman"/>
+          <w:sz w:val="21"/>
+          <w:szCs w:val="21"/>
+          <w:lang w:val="en-CA"/>
+        </w:rPr>
+        <w:t xml:space="preserve">, </w:t>
+      </w:r>
+      <w:r>
+        <w:rPr>
+          <w:rFonts w:ascii="Times New Roman" w:hAnsi="Times New Roman" w:cs="Times New Roman"/>
+          <w:sz w:val="21"/>
+          <w:szCs w:val="21"/>
+          <w:lang w:val="en-CA"/>
+        </w:rPr>
+        <w:tab/>
+        <w:t>Chris Easthope Awai</w:t>
+      </w:r>
+      <w:r>
+        <w:rPr>
+          <w:rFonts w:ascii="Times New Roman" w:hAnsi="Times New Roman" w:cs="Times New Roman"/>
+          <w:sz w:val="21"/>
+          <w:szCs w:val="21"/>
+          <w:lang w:val="en-CA"/>
+        </w:rPr>
+        <w:t xml:space="preserve">. </w:t>
+      </w:r>
+      <w:r>
+        <w:rPr>
+          <w:rFonts w:ascii="Times New Roman" w:hAnsi="Times New Roman" w:cs="Times New Roman"/>
+          <w:sz w:val="21"/>
+          <w:szCs w:val="21"/>
+          <w:lang w:val="en-CA"/>
+        </w:rPr>
+        <w:t>“</w:t>
+      </w:r>
+      <w:r>
+        <w:rPr>
+          <w:rFonts w:ascii="Times New Roman" w:hAnsi="Times New Roman" w:cs="Times New Roman"/>
+          <w:sz w:val="21"/>
+          <w:szCs w:val="21"/>
+          <w:lang w:val="en-CA"/>
+        </w:rPr>
+        <w:t>Epistemic Uncertainty as a Driver of Performance in Wearable Monitoring of Parkinson’s Disease: A Real-World Proof-of-Concept Study</w:t>
+      </w:r>
+      <w:r>
+        <w:rPr>
+          <w:rFonts w:ascii="Times New Roman" w:hAnsi="Times New Roman" w:cs="Times New Roman"/>
+          <w:sz w:val="21"/>
+          <w:szCs w:val="21"/>
+          <w:lang w:val="en-CA"/>
+        </w:rPr>
+        <w:t>”</w:t>
+      </w:r>
+      <w:r>
+        <w:rPr>
+          <w:rFonts w:ascii="Times New Roman" w:hAnsi="Times New Roman" w:cs="Times New Roman"/>
+          <w:sz w:val="21"/>
+          <w:szCs w:val="21"/>
+          <w:lang w:val="en-CA"/>
+        </w:rPr>
+        <w:t xml:space="preserve">. </w:t>
+      </w:r>
+      <w:r>
+        <w:rPr>
+          <w:rFonts w:ascii="Times New Roman" w:hAnsi="Times New Roman" w:cs="Times New Roman"/>
+          <w:i/>
+          <w:iCs/>
+          <w:sz w:val="21"/>
+          <w:szCs w:val="21"/>
+          <w:lang w:val="en-CA"/>
+        </w:rPr>
+        <w:t>(2026)</w:t>
+      </w:r>
+      <w:r>
+        <w:rPr>
+          <w:rFonts w:ascii="Times New Roman" w:hAnsi="Times New Roman" w:cs="Times New Roman"/>
+          <w:i/>
+          <w:iCs/>
+          <w:sz w:val="21"/>
+          <w:szCs w:val="21"/>
+          <w:lang w:val="en-CA"/>
+        </w:rPr>
+        <w:t>.</w:t>
+      </w:r>
+      <w:r>
+        <w:rPr>
+          <w:rFonts w:ascii="Times New Roman" w:hAnsi="Times New Roman" w:cs="Times New Roman"/>
+          <w:sz w:val="21"/>
+          <w:szCs w:val="21"/>
+          <w:lang w:val="en-CA"/>
+        </w:rPr>
+        <w:t xml:space="preserve"> </w:t>
+      </w:r>
+      <w:hyperlink r:id="rId116" w:history="1">
+        <w:r>
+          <w:rPr>
+            <w:rStyle w:val="Hyperlink"/>
+            <w:rFonts w:ascii="Times New Roman" w:hAnsi="Times New Roman" w:cs="Times New Roman"/>
+            <w:i/>
+            <w:iCs/>
+            <w:color w:val="C00000"/>
+            <w:sz w:val="21"/>
+            <w:szCs w:val="21"/>
+            <w:u w:val="none"/>
+            <w:lang w:val="en-CA"/>
+          </w:rPr>
+          <w:t>Accepted for presentation at the International Conference on NeuroRehabilitation (ICNR)</w:t>
+        </w:r>
+      </w:hyperlink>
+      <w:r>
+        <w:rPr>
+          <w:rFonts w:ascii="Times New Roman" w:hAnsi="Times New Roman" w:cs="Times New Roman"/>
+          <w:i/>
+          <w:iCs/>
+          <w:sz w:val="21"/>
+          <w:szCs w:val="21"/>
+          <w:lang w:val="en-CA"/>
+        </w:rPr>
+        <w:t xml:space="preserve">. </w:t>
+      </w:r>
+      <w:r>
+        <w:rPr>
+          <w:rFonts w:ascii="Times New Roman" w:hAnsi="Times New Roman" w:cs="Times New Roman"/>
+          <w:b/>
+          <w:bCs/>
+          <w:i/>
+          <w:iCs/>
+          <w:sz w:val="21"/>
+          <w:szCs w:val="21"/>
+          <w:lang w:val="en-CA"/>
+        </w:rPr>
+        <w:t>[</w:t>
+      </w:r>
+      <w:r>
+        <w:rPr>
+          <w:rFonts w:ascii="Times New Roman" w:hAnsi="Times New Roman" w:cs="Times New Roman"/>
+          <w:b/>
+          <w:bCs/>
+          <w:i/>
+          <w:iCs/>
+          <w:sz w:val="21"/>
+          <w:szCs w:val="21"/>
+          <w:lang w:val="en-CA"/>
+        </w:rPr>
+        <w:t xml:space="preserve">Chapter contribution </w:t>
+      </w:r>
+      <w:r>
+        <w:rPr>
+          <w:rFonts w:ascii="Times New Roman" w:hAnsi="Times New Roman" w:cs="Times New Roman"/>
+          <w:b/>
+          <w:bCs/>
+          <w:i/>
+          <w:iCs/>
+          <w:sz w:val="21"/>
+          <w:szCs w:val="21"/>
+          <w:lang w:val="en-CA"/>
+        </w:rPr>
+        <w:t xml:space="preserve">+ </w:t>
+      </w:r>
+      <w:r>
+        <w:rPr>
+          <w:rFonts w:ascii="Times New Roman" w:hAnsi="Times New Roman" w:cs="Times New Roman"/>
+          <w:b/>
+          <w:bCs/>
+          <w:i/>
+          <w:iCs/>
+          <w:sz w:val="21"/>
+          <w:szCs w:val="21"/>
+          <w:lang w:val="en-CA"/>
+        </w:rPr>
+        <w:t>Poster</w:t>
+      </w:r>
+      <w:r>
+        <w:rPr>
+          <w:rFonts w:ascii="Times New Roman" w:hAnsi="Times New Roman" w:cs="Times New Roman"/>
+          <w:b/>
+          <w:bCs/>
+          <w:i/>
+          <w:iCs/>
+          <w:sz w:val="21"/>
+          <w:szCs w:val="21"/>
+          <w:lang w:val="en-CA"/>
+        </w:rPr>
+        <w:t>]</w:t>
+      </w:r>
+      <w:r>
+        <w:rPr>
+          <w:rFonts w:ascii="Times New Roman" w:hAnsi="Times New Roman" w:cs="Times New Roman"/>
+          <w:b/>
+          <w:bCs/>
+          <w:i/>
+          <w:iCs/>
+          <w:sz w:val="21"/>
+          <w:szCs w:val="21"/>
+          <w:lang w:val="en-CA"/>
+        </w:rPr>
+        <w:t xml:space="preserve"> </w:t>
+      </w:r>
+      <w:r>
+        <w:rPr>
+          <w:rFonts w:ascii="Times New Roman" w:hAnsi="Times New Roman" w:cs="Times New Roman"/>
+          <w:b/>
+          <w:bCs/>
+          <w:i/>
+          <w:iCs/>
+          <w:sz w:val="21"/>
+          <w:szCs w:val="21"/>
+          <w:lang w:val="en-CA"/>
+        </w:rPr>
+        <w:t>[</w:t>
+      </w:r>
+      <w:r>
+        <w:rPr>
+          <w:rFonts w:ascii="Times New Roman" w:hAnsi="Times New Roman" w:cs="Times New Roman"/>
+          <w:b/>
+          <w:bCs/>
+          <w:i/>
+          <w:iCs/>
+          <w:sz w:val="21"/>
+          <w:szCs w:val="21"/>
+          <w:lang w:val="en-CA"/>
+        </w:rPr>
+        <w:t>Top venue in NeuroRehabilitation</w:t>
+      </w:r>
+      <w:r>
+        <w:rPr>
+          <w:rFonts w:ascii="Times New Roman" w:hAnsi="Times New Roman" w:cs="Times New Roman"/>
+          <w:b/>
+          <w:bCs/>
+          <w:i/>
+          <w:iCs/>
+          <w:sz w:val="21"/>
+          <w:szCs w:val="21"/>
+          <w:lang w:val="en-CA"/>
+        </w:rPr>
+        <w:t>]</w:t>
       </w:r>
     </w:p>
     <w:p>
@@ -20878,6 +21226,7 @@
           <w:sz w:val="21"/>
           <w:szCs w:val="21"/>
         </w:rPr>
+        <w:lastRenderedPageBreak/>
         <w:tab/>
       </w:r>
       <w:r>
@@ -21175,7 +21524,7 @@
         </w:rPr>
         <w:t xml:space="preserve"> </w:t>
       </w:r>
-      <w:hyperlink r:id="rId116" w:history="1">
+      <w:hyperlink r:id="rId117" w:history="1">
         <w:r>
           <w:rPr>
             <w:rStyle w:val="Hyperlink"/>
@@ -21188,22 +21537,7 @@
             <w:u w:val="none"/>
             <w:lang w:val="en-CA"/>
           </w:rPr>
-          <w:t xml:space="preserve">Under review for the International Parkinson and Movement Disorder </w:t>
-        </w:r>
-        <w:r>
-          <w:rPr>
-            <w:rStyle w:val="Hyperlink"/>
-            <w:rFonts w:ascii="Times New Roman" w:hAnsi="Times New Roman" w:cs="Times New Roman"/>
-            <w:i/>
-            <w:iCs/>
-            <w:color w:val="C00000"/>
-            <w:sz w:val="21"/>
-            <w:szCs w:val="21"/>
-            <w:u w:val="none"/>
-            <w:lang w:val="en-CA"/>
-          </w:rPr>
-          <w:lastRenderedPageBreak/>
-          <w:t>Society (MDS) Congress (2026)</w:t>
+          <w:t>Under review for the International Parkinson and Movement Disorder Society (MDS) Congress (2026)</w:t>
         </w:r>
       </w:hyperlink>
       <w:r>
@@ -21528,7 +21862,7 @@
         </w:rPr>
         <w:t xml:space="preserve"> </w:t>
       </w:r>
-      <w:hyperlink r:id="rId117" w:history="1">
+      <w:hyperlink r:id="rId118" w:history="1">
         <w:r>
           <w:rPr>
             <w:rStyle w:val="Hyperlink"/>
@@ -25054,6 +25388,7 @@
           <w:sz w:val="21"/>
           <w:szCs w:val="21"/>
         </w:rPr>
+        <w:lastRenderedPageBreak/>
         <w:t>adaptation to split-belt treadmill in Parkinson’s disease with freezing of gait</w:t>
       </w:r>
       <w:r>
@@ -25386,7 +25721,6 @@
           <w:sz w:val="21"/>
           <w:szCs w:val="21"/>
         </w:rPr>
-        <w:lastRenderedPageBreak/>
         <w:t>in</w:t>
       </w:r>
       <w:r>
@@ -25956,7 +26290,7 @@
         </w:rPr>
         <w:tab/>
       </w:r>
-      <w:hyperlink r:id="rId118" w:history="1">
+      <w:hyperlink r:id="rId119" w:history="1">
         <w:r>
           <w:rPr>
             <w:rStyle w:val="Hyperlink"/>
@@ -26073,7 +26407,7 @@
         </w:rPr>
         <w:tab/>
       </w:r>
-      <w:hyperlink r:id="rId119" w:history="1">
+      <w:hyperlink r:id="rId120" w:history="1">
         <w:r>
           <w:rPr>
             <w:rStyle w:val="Hyperlink"/>
@@ -26166,7 +26500,7 @@
         </w:rPr>
         <w:tab/>
       </w:r>
-      <w:hyperlink r:id="rId120" w:history="1">
+      <w:hyperlink r:id="rId121" w:history="1">
         <w:r>
           <w:rPr>
             <w:rStyle w:val="Hyperlink"/>
@@ -26318,7 +26652,7 @@
         </w:rPr>
         <w:tab/>
       </w:r>
-      <w:hyperlink r:id="rId121" w:history="1">
+      <w:hyperlink r:id="rId122" w:history="1">
         <w:r>
           <w:rPr>
             <w:rStyle w:val="Hyperlink"/>
@@ -26991,196 +27325,6 @@
           <w:tab w:val="right" w:pos="9356"/>
         </w:tabs>
         <w:spacing w:before="160" w:after="0" w:line="240" w:lineRule="auto"/>
-        <w:ind w:left="1843" w:hanging="1843"/>
-        <w:jc w:val="both"/>
-        <w:rPr>
-          <w:rFonts w:ascii="Times New Roman" w:hAnsi="Times New Roman" w:cs="Times New Roman"/>
-          <w:i/>
-          <w:iCs/>
-          <w:sz w:val="21"/>
-          <w:szCs w:val="21"/>
-          <w:lang w:val="en-CA"/>
-        </w:rPr>
-      </w:pPr>
-      <w:r>
-        <w:rPr>
-          <w:rFonts w:ascii="Times New Roman" w:hAnsi="Times New Roman" w:cs="Times New Roman"/>
-          <w:b/>
-          <w:bCs/>
-          <w:sz w:val="21"/>
-          <w:szCs w:val="21"/>
-        </w:rPr>
-        <w:tab/>
-      </w:r>
-      <w:r>
-        <w:rPr>
-          <w:rFonts w:ascii="Times New Roman" w:hAnsi="Times New Roman" w:cs="Times New Roman"/>
-          <w:i/>
-          <w:iCs/>
-          <w:noProof/>
-          <w:sz w:val="21"/>
-          <w:szCs w:val="21"/>
-        </w:rPr>
-        <w:drawing>
-          <wp:inline distT="0" distB="0" distL="0" distR="0" wp14:anchorId="0D5B5DBB" wp14:editId="052782DD">
-            <wp:extent cx="108000" cy="108000"/>
-            <wp:effectExtent l="0" t="0" r="6350" b="6350"/>
-            <wp:docPr id="763270666" name="Graphic 2" descr="Earth globe: Americas with solid fill"/>
-            <wp:cNvGraphicFramePr>
-              <a:graphicFrameLocks xmlns:a="http://schemas.openxmlformats.org/drawingml/2006/main" noChangeAspect="1"/>
-            </wp:cNvGraphicFramePr>
-            <a:graphic xmlns:a="http://schemas.openxmlformats.org/drawingml/2006/main">
-              <a:graphicData uri="http://schemas.openxmlformats.org/drawingml/2006/picture">
-                <pic:pic xmlns:pic="http://schemas.openxmlformats.org/drawingml/2006/picture">
-                  <pic:nvPicPr>
-                    <pic:cNvPr id="490814127" name="Graphic 2" descr="Earth globe: Americas with solid fill"/>
-                    <pic:cNvPicPr/>
-                  </pic:nvPicPr>
-                  <pic:blipFill>
-                    <a:blip r:embed="rId46">
-                      <a:extLst>
-                        <a:ext uri="{96DAC541-7B7A-43D3-8B79-37D633B846F1}">
-                          <asvg:svgBlip xmlns:asvg="http://schemas.microsoft.com/office/drawing/2016/SVG/main" r:embed="rId47"/>
-                        </a:ext>
-                      </a:extLst>
-                    </a:blip>
-                    <a:stretch>
-                      <a:fillRect/>
-                    </a:stretch>
-                  </pic:blipFill>
-                  <pic:spPr>
-                    <a:xfrm>
-                      <a:off x="0" y="0"/>
-                      <a:ext cx="108000" cy="108000"/>
-                    </a:xfrm>
-                    <a:prstGeom prst="rect">
-                      <a:avLst/>
-                    </a:prstGeom>
-                  </pic:spPr>
-                </pic:pic>
-              </a:graphicData>
-            </a:graphic>
-          </wp:inline>
-        </w:drawing>
-      </w:r>
-      <w:r>
-        <w:rPr>
-          <w:rFonts w:ascii="Times New Roman" w:hAnsi="Times New Roman" w:cs="Times New Roman"/>
-          <w:b/>
-          <w:bCs/>
-          <w:sz w:val="21"/>
-          <w:szCs w:val="21"/>
-        </w:rPr>
-        <w:t xml:space="preserve"> </w:t>
-      </w:r>
-      <w:r>
-        <w:rPr>
-          <w:rFonts w:ascii="Times New Roman" w:hAnsi="Times New Roman" w:cs="Times New Roman"/>
-          <w:i/>
-          <w:iCs/>
-          <w:sz w:val="21"/>
-          <w:szCs w:val="21"/>
-          <w:lang w:val="en-CA"/>
-        </w:rPr>
-        <w:t>T</w:t>
-      </w:r>
-      <w:r>
-        <w:rPr>
-          <w:rFonts w:ascii="Times New Roman" w:hAnsi="Times New Roman" w:cs="Times New Roman"/>
-          <w:i/>
-          <w:iCs/>
-          <w:sz w:val="21"/>
-          <w:szCs w:val="21"/>
-          <w:lang w:val="en-CA"/>
-        </w:rPr>
-        <w:t>.</w:t>
-      </w:r>
-      <w:r>
-        <w:rPr>
-          <w:rFonts w:ascii="Times New Roman" w:hAnsi="Times New Roman" w:cs="Times New Roman"/>
-          <w:i/>
-          <w:iCs/>
-          <w:sz w:val="21"/>
-          <w:szCs w:val="21"/>
-          <w:lang w:val="en-CA"/>
-        </w:rPr>
-        <w:t>04</w:t>
-      </w:r>
-      <w:r>
-        <w:rPr>
-          <w:rFonts w:ascii="Times New Roman" w:hAnsi="Times New Roman" w:cs="Times New Roman"/>
-          <w:b/>
-          <w:bCs/>
-          <w:sz w:val="21"/>
-          <w:szCs w:val="21"/>
-          <w:lang w:val="en-CA"/>
-        </w:rPr>
-        <w:tab/>
-        <w:t>Cyrille E. Mvomo</w:t>
-      </w:r>
-      <w:r>
-        <w:rPr>
-          <w:rFonts w:ascii="Times New Roman" w:hAnsi="Times New Roman" w:cs="Times New Roman"/>
-          <w:sz w:val="21"/>
-          <w:szCs w:val="21"/>
-          <w:lang w:val="en-CA"/>
-        </w:rPr>
-        <w:t xml:space="preserve">. </w:t>
-      </w:r>
-      <w:r>
-        <w:rPr>
-          <w:rFonts w:ascii="Times New Roman" w:hAnsi="Times New Roman" w:cs="Times New Roman"/>
-          <w:sz w:val="21"/>
-          <w:szCs w:val="21"/>
-          <w:lang w:val="en-CA"/>
-        </w:rPr>
-        <w:t>Epistemic Uncertainty as a Driver of Performance in Wearable Monitoring of Parkinson’s Disease: A Real-World Proof-of-Concept Study</w:t>
-      </w:r>
-      <w:r>
-        <w:rPr>
-          <w:rFonts w:ascii="Times New Roman" w:hAnsi="Times New Roman" w:cs="Times New Roman"/>
-          <w:sz w:val="21"/>
-          <w:szCs w:val="21"/>
-          <w:lang w:val="en-CA"/>
-        </w:rPr>
-        <w:t xml:space="preserve">. </w:t>
-      </w:r>
-      <w:hyperlink r:id="rId122" w:history="1">
-        <w:r>
-          <w:rPr>
-            <w:rStyle w:val="Hyperlink"/>
-            <w:rFonts w:ascii="Times New Roman" w:hAnsi="Times New Roman" w:cs="Times New Roman"/>
-            <w:i/>
-            <w:iCs/>
-            <w:color w:val="C00000"/>
-            <w:sz w:val="21"/>
-            <w:szCs w:val="21"/>
-            <w:u w:val="none"/>
-            <w:lang w:val="en-CA"/>
-          </w:rPr>
-          <w:t>Under review for the International Conference on NeuroRehabilitation (ICNR 2026), Seoul, Korea (Fall 2026) – Technical Audience in AI in Neurorehabilitation</w:t>
-        </w:r>
-      </w:hyperlink>
-      <w:r>
-        <w:rPr>
-          <w:rFonts w:ascii="Times New Roman" w:hAnsi="Times New Roman" w:cs="Times New Roman"/>
-          <w:i/>
-          <w:iCs/>
-          <w:sz w:val="21"/>
-          <w:szCs w:val="21"/>
-          <w:lang w:val="en-CA"/>
-        </w:rPr>
-        <w:t xml:space="preserve">. </w:t>
-      </w:r>
-    </w:p>
-    <w:p>
-      <w:pPr>
-        <w:tabs>
-          <w:tab w:val="right" w:pos="1701"/>
-          <w:tab w:val="left" w:pos="1843"/>
-          <w:tab w:val="right" w:pos="9356"/>
-        </w:tabs>
-        <w:spacing w:before="160" w:after="0" w:line="240" w:lineRule="auto"/>
         <w:jc w:val="both"/>
         <w:rPr>
           <w:rFonts w:ascii="Times New Roman" w:hAnsi="Times New Roman" w:cs="Times New Roman"/>
@@ -28522,7 +28666,35 @@
           <w:sz w:val="21"/>
           <w:szCs w:val="21"/>
         </w:rPr>
-        <w:t>Cyrille E. Mvomo.</w:t>
+        <w:t>Cyrille E. Mvomo</w:t>
+      </w:r>
+      <w:r>
+        <w:rPr>
+          <w:rFonts w:ascii="Times New Roman" w:hAnsi="Times New Roman" w:cs="Times New Roman"/>
+          <w:b/>
+          <w:bCs/>
+          <w:sz w:val="21"/>
+          <w:szCs w:val="21"/>
+        </w:rPr>
+        <w:t xml:space="preserve"> </w:t>
+      </w:r>
+      <w:r>
+        <w:rPr>
+          <w:rFonts w:ascii="Times New Roman" w:hAnsi="Times New Roman" w:cs="Times New Roman"/>
+          <w:sz w:val="21"/>
+          <w:szCs w:val="21"/>
+        </w:rPr>
+        <w:t>&amp; Kira Smith</w:t>
+      </w:r>
+      <w:r>
+        <w:rPr>
+          <w:rFonts w:ascii="Times New Roman" w:hAnsi="Times New Roman" w:cs="Times New Roman"/>
+          <w:b/>
+          <w:bCs/>
+          <w:sz w:val="21"/>
+          <w:szCs w:val="21"/>
+        </w:rPr>
+        <w:t>.</w:t>
       </w:r>
       <w:r>
         <w:rPr>
@@ -28605,6 +28777,26 @@
           <w:sz w:val="21"/>
           <w:szCs w:val="21"/>
         </w:rPr>
+        <w:tab/>
+      </w:r>
+      <w:r>
+        <w:rPr>
+          <w:rFonts w:ascii="Times New Roman" w:hAnsi="Times New Roman" w:cs="Times New Roman"/>
+          <w:i/>
+          <w:iCs/>
+          <w:sz w:val="21"/>
+          <w:szCs w:val="21"/>
+        </w:rPr>
+        <w:tab/>
+      </w:r>
+      <w:r>
+        <w:rPr>
+          <w:rFonts w:ascii="Times New Roman" w:hAnsi="Times New Roman" w:cs="Times New Roman"/>
+          <w:i/>
+          <w:iCs/>
+          <w:sz w:val="21"/>
+          <w:szCs w:val="21"/>
+        </w:rPr>
         <w:t>Montreal</w:t>
       </w:r>
       <w:r>
@@ -28615,27 +28807,26 @@
           <w:sz w:val="21"/>
           <w:szCs w:val="21"/>
         </w:rPr>
-        <w:t xml:space="preserve">, </w:t>
-      </w:r>
-      <w:r>
-        <w:rPr>
-          <w:rFonts w:ascii="Times New Roman" w:hAnsi="Times New Roman" w:cs="Times New Roman"/>
-          <w:i/>
-          <w:iCs/>
-          <w:sz w:val="21"/>
-          <w:szCs w:val="21"/>
-        </w:rPr>
-        <w:tab/>
-      </w:r>
-      <w:r>
-        <w:rPr>
-          <w:rFonts w:ascii="Times New Roman" w:hAnsi="Times New Roman" w:cs="Times New Roman"/>
-          <w:i/>
-          <w:iCs/>
-          <w:sz w:val="21"/>
-          <w:szCs w:val="21"/>
-        </w:rPr>
-        <w:tab/>
+        <w:t>,</w:t>
+      </w:r>
+      <w:r>
+        <w:rPr>
+          <w:rFonts w:ascii="Times New Roman" w:hAnsi="Times New Roman" w:cs="Times New Roman"/>
+          <w:i/>
+          <w:iCs/>
+          <w:sz w:val="21"/>
+          <w:szCs w:val="21"/>
+        </w:rPr>
+        <w:t xml:space="preserve"> </w:t>
+      </w:r>
+      <w:r>
+        <w:rPr>
+          <w:rFonts w:ascii="Times New Roman" w:hAnsi="Times New Roman" w:cs="Times New Roman"/>
+          <w:i/>
+          <w:iCs/>
+          <w:sz w:val="21"/>
+          <w:szCs w:val="21"/>
+        </w:rPr>
         <w:t xml:space="preserve">Canada </w:t>
       </w:r>
       <w:r>

--- a/CV_Cyrille.docx
+++ b/CV_Cyrille.docx
@@ -6411,44 +6411,19 @@
           <w:sz w:val="21"/>
           <w:szCs w:val="21"/>
         </w:rPr>
-        <w:t>Selected as one of the 91 best applications forwarded by McGill to CIHR</w:t>
-      </w:r>
-      <w:r>
-        <w:rPr>
-          <w:rFonts w:ascii="Times New Roman" w:hAnsi="Times New Roman" w:cs="Times New Roman"/>
-          <w:b/>
-          <w:bCs/>
-          <w:i/>
-          <w:iCs/>
-          <w:sz w:val="21"/>
-          <w:szCs w:val="21"/>
-        </w:rPr>
-        <w:t xml:space="preserve">; Ranked </w:t>
-      </w:r>
-      <w:r>
-        <w:rPr>
-          <w:rFonts w:ascii="Times New Roman" w:hAnsi="Times New Roman" w:cs="Times New Roman"/>
-          <w:b/>
-          <w:bCs/>
-          <w:i/>
-          <w:iCs/>
-          <w:sz w:val="21"/>
-          <w:szCs w:val="21"/>
-        </w:rPr>
-        <w:t>255</w:t>
-      </w:r>
-      <w:r>
-        <w:rPr>
-          <w:rFonts w:ascii="Times New Roman" w:hAnsi="Times New Roman" w:cs="Times New Roman"/>
-          <w:b/>
-          <w:bCs/>
-          <w:i/>
-          <w:iCs/>
-          <w:sz w:val="21"/>
-          <w:szCs w:val="21"/>
-          <w:vertAlign w:val="superscript"/>
-        </w:rPr>
-        <w:t>th</w:t>
+        <w:t>Among the</w:t>
+      </w:r>
+      <w:r>
+        <w:rPr>
+          <w:rFonts w:ascii="Times New Roman" w:hAnsi="Times New Roman" w:cs="Times New Roman"/>
+          <w:b/>
+          <w:bCs/>
+          <w:i/>
+          <w:iCs/>
+          <w:sz w:val="21"/>
+          <w:szCs w:val="21"/>
+        </w:rPr>
+        <w:t xml:space="preserve"> 278</w:t>
       </w:r>
       <w:r>
         <w:rPr>
@@ -6472,55 +6447,55 @@
           <w:sz w:val="21"/>
           <w:szCs w:val="21"/>
         </w:rPr>
-        <w:t xml:space="preserve">out </w:t>
-      </w:r>
-      <w:r>
-        <w:rPr>
-          <w:rFonts w:ascii="Times New Roman" w:hAnsi="Times New Roman" w:cs="Times New Roman"/>
-          <w:b/>
-          <w:bCs/>
-          <w:i/>
-          <w:iCs/>
-          <w:sz w:val="21"/>
-          <w:szCs w:val="21"/>
-        </w:rPr>
-        <w:tab/>
-      </w:r>
-      <w:r>
-        <w:rPr>
-          <w:rFonts w:ascii="Times New Roman" w:hAnsi="Times New Roman" w:cs="Times New Roman"/>
-          <w:b/>
-          <w:bCs/>
-          <w:i/>
-          <w:iCs/>
-          <w:sz w:val="21"/>
-          <w:szCs w:val="21"/>
-        </w:rPr>
-        <w:tab/>
-      </w:r>
-      <w:r>
-        <w:rPr>
-          <w:rFonts w:ascii="Times New Roman" w:hAnsi="Times New Roman" w:cs="Times New Roman"/>
-          <w:b/>
-          <w:bCs/>
-          <w:i/>
-          <w:iCs/>
-          <w:sz w:val="21"/>
-          <w:szCs w:val="21"/>
-        </w:rPr>
-        <w:tab/>
-      </w:r>
-      <w:r>
-        <w:rPr>
-          <w:rFonts w:ascii="Times New Roman" w:hAnsi="Times New Roman" w:cs="Times New Roman"/>
-          <w:b/>
-          <w:bCs/>
-          <w:i/>
-          <w:iCs/>
-          <w:sz w:val="21"/>
-          <w:szCs w:val="21"/>
-        </w:rPr>
-        <w:t xml:space="preserve">of 278 awarded in </w:t>
+        <w:t xml:space="preserve">winning </w:t>
+      </w:r>
+      <w:r>
+        <w:rPr>
+          <w:rFonts w:ascii="Times New Roman" w:hAnsi="Times New Roman" w:cs="Times New Roman"/>
+          <w:b/>
+          <w:bCs/>
+          <w:i/>
+          <w:iCs/>
+          <w:sz w:val="21"/>
+          <w:szCs w:val="21"/>
+        </w:rPr>
+        <w:t>application</w:t>
+      </w:r>
+      <w:r>
+        <w:rPr>
+          <w:rFonts w:ascii="Times New Roman" w:hAnsi="Times New Roman" w:cs="Times New Roman"/>
+          <w:b/>
+          <w:bCs/>
+          <w:i/>
+          <w:iCs/>
+          <w:sz w:val="21"/>
+          <w:szCs w:val="21"/>
+        </w:rPr>
+        <w:t>s</w:t>
+      </w:r>
+      <w:r>
+        <w:rPr>
+          <w:rFonts w:ascii="Times New Roman" w:hAnsi="Times New Roman" w:cs="Times New Roman"/>
+          <w:b/>
+          <w:bCs/>
+          <w:i/>
+          <w:iCs/>
+          <w:sz w:val="21"/>
+          <w:szCs w:val="21"/>
+        </w:rPr>
+        <w:t xml:space="preserve"> Canada-wide</w:t>
+      </w:r>
+      <w:r>
+        <w:rPr>
+          <w:rFonts w:ascii="Times New Roman" w:hAnsi="Times New Roman" w:cs="Times New Roman"/>
+          <w:b/>
+          <w:bCs/>
+          <w:i/>
+          <w:iCs/>
+          <w:sz w:val="21"/>
+          <w:szCs w:val="21"/>
+        </w:rPr>
+        <w:t xml:space="preserve"> in </w:t>
       </w:r>
       <w:r>
         <w:rPr>
@@ -6558,17 +6533,60 @@
         </w:rPr>
         <w:t xml:space="preserve">committee; </w:t>
       </w:r>
-      <w:r>
-        <w:rPr>
-          <w:rFonts w:ascii="Times New Roman" w:hAnsi="Times New Roman" w:cs="Times New Roman"/>
-          <w:b/>
-          <w:bCs/>
-          <w:i/>
-          <w:iCs/>
-          <w:sz w:val="21"/>
-          <w:szCs w:val="21"/>
-        </w:rPr>
-        <w:t>W</w:t>
+    </w:p>
+    <w:p>
+      <w:pPr>
+        <w:tabs>
+          <w:tab w:val="right" w:pos="1701"/>
+          <w:tab w:val="left" w:pos="1843"/>
+          <w:tab w:val="right" w:pos="9923"/>
+        </w:tabs>
+        <w:spacing w:after="0" w:line="240" w:lineRule="auto"/>
+        <w:rPr>
+          <w:rFonts w:ascii="Times New Roman" w:hAnsi="Times New Roman" w:cs="Times New Roman"/>
+          <w:b/>
+          <w:bCs/>
+          <w:i/>
+          <w:iCs/>
+          <w:sz w:val="21"/>
+          <w:szCs w:val="21"/>
+        </w:rPr>
+      </w:pPr>
+      <w:r>
+        <w:rPr>
+          <w:rFonts w:ascii="Times New Roman" w:hAnsi="Times New Roman" w:cs="Times New Roman"/>
+          <w:b/>
+          <w:bCs/>
+          <w:i/>
+          <w:iCs/>
+          <w:sz w:val="21"/>
+          <w:szCs w:val="21"/>
+        </w:rPr>
+        <w:tab/>
+      </w:r>
+      <w:r>
+        <w:rPr>
+          <w:rFonts w:ascii="Times New Roman" w:hAnsi="Times New Roman" w:cs="Times New Roman"/>
+          <w:b/>
+          <w:bCs/>
+          <w:i/>
+          <w:iCs/>
+          <w:sz w:val="21"/>
+          <w:szCs w:val="21"/>
+        </w:rPr>
+        <w:tab/>
+      </w:r>
+      <w:r>
+        <w:rPr>
+          <w:rFonts w:ascii="Times New Roman" w:hAnsi="Times New Roman" w:cs="Times New Roman"/>
+          <w:b/>
+          <w:bCs/>
+          <w:i/>
+          <w:iCs/>
+          <w:sz w:val="21"/>
+          <w:szCs w:val="21"/>
+        </w:rPr>
+        <w:t>Later w</w:t>
       </w:r>
       <w:r>
         <w:rPr>
@@ -15232,18 +15250,7 @@
           <w:szCs w:val="21"/>
           <w:lang w:val="en-CA"/>
         </w:rPr>
-        <w:t>0</w:t>
-      </w:r>
-      <w:r>
-        <w:rPr>
-          <w:rFonts w:ascii="Times New Roman" w:hAnsi="Times New Roman" w:cs="Times New Roman"/>
-          <w:i/>
-          <w:iCs/>
-          <w:sz w:val="21"/>
-          <w:szCs w:val="21"/>
-          <w:lang w:val="en-CA"/>
-        </w:rPr>
-        <w:t>5</w:t>
+        <w:t>05</w:t>
       </w:r>
       <w:r>
         <w:rPr>

--- a/CV_Cyrille.docx
+++ b/CV_Cyrille.docx
@@ -1946,12 +1946,23 @@
         </w:r>
       </w:hyperlink>
       <w:r>
-        <w:rPr>
-          <w:rFonts w:ascii="Times New Roman" w:hAnsi="Times New Roman" w:cs="Times New Roman"/>
-          <w:sz w:val="21"/>
-          <w:szCs w:val="21"/>
-        </w:rPr>
-        <w:t xml:space="preserve">, </w:t>
+        <w:t xml:space="preserve"> </w:t>
+      </w:r>
+      <w:r>
+        <w:rPr>
+          <w:rFonts w:ascii="Times New Roman" w:hAnsi="Times New Roman" w:cs="Times New Roman"/>
+          <w:sz w:val="21"/>
+          <w:szCs w:val="21"/>
+        </w:rPr>
+        <w:t>(chair),</w:t>
+      </w:r>
+      <w:r>
+        <w:rPr>
+          <w:rFonts w:ascii="Times New Roman" w:hAnsi="Times New Roman" w:cs="Times New Roman"/>
+          <w:sz w:val="21"/>
+          <w:szCs w:val="21"/>
+        </w:rPr>
+        <w:t xml:space="preserve"> </w:t>
       </w:r>
       <w:hyperlink r:id="rId31" w:history="1">
         <w:r>
@@ -2641,23 +2652,23 @@
           <w:sz w:val="21"/>
           <w:szCs w:val="21"/>
         </w:rPr>
-        <w:t>M.S</w:t>
-      </w:r>
-      <w:r>
-        <w:rPr>
-          <w:rFonts w:ascii="Times New Roman" w:hAnsi="Times New Roman" w:cs="Times New Roman"/>
-          <w:sz w:val="21"/>
-          <w:szCs w:val="21"/>
-        </w:rPr>
-        <w:t>c</w:t>
-      </w:r>
-      <w:r>
-        <w:rPr>
-          <w:rFonts w:ascii="Times New Roman" w:hAnsi="Times New Roman" w:cs="Times New Roman"/>
-          <w:sz w:val="21"/>
-          <w:szCs w:val="21"/>
-        </w:rPr>
-        <w:t xml:space="preserve">. </w:t>
+        <w:t>M</w:t>
+      </w:r>
+      <w:r>
+        <w:rPr>
+          <w:rFonts w:ascii="Times New Roman" w:hAnsi="Times New Roman" w:cs="Times New Roman"/>
+          <w:sz w:val="21"/>
+          <w:szCs w:val="21"/>
+        </w:rPr>
+        <w:t>aster of Science</w:t>
+      </w:r>
+      <w:r>
+        <w:rPr>
+          <w:rFonts w:ascii="Times New Roman" w:hAnsi="Times New Roman" w:cs="Times New Roman"/>
+          <w:sz w:val="21"/>
+          <w:szCs w:val="21"/>
+        </w:rPr>
+        <w:t xml:space="preserve"> </w:t>
       </w:r>
       <w:r>
         <w:rPr>
@@ -3124,23 +3135,23 @@
           <w:sz w:val="21"/>
           <w:szCs w:val="21"/>
         </w:rPr>
-        <w:t>B.S</w:t>
-      </w:r>
-      <w:r>
-        <w:rPr>
-          <w:rFonts w:ascii="Times New Roman" w:hAnsi="Times New Roman" w:cs="Times New Roman"/>
-          <w:sz w:val="21"/>
-          <w:szCs w:val="21"/>
-        </w:rPr>
-        <w:t>c</w:t>
-      </w:r>
-      <w:r>
-        <w:rPr>
-          <w:rFonts w:ascii="Times New Roman" w:hAnsi="Times New Roman" w:cs="Times New Roman"/>
-          <w:sz w:val="21"/>
-          <w:szCs w:val="21"/>
-        </w:rPr>
-        <w:t xml:space="preserve">. in Allied Health </w:t>
+        <w:t>B</w:t>
+      </w:r>
+      <w:r>
+        <w:rPr>
+          <w:rFonts w:ascii="Times New Roman" w:hAnsi="Times New Roman" w:cs="Times New Roman"/>
+          <w:sz w:val="21"/>
+          <w:szCs w:val="21"/>
+        </w:rPr>
+        <w:t>achelor of Podiatric Medicine</w:t>
+      </w:r>
+      <w:r>
+        <w:rPr>
+          <w:rFonts w:ascii="Times New Roman" w:hAnsi="Times New Roman" w:cs="Times New Roman"/>
+          <w:sz w:val="21"/>
+          <w:szCs w:val="21"/>
+        </w:rPr>
+        <w:t xml:space="preserve"> </w:t>
       </w:r>
       <w:r>
         <w:rPr>
@@ -3213,79 +3224,6 @@
           <w:szCs w:val="21"/>
         </w:rPr>
         <w:t xml:space="preserve"> below)</w:t>
-      </w:r>
-    </w:p>
-    <w:p>
-      <w:pPr>
-        <w:tabs>
-          <w:tab w:val="right" w:pos="1701"/>
-          <w:tab w:val="left" w:pos="1843"/>
-          <w:tab w:val="right" w:pos="9356"/>
-        </w:tabs>
-        <w:spacing w:after="0" w:line="240" w:lineRule="auto"/>
-        <w:rPr>
-          <w:rFonts w:ascii="Times New Roman" w:hAnsi="Times New Roman" w:cs="Times New Roman"/>
-          <w:sz w:val="21"/>
-          <w:szCs w:val="21"/>
-        </w:rPr>
-      </w:pPr>
-      <w:r>
-        <w:rPr>
-          <w:rFonts w:ascii="Times New Roman" w:hAnsi="Times New Roman" w:cs="Times New Roman"/>
-          <w:i/>
-          <w:iCs/>
-          <w:sz w:val="21"/>
-          <w:szCs w:val="21"/>
-        </w:rPr>
-        <w:tab/>
-      </w:r>
-      <w:r>
-        <w:rPr>
-          <w:rFonts w:ascii="Times New Roman" w:hAnsi="Times New Roman" w:cs="Times New Roman"/>
-          <w:i/>
-          <w:iCs/>
-          <w:sz w:val="21"/>
-          <w:szCs w:val="21"/>
-        </w:rPr>
-        <w:tab/>
-      </w:r>
-      <w:r>
-        <w:rPr>
-          <w:rFonts w:ascii="Times New Roman" w:hAnsi="Times New Roman" w:cs="Times New Roman"/>
-          <w:sz w:val="21"/>
-          <w:szCs w:val="21"/>
-        </w:rPr>
-        <w:t xml:space="preserve">B.Med. in Podiatric Medicine </w:t>
-      </w:r>
-      <w:r>
-        <w:rPr>
-          <w:rFonts w:ascii="Times New Roman" w:hAnsi="Times New Roman" w:cs="Times New Roman"/>
-          <w:i/>
-          <w:iCs/>
-          <w:sz w:val="21"/>
-          <w:szCs w:val="21"/>
-        </w:rPr>
-        <w:t xml:space="preserve">(clinical </w:t>
-      </w:r>
-      <w:r>
-        <w:rPr>
-          <w:rFonts w:ascii="Times New Roman" w:hAnsi="Times New Roman" w:cs="Times New Roman"/>
-          <w:i/>
-          <w:iCs/>
-          <w:sz w:val="21"/>
-          <w:szCs w:val="21"/>
-        </w:rPr>
-        <w:t>title</w:t>
-      </w:r>
-      <w:r>
-        <w:rPr>
-          <w:rFonts w:ascii="Times New Roman" w:hAnsi="Times New Roman" w:cs="Times New Roman"/>
-          <w:i/>
-          <w:iCs/>
-          <w:sz w:val="21"/>
-          <w:szCs w:val="21"/>
-        </w:rPr>
-        <w:t>)</w:t>
       </w:r>
     </w:p>
     <w:p>
@@ -3570,147 +3508,27 @@
           <w:sz w:val="21"/>
           <w:szCs w:val="21"/>
         </w:rPr>
-        <w:t xml:space="preserve"> recognitions for excellence in research, teaching, and service across France, Canada, and Switzerland, spanning institutional to global levels.</w:t>
-      </w:r>
-      <w:r>
-        <w:rPr>
-          <w:rFonts w:ascii="Times New Roman" w:hAnsi="Times New Roman" w:cs="Times New Roman"/>
-          <w:i/>
-          <w:iCs/>
-          <w:sz w:val="21"/>
-          <w:szCs w:val="21"/>
-        </w:rPr>
-        <w:t xml:space="preserve"> </w:t>
-      </w:r>
-      <w:r>
-        <w:rPr>
-          <w:rFonts w:ascii="Times New Roman" w:hAnsi="Times New Roman" w:cs="Times New Roman"/>
-          <w:i/>
-          <w:iCs/>
-          <w:sz w:val="21"/>
-          <w:szCs w:val="21"/>
-        </w:rPr>
-        <w:t>Secured full PhD funding (</w:t>
-      </w:r>
-      <w:r>
-        <w:rPr>
-          <w:rFonts w:ascii="Times New Roman" w:hAnsi="Times New Roman" w:cs="Times New Roman"/>
-          <w:i/>
-          <w:iCs/>
-          <w:sz w:val="21"/>
-          <w:szCs w:val="21"/>
-        </w:rPr>
-        <w:t>&gt;</w:t>
-      </w:r>
-      <w:r>
-        <w:rPr>
-          <w:rFonts w:ascii="Times New Roman" w:hAnsi="Times New Roman" w:cs="Times New Roman"/>
-          <w:i/>
-          <w:iCs/>
-          <w:sz w:val="21"/>
-          <w:szCs w:val="21"/>
-        </w:rPr>
-        <w:t>CA$1</w:t>
-      </w:r>
-      <w:r>
-        <w:rPr>
-          <w:rFonts w:ascii="Times New Roman" w:hAnsi="Times New Roman" w:cs="Times New Roman"/>
-          <w:i/>
-          <w:iCs/>
-          <w:sz w:val="21"/>
-          <w:szCs w:val="21"/>
-        </w:rPr>
-        <w:t>7</w:t>
-      </w:r>
-      <w:r>
-        <w:rPr>
-          <w:rFonts w:ascii="Times New Roman" w:hAnsi="Times New Roman" w:cs="Times New Roman"/>
-          <w:i/>
-          <w:iCs/>
-          <w:sz w:val="21"/>
-          <w:szCs w:val="21"/>
-        </w:rPr>
-        <w:t xml:space="preserve">0,000), covering </w:t>
-      </w:r>
-      <w:r>
-        <w:rPr>
-          <w:rFonts w:ascii="Times New Roman" w:hAnsi="Times New Roman" w:cs="Times New Roman"/>
-          <w:i/>
-          <w:iCs/>
-          <w:sz w:val="21"/>
-          <w:szCs w:val="21"/>
-        </w:rPr>
-        <w:t xml:space="preserve">living and </w:t>
-      </w:r>
-      <w:r>
-        <w:rPr>
-          <w:rFonts w:ascii="Times New Roman" w:hAnsi="Times New Roman" w:cs="Times New Roman"/>
-          <w:i/>
-          <w:iCs/>
-          <w:sz w:val="21"/>
-          <w:szCs w:val="21"/>
-        </w:rPr>
-        <w:t xml:space="preserve">tuition expenses (Québec resident rate through the France–Québec agreement). Not eligible for major Canadian federal doctoral awards during the first three years of the PhD due to international student status; eligibility restored following a policy </w:t>
-      </w:r>
-      <w:r>
-        <w:rPr>
-          <w:rFonts w:ascii="Times New Roman" w:hAnsi="Times New Roman" w:cs="Times New Roman"/>
-          <w:i/>
-          <w:iCs/>
-          <w:sz w:val="21"/>
-          <w:szCs w:val="21"/>
-        </w:rPr>
-        <w:t>in</w:t>
-      </w:r>
-      <w:r>
-        <w:rPr>
-          <w:rFonts w:ascii="Times New Roman" w:hAnsi="Times New Roman" w:cs="Times New Roman"/>
-          <w:i/>
-          <w:iCs/>
-          <w:sz w:val="21"/>
-          <w:szCs w:val="21"/>
-        </w:rPr>
-        <w:t xml:space="preserve"> 2026. Undergraduate and </w:t>
-      </w:r>
-      <w:r>
-        <w:rPr>
-          <w:rFonts w:ascii="Times New Roman" w:hAnsi="Times New Roman" w:cs="Times New Roman"/>
-          <w:i/>
-          <w:iCs/>
-          <w:sz w:val="21"/>
-          <w:szCs w:val="21"/>
-        </w:rPr>
-        <w:t>master’s</w:t>
-      </w:r>
-      <w:r>
-        <w:rPr>
-          <w:rFonts w:ascii="Times New Roman" w:hAnsi="Times New Roman" w:cs="Times New Roman"/>
-          <w:i/>
-          <w:iCs/>
-          <w:sz w:val="21"/>
-          <w:szCs w:val="21"/>
-        </w:rPr>
-        <w:t xml:space="preserve"> studies in France were fully state-funded based on financial need, explaining the absence of major fellowships; fund</w:t>
-      </w:r>
-      <w:r>
-        <w:rPr>
-          <w:rFonts w:ascii="Times New Roman" w:hAnsi="Times New Roman" w:cs="Times New Roman"/>
-          <w:i/>
-          <w:iCs/>
-          <w:sz w:val="21"/>
-          <w:szCs w:val="21"/>
-        </w:rPr>
-        <w:t xml:space="preserve">ed </w:t>
-      </w:r>
-      <w:r>
-        <w:rPr>
-          <w:rFonts w:ascii="Times New Roman" w:hAnsi="Times New Roman" w:cs="Times New Roman"/>
-          <w:i/>
-          <w:iCs/>
-          <w:sz w:val="21"/>
-          <w:szCs w:val="21"/>
-        </w:rPr>
-        <w:t>only to support stays in Switzerland.</w:t>
+        <w:t xml:space="preserve"> recognitions for excellence in research, teaching, and service across France, Canada, and Switzerland, spanning institutional to </w:t>
+      </w:r>
+      <w:r>
+        <w:rPr>
+          <w:rFonts w:ascii="Times New Roman" w:hAnsi="Times New Roman" w:cs="Times New Roman"/>
+          <w:i/>
+          <w:iCs/>
+          <w:sz w:val="21"/>
+          <w:szCs w:val="21"/>
+        </w:rPr>
+        <w:t>international</w:t>
+      </w:r>
+      <w:r>
+        <w:rPr>
+          <w:rFonts w:ascii="Times New Roman" w:hAnsi="Times New Roman" w:cs="Times New Roman"/>
+          <w:i/>
+          <w:iCs/>
+          <w:sz w:val="21"/>
+          <w:szCs w:val="21"/>
+        </w:rPr>
+        <w:t xml:space="preserve"> levels.</w:t>
       </w:r>
     </w:p>
     <w:p>
@@ -6661,7 +6479,7 @@
           <w:rFonts w:ascii="Times New Roman" w:hAnsi="Times New Roman" w:cs="Times New Roman"/>
           <w:sz w:val="21"/>
           <w:szCs w:val="21"/>
-          <w:lang w:val="en-CA"/>
+          <w:lang w:val="fr-CA"/>
         </w:rPr>
       </w:pPr>
       <w:r>
@@ -6767,7 +6585,7 @@
           <w:iCs/>
           <w:sz w:val="21"/>
           <w:szCs w:val="21"/>
-          <w:lang w:val="en-CA"/>
+          <w:lang w:val="fr-CA"/>
         </w:rPr>
         <w:t xml:space="preserve"> 2026</w:t>
       </w:r>
@@ -6778,43 +6596,61 @@
           <w:iCs/>
           <w:sz w:val="21"/>
           <w:szCs w:val="21"/>
-          <w:lang w:val="en-CA"/>
-        </w:rPr>
-        <w:tab/>
-      </w:r>
-      <w:r>
-        <w:rPr>
-          <w:rFonts w:ascii="Times New Roman" w:hAnsi="Times New Roman" w:cs="Times New Roman"/>
-          <w:sz w:val="21"/>
-          <w:szCs w:val="21"/>
-          <w:lang w:val="en-CA"/>
-        </w:rPr>
-        <w:t xml:space="preserve">Doctoral Research Scholarship – Fonds recherche Québec </w:t>
-      </w:r>
-      <w:r>
-        <w:rPr>
-          <w:rFonts w:ascii="Times New Roman" w:hAnsi="Times New Roman" w:cs="Times New Roman"/>
-          <w:sz w:val="21"/>
-          <w:szCs w:val="21"/>
-          <w:lang w:val="en-CA"/>
-        </w:rPr>
-        <w:t>San</w:t>
-      </w:r>
-      <w:r>
-        <w:rPr>
-          <w:rFonts w:ascii="Times New Roman" w:hAnsi="Times New Roman" w:cs="Times New Roman"/>
-          <w:sz w:val="21"/>
-          <w:szCs w:val="21"/>
-          <w:lang w:val="en-CA"/>
-        </w:rPr>
-        <w:t xml:space="preserve">té </w:t>
-      </w:r>
-      <w:r>
-        <w:rPr>
-          <w:rFonts w:ascii="Times New Roman" w:hAnsi="Times New Roman" w:cs="Times New Roman"/>
-          <w:sz w:val="21"/>
-          <w:szCs w:val="21"/>
-          <w:lang w:val="en-CA"/>
+          <w:lang w:val="fr-CA"/>
+        </w:rPr>
+        <w:tab/>
+      </w:r>
+      <w:r>
+        <w:rPr>
+          <w:rFonts w:ascii="Times New Roman" w:hAnsi="Times New Roman" w:cs="Times New Roman"/>
+          <w:sz w:val="21"/>
+          <w:szCs w:val="21"/>
+          <w:lang w:val="fr-CA"/>
+        </w:rPr>
+        <w:t xml:space="preserve">Doctoral Research Scholarship – Fonds </w:t>
+      </w:r>
+      <w:r>
+        <w:rPr>
+          <w:rFonts w:ascii="Times New Roman" w:hAnsi="Times New Roman" w:cs="Times New Roman"/>
+          <w:sz w:val="21"/>
+          <w:szCs w:val="21"/>
+          <w:lang w:val="fr-CA"/>
+        </w:rPr>
+        <w:t xml:space="preserve">de </w:t>
+      </w:r>
+      <w:r>
+        <w:rPr>
+          <w:rFonts w:ascii="Times New Roman" w:hAnsi="Times New Roman" w:cs="Times New Roman"/>
+          <w:sz w:val="21"/>
+          <w:szCs w:val="21"/>
+          <w:lang w:val="fr-CA"/>
+        </w:rPr>
+        <w:t xml:space="preserve">recherche </w:t>
+      </w:r>
+      <w:r>
+        <w:rPr>
+          <w:rFonts w:ascii="Times New Roman" w:hAnsi="Times New Roman" w:cs="Times New Roman"/>
+          <w:sz w:val="21"/>
+          <w:szCs w:val="21"/>
+          <w:lang w:val="fr-CA"/>
+        </w:rPr>
+        <w:t xml:space="preserve">du </w:t>
+      </w:r>
+      <w:r>
+        <w:rPr>
+          <w:rFonts w:ascii="Times New Roman" w:hAnsi="Times New Roman" w:cs="Times New Roman"/>
+          <w:sz w:val="21"/>
+          <w:szCs w:val="21"/>
+          <w:lang w:val="fr-CA"/>
+        </w:rPr>
+        <w:t xml:space="preserve">Québec </w:t>
+      </w:r>
+      <w:r>
+        <w:rPr>
+          <w:rFonts w:ascii="Times New Roman" w:hAnsi="Times New Roman" w:cs="Times New Roman"/>
+          <w:sz w:val="21"/>
+          <w:szCs w:val="21"/>
+          <w:lang w:val="fr-CA"/>
         </w:rPr>
         <w:t>(CA$</w:t>
       </w:r>
@@ -6823,7 +6659,7 @@
           <w:rFonts w:ascii="Times New Roman" w:hAnsi="Times New Roman" w:cs="Times New Roman"/>
           <w:sz w:val="21"/>
           <w:szCs w:val="21"/>
-          <w:lang w:val="en-CA"/>
+          <w:lang w:val="fr-CA"/>
         </w:rPr>
         <w:t>58</w:t>
       </w:r>
@@ -6832,7 +6668,7 @@
           <w:rFonts w:ascii="Times New Roman" w:hAnsi="Times New Roman" w:cs="Times New Roman"/>
           <w:sz w:val="21"/>
           <w:szCs w:val="21"/>
-          <w:lang w:val="en-CA"/>
+          <w:lang w:val="fr-CA"/>
         </w:rPr>
         <w:t>,</w:t>
       </w:r>
@@ -6841,7 +6677,7 @@
           <w:rFonts w:ascii="Times New Roman" w:hAnsi="Times New Roman" w:cs="Times New Roman"/>
           <w:sz w:val="21"/>
           <w:szCs w:val="21"/>
-          <w:lang w:val="en-CA"/>
+          <w:lang w:val="fr-CA"/>
         </w:rPr>
         <w:t>333</w:t>
       </w:r>
@@ -6850,7 +6686,7 @@
           <w:rFonts w:ascii="Times New Roman" w:hAnsi="Times New Roman" w:cs="Times New Roman"/>
           <w:sz w:val="21"/>
           <w:szCs w:val="21"/>
-          <w:lang w:val="en-CA"/>
+          <w:lang w:val="fr-CA"/>
         </w:rPr>
         <w:t>)</w:t>
       </w:r>
@@ -6859,18 +6695,18 @@
           <w:rFonts w:ascii="Times New Roman" w:hAnsi="Times New Roman" w:cs="Times New Roman"/>
           <w:sz w:val="21"/>
           <w:szCs w:val="21"/>
-          <w:lang w:val="en-CA"/>
-        </w:rPr>
-        <w:tab/>
-      </w:r>
-      <w:r>
-        <w:rPr>
-          <w:rFonts w:ascii="Times New Roman" w:hAnsi="Times New Roman" w:cs="Times New Roman"/>
-          <w:i/>
-          <w:iCs/>
-          <w:sz w:val="21"/>
-          <w:szCs w:val="21"/>
-          <w:lang w:val="en-CA"/>
+          <w:lang w:val="fr-CA"/>
+        </w:rPr>
+        <w:tab/>
+      </w:r>
+      <w:r>
+        <w:rPr>
+          <w:rFonts w:ascii="Times New Roman" w:hAnsi="Times New Roman" w:cs="Times New Roman"/>
+          <w:i/>
+          <w:iCs/>
+          <w:sz w:val="21"/>
+          <w:szCs w:val="21"/>
+          <w:lang w:val="fr-CA"/>
         </w:rPr>
         <w:t>Competitive</w:t>
       </w:r>
@@ -6896,6 +6732,7 @@
           <w:iCs/>
           <w:sz w:val="21"/>
           <w:szCs w:val="21"/>
+          <w:lang w:val="fr-CA"/>
         </w:rPr>
         <w:tab/>
       </w:r>
@@ -8243,7 +8080,6 @@
           <w:sz w:val="21"/>
           <w:szCs w:val="21"/>
         </w:rPr>
-        <w:lastRenderedPageBreak/>
         <w:tab/>
       </w:r>
       <w:r>
@@ -8568,6 +8404,7 @@
           <w:sz w:val="21"/>
           <w:szCs w:val="21"/>
         </w:rPr>
+        <w:lastRenderedPageBreak/>
         <w:tab/>
       </w:r>
       <w:r>
@@ -9976,27 +9813,6 @@
     </w:p>
     <w:p>
       <w:pPr>
-        <w:rPr>
-          <w:rFonts w:ascii="Times New Roman" w:hAnsi="Times New Roman" w:cs="Times New Roman"/>
-          <w:i/>
-          <w:iCs/>
-          <w:sz w:val="21"/>
-          <w:szCs w:val="21"/>
-        </w:rPr>
-      </w:pPr>
-      <w:r>
-        <w:rPr>
-          <w:rFonts w:ascii="Times New Roman" w:hAnsi="Times New Roman" w:cs="Times New Roman"/>
-          <w:i/>
-          <w:iCs/>
-          <w:sz w:val="21"/>
-          <w:szCs w:val="21"/>
-        </w:rPr>
-        <w:br w:type="page"/>
-      </w:r>
-    </w:p>
-    <w:p>
-      <w:pPr>
         <w:tabs>
           <w:tab w:val="right" w:pos="1701"/>
           <w:tab w:val="left" w:pos="1843"/>
@@ -10019,7 +9835,6 @@
           <w:sz w:val="21"/>
           <w:szCs w:val="21"/>
         </w:rPr>
-        <w:lastRenderedPageBreak/>
         <w:tab/>
         <w:t>2022</w:t>
       </w:r>
@@ -10484,7 +10299,18 @@
           <w:sz w:val="21"/>
           <w:szCs w:val="21"/>
         </w:rPr>
-        <w:t xml:space="preserve"> Collaboratively collected, analyzed, and presented data to clinical partners and international audiences from a project integrating motion capture, virtual reality (VR), and wearable technologies to develop a novel VR-based visual–sensory contribution to balance assessment. The project was part of a larger multicentric pilot trial evaluating the effectiveness of a single session of a technology-assisted fall prevention intervention for older adults. For this larger project, tasks included leading the LLUI arm of the trial, </w:t>
+        <w:t xml:space="preserve"> Collaboratively collected, analyzed, and presented data to clinical partners and international audiences from a project integrating motion capture, virtual reality (VR), and wearable technologies to develop a novel VR-based visual–sensory contribution to balance assessment. The project was part of a larger multicentric pilot trial evaluating the effectiveness </w:t>
+      </w:r>
+      <w:r>
+        <w:rPr>
+          <w:rFonts w:ascii="Times New Roman" w:hAnsi="Times New Roman" w:cs="Times New Roman"/>
+          <w:i/>
+          <w:iCs/>
+          <w:sz w:val="21"/>
+          <w:szCs w:val="21"/>
+        </w:rPr>
+        <w:lastRenderedPageBreak/>
+        <w:t xml:space="preserve">of a single session of a technology-assisted fall prevention intervention for older adults. For this larger project, tasks included leading the LLUI arm of the trial, </w:t>
       </w:r>
       <w:r>
         <w:rPr>
@@ -12051,7 +11877,6 @@
           <w:sz w:val="21"/>
           <w:szCs w:val="21"/>
         </w:rPr>
-        <w:lastRenderedPageBreak/>
         <w:tab/>
         <w:t>2018 – 2021</w:t>
       </w:r>
@@ -12268,6 +12093,27 @@
     </w:p>
     <w:p>
       <w:pPr>
+        <w:rPr>
+          <w:rFonts w:ascii="Times New Roman" w:hAnsi="Times New Roman" w:cs="Times New Roman"/>
+          <w:i/>
+          <w:iCs/>
+          <w:sz w:val="21"/>
+          <w:szCs w:val="21"/>
+        </w:rPr>
+      </w:pPr>
+      <w:r>
+        <w:rPr>
+          <w:rFonts w:ascii="Times New Roman" w:hAnsi="Times New Roman" w:cs="Times New Roman"/>
+          <w:i/>
+          <w:iCs/>
+          <w:sz w:val="21"/>
+          <w:szCs w:val="21"/>
+        </w:rPr>
+        <w:br w:type="page"/>
+      </w:r>
+    </w:p>
+    <w:p>
+      <w:pPr>
         <w:tabs>
           <w:tab w:val="right" w:pos="1701"/>
           <w:tab w:val="left" w:pos="1843"/>
@@ -12290,6 +12136,7 @@
           <w:sz w:val="21"/>
           <w:szCs w:val="21"/>
         </w:rPr>
+        <w:lastRenderedPageBreak/>
         <w:tab/>
       </w:r>
       <w:r>
@@ -13155,98 +13002,6 @@
         <w:jc w:val="both"/>
         <w:rPr>
           <w:rFonts w:ascii="Times New Roman" w:hAnsi="Times New Roman" w:cs="Times New Roman"/>
-          <w:i/>
-          <w:iCs/>
-          <w:sz w:val="21"/>
-          <w:szCs w:val="21"/>
-        </w:rPr>
-      </w:pPr>
-      <w:r>
-        <w:rPr>
-          <w:rFonts w:ascii="Times New Roman" w:hAnsi="Times New Roman" w:cs="Times New Roman"/>
-          <w:i/>
-          <w:iCs/>
-          <w:sz w:val="21"/>
-          <w:szCs w:val="21"/>
-          <w:u w:val="single"/>
-        </w:rPr>
-        <w:t>Responsibilities:</w:t>
-      </w:r>
-      <w:r>
-        <w:rPr>
-          <w:rFonts w:ascii="Times New Roman" w:hAnsi="Times New Roman" w:cs="Times New Roman"/>
-          <w:i/>
-          <w:iCs/>
-          <w:sz w:val="21"/>
-          <w:szCs w:val="21"/>
-        </w:rPr>
-        <w:t xml:space="preserve"> Developed and delivered </w:t>
-      </w:r>
-      <w:r>
-        <w:rPr>
-          <w:rFonts w:ascii="Times New Roman" w:hAnsi="Times New Roman" w:cs="Times New Roman"/>
-          <w:i/>
-          <w:iCs/>
-          <w:sz w:val="21"/>
-          <w:szCs w:val="21"/>
-        </w:rPr>
-        <w:t>4×</w:t>
-      </w:r>
-      <w:r>
-        <w:rPr>
-          <w:rFonts w:ascii="Times New Roman" w:hAnsi="Times New Roman" w:cs="Times New Roman"/>
-          <w:i/>
-          <w:iCs/>
-          <w:sz w:val="21"/>
-          <w:szCs w:val="21"/>
-        </w:rPr>
-        <w:t>20 hours of online courses on the basics of research methodology, with one part in the fall and the other in the winter. Activities included full course design (quizzes, final</w:t>
-      </w:r>
-      <w:r>
-        <w:rPr>
-          <w:rFonts w:ascii="Times New Roman" w:hAnsi="Times New Roman" w:cs="Times New Roman"/>
-          <w:i/>
-          <w:iCs/>
-          <w:sz w:val="21"/>
-          <w:szCs w:val="21"/>
-        </w:rPr>
-        <w:t>s</w:t>
-      </w:r>
-      <w:r>
-        <w:rPr>
-          <w:rFonts w:ascii="Times New Roman" w:hAnsi="Times New Roman" w:cs="Times New Roman"/>
-          <w:i/>
-          <w:iCs/>
-          <w:sz w:val="21"/>
-          <w:szCs w:val="21"/>
-        </w:rPr>
-        <w:t xml:space="preserve">, </w:t>
-      </w:r>
-      <w:r>
-        <w:rPr>
-          <w:rFonts w:ascii="Times New Roman" w:hAnsi="Times New Roman" w:cs="Times New Roman"/>
-          <w:i/>
-          <w:iCs/>
-          <w:sz w:val="21"/>
-          <w:szCs w:val="21"/>
-        </w:rPr>
-        <w:t>practical</w:t>
-      </w:r>
-      <w:r>
-        <w:rPr>
-          <w:rFonts w:ascii="Times New Roman" w:hAnsi="Times New Roman" w:cs="Times New Roman"/>
-          <w:i/>
-          <w:iCs/>
-          <w:sz w:val="21"/>
-          <w:szCs w:val="21"/>
-        </w:rPr>
-        <w:t>, and assignments), as well as coordination of guest lecturers.</w:t>
-      </w:r>
-    </w:p>
-    <w:p>
-      <w:pPr>
-        <w:rPr>
-          <w:rFonts w:ascii="Times New Roman" w:hAnsi="Times New Roman" w:cs="Times New Roman"/>
           <w:b/>
           <w:bCs/>
           <w:sz w:val="28"/>
@@ -13256,12 +13011,83 @@
       <w:r>
         <w:rPr>
           <w:rFonts w:ascii="Times New Roman" w:hAnsi="Times New Roman" w:cs="Times New Roman"/>
-          <w:b/>
-          <w:bCs/>
-          <w:sz w:val="28"/>
-          <w:szCs w:val="28"/>
-        </w:rPr>
-        <w:br w:type="page"/>
+          <w:i/>
+          <w:iCs/>
+          <w:sz w:val="21"/>
+          <w:szCs w:val="21"/>
+          <w:u w:val="single"/>
+        </w:rPr>
+        <w:t>Responsibilities:</w:t>
+      </w:r>
+      <w:r>
+        <w:rPr>
+          <w:rFonts w:ascii="Times New Roman" w:hAnsi="Times New Roman" w:cs="Times New Roman"/>
+          <w:i/>
+          <w:iCs/>
+          <w:sz w:val="21"/>
+          <w:szCs w:val="21"/>
+        </w:rPr>
+        <w:t xml:space="preserve"> Developed and delivered </w:t>
+      </w:r>
+      <w:r>
+        <w:rPr>
+          <w:rFonts w:ascii="Times New Roman" w:hAnsi="Times New Roman" w:cs="Times New Roman"/>
+          <w:i/>
+          <w:iCs/>
+          <w:sz w:val="21"/>
+          <w:szCs w:val="21"/>
+        </w:rPr>
+        <w:t>4×</w:t>
+      </w:r>
+      <w:r>
+        <w:rPr>
+          <w:rFonts w:ascii="Times New Roman" w:hAnsi="Times New Roman" w:cs="Times New Roman"/>
+          <w:i/>
+          <w:iCs/>
+          <w:sz w:val="21"/>
+          <w:szCs w:val="21"/>
+        </w:rPr>
+        <w:t>20 hours of online courses on the basics of research methodology, with one part in the fall and the other in the winter. Activities included full course design (quizzes, final</w:t>
+      </w:r>
+      <w:r>
+        <w:rPr>
+          <w:rFonts w:ascii="Times New Roman" w:hAnsi="Times New Roman" w:cs="Times New Roman"/>
+          <w:i/>
+          <w:iCs/>
+          <w:sz w:val="21"/>
+          <w:szCs w:val="21"/>
+        </w:rPr>
+        <w:t>s</w:t>
+      </w:r>
+      <w:r>
+        <w:rPr>
+          <w:rFonts w:ascii="Times New Roman" w:hAnsi="Times New Roman" w:cs="Times New Roman"/>
+          <w:i/>
+          <w:iCs/>
+          <w:sz w:val="21"/>
+          <w:szCs w:val="21"/>
+        </w:rPr>
+        <w:t xml:space="preserve">, </w:t>
+      </w:r>
+      <w:r>
+        <w:rPr>
+          <w:rFonts w:ascii="Times New Roman" w:hAnsi="Times New Roman" w:cs="Times New Roman"/>
+          <w:i/>
+          <w:iCs/>
+          <w:sz w:val="21"/>
+          <w:szCs w:val="21"/>
+        </w:rPr>
+        <w:t>practical</w:t>
+      </w:r>
+      <w:r>
+        <w:rPr>
+          <w:rFonts w:ascii="Times New Roman" w:hAnsi="Times New Roman" w:cs="Times New Roman"/>
+          <w:i/>
+          <w:iCs/>
+          <w:sz w:val="21"/>
+          <w:szCs w:val="21"/>
+        </w:rPr>
+        <w:t>, and assignments), as well as coordination of guest lecturers.</w:t>
       </w:r>
     </w:p>
     <w:p>
@@ -13288,7 +13114,6 @@
           <w:sz w:val="28"/>
           <w:szCs w:val="28"/>
         </w:rPr>
-        <w:lastRenderedPageBreak/>
         <w:tab/>
       </w:r>
       <w:r>
@@ -14129,7 +13954,7 @@
           <w:iCs/>
           <w:sz w:val="21"/>
           <w:szCs w:val="21"/>
-          <w:lang w:val="en-CA"/>
+          <w:lang w:val="fr-CA"/>
         </w:rPr>
         <w:t>J.</w:t>
       </w:r>
@@ -14140,7 +13965,7 @@
           <w:iCs/>
           <w:sz w:val="21"/>
           <w:szCs w:val="21"/>
-          <w:lang w:val="en-CA"/>
+          <w:lang w:val="fr-CA"/>
         </w:rPr>
         <w:t>0</w:t>
       </w:r>
@@ -14151,7 +13976,7 @@
           <w:iCs/>
           <w:sz w:val="21"/>
           <w:szCs w:val="21"/>
-          <w:lang w:val="en-CA"/>
+          <w:lang w:val="fr-CA"/>
         </w:rPr>
         <w:t>9</w:t>
       </w:r>
@@ -14162,7 +13987,7 @@
           <w:bCs/>
           <w:sz w:val="21"/>
           <w:szCs w:val="21"/>
-          <w:lang w:val="en-CA"/>
+          <w:lang w:val="fr-CA"/>
         </w:rPr>
         <w:tab/>
       </w:r>
@@ -14172,7 +13997,7 @@
           <w:sz w:val="21"/>
           <w:szCs w:val="21"/>
           <w:u w:val="single"/>
-          <w:lang w:val="en-CA"/>
+          <w:lang w:val="fr-CA"/>
         </w:rPr>
         <w:t>Dahlia Leibovich</w:t>
       </w:r>
@@ -14181,7 +14006,7 @@
           <w:rFonts w:ascii="Times New Roman" w:hAnsi="Times New Roman" w:cs="Times New Roman"/>
           <w:sz w:val="21"/>
           <w:szCs w:val="21"/>
-          <w:lang w:val="en-CA"/>
+          <w:lang w:val="fr-CA"/>
         </w:rPr>
         <w:t xml:space="preserve">, </w:t>
       </w:r>
@@ -14192,7 +14017,7 @@
           <w:bCs/>
           <w:sz w:val="21"/>
           <w:szCs w:val="21"/>
-          <w:lang w:val="en-CA"/>
+          <w:lang w:val="fr-CA"/>
         </w:rPr>
         <w:t>Cyrille E. Mvomo</w:t>
       </w:r>
@@ -14201,7 +14026,7 @@
           <w:rFonts w:ascii="Times New Roman" w:hAnsi="Times New Roman" w:cs="Times New Roman"/>
           <w:sz w:val="21"/>
           <w:szCs w:val="21"/>
-          <w:lang w:val="en-CA"/>
+          <w:lang w:val="fr-CA"/>
         </w:rPr>
         <w:t xml:space="preserve">, </w:t>
       </w:r>
@@ -14211,7 +14036,7 @@
           <w:sz w:val="21"/>
           <w:szCs w:val="21"/>
           <w:u w:val="single"/>
-          <w:lang w:val="en-CA"/>
+          <w:lang w:val="fr-CA"/>
         </w:rPr>
         <w:t>Laura Higuita</w:t>
       </w:r>
@@ -14220,7 +14045,7 @@
           <w:rFonts w:ascii="Times New Roman" w:hAnsi="Times New Roman" w:cs="Times New Roman"/>
           <w:sz w:val="21"/>
           <w:szCs w:val="21"/>
-          <w:lang w:val="en-CA"/>
+          <w:lang w:val="fr-CA"/>
         </w:rPr>
         <w:t xml:space="preserve">, </w:t>
       </w:r>
@@ -14230,7 +14055,7 @@
           <w:sz w:val="21"/>
           <w:szCs w:val="21"/>
           <w:u w:val="single"/>
-          <w:lang w:val="en-CA"/>
+          <w:lang w:val="fr-CA"/>
         </w:rPr>
         <w:t>Justin Wu</w:t>
       </w:r>
@@ -14239,7 +14064,35 @@
           <w:rFonts w:ascii="Times New Roman" w:hAnsi="Times New Roman" w:cs="Times New Roman"/>
           <w:sz w:val="21"/>
           <w:szCs w:val="21"/>
-          <w:lang w:val="en-CA"/>
+          <w:lang w:val="fr-CA"/>
+        </w:rPr>
+        <w:t>,</w:t>
+      </w:r>
+      <w:r>
+        <w:rPr>
+          <w:rFonts w:ascii="Times New Roman" w:hAnsi="Times New Roman" w:cs="Times New Roman"/>
+          <w:sz w:val="21"/>
+          <w:szCs w:val="21"/>
+          <w:lang w:val="fr-CA"/>
+        </w:rPr>
+        <w:t xml:space="preserve"> </w:t>
+      </w:r>
+      <w:r>
+        <w:rPr>
+          <w:rFonts w:ascii="Times New Roman" w:hAnsi="Times New Roman" w:cs="Times New Roman"/>
+          <w:sz w:val="21"/>
+          <w:szCs w:val="21"/>
+          <w:u w:val="single"/>
+          <w:lang w:val="fr-CA"/>
+        </w:rPr>
+        <w:t>Ciara Truong</w:t>
+      </w:r>
+      <w:r>
+        <w:rPr>
+          <w:rFonts w:ascii="Times New Roman" w:hAnsi="Times New Roman" w:cs="Times New Roman"/>
+          <w:sz w:val="21"/>
+          <w:szCs w:val="21"/>
+          <w:lang w:val="fr-CA"/>
         </w:rPr>
         <w:t xml:space="preserve">, </w:t>
       </w:r>
@@ -14249,16 +14102,16 @@
           <w:sz w:val="21"/>
           <w:szCs w:val="21"/>
           <w:u w:val="single"/>
-          <w:lang w:val="en-CA"/>
-        </w:rPr>
-        <w:t>Bryana Catedral-Sansalone</w:t>
-      </w:r>
-      <w:r>
-        <w:rPr>
-          <w:rFonts w:ascii="Times New Roman" w:hAnsi="Times New Roman" w:cs="Times New Roman"/>
-          <w:sz w:val="21"/>
-          <w:szCs w:val="21"/>
-          <w:lang w:val="en-CA"/>
+          <w:lang w:val="fr-CA"/>
+        </w:rPr>
+        <w:t>Ines Nunes Loureiro</w:t>
+      </w:r>
+      <w:r>
+        <w:rPr>
+          <w:rFonts w:ascii="Times New Roman" w:hAnsi="Times New Roman" w:cs="Times New Roman"/>
+          <w:sz w:val="21"/>
+          <w:szCs w:val="21"/>
+          <w:lang w:val="fr-CA"/>
         </w:rPr>
         <w:t xml:space="preserve">, </w:t>
       </w:r>
@@ -14267,45 +14120,7 @@
           <w:rFonts w:ascii="Times New Roman" w:hAnsi="Times New Roman" w:cs="Times New Roman"/>
           <w:sz w:val="21"/>
           <w:szCs w:val="21"/>
-          <w:u w:val="single"/>
-          <w:lang w:val="en-CA"/>
-        </w:rPr>
-        <w:t>Ciara Truong</w:t>
-      </w:r>
-      <w:r>
-        <w:rPr>
-          <w:rFonts w:ascii="Times New Roman" w:hAnsi="Times New Roman" w:cs="Times New Roman"/>
-          <w:sz w:val="21"/>
-          <w:szCs w:val="21"/>
-          <w:lang w:val="en-CA"/>
-        </w:rPr>
-        <w:t xml:space="preserve">, </w:t>
-      </w:r>
-      <w:r>
-        <w:rPr>
-          <w:rFonts w:ascii="Times New Roman" w:hAnsi="Times New Roman" w:cs="Times New Roman"/>
-          <w:sz w:val="21"/>
-          <w:szCs w:val="21"/>
-          <w:u w:val="single"/>
-          <w:lang w:val="en-CA"/>
-        </w:rPr>
-        <w:t>Ines Nunes Loureiro</w:t>
-      </w:r>
-      <w:r>
-        <w:rPr>
-          <w:rFonts w:ascii="Times New Roman" w:hAnsi="Times New Roman" w:cs="Times New Roman"/>
-          <w:sz w:val="21"/>
-          <w:szCs w:val="21"/>
-          <w:lang w:val="en-CA"/>
-        </w:rPr>
-        <w:t xml:space="preserve">, </w:t>
-      </w:r>
-      <w:r>
-        <w:rPr>
-          <w:rFonts w:ascii="Times New Roman" w:hAnsi="Times New Roman" w:cs="Times New Roman"/>
-          <w:sz w:val="21"/>
-          <w:szCs w:val="21"/>
-          <w:lang w:val="en-CA"/>
+          <w:lang w:val="fr-CA"/>
         </w:rPr>
         <w:t xml:space="preserve">Alexandra Potvin-Desrochers, Caroline Paquette. </w:t>
       </w:r>
@@ -14774,6 +14589,7 @@
           <w:sz w:val="21"/>
           <w:szCs w:val="21"/>
         </w:rPr>
+        <w:lastRenderedPageBreak/>
         <w:tab/>
       </w:r>
       <w:r>
@@ -15388,51 +15204,7 @@
           <w:szCs w:val="21"/>
           <w:lang w:val="en-CA"/>
         </w:rPr>
-        <w:t xml:space="preserve"> (impact factor 2.4). </w:t>
-      </w:r>
-      <w:r>
-        <w:rPr>
-          <w:rFonts w:ascii="Times New Roman" w:hAnsi="Times New Roman" w:cs="Times New Roman"/>
-          <w:b/>
-          <w:bCs/>
-          <w:i/>
-          <w:iCs/>
-          <w:sz w:val="21"/>
-          <w:szCs w:val="21"/>
-          <w:lang w:val="en-CA"/>
-        </w:rPr>
-        <w:t>[</w:t>
-      </w:r>
-      <w:hyperlink r:id="rId101" w:history="1">
-        <w:r>
-          <w:rPr>
-            <w:rStyle w:val="Hyperlink"/>
-            <w:rFonts w:ascii="Times New Roman" w:hAnsi="Times New Roman" w:cs="Times New Roman"/>
-            <w:b/>
-            <w:bCs/>
-            <w:i/>
-            <w:iCs/>
-            <w:color w:val="C00000"/>
-            <w:sz w:val="21"/>
-            <w:szCs w:val="21"/>
-            <w:u w:val="none"/>
-            <w:lang w:val="en-CA"/>
-          </w:rPr>
-          <w:t>submission by May 30 for Giladi Special Issue (extended deadline)</w:t>
-        </w:r>
-      </w:hyperlink>
-      <w:r>
-        <w:rPr>
-          <w:rFonts w:ascii="Times New Roman" w:hAnsi="Times New Roman" w:cs="Times New Roman"/>
-          <w:b/>
-          <w:bCs/>
-          <w:i/>
-          <w:iCs/>
-          <w:sz w:val="21"/>
-          <w:szCs w:val="21"/>
-          <w:lang w:val="en-CA"/>
-        </w:rPr>
-        <w:t>]</w:t>
+        <w:t xml:space="preserve"> (impact factor 2.4).</w:t>
       </w:r>
     </w:p>
     <w:p>
@@ -15594,7 +15366,7 @@
         </w:rPr>
         <w:t xml:space="preserve"> (2026). </w:t>
       </w:r>
-      <w:hyperlink r:id="rId102" w:history="1">
+      <w:hyperlink r:id="rId101" w:history="1">
         <w:r>
           <w:rPr>
             <w:rStyle w:val="Hyperlink"/>
@@ -15858,7 +15630,7 @@
         </w:rPr>
         <w:t xml:space="preserve"> (2026). </w:t>
       </w:r>
-      <w:hyperlink r:id="rId103" w:history="1">
+      <w:hyperlink r:id="rId102" w:history="1">
         <w:r>
           <w:rPr>
             <w:rStyle w:val="Hyperlink"/>
@@ -16126,7 +15898,7 @@
         </w:rPr>
         <w:t xml:space="preserve"> (2026). </w:t>
       </w:r>
-      <w:hyperlink r:id="rId104" w:history="1">
+      <w:hyperlink r:id="rId103" w:history="1">
         <w:r>
           <w:rPr>
             <w:rStyle w:val="Hyperlink"/>
@@ -16153,7 +15925,7 @@
         </w:rPr>
         <w:t xml:space="preserve"> (impact factor 4.5). </w:t>
       </w:r>
-      <w:hyperlink r:id="rId105" w:history="1">
+      <w:hyperlink r:id="rId104" w:history="1">
         <w:r>
           <w:rPr>
             <w:rStyle w:val="Hyperlink"/>
@@ -16228,7 +16000,7 @@
         </w:rPr>
         <w:t>[</w:t>
       </w:r>
-      <w:hyperlink r:id="rId106" w:history="1">
+      <w:hyperlink r:id="rId105" w:history="1">
         <w:r>
           <w:rPr>
             <w:rStyle w:val="Hyperlink"/>
@@ -16537,7 +16309,7 @@
         </w:rPr>
         <w:t>[</w:t>
       </w:r>
-      <w:hyperlink r:id="rId107" w:history="1">
+      <w:hyperlink r:id="rId106" w:history="1">
         <w:r>
           <w:rPr>
             <w:rStyle w:val="Hyperlink"/>
@@ -16581,7 +16353,6 @@
           <w:sz w:val="21"/>
           <w:szCs w:val="21"/>
         </w:rPr>
-        <w:lastRenderedPageBreak/>
         <w:tab/>
       </w:r>
       <w:r>
@@ -16705,85 +16476,6 @@
           <w:tab w:val="left" w:pos="1843"/>
           <w:tab w:val="right" w:pos="9356"/>
         </w:tabs>
-        <w:spacing w:before="160" w:after="0" w:line="240" w:lineRule="auto"/>
-        <w:ind w:left="1843"/>
-        <w:jc w:val="center"/>
-        <w:rPr>
-          <w:rFonts w:ascii="Times New Roman" w:hAnsi="Times New Roman" w:cs="Times New Roman"/>
-          <w:i/>
-          <w:iCs/>
-          <w:sz w:val="21"/>
-          <w:szCs w:val="21"/>
-        </w:rPr>
-      </w:pPr>
-      <w:r>
-        <w:rPr>
-          <w:rFonts w:ascii="Times New Roman" w:hAnsi="Times New Roman" w:cs="Times New Roman"/>
-          <w:i/>
-          <w:iCs/>
-          <w:sz w:val="21"/>
-          <w:szCs w:val="21"/>
-        </w:rPr>
-        <w:t>1</w:t>
-      </w:r>
-      <w:r>
-        <w:rPr>
-          <w:rFonts w:ascii="Times New Roman" w:hAnsi="Times New Roman" w:cs="Times New Roman"/>
-          <w:i/>
-          <w:iCs/>
-          <w:sz w:val="21"/>
-          <w:szCs w:val="21"/>
-        </w:rPr>
-        <w:t xml:space="preserve"> </w:t>
-      </w:r>
-      <w:r>
-        <w:rPr>
-          <w:rFonts w:ascii="Times New Roman" w:hAnsi="Times New Roman" w:cs="Times New Roman"/>
-          <w:i/>
-          <w:iCs/>
-          <w:sz w:val="21"/>
-          <w:szCs w:val="21"/>
-        </w:rPr>
-        <w:t>conference</w:t>
-      </w:r>
-      <w:r>
-        <w:rPr>
-          <w:rFonts w:ascii="Times New Roman" w:hAnsi="Times New Roman" w:cs="Times New Roman"/>
-          <w:i/>
-          <w:iCs/>
-          <w:sz w:val="21"/>
-          <w:szCs w:val="21"/>
-        </w:rPr>
-        <w:t xml:space="preserve"> </w:t>
-      </w:r>
-      <w:r>
-        <w:rPr>
-          <w:rFonts w:ascii="Times New Roman" w:hAnsi="Times New Roman" w:cs="Times New Roman"/>
-          <w:i/>
-          <w:iCs/>
-          <w:sz w:val="21"/>
-          <w:szCs w:val="21"/>
-        </w:rPr>
-        <w:t>paper</w:t>
-      </w:r>
-      <w:r>
-        <w:rPr>
-          <w:rFonts w:ascii="Times New Roman" w:hAnsi="Times New Roman" w:cs="Times New Roman"/>
-          <w:i/>
-          <w:iCs/>
-          <w:sz w:val="21"/>
-          <w:szCs w:val="21"/>
-        </w:rPr>
-        <w:t xml:space="preserve"> (1 published)</w:t>
-      </w:r>
-    </w:p>
-    <w:p>
-      <w:pPr>
-        <w:tabs>
-          <w:tab w:val="right" w:pos="1701"/>
-          <w:tab w:val="left" w:pos="1843"/>
-          <w:tab w:val="right" w:pos="9356"/>
-        </w:tabs>
         <w:spacing w:before="80" w:after="0" w:line="240" w:lineRule="auto"/>
         <w:ind w:left="1843" w:hanging="1843"/>
         <w:jc w:val="both"/>
@@ -17092,7 +16784,7 @@
         </w:rPr>
         <w:t>[</w:t>
       </w:r>
-      <w:hyperlink r:id="rId108" w:history="1">
+      <w:hyperlink r:id="rId107" w:history="1">
         <w:r>
           <w:rPr>
             <w:rStyle w:val="Hyperlink"/>
@@ -17280,1064 +16972,6 @@
           <w:lang w:val="en-CA"/>
         </w:rPr>
         <w:t>Top venue in Heath Informatics]</w:t>
-      </w:r>
-    </w:p>
-    <w:p>
-      <w:pPr>
-        <w:tabs>
-          <w:tab w:val="right" w:pos="1701"/>
-          <w:tab w:val="left" w:pos="1843"/>
-          <w:tab w:val="right" w:pos="9356"/>
-        </w:tabs>
-        <w:spacing w:before="240" w:after="0" w:line="240" w:lineRule="auto"/>
-        <w:rPr>
-          <w:rFonts w:ascii="Times New Roman" w:hAnsi="Times New Roman" w:cs="Times New Roman"/>
-          <w:i/>
-          <w:iCs/>
-          <w:sz w:val="21"/>
-          <w:szCs w:val="21"/>
-        </w:rPr>
-      </w:pPr>
-      <w:r>
-        <w:rPr>
-          <w:rFonts w:ascii="Times New Roman" w:hAnsi="Times New Roman" w:cs="Times New Roman"/>
-          <w:i/>
-          <w:iCs/>
-          <w:sz w:val="21"/>
-          <w:szCs w:val="21"/>
-        </w:rPr>
-        <w:tab/>
-      </w:r>
-      <w:r>
-        <w:rPr>
-          <w:rFonts w:ascii="Times New Roman" w:hAnsi="Times New Roman" w:cs="Times New Roman"/>
-          <w:i/>
-          <w:iCs/>
-          <w:sz w:val="21"/>
-          <w:szCs w:val="21"/>
-        </w:rPr>
-        <w:tab/>
-      </w:r>
-      <w:r>
-        <w:rPr>
-          <w:rFonts w:ascii="Times New Roman" w:hAnsi="Times New Roman" w:cs="Times New Roman"/>
-          <w:b/>
-          <w:bCs/>
-          <w:noProof/>
-          <w:sz w:val="21"/>
-          <w:szCs w:val="21"/>
-        </w:rPr>
-        <mc:AlternateContent>
-          <mc:Choice Requires="wps">
-            <w:drawing>
-              <wp:inline distT="0" distB="0" distL="0" distR="0" wp14:anchorId="6C769118" wp14:editId="1BA92DCC">
-                <wp:extent cx="5152644" cy="203931"/>
-                <wp:effectExtent l="0" t="0" r="3810" b="0"/>
-                <wp:docPr id="433412001" name="Text Box 17"/>
-                <wp:cNvGraphicFramePr/>
-                <a:graphic xmlns:a="http://schemas.openxmlformats.org/drawingml/2006/main">
-                  <a:graphicData uri="http://schemas.microsoft.com/office/word/2010/wordprocessingShape">
-                    <wps:wsp>
-                      <wps:cNvSpPr txBox="1"/>
-                      <wps:spPr>
-                        <a:xfrm>
-                          <a:off x="0" y="0"/>
-                          <a:ext cx="5152644" cy="203931"/>
-                        </a:xfrm>
-                        <a:prstGeom prst="rect">
-                          <a:avLst/>
-                        </a:prstGeom>
-                        <a:noFill/>
-                        <a:ln w="6350">
-                          <a:noFill/>
-                        </a:ln>
-                      </wps:spPr>
-                      <wps:txbx>
-                        <w:txbxContent>
-                          <w:p>
-                            <w:pPr>
-                              <w:pBdr>
-                                <w:bottom w:val="single" w:sz="4" w:space="0" w:color="auto"/>
-                              </w:pBdr>
-                              <w:spacing w:after="0"/>
-                              <w:rPr>
-                                <w:sz w:val="21"/>
-                                <w:szCs w:val="21"/>
-                              </w:rPr>
-                            </w:pPr>
-                            <w:r>
-                              <w:rPr>
-                                <w:rFonts w:ascii="Times New Roman" w:hAnsi="Times New Roman" w:cs="Times New Roman"/>
-                                <w:sz w:val="21"/>
-                                <w:szCs w:val="21"/>
-                              </w:rPr>
-                              <w:t xml:space="preserve">Books </w:t>
-                            </w:r>
-                            <w:r>
-                              <w:rPr>
-                                <w:rFonts w:ascii="Times New Roman" w:hAnsi="Times New Roman" w:cs="Times New Roman"/>
-                                <w:sz w:val="21"/>
-                                <w:szCs w:val="21"/>
-                              </w:rPr>
-                              <w:t xml:space="preserve">Contributions </w:t>
-                            </w:r>
-                            <w:r>
-                              <w:rPr>
-                                <w:rFonts w:ascii="Times New Roman" w:hAnsi="Times New Roman" w:cs="Times New Roman"/>
-                                <w:sz w:val="21"/>
-                                <w:szCs w:val="21"/>
-                              </w:rPr>
-                              <w:t>(B)</w:t>
-                            </w:r>
-                          </w:p>
-                        </w:txbxContent>
-                      </wps:txbx>
-                      <wps:bodyPr rot="0" spcFirstLastPara="0" vertOverflow="overflow" horzOverflow="overflow" vert="horz" wrap="square" lIns="0" tIns="0" rIns="0" bIns="0" numCol="1" spcCol="0" rtlCol="0" fromWordArt="0" anchor="ctr" anchorCtr="0" forceAA="0" compatLnSpc="1">
-                        <a:prstTxWarp prst="textNoShape">
-                          <a:avLst/>
-                        </a:prstTxWarp>
-                        <a:noAutofit/>
-                      </wps:bodyPr>
-                    </wps:wsp>
-                  </a:graphicData>
-                </a:graphic>
-              </wp:inline>
-            </w:drawing>
-          </mc:Choice>
-          <mc:Fallback>
-            <w:pict>
-              <v:shape w14:anchorId="6C769118" id="_x0000_s1036" type="#_x0000_t202" style="width:405.7pt;height:16.05pt;visibility:visible;mso-wrap-style:square;mso-left-percent:-10001;mso-top-percent:-10001;mso-position-horizontal:absolute;mso-position-horizontal-relative:char;mso-position-vertical:absolute;mso-position-vertical-relative:line;mso-left-percent:-10001;mso-top-percent:-10001;v-text-anchor:middle" o:gfxdata="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" filled="f" stroked="f" strokeweight=".5pt">
-                <v:textbox inset="0,0,0,0">
-                  <w:txbxContent>
-                    <w:p>
-                      <w:pPr>
-                        <w:pBdr>
-                          <w:bottom w:val="single" w:sz="4" w:space="0" w:color="auto"/>
-                        </w:pBdr>
-                        <w:spacing w:after="0"/>
-                        <w:rPr>
-                          <w:sz w:val="21"/>
-                          <w:szCs w:val="21"/>
-                        </w:rPr>
-                      </w:pPr>
-                      <w:r>
-                        <w:rPr>
-                          <w:rFonts w:ascii="Times New Roman" w:hAnsi="Times New Roman" w:cs="Times New Roman"/>
-                          <w:sz w:val="21"/>
-                          <w:szCs w:val="21"/>
-                        </w:rPr>
-                        <w:t xml:space="preserve">Books </w:t>
-                      </w:r>
-                      <w:r>
-                        <w:rPr>
-                          <w:rFonts w:ascii="Times New Roman" w:hAnsi="Times New Roman" w:cs="Times New Roman"/>
-                          <w:sz w:val="21"/>
-                          <w:szCs w:val="21"/>
-                        </w:rPr>
-                        <w:t xml:space="preserve">Contributions </w:t>
-                      </w:r>
-                      <w:r>
-                        <w:rPr>
-                          <w:rFonts w:ascii="Times New Roman" w:hAnsi="Times New Roman" w:cs="Times New Roman"/>
-                          <w:sz w:val="21"/>
-                          <w:szCs w:val="21"/>
-                        </w:rPr>
-                        <w:t>(B)</w:t>
-                      </w:r>
-                    </w:p>
-                  </w:txbxContent>
-                </v:textbox>
-                <w10:anchorlock/>
-              </v:shape>
-            </w:pict>
-          </mc:Fallback>
-        </mc:AlternateContent>
-      </w:r>
-    </w:p>
-    <w:p>
-      <w:pPr>
-        <w:tabs>
-          <w:tab w:val="right" w:pos="1701"/>
-          <w:tab w:val="left" w:pos="1843"/>
-          <w:tab w:val="right" w:pos="9356"/>
-        </w:tabs>
-        <w:spacing w:before="160" w:after="0" w:line="240" w:lineRule="auto"/>
-        <w:ind w:left="1843"/>
-        <w:jc w:val="center"/>
-        <w:rPr>
-          <w:rFonts w:ascii="Times New Roman" w:hAnsi="Times New Roman" w:cs="Times New Roman"/>
-          <w:i/>
-          <w:iCs/>
-          <w:sz w:val="21"/>
-          <w:szCs w:val="21"/>
-        </w:rPr>
-      </w:pPr>
-      <w:r>
-        <w:rPr>
-          <w:rFonts w:ascii="Times New Roman" w:hAnsi="Times New Roman" w:cs="Times New Roman"/>
-          <w:i/>
-          <w:iCs/>
-          <w:sz w:val="21"/>
-          <w:szCs w:val="21"/>
-        </w:rPr>
-        <w:t>2</w:t>
-      </w:r>
-      <w:r>
-        <w:rPr>
-          <w:rFonts w:ascii="Times New Roman" w:hAnsi="Times New Roman" w:cs="Times New Roman"/>
-          <w:i/>
-          <w:iCs/>
-          <w:sz w:val="21"/>
-          <w:szCs w:val="21"/>
-        </w:rPr>
-        <w:t xml:space="preserve"> </w:t>
-      </w:r>
-      <w:r>
-        <w:rPr>
-          <w:rFonts w:ascii="Times New Roman" w:hAnsi="Times New Roman" w:cs="Times New Roman"/>
-          <w:i/>
-          <w:iCs/>
-          <w:sz w:val="21"/>
-          <w:szCs w:val="21"/>
-        </w:rPr>
-        <w:t>book chapter contribution</w:t>
-      </w:r>
-      <w:r>
-        <w:rPr>
-          <w:rFonts w:ascii="Times New Roman" w:hAnsi="Times New Roman" w:cs="Times New Roman"/>
-          <w:i/>
-          <w:iCs/>
-          <w:sz w:val="21"/>
-          <w:szCs w:val="21"/>
-        </w:rPr>
-        <w:t xml:space="preserve"> (</w:t>
-      </w:r>
-      <w:r>
-        <w:rPr>
-          <w:rFonts w:ascii="Times New Roman" w:hAnsi="Times New Roman" w:cs="Times New Roman"/>
-          <w:i/>
-          <w:iCs/>
-          <w:sz w:val="21"/>
-          <w:szCs w:val="21"/>
-        </w:rPr>
-        <w:t xml:space="preserve">1 published and </w:t>
-      </w:r>
-      <w:r>
-        <w:rPr>
-          <w:rFonts w:ascii="Times New Roman" w:hAnsi="Times New Roman" w:cs="Times New Roman"/>
-          <w:i/>
-          <w:iCs/>
-          <w:sz w:val="21"/>
-          <w:szCs w:val="21"/>
-        </w:rPr>
-        <w:t>1</w:t>
-      </w:r>
-      <w:r>
-        <w:rPr>
-          <w:rFonts w:ascii="Times New Roman" w:hAnsi="Times New Roman" w:cs="Times New Roman"/>
-          <w:i/>
-          <w:iCs/>
-          <w:sz w:val="21"/>
-          <w:szCs w:val="21"/>
-        </w:rPr>
-        <w:t xml:space="preserve"> under review)</w:t>
-      </w:r>
-    </w:p>
-    <w:p>
-      <w:pPr>
-        <w:tabs>
-          <w:tab w:val="right" w:pos="1701"/>
-          <w:tab w:val="left" w:pos="1843"/>
-          <w:tab w:val="right" w:pos="9356"/>
-        </w:tabs>
-        <w:spacing w:before="160" w:after="0" w:line="240" w:lineRule="auto"/>
-        <w:ind w:left="1843" w:hanging="1843"/>
-        <w:jc w:val="both"/>
-        <w:rPr>
-          <w:rFonts w:ascii="Times New Roman" w:hAnsi="Times New Roman" w:cs="Times New Roman"/>
-          <w:i/>
-          <w:iCs/>
-          <w:sz w:val="21"/>
-          <w:szCs w:val="21"/>
-          <w:lang w:val="en-CA"/>
-        </w:rPr>
-      </w:pPr>
-      <w:r>
-        <w:rPr>
-          <w:rFonts w:ascii="Times New Roman" w:hAnsi="Times New Roman" w:cs="Times New Roman"/>
-          <w:b/>
-          <w:bCs/>
-          <w:sz w:val="21"/>
-          <w:szCs w:val="21"/>
-        </w:rPr>
-        <w:tab/>
-      </w:r>
-      <w:r>
-        <w:rPr>
-          <w:rFonts w:ascii="Times New Roman" w:hAnsi="Times New Roman" w:cs="Times New Roman"/>
-          <w:i/>
-          <w:iCs/>
-          <w:noProof/>
-          <w:sz w:val="21"/>
-          <w:szCs w:val="21"/>
-        </w:rPr>
-        <w:drawing>
-          <wp:inline distT="0" distB="0" distL="0" distR="0" wp14:anchorId="444EAA20" wp14:editId="18E15E40">
-            <wp:extent cx="108000" cy="108000"/>
-            <wp:effectExtent l="0" t="0" r="6350" b="6350"/>
-            <wp:docPr id="1799132869" name="Graphic 2" descr="Earth globe: Americas with solid fill"/>
-            <wp:cNvGraphicFramePr>
-              <a:graphicFrameLocks xmlns:a="http://schemas.openxmlformats.org/drawingml/2006/main" noChangeAspect="1"/>
-            </wp:cNvGraphicFramePr>
-            <a:graphic xmlns:a="http://schemas.openxmlformats.org/drawingml/2006/main">
-              <a:graphicData uri="http://schemas.openxmlformats.org/drawingml/2006/picture">
-                <pic:pic xmlns:pic="http://schemas.openxmlformats.org/drawingml/2006/picture">
-                  <pic:nvPicPr>
-                    <pic:cNvPr id="490814127" name="Graphic 2" descr="Earth globe: Americas with solid fill"/>
-                    <pic:cNvPicPr/>
-                  </pic:nvPicPr>
-                  <pic:blipFill>
-                    <a:blip r:embed="rId46">
-                      <a:extLst>
-                        <a:ext uri="{96DAC541-7B7A-43D3-8B79-37D633B846F1}">
-                          <asvg:svgBlip xmlns:asvg="http://schemas.microsoft.com/office/drawing/2016/SVG/main" r:embed="rId47"/>
-                        </a:ext>
-                      </a:extLst>
-                    </a:blip>
-                    <a:stretch>
-                      <a:fillRect/>
-                    </a:stretch>
-                  </pic:blipFill>
-                  <pic:spPr>
-                    <a:xfrm>
-                      <a:off x="0" y="0"/>
-                      <a:ext cx="108000" cy="108000"/>
-                    </a:xfrm>
-                    <a:prstGeom prst="rect">
-                      <a:avLst/>
-                    </a:prstGeom>
-                  </pic:spPr>
-                </pic:pic>
-              </a:graphicData>
-            </a:graphic>
-          </wp:inline>
-        </w:drawing>
-      </w:r>
-      <w:r>
-        <w:rPr>
-          <w:rFonts w:ascii="Times New Roman" w:hAnsi="Times New Roman" w:cs="Times New Roman"/>
-          <w:b/>
-          <w:bCs/>
-          <w:sz w:val="21"/>
-          <w:szCs w:val="21"/>
-        </w:rPr>
-        <w:t xml:space="preserve"> </w:t>
-      </w:r>
-      <w:r>
-        <w:rPr>
-          <w:rFonts w:ascii="Times New Roman" w:hAnsi="Times New Roman" w:cs="Times New Roman"/>
-          <w:i/>
-          <w:iCs/>
-          <w:sz w:val="21"/>
-          <w:szCs w:val="21"/>
-          <w:lang w:val="en-CA"/>
-        </w:rPr>
-        <w:t>B</w:t>
-      </w:r>
-      <w:r>
-        <w:rPr>
-          <w:rFonts w:ascii="Times New Roman" w:hAnsi="Times New Roman" w:cs="Times New Roman"/>
-          <w:i/>
-          <w:iCs/>
-          <w:sz w:val="21"/>
-          <w:szCs w:val="21"/>
-          <w:lang w:val="en-CA"/>
-        </w:rPr>
-        <w:t>.</w:t>
-      </w:r>
-      <w:r>
-        <w:rPr>
-          <w:rFonts w:ascii="Times New Roman" w:hAnsi="Times New Roman" w:cs="Times New Roman"/>
-          <w:i/>
-          <w:iCs/>
-          <w:sz w:val="21"/>
-          <w:szCs w:val="21"/>
-          <w:lang w:val="en-CA"/>
-        </w:rPr>
-        <w:t>0</w:t>
-      </w:r>
-      <w:r>
-        <w:rPr>
-          <w:rFonts w:ascii="Times New Roman" w:hAnsi="Times New Roman" w:cs="Times New Roman"/>
-          <w:i/>
-          <w:iCs/>
-          <w:sz w:val="21"/>
-          <w:szCs w:val="21"/>
-          <w:lang w:val="en-CA"/>
-        </w:rPr>
-        <w:t>2</w:t>
-      </w:r>
-      <w:r>
-        <w:rPr>
-          <w:rFonts w:ascii="Times New Roman" w:hAnsi="Times New Roman" w:cs="Times New Roman"/>
-          <w:b/>
-          <w:bCs/>
-          <w:sz w:val="21"/>
-          <w:szCs w:val="21"/>
-          <w:lang w:val="en-CA"/>
-        </w:rPr>
-        <w:tab/>
-        <w:t>Cyrille E. Mvomo</w:t>
-      </w:r>
-      <w:r>
-        <w:rPr>
-          <w:rFonts w:ascii="Times New Roman" w:hAnsi="Times New Roman" w:cs="Times New Roman"/>
-          <w:sz w:val="21"/>
-          <w:szCs w:val="21"/>
-          <w:lang w:val="en-CA"/>
-        </w:rPr>
-        <w:t xml:space="preserve">, </w:t>
-      </w:r>
-      <w:r>
-        <w:rPr>
-          <w:rFonts w:ascii="Times New Roman" w:hAnsi="Times New Roman" w:cs="Times New Roman"/>
-          <w:sz w:val="21"/>
-          <w:szCs w:val="21"/>
-          <w:lang w:val="en-CA"/>
-        </w:rPr>
-        <w:t xml:space="preserve">Mohamed </w:t>
-      </w:r>
-      <w:proofErr w:type="spellStart"/>
-      <w:r>
-        <w:rPr>
-          <w:rFonts w:ascii="Times New Roman" w:hAnsi="Times New Roman" w:cs="Times New Roman"/>
-          <w:sz w:val="21"/>
-          <w:szCs w:val="21"/>
-          <w:lang w:val="en-CA"/>
-        </w:rPr>
-        <w:t>Elgend</w:t>
-      </w:r>
-      <w:r>
-        <w:rPr>
-          <w:rFonts w:ascii="Times New Roman" w:hAnsi="Times New Roman" w:cs="Times New Roman"/>
-          <w:sz w:val="21"/>
-          <w:szCs w:val="21"/>
-          <w:lang w:val="en-CA"/>
-        </w:rPr>
-        <w:t>i</w:t>
-      </w:r>
-      <w:proofErr w:type="spellEnd"/>
-      <w:r>
-        <w:rPr>
-          <w:rFonts w:ascii="Times New Roman" w:hAnsi="Times New Roman" w:cs="Times New Roman"/>
-          <w:sz w:val="21"/>
-          <w:szCs w:val="21"/>
-          <w:lang w:val="en-CA"/>
-        </w:rPr>
-        <w:t xml:space="preserve">, </w:t>
-      </w:r>
-      <w:r>
-        <w:rPr>
-          <w:rFonts w:ascii="Times New Roman" w:hAnsi="Times New Roman" w:cs="Times New Roman"/>
-          <w:sz w:val="21"/>
-          <w:szCs w:val="21"/>
-          <w:lang w:val="en-CA"/>
-        </w:rPr>
-        <w:tab/>
-        <w:t xml:space="preserve">Chris Easthope Awai. </w:t>
-      </w:r>
-      <w:r>
-        <w:rPr>
-          <w:rFonts w:ascii="Times New Roman" w:hAnsi="Times New Roman" w:cs="Times New Roman"/>
-          <w:sz w:val="21"/>
-          <w:szCs w:val="21"/>
-          <w:lang w:val="en-CA"/>
-        </w:rPr>
-        <w:t xml:space="preserve">Contribution to </w:t>
-      </w:r>
-      <w:r>
-        <w:rPr>
-          <w:rFonts w:ascii="Times New Roman" w:hAnsi="Times New Roman" w:cs="Times New Roman"/>
-          <w:sz w:val="21"/>
-          <w:szCs w:val="21"/>
-          <w:lang w:val="en-CA"/>
-        </w:rPr>
-        <w:t>“</w:t>
-      </w:r>
-      <w:r>
-        <w:rPr>
-          <w:rFonts w:ascii="Times New Roman" w:hAnsi="Times New Roman" w:cs="Times New Roman"/>
-          <w:sz w:val="21"/>
-          <w:szCs w:val="21"/>
-          <w:lang w:val="en-CA"/>
-        </w:rPr>
-        <w:t>AI and Computational Methods in Rehabilitation</w:t>
-      </w:r>
-      <w:r>
-        <w:rPr>
-          <w:rFonts w:ascii="Times New Roman" w:hAnsi="Times New Roman" w:cs="Times New Roman"/>
-          <w:sz w:val="21"/>
-          <w:szCs w:val="21"/>
-          <w:lang w:val="en-CA"/>
-        </w:rPr>
-        <w:t>”.</w:t>
-      </w:r>
-      <w:r>
-        <w:rPr>
-          <w:rFonts w:ascii="Times New Roman" w:hAnsi="Times New Roman" w:cs="Times New Roman"/>
-          <w:sz w:val="21"/>
-          <w:szCs w:val="21"/>
-          <w:lang w:val="en-CA"/>
-        </w:rPr>
-        <w:t xml:space="preserve"> (202</w:t>
-      </w:r>
-      <w:r>
-        <w:rPr>
-          <w:rFonts w:ascii="Times New Roman" w:hAnsi="Times New Roman" w:cs="Times New Roman"/>
-          <w:sz w:val="21"/>
-          <w:szCs w:val="21"/>
-          <w:lang w:val="en-CA"/>
-        </w:rPr>
-        <w:t>6</w:t>
-      </w:r>
-      <w:r>
-        <w:rPr>
-          <w:rFonts w:ascii="Times New Roman" w:hAnsi="Times New Roman" w:cs="Times New Roman"/>
-          <w:sz w:val="21"/>
-          <w:szCs w:val="21"/>
-          <w:lang w:val="en-CA"/>
-        </w:rPr>
-        <w:t>).</w:t>
-      </w:r>
-      <w:r>
-        <w:rPr>
-          <w:rFonts w:ascii="Times New Roman" w:hAnsi="Times New Roman" w:cs="Times New Roman"/>
-          <w:sz w:val="21"/>
-          <w:szCs w:val="21"/>
-          <w:lang w:val="en-CA"/>
-        </w:rPr>
-        <w:t xml:space="preserve"> </w:t>
-      </w:r>
-      <w:hyperlink r:id="rId109" w:history="1">
-        <w:r>
-          <w:rPr>
-            <w:rStyle w:val="Hyperlink"/>
-            <w:rFonts w:ascii="Times New Roman" w:hAnsi="Times New Roman" w:cs="Times New Roman"/>
-            <w:i/>
-            <w:iCs/>
-            <w:color w:val="C00000"/>
-            <w:sz w:val="21"/>
-            <w:szCs w:val="21"/>
-            <w:u w:val="none"/>
-            <w:lang w:val="en-CA"/>
-          </w:rPr>
-          <w:t>Accepted for Converging Clinical and Engineering Research on Neurorehabilitation (ICNR 2026)</w:t>
-        </w:r>
-      </w:hyperlink>
-      <w:r>
-        <w:rPr>
-          <w:rFonts w:ascii="Times New Roman" w:hAnsi="Times New Roman" w:cs="Times New Roman"/>
-          <w:i/>
-          <w:iCs/>
-          <w:sz w:val="21"/>
-          <w:szCs w:val="21"/>
-          <w:lang w:val="en-CA"/>
-        </w:rPr>
-        <w:t xml:space="preserve">. </w:t>
-      </w:r>
-      <w:r>
-        <w:rPr>
-          <w:rFonts w:ascii="Times New Roman" w:hAnsi="Times New Roman" w:cs="Times New Roman"/>
-          <w:b/>
-          <w:bCs/>
-          <w:i/>
-          <w:iCs/>
-          <w:sz w:val="21"/>
-          <w:szCs w:val="21"/>
-          <w:lang w:val="en-CA"/>
-        </w:rPr>
-        <w:t>[</w:t>
-      </w:r>
-      <w:r>
-        <w:rPr>
-          <w:rFonts w:ascii="Times New Roman" w:hAnsi="Times New Roman" w:cs="Times New Roman"/>
-          <w:b/>
-          <w:bCs/>
-          <w:i/>
-          <w:iCs/>
-          <w:sz w:val="21"/>
-          <w:szCs w:val="21"/>
-          <w:lang w:val="en-CA"/>
-        </w:rPr>
-        <w:t>C</w:t>
-      </w:r>
-      <w:r>
-        <w:rPr>
-          <w:rFonts w:ascii="Times New Roman" w:hAnsi="Times New Roman" w:cs="Times New Roman"/>
-          <w:b/>
-          <w:bCs/>
-          <w:i/>
-          <w:iCs/>
-          <w:sz w:val="21"/>
-          <w:szCs w:val="21"/>
-          <w:lang w:val="en-CA"/>
-        </w:rPr>
-        <w:t xml:space="preserve">hapter </w:t>
-      </w:r>
-      <w:r>
-        <w:rPr>
-          <w:rFonts w:ascii="Times New Roman" w:hAnsi="Times New Roman" w:cs="Times New Roman"/>
-          <w:b/>
-          <w:bCs/>
-          <w:i/>
-          <w:iCs/>
-          <w:sz w:val="21"/>
-          <w:szCs w:val="21"/>
-          <w:lang w:val="en-CA"/>
-        </w:rPr>
-        <w:t xml:space="preserve">contribution </w:t>
-      </w:r>
-      <w:r>
-        <w:rPr>
-          <w:rFonts w:ascii="Times New Roman" w:hAnsi="Times New Roman" w:cs="Times New Roman"/>
-          <w:b/>
-          <w:bCs/>
-          <w:i/>
-          <w:iCs/>
-          <w:sz w:val="21"/>
-          <w:szCs w:val="21"/>
-          <w:lang w:val="en-CA"/>
-        </w:rPr>
-        <w:t xml:space="preserve">+ </w:t>
-      </w:r>
-      <w:r>
-        <w:rPr>
-          <w:rFonts w:ascii="Times New Roman" w:hAnsi="Times New Roman" w:cs="Times New Roman"/>
-          <w:b/>
-          <w:bCs/>
-          <w:i/>
-          <w:iCs/>
-          <w:sz w:val="21"/>
-          <w:szCs w:val="21"/>
-          <w:lang w:val="en-CA"/>
-        </w:rPr>
-        <w:t>Poster</w:t>
-      </w:r>
-      <w:r>
-        <w:rPr>
-          <w:rFonts w:ascii="Times New Roman" w:hAnsi="Times New Roman" w:cs="Times New Roman"/>
-          <w:b/>
-          <w:bCs/>
-          <w:i/>
-          <w:iCs/>
-          <w:sz w:val="21"/>
-          <w:szCs w:val="21"/>
-          <w:lang w:val="en-CA"/>
-        </w:rPr>
-        <w:t>]</w:t>
-      </w:r>
-    </w:p>
-    <w:p>
-      <w:pPr>
-        <w:tabs>
-          <w:tab w:val="right" w:pos="1701"/>
-          <w:tab w:val="left" w:pos="1843"/>
-          <w:tab w:val="right" w:pos="9356"/>
-        </w:tabs>
-        <w:spacing w:before="80" w:after="0" w:line="240" w:lineRule="auto"/>
-        <w:ind w:left="1843" w:hanging="1843"/>
-        <w:jc w:val="both"/>
-        <w:rPr>
-          <w:rFonts w:ascii="Times New Roman" w:hAnsi="Times New Roman" w:cs="Times New Roman"/>
-          <w:sz w:val="21"/>
-          <w:szCs w:val="21"/>
-          <w:lang w:val="en-CA"/>
-        </w:rPr>
-      </w:pPr>
-      <w:r>
-        <w:rPr>
-          <w:rFonts w:ascii="Times New Roman" w:hAnsi="Times New Roman" w:cs="Times New Roman"/>
-          <w:b/>
-          <w:bCs/>
-          <w:sz w:val="21"/>
-          <w:szCs w:val="21"/>
-        </w:rPr>
-        <w:tab/>
-      </w:r>
-      <w:r>
-        <w:rPr>
-          <w:rFonts w:ascii="Times New Roman" w:hAnsi="Times New Roman" w:cs="Times New Roman"/>
-          <w:b/>
-          <w:bCs/>
-          <w:sz w:val="21"/>
-          <w:szCs w:val="21"/>
-          <w:lang w:val="en-CA"/>
-        </w:rPr>
-        <w:t xml:space="preserve"> </w:t>
-      </w:r>
-      <w:r>
-        <w:rPr>
-          <w:rFonts w:ascii="Times New Roman" w:hAnsi="Times New Roman" w:cs="Times New Roman"/>
-          <w:i/>
-          <w:iCs/>
-          <w:noProof/>
-          <w:sz w:val="21"/>
-          <w:szCs w:val="21"/>
-        </w:rPr>
-        <w:drawing>
-          <wp:inline distT="0" distB="0" distL="0" distR="0" wp14:anchorId="5E939EF2" wp14:editId="6045A312">
-            <wp:extent cx="118913" cy="111600"/>
-            <wp:effectExtent l="0" t="0" r="0" b="3175"/>
-            <wp:docPr id="1691031284" name="Picture 1"/>
-            <wp:cNvGraphicFramePr>
-              <a:graphicFrameLocks xmlns:a="http://schemas.openxmlformats.org/drawingml/2006/main" noChangeAspect="1"/>
-            </wp:cNvGraphicFramePr>
-            <a:graphic xmlns:a="http://schemas.openxmlformats.org/drawingml/2006/main">
-              <a:graphicData uri="http://schemas.openxmlformats.org/drawingml/2006/picture">
-                <pic:pic xmlns:pic="http://schemas.openxmlformats.org/drawingml/2006/picture">
-                  <pic:nvPicPr>
-                    <pic:cNvPr id="1924862233" name=""/>
-                    <pic:cNvPicPr/>
-                  </pic:nvPicPr>
-                  <pic:blipFill rotWithShape="1">
-                    <a:blip r:embed="rId50">
-                      <a:biLevel thresh="75000"/>
-                    </a:blip>
-                    <a:srcRect l="2701" t="5627" r="2350" b="5262"/>
-                    <a:stretch>
-                      <a:fillRect/>
-                    </a:stretch>
-                  </pic:blipFill>
-                  <pic:spPr bwMode="auto">
-                    <a:xfrm>
-                      <a:off x="0" y="0"/>
-                      <a:ext cx="118913" cy="111600"/>
-                    </a:xfrm>
-                    <a:prstGeom prst="rect">
-                      <a:avLst/>
-                    </a:prstGeom>
-                    <a:ln>
-                      <a:noFill/>
-                    </a:ln>
-                    <a:extLst>
-                      <a:ext uri="{53640926-AAD7-44D8-BBD7-CCE9431645EC}">
-                        <a14:shadowObscured xmlns:a14="http://schemas.microsoft.com/office/drawing/2010/main"/>
-                      </a:ext>
-                    </a:extLst>
-                  </pic:spPr>
-                </pic:pic>
-              </a:graphicData>
-            </a:graphic>
-          </wp:inline>
-        </w:drawing>
-      </w:r>
-      <w:r>
-        <w:rPr>
-          <w:rFonts w:ascii="Times New Roman" w:hAnsi="Times New Roman" w:cs="Times New Roman"/>
-          <w:b/>
-          <w:bCs/>
-          <w:sz w:val="21"/>
-          <w:szCs w:val="21"/>
-          <w:lang w:val="en-CA"/>
-        </w:rPr>
-        <w:t xml:space="preserve"> </w:t>
-      </w:r>
-      <w:r>
-        <w:rPr>
-          <w:rFonts w:ascii="Times New Roman" w:hAnsi="Times New Roman" w:cs="Times New Roman"/>
-          <w:i/>
-          <w:iCs/>
-          <w:sz w:val="21"/>
-          <w:szCs w:val="21"/>
-          <w:lang w:val="en-CA"/>
-        </w:rPr>
-        <w:t>B</w:t>
-      </w:r>
-      <w:r>
-        <w:rPr>
-          <w:rFonts w:ascii="Times New Roman" w:hAnsi="Times New Roman" w:cs="Times New Roman"/>
-          <w:i/>
-          <w:iCs/>
-          <w:sz w:val="21"/>
-          <w:szCs w:val="21"/>
-          <w:lang w:val="en-CA"/>
-        </w:rPr>
-        <w:t>.01</w:t>
-      </w:r>
-      <w:r>
-        <w:rPr>
-          <w:rFonts w:ascii="Times New Roman" w:hAnsi="Times New Roman" w:cs="Times New Roman"/>
-          <w:b/>
-          <w:bCs/>
-          <w:sz w:val="21"/>
-          <w:szCs w:val="21"/>
-          <w:lang w:val="en-CA"/>
-        </w:rPr>
-        <w:tab/>
-      </w:r>
-      <w:r>
-        <w:rPr>
-          <w:rFonts w:ascii="Times New Roman" w:hAnsi="Times New Roman" w:cs="Times New Roman"/>
-          <w:sz w:val="21"/>
-          <w:szCs w:val="21"/>
-          <w:lang w:val="en-CA"/>
-        </w:rPr>
-        <w:t>Cyrille E. Mvomo</w:t>
-      </w:r>
-      <w:r>
-        <w:rPr>
-          <w:rFonts w:ascii="Times New Roman" w:hAnsi="Times New Roman" w:cs="Times New Roman"/>
-          <w:sz w:val="21"/>
-          <w:szCs w:val="21"/>
-          <w:lang w:val="en-CA"/>
-        </w:rPr>
-        <w:t>*</w:t>
-      </w:r>
-      <w:r>
-        <w:rPr>
-          <w:rFonts w:ascii="Times New Roman" w:hAnsi="Times New Roman" w:cs="Times New Roman"/>
-          <w:sz w:val="21"/>
-          <w:szCs w:val="21"/>
-          <w:lang w:val="en-CA"/>
-        </w:rPr>
-        <w:t xml:space="preserve">, </w:t>
-      </w:r>
-      <w:r>
-        <w:rPr>
-          <w:rFonts w:ascii="Times New Roman" w:hAnsi="Times New Roman" w:cs="Times New Roman"/>
-          <w:sz w:val="21"/>
-          <w:szCs w:val="21"/>
-          <w:lang w:val="en-CA"/>
-        </w:rPr>
-        <w:t>Kira Smith</w:t>
-      </w:r>
-      <w:r>
-        <w:rPr>
-          <w:rFonts w:ascii="Times New Roman" w:hAnsi="Times New Roman" w:cs="Times New Roman"/>
-          <w:sz w:val="21"/>
-          <w:szCs w:val="21"/>
-          <w:lang w:val="en-CA"/>
-        </w:rPr>
-        <w:t>*</w:t>
-      </w:r>
-      <w:r>
-        <w:rPr>
-          <w:rFonts w:ascii="Times New Roman" w:hAnsi="Times New Roman" w:cs="Times New Roman"/>
-          <w:sz w:val="21"/>
-          <w:szCs w:val="21"/>
-          <w:lang w:val="en-CA"/>
-        </w:rPr>
-        <w:t xml:space="preserve">. </w:t>
-      </w:r>
-      <w:r>
-        <w:rPr>
-          <w:rFonts w:ascii="Times New Roman" w:hAnsi="Times New Roman" w:cs="Times New Roman"/>
-          <w:sz w:val="21"/>
-          <w:szCs w:val="21"/>
-          <w:lang w:val="en-CA"/>
-        </w:rPr>
-        <w:t>“</w:t>
-      </w:r>
-      <w:r>
-        <w:rPr>
-          <w:rFonts w:ascii="Times New Roman" w:hAnsi="Times New Roman" w:cs="Times New Roman"/>
-          <w:sz w:val="21"/>
-          <w:szCs w:val="21"/>
-          <w:lang w:val="en-CA"/>
-        </w:rPr>
-        <w:t>McGill Sci</w:t>
-      </w:r>
-      <w:r>
-        <w:rPr>
-          <w:rFonts w:ascii="Times New Roman" w:hAnsi="Times New Roman" w:cs="Times New Roman"/>
-          <w:sz w:val="21"/>
-          <w:szCs w:val="21"/>
-          <w:lang w:val="en-CA"/>
-        </w:rPr>
-        <w:t>L</w:t>
-      </w:r>
-      <w:r>
-        <w:rPr>
-          <w:rFonts w:ascii="Times New Roman" w:hAnsi="Times New Roman" w:cs="Times New Roman"/>
-          <w:sz w:val="21"/>
-          <w:szCs w:val="21"/>
-          <w:lang w:val="en-CA"/>
-        </w:rPr>
-        <w:t>earn Program</w:t>
-      </w:r>
-      <w:r>
-        <w:rPr>
-          <w:rFonts w:ascii="Times New Roman" w:hAnsi="Times New Roman" w:cs="Times New Roman"/>
-          <w:sz w:val="21"/>
-          <w:szCs w:val="21"/>
-          <w:lang w:val="en-CA"/>
-        </w:rPr>
-        <w:t>”</w:t>
-      </w:r>
-      <w:r>
-        <w:rPr>
-          <w:rFonts w:ascii="Times New Roman" w:hAnsi="Times New Roman" w:cs="Times New Roman"/>
-          <w:sz w:val="21"/>
-          <w:szCs w:val="21"/>
-          <w:lang w:val="en-CA"/>
-        </w:rPr>
-        <w:t>. (2025)</w:t>
-      </w:r>
-      <w:r>
-        <w:rPr>
-          <w:rFonts w:ascii="Times New Roman" w:hAnsi="Times New Roman" w:cs="Times New Roman"/>
-          <w:sz w:val="21"/>
-          <w:szCs w:val="21"/>
-          <w:lang w:val="en-CA"/>
-        </w:rPr>
-        <w:t xml:space="preserve">. </w:t>
-      </w:r>
-      <w:r>
-        <w:rPr>
-          <w:rFonts w:ascii="Times New Roman" w:hAnsi="Times New Roman" w:cs="Times New Roman"/>
-          <w:i/>
-          <w:iCs/>
-          <w:sz w:val="21"/>
-          <w:szCs w:val="21"/>
-          <w:lang w:val="en-CA"/>
-        </w:rPr>
-        <w:t xml:space="preserve">In </w:t>
-      </w:r>
-      <w:r>
-        <w:rPr>
-          <w:rFonts w:ascii="Times New Roman" w:hAnsi="Times New Roman" w:cs="Times New Roman"/>
-          <w:i/>
-          <w:iCs/>
-          <w:sz w:val="21"/>
-          <w:szCs w:val="21"/>
-          <w:lang w:val="en-CA"/>
-        </w:rPr>
-        <w:t xml:space="preserve">Skills </w:t>
-      </w:r>
-      <w:proofErr w:type="gramStart"/>
-      <w:r>
-        <w:rPr>
-          <w:rFonts w:ascii="Times New Roman" w:hAnsi="Times New Roman" w:cs="Times New Roman"/>
-          <w:i/>
-          <w:iCs/>
-          <w:sz w:val="21"/>
-          <w:szCs w:val="21"/>
-          <w:lang w:val="en-CA"/>
-        </w:rPr>
-        <w:t>For</w:t>
-      </w:r>
-      <w:proofErr w:type="gramEnd"/>
-      <w:r>
-        <w:rPr>
-          <w:rFonts w:ascii="Times New Roman" w:hAnsi="Times New Roman" w:cs="Times New Roman"/>
-          <w:i/>
-          <w:iCs/>
-          <w:sz w:val="21"/>
-          <w:szCs w:val="21"/>
-          <w:lang w:val="en-CA"/>
-        </w:rPr>
-        <w:t xml:space="preserve"> Success 3</w:t>
-      </w:r>
-      <w:r>
-        <w:rPr>
-          <w:rFonts w:ascii="Times New Roman" w:hAnsi="Times New Roman" w:cs="Times New Roman"/>
-          <w:i/>
-          <w:iCs/>
-          <w:sz w:val="21"/>
-          <w:szCs w:val="21"/>
-          <w:vertAlign w:val="superscript"/>
-          <w:lang w:val="en-CA"/>
-        </w:rPr>
-        <w:t>rd</w:t>
-      </w:r>
-      <w:r>
-        <w:rPr>
-          <w:rFonts w:ascii="Times New Roman" w:hAnsi="Times New Roman" w:cs="Times New Roman"/>
-          <w:i/>
-          <w:iCs/>
-          <w:sz w:val="21"/>
-          <w:szCs w:val="21"/>
-          <w:lang w:val="en-CA"/>
-        </w:rPr>
-        <w:t xml:space="preserve"> Edition</w:t>
-      </w:r>
-      <w:r>
-        <w:rPr>
-          <w:rFonts w:ascii="Times New Roman" w:hAnsi="Times New Roman" w:cs="Times New Roman"/>
-          <w:sz w:val="21"/>
-          <w:szCs w:val="21"/>
-          <w:lang w:val="en-CA"/>
-        </w:rPr>
-        <w:t xml:space="preserve"> </w:t>
-      </w:r>
-      <w:r>
-        <w:rPr>
-          <w:rFonts w:ascii="Times New Roman" w:hAnsi="Times New Roman" w:cs="Times New Roman"/>
-          <w:b/>
-          <w:bCs/>
-          <w:sz w:val="21"/>
-          <w:szCs w:val="21"/>
-          <w:lang w:val="en-CA"/>
-        </w:rPr>
-        <w:t>[</w:t>
-      </w:r>
-      <w:hyperlink r:id="rId110" w:history="1">
-        <w:r>
-          <w:rPr>
-            <w:rStyle w:val="Hyperlink"/>
-            <w:rFonts w:ascii="Times New Roman" w:hAnsi="Times New Roman" w:cs="Times New Roman"/>
-            <w:i/>
-            <w:iCs/>
-            <w:color w:val="C00000"/>
-            <w:sz w:val="21"/>
-            <w:szCs w:val="21"/>
-            <w:u w:val="none"/>
-            <w:lang w:val="en-CA"/>
-          </w:rPr>
-          <w:t>Proof</w:t>
-        </w:r>
-      </w:hyperlink>
-      <w:r>
-        <w:t>]</w:t>
-      </w:r>
-      <w:r>
-        <w:rPr>
-          <w:rFonts w:ascii="Times New Roman" w:hAnsi="Times New Roman" w:cs="Times New Roman"/>
-          <w:b/>
-          <w:bCs/>
-          <w:i/>
-          <w:iCs/>
-          <w:sz w:val="21"/>
-          <w:szCs w:val="21"/>
-          <w:lang w:val="en-CA"/>
-        </w:rPr>
-        <w:t xml:space="preserve"> [</w:t>
-      </w:r>
-      <w:r>
-        <w:rPr>
-          <w:rFonts w:ascii="Times New Roman" w:hAnsi="Times New Roman" w:cs="Times New Roman"/>
-          <w:b/>
-          <w:bCs/>
-          <w:i/>
-          <w:iCs/>
-          <w:sz w:val="21"/>
-          <w:szCs w:val="21"/>
-          <w:lang w:val="en-CA"/>
-        </w:rPr>
-        <w:t>Oral and Book chapter contribution</w:t>
-      </w:r>
-      <w:r>
-        <w:rPr>
-          <w:rFonts w:ascii="Times New Roman" w:hAnsi="Times New Roman" w:cs="Times New Roman"/>
-          <w:b/>
-          <w:bCs/>
-          <w:i/>
-          <w:iCs/>
-          <w:sz w:val="21"/>
-          <w:szCs w:val="21"/>
-          <w:lang w:val="en-CA"/>
-        </w:rPr>
-        <w:t>]</w:t>
       </w:r>
     </w:p>
     <w:p>
@@ -18520,7 +17154,7 @@
           <w:sz w:val="21"/>
           <w:szCs w:val="21"/>
         </w:rPr>
-        <w:t>5</w:t>
+        <w:t>4</w:t>
       </w:r>
       <w:r>
         <w:rPr>
@@ -18600,7 +17234,7 @@
           <w:sz w:val="21"/>
           <w:szCs w:val="21"/>
         </w:rPr>
-        <w:t>1</w:t>
+        <w:t>2</w:t>
       </w:r>
       <w:r>
         <w:rPr>
@@ -18620,7 +17254,7 @@
           <w:sz w:val="21"/>
           <w:szCs w:val="21"/>
         </w:rPr>
-        <w:t>accepted, 2 under review</w:t>
+        <w:t>accepted</w:t>
       </w:r>
       <w:r>
         <w:rPr>
@@ -18631,347 +17265,6 @@
           <w:szCs w:val="21"/>
         </w:rPr>
         <w:t>)</w:t>
-      </w:r>
-    </w:p>
-    <w:p>
-      <w:pPr>
-        <w:tabs>
-          <w:tab w:val="right" w:pos="1701"/>
-          <w:tab w:val="left" w:pos="1843"/>
-          <w:tab w:val="right" w:pos="9356"/>
-        </w:tabs>
-        <w:spacing w:before="160" w:after="0" w:line="240" w:lineRule="auto"/>
-        <w:ind w:left="1843" w:hanging="1843"/>
-        <w:jc w:val="both"/>
-        <w:rPr>
-          <w:rFonts w:ascii="Times New Roman" w:hAnsi="Times New Roman" w:cs="Times New Roman"/>
-          <w:i/>
-          <w:iCs/>
-          <w:sz w:val="21"/>
-          <w:szCs w:val="21"/>
-          <w:lang w:val="en-CA"/>
-        </w:rPr>
-      </w:pPr>
-      <w:r>
-        <w:rPr>
-          <w:rFonts w:ascii="Times New Roman" w:hAnsi="Times New Roman" w:cs="Times New Roman"/>
-          <w:b/>
-          <w:bCs/>
-          <w:sz w:val="21"/>
-          <w:szCs w:val="21"/>
-        </w:rPr>
-        <w:tab/>
-      </w:r>
-      <w:r>
-        <w:rPr>
-          <w:rFonts w:ascii="Times New Roman" w:hAnsi="Times New Roman" w:cs="Times New Roman"/>
-          <w:i/>
-          <w:iCs/>
-          <w:noProof/>
-          <w:sz w:val="21"/>
-          <w:szCs w:val="21"/>
-        </w:rPr>
-        <w:drawing>
-          <wp:inline distT="0" distB="0" distL="0" distR="0" wp14:anchorId="69C7C524" wp14:editId="2FE2DFCE">
-            <wp:extent cx="118913" cy="111600"/>
-            <wp:effectExtent l="0" t="0" r="0" b="3175"/>
-            <wp:docPr id="925054322" name="Picture 1"/>
-            <wp:cNvGraphicFramePr>
-              <a:graphicFrameLocks xmlns:a="http://schemas.openxmlformats.org/drawingml/2006/main" noChangeAspect="1"/>
-            </wp:cNvGraphicFramePr>
-            <a:graphic xmlns:a="http://schemas.openxmlformats.org/drawingml/2006/main">
-              <a:graphicData uri="http://schemas.openxmlformats.org/drawingml/2006/picture">
-                <pic:pic xmlns:pic="http://schemas.openxmlformats.org/drawingml/2006/picture">
-                  <pic:nvPicPr>
-                    <pic:cNvPr id="1924862233" name=""/>
-                    <pic:cNvPicPr/>
-                  </pic:nvPicPr>
-                  <pic:blipFill rotWithShape="1">
-                    <a:blip r:embed="rId50">
-                      <a:biLevel thresh="75000"/>
-                    </a:blip>
-                    <a:srcRect l="2701" t="5627" r="2350" b="5262"/>
-                    <a:stretch>
-                      <a:fillRect/>
-                    </a:stretch>
-                  </pic:blipFill>
-                  <pic:spPr bwMode="auto">
-                    <a:xfrm>
-                      <a:off x="0" y="0"/>
-                      <a:ext cx="118913" cy="111600"/>
-                    </a:xfrm>
-                    <a:prstGeom prst="rect">
-                      <a:avLst/>
-                    </a:prstGeom>
-                    <a:ln>
-                      <a:noFill/>
-                    </a:ln>
-                    <a:extLst>
-                      <a:ext uri="{53640926-AAD7-44D8-BBD7-CCE9431645EC}">
-                        <a14:shadowObscured xmlns:a14="http://schemas.microsoft.com/office/drawing/2010/main"/>
-                      </a:ext>
-                    </a:extLst>
-                  </pic:spPr>
-                </pic:pic>
-              </a:graphicData>
-            </a:graphic>
-          </wp:inline>
-        </w:drawing>
-      </w:r>
-      <w:r>
-        <w:rPr>
-          <w:rFonts w:ascii="Times New Roman" w:hAnsi="Times New Roman" w:cs="Times New Roman"/>
-          <w:b/>
-          <w:bCs/>
-          <w:sz w:val="21"/>
-          <w:szCs w:val="21"/>
-          <w:lang w:val="en-CA"/>
-        </w:rPr>
-        <w:t xml:space="preserve"> </w:t>
-      </w:r>
-      <w:r>
-        <w:rPr>
-          <w:rFonts w:ascii="Times New Roman" w:hAnsi="Times New Roman" w:cs="Times New Roman"/>
-          <w:i/>
-          <w:iCs/>
-          <w:sz w:val="21"/>
-          <w:szCs w:val="21"/>
-          <w:lang w:val="en-CA"/>
-        </w:rPr>
-        <w:t>A.05</w:t>
-      </w:r>
-      <w:r>
-        <w:rPr>
-          <w:rFonts w:ascii="Times New Roman" w:hAnsi="Times New Roman" w:cs="Times New Roman"/>
-          <w:b/>
-          <w:bCs/>
-          <w:sz w:val="21"/>
-          <w:szCs w:val="21"/>
-          <w:lang w:val="en-CA"/>
-        </w:rPr>
-        <w:tab/>
-        <w:t>Cyrille E. Mvomo</w:t>
-      </w:r>
-      <w:r>
-        <w:rPr>
-          <w:rFonts w:ascii="Times New Roman" w:hAnsi="Times New Roman" w:cs="Times New Roman"/>
-          <w:sz w:val="21"/>
-          <w:szCs w:val="21"/>
-          <w:lang w:val="en-CA"/>
-        </w:rPr>
-        <w:t xml:space="preserve">, </w:t>
-      </w:r>
-      <w:r>
-        <w:rPr>
-          <w:rFonts w:ascii="Times New Roman" w:hAnsi="Times New Roman" w:cs="Times New Roman"/>
-          <w:sz w:val="21"/>
-          <w:szCs w:val="21"/>
-          <w:lang w:val="en-CA"/>
-        </w:rPr>
-        <w:tab/>
-      </w:r>
-      <w:r>
-        <w:rPr>
-          <w:rFonts w:ascii="Times New Roman" w:hAnsi="Times New Roman" w:cs="Times New Roman"/>
-          <w:sz w:val="21"/>
-          <w:szCs w:val="21"/>
-          <w:lang w:val="en-CA"/>
-        </w:rPr>
-        <w:t xml:space="preserve">Jean-Christophe Boivin, Hilary Sweatman, Kira Smith, </w:t>
-      </w:r>
-      <w:r>
-        <w:rPr>
-          <w:rFonts w:ascii="Times New Roman" w:hAnsi="Times New Roman" w:cs="Times New Roman"/>
-          <w:sz w:val="21"/>
-          <w:szCs w:val="21"/>
-          <w:lang w:val="en-CA"/>
-        </w:rPr>
-        <w:t>Armin Yazdani</w:t>
-      </w:r>
-      <w:r>
-        <w:rPr>
-          <w:rFonts w:ascii="Times New Roman" w:hAnsi="Times New Roman" w:cs="Times New Roman"/>
-          <w:sz w:val="21"/>
-          <w:szCs w:val="21"/>
-          <w:lang w:val="en-CA"/>
-        </w:rPr>
-        <w:t>, Marcy Slapcoff</w:t>
-      </w:r>
-      <w:r>
-        <w:rPr>
-          <w:rFonts w:ascii="Times New Roman" w:hAnsi="Times New Roman" w:cs="Times New Roman"/>
-          <w:sz w:val="21"/>
-          <w:szCs w:val="21"/>
-          <w:lang w:val="en-CA"/>
-        </w:rPr>
-        <w:t xml:space="preserve">. </w:t>
-      </w:r>
-      <w:r>
-        <w:rPr>
-          <w:rFonts w:ascii="Times New Roman" w:hAnsi="Times New Roman" w:cs="Times New Roman"/>
-          <w:sz w:val="21"/>
-          <w:szCs w:val="21"/>
-          <w:lang w:val="en-CA"/>
-        </w:rPr>
-        <w:t>“</w:t>
-      </w:r>
-      <w:r>
-        <w:rPr>
-          <w:rFonts w:ascii="Times New Roman" w:hAnsi="Times New Roman" w:cs="Times New Roman"/>
-          <w:sz w:val="21"/>
-          <w:szCs w:val="21"/>
-          <w:lang w:val="en-CA"/>
-        </w:rPr>
-        <w:t>Exploring the Link Between Belief in Neuromyths and Academic Performance in Undergraduate Science Students</w:t>
-      </w:r>
-      <w:r>
-        <w:rPr>
-          <w:rFonts w:ascii="Times New Roman" w:hAnsi="Times New Roman" w:cs="Times New Roman"/>
-          <w:sz w:val="21"/>
-          <w:szCs w:val="21"/>
-          <w:lang w:val="en-CA"/>
-        </w:rPr>
-        <w:t>”.</w:t>
-      </w:r>
-      <w:r>
-        <w:rPr>
-          <w:rFonts w:ascii="Times New Roman" w:hAnsi="Times New Roman" w:cs="Times New Roman"/>
-          <w:sz w:val="21"/>
-          <w:szCs w:val="21"/>
-          <w:lang w:val="en-CA"/>
-        </w:rPr>
-        <w:t xml:space="preserve"> </w:t>
-      </w:r>
-      <w:hyperlink r:id="rId111" w:history="1">
-        <w:r>
-          <w:rPr>
-            <w:rStyle w:val="Hyperlink"/>
-            <w:rFonts w:ascii="Times New Roman" w:hAnsi="Times New Roman" w:cs="Times New Roman"/>
-            <w:i/>
-            <w:iCs/>
-            <w:color w:val="C00000"/>
-            <w:sz w:val="21"/>
-            <w:szCs w:val="21"/>
-            <w:u w:val="none"/>
-            <w:lang w:val="en-CA"/>
-          </w:rPr>
-          <w:t xml:space="preserve">Accepted for SALTISE </w:t>
-        </w:r>
-        <w:r>
-          <w:rPr>
-            <w:rStyle w:val="Hyperlink"/>
-            <w:rFonts w:ascii="Times New Roman" w:hAnsi="Times New Roman" w:cs="Times New Roman"/>
-            <w:i/>
-            <w:iCs/>
-            <w:color w:val="C00000"/>
-            <w:sz w:val="21"/>
-            <w:szCs w:val="21"/>
-            <w:u w:val="none"/>
-            <w:lang w:val="en-CA"/>
-          </w:rPr>
-          <w:t xml:space="preserve">Conference </w:t>
-        </w:r>
-        <w:r>
-          <w:rPr>
-            <w:rStyle w:val="Hyperlink"/>
-            <w:rFonts w:ascii="Times New Roman" w:hAnsi="Times New Roman" w:cs="Times New Roman"/>
-            <w:i/>
-            <w:iCs/>
-            <w:color w:val="C00000"/>
-            <w:sz w:val="21"/>
-            <w:szCs w:val="21"/>
-            <w:u w:val="none"/>
-            <w:lang w:val="en-CA"/>
-          </w:rPr>
-          <w:t>(2026)</w:t>
-        </w:r>
-      </w:hyperlink>
-      <w:r>
-        <w:rPr>
-          <w:rFonts w:ascii="Times New Roman" w:hAnsi="Times New Roman" w:cs="Times New Roman"/>
-          <w:i/>
-          <w:iCs/>
-          <w:sz w:val="21"/>
-          <w:szCs w:val="21"/>
-          <w:lang w:val="en-CA"/>
-        </w:rPr>
-        <w:t>.</w:t>
-      </w:r>
-      <w:r>
-        <w:rPr>
-          <w:rFonts w:ascii="Times New Roman" w:hAnsi="Times New Roman" w:cs="Times New Roman"/>
-          <w:i/>
-          <w:iCs/>
-          <w:sz w:val="21"/>
-          <w:szCs w:val="21"/>
-          <w:lang w:val="en-CA"/>
-        </w:rPr>
-        <w:t xml:space="preserve"> </w:t>
-      </w:r>
-      <w:r>
-        <w:rPr>
-          <w:rFonts w:ascii="Times New Roman" w:hAnsi="Times New Roman" w:cs="Times New Roman"/>
-          <w:b/>
-          <w:bCs/>
-          <w:i/>
-          <w:iCs/>
-          <w:sz w:val="21"/>
-          <w:szCs w:val="21"/>
-          <w:lang w:val="en-CA"/>
-        </w:rPr>
-        <w:t>[</w:t>
-      </w:r>
-      <w:r>
-        <w:rPr>
-          <w:rFonts w:ascii="Times New Roman" w:hAnsi="Times New Roman" w:cs="Times New Roman"/>
-          <w:b/>
-          <w:bCs/>
-          <w:i/>
-          <w:iCs/>
-          <w:sz w:val="21"/>
-          <w:szCs w:val="21"/>
-          <w:lang w:val="en-CA"/>
-        </w:rPr>
-        <w:t>Abstract</w:t>
-      </w:r>
-      <w:r>
-        <w:rPr>
-          <w:rFonts w:ascii="Times New Roman" w:hAnsi="Times New Roman" w:cs="Times New Roman"/>
-          <w:b/>
-          <w:bCs/>
-          <w:i/>
-          <w:iCs/>
-          <w:sz w:val="21"/>
-          <w:szCs w:val="21"/>
-          <w:lang w:val="en-CA"/>
-        </w:rPr>
-        <w:t xml:space="preserve"> + </w:t>
-      </w:r>
-      <w:r>
-        <w:rPr>
-          <w:rFonts w:ascii="Times New Roman" w:hAnsi="Times New Roman" w:cs="Times New Roman"/>
-          <w:b/>
-          <w:bCs/>
-          <w:i/>
-          <w:iCs/>
-          <w:sz w:val="21"/>
-          <w:szCs w:val="21"/>
-          <w:lang w:val="en-CA"/>
-        </w:rPr>
-        <w:t>Oral</w:t>
-      </w:r>
-      <w:r>
-        <w:rPr>
-          <w:rFonts w:ascii="Times New Roman" w:hAnsi="Times New Roman" w:cs="Times New Roman"/>
-          <w:b/>
-          <w:bCs/>
-          <w:i/>
-          <w:iCs/>
-          <w:sz w:val="21"/>
-          <w:szCs w:val="21"/>
-          <w:lang w:val="en-CA"/>
-        </w:rPr>
-        <w:t>]</w:t>
       </w:r>
     </w:p>
     <w:p>
@@ -19284,22 +17577,39 @@
         </w:rPr>
         <w:t xml:space="preserve"> </w:t>
       </w:r>
-      <w:hyperlink r:id="rId112" w:history="1">
-        <w:r>
-          <w:rPr>
-            <w:rStyle w:val="Hyperlink"/>
-            <w:rFonts w:ascii="Times New Roman" w:hAnsi="Times New Roman" w:cs="Times New Roman"/>
-            <w:i/>
-            <w:iCs/>
-            <w:color w:val="C00000"/>
-            <w:sz w:val="21"/>
-            <w:szCs w:val="21"/>
-            <w:u w:val="none"/>
-            <w:lang w:val="en-CA"/>
-          </w:rPr>
-          <w:t>Under review in Movement Disorders (2026)</w:t>
-        </w:r>
-      </w:hyperlink>
+      <w:r>
+        <w:rPr>
+          <w:rFonts w:ascii="Times New Roman" w:hAnsi="Times New Roman" w:cs="Times New Roman"/>
+          <w:i/>
+          <w:iCs/>
+          <w:sz w:val="21"/>
+          <w:szCs w:val="21"/>
+          <w:lang w:val="en-CA"/>
+        </w:rPr>
+        <w:t xml:space="preserve">Accepted </w:t>
+      </w:r>
+      <w:r>
+        <w:rPr>
+          <w:rFonts w:ascii="Times New Roman" w:hAnsi="Times New Roman" w:cs="Times New Roman"/>
+          <w:i/>
+          <w:iCs/>
+          <w:sz w:val="21"/>
+          <w:szCs w:val="21"/>
+          <w:lang w:val="en-CA"/>
+        </w:rPr>
+        <w:t>in</w:t>
+      </w:r>
+      <w:r>
+        <w:rPr>
+          <w:rFonts w:ascii="Times New Roman" w:hAnsi="Times New Roman" w:cs="Times New Roman"/>
+          <w:i/>
+          <w:iCs/>
+          <w:sz w:val="21"/>
+          <w:szCs w:val="21"/>
+          <w:lang w:val="en-CA"/>
+        </w:rPr>
+        <w:t xml:space="preserve"> Movement Disorders (2026)</w:t>
+      </w:r>
       <w:r>
         <w:rPr>
           <w:rFonts w:ascii="Times New Roman" w:hAnsi="Times New Roman" w:cs="Times New Roman"/>
@@ -19310,84 +17620,6 @@
           <w:lang w:val="en-CA"/>
         </w:rPr>
         <w:t xml:space="preserve">. </w:t>
-      </w:r>
-      <w:r>
-        <w:rPr>
-          <w:rFonts w:ascii="Times New Roman" w:hAnsi="Times New Roman" w:cs="Times New Roman"/>
-          <w:b/>
-          <w:bCs/>
-          <w:i/>
-          <w:iCs/>
-          <w:sz w:val="21"/>
-          <w:szCs w:val="21"/>
-          <w:lang w:val="en-CA"/>
-        </w:rPr>
-        <w:t>[Poster + Abstract</w:t>
-      </w:r>
-      <w:r>
-        <w:rPr>
-          <w:rFonts w:ascii="Times New Roman" w:hAnsi="Times New Roman" w:cs="Times New Roman"/>
-          <w:b/>
-          <w:bCs/>
-          <w:i/>
-          <w:iCs/>
-          <w:sz w:val="21"/>
-          <w:szCs w:val="21"/>
-          <w:lang w:val="en-CA"/>
-        </w:rPr>
-        <w:t xml:space="preserve"> if accepted</w:t>
-      </w:r>
-      <w:r>
-        <w:rPr>
-          <w:rFonts w:ascii="Times New Roman" w:hAnsi="Times New Roman" w:cs="Times New Roman"/>
-          <w:b/>
-          <w:bCs/>
-          <w:i/>
-          <w:iCs/>
-          <w:sz w:val="21"/>
-          <w:szCs w:val="21"/>
-          <w:lang w:val="en-CA"/>
-        </w:rPr>
-        <w:t>]</w:t>
-      </w:r>
-      <w:r>
-        <w:rPr>
-          <w:rFonts w:ascii="Times New Roman" w:hAnsi="Times New Roman" w:cs="Times New Roman"/>
-          <w:b/>
-          <w:bCs/>
-          <w:i/>
-          <w:iCs/>
-          <w:sz w:val="21"/>
-          <w:szCs w:val="21"/>
-          <w:lang w:val="en-CA"/>
-        </w:rPr>
-        <w:t xml:space="preserve"> </w:t>
-      </w:r>
-      <w:r>
-        <w:rPr>
-          <w:rFonts w:ascii="Times New Roman" w:hAnsi="Times New Roman" w:cs="Times New Roman"/>
-          <w:b/>
-          <w:bCs/>
-          <w:i/>
-          <w:iCs/>
-          <w:sz w:val="21"/>
-          <w:szCs w:val="21"/>
-          <w:lang w:val="en-CA"/>
-        </w:rPr>
-        <w:t>[</w:t>
-      </w:r>
-      <w:r>
-        <w:rPr>
-          <w:rFonts w:ascii="Times New Roman" w:hAnsi="Times New Roman" w:cs="Times New Roman"/>
-          <w:b/>
-          <w:bCs/>
-          <w:i/>
-          <w:iCs/>
-          <w:sz w:val="21"/>
-          <w:szCs w:val="21"/>
-          <w:lang w:val="en-CA"/>
-        </w:rPr>
-        <w:t>Top venue in Parkinson’s Disease]</w:t>
       </w:r>
     </w:p>
     <w:p>
@@ -19673,22 +17905,28 @@
         </w:rPr>
         <w:t xml:space="preserve"> </w:t>
       </w:r>
-      <w:hyperlink r:id="rId113" w:history="1">
-        <w:r>
-          <w:rPr>
-            <w:rStyle w:val="Hyperlink"/>
-            <w:rFonts w:ascii="Times New Roman" w:hAnsi="Times New Roman" w:cs="Times New Roman"/>
-            <w:i/>
-            <w:iCs/>
-            <w:color w:val="C00000"/>
-            <w:sz w:val="21"/>
-            <w:szCs w:val="21"/>
-            <w:u w:val="none"/>
-            <w:lang w:val="en-CA"/>
-          </w:rPr>
-          <w:t>Under review in Movement Disorders (2026)</w:t>
-        </w:r>
-      </w:hyperlink>
+      <w:r>
+        <w:rPr>
+          <w:rFonts w:ascii="Times New Roman" w:hAnsi="Times New Roman" w:cs="Times New Roman"/>
+          <w:i/>
+          <w:iCs/>
+          <w:sz w:val="21"/>
+          <w:szCs w:val="21"/>
+          <w:lang w:val="en-CA"/>
+        </w:rPr>
+        <w:t>Accepted</w:t>
+      </w:r>
+      <w:r>
+        <w:rPr>
+          <w:rFonts w:ascii="Times New Roman" w:hAnsi="Times New Roman" w:cs="Times New Roman"/>
+          <w:i/>
+          <w:iCs/>
+          <w:sz w:val="21"/>
+          <w:szCs w:val="21"/>
+          <w:lang w:val="en-CA"/>
+        </w:rPr>
+        <w:t xml:space="preserve"> in Movement Disorders (2026)</w:t>
+      </w:r>
       <w:r>
         <w:rPr>
           <w:rFonts w:ascii="Times New Roman" w:hAnsi="Times New Roman" w:cs="Times New Roman"/>
@@ -19711,72 +17949,7 @@
           <w:szCs w:val="21"/>
           <w:lang w:val="en-CA"/>
         </w:rPr>
-        <w:t xml:space="preserve"> [Poster + Abstract</w:t>
-      </w:r>
-      <w:r>
-        <w:rPr>
-          <w:rFonts w:ascii="Times New Roman" w:hAnsi="Times New Roman" w:cs="Times New Roman"/>
-          <w:b/>
-          <w:bCs/>
-          <w:i/>
-          <w:iCs/>
-          <w:sz w:val="21"/>
-          <w:szCs w:val="21"/>
-          <w:lang w:val="en-CA"/>
-        </w:rPr>
-        <w:t xml:space="preserve"> if accepted</w:t>
-      </w:r>
-      <w:r>
-        <w:rPr>
-          <w:rFonts w:ascii="Times New Roman" w:hAnsi="Times New Roman" w:cs="Times New Roman"/>
-          <w:b/>
-          <w:bCs/>
-          <w:i/>
-          <w:iCs/>
-          <w:sz w:val="21"/>
-          <w:szCs w:val="21"/>
-          <w:lang w:val="en-CA"/>
-        </w:rPr>
-        <w:t>]</w:t>
-      </w:r>
-      <w:r>
-        <w:rPr>
-          <w:rFonts w:ascii="Times New Roman" w:hAnsi="Times New Roman" w:cs="Times New Roman"/>
-          <w:b/>
-          <w:bCs/>
-          <w:i/>
-          <w:iCs/>
-          <w:sz w:val="21"/>
-          <w:szCs w:val="21"/>
-          <w:lang w:val="en-CA"/>
-        </w:rPr>
         <w:t xml:space="preserve"> </w:t>
-      </w:r>
-      <w:r>
-        <w:rPr>
-          <w:rFonts w:ascii="Times New Roman" w:hAnsi="Times New Roman" w:cs="Times New Roman"/>
-          <w:b/>
-          <w:bCs/>
-          <w:i/>
-          <w:iCs/>
-          <w:sz w:val="21"/>
-          <w:szCs w:val="21"/>
-          <w:lang w:val="en-CA"/>
-        </w:rPr>
-        <w:t>[</w:t>
-      </w:r>
-      <w:r>
-        <w:rPr>
-          <w:rFonts w:ascii="Times New Roman" w:hAnsi="Times New Roman" w:cs="Times New Roman"/>
-          <w:b/>
-          <w:bCs/>
-          <w:i/>
-          <w:iCs/>
-          <w:sz w:val="21"/>
-          <w:szCs w:val="21"/>
-          <w:lang w:val="en-CA"/>
-        </w:rPr>
-        <w:t>Top venue in Parkinson’s Disease]</w:t>
       </w:r>
     </w:p>
     <w:p>
@@ -20035,7 +18208,7 @@
         </w:rPr>
         <w:t xml:space="preserve">. </w:t>
       </w:r>
-      <w:hyperlink r:id="rId114" w:history="1">
+      <w:hyperlink r:id="rId108" w:history="1">
         <w:r>
           <w:rPr>
             <w:rStyle w:val="Hyperlink"/>
@@ -20063,58 +18236,6 @@
         </w:rPr>
         <w:t xml:space="preserve"> </w:t>
       </w:r>
-      <w:r>
-        <w:rPr>
-          <w:rFonts w:ascii="Times New Roman" w:hAnsi="Times New Roman" w:cs="Times New Roman"/>
-          <w:b/>
-          <w:bCs/>
-          <w:i/>
-          <w:iCs/>
-          <w:sz w:val="21"/>
-          <w:szCs w:val="21"/>
-          <w:lang w:val="en-CA"/>
-        </w:rPr>
-        <w:t>[Poster + Abstract]</w:t>
-      </w:r>
-      <w:r>
-        <w:rPr>
-          <w:rFonts w:ascii="Times New Roman" w:hAnsi="Times New Roman" w:cs="Times New Roman"/>
-          <w:b/>
-          <w:bCs/>
-          <w:i/>
-          <w:iCs/>
-          <w:sz w:val="21"/>
-          <w:szCs w:val="21"/>
-          <w:lang w:val="en-CA"/>
-        </w:rPr>
-        <w:t xml:space="preserve"> </w:t>
-      </w:r>
-      <w:r>
-        <w:rPr>
-          <w:rFonts w:ascii="Times New Roman" w:hAnsi="Times New Roman" w:cs="Times New Roman"/>
-          <w:b/>
-          <w:bCs/>
-          <w:i/>
-          <w:iCs/>
-          <w:sz w:val="21"/>
-          <w:szCs w:val="21"/>
-          <w:lang w:val="en-CA"/>
-        </w:rPr>
-        <w:t>[</w:t>
-      </w:r>
-      <w:r>
-        <w:rPr>
-          <w:rFonts w:ascii="Times New Roman" w:hAnsi="Times New Roman" w:cs="Times New Roman"/>
-          <w:b/>
-          <w:bCs/>
-          <w:i/>
-          <w:iCs/>
-          <w:sz w:val="21"/>
-          <w:szCs w:val="21"/>
-          <w:lang w:val="en-CA"/>
-        </w:rPr>
-        <w:t>Top venue in Parkinson’s Disease]</w:t>
-      </w:r>
     </w:p>
     <w:p>
       <w:pPr>
@@ -20144,6 +18265,7 @@
           <w:szCs w:val="21"/>
           <w:lang w:val="en-CA"/>
         </w:rPr>
+        <w:lastRenderedPageBreak/>
         <w:tab/>
       </w:r>
       <w:r>
@@ -20428,7 +18550,7 @@
         </w:rPr>
         <w:t xml:space="preserve"> </w:t>
       </w:r>
-      <w:hyperlink r:id="rId115" w:history="1">
+      <w:hyperlink r:id="rId109" w:history="1">
         <w:r>
           <w:rPr>
             <w:rStyle w:val="Hyperlink"/>
@@ -20444,54 +18566,6 @@
           <w:t>In Movement Disorders (2024)</w:t>
         </w:r>
       </w:hyperlink>
-      <w:r>
-        <w:t xml:space="preserve"> </w:t>
-      </w:r>
-      <w:r>
-        <w:rPr>
-          <w:rFonts w:ascii="Times New Roman" w:hAnsi="Times New Roman" w:cs="Times New Roman"/>
-          <w:b/>
-          <w:bCs/>
-          <w:i/>
-          <w:iCs/>
-          <w:sz w:val="21"/>
-          <w:szCs w:val="21"/>
-          <w:lang w:val="en-CA"/>
-        </w:rPr>
-        <w:t>[Poster + Abstract]</w:t>
-      </w:r>
-      <w:r>
-        <w:t xml:space="preserve"> </w:t>
-      </w:r>
-      <w:r>
-        <w:t xml:space="preserve"> </w:t>
-      </w:r>
-      <w:r>
-        <w:rPr>
-          <w:rFonts w:ascii="Times New Roman" w:hAnsi="Times New Roman" w:cs="Times New Roman"/>
-          <w:b/>
-          <w:bCs/>
-          <w:i/>
-          <w:iCs/>
-          <w:sz w:val="21"/>
-          <w:szCs w:val="21"/>
-          <w:lang w:val="en-CA"/>
-        </w:rPr>
-        <w:t>[</w:t>
-      </w:r>
-      <w:r>
-        <w:rPr>
-          <w:rFonts w:ascii="Times New Roman" w:hAnsi="Times New Roman" w:cs="Times New Roman"/>
-          <w:b/>
-          <w:bCs/>
-          <w:i/>
-          <w:iCs/>
-          <w:sz w:val="21"/>
-          <w:szCs w:val="21"/>
-          <w:lang w:val="en-CA"/>
-        </w:rPr>
-        <w:t>Top venue in Parkinson’s Disease]</w:t>
-      </w:r>
     </w:p>
     <w:p>
       <w:pPr>
@@ -20718,96 +18792,6 @@
         </w:rPr>
         <w:t>posters</w:t>
       </w:r>
-      <w:r>
-        <w:rPr>
-          <w:rFonts w:ascii="Times New Roman" w:hAnsi="Times New Roman" w:cs="Times New Roman"/>
-          <w:i/>
-          <w:iCs/>
-          <w:sz w:val="21"/>
-          <w:szCs w:val="21"/>
-        </w:rPr>
-        <w:t xml:space="preserve"> (</w:t>
-      </w:r>
-      <w:r>
-        <w:rPr>
-          <w:rFonts w:ascii="Times New Roman" w:hAnsi="Times New Roman" w:cs="Times New Roman"/>
-          <w:i/>
-          <w:iCs/>
-          <w:sz w:val="21"/>
-          <w:szCs w:val="21"/>
-        </w:rPr>
-        <w:t>1</w:t>
-      </w:r>
-      <w:r>
-        <w:rPr>
-          <w:rFonts w:ascii="Times New Roman" w:hAnsi="Times New Roman" w:cs="Times New Roman"/>
-          <w:i/>
-          <w:iCs/>
-          <w:sz w:val="21"/>
-          <w:szCs w:val="21"/>
-        </w:rPr>
-        <w:t>2</w:t>
-      </w:r>
-      <w:r>
-        <w:rPr>
-          <w:rFonts w:ascii="Times New Roman" w:hAnsi="Times New Roman" w:cs="Times New Roman"/>
-          <w:i/>
-          <w:iCs/>
-          <w:sz w:val="21"/>
-          <w:szCs w:val="21"/>
-        </w:rPr>
-        <w:t xml:space="preserve"> </w:t>
-      </w:r>
-      <w:r>
-        <w:rPr>
-          <w:rFonts w:ascii="Times New Roman" w:hAnsi="Times New Roman" w:cs="Times New Roman"/>
-          <w:i/>
-          <w:iCs/>
-          <w:sz w:val="21"/>
-          <w:szCs w:val="21"/>
-        </w:rPr>
-        <w:t>presented</w:t>
-      </w:r>
-      <w:r>
-        <w:rPr>
-          <w:rFonts w:ascii="Times New Roman" w:hAnsi="Times New Roman" w:cs="Times New Roman"/>
-          <w:i/>
-          <w:iCs/>
-          <w:sz w:val="21"/>
-          <w:szCs w:val="21"/>
-        </w:rPr>
-        <w:t xml:space="preserve"> or accepted</w:t>
-      </w:r>
-      <w:r>
-        <w:rPr>
-          <w:rFonts w:ascii="Times New Roman" w:hAnsi="Times New Roman" w:cs="Times New Roman"/>
-          <w:i/>
-          <w:iCs/>
-          <w:sz w:val="21"/>
-          <w:szCs w:val="21"/>
-        </w:rPr>
-        <w:t xml:space="preserve">, </w:t>
-      </w:r>
-      <w:r>
-        <w:rPr>
-          <w:rFonts w:ascii="Times New Roman" w:hAnsi="Times New Roman" w:cs="Times New Roman"/>
-          <w:i/>
-          <w:iCs/>
-          <w:sz w:val="21"/>
-          <w:szCs w:val="21"/>
-        </w:rPr>
-        <w:t>2 under review</w:t>
-      </w:r>
-      <w:r>
-        <w:rPr>
-          <w:rFonts w:ascii="Times New Roman" w:hAnsi="Times New Roman" w:cs="Times New Roman"/>
-          <w:i/>
-          <w:iCs/>
-          <w:sz w:val="21"/>
-          <w:szCs w:val="21"/>
-        </w:rPr>
-        <w:t>)</w:t>
-      </w:r>
     </w:p>
     <w:p>
       <w:pPr>
@@ -21063,22 +19047,17 @@
         </w:rPr>
         <w:t xml:space="preserve"> </w:t>
       </w:r>
-      <w:hyperlink r:id="rId116" w:history="1">
-        <w:r>
-          <w:rPr>
-            <w:rStyle w:val="Hyperlink"/>
-            <w:rFonts w:ascii="Times New Roman" w:hAnsi="Times New Roman" w:cs="Times New Roman"/>
-            <w:i/>
-            <w:iCs/>
-            <w:color w:val="C00000"/>
-            <w:sz w:val="21"/>
-            <w:szCs w:val="21"/>
-            <w:u w:val="none"/>
-            <w:lang w:val="en-CA"/>
-          </w:rPr>
-          <w:t>Accepted for presentation at the International Conference on NeuroRehabilitation (ICNR)</w:t>
-        </w:r>
-      </w:hyperlink>
+      <w:r>
+        <w:rPr>
+          <w:rFonts w:ascii="Times New Roman" w:hAnsi="Times New Roman" w:cs="Times New Roman"/>
+          <w:i/>
+          <w:iCs/>
+          <w:sz w:val="21"/>
+          <w:szCs w:val="21"/>
+          <w:lang w:val="en-CA"/>
+        </w:rPr>
+        <w:t>Accepted for presentation at the International Conference on NeuroRehabilitation (ICNR)</w:t>
+      </w:r>
       <w:r>
         <w:rPr>
           <w:rFonts w:ascii="Times New Roman" w:hAnsi="Times New Roman" w:cs="Times New Roman"/>
@@ -21089,123 +19068,6 @@
           <w:lang w:val="en-CA"/>
         </w:rPr>
         <w:t xml:space="preserve">. </w:t>
-      </w:r>
-      <w:r>
-        <w:rPr>
-          <w:rFonts w:ascii="Times New Roman" w:hAnsi="Times New Roman" w:cs="Times New Roman"/>
-          <w:b/>
-          <w:bCs/>
-          <w:i/>
-          <w:iCs/>
-          <w:sz w:val="21"/>
-          <w:szCs w:val="21"/>
-          <w:lang w:val="en-CA"/>
-        </w:rPr>
-        <w:t>[</w:t>
-      </w:r>
-      <w:r>
-        <w:rPr>
-          <w:rFonts w:ascii="Times New Roman" w:hAnsi="Times New Roman" w:cs="Times New Roman"/>
-          <w:b/>
-          <w:bCs/>
-          <w:i/>
-          <w:iCs/>
-          <w:sz w:val="21"/>
-          <w:szCs w:val="21"/>
-          <w:lang w:val="en-CA"/>
-        </w:rPr>
-        <w:t xml:space="preserve">Chapter contribution </w:t>
-      </w:r>
-      <w:r>
-        <w:rPr>
-          <w:rFonts w:ascii="Times New Roman" w:hAnsi="Times New Roman" w:cs="Times New Roman"/>
-          <w:b/>
-          <w:bCs/>
-          <w:i/>
-          <w:iCs/>
-          <w:sz w:val="21"/>
-          <w:szCs w:val="21"/>
-          <w:lang w:val="en-CA"/>
-        </w:rPr>
-        <w:t xml:space="preserve">+ </w:t>
-      </w:r>
-      <w:r>
-        <w:rPr>
-          <w:rFonts w:ascii="Times New Roman" w:hAnsi="Times New Roman" w:cs="Times New Roman"/>
-          <w:b/>
-          <w:bCs/>
-          <w:i/>
-          <w:iCs/>
-          <w:sz w:val="21"/>
-          <w:szCs w:val="21"/>
-          <w:lang w:val="en-CA"/>
-        </w:rPr>
-        <w:t>Poster</w:t>
-      </w:r>
-      <w:r>
-        <w:rPr>
-          <w:rFonts w:ascii="Times New Roman" w:hAnsi="Times New Roman" w:cs="Times New Roman"/>
-          <w:b/>
-          <w:bCs/>
-          <w:i/>
-          <w:iCs/>
-          <w:sz w:val="21"/>
-          <w:szCs w:val="21"/>
-          <w:lang w:val="en-CA"/>
-        </w:rPr>
-        <w:t>]</w:t>
-      </w:r>
-      <w:r>
-        <w:rPr>
-          <w:rFonts w:ascii="Times New Roman" w:hAnsi="Times New Roman" w:cs="Times New Roman"/>
-          <w:b/>
-          <w:bCs/>
-          <w:i/>
-          <w:iCs/>
-          <w:sz w:val="21"/>
-          <w:szCs w:val="21"/>
-          <w:lang w:val="en-CA"/>
-        </w:rPr>
-        <w:t xml:space="preserve"> </w:t>
-      </w:r>
-      <w:r>
-        <w:rPr>
-          <w:rFonts w:ascii="Times New Roman" w:hAnsi="Times New Roman" w:cs="Times New Roman"/>
-          <w:b/>
-          <w:bCs/>
-          <w:i/>
-          <w:iCs/>
-          <w:sz w:val="21"/>
-          <w:szCs w:val="21"/>
-          <w:lang w:val="en-CA"/>
-        </w:rPr>
-        <w:t>[</w:t>
-      </w:r>
-      <w:r>
-        <w:rPr>
-          <w:rFonts w:ascii="Times New Roman" w:hAnsi="Times New Roman" w:cs="Times New Roman"/>
-          <w:b/>
-          <w:bCs/>
-          <w:i/>
-          <w:iCs/>
-          <w:sz w:val="21"/>
-          <w:szCs w:val="21"/>
-          <w:lang w:val="en-CA"/>
-        </w:rPr>
-        <w:t>Top venue in NeuroRehabilitation</w:t>
-      </w:r>
-      <w:r>
-        <w:rPr>
-          <w:rFonts w:ascii="Times New Roman" w:hAnsi="Times New Roman" w:cs="Times New Roman"/>
-          <w:b/>
-          <w:bCs/>
-          <w:i/>
-          <w:iCs/>
-          <w:sz w:val="21"/>
-          <w:szCs w:val="21"/>
-          <w:lang w:val="en-CA"/>
-        </w:rPr>
-        <w:t>]</w:t>
       </w:r>
     </w:p>
     <w:p>
@@ -21233,7 +19095,6 @@
           <w:sz w:val="21"/>
           <w:szCs w:val="21"/>
         </w:rPr>
-        <w:lastRenderedPageBreak/>
         <w:tab/>
       </w:r>
       <w:r>
@@ -21531,22 +19392,28 @@
         </w:rPr>
         <w:t xml:space="preserve"> </w:t>
       </w:r>
-      <w:hyperlink r:id="rId117" w:history="1">
-        <w:r>
-          <w:rPr>
-            <w:rStyle w:val="Hyperlink"/>
-            <w:rFonts w:ascii="Times New Roman" w:hAnsi="Times New Roman" w:cs="Times New Roman"/>
-            <w:i/>
-            <w:iCs/>
-            <w:color w:val="C00000"/>
-            <w:sz w:val="21"/>
-            <w:szCs w:val="21"/>
-            <w:u w:val="none"/>
-            <w:lang w:val="en-CA"/>
-          </w:rPr>
-          <w:t>Under review for the International Parkinson and Movement Disorder Society (MDS) Congress (2026)</w:t>
-        </w:r>
-      </w:hyperlink>
+      <w:r>
+        <w:rPr>
+          <w:rFonts w:ascii="Times New Roman" w:hAnsi="Times New Roman" w:cs="Times New Roman"/>
+          <w:i/>
+          <w:iCs/>
+          <w:sz w:val="21"/>
+          <w:szCs w:val="21"/>
+          <w:lang w:val="en-CA"/>
+        </w:rPr>
+        <w:t>Accepted for presentation at</w:t>
+      </w:r>
+      <w:r>
+        <w:rPr>
+          <w:rFonts w:ascii="Times New Roman" w:hAnsi="Times New Roman" w:cs="Times New Roman"/>
+          <w:i/>
+          <w:iCs/>
+          <w:sz w:val="21"/>
+          <w:szCs w:val="21"/>
+          <w:lang w:val="en-CA"/>
+        </w:rPr>
+        <w:t xml:space="preserve"> the International Parkinson and Movement Disorder Society (MDS) Congress (2026)</w:t>
+      </w:r>
       <w:r>
         <w:rPr>
           <w:rFonts w:ascii="Times New Roman" w:hAnsi="Times New Roman" w:cs="Times New Roman"/>
@@ -21557,58 +19424,6 @@
           <w:lang w:val="en-CA"/>
         </w:rPr>
         <w:t xml:space="preserve">. </w:t>
-      </w:r>
-      <w:r>
-        <w:rPr>
-          <w:rFonts w:ascii="Times New Roman" w:hAnsi="Times New Roman" w:cs="Times New Roman"/>
-          <w:b/>
-          <w:bCs/>
-          <w:i/>
-          <w:iCs/>
-          <w:sz w:val="21"/>
-          <w:szCs w:val="21"/>
-          <w:lang w:val="en-CA"/>
-        </w:rPr>
-        <w:t>[Poster + Abstract if accepted]</w:t>
-      </w:r>
-      <w:r>
-        <w:rPr>
-          <w:rFonts w:ascii="Times New Roman" w:hAnsi="Times New Roman" w:cs="Times New Roman"/>
-          <w:b/>
-          <w:bCs/>
-          <w:i/>
-          <w:iCs/>
-          <w:sz w:val="21"/>
-          <w:szCs w:val="21"/>
-          <w:lang w:val="en-CA"/>
-        </w:rPr>
-        <w:t xml:space="preserve"> </w:t>
-      </w:r>
-      <w:r>
-        <w:rPr>
-          <w:rFonts w:ascii="Times New Roman" w:hAnsi="Times New Roman" w:cs="Times New Roman"/>
-          <w:b/>
-          <w:bCs/>
-          <w:i/>
-          <w:iCs/>
-          <w:sz w:val="21"/>
-          <w:szCs w:val="21"/>
-          <w:lang w:val="en-CA"/>
-        </w:rPr>
-        <w:t>[</w:t>
-      </w:r>
-      <w:r>
-        <w:rPr>
-          <w:rFonts w:ascii="Times New Roman" w:hAnsi="Times New Roman" w:cs="Times New Roman"/>
-          <w:b/>
-          <w:bCs/>
-          <w:i/>
-          <w:iCs/>
-          <w:sz w:val="21"/>
-          <w:szCs w:val="21"/>
-          <w:lang w:val="en-CA"/>
-        </w:rPr>
-        <w:t>Top venue in Parkinson’s Disease]</w:t>
       </w:r>
     </w:p>
     <w:p>
@@ -21869,84 +19684,38 @@
         </w:rPr>
         <w:t xml:space="preserve"> </w:t>
       </w:r>
-      <w:hyperlink r:id="rId118" w:history="1">
-        <w:r>
-          <w:rPr>
-            <w:rStyle w:val="Hyperlink"/>
-            <w:rFonts w:ascii="Times New Roman" w:hAnsi="Times New Roman" w:cs="Times New Roman"/>
-            <w:i/>
-            <w:iCs/>
-            <w:color w:val="C00000"/>
-            <w:sz w:val="21"/>
-            <w:szCs w:val="21"/>
-            <w:u w:val="none"/>
-            <w:lang w:val="en-CA"/>
-          </w:rPr>
-          <w:t>Under review for the International Parkinson and Movement Disorder Society (MDS) Congress (2026)</w:t>
-        </w:r>
-      </w:hyperlink>
-      <w:r>
-        <w:rPr>
-          <w:rFonts w:ascii="Times New Roman" w:hAnsi="Times New Roman" w:cs="Times New Roman"/>
-          <w:i/>
-          <w:iCs/>
-          <w:sz w:val="21"/>
-          <w:szCs w:val="21"/>
-          <w:lang w:val="en-CA"/>
-        </w:rPr>
-        <w:t xml:space="preserve">. </w:t>
-      </w:r>
-      <w:r>
-        <w:rPr>
-          <w:rFonts w:ascii="Times New Roman" w:hAnsi="Times New Roman" w:cs="Times New Roman"/>
-          <w:b/>
-          <w:bCs/>
-          <w:i/>
-          <w:iCs/>
-          <w:sz w:val="21"/>
-          <w:szCs w:val="21"/>
-          <w:lang w:val="en-CA"/>
-        </w:rPr>
-        <w:t>[Poster + Abstract if accepted]</w:t>
-      </w:r>
-      <w:r>
-        <w:rPr>
-          <w:rFonts w:ascii="Times New Roman" w:hAnsi="Times New Roman" w:cs="Times New Roman"/>
-          <w:b/>
-          <w:bCs/>
-          <w:i/>
-          <w:iCs/>
-          <w:sz w:val="21"/>
-          <w:szCs w:val="21"/>
-          <w:lang w:val="en-CA"/>
-        </w:rPr>
-        <w:t xml:space="preserve"> </w:t>
-      </w:r>
-      <w:r>
-        <w:rPr>
-          <w:rFonts w:ascii="Times New Roman" w:hAnsi="Times New Roman" w:cs="Times New Roman"/>
-          <w:b/>
-          <w:bCs/>
-          <w:i/>
-          <w:iCs/>
-          <w:sz w:val="21"/>
-          <w:szCs w:val="21"/>
-          <w:lang w:val="en-CA"/>
-        </w:rPr>
-        <w:t>[</w:t>
-      </w:r>
-      <w:r>
-        <w:rPr>
-          <w:rFonts w:ascii="Times New Roman" w:hAnsi="Times New Roman" w:cs="Times New Roman"/>
-          <w:b/>
-          <w:bCs/>
-          <w:i/>
-          <w:iCs/>
-          <w:sz w:val="21"/>
-          <w:szCs w:val="21"/>
-          <w:lang w:val="en-CA"/>
-        </w:rPr>
-        <w:t>Top venue in Parkinson’s Disease]</w:t>
+      <w:r>
+        <w:rPr>
+          <w:rFonts w:ascii="Times New Roman" w:hAnsi="Times New Roman" w:cs="Times New Roman"/>
+          <w:i/>
+          <w:iCs/>
+          <w:sz w:val="21"/>
+          <w:szCs w:val="21"/>
+          <w:lang w:val="en-CA"/>
+        </w:rPr>
+        <w:t>Accepted for presentation at</w:t>
+      </w:r>
+      <w:r>
+        <w:rPr>
+          <w:rFonts w:ascii="Times New Roman" w:hAnsi="Times New Roman" w:cs="Times New Roman"/>
+          <w:i/>
+          <w:iCs/>
+          <w:sz w:val="21"/>
+          <w:szCs w:val="21"/>
+          <w:lang w:val="en-CA"/>
+        </w:rPr>
+        <w:t xml:space="preserve"> the International Parkinson and Movement Disorder Society (MDS) Congress (2026)</w:t>
+      </w:r>
+      <w:r>
+        <w:rPr>
+          <w:rFonts w:ascii="Times New Roman" w:hAnsi="Times New Roman" w:cs="Times New Roman"/>
+          <w:i/>
+          <w:iCs/>
+          <w:sz w:val="21"/>
+          <w:szCs w:val="21"/>
+          <w:lang w:val="en-CA"/>
+        </w:rPr>
+        <w:t>.</w:t>
       </w:r>
     </w:p>
     <w:p>
@@ -23314,33 +21083,7 @@
           <w:szCs w:val="21"/>
           <w:lang w:val="en-CA"/>
         </w:rPr>
-        <w:t>Travel Awards</w:t>
-      </w:r>
-      <w:r>
-        <w:rPr>
-          <w:rFonts w:ascii="Times New Roman" w:hAnsi="Times New Roman" w:cs="Times New Roman"/>
-          <w:b/>
-          <w:bCs/>
-          <w:i/>
-          <w:iCs/>
-          <w:sz w:val="21"/>
-          <w:szCs w:val="21"/>
-          <w:lang w:val="en-CA"/>
-        </w:rPr>
-        <w:t>, Top venue in Parkinson’s Disease</w:t>
-      </w:r>
-      <w:r>
-        <w:rPr>
-          <w:rFonts w:ascii="Times New Roman" w:hAnsi="Times New Roman" w:cs="Times New Roman"/>
-          <w:b/>
-          <w:bCs/>
-          <w:i/>
-          <w:iCs/>
-          <w:sz w:val="21"/>
-          <w:szCs w:val="21"/>
-          <w:lang w:val="en-CA"/>
-        </w:rPr>
-        <w:t>]</w:t>
+        <w:t>Travel Awards]</w:t>
       </w:r>
     </w:p>
     <w:p>
@@ -23672,43 +21415,6 @@
         </w:rPr>
         <w:t>)</w:t>
       </w:r>
-      <w:r>
-        <w:rPr>
-          <w:rFonts w:ascii="Times New Roman" w:hAnsi="Times New Roman" w:cs="Times New Roman"/>
-          <w:i/>
-          <w:iCs/>
-          <w:sz w:val="21"/>
-          <w:szCs w:val="21"/>
-          <w:lang w:val="en-CA"/>
-        </w:rPr>
-        <w:t xml:space="preserve"> </w:t>
-      </w:r>
-      <w:r>
-        <w:rPr>
-          <w:rFonts w:ascii="Times New Roman" w:hAnsi="Times New Roman" w:cs="Times New Roman"/>
-          <w:b/>
-          <w:bCs/>
-          <w:i/>
-          <w:iCs/>
-          <w:sz w:val="21"/>
-          <w:szCs w:val="21"/>
-          <w:lang w:val="en-CA"/>
-        </w:rPr>
-        <w:t>[</w:t>
-      </w:r>
-      <w:r>
-        <w:rPr>
-          <w:rFonts w:ascii="Times New Roman" w:hAnsi="Times New Roman" w:cs="Times New Roman"/>
-          <w:b/>
-          <w:bCs/>
-          <w:i/>
-          <w:iCs/>
-          <w:sz w:val="21"/>
-          <w:szCs w:val="21"/>
-          <w:lang w:val="en-CA"/>
-        </w:rPr>
-        <w:t>Top venue in Parkinson’s Disease]</w:t>
-      </w:r>
     </w:p>
     <w:p>
       <w:pPr>
@@ -24096,53 +21802,6 @@
           <w:szCs w:val="21"/>
         </w:rPr>
         <w:t xml:space="preserve">Congress </w:t>
-      </w:r>
-      <w:r>
-        <w:rPr>
-          <w:rFonts w:ascii="Times New Roman" w:hAnsi="Times New Roman" w:cs="Times New Roman"/>
-          <w:i/>
-          <w:iCs/>
-          <w:sz w:val="21"/>
-          <w:szCs w:val="21"/>
-        </w:rPr>
-        <w:t>)</w:t>
-      </w:r>
-      <w:r>
-        <w:rPr>
-          <w:rFonts w:ascii="Times New Roman" w:hAnsi="Times New Roman" w:cs="Times New Roman"/>
-          <w:i/>
-          <w:iCs/>
-          <w:sz w:val="21"/>
-          <w:szCs w:val="21"/>
-          <w:lang w:val="en-CA"/>
-        </w:rPr>
-        <w:t xml:space="preserve"> </w:t>
-      </w:r>
-      <w:r>
-        <w:rPr>
-          <w:rFonts w:ascii="Times New Roman" w:hAnsi="Times New Roman" w:cs="Times New Roman"/>
-          <w:b/>
-          <w:bCs/>
-          <w:i/>
-          <w:iCs/>
-          <w:sz w:val="21"/>
-          <w:szCs w:val="21"/>
-          <w:lang w:val="en-CA"/>
-        </w:rPr>
-        <w:t>[</w:t>
-      </w:r>
-      <w:r>
-        <w:rPr>
-          <w:rFonts w:ascii="Times New Roman" w:hAnsi="Times New Roman" w:cs="Times New Roman"/>
-          <w:b/>
-          <w:bCs/>
-          <w:i/>
-          <w:iCs/>
-          <w:sz w:val="21"/>
-          <w:szCs w:val="21"/>
-          <w:lang w:val="en-CA"/>
-        </w:rPr>
-        <w:t>Top venue in Neurosciences]</w:t>
       </w:r>
     </w:p>
     <w:p>
@@ -24732,6 +22391,7 @@
           <w:sz w:val="21"/>
           <w:szCs w:val="21"/>
         </w:rPr>
+        <w:lastRenderedPageBreak/>
         <w:t xml:space="preserve">symptoms severity in Parkinson’s </w:t>
       </w:r>
       <w:r>
@@ -25108,31 +22768,7 @@
           <w:szCs w:val="21"/>
           <w:lang w:val="fr-CA"/>
         </w:rPr>
-        <w:t xml:space="preserve"> McGill </w:t>
-      </w:r>
-      <w:proofErr w:type="spellStart"/>
-      <w:r>
-        <w:rPr>
-          <w:rFonts w:ascii="Times New Roman" w:hAnsi="Times New Roman" w:cs="Times New Roman"/>
-          <w:i/>
-          <w:iCs/>
-          <w:sz w:val="21"/>
-          <w:szCs w:val="21"/>
-          <w:lang w:val="fr-CA"/>
-        </w:rPr>
-        <w:t>Minds</w:t>
-      </w:r>
-      <w:proofErr w:type="spellEnd"/>
-      <w:r>
-        <w:rPr>
-          <w:rFonts w:ascii="Times New Roman" w:hAnsi="Times New Roman" w:cs="Times New Roman"/>
-          <w:i/>
-          <w:iCs/>
-          <w:sz w:val="21"/>
-          <w:szCs w:val="21"/>
-          <w:lang w:val="fr-CA"/>
-        </w:rPr>
-        <w:t xml:space="preserve"> in Motion Conference</w:t>
+        <w:t xml:space="preserve"> McGill Minds in Motion Conference</w:t>
       </w:r>
     </w:p>
     <w:p>
@@ -25395,7 +23031,6 @@
           <w:sz w:val="21"/>
           <w:szCs w:val="21"/>
         </w:rPr>
-        <w:lastRenderedPageBreak/>
         <w:t>adaptation to split-belt treadmill in Parkinson’s disease with freezing of gait</w:t>
       </w:r>
       <w:r>
@@ -25913,43 +23548,6 @@
         </w:rPr>
         <w:t>)</w:t>
       </w:r>
-      <w:r>
-        <w:rPr>
-          <w:rFonts w:ascii="Times New Roman" w:hAnsi="Times New Roman" w:cs="Times New Roman"/>
-          <w:i/>
-          <w:iCs/>
-          <w:sz w:val="21"/>
-          <w:szCs w:val="21"/>
-          <w:lang w:val="en-CA"/>
-        </w:rPr>
-        <w:t xml:space="preserve"> </w:t>
-      </w:r>
-      <w:r>
-        <w:rPr>
-          <w:rFonts w:ascii="Times New Roman" w:hAnsi="Times New Roman" w:cs="Times New Roman"/>
-          <w:b/>
-          <w:bCs/>
-          <w:i/>
-          <w:iCs/>
-          <w:sz w:val="21"/>
-          <w:szCs w:val="21"/>
-          <w:lang w:val="en-CA"/>
-        </w:rPr>
-        <w:t>[</w:t>
-      </w:r>
-      <w:r>
-        <w:rPr>
-          <w:rFonts w:ascii="Times New Roman" w:hAnsi="Times New Roman" w:cs="Times New Roman"/>
-          <w:b/>
-          <w:bCs/>
-          <w:i/>
-          <w:iCs/>
-          <w:sz w:val="21"/>
-          <w:szCs w:val="21"/>
-          <w:lang w:val="en-CA"/>
-        </w:rPr>
-        <w:t>Top venue in Movement Biomechanics]</w:t>
-      </w:r>
     </w:p>
     <w:p>
       <w:pPr>
@@ -26165,43 +23763,6 @@
         </w:rPr>
         <w:t>At RehabWeek</w:t>
       </w:r>
-      <w:r>
-        <w:rPr>
-          <w:rFonts w:ascii="Times New Roman" w:hAnsi="Times New Roman" w:cs="Times New Roman"/>
-          <w:i/>
-          <w:iCs/>
-          <w:sz w:val="21"/>
-          <w:szCs w:val="21"/>
-          <w:lang w:val="en-CA"/>
-        </w:rPr>
-        <w:t xml:space="preserve"> </w:t>
-      </w:r>
-      <w:r>
-        <w:rPr>
-          <w:rFonts w:ascii="Times New Roman" w:hAnsi="Times New Roman" w:cs="Times New Roman"/>
-          <w:b/>
-          <w:bCs/>
-          <w:i/>
-          <w:iCs/>
-          <w:sz w:val="21"/>
-          <w:szCs w:val="21"/>
-          <w:lang w:val="en-CA"/>
-        </w:rPr>
-        <w:t>[</w:t>
-      </w:r>
-      <w:r>
-        <w:rPr>
-          <w:rFonts w:ascii="Times New Roman" w:hAnsi="Times New Roman" w:cs="Times New Roman"/>
-          <w:b/>
-          <w:bCs/>
-          <w:i/>
-          <w:iCs/>
-          <w:sz w:val="21"/>
-          <w:szCs w:val="21"/>
-          <w:lang w:val="en-CA"/>
-        </w:rPr>
-        <w:t>Top venue in Rehabilitation Engineering]</w:t>
-      </w:r>
     </w:p>
     <w:p>
       <w:pPr>
@@ -26297,7 +23858,7 @@
         </w:rPr>
         <w:tab/>
       </w:r>
-      <w:hyperlink r:id="rId119" w:history="1">
+      <w:hyperlink r:id="rId110" w:history="1">
         <w:r>
           <w:rPr>
             <w:rStyle w:val="Hyperlink"/>
@@ -26414,7 +23975,7 @@
         </w:rPr>
         <w:tab/>
       </w:r>
-      <w:hyperlink r:id="rId120" w:history="1">
+      <w:hyperlink r:id="rId111" w:history="1">
         <w:r>
           <w:rPr>
             <w:rStyle w:val="Hyperlink"/>
@@ -26507,7 +24068,7 @@
         </w:rPr>
         <w:tab/>
       </w:r>
-      <w:hyperlink r:id="rId121" w:history="1">
+      <w:hyperlink r:id="rId112" w:history="1">
         <w:r>
           <w:rPr>
             <w:rStyle w:val="Hyperlink"/>
@@ -26659,7 +24220,7 @@
         </w:rPr>
         <w:tab/>
       </w:r>
-      <w:hyperlink r:id="rId122" w:history="1">
+      <w:hyperlink r:id="rId113" w:history="1">
         <w:r>
           <w:rPr>
             <w:rStyle w:val="Hyperlink"/>
@@ -27464,7 +25025,7 @@
         </w:rPr>
         <w:t xml:space="preserve"> </w:t>
       </w:r>
-      <w:hyperlink r:id="rId123" w:history="1">
+      <w:hyperlink r:id="rId114" w:history="1">
         <w:r>
           <w:rPr>
             <w:rStyle w:val="Hyperlink"/>
@@ -27833,7 +25394,7 @@
         </w:rPr>
         <w:t xml:space="preserve"> </w:t>
       </w:r>
-      <w:hyperlink r:id="rId124" w:history="1">
+      <w:hyperlink r:id="rId115" w:history="1">
         <w:r>
           <w:rPr>
             <w:rStyle w:val="Hyperlink"/>
@@ -28105,7 +25666,7 @@
         </w:rPr>
         <w:t xml:space="preserve"> </w:t>
       </w:r>
-      <w:hyperlink r:id="rId125" w:history="1">
+      <w:hyperlink r:id="rId116" w:history="1">
         <w:r>
           <w:rPr>
             <w:rStyle w:val="Hyperlink"/>
@@ -28252,6 +25813,56 @@
       <w:r>
         <w:rPr>
           <w:rFonts w:ascii="Times New Roman" w:hAnsi="Times New Roman" w:cs="Times New Roman"/>
+          <w:sz w:val="22"/>
+          <w:szCs w:val="22"/>
+        </w:rPr>
+        <w:tab/>
+      </w:r>
+      <w:r>
+        <w:rPr>
+          <w:rFonts w:ascii="Times New Roman" w:hAnsi="Times New Roman" w:cs="Times New Roman"/>
+          <w:sz w:val="21"/>
+          <w:szCs w:val="21"/>
+        </w:rPr>
+        <w:tab/>
+      </w:r>
+      <w:r>
+        <w:rPr>
+          <w:rFonts w:ascii="Times New Roman" w:hAnsi="Times New Roman" w:cs="Times New Roman"/>
+          <w:sz w:val="21"/>
+          <w:szCs w:val="21"/>
+        </w:rPr>
+        <w:t>Invited Conference</w:t>
+      </w:r>
+      <w:r>
+        <w:rPr>
+          <w:rFonts w:ascii="Times New Roman" w:hAnsi="Times New Roman" w:cs="Times New Roman"/>
+          <w:sz w:val="21"/>
+          <w:szCs w:val="21"/>
+        </w:rPr>
+        <w:t xml:space="preserve"> Presentations</w:t>
+      </w:r>
+    </w:p>
+    <w:p>
+      <w:pPr>
+        <w:tabs>
+          <w:tab w:val="right" w:pos="1701"/>
+          <w:tab w:val="left" w:pos="1843"/>
+          <w:tab w:val="right" w:pos="9356"/>
+        </w:tabs>
+        <w:spacing w:before="160" w:after="0" w:line="240" w:lineRule="auto"/>
+        <w:jc w:val="both"/>
+        <w:rPr>
+          <w:rFonts w:ascii="Times New Roman" w:hAnsi="Times New Roman" w:cs="Times New Roman"/>
+          <w:i/>
+          <w:iCs/>
+          <w:sz w:val="21"/>
+          <w:szCs w:val="21"/>
+        </w:rPr>
+      </w:pPr>
+      <w:r>
+        <w:rPr>
+          <w:rFonts w:ascii="Times New Roman" w:hAnsi="Times New Roman" w:cs="Times New Roman"/>
           <w:i/>
           <w:iCs/>
           <w:noProof/>
@@ -28261,13 +25872,13 @@
         <mc:AlternateContent>
           <mc:Choice Requires="wps">
             <w:drawing>
-              <wp:anchor distT="0" distB="0" distL="114300" distR="114300" simplePos="0" relativeHeight="251692032" behindDoc="0" locked="0" layoutInCell="1" allowOverlap="1" wp14:anchorId="02612A01" wp14:editId="64950EBA">
+              <wp:anchor distT="0" distB="0" distL="114300" distR="114300" simplePos="0" relativeHeight="251692032" behindDoc="0" locked="0" layoutInCell="1" allowOverlap="1" wp14:anchorId="02612A01" wp14:editId="777E4556">
                 <wp:simplePos x="0" y="0"/>
                 <wp:positionH relativeFrom="column">
                   <wp:posOffset>1143635</wp:posOffset>
                 </wp:positionH>
                 <wp:positionV relativeFrom="paragraph">
-                  <wp:posOffset>314020</wp:posOffset>
+                  <wp:posOffset>21704</wp:posOffset>
                 </wp:positionV>
                 <wp:extent cx="5141595" cy="0"/>
                 <wp:effectExtent l="0" t="0" r="14605" b="12700"/>
@@ -28321,7 +25932,7 @@
           </mc:Choice>
           <mc:Fallback>
             <w:pict>
-              <v:line w14:anchorId="0CB88E0D" id="Straight Connector 4" o:spid="_x0000_s1026" style="position:absolute;flip:y;z-index:251692032;visibility:visible;mso-wrap-style:square;mso-width-percent:0;mso-height-percent:0;mso-wrap-distance-left:9pt;mso-wrap-distance-top:0;mso-wrap-distance-right:9pt;mso-wrap-distance-bottom:0;mso-position-horizontal:absolute;mso-position-horizontal-relative:text;mso-position-vertical:absolute;mso-position-vertical-relative:text;mso-width-percent:0;mso-height-percent:0;mso-width-relative:margin;mso-height-relative:margin" from="90.05pt,24.75pt" to="494.9pt,24.75pt" o:gfxdata="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" strokecolor="black [3213]" strokeweight=".5pt">
+              <v:line w14:anchorId="6CFD2A9D" id="Straight Connector 4" o:spid="_x0000_s1026" style="position:absolute;flip:y;z-index:251692032;visibility:visible;mso-wrap-style:square;mso-width-percent:0;mso-height-percent:0;mso-wrap-distance-left:9pt;mso-wrap-distance-top:0;mso-wrap-distance-right:9pt;mso-wrap-distance-bottom:0;mso-position-horizontal:absolute;mso-position-horizontal-relative:text;mso-position-vertical:absolute;mso-position-vertical-relative:text;mso-width-percent:0;mso-height-percent:0;mso-width-relative:margin;mso-height-relative:margin" from="90.05pt,1.7pt" to="494.9pt,1.7pt" o:gfxdata="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" strokecolor="black [3213]" strokeweight=".5pt">
                 <v:stroke joinstyle="miter"/>
                 <w10:wrap type="topAndBottom"/>
               </v:line>
@@ -28329,56 +25940,6 @@
           </mc:Fallback>
         </mc:AlternateContent>
       </w:r>
-      <w:r>
-        <w:rPr>
-          <w:rFonts w:ascii="Times New Roman" w:hAnsi="Times New Roman" w:cs="Times New Roman"/>
-          <w:sz w:val="22"/>
-          <w:szCs w:val="22"/>
-        </w:rPr>
-        <w:tab/>
-      </w:r>
-      <w:r>
-        <w:rPr>
-          <w:rFonts w:ascii="Times New Roman" w:hAnsi="Times New Roman" w:cs="Times New Roman"/>
-          <w:sz w:val="21"/>
-          <w:szCs w:val="21"/>
-        </w:rPr>
-        <w:tab/>
-      </w:r>
-      <w:r>
-        <w:rPr>
-          <w:rFonts w:ascii="Times New Roman" w:hAnsi="Times New Roman" w:cs="Times New Roman"/>
-          <w:sz w:val="21"/>
-          <w:szCs w:val="21"/>
-        </w:rPr>
-        <w:t>Invited Conference</w:t>
-      </w:r>
-      <w:r>
-        <w:rPr>
-          <w:rFonts w:ascii="Times New Roman" w:hAnsi="Times New Roman" w:cs="Times New Roman"/>
-          <w:sz w:val="21"/>
-          <w:szCs w:val="21"/>
-        </w:rPr>
-        <w:t xml:space="preserve"> Presentations</w:t>
-      </w:r>
-    </w:p>
-    <w:p>
-      <w:pPr>
-        <w:tabs>
-          <w:tab w:val="right" w:pos="1701"/>
-          <w:tab w:val="left" w:pos="1843"/>
-          <w:tab w:val="right" w:pos="9356"/>
-        </w:tabs>
-        <w:spacing w:before="160" w:after="0" w:line="240" w:lineRule="auto"/>
-        <w:jc w:val="both"/>
-        <w:rPr>
-          <w:rFonts w:ascii="Times New Roman" w:hAnsi="Times New Roman" w:cs="Times New Roman"/>
-          <w:i/>
-          <w:iCs/>
-          <w:sz w:val="21"/>
-          <w:szCs w:val="21"/>
-        </w:rPr>
-      </w:pPr>
       <w:r>
         <w:rPr>
           <w:rFonts w:ascii="Times New Roman" w:hAnsi="Times New Roman" w:cs="Times New Roman"/>
@@ -28466,7 +26027,7 @@
         </w:rPr>
         <w:t xml:space="preserve"> </w:t>
       </w:r>
-      <w:hyperlink r:id="rId126" w:history="1">
+      <w:hyperlink r:id="rId117" w:history="1">
         <w:r>
           <w:rPr>
             <w:rStyle w:val="Hyperlink"/>
@@ -28476,7 +26037,29 @@
             <w:szCs w:val="21"/>
             <w:u w:val="none"/>
           </w:rPr>
-          <w:t>NextGen Scholar Presentation</w:t>
+          <w:t>NextGen Scholar Presen</w:t>
+        </w:r>
+        <w:r>
+          <w:rPr>
+            <w:rStyle w:val="Hyperlink"/>
+            <w:rFonts w:ascii="Times New Roman" w:hAnsi="Times New Roman" w:cs="Times New Roman"/>
+            <w:color w:val="C00000"/>
+            <w:sz w:val="21"/>
+            <w:szCs w:val="21"/>
+            <w:u w:val="none"/>
+          </w:rPr>
+          <w:t>t</w:t>
+        </w:r>
+        <w:r>
+          <w:rPr>
+            <w:rStyle w:val="Hyperlink"/>
+            <w:rFonts w:ascii="Times New Roman" w:hAnsi="Times New Roman" w:cs="Times New Roman"/>
+            <w:color w:val="C00000"/>
+            <w:sz w:val="21"/>
+            <w:szCs w:val="21"/>
+            <w:u w:val="none"/>
+          </w:rPr>
+          <w:t>ation</w:t>
         </w:r>
       </w:hyperlink>
       <w:r>
@@ -28561,6 +26144,150 @@
           <w:szCs w:val="21"/>
         </w:rPr>
         <w:t xml:space="preserve"> in Biomedical Informatics</w:t>
+      </w:r>
+    </w:p>
+    <w:p>
+      <w:pPr>
+        <w:rPr>
+          <w:rFonts w:ascii="Times New Roman" w:hAnsi="Times New Roman" w:cs="Times New Roman"/>
+          <w:i/>
+          <w:iCs/>
+          <w:sz w:val="21"/>
+          <w:szCs w:val="21"/>
+        </w:rPr>
+      </w:pPr>
+      <w:r>
+        <w:rPr>
+          <w:rFonts w:ascii="Times New Roman" w:hAnsi="Times New Roman" w:cs="Times New Roman"/>
+          <w:i/>
+          <w:iCs/>
+          <w:sz w:val="21"/>
+          <w:szCs w:val="21"/>
+        </w:rPr>
+        <w:br w:type="page"/>
+      </w:r>
+    </w:p>
+    <w:p>
+      <w:pPr>
+        <w:tabs>
+          <w:tab w:val="right" w:pos="1701"/>
+          <w:tab w:val="left" w:pos="1843"/>
+          <w:tab w:val="right" w:pos="9356"/>
+        </w:tabs>
+        <w:spacing w:before="240" w:after="0" w:line="240" w:lineRule="auto"/>
+        <w:jc w:val="both"/>
+        <w:rPr>
+          <w:rFonts w:ascii="Times New Roman" w:hAnsi="Times New Roman" w:cs="Times New Roman"/>
+          <w:i/>
+          <w:iCs/>
+          <w:sz w:val="21"/>
+          <w:szCs w:val="21"/>
+        </w:rPr>
+      </w:pPr>
+      <w:r>
+        <w:rPr>
+          <w:rFonts w:ascii="Times New Roman" w:hAnsi="Times New Roman" w:cs="Times New Roman"/>
+          <w:i/>
+          <w:iCs/>
+          <w:noProof/>
+          <w:sz w:val="22"/>
+          <w:szCs w:val="22"/>
+        </w:rPr>
+        <w:lastRenderedPageBreak/>
+        <mc:AlternateContent>
+          <mc:Choice Requires="wps">
+            <w:drawing>
+              <wp:anchor distT="0" distB="0" distL="114300" distR="114300" simplePos="0" relativeHeight="251696128" behindDoc="0" locked="0" layoutInCell="1" allowOverlap="1" wp14:anchorId="7B500B87" wp14:editId="33777E70">
+                <wp:simplePos x="0" y="0"/>
+                <wp:positionH relativeFrom="column">
+                  <wp:posOffset>1143635</wp:posOffset>
+                </wp:positionH>
+                <wp:positionV relativeFrom="paragraph">
+                  <wp:posOffset>222083</wp:posOffset>
+                </wp:positionV>
+                <wp:extent cx="5141595" cy="0"/>
+                <wp:effectExtent l="0" t="0" r="14605" b="12700"/>
+                <wp:wrapTopAndBottom/>
+                <wp:docPr id="1690336826" name="Straight Connector 4"/>
+                <wp:cNvGraphicFramePr/>
+                <a:graphic xmlns:a="http://schemas.openxmlformats.org/drawingml/2006/main">
+                  <a:graphicData uri="http://schemas.microsoft.com/office/word/2010/wordprocessingShape">
+                    <wps:wsp>
+                      <wps:cNvCnPr/>
+                      <wps:spPr>
+                        <a:xfrm flipV="1">
+                          <a:off x="0" y="0"/>
+                          <a:ext cx="5141595" cy="0"/>
+                        </a:xfrm>
+                        <a:prstGeom prst="line">
+                          <a:avLst/>
+                        </a:prstGeom>
+                        <a:ln w="6350">
+                          <a:solidFill>
+                            <a:schemeClr val="tx1"/>
+                          </a:solidFill>
+                        </a:ln>
+                      </wps:spPr>
+                      <wps:style>
+                        <a:lnRef idx="2">
+                          <a:schemeClr val="accent1"/>
+                        </a:lnRef>
+                        <a:fillRef idx="0">
+                          <a:schemeClr val="accent1"/>
+                        </a:fillRef>
+                        <a:effectRef idx="1">
+                          <a:schemeClr val="accent1"/>
+                        </a:effectRef>
+                        <a:fontRef idx="minor">
+                          <a:schemeClr val="tx1"/>
+                        </a:fontRef>
+                      </wps:style>
+                      <wps:bodyPr/>
+                    </wps:wsp>
+                  </a:graphicData>
+                </a:graphic>
+                <wp14:sizeRelH relativeFrom="margin">
+                  <wp14:pctWidth>0</wp14:pctWidth>
+                </wp14:sizeRelH>
+                <wp14:sizeRelV relativeFrom="margin">
+                  <wp14:pctHeight>0</wp14:pctHeight>
+                </wp14:sizeRelV>
+              </wp:anchor>
+            </w:drawing>
+          </mc:Choice>
+          <mc:Fallback>
+            <w:pict>
+              <v:line w14:anchorId="49650BF7" id="Straight Connector 4" o:spid="_x0000_s1026" style="position:absolute;flip:y;z-index:251696128;visibility:visible;mso-wrap-style:square;mso-width-percent:0;mso-height-percent:0;mso-wrap-distance-left:9pt;mso-wrap-distance-top:0;mso-wrap-distance-right:9pt;mso-wrap-distance-bottom:0;mso-position-horizontal:absolute;mso-position-horizontal-relative:text;mso-position-vertical:absolute;mso-position-vertical-relative:text;mso-width-percent:0;mso-height-percent:0;mso-width-relative:margin;mso-height-relative:margin" from="90.05pt,17.5pt" to="494.9pt,17.5pt" o:gfxdata="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" strokecolor="black [3213]" strokeweight=".5pt">
+                <v:stroke joinstyle="miter"/>
+                <w10:wrap type="topAndBottom"/>
+              </v:line>
+            </w:pict>
+          </mc:Fallback>
+        </mc:AlternateContent>
+      </w:r>
+      <w:r>
+        <w:rPr>
+          <w:rFonts w:ascii="Times New Roman" w:hAnsi="Times New Roman" w:cs="Times New Roman"/>
+          <w:sz w:val="22"/>
+          <w:szCs w:val="22"/>
+        </w:rPr>
+        <w:tab/>
+      </w:r>
+      <w:r>
+        <w:rPr>
+          <w:rFonts w:ascii="Times New Roman" w:hAnsi="Times New Roman" w:cs="Times New Roman"/>
+          <w:sz w:val="21"/>
+          <w:szCs w:val="21"/>
+        </w:rPr>
+        <w:tab/>
+      </w:r>
+      <w:r>
+        <w:rPr>
+          <w:rFonts w:ascii="Times New Roman" w:hAnsi="Times New Roman" w:cs="Times New Roman"/>
+          <w:sz w:val="21"/>
+          <w:szCs w:val="21"/>
+        </w:rPr>
+        <w:t>Lay Audience Presentations (L)</w:t>
       </w:r>
     </w:p>
     <w:p>
@@ -28597,22 +26324,11 @@
           <w:sz w:val="21"/>
           <w:szCs w:val="21"/>
         </w:rPr>
-        <w:t xml:space="preserve"> </w:t>
-      </w:r>
-      <w:r>
-        <w:rPr>
-          <w:rFonts w:ascii="Times New Roman" w:hAnsi="Times New Roman" w:cs="Times New Roman"/>
-          <w:i/>
-          <w:iCs/>
-          <w:noProof/>
-          <w:sz w:val="21"/>
-          <w:szCs w:val="21"/>
-        </w:rPr>
         <w:drawing>
-          <wp:inline distT="0" distB="0" distL="0" distR="0" wp14:anchorId="1353639E" wp14:editId="01214D17">
-            <wp:extent cx="118913" cy="111600"/>
-            <wp:effectExtent l="0" t="0" r="0" b="3175"/>
-            <wp:docPr id="1931468805" name="Picture 1"/>
+          <wp:inline distT="0" distB="0" distL="0" distR="0" wp14:anchorId="1CC936CD" wp14:editId="6E48225F">
+            <wp:extent cx="108000" cy="108000"/>
+            <wp:effectExtent l="0" t="0" r="6350" b="6350"/>
+            <wp:docPr id="265763288" name="Graphic 2" descr="House with solid fill"/>
             <wp:cNvGraphicFramePr>
               <a:graphicFrameLocks xmlns:a="http://schemas.openxmlformats.org/drawingml/2006/main" noChangeAspect="1"/>
             </wp:cNvGraphicFramePr>
@@ -28620,34 +26336,29 @@
               <a:graphicData uri="http://schemas.openxmlformats.org/drawingml/2006/picture">
                 <pic:pic xmlns:pic="http://schemas.openxmlformats.org/drawingml/2006/picture">
                   <pic:nvPicPr>
-                    <pic:cNvPr id="1924862233" name=""/>
+                    <pic:cNvPr id="1988305937" name="Graphic 2" descr="House with solid fill"/>
                     <pic:cNvPicPr/>
                   </pic:nvPicPr>
-                  <pic:blipFill rotWithShape="1">
-                    <a:blip r:embed="rId50">
-                      <a:biLevel thresh="75000"/>
+                  <pic:blipFill>
+                    <a:blip r:embed="rId51">
+                      <a:extLst>
+                        <a:ext uri="{96DAC541-7B7A-43D3-8B79-37D633B846F1}">
+                          <asvg:svgBlip xmlns:asvg="http://schemas.microsoft.com/office/drawing/2016/SVG/main" r:embed="rId52"/>
+                        </a:ext>
+                      </a:extLst>
                     </a:blip>
-                    <a:srcRect l="2701" t="5627" r="2350" b="5262"/>
                     <a:stretch>
                       <a:fillRect/>
                     </a:stretch>
                   </pic:blipFill>
-                  <pic:spPr bwMode="auto">
+                  <pic:spPr>
                     <a:xfrm>
                       <a:off x="0" y="0"/>
-                      <a:ext cx="118913" cy="111600"/>
+                      <a:ext cx="108000" cy="108000"/>
                     </a:xfrm>
                     <a:prstGeom prst="rect">
                       <a:avLst/>
                     </a:prstGeom>
-                    <a:ln>
-                      <a:noFill/>
-                    </a:ln>
-                    <a:extLst>
-                      <a:ext uri="{53640926-AAD7-44D8-BBD7-CCE9431645EC}">
-                        <a14:shadowObscured xmlns:a14="http://schemas.microsoft.com/office/drawing/2010/main"/>
-                      </a:ext>
-                    </a:extLst>
                   </pic:spPr>
                 </pic:pic>
               </a:graphicData>
@@ -28658,26 +26369,6 @@
       <w:r>
         <w:rPr>
           <w:rFonts w:ascii="Times New Roman" w:hAnsi="Times New Roman" w:cs="Times New Roman"/>
-          <w:i/>
-          <w:iCs/>
-          <w:sz w:val="21"/>
-          <w:szCs w:val="21"/>
-        </w:rPr>
-        <w:tab/>
-      </w:r>
-      <w:r>
-        <w:rPr>
-          <w:rFonts w:ascii="Times New Roman" w:hAnsi="Times New Roman" w:cs="Times New Roman"/>
-          <w:b/>
-          <w:bCs/>
-          <w:sz w:val="21"/>
-          <w:szCs w:val="21"/>
-        </w:rPr>
-        <w:t>Cyrille E. Mvomo</w:t>
-      </w:r>
-      <w:r>
-        <w:rPr>
-          <w:rFonts w:ascii="Times New Roman" w:hAnsi="Times New Roman" w:cs="Times New Roman"/>
           <w:b/>
           <w:bCs/>
           <w:sz w:val="21"/>
@@ -28688,20 +26379,42 @@
       <w:r>
         <w:rPr>
           <w:rFonts w:ascii="Times New Roman" w:hAnsi="Times New Roman" w:cs="Times New Roman"/>
-          <w:sz w:val="21"/>
-          <w:szCs w:val="21"/>
-        </w:rPr>
-        <w:t>&amp; Kira Smith</w:t>
-      </w:r>
-      <w:r>
-        <w:rPr>
-          <w:rFonts w:ascii="Times New Roman" w:hAnsi="Times New Roman" w:cs="Times New Roman"/>
-          <w:b/>
-          <w:bCs/>
-          <w:sz w:val="21"/>
-          <w:szCs w:val="21"/>
-        </w:rPr>
-        <w:t>.</w:t>
+          <w:i/>
+          <w:iCs/>
+          <w:sz w:val="21"/>
+          <w:szCs w:val="21"/>
+        </w:rPr>
+        <w:t>L</w:t>
+      </w:r>
+      <w:r>
+        <w:rPr>
+          <w:rFonts w:ascii="Times New Roman" w:hAnsi="Times New Roman" w:cs="Times New Roman"/>
+          <w:i/>
+          <w:iCs/>
+          <w:sz w:val="21"/>
+          <w:szCs w:val="21"/>
+        </w:rPr>
+        <w:t>.02</w:t>
+      </w:r>
+      <w:r>
+        <w:rPr>
+          <w:rFonts w:ascii="Times New Roman" w:hAnsi="Times New Roman" w:cs="Times New Roman"/>
+          <w:i/>
+          <w:iCs/>
+          <w:sz w:val="21"/>
+          <w:szCs w:val="21"/>
+        </w:rPr>
+        <w:tab/>
+      </w:r>
+      <w:r>
+        <w:rPr>
+          <w:rFonts w:ascii="Times New Roman" w:hAnsi="Times New Roman" w:cs="Times New Roman"/>
+          <w:b/>
+          <w:bCs/>
+          <w:sz w:val="21"/>
+          <w:szCs w:val="21"/>
+        </w:rPr>
+        <w:t>Cyrille E. Mvomo.</w:t>
       </w:r>
       <w:r>
         <w:rPr>
@@ -28711,7 +26424,7 @@
         </w:rPr>
         <w:t xml:space="preserve"> </w:t>
       </w:r>
-      <w:hyperlink r:id="rId127" w:history="1">
+      <w:hyperlink r:id="rId118" w:history="1">
         <w:r>
           <w:rPr>
             <w:rStyle w:val="Hyperlink"/>
@@ -28721,7 +26434,7 @@
             <w:szCs w:val="21"/>
             <w:u w:val="none"/>
           </w:rPr>
-          <w:t>McGill SciLearn Program</w:t>
+          <w:t>What if walking could help track the progression of Parkinson's disease?</w:t>
         </w:r>
       </w:hyperlink>
       <w:r>
@@ -28740,81 +26453,157 @@
           <w:rFonts w:ascii="Times New Roman" w:hAnsi="Times New Roman" w:cs="Times New Roman"/>
           <w:i/>
           <w:iCs/>
+          <w:sz w:val="21"/>
+          <w:szCs w:val="21"/>
+        </w:rPr>
+        <w:tab/>
+      </w:r>
+      <w:r>
+        <w:rPr>
+          <w:rFonts w:ascii="Times New Roman" w:hAnsi="Times New Roman" w:cs="Times New Roman"/>
+          <w:i/>
+          <w:iCs/>
+          <w:sz w:val="21"/>
+          <w:szCs w:val="21"/>
+        </w:rPr>
+        <w:tab/>
+        <w:t xml:space="preserve">TED-like talk at </w:t>
+      </w:r>
+      <w:proofErr w:type="spellStart"/>
+      <w:r>
+        <w:rPr>
+          <w:rFonts w:ascii="Times New Roman" w:hAnsi="Times New Roman" w:cs="Times New Roman"/>
+          <w:i/>
+          <w:iCs/>
+          <w:sz w:val="21"/>
+          <w:szCs w:val="21"/>
+        </w:rPr>
+        <w:t>NeuroLingo</w:t>
+      </w:r>
+      <w:proofErr w:type="spellEnd"/>
+      <w:r>
+        <w:rPr>
+          <w:rFonts w:ascii="Times New Roman" w:hAnsi="Times New Roman" w:cs="Times New Roman"/>
+          <w:i/>
+          <w:iCs/>
+          <w:sz w:val="21"/>
+          <w:szCs w:val="21"/>
+        </w:rPr>
+        <w:t>, Montreal, CA (Fall 2024) – Knowledge Translation</w:t>
+      </w:r>
+      <w:r>
+        <w:rPr>
+          <w:rFonts w:ascii="Times New Roman" w:hAnsi="Times New Roman" w:cs="Times New Roman"/>
+          <w:i/>
+          <w:iCs/>
+          <w:sz w:val="21"/>
+          <w:szCs w:val="21"/>
+        </w:rPr>
+        <w:t xml:space="preserve"> </w:t>
+      </w:r>
+      <w:r>
+        <w:rPr>
+          <w:rFonts w:ascii="Times New Roman" w:hAnsi="Times New Roman" w:cs="Times New Roman"/>
+          <w:b/>
+          <w:bCs/>
+          <w:i/>
+          <w:iCs/>
+          <w:sz w:val="21"/>
+          <w:szCs w:val="21"/>
+        </w:rPr>
+        <w:t xml:space="preserve">[10,000+ </w:t>
+      </w:r>
+      <w:r>
+        <w:rPr>
+          <w:rFonts w:ascii="Times New Roman" w:hAnsi="Times New Roman" w:cs="Times New Roman"/>
+          <w:b/>
+          <w:bCs/>
+          <w:i/>
+          <w:iCs/>
+          <w:sz w:val="21"/>
+          <w:szCs w:val="21"/>
+        </w:rPr>
+        <w:tab/>
+      </w:r>
+      <w:r>
+        <w:rPr>
+          <w:rFonts w:ascii="Times New Roman" w:hAnsi="Times New Roman" w:cs="Times New Roman"/>
+          <w:b/>
+          <w:bCs/>
+          <w:i/>
+          <w:iCs/>
+          <w:sz w:val="21"/>
+          <w:szCs w:val="21"/>
+        </w:rPr>
+        <w:tab/>
+        <w:t>views</w:t>
+      </w:r>
+      <w:r>
+        <w:rPr>
+          <w:rFonts w:ascii="Times New Roman" w:hAnsi="Times New Roman" w:cs="Times New Roman"/>
+          <w:b/>
+          <w:bCs/>
+          <w:i/>
+          <w:iCs/>
+          <w:sz w:val="21"/>
+          <w:szCs w:val="21"/>
+        </w:rPr>
+        <w:t xml:space="preserve"> on </w:t>
+      </w:r>
+      <w:proofErr w:type="spellStart"/>
+      <w:r>
+        <w:rPr>
+          <w:rFonts w:ascii="Times New Roman" w:hAnsi="Times New Roman" w:cs="Times New Roman"/>
+          <w:b/>
+          <w:bCs/>
+          <w:i/>
+          <w:iCs/>
+          <w:sz w:val="21"/>
+          <w:szCs w:val="21"/>
+        </w:rPr>
+        <w:t>Youtube</w:t>
+      </w:r>
+      <w:proofErr w:type="spellEnd"/>
+      <w:r>
+        <w:rPr>
+          <w:rFonts w:ascii="Times New Roman" w:hAnsi="Times New Roman" w:cs="Times New Roman"/>
+          <w:b/>
+          <w:bCs/>
+          <w:i/>
+          <w:iCs/>
+          <w:sz w:val="21"/>
+          <w:szCs w:val="21"/>
+        </w:rPr>
+        <w:t>]</w:t>
+      </w:r>
+    </w:p>
+    <w:p>
+      <w:pPr>
+        <w:tabs>
+          <w:tab w:val="right" w:pos="1701"/>
+          <w:tab w:val="left" w:pos="1843"/>
+          <w:tab w:val="right" w:pos="9356"/>
+        </w:tabs>
+        <w:spacing w:before="80" w:after="0" w:line="240" w:lineRule="auto"/>
+        <w:jc w:val="both"/>
+        <w:rPr>
+          <w:rFonts w:ascii="Times New Roman" w:hAnsi="Times New Roman" w:cs="Times New Roman"/>
+          <w:i/>
+          <w:iCs/>
           <w:color w:val="C00000"/>
           <w:sz w:val="21"/>
           <w:szCs w:val="21"/>
         </w:rPr>
-        <w:tab/>
-      </w:r>
-      <w:r>
-        <w:rPr>
-          <w:rFonts w:ascii="Times New Roman" w:hAnsi="Times New Roman" w:cs="Times New Roman"/>
-          <w:i/>
-          <w:iCs/>
-          <w:sz w:val="21"/>
-          <w:szCs w:val="21"/>
-        </w:rPr>
-        <w:t>at</w:t>
-      </w:r>
-      <w:r>
-        <w:rPr>
-          <w:rFonts w:ascii="Times New Roman" w:hAnsi="Times New Roman" w:cs="Times New Roman"/>
-          <w:i/>
-          <w:iCs/>
-          <w:sz w:val="21"/>
-          <w:szCs w:val="21"/>
-        </w:rPr>
-        <w:t xml:space="preserve"> Skills for Success Symposium</w:t>
-      </w:r>
-      <w:r>
-        <w:rPr>
-          <w:rFonts w:ascii="Times New Roman" w:hAnsi="Times New Roman" w:cs="Times New Roman"/>
-          <w:i/>
-          <w:iCs/>
-          <w:sz w:val="21"/>
-          <w:szCs w:val="21"/>
-        </w:rPr>
-        <w:t xml:space="preserve">, </w:t>
-      </w:r>
-      <w:r>
-        <w:rPr>
-          <w:rFonts w:ascii="Times New Roman" w:hAnsi="Times New Roman" w:cs="Times New Roman"/>
-          <w:i/>
-          <w:iCs/>
-          <w:sz w:val="21"/>
-          <w:szCs w:val="21"/>
-        </w:rPr>
-        <w:tab/>
-      </w:r>
-      <w:r>
-        <w:rPr>
-          <w:rFonts w:ascii="Times New Roman" w:hAnsi="Times New Roman" w:cs="Times New Roman"/>
-          <w:i/>
-          <w:iCs/>
-          <w:sz w:val="21"/>
-          <w:szCs w:val="21"/>
-        </w:rPr>
-        <w:tab/>
-      </w:r>
-      <w:r>
-        <w:rPr>
-          <w:rFonts w:ascii="Times New Roman" w:hAnsi="Times New Roman" w:cs="Times New Roman"/>
-          <w:i/>
-          <w:iCs/>
-          <w:sz w:val="21"/>
-          <w:szCs w:val="21"/>
-        </w:rPr>
-        <w:t>Montreal</w:t>
-      </w:r>
-      <w:r>
-        <w:rPr>
-          <w:rFonts w:ascii="Times New Roman" w:hAnsi="Times New Roman" w:cs="Times New Roman"/>
-          <w:i/>
-          <w:iCs/>
-          <w:sz w:val="21"/>
-          <w:szCs w:val="21"/>
-        </w:rPr>
-        <w:t>,</w:t>
+      </w:pPr>
+      <w:r>
+        <w:rPr>
+          <w:rFonts w:ascii="Times New Roman" w:hAnsi="Times New Roman" w:cs="Times New Roman"/>
+          <w:i/>
+          <w:iCs/>
+          <w:sz w:val="21"/>
+          <w:szCs w:val="21"/>
+        </w:rPr>
+        <w:tab/>
       </w:r>
       <w:r>
         <w:rPr>
@@ -28831,30 +26620,207 @@
           <w:rFonts w:ascii="Times New Roman" w:hAnsi="Times New Roman" w:cs="Times New Roman"/>
           <w:i/>
           <w:iCs/>
-          <w:sz w:val="21"/>
-          <w:szCs w:val="21"/>
-        </w:rPr>
-        <w:t xml:space="preserve">Canada </w:t>
-      </w:r>
-      <w:r>
-        <w:rPr>
-          <w:rFonts w:ascii="Times New Roman" w:hAnsi="Times New Roman" w:cs="Times New Roman"/>
-          <w:i/>
-          <w:iCs/>
-          <w:sz w:val="21"/>
-          <w:szCs w:val="21"/>
-        </w:rPr>
-        <w:t>(Fall 2025) – Technical Audience</w:t>
-      </w:r>
-      <w:r>
-        <w:rPr>
-          <w:rFonts w:ascii="Times New Roman" w:hAnsi="Times New Roman" w:cs="Times New Roman"/>
-          <w:i/>
-          <w:iCs/>
-          <w:sz w:val="21"/>
-          <w:szCs w:val="21"/>
-        </w:rPr>
-        <w:t xml:space="preserve"> in Learning Sciences </w:t>
+          <w:noProof/>
+          <w:sz w:val="21"/>
+          <w:szCs w:val="21"/>
+        </w:rPr>
+        <w:drawing>
+          <wp:inline distT="0" distB="0" distL="0" distR="0" wp14:anchorId="024C6083" wp14:editId="471F29FA">
+            <wp:extent cx="108000" cy="108000"/>
+            <wp:effectExtent l="0" t="0" r="6350" b="6350"/>
+            <wp:docPr id="426819620" name="Graphic 2" descr="House with solid fill"/>
+            <wp:cNvGraphicFramePr>
+              <a:graphicFrameLocks xmlns:a="http://schemas.openxmlformats.org/drawingml/2006/main" noChangeAspect="1"/>
+            </wp:cNvGraphicFramePr>
+            <a:graphic xmlns:a="http://schemas.openxmlformats.org/drawingml/2006/main">
+              <a:graphicData uri="http://schemas.openxmlformats.org/drawingml/2006/picture">
+                <pic:pic xmlns:pic="http://schemas.openxmlformats.org/drawingml/2006/picture">
+                  <pic:nvPicPr>
+                    <pic:cNvPr id="1988305937" name="Graphic 2" descr="House with solid fill"/>
+                    <pic:cNvPicPr/>
+                  </pic:nvPicPr>
+                  <pic:blipFill>
+                    <a:blip r:embed="rId51">
+                      <a:extLst>
+                        <a:ext uri="{96DAC541-7B7A-43D3-8B79-37D633B846F1}">
+                          <asvg:svgBlip xmlns:asvg="http://schemas.microsoft.com/office/drawing/2016/SVG/main" r:embed="rId52"/>
+                        </a:ext>
+                      </a:extLst>
+                    </a:blip>
+                    <a:stretch>
+                      <a:fillRect/>
+                    </a:stretch>
+                  </pic:blipFill>
+                  <pic:spPr>
+                    <a:xfrm>
+                      <a:off x="0" y="0"/>
+                      <a:ext cx="108000" cy="108000"/>
+                    </a:xfrm>
+                    <a:prstGeom prst="rect">
+                      <a:avLst/>
+                    </a:prstGeom>
+                  </pic:spPr>
+                </pic:pic>
+              </a:graphicData>
+            </a:graphic>
+          </wp:inline>
+        </w:drawing>
+      </w:r>
+      <w:r>
+        <w:rPr>
+          <w:rFonts w:ascii="Times New Roman" w:hAnsi="Times New Roman" w:cs="Times New Roman"/>
+          <w:i/>
+          <w:iCs/>
+          <w:sz w:val="21"/>
+          <w:szCs w:val="21"/>
+        </w:rPr>
+        <w:t xml:space="preserve"> </w:t>
+      </w:r>
+      <w:r>
+        <w:rPr>
+          <w:rFonts w:ascii="Times New Roman" w:hAnsi="Times New Roman" w:cs="Times New Roman"/>
+          <w:i/>
+          <w:iCs/>
+          <w:sz w:val="21"/>
+          <w:szCs w:val="21"/>
+        </w:rPr>
+        <w:t>L</w:t>
+      </w:r>
+      <w:r>
+        <w:rPr>
+          <w:rFonts w:ascii="Times New Roman" w:hAnsi="Times New Roman" w:cs="Times New Roman"/>
+          <w:i/>
+          <w:iCs/>
+          <w:sz w:val="21"/>
+          <w:szCs w:val="21"/>
+        </w:rPr>
+        <w:t>.01</w:t>
+      </w:r>
+      <w:r>
+        <w:rPr>
+          <w:rFonts w:ascii="Times New Roman" w:hAnsi="Times New Roman" w:cs="Times New Roman"/>
+          <w:i/>
+          <w:iCs/>
+          <w:sz w:val="21"/>
+          <w:szCs w:val="21"/>
+        </w:rPr>
+        <w:tab/>
+      </w:r>
+      <w:r>
+        <w:rPr>
+          <w:rFonts w:ascii="Times New Roman" w:hAnsi="Times New Roman" w:cs="Times New Roman"/>
+          <w:b/>
+          <w:bCs/>
+          <w:sz w:val="21"/>
+          <w:szCs w:val="21"/>
+        </w:rPr>
+        <w:t>Cyrille E. Mvomo.</w:t>
+      </w:r>
+      <w:r>
+        <w:rPr>
+          <w:rFonts w:ascii="Times New Roman" w:hAnsi="Times New Roman" w:cs="Times New Roman"/>
+          <w:sz w:val="21"/>
+          <w:szCs w:val="21"/>
+        </w:rPr>
+        <w:t xml:space="preserve"> </w:t>
+      </w:r>
+      <w:hyperlink r:id="rId119" w:history="1">
+        <w:r>
+          <w:rPr>
+            <w:rStyle w:val="Hyperlink"/>
+            <w:rFonts w:ascii="Times New Roman" w:hAnsi="Times New Roman" w:cs="Times New Roman"/>
+            <w:color w:val="C00000"/>
+            <w:sz w:val="21"/>
+            <w:szCs w:val="21"/>
+            <w:u w:val="none"/>
+          </w:rPr>
+          <w:t>What if walking could help track the progression of Parkinson's disease?</w:t>
+        </w:r>
+      </w:hyperlink>
+      <w:r>
+        <w:rPr>
+          <w:rFonts w:ascii="Times New Roman" w:hAnsi="Times New Roman" w:cs="Times New Roman"/>
+          <w:i/>
+          <w:iCs/>
+          <w:color w:val="C00000"/>
+          <w:sz w:val="21"/>
+          <w:szCs w:val="21"/>
+        </w:rPr>
+        <w:t xml:space="preserve"> </w:t>
+      </w:r>
+      <w:r>
+        <w:rPr>
+          <w:rFonts w:ascii="Times New Roman" w:hAnsi="Times New Roman" w:cs="Times New Roman"/>
+          <w:i/>
+          <w:iCs/>
+          <w:sz w:val="21"/>
+          <w:szCs w:val="21"/>
+        </w:rPr>
+        <w:tab/>
+      </w:r>
+      <w:r>
+        <w:rPr>
+          <w:rFonts w:ascii="Times New Roman" w:hAnsi="Times New Roman" w:cs="Times New Roman"/>
+          <w:i/>
+          <w:iCs/>
+          <w:sz w:val="21"/>
+          <w:szCs w:val="21"/>
+        </w:rPr>
+        <w:tab/>
+        <w:t xml:space="preserve">3-minutes </w:t>
+      </w:r>
+      <w:r>
+        <w:rPr>
+          <w:rFonts w:ascii="Times New Roman" w:hAnsi="Times New Roman" w:cs="Times New Roman"/>
+          <w:i/>
+          <w:iCs/>
+          <w:sz w:val="21"/>
+          <w:szCs w:val="21"/>
+        </w:rPr>
+        <w:t>elevator pitch</w:t>
+      </w:r>
+      <w:r>
+        <w:rPr>
+          <w:rFonts w:ascii="Times New Roman" w:hAnsi="Times New Roman" w:cs="Times New Roman"/>
+          <w:i/>
+          <w:iCs/>
+          <w:sz w:val="21"/>
+          <w:szCs w:val="21"/>
+        </w:rPr>
+        <w:t xml:space="preserve"> at CRIR 2024 Student Colloquium, Montreal, CA (Spring 2024) – </w:t>
+      </w:r>
+      <w:r>
+        <w:rPr>
+          <w:rFonts w:ascii="Times New Roman" w:hAnsi="Times New Roman" w:cs="Times New Roman"/>
+          <w:i/>
+          <w:iCs/>
+          <w:sz w:val="21"/>
+          <w:szCs w:val="21"/>
+        </w:rPr>
+        <w:tab/>
+      </w:r>
+      <w:r>
+        <w:rPr>
+          <w:rFonts w:ascii="Times New Roman" w:hAnsi="Times New Roman" w:cs="Times New Roman"/>
+          <w:i/>
+          <w:iCs/>
+          <w:sz w:val="21"/>
+          <w:szCs w:val="21"/>
+        </w:rPr>
+        <w:tab/>
+        <w:t xml:space="preserve">Knowledge Translation </w:t>
+      </w:r>
+      <w:r>
+        <w:rPr>
+          <w:rFonts w:ascii="Times New Roman" w:hAnsi="Times New Roman" w:cs="Times New Roman"/>
+          <w:b/>
+          <w:bCs/>
+          <w:i/>
+          <w:iCs/>
+          <w:sz w:val="21"/>
+          <w:szCs w:val="21"/>
+        </w:rPr>
+        <w:t>[People’s choice award]</w:t>
       </w:r>
     </w:p>
     <w:p>
@@ -28872,6 +26838,43 @@
           <w:iCs/>
           <w:sz w:val="21"/>
           <w:szCs w:val="21"/>
+          <w:lang w:val="en-CA"/>
+        </w:rPr>
+      </w:pPr>
+      <w:r>
+        <w:rPr>
+          <w:rFonts w:ascii="Times New Roman" w:hAnsi="Times New Roman" w:cs="Times New Roman"/>
+          <w:sz w:val="22"/>
+          <w:szCs w:val="22"/>
+          <w:lang w:val="en-CA"/>
+        </w:rPr>
+        <w:tab/>
+      </w:r>
+      <w:r>
+        <w:rPr>
+          <w:rFonts w:ascii="Times New Roman" w:hAnsi="Times New Roman" w:cs="Times New Roman"/>
+          <w:sz w:val="21"/>
+          <w:szCs w:val="21"/>
+          <w:lang w:val="en-CA"/>
+        </w:rPr>
+        <w:tab/>
+        <w:t>Guest Lectures (G)</w:t>
+      </w:r>
+    </w:p>
+    <w:p>
+      <w:pPr>
+        <w:tabs>
+          <w:tab w:val="right" w:pos="1701"/>
+          <w:tab w:val="left" w:pos="1843"/>
+          <w:tab w:val="right" w:pos="9923"/>
+        </w:tabs>
+        <w:spacing w:before="120" w:after="0" w:line="240" w:lineRule="auto"/>
+        <w:rPr>
+          <w:rFonts w:ascii="Times New Roman" w:hAnsi="Times New Roman" w:cs="Times New Roman"/>
+          <w:i/>
+          <w:iCs/>
+          <w:sz w:val="21"/>
+          <w:szCs w:val="21"/>
         </w:rPr>
       </w:pPr>
       <w:r>
@@ -28886,13 +26889,13 @@
         <mc:AlternateContent>
           <mc:Choice Requires="wps">
             <w:drawing>
-              <wp:anchor distT="0" distB="0" distL="114300" distR="114300" simplePos="0" relativeHeight="251694080" behindDoc="0" locked="0" layoutInCell="1" allowOverlap="1" wp14:anchorId="38459977" wp14:editId="611D2905">
+              <wp:anchor distT="0" distB="0" distL="114300" distR="114300" simplePos="0" relativeHeight="251694080" behindDoc="0" locked="0" layoutInCell="1" allowOverlap="1" wp14:anchorId="38459977" wp14:editId="48778853">
                 <wp:simplePos x="0" y="0"/>
                 <wp:positionH relativeFrom="column">
                   <wp:posOffset>1143635</wp:posOffset>
                 </wp:positionH>
                 <wp:positionV relativeFrom="paragraph">
-                  <wp:posOffset>368935</wp:posOffset>
+                  <wp:posOffset>109855</wp:posOffset>
                 </wp:positionV>
                 <wp:extent cx="5141595" cy="0"/>
                 <wp:effectExtent l="0" t="0" r="14605" b="12700"/>
@@ -28946,7 +26949,7 @@
           </mc:Choice>
           <mc:Fallback>
             <w:pict>
-              <v:line w14:anchorId="24FBD069" id="Straight Connector 4" o:spid="_x0000_s1026" style="position:absolute;flip:y;z-index:251694080;visibility:visible;mso-wrap-style:square;mso-width-percent:0;mso-height-percent:0;mso-wrap-distance-left:9pt;mso-wrap-distance-top:0;mso-wrap-distance-right:9pt;mso-wrap-distance-bottom:0;mso-position-horizontal:absolute;mso-position-horizontal-relative:text;mso-position-vertical:absolute;mso-position-vertical-relative:text;mso-width-percent:0;mso-height-percent:0;mso-width-relative:margin;mso-height-relative:margin" from="90.05pt,29.05pt" to="494.9pt,29.05pt" o:gfxdata="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" strokecolor="black [3213]" strokeweight=".5pt">
+              <v:line w14:anchorId="0F9D5A42" id="Straight Connector 4" o:spid="_x0000_s1026" style="position:absolute;flip:y;z-index:251694080;visibility:visible;mso-wrap-style:square;mso-width-percent:0;mso-height-percent:0;mso-wrap-distance-left:9pt;mso-wrap-distance-top:0;mso-wrap-distance-right:9pt;mso-wrap-distance-bottom:0;mso-position-horizontal:absolute;mso-position-horizontal-relative:text;mso-position-vertical:absolute;mso-position-vertical-relative:text;mso-width-percent:0;mso-height-percent:0;mso-width-relative:margin;mso-height-relative:margin" from="90.05pt,8.65pt" to="494.9pt,8.65pt" o:gfxdata="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" strokecolor="black [3213]" strokeweight=".5pt">
                 <v:stroke joinstyle="miter"/>
                 <w10:wrap type="topAndBottom"/>
               </v:line>
@@ -28954,699 +26957,6 @@
           </mc:Fallback>
         </mc:AlternateContent>
       </w:r>
-      <w:r>
-        <w:rPr>
-          <w:rFonts w:ascii="Times New Roman" w:hAnsi="Times New Roman" w:cs="Times New Roman"/>
-          <w:sz w:val="22"/>
-          <w:szCs w:val="22"/>
-        </w:rPr>
-        <w:tab/>
-      </w:r>
-      <w:r>
-        <w:rPr>
-          <w:rFonts w:ascii="Times New Roman" w:hAnsi="Times New Roman" w:cs="Times New Roman"/>
-          <w:sz w:val="21"/>
-          <w:szCs w:val="21"/>
-        </w:rPr>
-        <w:tab/>
-      </w:r>
-      <w:r>
-        <w:rPr>
-          <w:rFonts w:ascii="Times New Roman" w:hAnsi="Times New Roman" w:cs="Times New Roman"/>
-          <w:sz w:val="21"/>
-          <w:szCs w:val="21"/>
-        </w:rPr>
-        <w:t>Lay Audience Presentations (L)</w:t>
-      </w:r>
-    </w:p>
-    <w:p>
-      <w:pPr>
-        <w:tabs>
-          <w:tab w:val="right" w:pos="1701"/>
-          <w:tab w:val="left" w:pos="1843"/>
-          <w:tab w:val="right" w:pos="9356"/>
-        </w:tabs>
-        <w:spacing w:before="80" w:after="0" w:line="240" w:lineRule="auto"/>
-        <w:jc w:val="both"/>
-        <w:rPr>
-          <w:rFonts w:ascii="Times New Roman" w:hAnsi="Times New Roman" w:cs="Times New Roman"/>
-          <w:i/>
-          <w:iCs/>
-          <w:sz w:val="21"/>
-          <w:szCs w:val="21"/>
-        </w:rPr>
-      </w:pPr>
-      <w:r>
-        <w:rPr>
-          <w:rFonts w:ascii="Times New Roman" w:hAnsi="Times New Roman" w:cs="Times New Roman"/>
-          <w:sz w:val="21"/>
-          <w:szCs w:val="21"/>
-        </w:rPr>
-        <w:tab/>
-      </w:r>
-      <w:r>
-        <w:rPr>
-          <w:rFonts w:ascii="Times New Roman" w:hAnsi="Times New Roman" w:cs="Times New Roman"/>
-          <w:i/>
-          <w:iCs/>
-          <w:noProof/>
-          <w:sz w:val="21"/>
-          <w:szCs w:val="21"/>
-        </w:rPr>
-        <w:drawing>
-          <wp:inline distT="0" distB="0" distL="0" distR="0" wp14:anchorId="1CC936CD" wp14:editId="6E48225F">
-            <wp:extent cx="108000" cy="108000"/>
-            <wp:effectExtent l="0" t="0" r="6350" b="6350"/>
-            <wp:docPr id="265763288" name="Graphic 2" descr="House with solid fill"/>
-            <wp:cNvGraphicFramePr>
-              <a:graphicFrameLocks xmlns:a="http://schemas.openxmlformats.org/drawingml/2006/main" noChangeAspect="1"/>
-            </wp:cNvGraphicFramePr>
-            <a:graphic xmlns:a="http://schemas.openxmlformats.org/drawingml/2006/main">
-              <a:graphicData uri="http://schemas.openxmlformats.org/drawingml/2006/picture">
-                <pic:pic xmlns:pic="http://schemas.openxmlformats.org/drawingml/2006/picture">
-                  <pic:nvPicPr>
-                    <pic:cNvPr id="1988305937" name="Graphic 2" descr="House with solid fill"/>
-                    <pic:cNvPicPr/>
-                  </pic:nvPicPr>
-                  <pic:blipFill>
-                    <a:blip r:embed="rId51">
-                      <a:extLst>
-                        <a:ext uri="{96DAC541-7B7A-43D3-8B79-37D633B846F1}">
-                          <asvg:svgBlip xmlns:asvg="http://schemas.microsoft.com/office/drawing/2016/SVG/main" r:embed="rId52"/>
-                        </a:ext>
-                      </a:extLst>
-                    </a:blip>
-                    <a:stretch>
-                      <a:fillRect/>
-                    </a:stretch>
-                  </pic:blipFill>
-                  <pic:spPr>
-                    <a:xfrm>
-                      <a:off x="0" y="0"/>
-                      <a:ext cx="108000" cy="108000"/>
-                    </a:xfrm>
-                    <a:prstGeom prst="rect">
-                      <a:avLst/>
-                    </a:prstGeom>
-                  </pic:spPr>
-                </pic:pic>
-              </a:graphicData>
-            </a:graphic>
-          </wp:inline>
-        </w:drawing>
-      </w:r>
-      <w:r>
-        <w:rPr>
-          <w:rFonts w:ascii="Times New Roman" w:hAnsi="Times New Roman" w:cs="Times New Roman"/>
-          <w:b/>
-          <w:bCs/>
-          <w:sz w:val="21"/>
-          <w:szCs w:val="21"/>
-        </w:rPr>
-        <w:t xml:space="preserve"> </w:t>
-      </w:r>
-      <w:r>
-        <w:rPr>
-          <w:rFonts w:ascii="Times New Roman" w:hAnsi="Times New Roman" w:cs="Times New Roman"/>
-          <w:i/>
-          <w:iCs/>
-          <w:sz w:val="21"/>
-          <w:szCs w:val="21"/>
-        </w:rPr>
-        <w:t>L</w:t>
-      </w:r>
-      <w:r>
-        <w:rPr>
-          <w:rFonts w:ascii="Times New Roman" w:hAnsi="Times New Roman" w:cs="Times New Roman"/>
-          <w:i/>
-          <w:iCs/>
-          <w:sz w:val="21"/>
-          <w:szCs w:val="21"/>
-        </w:rPr>
-        <w:t>.02</w:t>
-      </w:r>
-      <w:r>
-        <w:rPr>
-          <w:rFonts w:ascii="Times New Roman" w:hAnsi="Times New Roman" w:cs="Times New Roman"/>
-          <w:i/>
-          <w:iCs/>
-          <w:sz w:val="21"/>
-          <w:szCs w:val="21"/>
-        </w:rPr>
-        <w:tab/>
-      </w:r>
-      <w:r>
-        <w:rPr>
-          <w:rFonts w:ascii="Times New Roman" w:hAnsi="Times New Roman" w:cs="Times New Roman"/>
-          <w:b/>
-          <w:bCs/>
-          <w:sz w:val="21"/>
-          <w:szCs w:val="21"/>
-        </w:rPr>
-        <w:t>Cyrille E. Mvomo.</w:t>
-      </w:r>
-      <w:r>
-        <w:rPr>
-          <w:rFonts w:ascii="Times New Roman" w:hAnsi="Times New Roman" w:cs="Times New Roman"/>
-          <w:sz w:val="21"/>
-          <w:szCs w:val="21"/>
-        </w:rPr>
-        <w:t xml:space="preserve"> </w:t>
-      </w:r>
-      <w:hyperlink r:id="rId128" w:history="1">
-        <w:r>
-          <w:rPr>
-            <w:rStyle w:val="Hyperlink"/>
-            <w:rFonts w:ascii="Times New Roman" w:hAnsi="Times New Roman" w:cs="Times New Roman"/>
-            <w:color w:val="C00000"/>
-            <w:sz w:val="21"/>
-            <w:szCs w:val="21"/>
-            <w:u w:val="none"/>
-          </w:rPr>
-          <w:t>What if walking could help track the progression of Parkinson's disease?</w:t>
-        </w:r>
-      </w:hyperlink>
-      <w:r>
-        <w:rPr>
-          <w:rFonts w:ascii="Times New Roman" w:hAnsi="Times New Roman" w:cs="Times New Roman"/>
-          <w:i/>
-          <w:iCs/>
-          <w:color w:val="C00000"/>
-          <w:sz w:val="21"/>
-          <w:szCs w:val="21"/>
-        </w:rPr>
-        <w:t xml:space="preserve"> </w:t>
-      </w:r>
-      <w:r>
-        <w:rPr>
-          <w:rFonts w:ascii="Times New Roman" w:hAnsi="Times New Roman" w:cs="Times New Roman"/>
-          <w:i/>
-          <w:iCs/>
-          <w:sz w:val="21"/>
-          <w:szCs w:val="21"/>
-        </w:rPr>
-        <w:tab/>
-      </w:r>
-      <w:r>
-        <w:rPr>
-          <w:rFonts w:ascii="Times New Roman" w:hAnsi="Times New Roman" w:cs="Times New Roman"/>
-          <w:i/>
-          <w:iCs/>
-          <w:sz w:val="21"/>
-          <w:szCs w:val="21"/>
-        </w:rPr>
-        <w:tab/>
-        <w:t xml:space="preserve">TED-like talk at </w:t>
-      </w:r>
-      <w:proofErr w:type="spellStart"/>
-      <w:r>
-        <w:rPr>
-          <w:rFonts w:ascii="Times New Roman" w:hAnsi="Times New Roman" w:cs="Times New Roman"/>
-          <w:i/>
-          <w:iCs/>
-          <w:sz w:val="21"/>
-          <w:szCs w:val="21"/>
-        </w:rPr>
-        <w:t>NeuroLingo</w:t>
-      </w:r>
-      <w:proofErr w:type="spellEnd"/>
-      <w:r>
-        <w:rPr>
-          <w:rFonts w:ascii="Times New Roman" w:hAnsi="Times New Roman" w:cs="Times New Roman"/>
-          <w:i/>
-          <w:iCs/>
-          <w:sz w:val="21"/>
-          <w:szCs w:val="21"/>
-        </w:rPr>
-        <w:t>, Montreal, CA (Fall 2024) – Knowledge Translation</w:t>
-      </w:r>
-      <w:r>
-        <w:rPr>
-          <w:rFonts w:ascii="Times New Roman" w:hAnsi="Times New Roman" w:cs="Times New Roman"/>
-          <w:i/>
-          <w:iCs/>
-          <w:sz w:val="21"/>
-          <w:szCs w:val="21"/>
-        </w:rPr>
-        <w:t xml:space="preserve"> </w:t>
-      </w:r>
-      <w:r>
-        <w:rPr>
-          <w:rFonts w:ascii="Times New Roman" w:hAnsi="Times New Roman" w:cs="Times New Roman"/>
-          <w:b/>
-          <w:bCs/>
-          <w:i/>
-          <w:iCs/>
-          <w:sz w:val="21"/>
-          <w:szCs w:val="21"/>
-        </w:rPr>
-        <w:t xml:space="preserve">[10,000+ </w:t>
-      </w:r>
-      <w:r>
-        <w:rPr>
-          <w:rFonts w:ascii="Times New Roman" w:hAnsi="Times New Roman" w:cs="Times New Roman"/>
-          <w:b/>
-          <w:bCs/>
-          <w:i/>
-          <w:iCs/>
-          <w:sz w:val="21"/>
-          <w:szCs w:val="21"/>
-        </w:rPr>
-        <w:tab/>
-      </w:r>
-      <w:r>
-        <w:rPr>
-          <w:rFonts w:ascii="Times New Roman" w:hAnsi="Times New Roman" w:cs="Times New Roman"/>
-          <w:b/>
-          <w:bCs/>
-          <w:i/>
-          <w:iCs/>
-          <w:sz w:val="21"/>
-          <w:szCs w:val="21"/>
-        </w:rPr>
-        <w:tab/>
-        <w:t>views</w:t>
-      </w:r>
-      <w:r>
-        <w:rPr>
-          <w:rFonts w:ascii="Times New Roman" w:hAnsi="Times New Roman" w:cs="Times New Roman"/>
-          <w:b/>
-          <w:bCs/>
-          <w:i/>
-          <w:iCs/>
-          <w:sz w:val="21"/>
-          <w:szCs w:val="21"/>
-        </w:rPr>
-        <w:t xml:space="preserve"> on </w:t>
-      </w:r>
-      <w:proofErr w:type="spellStart"/>
-      <w:r>
-        <w:rPr>
-          <w:rFonts w:ascii="Times New Roman" w:hAnsi="Times New Roman" w:cs="Times New Roman"/>
-          <w:b/>
-          <w:bCs/>
-          <w:i/>
-          <w:iCs/>
-          <w:sz w:val="21"/>
-          <w:szCs w:val="21"/>
-        </w:rPr>
-        <w:t>Youtube</w:t>
-      </w:r>
-      <w:proofErr w:type="spellEnd"/>
-      <w:r>
-        <w:rPr>
-          <w:rFonts w:ascii="Times New Roman" w:hAnsi="Times New Roman" w:cs="Times New Roman"/>
-          <w:b/>
-          <w:bCs/>
-          <w:i/>
-          <w:iCs/>
-          <w:sz w:val="21"/>
-          <w:szCs w:val="21"/>
-        </w:rPr>
-        <w:t>]</w:t>
-      </w:r>
-    </w:p>
-    <w:p>
-      <w:pPr>
-        <w:tabs>
-          <w:tab w:val="right" w:pos="1701"/>
-          <w:tab w:val="left" w:pos="1843"/>
-          <w:tab w:val="right" w:pos="9356"/>
-        </w:tabs>
-        <w:spacing w:before="80" w:after="0" w:line="240" w:lineRule="auto"/>
-        <w:jc w:val="both"/>
-        <w:rPr>
-          <w:rFonts w:ascii="Times New Roman" w:hAnsi="Times New Roman" w:cs="Times New Roman"/>
-          <w:i/>
-          <w:iCs/>
-          <w:color w:val="C00000"/>
-          <w:sz w:val="21"/>
-          <w:szCs w:val="21"/>
-        </w:rPr>
-      </w:pPr>
-      <w:r>
-        <w:rPr>
-          <w:rFonts w:ascii="Times New Roman" w:hAnsi="Times New Roman" w:cs="Times New Roman"/>
-          <w:i/>
-          <w:iCs/>
-          <w:sz w:val="21"/>
-          <w:szCs w:val="21"/>
-        </w:rPr>
-        <w:tab/>
-      </w:r>
-      <w:r>
-        <w:rPr>
-          <w:rFonts w:ascii="Times New Roman" w:hAnsi="Times New Roman" w:cs="Times New Roman"/>
-          <w:i/>
-          <w:iCs/>
-          <w:sz w:val="21"/>
-          <w:szCs w:val="21"/>
-        </w:rPr>
-        <w:t xml:space="preserve"> </w:t>
-      </w:r>
-      <w:r>
-        <w:rPr>
-          <w:rFonts w:ascii="Times New Roman" w:hAnsi="Times New Roman" w:cs="Times New Roman"/>
-          <w:i/>
-          <w:iCs/>
-          <w:noProof/>
-          <w:sz w:val="21"/>
-          <w:szCs w:val="21"/>
-        </w:rPr>
-        <w:drawing>
-          <wp:inline distT="0" distB="0" distL="0" distR="0" wp14:anchorId="024C6083" wp14:editId="471F29FA">
-            <wp:extent cx="108000" cy="108000"/>
-            <wp:effectExtent l="0" t="0" r="6350" b="6350"/>
-            <wp:docPr id="426819620" name="Graphic 2" descr="House with solid fill"/>
-            <wp:cNvGraphicFramePr>
-              <a:graphicFrameLocks xmlns:a="http://schemas.openxmlformats.org/drawingml/2006/main" noChangeAspect="1"/>
-            </wp:cNvGraphicFramePr>
-            <a:graphic xmlns:a="http://schemas.openxmlformats.org/drawingml/2006/main">
-              <a:graphicData uri="http://schemas.openxmlformats.org/drawingml/2006/picture">
-                <pic:pic xmlns:pic="http://schemas.openxmlformats.org/drawingml/2006/picture">
-                  <pic:nvPicPr>
-                    <pic:cNvPr id="1988305937" name="Graphic 2" descr="House with solid fill"/>
-                    <pic:cNvPicPr/>
-                  </pic:nvPicPr>
-                  <pic:blipFill>
-                    <a:blip r:embed="rId51">
-                      <a:extLst>
-                        <a:ext uri="{96DAC541-7B7A-43D3-8B79-37D633B846F1}">
-                          <asvg:svgBlip xmlns:asvg="http://schemas.microsoft.com/office/drawing/2016/SVG/main" r:embed="rId52"/>
-                        </a:ext>
-                      </a:extLst>
-                    </a:blip>
-                    <a:stretch>
-                      <a:fillRect/>
-                    </a:stretch>
-                  </pic:blipFill>
-                  <pic:spPr>
-                    <a:xfrm>
-                      <a:off x="0" y="0"/>
-                      <a:ext cx="108000" cy="108000"/>
-                    </a:xfrm>
-                    <a:prstGeom prst="rect">
-                      <a:avLst/>
-                    </a:prstGeom>
-                  </pic:spPr>
-                </pic:pic>
-              </a:graphicData>
-            </a:graphic>
-          </wp:inline>
-        </w:drawing>
-      </w:r>
-      <w:r>
-        <w:rPr>
-          <w:rFonts w:ascii="Times New Roman" w:hAnsi="Times New Roman" w:cs="Times New Roman"/>
-          <w:i/>
-          <w:iCs/>
-          <w:sz w:val="21"/>
-          <w:szCs w:val="21"/>
-        </w:rPr>
-        <w:t xml:space="preserve"> </w:t>
-      </w:r>
-      <w:r>
-        <w:rPr>
-          <w:rFonts w:ascii="Times New Roman" w:hAnsi="Times New Roman" w:cs="Times New Roman"/>
-          <w:i/>
-          <w:iCs/>
-          <w:sz w:val="21"/>
-          <w:szCs w:val="21"/>
-        </w:rPr>
-        <w:t>L</w:t>
-      </w:r>
-      <w:r>
-        <w:rPr>
-          <w:rFonts w:ascii="Times New Roman" w:hAnsi="Times New Roman" w:cs="Times New Roman"/>
-          <w:i/>
-          <w:iCs/>
-          <w:sz w:val="21"/>
-          <w:szCs w:val="21"/>
-        </w:rPr>
-        <w:t>.01</w:t>
-      </w:r>
-      <w:r>
-        <w:rPr>
-          <w:rFonts w:ascii="Times New Roman" w:hAnsi="Times New Roman" w:cs="Times New Roman"/>
-          <w:i/>
-          <w:iCs/>
-          <w:sz w:val="21"/>
-          <w:szCs w:val="21"/>
-        </w:rPr>
-        <w:tab/>
-      </w:r>
-      <w:r>
-        <w:rPr>
-          <w:rFonts w:ascii="Times New Roman" w:hAnsi="Times New Roman" w:cs="Times New Roman"/>
-          <w:b/>
-          <w:bCs/>
-          <w:sz w:val="21"/>
-          <w:szCs w:val="21"/>
-        </w:rPr>
-        <w:t>Cyrille E. Mvomo.</w:t>
-      </w:r>
-      <w:r>
-        <w:rPr>
-          <w:rFonts w:ascii="Times New Roman" w:hAnsi="Times New Roman" w:cs="Times New Roman"/>
-          <w:sz w:val="21"/>
-          <w:szCs w:val="21"/>
-        </w:rPr>
-        <w:t xml:space="preserve"> </w:t>
-      </w:r>
-      <w:hyperlink r:id="rId129" w:history="1">
-        <w:r>
-          <w:rPr>
-            <w:rStyle w:val="Hyperlink"/>
-            <w:rFonts w:ascii="Times New Roman" w:hAnsi="Times New Roman" w:cs="Times New Roman"/>
-            <w:color w:val="C00000"/>
-            <w:sz w:val="21"/>
-            <w:szCs w:val="21"/>
-            <w:u w:val="none"/>
-          </w:rPr>
-          <w:t>What if walking could help track the progression of Parkinson's disease?</w:t>
-        </w:r>
-      </w:hyperlink>
-      <w:r>
-        <w:rPr>
-          <w:rFonts w:ascii="Times New Roman" w:hAnsi="Times New Roman" w:cs="Times New Roman"/>
-          <w:i/>
-          <w:iCs/>
-          <w:color w:val="C00000"/>
-          <w:sz w:val="21"/>
-          <w:szCs w:val="21"/>
-        </w:rPr>
-        <w:t xml:space="preserve"> </w:t>
-      </w:r>
-      <w:r>
-        <w:rPr>
-          <w:rFonts w:ascii="Times New Roman" w:hAnsi="Times New Roman" w:cs="Times New Roman"/>
-          <w:i/>
-          <w:iCs/>
-          <w:sz w:val="21"/>
-          <w:szCs w:val="21"/>
-        </w:rPr>
-        <w:tab/>
-      </w:r>
-      <w:r>
-        <w:rPr>
-          <w:rFonts w:ascii="Times New Roman" w:hAnsi="Times New Roman" w:cs="Times New Roman"/>
-          <w:i/>
-          <w:iCs/>
-          <w:sz w:val="21"/>
-          <w:szCs w:val="21"/>
-        </w:rPr>
-        <w:tab/>
-        <w:t xml:space="preserve">3-minutes </w:t>
-      </w:r>
-      <w:r>
-        <w:rPr>
-          <w:rFonts w:ascii="Times New Roman" w:hAnsi="Times New Roman" w:cs="Times New Roman"/>
-          <w:i/>
-          <w:iCs/>
-          <w:sz w:val="21"/>
-          <w:szCs w:val="21"/>
-        </w:rPr>
-        <w:t>elevator pitch</w:t>
-      </w:r>
-      <w:r>
-        <w:rPr>
-          <w:rFonts w:ascii="Times New Roman" w:hAnsi="Times New Roman" w:cs="Times New Roman"/>
-          <w:i/>
-          <w:iCs/>
-          <w:sz w:val="21"/>
-          <w:szCs w:val="21"/>
-        </w:rPr>
-        <w:t xml:space="preserve"> at CRIR 2024 Student Colloquium, Montreal, CA (Spring 2024) – </w:t>
-      </w:r>
-      <w:r>
-        <w:rPr>
-          <w:rFonts w:ascii="Times New Roman" w:hAnsi="Times New Roman" w:cs="Times New Roman"/>
-          <w:i/>
-          <w:iCs/>
-          <w:sz w:val="21"/>
-          <w:szCs w:val="21"/>
-        </w:rPr>
-        <w:tab/>
-      </w:r>
-      <w:r>
-        <w:rPr>
-          <w:rFonts w:ascii="Times New Roman" w:hAnsi="Times New Roman" w:cs="Times New Roman"/>
-          <w:i/>
-          <w:iCs/>
-          <w:sz w:val="21"/>
-          <w:szCs w:val="21"/>
-        </w:rPr>
-        <w:tab/>
-        <w:t xml:space="preserve">Knowledge Translation </w:t>
-      </w:r>
-      <w:r>
-        <w:rPr>
-          <w:rFonts w:ascii="Times New Roman" w:hAnsi="Times New Roman" w:cs="Times New Roman"/>
-          <w:b/>
-          <w:bCs/>
-          <w:i/>
-          <w:iCs/>
-          <w:sz w:val="21"/>
-          <w:szCs w:val="21"/>
-        </w:rPr>
-        <w:t>[People’s choice award]</w:t>
-      </w:r>
-    </w:p>
-    <w:p>
-      <w:pPr>
-        <w:tabs>
-          <w:tab w:val="right" w:pos="1701"/>
-          <w:tab w:val="left" w:pos="1843"/>
-          <w:tab w:val="right" w:pos="9356"/>
-        </w:tabs>
-        <w:spacing w:before="240" w:after="0" w:line="240" w:lineRule="auto"/>
-        <w:jc w:val="both"/>
-        <w:rPr>
-          <w:rFonts w:ascii="Times New Roman" w:hAnsi="Times New Roman" w:cs="Times New Roman"/>
-          <w:i/>
-          <w:iCs/>
-          <w:sz w:val="21"/>
-          <w:szCs w:val="21"/>
-          <w:lang w:val="en-CA"/>
-        </w:rPr>
-      </w:pPr>
-      <w:r>
-        <w:rPr>
-          <w:rFonts w:ascii="Times New Roman" w:hAnsi="Times New Roman" w:cs="Times New Roman"/>
-          <w:i/>
-          <w:iCs/>
-          <w:noProof/>
-          <w:sz w:val="22"/>
-          <w:szCs w:val="22"/>
-        </w:rPr>
-        <w:lastRenderedPageBreak/>
-        <mc:AlternateContent>
-          <mc:Choice Requires="wps">
-            <w:drawing>
-              <wp:anchor distT="0" distB="0" distL="114300" distR="114300" simplePos="0" relativeHeight="251696128" behindDoc="0" locked="0" layoutInCell="1" allowOverlap="1" wp14:anchorId="7B500B87" wp14:editId="5293E4F7">
-                <wp:simplePos x="0" y="0"/>
-                <wp:positionH relativeFrom="column">
-                  <wp:posOffset>1143635</wp:posOffset>
-                </wp:positionH>
-                <wp:positionV relativeFrom="paragraph">
-                  <wp:posOffset>194086</wp:posOffset>
-                </wp:positionV>
-                <wp:extent cx="5141595" cy="0"/>
-                <wp:effectExtent l="0" t="0" r="14605" b="12700"/>
-                <wp:wrapTopAndBottom/>
-                <wp:docPr id="1690336826" name="Straight Connector 4"/>
-                <wp:cNvGraphicFramePr/>
-                <a:graphic xmlns:a="http://schemas.openxmlformats.org/drawingml/2006/main">
-                  <a:graphicData uri="http://schemas.microsoft.com/office/word/2010/wordprocessingShape">
-                    <wps:wsp>
-                      <wps:cNvCnPr/>
-                      <wps:spPr>
-                        <a:xfrm flipV="1">
-                          <a:off x="0" y="0"/>
-                          <a:ext cx="5141595" cy="0"/>
-                        </a:xfrm>
-                        <a:prstGeom prst="line">
-                          <a:avLst/>
-                        </a:prstGeom>
-                        <a:ln w="6350">
-                          <a:solidFill>
-                            <a:schemeClr val="tx1"/>
-                          </a:solidFill>
-                        </a:ln>
-                      </wps:spPr>
-                      <wps:style>
-                        <a:lnRef idx="2">
-                          <a:schemeClr val="accent1"/>
-                        </a:lnRef>
-                        <a:fillRef idx="0">
-                          <a:schemeClr val="accent1"/>
-                        </a:fillRef>
-                        <a:effectRef idx="1">
-                          <a:schemeClr val="accent1"/>
-                        </a:effectRef>
-                        <a:fontRef idx="minor">
-                          <a:schemeClr val="tx1"/>
-                        </a:fontRef>
-                      </wps:style>
-                      <wps:bodyPr/>
-                    </wps:wsp>
-                  </a:graphicData>
-                </a:graphic>
-                <wp14:sizeRelH relativeFrom="margin">
-                  <wp14:pctWidth>0</wp14:pctWidth>
-                </wp14:sizeRelH>
-                <wp14:sizeRelV relativeFrom="margin">
-                  <wp14:pctHeight>0</wp14:pctHeight>
-                </wp14:sizeRelV>
-              </wp:anchor>
-            </w:drawing>
-          </mc:Choice>
-          <mc:Fallback>
-            <w:pict>
-              <v:line w14:anchorId="0F86DEB2" id="Straight Connector 4" o:spid="_x0000_s1026" style="position:absolute;flip:y;z-index:251696128;visibility:visible;mso-wrap-style:square;mso-width-percent:0;mso-height-percent:0;mso-wrap-distance-left:9pt;mso-wrap-distance-top:0;mso-wrap-distance-right:9pt;mso-wrap-distance-bottom:0;mso-position-horizontal:absolute;mso-position-horizontal-relative:text;mso-position-vertical:absolute;mso-position-vertical-relative:text;mso-width-percent:0;mso-height-percent:0;mso-width-relative:margin;mso-height-relative:margin" from="90.05pt,15.3pt" to="494.9pt,15.3pt" o:gfxdata="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" strokecolor="black [3213]" strokeweight=".5pt">
-                <v:stroke joinstyle="miter"/>
-                <w10:wrap type="topAndBottom"/>
-              </v:line>
-            </w:pict>
-          </mc:Fallback>
-        </mc:AlternateContent>
-      </w:r>
-      <w:r>
-        <w:rPr>
-          <w:rFonts w:ascii="Times New Roman" w:hAnsi="Times New Roman" w:cs="Times New Roman"/>
-          <w:sz w:val="22"/>
-          <w:szCs w:val="22"/>
-          <w:lang w:val="en-CA"/>
-        </w:rPr>
-        <w:tab/>
-      </w:r>
-      <w:r>
-        <w:rPr>
-          <w:rFonts w:ascii="Times New Roman" w:hAnsi="Times New Roman" w:cs="Times New Roman"/>
-          <w:sz w:val="21"/>
-          <w:szCs w:val="21"/>
-          <w:lang w:val="en-CA"/>
-        </w:rPr>
-        <w:tab/>
-        <w:t>Guest Lectures (G)</w:t>
-      </w:r>
-    </w:p>
-    <w:p>
-      <w:pPr>
-        <w:tabs>
-          <w:tab w:val="right" w:pos="1701"/>
-          <w:tab w:val="left" w:pos="1843"/>
-          <w:tab w:val="right" w:pos="9923"/>
-        </w:tabs>
-        <w:spacing w:before="120" w:after="0" w:line="240" w:lineRule="auto"/>
-        <w:rPr>
-          <w:rFonts w:ascii="Times New Roman" w:hAnsi="Times New Roman" w:cs="Times New Roman"/>
-          <w:i/>
-          <w:iCs/>
-          <w:sz w:val="21"/>
-          <w:szCs w:val="21"/>
-        </w:rPr>
-      </w:pPr>
       <w:r>
         <w:rPr>
           <w:rFonts w:ascii="Times New Roman" w:hAnsi="Times New Roman" w:cs="Times New Roman"/>
@@ -30148,7 +27458,7 @@
         </w:rPr>
         <w:t xml:space="preserve">(On going) </w:t>
       </w:r>
-      <w:hyperlink r:id="rId130" w:history="1">
+      <w:hyperlink r:id="rId120" w:history="1">
         <w:r>
           <w:rPr>
             <w:rStyle w:val="Hyperlink"/>
@@ -30265,7 +27575,7 @@
           <w:sz w:val="21"/>
           <w:szCs w:val="21"/>
         </w:rPr>
-        <w:t>CA</w:t>
+        <w:t>Canada</w:t>
       </w:r>
     </w:p>
     <w:p>
@@ -30330,7 +27640,7 @@
         </w:rPr>
         <w:t xml:space="preserve">(2023) </w:t>
       </w:r>
-      <w:hyperlink r:id="rId131" w:history="1">
+      <w:hyperlink r:id="rId121" w:history="1">
         <w:r>
           <w:rPr>
             <w:rStyle w:val="Hyperlink"/>
@@ -30489,7 +27799,31 @@
           <w:sz w:val="21"/>
           <w:szCs w:val="21"/>
         </w:rPr>
-        <w:t>, Paris &amp; Lausanne, FR &amp; CH</w:t>
+        <w:t xml:space="preserve">, Paris &amp; Lausanne, </w:t>
+      </w:r>
+      <w:r>
+        <w:rPr>
+          <w:rFonts w:ascii="Times New Roman" w:hAnsi="Times New Roman" w:cs="Times New Roman"/>
+          <w:sz w:val="21"/>
+          <w:szCs w:val="21"/>
+        </w:rPr>
+        <w:t>France</w:t>
+      </w:r>
+      <w:r>
+        <w:rPr>
+          <w:rFonts w:ascii="Times New Roman" w:hAnsi="Times New Roman" w:cs="Times New Roman"/>
+          <w:sz w:val="21"/>
+          <w:szCs w:val="21"/>
+        </w:rPr>
+        <w:t xml:space="preserve"> &amp; </w:t>
+      </w:r>
+      <w:r>
+        <w:rPr>
+          <w:rFonts w:ascii="Times New Roman" w:hAnsi="Times New Roman" w:cs="Times New Roman"/>
+          <w:sz w:val="21"/>
+          <w:szCs w:val="21"/>
+        </w:rPr>
+        <w:t>Switzerland</w:t>
       </w:r>
     </w:p>
     <w:p>
@@ -30552,7 +27886,7 @@
         </w:rPr>
         <w:t xml:space="preserve">(2023) </w:t>
       </w:r>
-      <w:hyperlink r:id="rId132" w:history="1">
+      <w:hyperlink r:id="rId122" w:history="1">
         <w:r>
           <w:rPr>
             <w:rStyle w:val="Hyperlink"/>
@@ -30737,7 +28071,15 @@
           <w:sz w:val="21"/>
           <w:szCs w:val="21"/>
         </w:rPr>
-        <w:t>Paris, FR</w:t>
+        <w:t xml:space="preserve">Paris, </w:t>
+      </w:r>
+      <w:r>
+        <w:rPr>
+          <w:rFonts w:ascii="Times New Roman" w:hAnsi="Times New Roman" w:cs="Times New Roman"/>
+          <w:sz w:val="21"/>
+          <w:szCs w:val="21"/>
+        </w:rPr>
+        <w:t>France</w:t>
       </w:r>
     </w:p>
     <w:p>
@@ -30817,7 +28159,7 @@
         </w:rPr>
         <w:t xml:space="preserve">) </w:t>
       </w:r>
-      <w:hyperlink r:id="rId133" w:history="1">
+      <w:hyperlink r:id="rId123" w:history="1">
         <w:r>
           <w:rPr>
             <w:rStyle w:val="Hyperlink"/>
@@ -30979,7 +28321,31 @@
           <w:szCs w:val="21"/>
           <w:lang w:val="en-CA"/>
         </w:rPr>
-        <w:t>, FR &amp; CH</w:t>
+        <w:t xml:space="preserve">, </w:t>
+      </w:r>
+      <w:r>
+        <w:rPr>
+          <w:rFonts w:ascii="Times New Roman" w:hAnsi="Times New Roman" w:cs="Times New Roman"/>
+          <w:sz w:val="21"/>
+          <w:szCs w:val="21"/>
+        </w:rPr>
+        <w:t>France</w:t>
+      </w:r>
+      <w:r>
+        <w:rPr>
+          <w:rFonts w:ascii="Times New Roman" w:hAnsi="Times New Roman" w:cs="Times New Roman"/>
+          <w:sz w:val="21"/>
+          <w:szCs w:val="21"/>
+        </w:rPr>
+        <w:t xml:space="preserve"> &amp; </w:t>
+      </w:r>
+      <w:r>
+        <w:rPr>
+          <w:rFonts w:ascii="Times New Roman" w:hAnsi="Times New Roman" w:cs="Times New Roman"/>
+          <w:sz w:val="21"/>
+          <w:szCs w:val="21"/>
+        </w:rPr>
+        <w:t>Switzerland</w:t>
       </w:r>
     </w:p>
     <w:p>
@@ -31131,7 +28497,15 @@
           <w:sz w:val="21"/>
           <w:szCs w:val="21"/>
         </w:rPr>
-        <w:t>. Thesis, Paris, FR</w:t>
+        <w:t xml:space="preserve">. Thesis, Paris, </w:t>
+      </w:r>
+      <w:r>
+        <w:rPr>
+          <w:rFonts w:ascii="Times New Roman" w:hAnsi="Times New Roman" w:cs="Times New Roman"/>
+          <w:sz w:val="21"/>
+          <w:szCs w:val="21"/>
+        </w:rPr>
+        <w:t>France</w:t>
       </w:r>
     </w:p>
     <w:p>
@@ -31271,7 +28645,15 @@
           <w:sz w:val="21"/>
           <w:szCs w:val="21"/>
         </w:rPr>
-        <w:t>Compiègne University of Technology Internship Thesis, Compiègne, FR</w:t>
+        <w:t xml:space="preserve">Compiègne University of Technology Internship Thesis, Compiègne, </w:t>
+      </w:r>
+      <w:r>
+        <w:rPr>
+          <w:rFonts w:ascii="Times New Roman" w:hAnsi="Times New Roman" w:cs="Times New Roman"/>
+          <w:sz w:val="21"/>
+          <w:szCs w:val="21"/>
+        </w:rPr>
+        <w:t>France</w:t>
       </w:r>
     </w:p>
     <w:p>
@@ -31329,7 +28711,6 @@
           <w:tab w:val="right" w:pos="9356"/>
         </w:tabs>
         <w:spacing w:before="160" w:after="0" w:line="240" w:lineRule="auto"/>
-        <w:jc w:val="both"/>
         <w:rPr>
           <w:rFonts w:ascii="Times New Roman" w:hAnsi="Times New Roman" w:cs="Times New Roman"/>
           <w:sz w:val="21"/>
@@ -31375,7 +28756,7 @@
         </w:rPr>
         <w:tab/>
       </w:r>
-      <w:hyperlink r:id="rId134" w:history="1">
+      <w:hyperlink r:id="rId124" w:history="1">
         <w:proofErr w:type="spellStart"/>
         <w:r>
           <w:rPr>
@@ -31537,7 +28918,7 @@
         </w:rPr>
         <w:tab/>
       </w:r>
-      <w:hyperlink r:id="rId135" w:history="1">
+      <w:hyperlink r:id="rId125" w:history="1">
         <w:proofErr w:type="spellStart"/>
         <w:r>
           <w:rPr>
@@ -31686,7 +29067,7 @@
         </w:rPr>
         <w:tab/>
       </w:r>
-      <w:hyperlink r:id="rId136" w:history="1">
+      <w:hyperlink r:id="rId126" w:history="1">
         <w:r>
           <w:rPr>
             <w:rStyle w:val="Hyperlink"/>
@@ -31817,7 +29198,7 @@
         </w:rPr>
         <w:tab/>
       </w:r>
-      <w:hyperlink r:id="rId137" w:history="1">
+      <w:hyperlink r:id="rId127" w:history="1">
         <w:r>
           <w:rPr>
             <w:rStyle w:val="Hyperlink"/>
@@ -31969,7 +29350,7 @@
         </w:rPr>
         <w:tab/>
       </w:r>
-      <w:hyperlink r:id="rId138" w:history="1">
+      <w:hyperlink r:id="rId128" w:history="1">
         <w:r>
           <w:rPr>
             <w:rStyle w:val="Hyperlink"/>
@@ -32068,6 +29449,7 @@
           <w:sz w:val="22"/>
           <w:szCs w:val="22"/>
         </w:rPr>
+        <w:lastRenderedPageBreak/>
         <w:tab/>
       </w:r>
       <w:r>
@@ -32626,7 +30008,6 @@
           <w:sz w:val="21"/>
           <w:szCs w:val="21"/>
         </w:rPr>
-        <w:lastRenderedPageBreak/>
         <w:tab/>
       </w:r>
       <w:r>
@@ -34767,6 +32148,7 @@
           <w:rFonts w:ascii="Times New Roman" w:hAnsi="Times New Roman" w:cs="Times New Roman"/>
           <w:i/>
           <w:iCs/>
+          <w:noProof/>
           <w:sz w:val="21"/>
           <w:szCs w:val="21"/>
         </w:rPr>
@@ -34828,7 +32210,9 @@
         </w:rPr>
         <w:t xml:space="preserve"> </w:t>
       </w:r>
-      <w:r>
+    </w:p>
+    <w:p>
+      <w:pPr>
         <w:rPr>
           <w:rFonts w:ascii="Times New Roman" w:hAnsi="Times New Roman" w:cs="Times New Roman"/>
           <w:i/>
@@ -34837,16 +32221,55 @@
           <w:sz w:val="21"/>
           <w:szCs w:val="21"/>
         </w:rPr>
+      </w:pPr>
+      <w:r>
+        <w:rPr>
+          <w:rFonts w:ascii="Times New Roman" w:hAnsi="Times New Roman" w:cs="Times New Roman"/>
+          <w:i/>
+          <w:iCs/>
+          <w:noProof/>
+          <w:sz w:val="21"/>
+          <w:szCs w:val="21"/>
+        </w:rPr>
+        <w:br w:type="page"/>
+      </w:r>
+    </w:p>
+    <w:p>
+      <w:pPr>
+        <w:tabs>
+          <w:tab w:val="right" w:pos="1701"/>
+          <w:tab w:val="left" w:pos="1843"/>
+          <w:tab w:val="right" w:pos="9923"/>
+        </w:tabs>
+        <w:spacing w:after="0" w:line="240" w:lineRule="auto"/>
+        <w:rPr>
+          <w:rFonts w:ascii="Times New Roman" w:hAnsi="Times New Roman" w:cs="Times New Roman"/>
+          <w:i/>
+          <w:iCs/>
+          <w:sz w:val="21"/>
+          <w:szCs w:val="21"/>
+        </w:rPr>
+      </w:pPr>
+      <w:r>
+        <w:rPr>
+          <w:rFonts w:ascii="Times New Roman" w:hAnsi="Times New Roman" w:cs="Times New Roman"/>
+          <w:i/>
+          <w:iCs/>
+          <w:noProof/>
+          <w:sz w:val="21"/>
+          <w:szCs w:val="21"/>
+        </w:rPr>
+        <w:lastRenderedPageBreak/>
         <mc:AlternateContent>
           <mc:Choice Requires="wps">
             <w:drawing>
-              <wp:anchor distT="0" distB="0" distL="114300" distR="114300" simplePos="0" relativeHeight="251681792" behindDoc="0" locked="0" layoutInCell="1" allowOverlap="1" wp14:anchorId="6CAED798" wp14:editId="72A74DB0">
+              <wp:anchor distT="0" distB="0" distL="114300" distR="114300" simplePos="0" relativeHeight="251681792" behindDoc="0" locked="0" layoutInCell="1" allowOverlap="1" wp14:anchorId="6CAED798" wp14:editId="6D84D861">
                 <wp:simplePos x="0" y="0"/>
                 <wp:positionH relativeFrom="column">
                   <wp:posOffset>1142365</wp:posOffset>
                 </wp:positionH>
                 <wp:positionV relativeFrom="paragraph">
-                  <wp:posOffset>478155</wp:posOffset>
+                  <wp:posOffset>192213</wp:posOffset>
                 </wp:positionV>
                 <wp:extent cx="5141595" cy="0"/>
                 <wp:effectExtent l="0" t="0" r="14605" b="12700"/>
@@ -34900,7 +32323,7 @@
           </mc:Choice>
           <mc:Fallback>
             <w:pict>
-              <v:line w14:anchorId="6503854A" id="Straight Connector 4" o:spid="_x0000_s1026" style="position:absolute;flip:y;z-index:251681792;visibility:visible;mso-wrap-style:square;mso-width-percent:0;mso-height-percent:0;mso-wrap-distance-left:9pt;mso-wrap-distance-top:0;mso-wrap-distance-right:9pt;mso-wrap-distance-bottom:0;mso-position-horizontal:absolute;mso-position-horizontal-relative:text;mso-position-vertical:absolute;mso-position-vertical-relative:text;mso-width-percent:0;mso-height-percent:0;mso-width-relative:margin;mso-height-relative:margin" from="89.95pt,37.65pt" to="494.8pt,37.65pt" o:gfxdata="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" strokecolor="black [3213]" strokeweight=".5pt">
+              <v:line w14:anchorId="11BD3796" id="Straight Connector 4" o:spid="_x0000_s1026" style="position:absolute;flip:y;z-index:251681792;visibility:visible;mso-wrap-style:square;mso-width-percent:0;mso-height-percent:0;mso-wrap-distance-left:9pt;mso-wrap-distance-top:0;mso-wrap-distance-right:9pt;mso-wrap-distance-bottom:0;mso-position-horizontal:absolute;mso-position-horizontal-relative:text;mso-position-vertical:absolute;mso-position-vertical-relative:text;mso-width-percent:0;mso-height-percent:0;mso-width-relative:margin;mso-height-relative:margin" from="89.95pt,15.15pt" to="494.8pt,15.15pt" o:gfxdata="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" strokecolor="black [3213]" strokeweight=".5pt">
                 <v:stroke joinstyle="miter"/>
                 <w10:wrap type="topAndBottom"/>
               </v:line>
@@ -34908,24 +32331,6 @@
           </mc:Fallback>
         </mc:AlternateContent>
       </w:r>
-    </w:p>
-    <w:p>
-      <w:pPr>
-        <w:tabs>
-          <w:tab w:val="right" w:pos="1701"/>
-          <w:tab w:val="left" w:pos="1843"/>
-          <w:tab w:val="right" w:pos="9356"/>
-        </w:tabs>
-        <w:spacing w:before="240" w:after="0" w:line="240" w:lineRule="auto"/>
-        <w:jc w:val="both"/>
-        <w:rPr>
-          <w:rFonts w:ascii="Times New Roman" w:hAnsi="Times New Roman" w:cs="Times New Roman"/>
-          <w:i/>
-          <w:iCs/>
-          <w:sz w:val="21"/>
-          <w:szCs w:val="21"/>
-        </w:rPr>
-      </w:pPr>
       <w:r>
         <w:rPr>
           <w:rFonts w:ascii="Times New Roman" w:hAnsi="Times New Roman" w:cs="Times New Roman"/>
@@ -35223,64 +32628,6 @@
           <w:rFonts w:ascii="Times New Roman" w:hAnsi="Times New Roman" w:cs="Times New Roman"/>
           <w:i/>
           <w:iCs/>
-          <w:sz w:val="21"/>
-          <w:szCs w:val="21"/>
-        </w:rPr>
-      </w:pPr>
-      <w:r>
-        <w:rPr>
-          <w:rFonts w:ascii="Times New Roman" w:hAnsi="Times New Roman" w:cs="Times New Roman"/>
-          <w:sz w:val="21"/>
-          <w:szCs w:val="21"/>
-        </w:rPr>
-        <w:tab/>
-      </w:r>
-      <w:r>
-        <w:rPr>
-          <w:rFonts w:ascii="Times New Roman" w:hAnsi="Times New Roman" w:cs="Times New Roman"/>
-          <w:sz w:val="21"/>
-          <w:szCs w:val="21"/>
-        </w:rPr>
-        <w:tab/>
-      </w:r>
-      <w:r>
-        <w:rPr>
-          <w:rFonts w:ascii="Times New Roman" w:hAnsi="Times New Roman" w:cs="Times New Roman"/>
-          <w:i/>
-          <w:iCs/>
-          <w:sz w:val="21"/>
-          <w:szCs w:val="21"/>
-        </w:rPr>
-        <w:t xml:space="preserve">Ad hoc review (via supervisor) of an article on wearable technologies for monitoring mobility </w:t>
-      </w:r>
-      <w:r>
-        <w:rPr>
-          <w:rFonts w:ascii="Times New Roman" w:hAnsi="Times New Roman" w:cs="Times New Roman"/>
-          <w:i/>
-          <w:iCs/>
-          <w:sz w:val="21"/>
-          <w:szCs w:val="21"/>
-        </w:rPr>
-        <w:tab/>
-      </w:r>
-      <w:r>
-        <w:rPr>
-          <w:rFonts w:ascii="Times New Roman" w:hAnsi="Times New Roman" w:cs="Times New Roman"/>
-          <w:i/>
-          <w:iCs/>
-          <w:sz w:val="21"/>
-          <w:szCs w:val="21"/>
-        </w:rPr>
-        <w:tab/>
-        <w:t>disorders in people with Parkinson's disease.</w:t>
-      </w:r>
-    </w:p>
-    <w:p>
-      <w:pPr>
-        <w:rPr>
-          <w:rFonts w:ascii="Times New Roman" w:hAnsi="Times New Roman" w:cs="Times New Roman"/>
-          <w:i/>
-          <w:iCs/>
           <w:sz w:val="22"/>
           <w:szCs w:val="22"/>
         </w:rPr>
@@ -35288,12 +32635,49 @@
       <w:r>
         <w:rPr>
           <w:rFonts w:ascii="Times New Roman" w:hAnsi="Times New Roman" w:cs="Times New Roman"/>
-          <w:i/>
-          <w:iCs/>
-          <w:sz w:val="22"/>
-          <w:szCs w:val="22"/>
-        </w:rPr>
-        <w:br w:type="page"/>
+          <w:sz w:val="21"/>
+          <w:szCs w:val="21"/>
+        </w:rPr>
+        <w:tab/>
+      </w:r>
+      <w:r>
+        <w:rPr>
+          <w:rFonts w:ascii="Times New Roman" w:hAnsi="Times New Roman" w:cs="Times New Roman"/>
+          <w:sz w:val="21"/>
+          <w:szCs w:val="21"/>
+        </w:rPr>
+        <w:tab/>
+      </w:r>
+      <w:r>
+        <w:rPr>
+          <w:rFonts w:ascii="Times New Roman" w:hAnsi="Times New Roman" w:cs="Times New Roman"/>
+          <w:i/>
+          <w:iCs/>
+          <w:sz w:val="21"/>
+          <w:szCs w:val="21"/>
+        </w:rPr>
+        <w:t xml:space="preserve">Ad hoc review (via supervisor) of an article on wearable technologies for monitoring mobility </w:t>
+      </w:r>
+      <w:r>
+        <w:rPr>
+          <w:rFonts w:ascii="Times New Roman" w:hAnsi="Times New Roman" w:cs="Times New Roman"/>
+          <w:i/>
+          <w:iCs/>
+          <w:sz w:val="21"/>
+          <w:szCs w:val="21"/>
+        </w:rPr>
+        <w:tab/>
+      </w:r>
+      <w:r>
+        <w:rPr>
+          <w:rFonts w:ascii="Times New Roman" w:hAnsi="Times New Roman" w:cs="Times New Roman"/>
+          <w:i/>
+          <w:iCs/>
+          <w:sz w:val="21"/>
+          <w:szCs w:val="21"/>
+        </w:rPr>
+        <w:tab/>
+        <w:t>disorders in people with Parkinson's disease.</w:t>
       </w:r>
     </w:p>
     <w:p>
@@ -35320,7 +32704,6 @@
           <w:sz w:val="22"/>
           <w:szCs w:val="22"/>
         </w:rPr>
-        <w:lastRenderedPageBreak/>
         <w:tab/>
       </w:r>
       <w:r>
@@ -37742,7 +35125,7 @@
           <w:sz w:val="22"/>
           <w:szCs w:val="22"/>
         </w:rPr>
-        <w:t>Bryana Catedral-Sansalone</w:t>
+        <w:t>Ciara Truong</w:t>
       </w:r>
       <w:r>
         <w:rPr>
@@ -37897,7 +35280,7 @@
           <w:sz w:val="22"/>
           <w:szCs w:val="22"/>
         </w:rPr>
-        <w:t>2026-Now</w:t>
+        <w:t>2024</w:t>
       </w:r>
       <w:r>
         <w:rPr>
@@ -37907,19 +35290,17 @@
           <w:sz w:val="22"/>
           <w:szCs w:val="22"/>
         </w:rPr>
-        <w:tab/>
-      </w:r>
-      <w:r>
-        <w:rPr>
-          <w:rFonts w:ascii="Times New Roman" w:hAnsi="Times New Roman" w:cs="Times New Roman"/>
-          <w:b/>
-          <w:bCs/>
+        <w:t>-</w:t>
+      </w:r>
+      <w:r>
+        <w:rPr>
+          <w:rFonts w:ascii="Times New Roman" w:hAnsi="Times New Roman" w:cs="Times New Roman"/>
           <w:i/>
           <w:iCs/>
           <w:sz w:val="22"/>
           <w:szCs w:val="22"/>
         </w:rPr>
-        <w:t>Ciara Truong</w:t>
+        <w:t>2026</w:t>
       </w:r>
       <w:r>
         <w:rPr>
@@ -37929,17 +35310,19 @@
           <w:sz w:val="22"/>
           <w:szCs w:val="22"/>
         </w:rPr>
-        <w:t xml:space="preserve">, </w:t>
-      </w:r>
-      <w:r>
-        <w:rPr>
-          <w:rFonts w:ascii="Times New Roman" w:hAnsi="Times New Roman" w:cs="Times New Roman"/>
+        <w:tab/>
+      </w:r>
+      <w:r>
+        <w:rPr>
+          <w:rFonts w:ascii="Times New Roman" w:hAnsi="Times New Roman" w:cs="Times New Roman"/>
+          <w:b/>
+          <w:bCs/>
           <w:i/>
           <w:iCs/>
           <w:sz w:val="22"/>
           <w:szCs w:val="22"/>
         </w:rPr>
-        <w:t>B</w:t>
+        <w:t>Dahlia Leibovich</w:t>
       </w:r>
       <w:r>
         <w:rPr>
@@ -37949,7 +35332,7 @@
           <w:sz w:val="22"/>
           <w:szCs w:val="22"/>
         </w:rPr>
-        <w:t>.S</w:t>
+        <w:t>, B.S</w:t>
       </w:r>
       <w:r>
         <w:rPr>
@@ -38037,7 +35420,476 @@
           <w:szCs w:val="22"/>
         </w:rPr>
         <w:tab/>
-        <w:t>Project: Annotating Freezing of Gait Recordings in Parkinson’s Disease</w:t>
+        <w:t xml:space="preserve">Project: Evaluating Freezing </w:t>
+      </w:r>
+      <w:r>
+        <w:rPr>
+          <w:rFonts w:ascii="Times New Roman" w:hAnsi="Times New Roman" w:cs="Times New Roman"/>
+          <w:i/>
+          <w:iCs/>
+          <w:sz w:val="22"/>
+          <w:szCs w:val="22"/>
+        </w:rPr>
+        <w:t>Severity</w:t>
+      </w:r>
+      <w:r>
+        <w:rPr>
+          <w:rFonts w:ascii="Times New Roman" w:hAnsi="Times New Roman" w:cs="Times New Roman"/>
+          <w:i/>
+          <w:iCs/>
+          <w:sz w:val="22"/>
+          <w:szCs w:val="22"/>
+        </w:rPr>
+        <w:t xml:space="preserve"> in Parkinson’s Disease</w:t>
+      </w:r>
+    </w:p>
+    <w:p>
+      <w:pPr>
+        <w:tabs>
+          <w:tab w:val="right" w:pos="1701"/>
+          <w:tab w:val="left" w:pos="1843"/>
+          <w:tab w:val="right" w:pos="9923"/>
+        </w:tabs>
+        <w:spacing w:before="80" w:after="0" w:line="240" w:lineRule="auto"/>
+        <w:rPr>
+          <w:rFonts w:ascii="Times New Roman" w:hAnsi="Times New Roman" w:cs="Times New Roman"/>
+          <w:i/>
+          <w:iCs/>
+          <w:sz w:val="22"/>
+          <w:szCs w:val="22"/>
+        </w:rPr>
+      </w:pPr>
+      <w:r>
+        <w:rPr>
+          <w:rFonts w:ascii="Times New Roman" w:hAnsi="Times New Roman" w:cs="Times New Roman"/>
+          <w:i/>
+          <w:iCs/>
+          <w:sz w:val="22"/>
+          <w:szCs w:val="22"/>
+        </w:rPr>
+        <w:tab/>
+      </w:r>
+      <w:r>
+        <w:rPr>
+          <w:rFonts w:ascii="Times New Roman" w:hAnsi="Times New Roman" w:cs="Times New Roman"/>
+          <w:i/>
+          <w:iCs/>
+          <w:sz w:val="22"/>
+          <w:szCs w:val="22"/>
+        </w:rPr>
+        <w:tab/>
+      </w:r>
+      <w:r>
+        <w:rPr>
+          <w:rFonts w:ascii="Times New Roman" w:hAnsi="Times New Roman" w:cs="Times New Roman"/>
+          <w:i/>
+          <w:iCs/>
+          <w:sz w:val="22"/>
+          <w:szCs w:val="22"/>
+        </w:rPr>
+        <w:t>Next</w:t>
+      </w:r>
+      <w:r>
+        <w:rPr>
+          <w:rFonts w:ascii="Times New Roman" w:hAnsi="Times New Roman" w:cs="Times New Roman"/>
+          <w:i/>
+          <w:iCs/>
+          <w:sz w:val="22"/>
+          <w:szCs w:val="22"/>
+        </w:rPr>
+        <w:t>: M.Sc. Student in Kinesiology, University of Toronto</w:t>
+      </w:r>
+      <w:r>
+        <w:rPr>
+          <w:rFonts w:ascii="Times New Roman" w:hAnsi="Times New Roman" w:cs="Times New Roman"/>
+          <w:i/>
+          <w:iCs/>
+          <w:sz w:val="22"/>
+          <w:szCs w:val="22"/>
+        </w:rPr>
+        <w:t xml:space="preserve"> </w:t>
+      </w:r>
+    </w:p>
+    <w:p>
+      <w:pPr>
+        <w:tabs>
+          <w:tab w:val="right" w:pos="1701"/>
+          <w:tab w:val="left" w:pos="1843"/>
+          <w:tab w:val="right" w:pos="9923"/>
+        </w:tabs>
+        <w:spacing w:after="0" w:line="240" w:lineRule="auto"/>
+        <w:rPr>
+          <w:rFonts w:ascii="Times New Roman" w:hAnsi="Times New Roman" w:cs="Times New Roman"/>
+          <w:b/>
+          <w:bCs/>
+          <w:i/>
+          <w:iCs/>
+          <w:sz w:val="22"/>
+          <w:szCs w:val="22"/>
+        </w:rPr>
+      </w:pPr>
+      <w:r>
+        <w:rPr>
+          <w:rFonts w:ascii="Times New Roman" w:hAnsi="Times New Roman" w:cs="Times New Roman"/>
+          <w:b/>
+          <w:bCs/>
+          <w:i/>
+          <w:iCs/>
+          <w:sz w:val="22"/>
+          <w:szCs w:val="22"/>
+        </w:rPr>
+        <w:lastRenderedPageBreak/>
+        <w:tab/>
+      </w:r>
+      <w:r>
+        <w:rPr>
+          <w:rFonts w:ascii="Times New Roman" w:hAnsi="Times New Roman" w:cs="Times New Roman"/>
+          <w:b/>
+          <w:bCs/>
+          <w:i/>
+          <w:iCs/>
+          <w:sz w:val="22"/>
+          <w:szCs w:val="22"/>
+        </w:rPr>
+        <w:tab/>
+        <w:t>[2026 Canada CIHR Master Research Scholarship Recipient]</w:t>
+      </w:r>
+    </w:p>
+    <w:p>
+      <w:pPr>
+        <w:tabs>
+          <w:tab w:val="right" w:pos="1701"/>
+          <w:tab w:val="left" w:pos="1843"/>
+          <w:tab w:val="right" w:pos="9923"/>
+        </w:tabs>
+        <w:spacing w:before="80" w:after="0" w:line="240" w:lineRule="auto"/>
+        <w:rPr>
+          <w:rFonts w:ascii="Times New Roman" w:hAnsi="Times New Roman" w:cs="Times New Roman"/>
+          <w:b/>
+          <w:bCs/>
+          <w:i/>
+          <w:iCs/>
+          <w:sz w:val="22"/>
+          <w:szCs w:val="22"/>
+        </w:rPr>
+      </w:pPr>
+      <w:r>
+        <w:rPr>
+          <w:rFonts w:ascii="Times New Roman" w:hAnsi="Times New Roman" w:cs="Times New Roman"/>
+          <w:b/>
+          <w:bCs/>
+          <w:sz w:val="28"/>
+          <w:szCs w:val="28"/>
+        </w:rPr>
+        <w:tab/>
+      </w:r>
+      <w:r>
+        <w:rPr>
+          <w:rFonts w:ascii="Times New Roman" w:hAnsi="Times New Roman" w:cs="Times New Roman"/>
+          <w:i/>
+          <w:iCs/>
+          <w:sz w:val="22"/>
+          <w:szCs w:val="22"/>
+        </w:rPr>
+        <w:t>2024</w:t>
+      </w:r>
+      <w:r>
+        <w:rPr>
+          <w:rFonts w:ascii="Times New Roman" w:hAnsi="Times New Roman" w:cs="Times New Roman"/>
+          <w:i/>
+          <w:iCs/>
+          <w:sz w:val="22"/>
+          <w:szCs w:val="22"/>
+        </w:rPr>
+        <w:t>-2025</w:t>
+      </w:r>
+      <w:r>
+        <w:rPr>
+          <w:rFonts w:ascii="Times New Roman" w:hAnsi="Times New Roman" w:cs="Times New Roman"/>
+          <w:i/>
+          <w:iCs/>
+          <w:sz w:val="22"/>
+          <w:szCs w:val="22"/>
+        </w:rPr>
+        <w:tab/>
+      </w:r>
+      <w:r>
+        <w:rPr>
+          <w:rFonts w:ascii="Times New Roman" w:hAnsi="Times New Roman" w:cs="Times New Roman"/>
+          <w:b/>
+          <w:bCs/>
+          <w:i/>
+          <w:iCs/>
+          <w:sz w:val="22"/>
+          <w:szCs w:val="22"/>
+        </w:rPr>
+        <w:t>Clara Guedes</w:t>
+      </w:r>
+      <w:r>
+        <w:rPr>
+          <w:rFonts w:ascii="Times New Roman" w:hAnsi="Times New Roman" w:cs="Times New Roman"/>
+          <w:i/>
+          <w:iCs/>
+          <w:sz w:val="22"/>
+          <w:szCs w:val="22"/>
+        </w:rPr>
+        <w:t xml:space="preserve">, </w:t>
+      </w:r>
+      <w:r>
+        <w:rPr>
+          <w:rFonts w:ascii="Times New Roman" w:hAnsi="Times New Roman" w:cs="Times New Roman"/>
+          <w:i/>
+          <w:iCs/>
+          <w:sz w:val="22"/>
+          <w:szCs w:val="22"/>
+        </w:rPr>
+        <w:t>B</w:t>
+      </w:r>
+      <w:r>
+        <w:rPr>
+          <w:rFonts w:ascii="Times New Roman" w:hAnsi="Times New Roman" w:cs="Times New Roman"/>
+          <w:i/>
+          <w:iCs/>
+          <w:sz w:val="22"/>
+          <w:szCs w:val="22"/>
+        </w:rPr>
+        <w:t>.S</w:t>
+      </w:r>
+      <w:r>
+        <w:rPr>
+          <w:rFonts w:ascii="Times New Roman" w:hAnsi="Times New Roman" w:cs="Times New Roman"/>
+          <w:i/>
+          <w:iCs/>
+          <w:sz w:val="22"/>
+          <w:szCs w:val="22"/>
+        </w:rPr>
+        <w:t>c</w:t>
+      </w:r>
+      <w:r>
+        <w:rPr>
+          <w:rFonts w:ascii="Times New Roman" w:hAnsi="Times New Roman" w:cs="Times New Roman"/>
+          <w:i/>
+          <w:iCs/>
+          <w:sz w:val="22"/>
+          <w:szCs w:val="22"/>
+        </w:rPr>
+        <w:t>. Student, McGill U</w:t>
+      </w:r>
+      <w:r>
+        <w:rPr>
+          <w:rFonts w:ascii="Times New Roman" w:hAnsi="Times New Roman" w:cs="Times New Roman"/>
+          <w:i/>
+          <w:iCs/>
+          <w:sz w:val="22"/>
+          <w:szCs w:val="22"/>
+        </w:rPr>
+        <w:t>niversity</w:t>
+      </w:r>
+      <w:r>
+        <w:rPr>
+          <w:rFonts w:ascii="Times New Roman" w:hAnsi="Times New Roman" w:cs="Times New Roman"/>
+          <w:i/>
+          <w:iCs/>
+          <w:sz w:val="22"/>
+          <w:szCs w:val="22"/>
+        </w:rPr>
+        <w:tab/>
+      </w:r>
+      <w:r>
+        <w:rPr>
+          <w:rFonts w:ascii="Times New Roman" w:hAnsi="Times New Roman" w:cs="Times New Roman"/>
+          <w:i/>
+          <w:iCs/>
+          <w:sz w:val="22"/>
+          <w:szCs w:val="22"/>
+        </w:rPr>
+        <w:t>Kinesiology</w:t>
+      </w:r>
+    </w:p>
+    <w:p>
+      <w:pPr>
+        <w:tabs>
+          <w:tab w:val="right" w:pos="1701"/>
+          <w:tab w:val="left" w:pos="1843"/>
+          <w:tab w:val="right" w:pos="9923"/>
+        </w:tabs>
+        <w:spacing w:before="80" w:after="0" w:line="240" w:lineRule="auto"/>
+        <w:rPr>
+          <w:rFonts w:ascii="Times New Roman" w:hAnsi="Times New Roman" w:cs="Times New Roman"/>
+          <w:i/>
+          <w:iCs/>
+          <w:sz w:val="22"/>
+          <w:szCs w:val="22"/>
+        </w:rPr>
+      </w:pPr>
+      <w:r>
+        <w:rPr>
+          <w:rFonts w:ascii="Times New Roman" w:hAnsi="Times New Roman" w:cs="Times New Roman"/>
+          <w:i/>
+          <w:iCs/>
+          <w:sz w:val="22"/>
+          <w:szCs w:val="22"/>
+        </w:rPr>
+        <w:tab/>
+      </w:r>
+      <w:r>
+        <w:rPr>
+          <w:rFonts w:ascii="Times New Roman" w:hAnsi="Times New Roman" w:cs="Times New Roman"/>
+          <w:i/>
+          <w:iCs/>
+          <w:sz w:val="22"/>
+          <w:szCs w:val="22"/>
+        </w:rPr>
+        <w:tab/>
+        <w:t xml:space="preserve">Project: </w:t>
+      </w:r>
+      <w:r>
+        <w:rPr>
+          <w:rFonts w:ascii="Times New Roman" w:hAnsi="Times New Roman" w:cs="Times New Roman"/>
+          <w:i/>
+          <w:iCs/>
+          <w:sz w:val="22"/>
+          <w:szCs w:val="22"/>
+        </w:rPr>
+        <w:t>Impact of Sex on Brain Function during Gait</w:t>
+      </w:r>
+      <w:r>
+        <w:rPr>
+          <w:rFonts w:ascii="Times New Roman" w:hAnsi="Times New Roman" w:cs="Times New Roman"/>
+          <w:i/>
+          <w:iCs/>
+          <w:sz w:val="22"/>
+          <w:szCs w:val="22"/>
+        </w:rPr>
+        <w:t xml:space="preserve"> in Parkinson’s Disease</w:t>
+      </w:r>
+      <w:r>
+        <w:rPr>
+          <w:rFonts w:ascii="Times New Roman" w:hAnsi="Times New Roman" w:cs="Times New Roman"/>
+          <w:i/>
+          <w:iCs/>
+          <w:sz w:val="22"/>
+          <w:szCs w:val="22"/>
+        </w:rPr>
+        <w:t xml:space="preserve"> with Fatigue</w:t>
+      </w:r>
+    </w:p>
+    <w:p>
+      <w:pPr>
+        <w:tabs>
+          <w:tab w:val="right" w:pos="1701"/>
+          <w:tab w:val="left" w:pos="1843"/>
+          <w:tab w:val="right" w:pos="9923"/>
+        </w:tabs>
+        <w:spacing w:before="80" w:after="0" w:line="240" w:lineRule="auto"/>
+        <w:rPr>
+          <w:rFonts w:ascii="Times New Roman" w:hAnsi="Times New Roman" w:cs="Times New Roman"/>
+          <w:i/>
+          <w:iCs/>
+          <w:sz w:val="22"/>
+          <w:szCs w:val="22"/>
+        </w:rPr>
+      </w:pPr>
+      <w:r>
+        <w:rPr>
+          <w:rFonts w:ascii="Times New Roman" w:hAnsi="Times New Roman" w:cs="Times New Roman"/>
+          <w:i/>
+          <w:iCs/>
+          <w:sz w:val="22"/>
+          <w:szCs w:val="22"/>
+        </w:rPr>
+        <w:tab/>
+      </w:r>
+      <w:r>
+        <w:rPr>
+          <w:rFonts w:ascii="Times New Roman" w:hAnsi="Times New Roman" w:cs="Times New Roman"/>
+          <w:i/>
+          <w:iCs/>
+          <w:sz w:val="22"/>
+          <w:szCs w:val="22"/>
+        </w:rPr>
+        <w:tab/>
+        <w:t>Next:</w:t>
+      </w:r>
+      <w:r>
+        <w:rPr>
+          <w:rFonts w:ascii="Times New Roman" w:hAnsi="Times New Roman" w:cs="Times New Roman"/>
+          <w:i/>
+          <w:iCs/>
+          <w:sz w:val="22"/>
+          <w:szCs w:val="22"/>
+        </w:rPr>
+        <w:t xml:space="preserve"> </w:t>
+      </w:r>
+      <w:r>
+        <w:rPr>
+          <w:rFonts w:ascii="Times New Roman" w:hAnsi="Times New Roman" w:cs="Times New Roman"/>
+          <w:i/>
+          <w:iCs/>
+          <w:sz w:val="22"/>
+          <w:szCs w:val="22"/>
+        </w:rPr>
+        <w:t>M</w:t>
+      </w:r>
+      <w:r>
+        <w:rPr>
+          <w:rFonts w:ascii="Times New Roman" w:hAnsi="Times New Roman" w:cs="Times New Roman"/>
+          <w:i/>
+          <w:iCs/>
+          <w:sz w:val="22"/>
+          <w:szCs w:val="22"/>
+        </w:rPr>
+        <w:t>.S</w:t>
+      </w:r>
+      <w:r>
+        <w:rPr>
+          <w:rFonts w:ascii="Times New Roman" w:hAnsi="Times New Roman" w:cs="Times New Roman"/>
+          <w:i/>
+          <w:iCs/>
+          <w:sz w:val="22"/>
+          <w:szCs w:val="22"/>
+        </w:rPr>
+        <w:t>c</w:t>
+      </w:r>
+      <w:r>
+        <w:rPr>
+          <w:rFonts w:ascii="Times New Roman" w:hAnsi="Times New Roman" w:cs="Times New Roman"/>
+          <w:i/>
+          <w:iCs/>
+          <w:sz w:val="22"/>
+          <w:szCs w:val="22"/>
+        </w:rPr>
+        <w:t>. Student</w:t>
+      </w:r>
+      <w:r>
+        <w:rPr>
+          <w:rFonts w:ascii="Times New Roman" w:hAnsi="Times New Roman" w:cs="Times New Roman"/>
+          <w:i/>
+          <w:iCs/>
+          <w:sz w:val="22"/>
+          <w:szCs w:val="22"/>
+        </w:rPr>
+        <w:t xml:space="preserve"> in Biomechanics &amp; Neuroscience</w:t>
+      </w:r>
+      <w:r>
+        <w:rPr>
+          <w:rFonts w:ascii="Times New Roman" w:hAnsi="Times New Roman" w:cs="Times New Roman"/>
+          <w:i/>
+          <w:iCs/>
+          <w:sz w:val="22"/>
+          <w:szCs w:val="22"/>
+        </w:rPr>
+        <w:t>, McGill U</w:t>
+      </w:r>
+      <w:r>
+        <w:rPr>
+          <w:rFonts w:ascii="Times New Roman" w:hAnsi="Times New Roman" w:cs="Times New Roman"/>
+          <w:i/>
+          <w:iCs/>
+          <w:sz w:val="22"/>
+          <w:szCs w:val="22"/>
+        </w:rPr>
+        <w:t>niversity</w:t>
       </w:r>
     </w:p>
     <w:p>
@@ -38059,22 +35911,12 @@
       <w:r>
         <w:rPr>
           <w:rFonts w:ascii="Times New Roman" w:hAnsi="Times New Roman" w:cs="Times New Roman"/>
-          <w:b/>
-          <w:bCs/>
-          <w:sz w:val="28"/>
-          <w:szCs w:val="28"/>
-        </w:rPr>
-        <w:tab/>
-      </w:r>
-      <w:r>
-        <w:rPr>
-          <w:rFonts w:ascii="Times New Roman" w:hAnsi="Times New Roman" w:cs="Times New Roman"/>
           <w:i/>
           <w:iCs/>
           <w:sz w:val="22"/>
           <w:szCs w:val="22"/>
         </w:rPr>
-        <w:t>2024</w:t>
+        <w:tab/>
       </w:r>
       <w:r>
         <w:rPr>
@@ -38084,7 +35926,7 @@
           <w:sz w:val="22"/>
           <w:szCs w:val="22"/>
         </w:rPr>
-        <w:t>-</w:t>
+        <w:t>2024</w:t>
       </w:r>
       <w:r>
         <w:rPr>
@@ -38094,29 +35936,29 @@
           <w:sz w:val="22"/>
           <w:szCs w:val="22"/>
         </w:rPr>
-        <w:t>2026</w:t>
-      </w:r>
-      <w:r>
-        <w:rPr>
-          <w:rFonts w:ascii="Times New Roman" w:hAnsi="Times New Roman" w:cs="Times New Roman"/>
+        <w:tab/>
+      </w:r>
+      <w:r>
+        <w:rPr>
+          <w:rFonts w:ascii="Times New Roman" w:hAnsi="Times New Roman" w:cs="Times New Roman"/>
+          <w:b/>
+          <w:bCs/>
           <w:i/>
           <w:iCs/>
           <w:sz w:val="22"/>
           <w:szCs w:val="22"/>
         </w:rPr>
-        <w:tab/>
-      </w:r>
-      <w:r>
-        <w:rPr>
-          <w:rFonts w:ascii="Times New Roman" w:hAnsi="Times New Roman" w:cs="Times New Roman"/>
-          <w:b/>
-          <w:bCs/>
+        <w:t>Laura Higuita</w:t>
+      </w:r>
+      <w:r>
+        <w:rPr>
+          <w:rFonts w:ascii="Times New Roman" w:hAnsi="Times New Roman" w:cs="Times New Roman"/>
           <w:i/>
           <w:iCs/>
           <w:sz w:val="22"/>
           <w:szCs w:val="22"/>
         </w:rPr>
-        <w:t>Dahlia Leibovich</w:t>
+        <w:t xml:space="preserve">, </w:t>
       </w:r>
       <w:r>
         <w:rPr>
@@ -38126,7 +35968,7 @@
           <w:sz w:val="22"/>
           <w:szCs w:val="22"/>
         </w:rPr>
-        <w:t>, B.S</w:t>
+        <w:t xml:space="preserve">Visiting </w:t>
       </w:r>
       <w:r>
         <w:rPr>
@@ -38136,7 +35978,7 @@
           <w:sz w:val="22"/>
           <w:szCs w:val="22"/>
         </w:rPr>
-        <w:t>c</w:t>
+        <w:t>B.S</w:t>
       </w:r>
       <w:r>
         <w:rPr>
@@ -38146,7 +35988,7 @@
           <w:sz w:val="22"/>
           <w:szCs w:val="22"/>
         </w:rPr>
-        <w:t>. Student, McGill U</w:t>
+        <w:t>c</w:t>
       </w:r>
       <w:r>
         <w:rPr>
@@ -38156,7 +35998,7 @@
           <w:sz w:val="22"/>
           <w:szCs w:val="22"/>
         </w:rPr>
-        <w:t>niversity</w:t>
+        <w:t>.</w:t>
       </w:r>
       <w:r>
         <w:rPr>
@@ -38166,7 +36008,7 @@
           <w:sz w:val="22"/>
           <w:szCs w:val="22"/>
         </w:rPr>
-        <w:tab/>
+        <w:t xml:space="preserve"> Student</w:t>
       </w:r>
       <w:r>
         <w:rPr>
@@ -38176,7 +36018,141 @@
           <w:sz w:val="22"/>
           <w:szCs w:val="22"/>
         </w:rPr>
-        <w:t>Kinesiology</w:t>
+        <w:t>, UAO</w:t>
+      </w:r>
+      <w:r>
+        <w:rPr>
+          <w:rFonts w:ascii="Times New Roman" w:hAnsi="Times New Roman" w:cs="Times New Roman"/>
+          <w:i/>
+          <w:iCs/>
+          <w:sz w:val="22"/>
+          <w:szCs w:val="22"/>
+        </w:rPr>
+        <w:t xml:space="preserve"> </w:t>
+      </w:r>
+      <w:r>
+        <w:rPr>
+          <w:rFonts w:ascii="Times New Roman" w:hAnsi="Times New Roman" w:cs="Times New Roman"/>
+          <w:i/>
+          <w:iCs/>
+          <w:sz w:val="22"/>
+          <w:szCs w:val="22"/>
+        </w:rPr>
+        <w:t>Columbia</w:t>
+      </w:r>
+      <w:r>
+        <w:rPr>
+          <w:rFonts w:ascii="Times New Roman" w:hAnsi="Times New Roman" w:cs="Times New Roman"/>
+          <w:i/>
+          <w:iCs/>
+          <w:sz w:val="22"/>
+          <w:szCs w:val="22"/>
+        </w:rPr>
+        <w:tab/>
+        <w:t>Biomedical Engineering</w:t>
+      </w:r>
+    </w:p>
+    <w:p>
+      <w:pPr>
+        <w:tabs>
+          <w:tab w:val="right" w:pos="1701"/>
+          <w:tab w:val="left" w:pos="1843"/>
+          <w:tab w:val="right" w:pos="9923"/>
+        </w:tabs>
+        <w:spacing w:after="0" w:line="240" w:lineRule="auto"/>
+        <w:rPr>
+          <w:rFonts w:ascii="Times New Roman" w:hAnsi="Times New Roman" w:cs="Times New Roman"/>
+          <w:b/>
+          <w:bCs/>
+          <w:i/>
+          <w:iCs/>
+          <w:sz w:val="22"/>
+          <w:szCs w:val="22"/>
+        </w:rPr>
+      </w:pPr>
+      <w:r>
+        <w:rPr>
+          <w:rFonts w:ascii="Times New Roman" w:hAnsi="Times New Roman" w:cs="Times New Roman"/>
+          <w:i/>
+          <w:iCs/>
+          <w:sz w:val="22"/>
+          <w:szCs w:val="22"/>
+        </w:rPr>
+        <w:tab/>
+      </w:r>
+      <w:r>
+        <w:rPr>
+          <w:rFonts w:ascii="Times New Roman" w:hAnsi="Times New Roman" w:cs="Times New Roman"/>
+          <w:i/>
+          <w:iCs/>
+          <w:sz w:val="22"/>
+          <w:szCs w:val="22"/>
+        </w:rPr>
+        <w:tab/>
+      </w:r>
+      <w:r>
+        <w:rPr>
+          <w:rFonts w:ascii="Times New Roman" w:hAnsi="Times New Roman" w:cs="Times New Roman"/>
+          <w:b/>
+          <w:bCs/>
+          <w:i/>
+          <w:iCs/>
+          <w:sz w:val="22"/>
+          <w:szCs w:val="22"/>
+        </w:rPr>
+        <w:t>[</w:t>
+      </w:r>
+      <w:proofErr w:type="spellStart"/>
+      <w:r>
+        <w:rPr>
+          <w:rFonts w:ascii="Times New Roman" w:hAnsi="Times New Roman" w:cs="Times New Roman"/>
+          <w:b/>
+          <w:bCs/>
+          <w:i/>
+          <w:iCs/>
+          <w:sz w:val="22"/>
+          <w:szCs w:val="22"/>
+        </w:rPr>
+        <w:t>Mitacs</w:t>
+      </w:r>
+      <w:proofErr w:type="spellEnd"/>
+      <w:r>
+        <w:rPr>
+          <w:rFonts w:ascii="Times New Roman" w:hAnsi="Times New Roman" w:cs="Times New Roman"/>
+          <w:b/>
+          <w:bCs/>
+          <w:i/>
+          <w:iCs/>
+          <w:sz w:val="22"/>
+          <w:szCs w:val="22"/>
+        </w:rPr>
+        <w:t xml:space="preserve"> </w:t>
+      </w:r>
+      <w:proofErr w:type="spellStart"/>
+      <w:r>
+        <w:rPr>
+          <w:rFonts w:ascii="Times New Roman" w:hAnsi="Times New Roman" w:cs="Times New Roman"/>
+          <w:b/>
+          <w:bCs/>
+          <w:i/>
+          <w:iCs/>
+          <w:sz w:val="22"/>
+          <w:szCs w:val="22"/>
+        </w:rPr>
+        <w:t>Globalink</w:t>
+      </w:r>
+      <w:proofErr w:type="spellEnd"/>
+      <w:r>
+        <w:rPr>
+          <w:rFonts w:ascii="Times New Roman" w:hAnsi="Times New Roman" w:cs="Times New Roman"/>
+          <w:b/>
+          <w:bCs/>
+          <w:i/>
+          <w:iCs/>
+          <w:sz w:val="22"/>
+          <w:szCs w:val="22"/>
+        </w:rPr>
+        <w:t xml:space="preserve"> Summer Intern Program]</w:t>
       </w:r>
     </w:p>
     <w:p>
@@ -38214,7 +36190,7 @@
           <w:szCs w:val="22"/>
         </w:rPr>
         <w:tab/>
-        <w:t xml:space="preserve">Project: Evaluating Freezing </w:t>
+        <w:t xml:space="preserve">Project: </w:t>
       </w:r>
       <w:r>
         <w:rPr>
@@ -38224,7 +36200,7 @@
           <w:sz w:val="22"/>
           <w:szCs w:val="22"/>
         </w:rPr>
-        <w:t>Severity</w:t>
+        <w:t>Detecting</w:t>
       </w:r>
       <w:r>
         <w:rPr>
@@ -38234,7 +36210,7 @@
           <w:sz w:val="22"/>
           <w:szCs w:val="22"/>
         </w:rPr>
-        <w:t xml:space="preserve"> in Parkinson’s Disease</w:t>
+        <w:t xml:space="preserve"> Freezing of Gait in Parkinson’s Disease</w:t>
       </w:r>
     </w:p>
     <w:p>
@@ -38291,7 +36267,7 @@
           <w:sz w:val="22"/>
           <w:szCs w:val="22"/>
         </w:rPr>
-        <w:t>: M.Sc. Student in Kinesiology, University of Toronto</w:t>
+        <w:t>:</w:t>
       </w:r>
       <w:r>
         <w:rPr>
@@ -38301,7 +36277,163 @@
           <w:sz w:val="22"/>
           <w:szCs w:val="22"/>
         </w:rPr>
-        <w:t xml:space="preserve"> </w:t>
+        <w:t xml:space="preserve"> Bio</w:t>
+      </w:r>
+      <w:r>
+        <w:rPr>
+          <w:rFonts w:ascii="Times New Roman" w:hAnsi="Times New Roman" w:cs="Times New Roman"/>
+          <w:i/>
+          <w:iCs/>
+          <w:sz w:val="22"/>
+          <w:szCs w:val="22"/>
+        </w:rPr>
+        <w:t>e</w:t>
+      </w:r>
+      <w:r>
+        <w:rPr>
+          <w:rFonts w:ascii="Times New Roman" w:hAnsi="Times New Roman" w:cs="Times New Roman"/>
+          <w:i/>
+          <w:iCs/>
+          <w:sz w:val="22"/>
+          <w:szCs w:val="22"/>
+        </w:rPr>
+        <w:t>ngineer</w:t>
+      </w:r>
+      <w:r>
+        <w:rPr>
+          <w:rFonts w:ascii="Times New Roman" w:hAnsi="Times New Roman" w:cs="Times New Roman"/>
+          <w:i/>
+          <w:iCs/>
+          <w:sz w:val="22"/>
+          <w:szCs w:val="22"/>
+        </w:rPr>
+        <w:tab/>
+      </w:r>
+    </w:p>
+    <w:p>
+      <w:pPr>
+        <w:tabs>
+          <w:tab w:val="right" w:pos="1701"/>
+          <w:tab w:val="left" w:pos="1843"/>
+          <w:tab w:val="right" w:pos="9923"/>
+        </w:tabs>
+        <w:spacing w:before="240" w:after="240" w:line="240" w:lineRule="auto"/>
+        <w:rPr>
+          <w:rFonts w:ascii="Times New Roman" w:hAnsi="Times New Roman" w:cs="Times New Roman"/>
+          <w:b/>
+          <w:bCs/>
+          <w:sz w:val="28"/>
+          <w:szCs w:val="28"/>
+        </w:rPr>
+      </w:pPr>
+      <w:r>
+        <w:rPr>
+          <w:rFonts w:ascii="Times New Roman" w:hAnsi="Times New Roman" w:cs="Times New Roman"/>
+          <w:sz w:val="22"/>
+          <w:szCs w:val="22"/>
+        </w:rPr>
+        <w:tab/>
+      </w:r>
+      <w:r>
+        <w:rPr>
+          <w:rFonts w:ascii="Times New Roman" w:hAnsi="Times New Roman" w:cs="Times New Roman"/>
+          <w:sz w:val="22"/>
+          <w:szCs w:val="22"/>
+        </w:rPr>
+        <w:tab/>
+      </w:r>
+      <w:r>
+        <w:rPr>
+          <w:rFonts w:ascii="Times New Roman" w:hAnsi="Times New Roman" w:cs="Times New Roman"/>
+          <w:b/>
+          <w:bCs/>
+          <w:sz w:val="28"/>
+          <w:szCs w:val="28"/>
+        </w:rPr>
+        <w:t>Relevant Training</w:t>
+      </w:r>
+    </w:p>
+    <w:p>
+      <w:pPr>
+        <w:tabs>
+          <w:tab w:val="right" w:pos="1701"/>
+          <w:tab w:val="left" w:pos="1843"/>
+          <w:tab w:val="right" w:pos="9923"/>
+        </w:tabs>
+        <w:spacing w:before="120" w:after="0" w:line="240" w:lineRule="auto"/>
+        <w:rPr>
+          <w:rFonts w:ascii="Times New Roman" w:hAnsi="Times New Roman" w:cs="Times New Roman"/>
+          <w:i/>
+          <w:iCs/>
+          <w:sz w:val="22"/>
+          <w:szCs w:val="22"/>
+        </w:rPr>
+      </w:pPr>
+      <w:r>
+        <w:rPr>
+          <w:rFonts w:ascii="Times New Roman" w:hAnsi="Times New Roman" w:cs="Times New Roman"/>
+          <w:b/>
+          <w:bCs/>
+          <w:sz w:val="28"/>
+          <w:szCs w:val="28"/>
+        </w:rPr>
+        <w:tab/>
+      </w:r>
+      <w:r>
+        <w:rPr>
+          <w:rFonts w:ascii="Times New Roman" w:hAnsi="Times New Roman" w:cs="Times New Roman"/>
+          <w:i/>
+          <w:iCs/>
+          <w:sz w:val="21"/>
+          <w:szCs w:val="21"/>
+        </w:rPr>
+        <w:t>2024</w:t>
+      </w:r>
+      <w:r>
+        <w:rPr>
+          <w:rFonts w:ascii="Times New Roman" w:hAnsi="Times New Roman" w:cs="Times New Roman"/>
+          <w:i/>
+          <w:iCs/>
+          <w:sz w:val="21"/>
+          <w:szCs w:val="21"/>
+        </w:rPr>
+        <w:t>-Now</w:t>
+      </w:r>
+      <w:r>
+        <w:rPr>
+          <w:rFonts w:ascii="Times New Roman" w:hAnsi="Times New Roman" w:cs="Times New Roman"/>
+          <w:i/>
+          <w:iCs/>
+          <w:sz w:val="21"/>
+          <w:szCs w:val="21"/>
+        </w:rPr>
+        <w:tab/>
+      </w:r>
+      <w:r>
+        <w:rPr>
+          <w:rFonts w:ascii="Times New Roman" w:hAnsi="Times New Roman" w:cs="Times New Roman"/>
+          <w:b/>
+          <w:bCs/>
+          <w:sz w:val="21"/>
+          <w:szCs w:val="21"/>
+        </w:rPr>
+        <w:t>McGill Science Education Fellow Program</w:t>
+      </w:r>
+      <w:r>
+        <w:rPr>
+          <w:rFonts w:ascii="Times New Roman" w:hAnsi="Times New Roman" w:cs="Times New Roman"/>
+          <w:sz w:val="21"/>
+          <w:szCs w:val="21"/>
+        </w:rPr>
+        <w:t xml:space="preserve">, </w:t>
+      </w:r>
+      <w:r>
+        <w:rPr>
+          <w:rFonts w:ascii="Times New Roman" w:hAnsi="Times New Roman" w:cs="Times New Roman"/>
+          <w:sz w:val="21"/>
+          <w:szCs w:val="21"/>
+        </w:rPr>
+        <w:t>McGill University</w:t>
       </w:r>
     </w:p>
     <w:p>
@@ -38314,38 +36446,463 @@
         <w:spacing w:after="0" w:line="240" w:lineRule="auto"/>
         <w:rPr>
           <w:rFonts w:ascii="Times New Roman" w:hAnsi="Times New Roman" w:cs="Times New Roman"/>
-          <w:b/>
-          <w:bCs/>
+          <w:i/>
+          <w:iCs/>
+          <w:sz w:val="21"/>
+          <w:szCs w:val="21"/>
+        </w:rPr>
+      </w:pPr>
+      <w:r>
+        <w:rPr>
+          <w:rFonts w:ascii="Times New Roman" w:hAnsi="Times New Roman" w:cs="Times New Roman"/>
           <w:i/>
           <w:iCs/>
           <w:sz w:val="22"/>
           <w:szCs w:val="22"/>
         </w:rPr>
-      </w:pPr>
-      <w:r>
-        <w:rPr>
-          <w:rFonts w:ascii="Times New Roman" w:hAnsi="Times New Roman" w:cs="Times New Roman"/>
-          <w:b/>
-          <w:bCs/>
+        <w:tab/>
+      </w:r>
+      <w:r>
+        <w:rPr>
+          <w:rFonts w:ascii="Times New Roman" w:hAnsi="Times New Roman" w:cs="Times New Roman"/>
           <w:i/>
           <w:iCs/>
           <w:sz w:val="22"/>
           <w:szCs w:val="22"/>
         </w:rPr>
         <w:tab/>
-      </w:r>
-      <w:r>
-        <w:rPr>
-          <w:rFonts w:ascii="Times New Roman" w:hAnsi="Times New Roman" w:cs="Times New Roman"/>
-          <w:b/>
-          <w:bCs/>
+        <w:t>Comprehensive training as instructor</w:t>
+      </w:r>
+    </w:p>
+    <w:p>
+      <w:pPr>
+        <w:tabs>
+          <w:tab w:val="right" w:pos="1701"/>
+          <w:tab w:val="left" w:pos="1843"/>
+          <w:tab w:val="right" w:pos="9923"/>
+        </w:tabs>
+        <w:spacing w:before="120" w:after="0" w:line="240" w:lineRule="auto"/>
+        <w:rPr>
+          <w:rFonts w:ascii="Times New Roman" w:hAnsi="Times New Roman" w:cs="Times New Roman"/>
           <w:i/>
           <w:iCs/>
           <w:sz w:val="22"/>
           <w:szCs w:val="22"/>
         </w:rPr>
-        <w:tab/>
-        <w:t>[2026 Canada CIHR Master Research Scholarship Recipient]</w:t>
+      </w:pPr>
+      <w:r>
+        <w:rPr>
+          <w:rFonts w:ascii="Times New Roman" w:hAnsi="Times New Roman" w:cs="Times New Roman"/>
+          <w:b/>
+          <w:bCs/>
+          <w:sz w:val="28"/>
+          <w:szCs w:val="28"/>
+        </w:rPr>
+        <w:tab/>
+      </w:r>
+      <w:r>
+        <w:rPr>
+          <w:rFonts w:ascii="Times New Roman" w:hAnsi="Times New Roman" w:cs="Times New Roman"/>
+          <w:i/>
+          <w:iCs/>
+          <w:sz w:val="21"/>
+          <w:szCs w:val="21"/>
+        </w:rPr>
+        <w:t>2024</w:t>
+      </w:r>
+      <w:r>
+        <w:rPr>
+          <w:rFonts w:ascii="Times New Roman" w:hAnsi="Times New Roman" w:cs="Times New Roman"/>
+          <w:i/>
+          <w:iCs/>
+          <w:sz w:val="21"/>
+          <w:szCs w:val="21"/>
+        </w:rPr>
+        <w:tab/>
+      </w:r>
+      <w:r>
+        <w:rPr>
+          <w:rFonts w:ascii="Times New Roman" w:hAnsi="Times New Roman" w:cs="Times New Roman"/>
+          <w:b/>
+          <w:bCs/>
+          <w:sz w:val="21"/>
+          <w:szCs w:val="21"/>
+        </w:rPr>
+        <w:t>Researchers and Entrepreneurs Network Program (RCE)</w:t>
+      </w:r>
+      <w:r>
+        <w:rPr>
+          <w:rFonts w:ascii="Times New Roman" w:hAnsi="Times New Roman" w:cs="Times New Roman"/>
+          <w:sz w:val="21"/>
+          <w:szCs w:val="21"/>
+        </w:rPr>
+        <w:t>, V1 Studio</w:t>
+      </w:r>
+    </w:p>
+    <w:p>
+      <w:pPr>
+        <w:tabs>
+          <w:tab w:val="right" w:pos="1701"/>
+          <w:tab w:val="left" w:pos="1843"/>
+          <w:tab w:val="right" w:pos="9923"/>
+        </w:tabs>
+        <w:spacing w:after="0" w:line="240" w:lineRule="auto"/>
+        <w:rPr>
+          <w:rFonts w:ascii="Times New Roman" w:hAnsi="Times New Roman" w:cs="Times New Roman"/>
+          <w:i/>
+          <w:iCs/>
+          <w:sz w:val="21"/>
+          <w:szCs w:val="21"/>
+        </w:rPr>
+      </w:pPr>
+      <w:r>
+        <w:rPr>
+          <w:rFonts w:ascii="Times New Roman" w:hAnsi="Times New Roman" w:cs="Times New Roman"/>
+          <w:i/>
+          <w:iCs/>
+          <w:sz w:val="22"/>
+          <w:szCs w:val="22"/>
+        </w:rPr>
+        <w:tab/>
+      </w:r>
+      <w:r>
+        <w:rPr>
+          <w:rFonts w:ascii="Times New Roman" w:hAnsi="Times New Roman" w:cs="Times New Roman"/>
+          <w:i/>
+          <w:iCs/>
+          <w:sz w:val="22"/>
+          <w:szCs w:val="22"/>
+        </w:rPr>
+        <w:tab/>
+        <w:t>Entrepreneurship training to translate research into real-world impact</w:t>
+      </w:r>
+    </w:p>
+    <w:p>
+      <w:pPr>
+        <w:tabs>
+          <w:tab w:val="right" w:pos="1701"/>
+          <w:tab w:val="left" w:pos="1843"/>
+          <w:tab w:val="right" w:pos="9923"/>
+        </w:tabs>
+        <w:spacing w:before="120" w:after="0" w:line="240" w:lineRule="auto"/>
+        <w:rPr>
+          <w:rFonts w:ascii="Times New Roman" w:hAnsi="Times New Roman" w:cs="Times New Roman"/>
+          <w:i/>
+          <w:iCs/>
+          <w:sz w:val="22"/>
+          <w:szCs w:val="22"/>
+        </w:rPr>
+      </w:pPr>
+      <w:r>
+        <w:rPr>
+          <w:rFonts w:ascii="Times New Roman" w:hAnsi="Times New Roman" w:cs="Times New Roman"/>
+          <w:i/>
+          <w:iCs/>
+          <w:sz w:val="21"/>
+          <w:szCs w:val="21"/>
+        </w:rPr>
+        <w:tab/>
+        <w:t>202</w:t>
+      </w:r>
+      <w:r>
+        <w:rPr>
+          <w:rFonts w:ascii="Times New Roman" w:hAnsi="Times New Roman" w:cs="Times New Roman"/>
+          <w:i/>
+          <w:iCs/>
+          <w:sz w:val="21"/>
+          <w:szCs w:val="21"/>
+        </w:rPr>
+        <w:t>3</w:t>
+      </w:r>
+      <w:r>
+        <w:rPr>
+          <w:rFonts w:ascii="Times New Roman" w:hAnsi="Times New Roman" w:cs="Times New Roman"/>
+          <w:i/>
+          <w:iCs/>
+          <w:sz w:val="21"/>
+          <w:szCs w:val="21"/>
+        </w:rPr>
+        <w:tab/>
+      </w:r>
+      <w:r>
+        <w:rPr>
+          <w:rFonts w:ascii="Times New Roman" w:hAnsi="Times New Roman" w:cs="Times New Roman"/>
+          <w:b/>
+          <w:bCs/>
+          <w:sz w:val="21"/>
+          <w:szCs w:val="21"/>
+        </w:rPr>
+        <w:t>Integrating sex and gender into health research</w:t>
+      </w:r>
+      <w:r>
+        <w:rPr>
+          <w:rFonts w:ascii="Times New Roman" w:hAnsi="Times New Roman" w:cs="Times New Roman"/>
+          <w:sz w:val="21"/>
+          <w:szCs w:val="21"/>
+        </w:rPr>
+        <w:t xml:space="preserve">, </w:t>
+      </w:r>
+      <w:r>
+        <w:rPr>
+          <w:rFonts w:ascii="Times New Roman" w:hAnsi="Times New Roman" w:cs="Times New Roman"/>
+          <w:sz w:val="21"/>
+          <w:szCs w:val="21"/>
+        </w:rPr>
+        <w:t>Canadian Institute of Health Research</w:t>
+      </w:r>
+    </w:p>
+    <w:p>
+      <w:pPr>
+        <w:tabs>
+          <w:tab w:val="right" w:pos="1701"/>
+          <w:tab w:val="left" w:pos="1843"/>
+          <w:tab w:val="right" w:pos="9923"/>
+        </w:tabs>
+        <w:spacing w:after="0" w:line="240" w:lineRule="auto"/>
+        <w:rPr>
+          <w:rFonts w:ascii="Times New Roman" w:hAnsi="Times New Roman" w:cs="Times New Roman"/>
+          <w:i/>
+          <w:iCs/>
+          <w:sz w:val="21"/>
+          <w:szCs w:val="21"/>
+        </w:rPr>
+      </w:pPr>
+      <w:r>
+        <w:rPr>
+          <w:rFonts w:ascii="Times New Roman" w:hAnsi="Times New Roman" w:cs="Times New Roman"/>
+          <w:i/>
+          <w:iCs/>
+          <w:sz w:val="22"/>
+          <w:szCs w:val="22"/>
+        </w:rPr>
+        <w:tab/>
+      </w:r>
+      <w:r>
+        <w:rPr>
+          <w:rFonts w:ascii="Times New Roman" w:hAnsi="Times New Roman" w:cs="Times New Roman"/>
+          <w:i/>
+          <w:iCs/>
+          <w:sz w:val="22"/>
+          <w:szCs w:val="22"/>
+        </w:rPr>
+        <w:tab/>
+        <w:t>Training on fairness in research</w:t>
+      </w:r>
+    </w:p>
+    <w:p>
+      <w:pPr>
+        <w:tabs>
+          <w:tab w:val="right" w:pos="1701"/>
+          <w:tab w:val="left" w:pos="1843"/>
+          <w:tab w:val="right" w:pos="9923"/>
+        </w:tabs>
+        <w:spacing w:before="120" w:after="0" w:line="240" w:lineRule="auto"/>
+        <w:rPr>
+          <w:rFonts w:ascii="Times New Roman" w:hAnsi="Times New Roman" w:cs="Times New Roman"/>
+          <w:i/>
+          <w:iCs/>
+          <w:sz w:val="22"/>
+          <w:szCs w:val="22"/>
+        </w:rPr>
+      </w:pPr>
+      <w:r>
+        <w:rPr>
+          <w:rFonts w:ascii="Times New Roman" w:hAnsi="Times New Roman" w:cs="Times New Roman"/>
+          <w:sz w:val="21"/>
+          <w:szCs w:val="21"/>
+        </w:rPr>
+        <w:tab/>
+      </w:r>
+      <w:r>
+        <w:rPr>
+          <w:rFonts w:ascii="Times New Roman" w:hAnsi="Times New Roman" w:cs="Times New Roman"/>
+          <w:i/>
+          <w:iCs/>
+          <w:sz w:val="21"/>
+          <w:szCs w:val="21"/>
+        </w:rPr>
+        <w:t>2023</w:t>
+      </w:r>
+      <w:r>
+        <w:rPr>
+          <w:rFonts w:ascii="Times New Roman" w:hAnsi="Times New Roman" w:cs="Times New Roman"/>
+          <w:sz w:val="21"/>
+          <w:szCs w:val="21"/>
+        </w:rPr>
+        <w:tab/>
+      </w:r>
+      <w:r>
+        <w:rPr>
+          <w:rFonts w:ascii="Times New Roman" w:hAnsi="Times New Roman" w:cs="Times New Roman"/>
+          <w:b/>
+          <w:bCs/>
+          <w:sz w:val="21"/>
+          <w:szCs w:val="21"/>
+        </w:rPr>
+        <w:t>TCPS 2 CORE-2022 (Research Ethics)</w:t>
+      </w:r>
+      <w:r>
+        <w:rPr>
+          <w:rFonts w:ascii="Times New Roman" w:hAnsi="Times New Roman" w:cs="Times New Roman"/>
+          <w:sz w:val="21"/>
+          <w:szCs w:val="21"/>
+        </w:rPr>
+        <w:t>, Government of Canada</w:t>
+      </w:r>
+    </w:p>
+    <w:p>
+      <w:pPr>
+        <w:tabs>
+          <w:tab w:val="right" w:pos="1701"/>
+          <w:tab w:val="left" w:pos="1843"/>
+          <w:tab w:val="right" w:pos="9923"/>
+        </w:tabs>
+        <w:spacing w:after="0" w:line="240" w:lineRule="auto"/>
+        <w:rPr>
+          <w:rFonts w:ascii="Times New Roman" w:hAnsi="Times New Roman" w:cs="Times New Roman"/>
+          <w:i/>
+          <w:iCs/>
+          <w:sz w:val="21"/>
+          <w:szCs w:val="21"/>
+        </w:rPr>
+      </w:pPr>
+      <w:r>
+        <w:rPr>
+          <w:rFonts w:ascii="Times New Roman" w:hAnsi="Times New Roman" w:cs="Times New Roman"/>
+          <w:i/>
+          <w:iCs/>
+          <w:sz w:val="22"/>
+          <w:szCs w:val="22"/>
+        </w:rPr>
+        <w:tab/>
+      </w:r>
+      <w:r>
+        <w:rPr>
+          <w:rFonts w:ascii="Times New Roman" w:hAnsi="Times New Roman" w:cs="Times New Roman"/>
+          <w:i/>
+          <w:iCs/>
+          <w:sz w:val="22"/>
+          <w:szCs w:val="22"/>
+        </w:rPr>
+        <w:tab/>
+        <w:t>Training on ethics in research</w:t>
+      </w:r>
+    </w:p>
+    <w:p>
+      <w:pPr>
+        <w:tabs>
+          <w:tab w:val="right" w:pos="1701"/>
+          <w:tab w:val="left" w:pos="1843"/>
+          <w:tab w:val="right" w:pos="9923"/>
+        </w:tabs>
+        <w:spacing w:before="120" w:after="0" w:line="240" w:lineRule="auto"/>
+        <w:rPr>
+          <w:rFonts w:ascii="Times New Roman" w:hAnsi="Times New Roman" w:cs="Times New Roman"/>
+          <w:i/>
+          <w:iCs/>
+          <w:sz w:val="22"/>
+          <w:szCs w:val="22"/>
+        </w:rPr>
+      </w:pPr>
+      <w:r>
+        <w:rPr>
+          <w:rFonts w:ascii="Times New Roman" w:hAnsi="Times New Roman" w:cs="Times New Roman"/>
+          <w:sz w:val="21"/>
+          <w:szCs w:val="21"/>
+        </w:rPr>
+        <w:tab/>
+      </w:r>
+      <w:r>
+        <w:rPr>
+          <w:rFonts w:ascii="Times New Roman" w:hAnsi="Times New Roman" w:cs="Times New Roman"/>
+          <w:i/>
+          <w:iCs/>
+          <w:sz w:val="21"/>
+          <w:szCs w:val="21"/>
+        </w:rPr>
+        <w:t>20</w:t>
+      </w:r>
+      <w:r>
+        <w:rPr>
+          <w:rFonts w:ascii="Times New Roman" w:hAnsi="Times New Roman" w:cs="Times New Roman"/>
+          <w:i/>
+          <w:iCs/>
+          <w:sz w:val="21"/>
+          <w:szCs w:val="21"/>
+        </w:rPr>
+        <w:t>22</w:t>
+      </w:r>
+      <w:r>
+        <w:rPr>
+          <w:rFonts w:ascii="Times New Roman" w:hAnsi="Times New Roman" w:cs="Times New Roman"/>
+          <w:sz w:val="21"/>
+          <w:szCs w:val="21"/>
+        </w:rPr>
+        <w:tab/>
+      </w:r>
+      <w:r>
+        <w:rPr>
+          <w:rFonts w:ascii="Times New Roman" w:hAnsi="Times New Roman" w:cs="Times New Roman"/>
+          <w:b/>
+          <w:bCs/>
+          <w:sz w:val="21"/>
+          <w:szCs w:val="21"/>
+        </w:rPr>
+        <w:t>Gait Analysis &amp; Rehabilitation using CAREN (Operator Level 1)</w:t>
+      </w:r>
+      <w:r>
+        <w:rPr>
+          <w:rFonts w:ascii="Times New Roman" w:hAnsi="Times New Roman" w:cs="Times New Roman"/>
+          <w:sz w:val="21"/>
+          <w:szCs w:val="21"/>
+        </w:rPr>
+        <w:t xml:space="preserve">, </w:t>
+      </w:r>
+      <w:r>
+        <w:rPr>
+          <w:rFonts w:ascii="Times New Roman" w:hAnsi="Times New Roman" w:cs="Times New Roman"/>
+          <w:sz w:val="21"/>
+          <w:szCs w:val="21"/>
+        </w:rPr>
+        <w:t>Motek Medical</w:t>
+      </w:r>
+    </w:p>
+    <w:p>
+      <w:pPr>
+        <w:tabs>
+          <w:tab w:val="right" w:pos="1701"/>
+          <w:tab w:val="left" w:pos="1843"/>
+          <w:tab w:val="right" w:pos="9923"/>
+        </w:tabs>
+        <w:spacing w:after="0" w:line="240" w:lineRule="auto"/>
+        <w:rPr>
+          <w:rFonts w:ascii="Times New Roman" w:hAnsi="Times New Roman" w:cs="Times New Roman"/>
+          <w:i/>
+          <w:iCs/>
+          <w:sz w:val="21"/>
+          <w:szCs w:val="21"/>
+        </w:rPr>
+      </w:pPr>
+      <w:r>
+        <w:rPr>
+          <w:rFonts w:ascii="Times New Roman" w:hAnsi="Times New Roman" w:cs="Times New Roman"/>
+          <w:i/>
+          <w:iCs/>
+          <w:sz w:val="22"/>
+          <w:szCs w:val="22"/>
+        </w:rPr>
+        <w:tab/>
+      </w:r>
+      <w:r>
+        <w:rPr>
+          <w:rFonts w:ascii="Times New Roman" w:hAnsi="Times New Roman" w:cs="Times New Roman"/>
+          <w:i/>
+          <w:iCs/>
+          <w:sz w:val="22"/>
+          <w:szCs w:val="22"/>
+        </w:rPr>
+        <w:tab/>
+        <w:t>Training on fully immersive motion analysis</w:t>
       </w:r>
     </w:p>
     <w:p>
@@ -38358,8 +36915,6 @@
         <w:spacing w:before="80" w:after="0" w:line="240" w:lineRule="auto"/>
         <w:rPr>
           <w:rFonts w:ascii="Times New Roman" w:hAnsi="Times New Roman" w:cs="Times New Roman"/>
-          <w:b/>
-          <w:bCs/>
           <w:i/>
           <w:iCs/>
           <w:sz w:val="22"/>
@@ -38369,739 +36924,46 @@
       <w:r>
         <w:rPr>
           <w:rFonts w:ascii="Times New Roman" w:hAnsi="Times New Roman" w:cs="Times New Roman"/>
-          <w:b/>
-          <w:bCs/>
-          <w:sz w:val="28"/>
-          <w:szCs w:val="28"/>
-        </w:rPr>
-        <w:tab/>
-      </w:r>
-      <w:r>
-        <w:rPr>
-          <w:rFonts w:ascii="Times New Roman" w:hAnsi="Times New Roman" w:cs="Times New Roman"/>
-          <w:i/>
-          <w:iCs/>
-          <w:sz w:val="22"/>
-          <w:szCs w:val="22"/>
-        </w:rPr>
-        <w:t>2024</w:t>
-      </w:r>
-      <w:r>
-        <w:rPr>
-          <w:rFonts w:ascii="Times New Roman" w:hAnsi="Times New Roman" w:cs="Times New Roman"/>
-          <w:i/>
-          <w:iCs/>
-          <w:sz w:val="22"/>
-          <w:szCs w:val="22"/>
-        </w:rPr>
-        <w:t>-2025</w:t>
-      </w:r>
-      <w:r>
-        <w:rPr>
-          <w:rFonts w:ascii="Times New Roman" w:hAnsi="Times New Roman" w:cs="Times New Roman"/>
-          <w:i/>
-          <w:iCs/>
-          <w:sz w:val="22"/>
-          <w:szCs w:val="22"/>
-        </w:rPr>
-        <w:tab/>
-      </w:r>
-      <w:r>
-        <w:rPr>
-          <w:rFonts w:ascii="Times New Roman" w:hAnsi="Times New Roman" w:cs="Times New Roman"/>
-          <w:b/>
-          <w:bCs/>
-          <w:i/>
-          <w:iCs/>
-          <w:sz w:val="22"/>
-          <w:szCs w:val="22"/>
-        </w:rPr>
-        <w:t>Clara Guedes</w:t>
-      </w:r>
-      <w:r>
-        <w:rPr>
-          <w:rFonts w:ascii="Times New Roman" w:hAnsi="Times New Roman" w:cs="Times New Roman"/>
-          <w:i/>
-          <w:iCs/>
-          <w:sz w:val="22"/>
-          <w:szCs w:val="22"/>
-        </w:rPr>
-        <w:t xml:space="preserve">, </w:t>
-      </w:r>
-      <w:r>
-        <w:rPr>
-          <w:rFonts w:ascii="Times New Roman" w:hAnsi="Times New Roman" w:cs="Times New Roman"/>
-          <w:i/>
-          <w:iCs/>
-          <w:sz w:val="22"/>
-          <w:szCs w:val="22"/>
-        </w:rPr>
-        <w:t>B</w:t>
-      </w:r>
-      <w:r>
-        <w:rPr>
-          <w:rFonts w:ascii="Times New Roman" w:hAnsi="Times New Roman" w:cs="Times New Roman"/>
-          <w:i/>
-          <w:iCs/>
-          <w:sz w:val="22"/>
-          <w:szCs w:val="22"/>
-        </w:rPr>
-        <w:t>.S</w:t>
-      </w:r>
-      <w:r>
-        <w:rPr>
-          <w:rFonts w:ascii="Times New Roman" w:hAnsi="Times New Roman" w:cs="Times New Roman"/>
-          <w:i/>
-          <w:iCs/>
-          <w:sz w:val="22"/>
-          <w:szCs w:val="22"/>
-        </w:rPr>
-        <w:t>c</w:t>
-      </w:r>
-      <w:r>
-        <w:rPr>
-          <w:rFonts w:ascii="Times New Roman" w:hAnsi="Times New Roman" w:cs="Times New Roman"/>
-          <w:i/>
-          <w:iCs/>
-          <w:sz w:val="22"/>
-          <w:szCs w:val="22"/>
-        </w:rPr>
-        <w:t>. Student, McGill U</w:t>
-      </w:r>
-      <w:r>
-        <w:rPr>
-          <w:rFonts w:ascii="Times New Roman" w:hAnsi="Times New Roman" w:cs="Times New Roman"/>
-          <w:i/>
-          <w:iCs/>
-          <w:sz w:val="22"/>
-          <w:szCs w:val="22"/>
-        </w:rPr>
-        <w:t>niversity</w:t>
-      </w:r>
-      <w:r>
-        <w:rPr>
-          <w:rFonts w:ascii="Times New Roman" w:hAnsi="Times New Roman" w:cs="Times New Roman"/>
-          <w:i/>
-          <w:iCs/>
-          <w:sz w:val="22"/>
-          <w:szCs w:val="22"/>
-        </w:rPr>
-        <w:tab/>
-      </w:r>
-      <w:r>
-        <w:rPr>
-          <w:rFonts w:ascii="Times New Roman" w:hAnsi="Times New Roman" w:cs="Times New Roman"/>
-          <w:i/>
-          <w:iCs/>
-          <w:sz w:val="22"/>
-          <w:szCs w:val="22"/>
-        </w:rPr>
-        <w:t>Kinesiology</w:t>
-      </w:r>
-    </w:p>
-    <w:p>
-      <w:pPr>
-        <w:tabs>
-          <w:tab w:val="right" w:pos="1701"/>
-          <w:tab w:val="left" w:pos="1843"/>
-          <w:tab w:val="right" w:pos="9923"/>
-        </w:tabs>
-        <w:spacing w:before="80" w:after="0" w:line="240" w:lineRule="auto"/>
-        <w:rPr>
-          <w:rFonts w:ascii="Times New Roman" w:hAnsi="Times New Roman" w:cs="Times New Roman"/>
-          <w:i/>
-          <w:iCs/>
-          <w:sz w:val="22"/>
-          <w:szCs w:val="22"/>
-        </w:rPr>
-      </w:pPr>
-      <w:r>
-        <w:rPr>
-          <w:rFonts w:ascii="Times New Roman" w:hAnsi="Times New Roman" w:cs="Times New Roman"/>
-          <w:i/>
-          <w:iCs/>
-          <w:sz w:val="22"/>
-          <w:szCs w:val="22"/>
-        </w:rPr>
-        <w:tab/>
-      </w:r>
-      <w:r>
-        <w:rPr>
-          <w:rFonts w:ascii="Times New Roman" w:hAnsi="Times New Roman" w:cs="Times New Roman"/>
-          <w:i/>
-          <w:iCs/>
-          <w:sz w:val="22"/>
-          <w:szCs w:val="22"/>
-        </w:rPr>
-        <w:tab/>
-        <w:t xml:space="preserve">Project: </w:t>
-      </w:r>
-      <w:r>
-        <w:rPr>
-          <w:rFonts w:ascii="Times New Roman" w:hAnsi="Times New Roman" w:cs="Times New Roman"/>
-          <w:i/>
-          <w:iCs/>
-          <w:sz w:val="22"/>
-          <w:szCs w:val="22"/>
-        </w:rPr>
-        <w:t>Impact of Sex on Brain Function during Gait</w:t>
-      </w:r>
-      <w:r>
-        <w:rPr>
-          <w:rFonts w:ascii="Times New Roman" w:hAnsi="Times New Roman" w:cs="Times New Roman"/>
-          <w:i/>
-          <w:iCs/>
-          <w:sz w:val="22"/>
-          <w:szCs w:val="22"/>
-        </w:rPr>
-        <w:t xml:space="preserve"> in Parkinson’s Disease</w:t>
-      </w:r>
-      <w:r>
-        <w:rPr>
-          <w:rFonts w:ascii="Times New Roman" w:hAnsi="Times New Roman" w:cs="Times New Roman"/>
-          <w:i/>
-          <w:iCs/>
-          <w:sz w:val="22"/>
-          <w:szCs w:val="22"/>
-        </w:rPr>
-        <w:t xml:space="preserve"> with Fatigue</w:t>
-      </w:r>
-    </w:p>
-    <w:p>
-      <w:pPr>
-        <w:tabs>
-          <w:tab w:val="right" w:pos="1701"/>
-          <w:tab w:val="left" w:pos="1843"/>
-          <w:tab w:val="right" w:pos="9923"/>
-        </w:tabs>
-        <w:spacing w:before="80" w:after="0" w:line="240" w:lineRule="auto"/>
-        <w:rPr>
-          <w:rFonts w:ascii="Times New Roman" w:hAnsi="Times New Roman" w:cs="Times New Roman"/>
-          <w:i/>
-          <w:iCs/>
-          <w:sz w:val="22"/>
-          <w:szCs w:val="22"/>
-        </w:rPr>
-      </w:pPr>
-      <w:r>
-        <w:rPr>
-          <w:rFonts w:ascii="Times New Roman" w:hAnsi="Times New Roman" w:cs="Times New Roman"/>
-          <w:i/>
-          <w:iCs/>
-          <w:sz w:val="22"/>
-          <w:szCs w:val="22"/>
-        </w:rPr>
-        <w:tab/>
-      </w:r>
-      <w:r>
-        <w:rPr>
-          <w:rFonts w:ascii="Times New Roman" w:hAnsi="Times New Roman" w:cs="Times New Roman"/>
-          <w:i/>
-          <w:iCs/>
-          <w:sz w:val="22"/>
-          <w:szCs w:val="22"/>
-        </w:rPr>
-        <w:tab/>
-        <w:t>Next:</w:t>
-      </w:r>
-      <w:r>
-        <w:rPr>
-          <w:rFonts w:ascii="Times New Roman" w:hAnsi="Times New Roman" w:cs="Times New Roman"/>
-          <w:i/>
-          <w:iCs/>
-          <w:sz w:val="22"/>
-          <w:szCs w:val="22"/>
-        </w:rPr>
-        <w:t xml:space="preserve"> </w:t>
-      </w:r>
-      <w:r>
-        <w:rPr>
-          <w:rFonts w:ascii="Times New Roman" w:hAnsi="Times New Roman" w:cs="Times New Roman"/>
-          <w:i/>
-          <w:iCs/>
-          <w:sz w:val="22"/>
-          <w:szCs w:val="22"/>
-        </w:rPr>
-        <w:t>M</w:t>
-      </w:r>
-      <w:r>
-        <w:rPr>
-          <w:rFonts w:ascii="Times New Roman" w:hAnsi="Times New Roman" w:cs="Times New Roman"/>
-          <w:i/>
-          <w:iCs/>
-          <w:sz w:val="22"/>
-          <w:szCs w:val="22"/>
-        </w:rPr>
-        <w:t>.S</w:t>
-      </w:r>
-      <w:r>
-        <w:rPr>
-          <w:rFonts w:ascii="Times New Roman" w:hAnsi="Times New Roman" w:cs="Times New Roman"/>
-          <w:i/>
-          <w:iCs/>
-          <w:sz w:val="22"/>
-          <w:szCs w:val="22"/>
-        </w:rPr>
-        <w:t>c</w:t>
-      </w:r>
-      <w:r>
-        <w:rPr>
-          <w:rFonts w:ascii="Times New Roman" w:hAnsi="Times New Roman" w:cs="Times New Roman"/>
-          <w:i/>
-          <w:iCs/>
-          <w:sz w:val="22"/>
-          <w:szCs w:val="22"/>
-        </w:rPr>
-        <w:t>. Student</w:t>
-      </w:r>
-      <w:r>
-        <w:rPr>
-          <w:rFonts w:ascii="Times New Roman" w:hAnsi="Times New Roman" w:cs="Times New Roman"/>
-          <w:i/>
-          <w:iCs/>
-          <w:sz w:val="22"/>
-          <w:szCs w:val="22"/>
-        </w:rPr>
-        <w:t xml:space="preserve"> in Biomechanics &amp; Neuroscience</w:t>
-      </w:r>
-      <w:r>
-        <w:rPr>
-          <w:rFonts w:ascii="Times New Roman" w:hAnsi="Times New Roman" w:cs="Times New Roman"/>
-          <w:i/>
-          <w:iCs/>
-          <w:sz w:val="22"/>
-          <w:szCs w:val="22"/>
-        </w:rPr>
-        <w:t>, McGill U</w:t>
-      </w:r>
-      <w:r>
-        <w:rPr>
-          <w:rFonts w:ascii="Times New Roman" w:hAnsi="Times New Roman" w:cs="Times New Roman"/>
-          <w:i/>
-          <w:iCs/>
-          <w:sz w:val="22"/>
-          <w:szCs w:val="22"/>
-        </w:rPr>
-        <w:t>niversity</w:t>
-      </w:r>
-      <w:r>
-        <w:rPr>
-          <w:rFonts w:ascii="Times New Roman" w:hAnsi="Times New Roman" w:cs="Times New Roman"/>
-          <w:i/>
-          <w:iCs/>
-          <w:sz w:val="22"/>
-          <w:szCs w:val="22"/>
-        </w:rPr>
-        <w:br w:type="page"/>
-      </w:r>
-    </w:p>
-    <w:p>
-      <w:pPr>
-        <w:tabs>
-          <w:tab w:val="right" w:pos="1701"/>
-          <w:tab w:val="left" w:pos="1843"/>
-          <w:tab w:val="right" w:pos="9923"/>
-        </w:tabs>
-        <w:spacing w:before="120" w:after="0" w:line="240" w:lineRule="auto"/>
-        <w:rPr>
-          <w:rFonts w:ascii="Times New Roman" w:hAnsi="Times New Roman" w:cs="Times New Roman"/>
-          <w:i/>
-          <w:iCs/>
-          <w:sz w:val="22"/>
-          <w:szCs w:val="22"/>
-        </w:rPr>
-      </w:pPr>
-      <w:r>
-        <w:rPr>
-          <w:rFonts w:ascii="Times New Roman" w:hAnsi="Times New Roman" w:cs="Times New Roman"/>
-          <w:i/>
-          <w:iCs/>
-          <w:sz w:val="22"/>
-          <w:szCs w:val="22"/>
-        </w:rPr>
-        <w:lastRenderedPageBreak/>
-        <w:tab/>
-      </w:r>
-      <w:r>
-        <w:rPr>
-          <w:rFonts w:ascii="Times New Roman" w:hAnsi="Times New Roman" w:cs="Times New Roman"/>
-          <w:i/>
-          <w:iCs/>
-          <w:sz w:val="22"/>
-          <w:szCs w:val="22"/>
-        </w:rPr>
-        <w:t>2024</w:t>
-      </w:r>
-      <w:r>
-        <w:rPr>
-          <w:rFonts w:ascii="Times New Roman" w:hAnsi="Times New Roman" w:cs="Times New Roman"/>
-          <w:i/>
-          <w:iCs/>
-          <w:sz w:val="22"/>
-          <w:szCs w:val="22"/>
-        </w:rPr>
-        <w:tab/>
-      </w:r>
-      <w:r>
-        <w:rPr>
-          <w:rFonts w:ascii="Times New Roman" w:hAnsi="Times New Roman" w:cs="Times New Roman"/>
-          <w:b/>
-          <w:bCs/>
-          <w:i/>
-          <w:iCs/>
-          <w:sz w:val="22"/>
-          <w:szCs w:val="22"/>
-        </w:rPr>
-        <w:t>Laura Higuita</w:t>
-      </w:r>
-      <w:r>
-        <w:rPr>
-          <w:rFonts w:ascii="Times New Roman" w:hAnsi="Times New Roman" w:cs="Times New Roman"/>
-          <w:i/>
-          <w:iCs/>
-          <w:sz w:val="22"/>
-          <w:szCs w:val="22"/>
-        </w:rPr>
-        <w:t xml:space="preserve">, </w:t>
-      </w:r>
-      <w:r>
-        <w:rPr>
-          <w:rFonts w:ascii="Times New Roman" w:hAnsi="Times New Roman" w:cs="Times New Roman"/>
-          <w:i/>
-          <w:iCs/>
-          <w:sz w:val="22"/>
-          <w:szCs w:val="22"/>
-        </w:rPr>
-        <w:t xml:space="preserve">Visiting </w:t>
-      </w:r>
-      <w:r>
-        <w:rPr>
-          <w:rFonts w:ascii="Times New Roman" w:hAnsi="Times New Roman" w:cs="Times New Roman"/>
-          <w:i/>
-          <w:iCs/>
-          <w:sz w:val="22"/>
-          <w:szCs w:val="22"/>
-        </w:rPr>
-        <w:t>B.S</w:t>
-      </w:r>
-      <w:r>
-        <w:rPr>
-          <w:rFonts w:ascii="Times New Roman" w:hAnsi="Times New Roman" w:cs="Times New Roman"/>
-          <w:i/>
-          <w:iCs/>
-          <w:sz w:val="22"/>
-          <w:szCs w:val="22"/>
-        </w:rPr>
-        <w:t>c</w:t>
-      </w:r>
-      <w:r>
-        <w:rPr>
-          <w:rFonts w:ascii="Times New Roman" w:hAnsi="Times New Roman" w:cs="Times New Roman"/>
-          <w:i/>
-          <w:iCs/>
-          <w:sz w:val="22"/>
-          <w:szCs w:val="22"/>
-        </w:rPr>
-        <w:t>.</w:t>
-      </w:r>
-      <w:r>
-        <w:rPr>
-          <w:rFonts w:ascii="Times New Roman" w:hAnsi="Times New Roman" w:cs="Times New Roman"/>
-          <w:i/>
-          <w:iCs/>
-          <w:sz w:val="22"/>
-          <w:szCs w:val="22"/>
-        </w:rPr>
-        <w:t xml:space="preserve"> Student</w:t>
-      </w:r>
-      <w:r>
-        <w:rPr>
-          <w:rFonts w:ascii="Times New Roman" w:hAnsi="Times New Roman" w:cs="Times New Roman"/>
-          <w:i/>
-          <w:iCs/>
-          <w:sz w:val="22"/>
-          <w:szCs w:val="22"/>
-        </w:rPr>
-        <w:t>, UAO</w:t>
-      </w:r>
-      <w:r>
-        <w:rPr>
-          <w:rFonts w:ascii="Times New Roman" w:hAnsi="Times New Roman" w:cs="Times New Roman"/>
-          <w:i/>
-          <w:iCs/>
-          <w:sz w:val="22"/>
-          <w:szCs w:val="22"/>
-        </w:rPr>
-        <w:t xml:space="preserve"> </w:t>
-      </w:r>
-      <w:r>
-        <w:rPr>
-          <w:rFonts w:ascii="Times New Roman" w:hAnsi="Times New Roman" w:cs="Times New Roman"/>
-          <w:i/>
-          <w:iCs/>
-          <w:sz w:val="22"/>
-          <w:szCs w:val="22"/>
-        </w:rPr>
-        <w:t>Columbia</w:t>
-      </w:r>
-      <w:r>
-        <w:rPr>
-          <w:rFonts w:ascii="Times New Roman" w:hAnsi="Times New Roman" w:cs="Times New Roman"/>
-          <w:i/>
-          <w:iCs/>
-          <w:sz w:val="22"/>
-          <w:szCs w:val="22"/>
-        </w:rPr>
-        <w:tab/>
-        <w:t>Biomedical Engineering</w:t>
-      </w:r>
-    </w:p>
-    <w:p>
-      <w:pPr>
-        <w:tabs>
-          <w:tab w:val="right" w:pos="1701"/>
-          <w:tab w:val="left" w:pos="1843"/>
-          <w:tab w:val="right" w:pos="9923"/>
-        </w:tabs>
-        <w:spacing w:after="0" w:line="240" w:lineRule="auto"/>
-        <w:rPr>
-          <w:rFonts w:ascii="Times New Roman" w:hAnsi="Times New Roman" w:cs="Times New Roman"/>
-          <w:b/>
-          <w:bCs/>
-          <w:i/>
-          <w:iCs/>
-          <w:sz w:val="22"/>
-          <w:szCs w:val="22"/>
-        </w:rPr>
-      </w:pPr>
-      <w:r>
-        <w:rPr>
-          <w:rFonts w:ascii="Times New Roman" w:hAnsi="Times New Roman" w:cs="Times New Roman"/>
-          <w:i/>
-          <w:iCs/>
-          <w:sz w:val="22"/>
-          <w:szCs w:val="22"/>
-        </w:rPr>
-        <w:tab/>
-      </w:r>
-      <w:r>
-        <w:rPr>
-          <w:rFonts w:ascii="Times New Roman" w:hAnsi="Times New Roman" w:cs="Times New Roman"/>
-          <w:i/>
-          <w:iCs/>
-          <w:sz w:val="22"/>
-          <w:szCs w:val="22"/>
-        </w:rPr>
-        <w:tab/>
-      </w:r>
-      <w:r>
-        <w:rPr>
-          <w:rFonts w:ascii="Times New Roman" w:hAnsi="Times New Roman" w:cs="Times New Roman"/>
-          <w:b/>
-          <w:bCs/>
-          <w:i/>
-          <w:iCs/>
-          <w:sz w:val="22"/>
-          <w:szCs w:val="22"/>
-        </w:rPr>
-        <w:t>[</w:t>
-      </w:r>
-      <w:proofErr w:type="spellStart"/>
-      <w:r>
-        <w:rPr>
-          <w:rFonts w:ascii="Times New Roman" w:hAnsi="Times New Roman" w:cs="Times New Roman"/>
-          <w:b/>
-          <w:bCs/>
-          <w:i/>
-          <w:iCs/>
-          <w:sz w:val="22"/>
-          <w:szCs w:val="22"/>
-        </w:rPr>
-        <w:t>Mitacs</w:t>
-      </w:r>
-      <w:proofErr w:type="spellEnd"/>
-      <w:r>
-        <w:rPr>
-          <w:rFonts w:ascii="Times New Roman" w:hAnsi="Times New Roman" w:cs="Times New Roman"/>
-          <w:b/>
-          <w:bCs/>
-          <w:i/>
-          <w:iCs/>
-          <w:sz w:val="22"/>
-          <w:szCs w:val="22"/>
-        </w:rPr>
-        <w:t xml:space="preserve"> </w:t>
-      </w:r>
-      <w:proofErr w:type="spellStart"/>
-      <w:r>
-        <w:rPr>
-          <w:rFonts w:ascii="Times New Roman" w:hAnsi="Times New Roman" w:cs="Times New Roman"/>
-          <w:b/>
-          <w:bCs/>
-          <w:i/>
-          <w:iCs/>
-          <w:sz w:val="22"/>
-          <w:szCs w:val="22"/>
-        </w:rPr>
-        <w:t>Globalink</w:t>
-      </w:r>
-      <w:proofErr w:type="spellEnd"/>
-      <w:r>
-        <w:rPr>
-          <w:rFonts w:ascii="Times New Roman" w:hAnsi="Times New Roman" w:cs="Times New Roman"/>
-          <w:b/>
-          <w:bCs/>
-          <w:i/>
-          <w:iCs/>
-          <w:sz w:val="22"/>
-          <w:szCs w:val="22"/>
-        </w:rPr>
-        <w:t xml:space="preserve"> Summer Intern Program]</w:t>
-      </w:r>
-    </w:p>
-    <w:p>
-      <w:pPr>
-        <w:tabs>
-          <w:tab w:val="right" w:pos="1701"/>
-          <w:tab w:val="left" w:pos="1843"/>
-          <w:tab w:val="right" w:pos="9923"/>
-        </w:tabs>
-        <w:spacing w:before="80" w:after="0" w:line="240" w:lineRule="auto"/>
-        <w:rPr>
-          <w:rFonts w:ascii="Times New Roman" w:hAnsi="Times New Roman" w:cs="Times New Roman"/>
-          <w:i/>
-          <w:iCs/>
-          <w:sz w:val="22"/>
-          <w:szCs w:val="22"/>
-        </w:rPr>
-      </w:pPr>
-      <w:r>
-        <w:rPr>
-          <w:rFonts w:ascii="Times New Roman" w:hAnsi="Times New Roman" w:cs="Times New Roman"/>
-          <w:i/>
-          <w:iCs/>
-          <w:sz w:val="22"/>
-          <w:szCs w:val="22"/>
-        </w:rPr>
-        <w:tab/>
-      </w:r>
-      <w:r>
-        <w:rPr>
-          <w:rFonts w:ascii="Times New Roman" w:hAnsi="Times New Roman" w:cs="Times New Roman"/>
-          <w:i/>
-          <w:iCs/>
-          <w:sz w:val="22"/>
-          <w:szCs w:val="22"/>
-        </w:rPr>
-        <w:tab/>
-        <w:t xml:space="preserve">Project: </w:t>
-      </w:r>
-      <w:r>
-        <w:rPr>
-          <w:rFonts w:ascii="Times New Roman" w:hAnsi="Times New Roman" w:cs="Times New Roman"/>
-          <w:i/>
-          <w:iCs/>
-          <w:sz w:val="22"/>
-          <w:szCs w:val="22"/>
-        </w:rPr>
-        <w:t>Detecting</w:t>
-      </w:r>
-      <w:r>
-        <w:rPr>
-          <w:rFonts w:ascii="Times New Roman" w:hAnsi="Times New Roman" w:cs="Times New Roman"/>
-          <w:i/>
-          <w:iCs/>
-          <w:sz w:val="22"/>
-          <w:szCs w:val="22"/>
-        </w:rPr>
-        <w:t xml:space="preserve"> Freezing of Gait in Parkinson’s Disease</w:t>
-      </w:r>
-    </w:p>
-    <w:p>
-      <w:pPr>
-        <w:tabs>
-          <w:tab w:val="right" w:pos="1701"/>
-          <w:tab w:val="left" w:pos="1843"/>
-          <w:tab w:val="right" w:pos="9923"/>
-        </w:tabs>
-        <w:spacing w:before="80" w:after="0" w:line="240" w:lineRule="auto"/>
-        <w:rPr>
-          <w:rFonts w:ascii="Times New Roman" w:hAnsi="Times New Roman" w:cs="Times New Roman"/>
-          <w:i/>
-          <w:iCs/>
-          <w:sz w:val="22"/>
-          <w:szCs w:val="22"/>
-        </w:rPr>
-      </w:pPr>
-      <w:r>
-        <w:rPr>
-          <w:rFonts w:ascii="Times New Roman" w:hAnsi="Times New Roman" w:cs="Times New Roman"/>
-          <w:i/>
-          <w:iCs/>
-          <w:sz w:val="22"/>
-          <w:szCs w:val="22"/>
-        </w:rPr>
-        <w:tab/>
-      </w:r>
-      <w:r>
-        <w:rPr>
-          <w:rFonts w:ascii="Times New Roman" w:hAnsi="Times New Roman" w:cs="Times New Roman"/>
-          <w:i/>
-          <w:iCs/>
-          <w:sz w:val="22"/>
-          <w:szCs w:val="22"/>
-        </w:rPr>
-        <w:tab/>
-      </w:r>
-      <w:r>
-        <w:rPr>
-          <w:rFonts w:ascii="Times New Roman" w:hAnsi="Times New Roman" w:cs="Times New Roman"/>
-          <w:i/>
-          <w:iCs/>
-          <w:sz w:val="22"/>
-          <w:szCs w:val="22"/>
-        </w:rPr>
-        <w:t>Next</w:t>
-      </w:r>
-      <w:r>
-        <w:rPr>
-          <w:rFonts w:ascii="Times New Roman" w:hAnsi="Times New Roman" w:cs="Times New Roman"/>
-          <w:i/>
-          <w:iCs/>
-          <w:sz w:val="22"/>
-          <w:szCs w:val="22"/>
-        </w:rPr>
-        <w:t>:</w:t>
-      </w:r>
-      <w:r>
-        <w:rPr>
-          <w:rFonts w:ascii="Times New Roman" w:hAnsi="Times New Roman" w:cs="Times New Roman"/>
-          <w:i/>
-          <w:iCs/>
-          <w:sz w:val="22"/>
-          <w:szCs w:val="22"/>
-        </w:rPr>
-        <w:t xml:space="preserve"> Bio</w:t>
-      </w:r>
-      <w:r>
-        <w:rPr>
-          <w:rFonts w:ascii="Times New Roman" w:hAnsi="Times New Roman" w:cs="Times New Roman"/>
-          <w:i/>
-          <w:iCs/>
-          <w:sz w:val="22"/>
-          <w:szCs w:val="22"/>
-        </w:rPr>
-        <w:t>e</w:t>
-      </w:r>
-      <w:r>
-        <w:rPr>
-          <w:rFonts w:ascii="Times New Roman" w:hAnsi="Times New Roman" w:cs="Times New Roman"/>
-          <w:i/>
-          <w:iCs/>
-          <w:sz w:val="22"/>
-          <w:szCs w:val="22"/>
-        </w:rPr>
-        <w:t>ngineer</w:t>
+          <w:sz w:val="21"/>
+          <w:szCs w:val="21"/>
+        </w:rPr>
+        <w:tab/>
+      </w:r>
+      <w:r>
+        <w:rPr>
+          <w:rFonts w:ascii="Times New Roman" w:hAnsi="Times New Roman" w:cs="Times New Roman"/>
+          <w:i/>
+          <w:iCs/>
+          <w:sz w:val="21"/>
+          <w:szCs w:val="21"/>
+        </w:rPr>
+        <w:t>2021</w:t>
+      </w:r>
+      <w:r>
+        <w:rPr>
+          <w:rFonts w:ascii="Times New Roman" w:hAnsi="Times New Roman" w:cs="Times New Roman"/>
+          <w:sz w:val="21"/>
+          <w:szCs w:val="21"/>
+        </w:rPr>
+        <w:tab/>
+      </w:r>
+      <w:r>
+        <w:rPr>
+          <w:rFonts w:ascii="Times New Roman" w:hAnsi="Times New Roman" w:cs="Times New Roman"/>
+          <w:b/>
+          <w:bCs/>
+          <w:sz w:val="21"/>
+          <w:szCs w:val="21"/>
+        </w:rPr>
+        <w:t>AFGSU 1/2 (emergency care)</w:t>
+      </w:r>
+      <w:r>
+        <w:rPr>
+          <w:rFonts w:ascii="Times New Roman" w:hAnsi="Times New Roman" w:cs="Times New Roman"/>
+          <w:sz w:val="21"/>
+          <w:szCs w:val="21"/>
+        </w:rPr>
+        <w:t>, French Ministry of Health</w:t>
       </w:r>
       <w:r>
         <w:rPr>
@@ -39153,672 +37015,6 @@
           <w:bCs/>
           <w:sz w:val="28"/>
           <w:szCs w:val="28"/>
-        </w:rPr>
-        <w:t>Relevant Training</w:t>
-      </w:r>
-    </w:p>
-    <w:p>
-      <w:pPr>
-        <w:tabs>
-          <w:tab w:val="right" w:pos="1701"/>
-          <w:tab w:val="left" w:pos="1843"/>
-          <w:tab w:val="right" w:pos="9923"/>
-        </w:tabs>
-        <w:spacing w:before="120" w:after="0" w:line="240" w:lineRule="auto"/>
-        <w:rPr>
-          <w:rFonts w:ascii="Times New Roman" w:hAnsi="Times New Roman" w:cs="Times New Roman"/>
-          <w:i/>
-          <w:iCs/>
-          <w:sz w:val="22"/>
-          <w:szCs w:val="22"/>
-        </w:rPr>
-      </w:pPr>
-      <w:r>
-        <w:rPr>
-          <w:rFonts w:ascii="Times New Roman" w:hAnsi="Times New Roman" w:cs="Times New Roman"/>
-          <w:b/>
-          <w:bCs/>
-          <w:sz w:val="28"/>
-          <w:szCs w:val="28"/>
-        </w:rPr>
-        <w:tab/>
-      </w:r>
-      <w:r>
-        <w:rPr>
-          <w:rFonts w:ascii="Times New Roman" w:hAnsi="Times New Roman" w:cs="Times New Roman"/>
-          <w:i/>
-          <w:iCs/>
-          <w:sz w:val="21"/>
-          <w:szCs w:val="21"/>
-        </w:rPr>
-        <w:t>2024</w:t>
-      </w:r>
-      <w:r>
-        <w:rPr>
-          <w:rFonts w:ascii="Times New Roman" w:hAnsi="Times New Roman" w:cs="Times New Roman"/>
-          <w:i/>
-          <w:iCs/>
-          <w:sz w:val="21"/>
-          <w:szCs w:val="21"/>
-        </w:rPr>
-        <w:t>-Now</w:t>
-      </w:r>
-      <w:r>
-        <w:rPr>
-          <w:rFonts w:ascii="Times New Roman" w:hAnsi="Times New Roman" w:cs="Times New Roman"/>
-          <w:i/>
-          <w:iCs/>
-          <w:sz w:val="21"/>
-          <w:szCs w:val="21"/>
-        </w:rPr>
-        <w:tab/>
-      </w:r>
-      <w:r>
-        <w:rPr>
-          <w:rFonts w:ascii="Times New Roman" w:hAnsi="Times New Roman" w:cs="Times New Roman"/>
-          <w:b/>
-          <w:bCs/>
-          <w:sz w:val="21"/>
-          <w:szCs w:val="21"/>
-        </w:rPr>
-        <w:t>McGill Science Education Fellow Program</w:t>
-      </w:r>
-      <w:r>
-        <w:rPr>
-          <w:rFonts w:ascii="Times New Roman" w:hAnsi="Times New Roman" w:cs="Times New Roman"/>
-          <w:sz w:val="21"/>
-          <w:szCs w:val="21"/>
-        </w:rPr>
-        <w:t xml:space="preserve">, </w:t>
-      </w:r>
-      <w:r>
-        <w:rPr>
-          <w:rFonts w:ascii="Times New Roman" w:hAnsi="Times New Roman" w:cs="Times New Roman"/>
-          <w:sz w:val="21"/>
-          <w:szCs w:val="21"/>
-        </w:rPr>
-        <w:t>McGill University</w:t>
-      </w:r>
-    </w:p>
-    <w:p>
-      <w:pPr>
-        <w:tabs>
-          <w:tab w:val="right" w:pos="1701"/>
-          <w:tab w:val="left" w:pos="1843"/>
-          <w:tab w:val="right" w:pos="9923"/>
-        </w:tabs>
-        <w:spacing w:after="0" w:line="240" w:lineRule="auto"/>
-        <w:rPr>
-          <w:rFonts w:ascii="Times New Roman" w:hAnsi="Times New Roman" w:cs="Times New Roman"/>
-          <w:i/>
-          <w:iCs/>
-          <w:sz w:val="21"/>
-          <w:szCs w:val="21"/>
-        </w:rPr>
-      </w:pPr>
-      <w:r>
-        <w:rPr>
-          <w:rFonts w:ascii="Times New Roman" w:hAnsi="Times New Roman" w:cs="Times New Roman"/>
-          <w:i/>
-          <w:iCs/>
-          <w:sz w:val="22"/>
-          <w:szCs w:val="22"/>
-        </w:rPr>
-        <w:tab/>
-      </w:r>
-      <w:r>
-        <w:rPr>
-          <w:rFonts w:ascii="Times New Roman" w:hAnsi="Times New Roman" w:cs="Times New Roman"/>
-          <w:i/>
-          <w:iCs/>
-          <w:sz w:val="22"/>
-          <w:szCs w:val="22"/>
-        </w:rPr>
-        <w:tab/>
-        <w:t>Comprehensive training as instructor</w:t>
-      </w:r>
-    </w:p>
-    <w:p>
-      <w:pPr>
-        <w:tabs>
-          <w:tab w:val="right" w:pos="1701"/>
-          <w:tab w:val="left" w:pos="1843"/>
-          <w:tab w:val="right" w:pos="9923"/>
-        </w:tabs>
-        <w:spacing w:before="120" w:after="0" w:line="240" w:lineRule="auto"/>
-        <w:rPr>
-          <w:rFonts w:ascii="Times New Roman" w:hAnsi="Times New Roman" w:cs="Times New Roman"/>
-          <w:i/>
-          <w:iCs/>
-          <w:sz w:val="22"/>
-          <w:szCs w:val="22"/>
-        </w:rPr>
-      </w:pPr>
-      <w:r>
-        <w:rPr>
-          <w:rFonts w:ascii="Times New Roman" w:hAnsi="Times New Roman" w:cs="Times New Roman"/>
-          <w:b/>
-          <w:bCs/>
-          <w:sz w:val="28"/>
-          <w:szCs w:val="28"/>
-        </w:rPr>
-        <w:tab/>
-      </w:r>
-      <w:r>
-        <w:rPr>
-          <w:rFonts w:ascii="Times New Roman" w:hAnsi="Times New Roman" w:cs="Times New Roman"/>
-          <w:i/>
-          <w:iCs/>
-          <w:sz w:val="21"/>
-          <w:szCs w:val="21"/>
-        </w:rPr>
-        <w:t>2024</w:t>
-      </w:r>
-      <w:r>
-        <w:rPr>
-          <w:rFonts w:ascii="Times New Roman" w:hAnsi="Times New Roman" w:cs="Times New Roman"/>
-          <w:i/>
-          <w:iCs/>
-          <w:sz w:val="21"/>
-          <w:szCs w:val="21"/>
-        </w:rPr>
-        <w:tab/>
-      </w:r>
-      <w:r>
-        <w:rPr>
-          <w:rFonts w:ascii="Times New Roman" w:hAnsi="Times New Roman" w:cs="Times New Roman"/>
-          <w:b/>
-          <w:bCs/>
-          <w:sz w:val="21"/>
-          <w:szCs w:val="21"/>
-        </w:rPr>
-        <w:t>Researchers and Entrepreneurs Network Program (RCE)</w:t>
-      </w:r>
-      <w:r>
-        <w:rPr>
-          <w:rFonts w:ascii="Times New Roman" w:hAnsi="Times New Roman" w:cs="Times New Roman"/>
-          <w:sz w:val="21"/>
-          <w:szCs w:val="21"/>
-        </w:rPr>
-        <w:t>, V1 Studio</w:t>
-      </w:r>
-    </w:p>
-    <w:p>
-      <w:pPr>
-        <w:tabs>
-          <w:tab w:val="right" w:pos="1701"/>
-          <w:tab w:val="left" w:pos="1843"/>
-          <w:tab w:val="right" w:pos="9923"/>
-        </w:tabs>
-        <w:spacing w:after="0" w:line="240" w:lineRule="auto"/>
-        <w:rPr>
-          <w:rFonts w:ascii="Times New Roman" w:hAnsi="Times New Roman" w:cs="Times New Roman"/>
-          <w:i/>
-          <w:iCs/>
-          <w:sz w:val="21"/>
-          <w:szCs w:val="21"/>
-        </w:rPr>
-      </w:pPr>
-      <w:r>
-        <w:rPr>
-          <w:rFonts w:ascii="Times New Roman" w:hAnsi="Times New Roman" w:cs="Times New Roman"/>
-          <w:i/>
-          <w:iCs/>
-          <w:sz w:val="22"/>
-          <w:szCs w:val="22"/>
-        </w:rPr>
-        <w:tab/>
-      </w:r>
-      <w:r>
-        <w:rPr>
-          <w:rFonts w:ascii="Times New Roman" w:hAnsi="Times New Roman" w:cs="Times New Roman"/>
-          <w:i/>
-          <w:iCs/>
-          <w:sz w:val="22"/>
-          <w:szCs w:val="22"/>
-        </w:rPr>
-        <w:tab/>
-        <w:t>Entrepreneurship training to translate research into real-world impact</w:t>
-      </w:r>
-    </w:p>
-    <w:p>
-      <w:pPr>
-        <w:tabs>
-          <w:tab w:val="right" w:pos="1701"/>
-          <w:tab w:val="left" w:pos="1843"/>
-          <w:tab w:val="right" w:pos="9923"/>
-        </w:tabs>
-        <w:spacing w:before="120" w:after="0" w:line="240" w:lineRule="auto"/>
-        <w:rPr>
-          <w:rFonts w:ascii="Times New Roman" w:hAnsi="Times New Roman" w:cs="Times New Roman"/>
-          <w:i/>
-          <w:iCs/>
-          <w:sz w:val="22"/>
-          <w:szCs w:val="22"/>
-        </w:rPr>
-      </w:pPr>
-      <w:r>
-        <w:rPr>
-          <w:rFonts w:ascii="Times New Roman" w:hAnsi="Times New Roman" w:cs="Times New Roman"/>
-          <w:i/>
-          <w:iCs/>
-          <w:sz w:val="21"/>
-          <w:szCs w:val="21"/>
-        </w:rPr>
-        <w:tab/>
-        <w:t>202</w:t>
-      </w:r>
-      <w:r>
-        <w:rPr>
-          <w:rFonts w:ascii="Times New Roman" w:hAnsi="Times New Roman" w:cs="Times New Roman"/>
-          <w:i/>
-          <w:iCs/>
-          <w:sz w:val="21"/>
-          <w:szCs w:val="21"/>
-        </w:rPr>
-        <w:t>3</w:t>
-      </w:r>
-      <w:r>
-        <w:rPr>
-          <w:rFonts w:ascii="Times New Roman" w:hAnsi="Times New Roman" w:cs="Times New Roman"/>
-          <w:i/>
-          <w:iCs/>
-          <w:sz w:val="21"/>
-          <w:szCs w:val="21"/>
-        </w:rPr>
-        <w:tab/>
-      </w:r>
-      <w:r>
-        <w:rPr>
-          <w:rFonts w:ascii="Times New Roman" w:hAnsi="Times New Roman" w:cs="Times New Roman"/>
-          <w:b/>
-          <w:bCs/>
-          <w:sz w:val="21"/>
-          <w:szCs w:val="21"/>
-        </w:rPr>
-        <w:t>Integrating sex and gender into health research</w:t>
-      </w:r>
-      <w:r>
-        <w:rPr>
-          <w:rFonts w:ascii="Times New Roman" w:hAnsi="Times New Roman" w:cs="Times New Roman"/>
-          <w:sz w:val="21"/>
-          <w:szCs w:val="21"/>
-        </w:rPr>
-        <w:t xml:space="preserve">, </w:t>
-      </w:r>
-      <w:r>
-        <w:rPr>
-          <w:rFonts w:ascii="Times New Roman" w:hAnsi="Times New Roman" w:cs="Times New Roman"/>
-          <w:sz w:val="21"/>
-          <w:szCs w:val="21"/>
-        </w:rPr>
-        <w:t>Canadian Institute of Health Research</w:t>
-      </w:r>
-    </w:p>
-    <w:p>
-      <w:pPr>
-        <w:tabs>
-          <w:tab w:val="right" w:pos="1701"/>
-          <w:tab w:val="left" w:pos="1843"/>
-          <w:tab w:val="right" w:pos="9923"/>
-        </w:tabs>
-        <w:spacing w:after="0" w:line="240" w:lineRule="auto"/>
-        <w:rPr>
-          <w:rFonts w:ascii="Times New Roman" w:hAnsi="Times New Roman" w:cs="Times New Roman"/>
-          <w:i/>
-          <w:iCs/>
-          <w:sz w:val="21"/>
-          <w:szCs w:val="21"/>
-        </w:rPr>
-      </w:pPr>
-      <w:r>
-        <w:rPr>
-          <w:rFonts w:ascii="Times New Roman" w:hAnsi="Times New Roman" w:cs="Times New Roman"/>
-          <w:i/>
-          <w:iCs/>
-          <w:sz w:val="22"/>
-          <w:szCs w:val="22"/>
-        </w:rPr>
-        <w:tab/>
-      </w:r>
-      <w:r>
-        <w:rPr>
-          <w:rFonts w:ascii="Times New Roman" w:hAnsi="Times New Roman" w:cs="Times New Roman"/>
-          <w:i/>
-          <w:iCs/>
-          <w:sz w:val="22"/>
-          <w:szCs w:val="22"/>
-        </w:rPr>
-        <w:tab/>
-        <w:t>Training on fairness in research</w:t>
-      </w:r>
-    </w:p>
-    <w:p>
-      <w:pPr>
-        <w:tabs>
-          <w:tab w:val="right" w:pos="1701"/>
-          <w:tab w:val="left" w:pos="1843"/>
-          <w:tab w:val="right" w:pos="9923"/>
-        </w:tabs>
-        <w:spacing w:before="120" w:after="0" w:line="240" w:lineRule="auto"/>
-        <w:rPr>
-          <w:rFonts w:ascii="Times New Roman" w:hAnsi="Times New Roman" w:cs="Times New Roman"/>
-          <w:i/>
-          <w:iCs/>
-          <w:sz w:val="22"/>
-          <w:szCs w:val="22"/>
-        </w:rPr>
-      </w:pPr>
-      <w:r>
-        <w:rPr>
-          <w:rFonts w:ascii="Times New Roman" w:hAnsi="Times New Roman" w:cs="Times New Roman"/>
-          <w:sz w:val="21"/>
-          <w:szCs w:val="21"/>
-        </w:rPr>
-        <w:tab/>
-      </w:r>
-      <w:r>
-        <w:rPr>
-          <w:rFonts w:ascii="Times New Roman" w:hAnsi="Times New Roman" w:cs="Times New Roman"/>
-          <w:i/>
-          <w:iCs/>
-          <w:sz w:val="21"/>
-          <w:szCs w:val="21"/>
-        </w:rPr>
-        <w:t>2023</w:t>
-      </w:r>
-      <w:r>
-        <w:rPr>
-          <w:rFonts w:ascii="Times New Roman" w:hAnsi="Times New Roman" w:cs="Times New Roman"/>
-          <w:sz w:val="21"/>
-          <w:szCs w:val="21"/>
-        </w:rPr>
-        <w:tab/>
-      </w:r>
-      <w:r>
-        <w:rPr>
-          <w:rFonts w:ascii="Times New Roman" w:hAnsi="Times New Roman" w:cs="Times New Roman"/>
-          <w:b/>
-          <w:bCs/>
-          <w:sz w:val="21"/>
-          <w:szCs w:val="21"/>
-        </w:rPr>
-        <w:t>TCPS 2 CORE-2022 (Research Ethics)</w:t>
-      </w:r>
-      <w:r>
-        <w:rPr>
-          <w:rFonts w:ascii="Times New Roman" w:hAnsi="Times New Roman" w:cs="Times New Roman"/>
-          <w:sz w:val="21"/>
-          <w:szCs w:val="21"/>
-        </w:rPr>
-        <w:t>, Government of Canada</w:t>
-      </w:r>
-    </w:p>
-    <w:p>
-      <w:pPr>
-        <w:tabs>
-          <w:tab w:val="right" w:pos="1701"/>
-          <w:tab w:val="left" w:pos="1843"/>
-          <w:tab w:val="right" w:pos="9923"/>
-        </w:tabs>
-        <w:spacing w:after="0" w:line="240" w:lineRule="auto"/>
-        <w:rPr>
-          <w:rFonts w:ascii="Times New Roman" w:hAnsi="Times New Roman" w:cs="Times New Roman"/>
-          <w:i/>
-          <w:iCs/>
-          <w:sz w:val="21"/>
-          <w:szCs w:val="21"/>
-        </w:rPr>
-      </w:pPr>
-      <w:r>
-        <w:rPr>
-          <w:rFonts w:ascii="Times New Roman" w:hAnsi="Times New Roman" w:cs="Times New Roman"/>
-          <w:i/>
-          <w:iCs/>
-          <w:sz w:val="22"/>
-          <w:szCs w:val="22"/>
-        </w:rPr>
-        <w:tab/>
-      </w:r>
-      <w:r>
-        <w:rPr>
-          <w:rFonts w:ascii="Times New Roman" w:hAnsi="Times New Roman" w:cs="Times New Roman"/>
-          <w:i/>
-          <w:iCs/>
-          <w:sz w:val="22"/>
-          <w:szCs w:val="22"/>
-        </w:rPr>
-        <w:tab/>
-        <w:t>Training on ethics in research</w:t>
-      </w:r>
-    </w:p>
-    <w:p>
-      <w:pPr>
-        <w:tabs>
-          <w:tab w:val="right" w:pos="1701"/>
-          <w:tab w:val="left" w:pos="1843"/>
-          <w:tab w:val="right" w:pos="9923"/>
-        </w:tabs>
-        <w:spacing w:before="120" w:after="0" w:line="240" w:lineRule="auto"/>
-        <w:rPr>
-          <w:rFonts w:ascii="Times New Roman" w:hAnsi="Times New Roman" w:cs="Times New Roman"/>
-          <w:i/>
-          <w:iCs/>
-          <w:sz w:val="22"/>
-          <w:szCs w:val="22"/>
-        </w:rPr>
-      </w:pPr>
-      <w:r>
-        <w:rPr>
-          <w:rFonts w:ascii="Times New Roman" w:hAnsi="Times New Roman" w:cs="Times New Roman"/>
-          <w:sz w:val="21"/>
-          <w:szCs w:val="21"/>
-        </w:rPr>
-        <w:tab/>
-      </w:r>
-      <w:r>
-        <w:rPr>
-          <w:rFonts w:ascii="Times New Roman" w:hAnsi="Times New Roman" w:cs="Times New Roman"/>
-          <w:i/>
-          <w:iCs/>
-          <w:sz w:val="21"/>
-          <w:szCs w:val="21"/>
-        </w:rPr>
-        <w:t>20</w:t>
-      </w:r>
-      <w:r>
-        <w:rPr>
-          <w:rFonts w:ascii="Times New Roman" w:hAnsi="Times New Roman" w:cs="Times New Roman"/>
-          <w:i/>
-          <w:iCs/>
-          <w:sz w:val="21"/>
-          <w:szCs w:val="21"/>
-        </w:rPr>
-        <w:t>22</w:t>
-      </w:r>
-      <w:r>
-        <w:rPr>
-          <w:rFonts w:ascii="Times New Roman" w:hAnsi="Times New Roman" w:cs="Times New Roman"/>
-          <w:sz w:val="21"/>
-          <w:szCs w:val="21"/>
-        </w:rPr>
-        <w:tab/>
-      </w:r>
-      <w:r>
-        <w:rPr>
-          <w:rFonts w:ascii="Times New Roman" w:hAnsi="Times New Roman" w:cs="Times New Roman"/>
-          <w:b/>
-          <w:bCs/>
-          <w:sz w:val="21"/>
-          <w:szCs w:val="21"/>
-        </w:rPr>
-        <w:t>Gait Analysis &amp; Rehabilitation using CAREN (Operator Level 1)</w:t>
-      </w:r>
-      <w:r>
-        <w:rPr>
-          <w:rFonts w:ascii="Times New Roman" w:hAnsi="Times New Roman" w:cs="Times New Roman"/>
-          <w:sz w:val="21"/>
-          <w:szCs w:val="21"/>
-        </w:rPr>
-        <w:t xml:space="preserve">, </w:t>
-      </w:r>
-      <w:r>
-        <w:rPr>
-          <w:rFonts w:ascii="Times New Roman" w:hAnsi="Times New Roman" w:cs="Times New Roman"/>
-          <w:sz w:val="21"/>
-          <w:szCs w:val="21"/>
-        </w:rPr>
-        <w:t>Motek Medical</w:t>
-      </w:r>
-    </w:p>
-    <w:p>
-      <w:pPr>
-        <w:tabs>
-          <w:tab w:val="right" w:pos="1701"/>
-          <w:tab w:val="left" w:pos="1843"/>
-          <w:tab w:val="right" w:pos="9923"/>
-        </w:tabs>
-        <w:spacing w:after="0" w:line="240" w:lineRule="auto"/>
-        <w:rPr>
-          <w:rFonts w:ascii="Times New Roman" w:hAnsi="Times New Roman" w:cs="Times New Roman"/>
-          <w:i/>
-          <w:iCs/>
-          <w:sz w:val="21"/>
-          <w:szCs w:val="21"/>
-        </w:rPr>
-      </w:pPr>
-      <w:r>
-        <w:rPr>
-          <w:rFonts w:ascii="Times New Roman" w:hAnsi="Times New Roman" w:cs="Times New Roman"/>
-          <w:i/>
-          <w:iCs/>
-          <w:sz w:val="22"/>
-          <w:szCs w:val="22"/>
-        </w:rPr>
-        <w:tab/>
-      </w:r>
-      <w:r>
-        <w:rPr>
-          <w:rFonts w:ascii="Times New Roman" w:hAnsi="Times New Roman" w:cs="Times New Roman"/>
-          <w:i/>
-          <w:iCs/>
-          <w:sz w:val="22"/>
-          <w:szCs w:val="22"/>
-        </w:rPr>
-        <w:tab/>
-        <w:t>Training on fully immersive motion analysis</w:t>
-      </w:r>
-    </w:p>
-    <w:p>
-      <w:pPr>
-        <w:tabs>
-          <w:tab w:val="right" w:pos="1701"/>
-          <w:tab w:val="left" w:pos="1843"/>
-          <w:tab w:val="right" w:pos="9923"/>
-        </w:tabs>
-        <w:spacing w:before="80" w:after="0" w:line="240" w:lineRule="auto"/>
-        <w:rPr>
-          <w:rFonts w:ascii="Times New Roman" w:hAnsi="Times New Roman" w:cs="Times New Roman"/>
-          <w:i/>
-          <w:iCs/>
-          <w:sz w:val="22"/>
-          <w:szCs w:val="22"/>
-        </w:rPr>
-      </w:pPr>
-      <w:r>
-        <w:rPr>
-          <w:rFonts w:ascii="Times New Roman" w:hAnsi="Times New Roman" w:cs="Times New Roman"/>
-          <w:sz w:val="21"/>
-          <w:szCs w:val="21"/>
-        </w:rPr>
-        <w:tab/>
-      </w:r>
-      <w:r>
-        <w:rPr>
-          <w:rFonts w:ascii="Times New Roman" w:hAnsi="Times New Roman" w:cs="Times New Roman"/>
-          <w:i/>
-          <w:iCs/>
-          <w:sz w:val="21"/>
-          <w:szCs w:val="21"/>
-        </w:rPr>
-        <w:t>2021</w:t>
-      </w:r>
-      <w:r>
-        <w:rPr>
-          <w:rFonts w:ascii="Times New Roman" w:hAnsi="Times New Roman" w:cs="Times New Roman"/>
-          <w:sz w:val="21"/>
-          <w:szCs w:val="21"/>
-        </w:rPr>
-        <w:tab/>
-      </w:r>
-      <w:r>
-        <w:rPr>
-          <w:rFonts w:ascii="Times New Roman" w:hAnsi="Times New Roman" w:cs="Times New Roman"/>
-          <w:b/>
-          <w:bCs/>
-          <w:sz w:val="21"/>
-          <w:szCs w:val="21"/>
-        </w:rPr>
-        <w:t>AFGSU 1/2 (emergency care)</w:t>
-      </w:r>
-      <w:r>
-        <w:rPr>
-          <w:rFonts w:ascii="Times New Roman" w:hAnsi="Times New Roman" w:cs="Times New Roman"/>
-          <w:sz w:val="21"/>
-          <w:szCs w:val="21"/>
-        </w:rPr>
-        <w:t>, French Ministry of Health</w:t>
-      </w:r>
-      <w:r>
-        <w:rPr>
-          <w:rFonts w:ascii="Times New Roman" w:hAnsi="Times New Roman" w:cs="Times New Roman"/>
-          <w:i/>
-          <w:iCs/>
-          <w:sz w:val="22"/>
-          <w:szCs w:val="22"/>
-        </w:rPr>
-        <w:tab/>
-      </w:r>
-    </w:p>
-    <w:p>
-      <w:pPr>
-        <w:tabs>
-          <w:tab w:val="right" w:pos="1701"/>
-          <w:tab w:val="left" w:pos="1843"/>
-          <w:tab w:val="right" w:pos="9923"/>
-        </w:tabs>
-        <w:spacing w:before="240" w:after="240" w:line="240" w:lineRule="auto"/>
-        <w:rPr>
-          <w:rFonts w:ascii="Times New Roman" w:hAnsi="Times New Roman" w:cs="Times New Roman"/>
-          <w:b/>
-          <w:bCs/>
-          <w:sz w:val="28"/>
-          <w:szCs w:val="28"/>
-        </w:rPr>
-      </w:pPr>
-      <w:r>
-        <w:rPr>
-          <w:rFonts w:ascii="Times New Roman" w:hAnsi="Times New Roman" w:cs="Times New Roman"/>
-          <w:sz w:val="22"/>
-          <w:szCs w:val="22"/>
-        </w:rPr>
-        <w:tab/>
-      </w:r>
-      <w:r>
-        <w:rPr>
-          <w:rFonts w:ascii="Times New Roman" w:hAnsi="Times New Roman" w:cs="Times New Roman"/>
-          <w:sz w:val="22"/>
-          <w:szCs w:val="22"/>
-        </w:rPr>
-        <w:tab/>
-      </w:r>
-      <w:r>
-        <w:rPr>
-          <w:rFonts w:ascii="Times New Roman" w:hAnsi="Times New Roman" w:cs="Times New Roman"/>
-          <w:b/>
-          <w:bCs/>
-          <w:sz w:val="28"/>
-          <w:szCs w:val="28"/>
           <w:lang w:val="en-CA"/>
         </w:rPr>
         <w:t>Professional Affiliations</w:t>
@@ -40686,8 +37882,6 @@
         <w:spacing w:after="80" w:line="240" w:lineRule="auto"/>
         <w:rPr>
           <w:rFonts w:ascii="Times New Roman" w:hAnsi="Times New Roman" w:cs="Times New Roman"/>
-          <w:b/>
-          <w:bCs/>
           <w:sz w:val="21"/>
           <w:szCs w:val="21"/>
           <w:lang w:val="en-CA"/>
@@ -40792,16 +37986,24 @@
         </w:rPr>
         <w:t xml:space="preserve"> (ONPP)</w:t>
       </w:r>
-      <w:r>
-        <w:rPr>
-          <w:rFonts w:ascii="Times New Roman" w:hAnsi="Times New Roman" w:cs="Times New Roman"/>
-          <w:b/>
-          <w:bCs/>
-          <w:sz w:val="21"/>
-          <w:szCs w:val="21"/>
-          <w:lang w:val="en-CA"/>
-        </w:rPr>
-        <w:tab/>
+    </w:p>
+    <w:p>
+      <w:pPr>
+        <w:rPr>
+          <w:rFonts w:ascii="Times New Roman" w:hAnsi="Times New Roman" w:cs="Times New Roman"/>
+          <w:sz w:val="21"/>
+          <w:szCs w:val="21"/>
+          <w:lang w:val="en-CA"/>
+        </w:rPr>
+      </w:pPr>
+      <w:r>
+        <w:rPr>
+          <w:rFonts w:ascii="Times New Roman" w:hAnsi="Times New Roman" w:cs="Times New Roman"/>
+          <w:sz w:val="21"/>
+          <w:szCs w:val="21"/>
+          <w:lang w:val="en-CA"/>
+        </w:rPr>
+        <w:br w:type="page"/>
       </w:r>
     </w:p>
     <w:p>
@@ -40828,6 +38030,7 @@
           <w:szCs w:val="28"/>
           <w:lang w:val="en-CA"/>
         </w:rPr>
+        <w:lastRenderedPageBreak/>
         <w:t>References</w:t>
       </w:r>
     </w:p>
@@ -40847,8 +38050,8 @@
           <w:szCs w:val="21"/>
         </w:rPr>
         <w:sectPr>
-          <w:footerReference w:type="even" r:id="rId139"/>
-          <w:footerReference w:type="default" r:id="rId140"/>
+          <w:footerReference w:type="even" r:id="rId129"/>
+          <w:footerReference w:type="default" r:id="rId130"/>
           <w:pgSz w:w="12240" w:h="15840"/>
           <w:pgMar w:top="1134" w:right="1134" w:bottom="1134" w:left="1134" w:header="709" w:footer="709" w:gutter="0"/>
           <w:cols w:space="708"/>
@@ -40977,7 +38180,7 @@
           <w:szCs w:val="21"/>
         </w:rPr>
       </w:pPr>
-      <w:hyperlink r:id="rId141" w:history="1">
+      <w:hyperlink r:id="rId131" w:history="1">
         <w:r>
           <w:rPr>
             <w:rStyle w:val="Hyperlink"/>
@@ -41142,7 +38345,7 @@
           <w:lang w:val="en-CA"/>
         </w:rPr>
       </w:pPr>
-      <w:hyperlink r:id="rId142" w:history="1">
+      <w:hyperlink r:id="rId132" w:history="1">
         <w:r>
           <w:rPr>
             <w:rStyle w:val="Hyperlink"/>
@@ -41279,7 +38482,7 @@
           <w:lang w:val="en-CA"/>
         </w:rPr>
       </w:pPr>
-      <w:hyperlink r:id="rId143" w:history="1">
+      <w:hyperlink r:id="rId133" w:history="1">
         <w:r>
           <w:rPr>
             <w:rStyle w:val="Hyperlink"/>
@@ -41453,7 +38656,7 @@
           <w:docGrid w:linePitch="360"/>
         </w:sectPr>
       </w:pPr>
-      <w:hyperlink r:id="rId144" w:history="1">
+      <w:hyperlink r:id="rId134" w:history="1">
         <w:r>
           <w:rPr>
             <w:rStyle w:val="Hyperlink"/>
@@ -41611,7 +38814,7 @@
             <w:rFonts w:ascii="Times New Roman" w:hAnsi="Times New Roman" w:cs="Times New Roman"/>
             <w:sz w:val="21"/>
             <w:szCs w:val="21"/>
-            <w:lang w:val="fr-CA"/>
+            <w:lang w:val="en-CA"/>
           </w:rPr>
         </w:pPr>
         <w:r>
@@ -41623,7 +38826,7 @@
             <w:color w:val="747474" w:themeColor="background2" w:themeShade="80"/>
             <w:sz w:val="21"/>
             <w:szCs w:val="21"/>
-            <w:lang w:val="fr-CA"/>
+            <w:lang w:val="en-CA"/>
           </w:rPr>
           <w:t>Cyrille E. Mvomo</w:t>
         </w:r>
@@ -41634,7 +38837,7 @@
             <w:color w:val="747474" w:themeColor="background2" w:themeShade="80"/>
             <w:sz w:val="21"/>
             <w:szCs w:val="21"/>
-            <w:lang w:val="fr-CA"/>
+            <w:lang w:val="en-CA"/>
           </w:rPr>
           <w:t xml:space="preserve"> – </w:t>
         </w:r>
@@ -41645,9 +38848,9 @@
             <w:color w:val="747474" w:themeColor="background2" w:themeShade="80"/>
             <w:sz w:val="21"/>
             <w:szCs w:val="21"/>
-            <w:lang w:val="fr-CA"/>
+            <w:lang w:val="en-CA"/>
           </w:rPr>
-          <w:t xml:space="preserve">April 2026 – </w:t>
+          <w:t>May</w:t>
         </w:r>
         <w:r>
           <w:rPr>
@@ -41656,7 +38859,18 @@
             <w:color w:val="747474" w:themeColor="background2" w:themeShade="80"/>
             <w:sz w:val="21"/>
             <w:szCs w:val="21"/>
-            <w:lang w:val="fr-CA"/>
+            <w:lang w:val="en-CA"/>
+          </w:rPr>
+          <w:t xml:space="preserve"> 2026 – </w:t>
+        </w:r>
+        <w:r>
+          <w:rPr>
+            <w:rStyle w:val="PageNumber"/>
+            <w:rFonts w:ascii="Times New Roman" w:hAnsi="Times New Roman" w:cs="Times New Roman"/>
+            <w:color w:val="747474" w:themeColor="background2" w:themeShade="80"/>
+            <w:sz w:val="21"/>
+            <w:szCs w:val="21"/>
+            <w:lang w:val="en-CA"/>
           </w:rPr>
           <w:t>curriculum</w:t>
         </w:r>
@@ -41667,7 +38881,7 @@
             <w:color w:val="747474" w:themeColor="background2" w:themeShade="80"/>
             <w:sz w:val="21"/>
             <w:szCs w:val="21"/>
-            <w:lang w:val="fr-CA"/>
+            <w:lang w:val="en-CA"/>
           </w:rPr>
           <w:t xml:space="preserve"> </w:t>
         </w:r>
@@ -41678,7 +38892,7 @@
             <w:color w:val="747474" w:themeColor="background2" w:themeShade="80"/>
             <w:sz w:val="21"/>
             <w:szCs w:val="21"/>
-            <w:lang w:val="fr-CA"/>
+            <w:lang w:val="en-CA"/>
           </w:rPr>
           <w:t xml:space="preserve">vitae, page </w:t>
         </w:r>
@@ -41699,7 +38913,7 @@
             <w:color w:val="747474" w:themeColor="background2" w:themeShade="80"/>
             <w:sz w:val="21"/>
             <w:szCs w:val="21"/>
-            <w:lang w:val="fr-CA"/>
+            <w:lang w:val="en-CA"/>
           </w:rPr>
           <w:instrText xml:space="preserve"> PAGE </w:instrText>
         </w:r>
@@ -41721,7 +38935,7 @@
             <w:color w:val="747474" w:themeColor="background2" w:themeShade="80"/>
             <w:sz w:val="21"/>
             <w:szCs w:val="21"/>
-            <w:lang w:val="fr-CA"/>
+            <w:lang w:val="en-CA"/>
           </w:rPr>
           <w:t>2</w:t>
         </w:r>
@@ -41742,7 +38956,7 @@
             <w:color w:val="747474" w:themeColor="background2" w:themeShade="80"/>
             <w:sz w:val="21"/>
             <w:szCs w:val="21"/>
-            <w:lang w:val="fr-CA"/>
+            <w:lang w:val="en-CA"/>
           </w:rPr>
           <w:t xml:space="preserve"> of</w:t>
         </w:r>
@@ -41753,7 +38967,7 @@
             <w:color w:val="747474" w:themeColor="background2" w:themeShade="80"/>
             <w:sz w:val="21"/>
             <w:szCs w:val="21"/>
-            <w:lang w:val="fr-CA"/>
+            <w:lang w:val="en-CA"/>
           </w:rPr>
           <w:t xml:space="preserve"> </w:t>
         </w:r>
@@ -41764,7 +38978,7 @@
             <w:color w:val="747474" w:themeColor="background2" w:themeShade="80"/>
             <w:sz w:val="21"/>
             <w:szCs w:val="21"/>
-            <w:lang w:val="fr-CA"/>
+            <w:lang w:val="en-CA"/>
           </w:rPr>
           <w:t>13</w:t>
         </w:r>
@@ -41775,7 +38989,7 @@
             <w:color w:val="747474" w:themeColor="background2" w:themeShade="80"/>
             <w:sz w:val="21"/>
             <w:szCs w:val="21"/>
-            <w:lang w:val="fr-CA"/>
+            <w:lang w:val="en-CA"/>
           </w:rPr>
           <w:t xml:space="preserve"> </w:t>
         </w:r>
@@ -41790,7 +39004,7 @@
         <w:rFonts w:ascii="Cambria" w:hAnsi="Cambria"/>
         <w:sz w:val="21"/>
         <w:szCs w:val="21"/>
-        <w:lang w:val="fr-CA"/>
+        <w:lang w:val="en-CA"/>
       </w:rPr>
     </w:pPr>
   </w:p>
